--- a/fuentes/CF_02_12350004.docx
+++ b/fuentes/CF_02_12350004.docx
@@ -1,9 +1,10 @@
 
 <file path=word/document.xml><?xml version="1.0" encoding="utf-8"?>
-<w:document xmlns:wpc="http://schemas.microsoft.com/office/word/2010/wordprocessingCanvas" xmlns:cx="http://schemas.microsoft.com/office/drawing/2014/chartex" xmlns:cx1="http://schemas.microsoft.com/office/drawing/2015/9/8/chartex" xmlns:cx2="http://schemas.microsoft.com/office/drawing/2015/10/21/chartex" xmlns:cx3="http://schemas.microsoft.com/office/drawing/2016/5/9/chartex" xmlns:cx4="http://schemas.microsoft.com/office/drawing/2016/5/10/chartex" xmlns:cx5="http://schemas.microsoft.com/office/drawing/2016/5/11/chartex" xmlns:cx6="http://schemas.microsoft.com/office/drawing/2016/5/12/chartex" xmlns:cx7="http://schemas.microsoft.com/office/drawing/2016/5/13/chartex" xmlns:cx8="http://schemas.microsoft.com/office/drawing/2016/5/14/chartex" xmlns:mc="http://schemas.openxmlformats.org/markup-compatibility/2006" xmlns:aink="http://schemas.microsoft.com/office/drawing/2016/ink" xmlns:am3d="http://schemas.microsoft.com/office/drawing/2017/model3d" xmlns:o="urn:schemas-microsoft-com:office:office" xmlns:r="http://schemas.openxmlformats.org/officeDocument/2006/relationships" xmlns:m="http://schemas.openxmlformats.org/officeDocument/2006/math" xmlns:v="urn:schemas-microsoft-com:vml" xmlns:wp14="http://schemas.microsoft.com/office/word/2010/wordprocessingDrawing" xmlns:wp="http://schemas.openxmlformats.org/drawingml/2006/wordprocessingDrawing" xmlns:w10="urn:schemas-microsoft-com:office:word" xmlns:w="http://schemas.openxmlformats.org/wordprocessingml/2006/main" xmlns:w14="http://schemas.microsoft.com/office/word/2010/wordml" xmlns:w15="http://schemas.microsoft.com/office/word/2012/wordml" xmlns:w16cex="http://schemas.microsoft.com/office/word/2018/wordml/cex" xmlns:w16cid="http://schemas.microsoft.com/office/word/2016/wordml/cid" xmlns:w16="http://schemas.microsoft.com/office/word/2018/wordml" xmlns:w16sdtdh="http://schemas.microsoft.com/office/word/2020/wordml/sdtdatahash" xmlns:w16se="http://schemas.microsoft.com/office/word/2015/wordml/symex" xmlns:wpg="http://schemas.microsoft.com/office/word/2010/wordprocessingGroup" xmlns:wpi="http://schemas.microsoft.com/office/word/2010/wordprocessingInk" xmlns:wne="http://schemas.microsoft.com/office/word/2006/wordml" xmlns:wps="http://schemas.microsoft.com/office/word/2010/wordprocessingShape" xmlns:a="http://schemas.openxmlformats.org/drawingml/2006/main" xmlns:pic="http://schemas.openxmlformats.org/drawingml/2006/picture" xmlns:a14="http://schemas.microsoft.com/office/drawing/2010/main" xmlns:dgm="http://schemas.openxmlformats.org/drawingml/2006/diagram" mc:Ignorable="w14 w15 w16se w16cid w16 w16cex w16sdtdh wp14">
+<w:document xmlns:wpc="http://schemas.microsoft.com/office/word/2010/wordprocessingCanvas" xmlns:cx="http://schemas.microsoft.com/office/drawing/2014/chartex" xmlns:cx1="http://schemas.microsoft.com/office/drawing/2015/9/8/chartex" xmlns:cx2="http://schemas.microsoft.com/office/drawing/2015/10/21/chartex" xmlns:cx3="http://schemas.microsoft.com/office/drawing/2016/5/9/chartex" xmlns:cx4="http://schemas.microsoft.com/office/drawing/2016/5/10/chartex" xmlns:cx5="http://schemas.microsoft.com/office/drawing/2016/5/11/chartex" xmlns:cx6="http://schemas.microsoft.com/office/drawing/2016/5/12/chartex" xmlns:cx7="http://schemas.microsoft.com/office/drawing/2016/5/13/chartex" xmlns:cx8="http://schemas.microsoft.com/office/drawing/2016/5/14/chartex" xmlns:mc="http://schemas.openxmlformats.org/markup-compatibility/2006" xmlns:aink="http://schemas.microsoft.com/office/drawing/2016/ink" xmlns:am3d="http://schemas.microsoft.com/office/drawing/2017/model3d" xmlns:o="urn:schemas-microsoft-com:office:office" xmlns:oel="http://schemas.microsoft.com/office/2019/extlst" xmlns:r="http://schemas.openxmlformats.org/officeDocument/2006/relationships" xmlns:m="http://schemas.openxmlformats.org/officeDocument/2006/math" xmlns:v="urn:schemas-microsoft-com:vml" xmlns:wp14="http://schemas.microsoft.com/office/word/2010/wordprocessingDrawing" xmlns:wp="http://schemas.openxmlformats.org/drawingml/2006/wordprocessingDrawing" xmlns:w10="urn:schemas-microsoft-com:office:word" xmlns:w="http://schemas.openxmlformats.org/wordprocessingml/2006/main" xmlns:w14="http://schemas.microsoft.com/office/word/2010/wordml" xmlns:w15="http://schemas.microsoft.com/office/word/2012/wordml" xmlns:w16cex="http://schemas.microsoft.com/office/word/2018/wordml/cex" xmlns:w16cid="http://schemas.microsoft.com/office/word/2016/wordml/cid" xmlns:w16="http://schemas.microsoft.com/office/word/2018/wordml" xmlns:w16du="http://schemas.microsoft.com/office/word/2023/wordml/word16du" xmlns:w16sdtdh="http://schemas.microsoft.com/office/word/2020/wordml/sdtdatahash" xmlns:w16sdtfl="http://schemas.microsoft.com/office/word/2024/wordml/sdtformatlock" xmlns:w16se="http://schemas.microsoft.com/office/word/2015/wordml/symex" xmlns:wpg="http://schemas.microsoft.com/office/word/2010/wordprocessingGroup" xmlns:wpi="http://schemas.microsoft.com/office/word/2010/wordprocessingInk" xmlns:wne="http://schemas.microsoft.com/office/word/2006/wordml" xmlns:wps="http://schemas.microsoft.com/office/word/2010/wordprocessingShape" mc:Ignorable="w14 w15 w16se w16cid w16 w16cex w16sdtdh w16sdtfl w16du wp14">
   <w:body>
     <w:p>
       <w:pPr>
+        <w:ind w:left="720" w:hanging="720"/>
         <w:jc w:val="center"/>
         <w:rPr>
           <w:b/>
@@ -51,12 +52,12 @@
         <w:tblW w:w="9962" w:type="dxa"/>
         <w:tblInd w:w="0" w:type="dxa"/>
         <w:tblBorders>
-          <w:top w:val="single" w:color="000000" w:sz="4" w:space="0"/>
-          <w:left w:val="single" w:color="000000" w:sz="4" w:space="0"/>
-          <w:bottom w:val="single" w:color="000000" w:sz="4" w:space="0"/>
-          <w:right w:val="single" w:color="000000" w:sz="4" w:space="0"/>
-          <w:insideH w:val="single" w:color="000000" w:sz="4" w:space="0"/>
-          <w:insideV w:val="single" w:color="000000" w:sz="4" w:space="0"/>
+          <w:top w:val="single" w:sz="4" w:space="0" w:color="000000"/>
+          <w:left w:val="single" w:sz="4" w:space="0" w:color="000000"/>
+          <w:bottom w:val="single" w:sz="4" w:space="0" w:color="000000"/>
+          <w:right w:val="single" w:sz="4" w:space="0" w:color="000000"/>
+          <w:insideH w:val="single" w:sz="4" w:space="0" w:color="000000"/>
+          <w:insideV w:val="single" w:sz="4" w:space="0" w:color="000000"/>
         </w:tblBorders>
         <w:tblLayout w:type="fixed"/>
         <w:tblLook w:val="0400" w:firstRow="0" w:lastRow="0" w:firstColumn="0" w:lastColumn="0" w:noHBand="0" w:noVBand="1"/>
@@ -162,12 +163,12 @@
         <w:tblW w:w="9962" w:type="dxa"/>
         <w:tblInd w:w="0" w:type="dxa"/>
         <w:tblBorders>
-          <w:top w:val="single" w:color="000000" w:sz="4" w:space="0"/>
-          <w:left w:val="single" w:color="000000" w:sz="4" w:space="0"/>
-          <w:bottom w:val="single" w:color="000000" w:sz="4" w:space="0"/>
-          <w:right w:val="single" w:color="000000" w:sz="4" w:space="0"/>
-          <w:insideH w:val="single" w:color="000000" w:sz="4" w:space="0"/>
-          <w:insideV w:val="single" w:color="000000" w:sz="4" w:space="0"/>
+          <w:top w:val="single" w:sz="4" w:space="0" w:color="000000"/>
+          <w:left w:val="single" w:sz="4" w:space="0" w:color="000000"/>
+          <w:bottom w:val="single" w:sz="4" w:space="0" w:color="000000"/>
+          <w:right w:val="single" w:sz="4" w:space="0" w:color="000000"/>
+          <w:insideH w:val="single" w:sz="4" w:space="0" w:color="000000"/>
+          <w:insideV w:val="single" w:sz="4" w:space="0" w:color="000000"/>
         </w:tblBorders>
         <w:tblLayout w:type="fixed"/>
         <w:tblLook w:val="0400" w:firstRow="0" w:lastRow="0" w:firstColumn="0" w:lastColumn="0" w:noHBand="0" w:noVBand="1"/>
@@ -302,18 +303,7 @@
                 <w:highlight w:val="magenta"/>
                 <w:lang w:val="es-ES_tradnl"/>
               </w:rPr>
-              <w:t>Valorar indicadores financieros según tipo, metodología y contexto organizacional</w:t>
-            </w:r>
-            <w:r>
-              <w:rPr>
-                <w:b w:val="0"/>
-                <w:bCs/>
-                <w:sz w:val="22"/>
-                <w:szCs w:val="22"/>
-                <w:highlight w:val="magenta"/>
-                <w:lang w:val="es-ES_tradnl"/>
-              </w:rPr>
-              <w:t>.</w:t>
+              <w:t>Valorar indicadores financieros según tipo, metodología y contexto organizacional.</w:t>
             </w:r>
             <w:commentRangeEnd w:id="0"/>
             <w:r>
@@ -340,12 +330,12 @@
         <w:tblW w:w="9962" w:type="dxa"/>
         <w:tblInd w:w="0" w:type="dxa"/>
         <w:tblBorders>
-          <w:top w:val="single" w:color="000000" w:sz="4" w:space="0"/>
-          <w:left w:val="single" w:color="000000" w:sz="4" w:space="0"/>
-          <w:bottom w:val="single" w:color="000000" w:sz="4" w:space="0"/>
-          <w:right w:val="single" w:color="000000" w:sz="4" w:space="0"/>
-          <w:insideH w:val="single" w:color="000000" w:sz="4" w:space="0"/>
-          <w:insideV w:val="single" w:color="000000" w:sz="4" w:space="0"/>
+          <w:top w:val="single" w:sz="4" w:space="0" w:color="000000"/>
+          <w:left w:val="single" w:sz="4" w:space="0" w:color="000000"/>
+          <w:bottom w:val="single" w:sz="4" w:space="0" w:color="000000"/>
+          <w:right w:val="single" w:sz="4" w:space="0" w:color="000000"/>
+          <w:insideH w:val="single" w:sz="4" w:space="0" w:color="000000"/>
+          <w:insideV w:val="single" w:sz="4" w:space="0" w:color="000000"/>
         </w:tblBorders>
         <w:tblLayout w:type="fixed"/>
         <w:tblLook w:val="0400" w:firstRow="0" w:lastRow="0" w:firstColumn="0" w:lastColumn="0" w:noHBand="0" w:noVBand="1"/>
@@ -711,12 +701,12 @@
         <w:tblW w:w="9962" w:type="dxa"/>
         <w:tblInd w:w="0" w:type="dxa"/>
         <w:tblBorders>
-          <w:top w:val="single" w:color="000000" w:sz="4" w:space="0"/>
-          <w:left w:val="single" w:color="000000" w:sz="4" w:space="0"/>
-          <w:bottom w:val="single" w:color="000000" w:sz="4" w:space="0"/>
-          <w:right w:val="single" w:color="000000" w:sz="4" w:space="0"/>
-          <w:insideH w:val="single" w:color="000000" w:sz="4" w:space="0"/>
-          <w:insideV w:val="single" w:color="000000" w:sz="4" w:space="0"/>
+          <w:top w:val="single" w:sz="4" w:space="0" w:color="000000"/>
+          <w:left w:val="single" w:sz="4" w:space="0" w:color="000000"/>
+          <w:bottom w:val="single" w:sz="4" w:space="0" w:color="000000"/>
+          <w:right w:val="single" w:sz="4" w:space="0" w:color="000000"/>
+          <w:insideH w:val="single" w:sz="4" w:space="0" w:color="000000"/>
+          <w:insideV w:val="single" w:sz="4" w:space="0" w:color="000000"/>
         </w:tblBorders>
         <w:tblLayout w:type="fixed"/>
         <w:tblLook w:val="0400" w:firstRow="0" w:lastRow="0" w:firstColumn="0" w:lastColumn="0" w:noHBand="0" w:noVBand="1"/>
@@ -979,6 +969,7 @@
           <w:color w:val="000000"/>
           <w:lang w:val="es-ES_tradnl"/>
         </w:rPr>
+        <w:lastRenderedPageBreak/>
         <w:t xml:space="preserve">TABLA DE </w:t>
       </w:r>
       <w:commentRangeStart w:id="1"/>
@@ -1029,7 +1020,7 @@
     <w:sdt>
       <w:sdtPr>
         <w:rPr>
-          <w:rFonts w:ascii="Arial" w:hAnsi="Arial" w:eastAsia="Arial" w:cs="Arial"/>
+          <w:rFonts w:ascii="Arial" w:eastAsia="Arial" w:hAnsi="Arial" w:cs="Arial"/>
           <w:color w:val="auto"/>
           <w:sz w:val="22"/>
           <w:szCs w:val="22"/>
@@ -1043,13 +1034,10 @@
       </w:sdtPr>
       <w:sdtEndPr>
         <w:rPr>
-          <w:rFonts w:ascii="Arial" w:hAnsi="Arial" w:eastAsia="Arial" w:cs="Arial"/>
-          <w:b w:val="1"/>
-          <w:bCs w:val="1"/>
-          <w:color w:val="auto"/>
+          <w:b/>
+          <w:bCs/>
           <w:sz w:val="20"/>
           <w:szCs w:val="20"/>
-          <w:lang w:val="es-ES"/>
         </w:rPr>
       </w:sdtEndPr>
       <w:sdtContent>
@@ -1074,7 +1062,7 @@
               <w:tab w:val="right" w:leader="dot" w:pos="9962"/>
             </w:tabs>
             <w:rPr>
-              <w:rFonts w:asciiTheme="minorHAnsi" w:hAnsiTheme="minorHAnsi" w:eastAsiaTheme="minorEastAsia" w:cstheme="minorBidi"/>
+              <w:rFonts w:asciiTheme="minorHAnsi" w:eastAsiaTheme="minorEastAsia" w:hAnsiTheme="minorHAnsi" w:cstheme="minorBidi"/>
               <w:noProof/>
             </w:rPr>
           </w:pPr>
@@ -1108,7 +1096,7 @@
             </w:rPr>
             <w:fldChar w:fldCharType="separate"/>
           </w:r>
-          <w:hyperlink w:history="1" w:anchor="_Toc200804354">
+          <w:hyperlink w:anchor="_Toc200804354" w:history="1">
             <w:r>
               <w:rPr>
                 <w:rStyle w:val="Hipervnculo"/>
@@ -1175,11 +1163,11 @@
               <w:tab w:val="right" w:leader="dot" w:pos="9962"/>
             </w:tabs>
             <w:rPr>
-              <w:rFonts w:asciiTheme="minorHAnsi" w:hAnsiTheme="minorHAnsi" w:eastAsiaTheme="minorEastAsia" w:cstheme="minorBidi"/>
+              <w:rFonts w:asciiTheme="minorHAnsi" w:eastAsiaTheme="minorEastAsia" w:hAnsiTheme="minorHAnsi" w:cstheme="minorBidi"/>
               <w:noProof/>
             </w:rPr>
           </w:pPr>
-          <w:hyperlink w:history="1" w:anchor="_Toc200804355">
+          <w:hyperlink w:anchor="_Toc200804355" w:history="1">
             <w:r>
               <w:rPr>
                 <w:rStyle w:val="Hipervnculo"/>
@@ -1241,368 +1229,16 @@
         </w:p>
         <w:p>
           <w:pPr>
-            <w:pStyle w:val="TDC3"/>
-            <w:tabs>
-              <w:tab w:val="left" w:pos="880"/>
-              <w:tab w:val="right" w:leader="dot" w:pos="9962"/>
-            </w:tabs>
-            <w:rPr>
-              <w:rFonts w:asciiTheme="minorHAnsi" w:hAnsiTheme="minorHAnsi" w:eastAsiaTheme="minorEastAsia" w:cstheme="minorBidi"/>
-              <w:noProof/>
-            </w:rPr>
-          </w:pPr>
-          <w:hyperlink w:history="1" w:anchor="_Toc200804356">
-            <w:r>
-              <w:rPr>
-                <w:rStyle w:val="Hipervnculo"/>
-                <w:rFonts w:ascii="Symbol" w:hAnsi="Symbol"/>
-                <w:noProof/>
-                <w:lang w:val="es-ES_tradnl"/>
-              </w:rPr>
-              <w:t></w:t>
-            </w:r>
-            <w:r>
-              <w:rPr>
-                <w:rFonts w:asciiTheme="minorHAnsi" w:hAnsiTheme="minorHAnsi" w:eastAsiaTheme="minorEastAsia" w:cstheme="minorBidi"/>
-                <w:noProof/>
-              </w:rPr>
-              <w:tab/>
-            </w:r>
-            <w:r>
-              <w:rPr>
-                <w:rStyle w:val="Hipervnculo"/>
-                <w:b/>
-                <w:noProof/>
-                <w:lang w:val="es-ES_tradnl"/>
-              </w:rPr>
-              <w:t>Prueba ácida</w:t>
-            </w:r>
-            <w:r>
-              <w:rPr>
-                <w:noProof/>
-                <w:webHidden/>
-              </w:rPr>
-              <w:tab/>
-            </w:r>
-            <w:r>
-              <w:rPr>
-                <w:noProof/>
-                <w:webHidden/>
-              </w:rPr>
-              <w:fldChar w:fldCharType="begin"/>
-            </w:r>
-            <w:r>
-              <w:rPr>
-                <w:noProof/>
-                <w:webHidden/>
-              </w:rPr>
-              <w:instrText xml:space="preserve"> PAGEREF _Toc200804356 \h </w:instrText>
-            </w:r>
-            <w:r>
-              <w:rPr>
-                <w:noProof/>
-                <w:webHidden/>
-              </w:rPr>
-            </w:r>
-            <w:r>
-              <w:rPr>
-                <w:noProof/>
-                <w:webHidden/>
-              </w:rPr>
-              <w:fldChar w:fldCharType="separate"/>
-            </w:r>
-            <w:r>
-              <w:rPr>
-                <w:noProof/>
-                <w:webHidden/>
-              </w:rPr>
-              <w:t>8</w:t>
-            </w:r>
-            <w:r>
-              <w:rPr>
-                <w:noProof/>
-                <w:webHidden/>
-              </w:rPr>
-              <w:fldChar w:fldCharType="end"/>
-            </w:r>
-          </w:hyperlink>
-        </w:p>
-        <w:p>
-          <w:pPr>
-            <w:pStyle w:val="TDC3"/>
-            <w:tabs>
-              <w:tab w:val="left" w:pos="880"/>
-              <w:tab w:val="right" w:leader="dot" w:pos="9962"/>
-            </w:tabs>
-            <w:rPr>
-              <w:rFonts w:asciiTheme="minorHAnsi" w:hAnsiTheme="minorHAnsi" w:eastAsiaTheme="minorEastAsia" w:cstheme="minorBidi"/>
-              <w:noProof/>
-            </w:rPr>
-          </w:pPr>
-          <w:hyperlink w:history="1" w:anchor="_Toc200804357">
-            <w:r>
-              <w:rPr>
-                <w:rStyle w:val="Hipervnculo"/>
-                <w:rFonts w:ascii="Symbol" w:hAnsi="Symbol"/>
-                <w:noProof/>
-                <w:lang w:val="es-ES_tradnl"/>
-              </w:rPr>
-              <w:t></w:t>
-            </w:r>
-            <w:r>
-              <w:rPr>
-                <w:rFonts w:asciiTheme="minorHAnsi" w:hAnsiTheme="minorHAnsi" w:eastAsiaTheme="minorEastAsia" w:cstheme="minorBidi"/>
-                <w:noProof/>
-              </w:rPr>
-              <w:tab/>
-            </w:r>
-            <w:r>
-              <w:rPr>
-                <w:rStyle w:val="Hipervnculo"/>
-                <w:b/>
-                <w:noProof/>
-                <w:lang w:val="es-ES_tradnl"/>
-              </w:rPr>
-              <w:t>Capital de trabajo</w:t>
-            </w:r>
-            <w:r>
-              <w:rPr>
-                <w:noProof/>
-                <w:webHidden/>
-              </w:rPr>
-              <w:tab/>
-            </w:r>
-            <w:r>
-              <w:rPr>
-                <w:noProof/>
-                <w:webHidden/>
-              </w:rPr>
-              <w:fldChar w:fldCharType="begin"/>
-            </w:r>
-            <w:r>
-              <w:rPr>
-                <w:noProof/>
-                <w:webHidden/>
-              </w:rPr>
-              <w:instrText xml:space="preserve"> PAGEREF _Toc200804357 \h </w:instrText>
-            </w:r>
-            <w:r>
-              <w:rPr>
-                <w:noProof/>
-                <w:webHidden/>
-              </w:rPr>
-            </w:r>
-            <w:r>
-              <w:rPr>
-                <w:noProof/>
-                <w:webHidden/>
-              </w:rPr>
-              <w:fldChar w:fldCharType="separate"/>
-            </w:r>
-            <w:r>
-              <w:rPr>
-                <w:noProof/>
-                <w:webHidden/>
-              </w:rPr>
-              <w:t>9</w:t>
-            </w:r>
-            <w:r>
-              <w:rPr>
-                <w:noProof/>
-                <w:webHidden/>
-              </w:rPr>
-              <w:fldChar w:fldCharType="end"/>
-            </w:r>
-          </w:hyperlink>
-        </w:p>
-        <w:p>
-          <w:pPr>
-            <w:pStyle w:val="TDC3"/>
-            <w:tabs>
-              <w:tab w:val="left" w:pos="880"/>
-              <w:tab w:val="right" w:leader="dot" w:pos="9962"/>
-            </w:tabs>
-            <w:rPr>
-              <w:rFonts w:asciiTheme="minorHAnsi" w:hAnsiTheme="minorHAnsi" w:eastAsiaTheme="minorEastAsia" w:cstheme="minorBidi"/>
-              <w:noProof/>
-            </w:rPr>
-          </w:pPr>
-          <w:hyperlink w:history="1" w:anchor="_Toc200804358">
-            <w:r>
-              <w:rPr>
-                <w:rStyle w:val="Hipervnculo"/>
-                <w:rFonts w:ascii="Symbol" w:hAnsi="Symbol"/>
-                <w:noProof/>
-                <w:lang w:val="es-ES_tradnl"/>
-              </w:rPr>
-              <w:t></w:t>
-            </w:r>
-            <w:r>
-              <w:rPr>
-                <w:rFonts w:asciiTheme="minorHAnsi" w:hAnsiTheme="minorHAnsi" w:eastAsiaTheme="minorEastAsia" w:cstheme="minorBidi"/>
-                <w:noProof/>
-              </w:rPr>
-              <w:tab/>
-            </w:r>
-            <w:r>
-              <w:rPr>
-                <w:rStyle w:val="Hipervnculo"/>
-                <w:b/>
-                <w:noProof/>
-                <w:lang w:val="es-ES_tradnl"/>
-              </w:rPr>
-              <w:t>Ciclo de Conversión de Efectivo (CCE)</w:t>
-            </w:r>
-            <w:r>
-              <w:rPr>
-                <w:noProof/>
-                <w:webHidden/>
-              </w:rPr>
-              <w:tab/>
-            </w:r>
-            <w:r>
-              <w:rPr>
-                <w:noProof/>
-                <w:webHidden/>
-              </w:rPr>
-              <w:fldChar w:fldCharType="begin"/>
-            </w:r>
-            <w:r>
-              <w:rPr>
-                <w:noProof/>
-                <w:webHidden/>
-              </w:rPr>
-              <w:instrText xml:space="preserve"> PAGEREF _Toc200804358 \h </w:instrText>
-            </w:r>
-            <w:r>
-              <w:rPr>
-                <w:noProof/>
-                <w:webHidden/>
-              </w:rPr>
-            </w:r>
-            <w:r>
-              <w:rPr>
-                <w:noProof/>
-                <w:webHidden/>
-              </w:rPr>
-              <w:fldChar w:fldCharType="separate"/>
-            </w:r>
-            <w:r>
-              <w:rPr>
-                <w:noProof/>
-                <w:webHidden/>
-              </w:rPr>
-              <w:t>11</w:t>
-            </w:r>
-            <w:r>
-              <w:rPr>
-                <w:noProof/>
-                <w:webHidden/>
-              </w:rPr>
-              <w:fldChar w:fldCharType="end"/>
-            </w:r>
-          </w:hyperlink>
-        </w:p>
-        <w:p>
-          <w:pPr>
-            <w:pStyle w:val="TDC3"/>
-            <w:tabs>
-              <w:tab w:val="left" w:pos="880"/>
-              <w:tab w:val="right" w:leader="dot" w:pos="9962"/>
-            </w:tabs>
-            <w:rPr>
-              <w:rFonts w:asciiTheme="minorHAnsi" w:hAnsiTheme="minorHAnsi" w:eastAsiaTheme="minorEastAsia" w:cstheme="minorBidi"/>
-              <w:noProof/>
-            </w:rPr>
-          </w:pPr>
-          <w:hyperlink w:history="1" w:anchor="_Toc200804359">
-            <w:r>
-              <w:rPr>
-                <w:rStyle w:val="Hipervnculo"/>
-                <w:rFonts w:ascii="Symbol" w:hAnsi="Symbol"/>
-                <w:noProof/>
-                <w:lang w:val="es-ES_tradnl"/>
-              </w:rPr>
-              <w:t></w:t>
-            </w:r>
-            <w:r>
-              <w:rPr>
-                <w:rFonts w:asciiTheme="minorHAnsi" w:hAnsiTheme="minorHAnsi" w:eastAsiaTheme="minorEastAsia" w:cstheme="minorBidi"/>
-                <w:noProof/>
-              </w:rPr>
-              <w:tab/>
-            </w:r>
-            <w:r>
-              <w:rPr>
-                <w:rStyle w:val="Hipervnculo"/>
-                <w:b/>
-                <w:noProof/>
-                <w:lang w:val="es-ES_tradnl"/>
-              </w:rPr>
-              <w:t>Análisis de la liquidez</w:t>
-            </w:r>
-            <w:r>
-              <w:rPr>
-                <w:noProof/>
-                <w:webHidden/>
-              </w:rPr>
-              <w:tab/>
-            </w:r>
-            <w:r>
-              <w:rPr>
-                <w:noProof/>
-                <w:webHidden/>
-              </w:rPr>
-              <w:fldChar w:fldCharType="begin"/>
-            </w:r>
-            <w:r>
-              <w:rPr>
-                <w:noProof/>
-                <w:webHidden/>
-              </w:rPr>
-              <w:instrText xml:space="preserve"> PAGEREF _Toc200804359 \h </w:instrText>
-            </w:r>
-            <w:r>
-              <w:rPr>
-                <w:noProof/>
-                <w:webHidden/>
-              </w:rPr>
-            </w:r>
-            <w:r>
-              <w:rPr>
-                <w:noProof/>
-                <w:webHidden/>
-              </w:rPr>
-              <w:fldChar w:fldCharType="separate"/>
-            </w:r>
-            <w:r>
-              <w:rPr>
-                <w:noProof/>
-                <w:webHidden/>
-              </w:rPr>
-              <w:t>12</w:t>
-            </w:r>
-            <w:r>
-              <w:rPr>
-                <w:noProof/>
-                <w:webHidden/>
-              </w:rPr>
-              <w:fldChar w:fldCharType="end"/>
-            </w:r>
-          </w:hyperlink>
-        </w:p>
-        <w:p>
-          <w:pPr>
             <w:pStyle w:val="TDC2"/>
             <w:tabs>
               <w:tab w:val="right" w:leader="dot" w:pos="9962"/>
             </w:tabs>
             <w:rPr>
-              <w:rFonts w:asciiTheme="minorHAnsi" w:hAnsiTheme="minorHAnsi" w:eastAsiaTheme="minorEastAsia" w:cstheme="minorBidi"/>
+              <w:rFonts w:asciiTheme="minorHAnsi" w:eastAsiaTheme="minorEastAsia" w:hAnsiTheme="minorHAnsi" w:cstheme="minorBidi"/>
               <w:noProof/>
             </w:rPr>
           </w:pPr>
-          <w:hyperlink w:history="1" w:anchor="_Toc200804360">
+          <w:hyperlink w:anchor="_Toc200804360" w:history="1">
             <w:r>
               <w:rPr>
                 <w:rStyle w:val="Hipervnculo"/>
@@ -1664,104 +1300,16 @@
         </w:p>
         <w:p>
           <w:pPr>
-            <w:pStyle w:val="TDC3"/>
-            <w:tabs>
-              <w:tab w:val="left" w:pos="880"/>
-              <w:tab w:val="right" w:leader="dot" w:pos="9962"/>
-            </w:tabs>
-            <w:rPr>
-              <w:rFonts w:asciiTheme="minorHAnsi" w:hAnsiTheme="minorHAnsi" w:eastAsiaTheme="minorEastAsia" w:cstheme="minorBidi"/>
-              <w:noProof/>
-            </w:rPr>
-          </w:pPr>
-          <w:hyperlink w:history="1" w:anchor="_Toc200804361">
-            <w:r>
-              <w:rPr>
-                <w:rStyle w:val="Hipervnculo"/>
-                <w:rFonts w:ascii="Symbol" w:hAnsi="Symbol"/>
-                <w:noProof/>
-                <w:lang w:val="es-ES_tradnl"/>
-              </w:rPr>
-              <w:t></w:t>
-            </w:r>
-            <w:r>
-              <w:rPr>
-                <w:rFonts w:asciiTheme="minorHAnsi" w:hAnsiTheme="minorHAnsi" w:eastAsiaTheme="minorEastAsia" w:cstheme="minorBidi"/>
-                <w:noProof/>
-              </w:rPr>
-              <w:tab/>
-            </w:r>
-            <w:r>
-              <w:rPr>
-                <w:rStyle w:val="Hipervnculo"/>
-                <w:b/>
-                <w:noProof/>
-                <w:lang w:val="es-ES_tradnl"/>
-              </w:rPr>
-              <w:t>Reflexión final sobre los indicadores de endeudamiento</w:t>
-            </w:r>
-            <w:r>
-              <w:rPr>
-                <w:noProof/>
-                <w:webHidden/>
-              </w:rPr>
-              <w:tab/>
-            </w:r>
-            <w:r>
-              <w:rPr>
-                <w:noProof/>
-                <w:webHidden/>
-              </w:rPr>
-              <w:fldChar w:fldCharType="begin"/>
-            </w:r>
-            <w:r>
-              <w:rPr>
-                <w:noProof/>
-                <w:webHidden/>
-              </w:rPr>
-              <w:instrText xml:space="preserve"> PAGEREF _Toc200804361 \h </w:instrText>
-            </w:r>
-            <w:r>
-              <w:rPr>
-                <w:noProof/>
-                <w:webHidden/>
-              </w:rPr>
-            </w:r>
-            <w:r>
-              <w:rPr>
-                <w:noProof/>
-                <w:webHidden/>
-              </w:rPr>
-              <w:fldChar w:fldCharType="separate"/>
-            </w:r>
-            <w:r>
-              <w:rPr>
-                <w:noProof/>
-                <w:webHidden/>
-              </w:rPr>
-              <w:t>16</w:t>
-            </w:r>
-            <w:r>
-              <w:rPr>
-                <w:noProof/>
-                <w:webHidden/>
-              </w:rPr>
-              <w:fldChar w:fldCharType="end"/>
-            </w:r>
-          </w:hyperlink>
-        </w:p>
-        <w:p>
-          <w:pPr>
             <w:pStyle w:val="TDC2"/>
             <w:tabs>
               <w:tab w:val="right" w:leader="dot" w:pos="9962"/>
             </w:tabs>
             <w:rPr>
-              <w:rFonts w:asciiTheme="minorHAnsi" w:hAnsiTheme="minorHAnsi" w:eastAsiaTheme="minorEastAsia" w:cstheme="minorBidi"/>
+              <w:rFonts w:asciiTheme="minorHAnsi" w:eastAsiaTheme="minorEastAsia" w:hAnsiTheme="minorHAnsi" w:cstheme="minorBidi"/>
               <w:noProof/>
             </w:rPr>
           </w:pPr>
-          <w:hyperlink w:history="1" w:anchor="_Toc200804362">
+          <w:hyperlink w:anchor="_Toc200804362" w:history="1">
             <w:r>
               <w:rPr>
                 <w:rStyle w:val="Hipervnculo"/>
@@ -1823,192 +1371,16 @@
         </w:p>
         <w:p>
           <w:pPr>
-            <w:pStyle w:val="TDC3"/>
-            <w:tabs>
-              <w:tab w:val="left" w:pos="880"/>
-              <w:tab w:val="right" w:leader="dot" w:pos="9962"/>
-            </w:tabs>
-            <w:rPr>
-              <w:rFonts w:asciiTheme="minorHAnsi" w:hAnsiTheme="minorHAnsi" w:eastAsiaTheme="minorEastAsia" w:cstheme="minorBidi"/>
-              <w:noProof/>
-            </w:rPr>
-          </w:pPr>
-          <w:hyperlink w:history="1" w:anchor="_Toc200804363">
-            <w:r>
-              <w:rPr>
-                <w:rStyle w:val="Hipervnculo"/>
-                <w:rFonts w:ascii="Symbol" w:hAnsi="Symbol"/>
-                <w:noProof/>
-                <w:lang w:val="es-ES_tradnl"/>
-              </w:rPr>
-              <w:t></w:t>
-            </w:r>
-            <w:r>
-              <w:rPr>
-                <w:rFonts w:asciiTheme="minorHAnsi" w:hAnsiTheme="minorHAnsi" w:eastAsiaTheme="minorEastAsia" w:cstheme="minorBidi"/>
-                <w:noProof/>
-              </w:rPr>
-              <w:tab/>
-            </w:r>
-            <w:r>
-              <w:rPr>
-                <w:rStyle w:val="Hipervnculo"/>
-                <w:b/>
-                <w:noProof/>
-                <w:lang w:val="es-ES_tradnl"/>
-              </w:rPr>
-              <w:t>Evaluación de la eficiencia operativa</w:t>
-            </w:r>
-            <w:r>
-              <w:rPr>
-                <w:noProof/>
-                <w:webHidden/>
-              </w:rPr>
-              <w:tab/>
-            </w:r>
-            <w:r>
-              <w:rPr>
-                <w:noProof/>
-                <w:webHidden/>
-              </w:rPr>
-              <w:fldChar w:fldCharType="begin"/>
-            </w:r>
-            <w:r>
-              <w:rPr>
-                <w:noProof/>
-                <w:webHidden/>
-              </w:rPr>
-              <w:instrText xml:space="preserve"> PAGEREF _Toc200804363 \h </w:instrText>
-            </w:r>
-            <w:r>
-              <w:rPr>
-                <w:noProof/>
-                <w:webHidden/>
-              </w:rPr>
-            </w:r>
-            <w:r>
-              <w:rPr>
-                <w:noProof/>
-                <w:webHidden/>
-              </w:rPr>
-              <w:fldChar w:fldCharType="separate"/>
-            </w:r>
-            <w:r>
-              <w:rPr>
-                <w:noProof/>
-                <w:webHidden/>
-              </w:rPr>
-              <w:t>19</w:t>
-            </w:r>
-            <w:r>
-              <w:rPr>
-                <w:noProof/>
-                <w:webHidden/>
-              </w:rPr>
-              <w:fldChar w:fldCharType="end"/>
-            </w:r>
-          </w:hyperlink>
-        </w:p>
-        <w:p>
-          <w:pPr>
-            <w:pStyle w:val="TDC3"/>
-            <w:tabs>
-              <w:tab w:val="left" w:pos="880"/>
-              <w:tab w:val="right" w:leader="dot" w:pos="9962"/>
-            </w:tabs>
-            <w:rPr>
-              <w:rFonts w:asciiTheme="minorHAnsi" w:hAnsiTheme="minorHAnsi" w:eastAsiaTheme="minorEastAsia" w:cstheme="minorBidi"/>
-              <w:noProof/>
-            </w:rPr>
-          </w:pPr>
-          <w:hyperlink w:history="1" w:anchor="_Toc200804364">
-            <w:r>
-              <w:rPr>
-                <w:rStyle w:val="Hipervnculo"/>
-                <w:rFonts w:ascii="Symbol" w:hAnsi="Symbol"/>
-                <w:noProof/>
-                <w:lang w:val="es-ES_tradnl"/>
-              </w:rPr>
-              <w:t></w:t>
-            </w:r>
-            <w:r>
-              <w:rPr>
-                <w:rFonts w:asciiTheme="minorHAnsi" w:hAnsiTheme="minorHAnsi" w:eastAsiaTheme="minorEastAsia" w:cstheme="minorBidi"/>
-                <w:noProof/>
-              </w:rPr>
-              <w:tab/>
-            </w:r>
-            <w:r>
-              <w:rPr>
-                <w:rStyle w:val="Hipervnculo"/>
-                <w:b/>
-                <w:noProof/>
-                <w:lang w:val="es-ES_tradnl"/>
-              </w:rPr>
-              <w:t>Reflexiones de los indicadores de actividad</w:t>
-            </w:r>
-            <w:r>
-              <w:rPr>
-                <w:noProof/>
-                <w:webHidden/>
-              </w:rPr>
-              <w:tab/>
-            </w:r>
-            <w:r>
-              <w:rPr>
-                <w:noProof/>
-                <w:webHidden/>
-              </w:rPr>
-              <w:fldChar w:fldCharType="begin"/>
-            </w:r>
-            <w:r>
-              <w:rPr>
-                <w:noProof/>
-                <w:webHidden/>
-              </w:rPr>
-              <w:instrText xml:space="preserve"> PAGEREF _Toc200804364 \h </w:instrText>
-            </w:r>
-            <w:r>
-              <w:rPr>
-                <w:noProof/>
-                <w:webHidden/>
-              </w:rPr>
-            </w:r>
-            <w:r>
-              <w:rPr>
-                <w:noProof/>
-                <w:webHidden/>
-              </w:rPr>
-              <w:fldChar w:fldCharType="separate"/>
-            </w:r>
-            <w:r>
-              <w:rPr>
-                <w:noProof/>
-                <w:webHidden/>
-              </w:rPr>
-              <w:t>21</w:t>
-            </w:r>
-            <w:r>
-              <w:rPr>
-                <w:noProof/>
-                <w:webHidden/>
-              </w:rPr>
-              <w:fldChar w:fldCharType="end"/>
-            </w:r>
-          </w:hyperlink>
-        </w:p>
-        <w:p>
-          <w:pPr>
             <w:pStyle w:val="TDC2"/>
             <w:tabs>
               <w:tab w:val="right" w:leader="dot" w:pos="9962"/>
             </w:tabs>
             <w:rPr>
-              <w:rFonts w:asciiTheme="minorHAnsi" w:hAnsiTheme="minorHAnsi" w:eastAsiaTheme="minorEastAsia" w:cstheme="minorBidi"/>
+              <w:rFonts w:asciiTheme="minorHAnsi" w:eastAsiaTheme="minorEastAsia" w:hAnsiTheme="minorHAnsi" w:cstheme="minorBidi"/>
               <w:noProof/>
             </w:rPr>
           </w:pPr>
-          <w:hyperlink w:history="1" w:anchor="_Toc200804365">
+          <w:hyperlink w:anchor="_Toc200804365" w:history="1">
             <w:r>
               <w:rPr>
                 <w:rStyle w:val="Hipervnculo"/>
@@ -2071,104 +1443,16 @@
         </w:p>
         <w:p>
           <w:pPr>
-            <w:pStyle w:val="TDC3"/>
-            <w:tabs>
-              <w:tab w:val="left" w:pos="880"/>
-              <w:tab w:val="right" w:leader="dot" w:pos="9962"/>
-            </w:tabs>
-            <w:rPr>
-              <w:rFonts w:asciiTheme="minorHAnsi" w:hAnsiTheme="minorHAnsi" w:eastAsiaTheme="minorEastAsia" w:cstheme="minorBidi"/>
-              <w:noProof/>
-            </w:rPr>
-          </w:pPr>
-          <w:hyperlink w:history="1" w:anchor="_Toc200804366">
-            <w:r>
-              <w:rPr>
-                <w:rStyle w:val="Hipervnculo"/>
-                <w:rFonts w:ascii="Symbol" w:hAnsi="Symbol"/>
-                <w:noProof/>
-                <w:lang w:val="es-ES_tradnl"/>
-              </w:rPr>
-              <w:t></w:t>
-            </w:r>
-            <w:r>
-              <w:rPr>
-                <w:rFonts w:asciiTheme="minorHAnsi" w:hAnsiTheme="minorHAnsi" w:eastAsiaTheme="minorEastAsia" w:cstheme="minorBidi"/>
-                <w:noProof/>
-              </w:rPr>
-              <w:tab/>
-            </w:r>
-            <w:r>
-              <w:rPr>
-                <w:rStyle w:val="Hipervnculo"/>
-                <w:b/>
-                <w:noProof/>
-                <w:lang w:val="es-ES_tradnl"/>
-              </w:rPr>
-              <w:t>Reflexiones sobre los indicadores de rentabilidad</w:t>
-            </w:r>
-            <w:r>
-              <w:rPr>
-                <w:noProof/>
-                <w:webHidden/>
-              </w:rPr>
-              <w:tab/>
-            </w:r>
-            <w:r>
-              <w:rPr>
-                <w:noProof/>
-                <w:webHidden/>
-              </w:rPr>
-              <w:fldChar w:fldCharType="begin"/>
-            </w:r>
-            <w:r>
-              <w:rPr>
-                <w:noProof/>
-                <w:webHidden/>
-              </w:rPr>
-              <w:instrText xml:space="preserve"> PAGEREF _Toc200804366 \h </w:instrText>
-            </w:r>
-            <w:r>
-              <w:rPr>
-                <w:noProof/>
-                <w:webHidden/>
-              </w:rPr>
-            </w:r>
-            <w:r>
-              <w:rPr>
-                <w:noProof/>
-                <w:webHidden/>
-              </w:rPr>
-              <w:fldChar w:fldCharType="separate"/>
-            </w:r>
-            <w:r>
-              <w:rPr>
-                <w:noProof/>
-                <w:webHidden/>
-              </w:rPr>
-              <w:t>24</w:t>
-            </w:r>
-            <w:r>
-              <w:rPr>
-                <w:noProof/>
-                <w:webHidden/>
-              </w:rPr>
-              <w:fldChar w:fldCharType="end"/>
-            </w:r>
-          </w:hyperlink>
-        </w:p>
-        <w:p>
-          <w:pPr>
             <w:pStyle w:val="TDC1"/>
             <w:tabs>
               <w:tab w:val="right" w:leader="dot" w:pos="9962"/>
             </w:tabs>
             <w:rPr>
-              <w:rFonts w:asciiTheme="minorHAnsi" w:hAnsiTheme="minorHAnsi" w:eastAsiaTheme="minorEastAsia" w:cstheme="minorBidi"/>
+              <w:rFonts w:asciiTheme="minorHAnsi" w:eastAsiaTheme="minorEastAsia" w:hAnsiTheme="minorHAnsi" w:cstheme="minorBidi"/>
               <w:noProof/>
             </w:rPr>
           </w:pPr>
-          <w:hyperlink w:history="1" w:anchor="_Toc200804367">
+          <w:hyperlink w:anchor="_Toc200804367" w:history="1">
             <w:r>
               <w:rPr>
                 <w:rStyle w:val="Hipervnculo"/>
@@ -2240,106 +1524,16 @@
         </w:p>
         <w:p>
           <w:pPr>
-            <w:pStyle w:val="TDC3"/>
-            <w:tabs>
-              <w:tab w:val="left" w:pos="880"/>
-              <w:tab w:val="right" w:leader="dot" w:pos="9962"/>
-            </w:tabs>
-            <w:rPr>
-              <w:rFonts w:asciiTheme="minorHAnsi" w:hAnsiTheme="minorHAnsi" w:eastAsiaTheme="minorEastAsia" w:cstheme="minorBidi"/>
-              <w:noProof/>
-            </w:rPr>
-          </w:pPr>
-          <w:hyperlink w:history="1" w:anchor="_Toc200804368">
-            <w:r>
-              <w:rPr>
-                <w:rStyle w:val="Hipervnculo"/>
-                <w:rFonts w:ascii="Symbol" w:hAnsi="Symbol"/>
-                <w:bCs/>
-                <w:noProof/>
-                <w:lang w:val="es-ES_tradnl"/>
-              </w:rPr>
-              <w:t></w:t>
-            </w:r>
-            <w:r>
-              <w:rPr>
-                <w:rFonts w:asciiTheme="minorHAnsi" w:hAnsiTheme="minorHAnsi" w:eastAsiaTheme="minorEastAsia" w:cstheme="minorBidi"/>
-                <w:noProof/>
-              </w:rPr>
-              <w:tab/>
-            </w:r>
-            <w:r>
-              <w:rPr>
-                <w:rStyle w:val="Hipervnculo"/>
-                <w:b/>
-                <w:bCs/>
-                <w:noProof/>
-                <w:lang w:val="es-ES_tradnl"/>
-              </w:rPr>
-              <w:t>Análisis de indicadores financieros</w:t>
-            </w:r>
-            <w:r>
-              <w:rPr>
-                <w:noProof/>
-                <w:webHidden/>
-              </w:rPr>
-              <w:tab/>
-            </w:r>
-            <w:r>
-              <w:rPr>
-                <w:noProof/>
-                <w:webHidden/>
-              </w:rPr>
-              <w:fldChar w:fldCharType="begin"/>
-            </w:r>
-            <w:r>
-              <w:rPr>
-                <w:noProof/>
-                <w:webHidden/>
-              </w:rPr>
-              <w:instrText xml:space="preserve"> PAGEREF _Toc200804368 \h </w:instrText>
-            </w:r>
-            <w:r>
-              <w:rPr>
-                <w:noProof/>
-                <w:webHidden/>
-              </w:rPr>
-            </w:r>
-            <w:r>
-              <w:rPr>
-                <w:noProof/>
-                <w:webHidden/>
-              </w:rPr>
-              <w:fldChar w:fldCharType="separate"/>
-            </w:r>
-            <w:r>
-              <w:rPr>
-                <w:noProof/>
-                <w:webHidden/>
-              </w:rPr>
-              <w:t>27</w:t>
-            </w:r>
-            <w:r>
-              <w:rPr>
-                <w:noProof/>
-                <w:webHidden/>
-              </w:rPr>
-              <w:fldChar w:fldCharType="end"/>
-            </w:r>
-          </w:hyperlink>
-        </w:p>
-        <w:p>
-          <w:pPr>
             <w:pStyle w:val="TDC1"/>
             <w:tabs>
               <w:tab w:val="right" w:leader="dot" w:pos="9962"/>
             </w:tabs>
             <w:rPr>
-              <w:rFonts w:asciiTheme="minorHAnsi" w:hAnsiTheme="minorHAnsi" w:eastAsiaTheme="minorEastAsia" w:cstheme="minorBidi"/>
+              <w:rFonts w:asciiTheme="minorHAnsi" w:eastAsiaTheme="minorEastAsia" w:hAnsiTheme="minorHAnsi" w:cstheme="minorBidi"/>
               <w:noProof/>
             </w:rPr>
           </w:pPr>
-          <w:hyperlink w:history="1" w:anchor="_Toc200804369">
+          <w:hyperlink w:anchor="_Toc200804369" w:history="1">
             <w:r>
               <w:rPr>
                 <w:rStyle w:val="Hipervnculo"/>
@@ -2404,261 +1598,10 @@
           <w:pPr>
             <w:pStyle w:val="TDC3"/>
             <w:tabs>
-              <w:tab w:val="left" w:pos="880"/>
               <w:tab w:val="right" w:leader="dot" w:pos="9962"/>
             </w:tabs>
             <w:rPr>
-              <w:rFonts w:asciiTheme="minorHAnsi" w:hAnsiTheme="minorHAnsi" w:eastAsiaTheme="minorEastAsia" w:cstheme="minorBidi"/>
-              <w:noProof/>
-            </w:rPr>
-          </w:pPr>
-          <w:hyperlink w:history="1" w:anchor="_Toc200804370">
-            <w:r>
-              <w:rPr>
-                <w:rStyle w:val="Hipervnculo"/>
-                <w:rFonts w:ascii="Symbol" w:hAnsi="Symbol"/>
-                <w:noProof/>
-                <w:highlight w:val="magenta"/>
-                <w:lang w:val="es-ES_tradnl"/>
-              </w:rPr>
-              <w:t></w:t>
-            </w:r>
-            <w:r>
-              <w:rPr>
-                <w:rFonts w:asciiTheme="minorHAnsi" w:hAnsiTheme="minorHAnsi" w:eastAsiaTheme="minorEastAsia" w:cstheme="minorBidi"/>
-                <w:noProof/>
-              </w:rPr>
-              <w:tab/>
-            </w:r>
-            <w:r>
-              <w:rPr>
-                <w:rStyle w:val="Hipervnculo"/>
-                <w:b/>
-                <w:noProof/>
-                <w:highlight w:val="magenta"/>
-                <w:lang w:val="es-ES_tradnl"/>
-              </w:rPr>
-              <w:t>Tipos y clasificación</w:t>
-            </w:r>
-            <w:r>
-              <w:rPr>
-                <w:noProof/>
-                <w:webHidden/>
-              </w:rPr>
-              <w:tab/>
-            </w:r>
-            <w:r>
-              <w:rPr>
-                <w:noProof/>
-                <w:webHidden/>
-              </w:rPr>
-              <w:fldChar w:fldCharType="begin"/>
-            </w:r>
-            <w:r>
-              <w:rPr>
-                <w:noProof/>
-                <w:webHidden/>
-              </w:rPr>
-              <w:instrText xml:space="preserve"> PAGEREF _Toc200804370 \h </w:instrText>
-            </w:r>
-            <w:r>
-              <w:rPr>
-                <w:noProof/>
-                <w:webHidden/>
-              </w:rPr>
-            </w:r>
-            <w:r>
-              <w:rPr>
-                <w:noProof/>
-                <w:webHidden/>
-              </w:rPr>
-              <w:fldChar w:fldCharType="separate"/>
-            </w:r>
-            <w:r>
-              <w:rPr>
-                <w:noProof/>
-                <w:webHidden/>
-              </w:rPr>
-              <w:t>29</w:t>
-            </w:r>
-            <w:r>
-              <w:rPr>
-                <w:noProof/>
-                <w:webHidden/>
-              </w:rPr>
-              <w:fldChar w:fldCharType="end"/>
-            </w:r>
-          </w:hyperlink>
-        </w:p>
-        <w:p>
-          <w:pPr>
-            <w:pStyle w:val="TDC3"/>
-            <w:tabs>
-              <w:tab w:val="left" w:pos="880"/>
-              <w:tab w:val="right" w:leader="dot" w:pos="9962"/>
-            </w:tabs>
-            <w:rPr>
-              <w:rFonts w:asciiTheme="minorHAnsi" w:hAnsiTheme="minorHAnsi" w:eastAsiaTheme="minorEastAsia" w:cstheme="minorBidi"/>
-              <w:noProof/>
-            </w:rPr>
-          </w:pPr>
-          <w:hyperlink w:history="1" w:anchor="_Toc200804371">
-            <w:r>
-              <w:rPr>
-                <w:rStyle w:val="Hipervnculo"/>
-                <w:rFonts w:ascii="Symbol" w:hAnsi="Symbol"/>
-                <w:noProof/>
-                <w:highlight w:val="magenta"/>
-                <w:lang w:val="es-ES_tradnl"/>
-              </w:rPr>
-              <w:t></w:t>
-            </w:r>
-            <w:r>
-              <w:rPr>
-                <w:rFonts w:asciiTheme="minorHAnsi" w:hAnsiTheme="minorHAnsi" w:eastAsiaTheme="minorEastAsia" w:cstheme="minorBidi"/>
-                <w:noProof/>
-              </w:rPr>
-              <w:tab/>
-            </w:r>
-            <w:r>
-              <w:rPr>
-                <w:rStyle w:val="Hipervnculo"/>
-                <w:b/>
-                <w:noProof/>
-                <w:highlight w:val="magenta"/>
-                <w:lang w:val="es-ES_tradnl"/>
-              </w:rPr>
-              <w:t>Aplicación en la evaluación del desempeño empresarial</w:t>
-            </w:r>
-            <w:r>
-              <w:rPr>
-                <w:noProof/>
-                <w:webHidden/>
-              </w:rPr>
-              <w:tab/>
-            </w:r>
-            <w:r>
-              <w:rPr>
-                <w:noProof/>
-                <w:webHidden/>
-              </w:rPr>
-              <w:fldChar w:fldCharType="begin"/>
-            </w:r>
-            <w:r>
-              <w:rPr>
-                <w:noProof/>
-                <w:webHidden/>
-              </w:rPr>
-              <w:instrText xml:space="preserve"> PAGEREF _Toc200804371 \h </w:instrText>
-            </w:r>
-            <w:r>
-              <w:rPr>
-                <w:noProof/>
-                <w:webHidden/>
-              </w:rPr>
-            </w:r>
-            <w:r>
-              <w:rPr>
-                <w:noProof/>
-                <w:webHidden/>
-              </w:rPr>
-              <w:fldChar w:fldCharType="separate"/>
-            </w:r>
-            <w:r>
-              <w:rPr>
-                <w:noProof/>
-                <w:webHidden/>
-              </w:rPr>
-              <w:t>30</w:t>
-            </w:r>
-            <w:r>
-              <w:rPr>
-                <w:noProof/>
-                <w:webHidden/>
-              </w:rPr>
-              <w:fldChar w:fldCharType="end"/>
-            </w:r>
-          </w:hyperlink>
-        </w:p>
-        <w:p>
-          <w:pPr>
-            <w:pStyle w:val="TDC1"/>
-            <w:tabs>
-              <w:tab w:val="right" w:leader="dot" w:pos="9962"/>
-            </w:tabs>
-            <w:rPr>
-              <w:rFonts w:asciiTheme="minorHAnsi" w:hAnsiTheme="minorHAnsi" w:eastAsiaTheme="minorEastAsia" w:cstheme="minorBidi"/>
-              <w:noProof/>
-            </w:rPr>
-          </w:pPr>
-          <w:hyperlink w:history="1" w:anchor="_Toc200804372">
-            <w:r>
-              <w:rPr>
-                <w:rStyle w:val="Hipervnculo"/>
-                <w:b/>
-                <w:noProof/>
-                <w:lang w:val="es-ES_tradnl"/>
-              </w:rPr>
-              <w:t>G. GLOSARIO:</w:t>
-            </w:r>
-            <w:r>
-              <w:rPr>
-                <w:noProof/>
-                <w:webHidden/>
-              </w:rPr>
-              <w:tab/>
-            </w:r>
-            <w:r>
-              <w:rPr>
-                <w:noProof/>
-                <w:webHidden/>
-              </w:rPr>
-              <w:fldChar w:fldCharType="begin"/>
-            </w:r>
-            <w:r>
-              <w:rPr>
-                <w:noProof/>
-                <w:webHidden/>
-              </w:rPr>
-              <w:instrText xml:space="preserve"> PAGEREF _Toc200804372 \h </w:instrText>
-            </w:r>
-            <w:r>
-              <w:rPr>
-                <w:noProof/>
-                <w:webHidden/>
-              </w:rPr>
-            </w:r>
-            <w:r>
-              <w:rPr>
-                <w:noProof/>
-                <w:webHidden/>
-              </w:rPr>
-              <w:fldChar w:fldCharType="separate"/>
-            </w:r>
-            <w:r>
-              <w:rPr>
-                <w:noProof/>
-                <w:webHidden/>
-              </w:rPr>
-              <w:t>36</w:t>
-            </w:r>
-            <w:r>
-              <w:rPr>
-                <w:noProof/>
-                <w:webHidden/>
-              </w:rPr>
-              <w:fldChar w:fldCharType="end"/>
-            </w:r>
-          </w:hyperlink>
-        </w:p>
-        <w:p>
-          <w:pPr>
-            <w:pStyle w:val="TDC3"/>
-            <w:tabs>
-              <w:tab w:val="right" w:leader="dot" w:pos="9962"/>
-            </w:tabs>
-            <w:rPr>
-              <w:rFonts w:asciiTheme="minorHAnsi" w:hAnsiTheme="minorHAnsi" w:eastAsiaTheme="minorEastAsia" w:cstheme="minorBidi"/>
+              <w:rFonts w:asciiTheme="minorHAnsi" w:eastAsiaTheme="minorEastAsia" w:hAnsiTheme="minorHAnsi" w:cstheme="minorBidi"/>
               <w:sz w:val="20"/>
               <w:szCs w:val="20"/>
               <w:lang w:val="es-ES_tradnl"/>
@@ -2815,6 +1758,102 @@
     </w:p>
     <w:p>
       <w:pPr>
+        <w:rPr>
+          <w:b/>
+          <w:lang w:val="es-ES_tradnl"/>
+        </w:rPr>
+      </w:pPr>
+    </w:p>
+    <w:p>
+      <w:pPr>
+        <w:rPr>
+          <w:b/>
+          <w:lang w:val="es-ES_tradnl"/>
+        </w:rPr>
+      </w:pPr>
+    </w:p>
+    <w:p>
+      <w:pPr>
+        <w:rPr>
+          <w:b/>
+          <w:lang w:val="es-ES_tradnl"/>
+        </w:rPr>
+      </w:pPr>
+    </w:p>
+    <w:p>
+      <w:pPr>
+        <w:rPr>
+          <w:b/>
+          <w:lang w:val="es-ES_tradnl"/>
+        </w:rPr>
+      </w:pPr>
+    </w:p>
+    <w:p>
+      <w:pPr>
+        <w:rPr>
+          <w:b/>
+          <w:lang w:val="es-ES_tradnl"/>
+        </w:rPr>
+      </w:pPr>
+    </w:p>
+    <w:p>
+      <w:pPr>
+        <w:rPr>
+          <w:b/>
+          <w:lang w:val="es-ES_tradnl"/>
+        </w:rPr>
+      </w:pPr>
+    </w:p>
+    <w:p>
+      <w:pPr>
+        <w:rPr>
+          <w:b/>
+          <w:lang w:val="es-ES_tradnl"/>
+        </w:rPr>
+      </w:pPr>
+    </w:p>
+    <w:p>
+      <w:pPr>
+        <w:rPr>
+          <w:b/>
+          <w:lang w:val="es-ES_tradnl"/>
+        </w:rPr>
+      </w:pPr>
+    </w:p>
+    <w:p>
+      <w:pPr>
+        <w:rPr>
+          <w:b/>
+          <w:lang w:val="es-ES_tradnl"/>
+        </w:rPr>
+      </w:pPr>
+    </w:p>
+    <w:p>
+      <w:pPr>
+        <w:rPr>
+          <w:b/>
+          <w:lang w:val="es-ES_tradnl"/>
+        </w:rPr>
+      </w:pPr>
+    </w:p>
+    <w:p>
+      <w:pPr>
+        <w:rPr>
+          <w:b/>
+          <w:lang w:val="es-ES_tradnl"/>
+        </w:rPr>
+      </w:pPr>
+    </w:p>
+    <w:p>
+      <w:pPr>
+        <w:rPr>
+          <w:b/>
+          <w:lang w:val="es-ES_tradnl"/>
+        </w:rPr>
+      </w:pPr>
+    </w:p>
+    <w:p>
+      <w:pPr>
         <w:pStyle w:val="Prrafodelista"/>
         <w:numPr>
           <w:ilvl w:val="0"/>
@@ -2830,6 +1869,7 @@
           <w:b/>
           <w:lang w:val="es-ES_tradnl"/>
         </w:rPr>
+        <w:lastRenderedPageBreak/>
         <w:t>INTRODUCCIÓN</w:t>
       </w:r>
     </w:p>
@@ -3087,9 +2127,9 @@
             </w:drawing>
           </mc:Choice>
           <mc:Fallback>
-            <w:pict w14:anchorId="778B66F9">
-              <v:rect id="Rectángulo 249" style="width:426.15pt;height:57.65pt;visibility:visible;mso-wrap-style:square;mso-left-percent:-10001;mso-top-percent:-10001;mso-position-horizontal:absolute;mso-position-horizontal-relative:char;mso-position-vertical:absolute;mso-position-vertical-relative:line;mso-left-percent:-10001;mso-top-percent:-10001;v-text-anchor:middle" o:spid="_x0000_s1026" fillcolor="#39a900" strokecolor="#42719b" strokeweight="1pt" w14:anchorId="1A4C408E" o:gfxdata="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">
-                <v:stroke miterlimit="5243f" startarrowwidth="narrow" startarrowlength="short" endarrowwidth="narrow" endarrowlength="short"/>
+            <w:pict>
+              <v:rect w14:anchorId="1A4C408E" id="Rectángulo 249" o:spid="_x0000_s1026" style="width:426.15pt;height:57.65pt;visibility:visible;mso-wrap-style:square;mso-left-percent:-10001;mso-top-percent:-10001;mso-position-horizontal:absolute;mso-position-horizontal-relative:char;mso-position-vertical:absolute;mso-position-vertical-relative:line;mso-left-percent:-10001;mso-top-percent:-10001;v-text-anchor:middle" o:gfxdata="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" fillcolor="#39a900" strokecolor="#42719b" strokeweight="1pt">
+                <v:stroke startarrowwidth="narrow" startarrowlength="short" endarrowwidth="narrow" endarrowlength="short" miterlimit="5243f"/>
                 <v:textbox inset="2.53958mm,1.2694mm,2.53958mm,1.2694mm">
                   <w:txbxContent>
                     <w:p>
@@ -3342,6 +2382,7 @@
           <w:b/>
           <w:lang w:val="es-ES_tradnl"/>
         </w:rPr>
+        <w:lastRenderedPageBreak/>
         <w:t xml:space="preserve">DESARROLLO DE CONTENIDOS </w:t>
       </w:r>
     </w:p>
@@ -3356,7 +2397,7 @@
           <w:lang w:val="es-ES_tradnl"/>
         </w:rPr>
       </w:pPr>
-      <w:bookmarkStart w:name="_Toc200804354" w:id="2"/>
+      <w:bookmarkStart w:id="2" w:name="_Toc200804354"/>
       <w:r>
         <w:rPr>
           <w:b/>
@@ -3757,6 +2798,7 @@
           <w:rFonts w:eastAsia="Times New Roman"/>
           <w:lang w:val="es-ES_tradnl"/>
         </w:rPr>
+        <w:lastRenderedPageBreak/>
         <w:t>Por ello, es indispensable que su cálculo y análisis</w:t>
       </w:r>
       <w:r>
@@ -3887,13 +2929,13 @@
             </w:drawing>
           </mc:Choice>
           <mc:Fallback>
-            <w:pict w14:anchorId="1F31B0BF">
-              <v:shapetype id="_x0000_t202" coordsize="21600,21600" o:spt="202" path="m,l,21600r21600,l21600,xe" w14:anchorId="06CB913C">
+            <w:pict>
+              <v:shapetype w14:anchorId="06CB913C" id="_x0000_t202" coordsize="21600,21600" o:spt="202" path="m,l,21600r21600,l21600,xe">
                 <v:stroke joinstyle="miter"/>
                 <v:path gradientshapeok="t" o:connecttype="rect"/>
               </v:shapetype>
-              <v:shape id="Cuadro de texto 4" style="width:2in;height:2in;visibility:visible;mso-wrap-style:none;mso-left-percent:-10001;mso-top-percent:-10001;mso-position-horizontal:absolute;mso-position-horizontal-relative:char;mso-position-vertical:absolute;mso-position-vertical-relative:line;mso-left-percent:-10001;mso-top-percent:-10001;v-text-anchor:top" o:spid="_x0000_s1027" fillcolor="#4f81bd [3204]" strokecolor="white [3201]" strokeweight="3pt" type="#_x0000_t202" o:gfxdata="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">
-                <v:shadow on="t" color="black" opacity="24903f" offset="0,.55556mm" origin=",.5"/>
+              <v:shape id="Cuadro de texto 4" o:spid="_x0000_s1027" type="#_x0000_t202" style="width:2in;height:2in;visibility:visible;mso-wrap-style:none;mso-left-percent:-10001;mso-top-percent:-10001;mso-position-horizontal:absolute;mso-position-horizontal-relative:char;mso-position-vertical:absolute;mso-position-vertical-relative:line;mso-left-percent:-10001;mso-top-percent:-10001;v-text-anchor:top" o:gfxdata="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" fillcolor="#4f81bd [3204]" strokecolor="white [3201]" strokeweight="3pt">
+                <v:shadow on="t" color="black" opacity="24903f" origin=",.5" offset="0,.55556mm"/>
                 <v:textbox style="mso-fit-shape-to-text:t">
                   <w:txbxContent>
                     <w:p>
@@ -4457,6 +3499,7 @@
           <w:bCs/>
           <w:lang w:val="es-ES_tradnl"/>
         </w:rPr>
+        <w:lastRenderedPageBreak/>
         <w:t>Indicadores de endeudamiento</w:t>
       </w:r>
       <w:r>
@@ -4838,7 +3881,7 @@
           <w:lang w:val="es-ES_tradnl"/>
         </w:rPr>
       </w:pPr>
-      <w:bookmarkStart w:name="_Toc200804355" w:id="8"/>
+      <w:bookmarkStart w:id="8" w:name="_Toc200804355"/>
       <w:r>
         <w:rPr>
           <w:b/>
@@ -5046,6 +4089,7 @@
           <w:bCs/>
           <w:lang w:val="es-ES_tradnl"/>
         </w:rPr>
+        <w:lastRenderedPageBreak/>
         <w:t>A</w:t>
       </w:r>
       <w:r>
@@ -5896,9 +4940,9 @@
             </w:drawing>
           </mc:Choice>
           <mc:Fallback>
-            <w:pict w14:anchorId="7D81E509">
-              <v:shape id="Cuadro de texto 10" style="position:absolute;margin-left:0;margin-top:0;width:2in;height:2in;z-index:251661312;visibility:visible;mso-wrap-style:none;mso-wrap-distance-left:9pt;mso-wrap-distance-top:0;mso-wrap-distance-right:9pt;mso-wrap-distance-bottom:0;mso-position-horizontal:absolute;mso-position-horizontal-relative:text;mso-position-vertical:absolute;mso-position-vertical-relative:text;v-text-anchor:top" o:spid="_x0000_s1028" fillcolor="#c0504d [3205]" strokecolor="white [3201]" strokeweight="3pt" type="#_x0000_t202" o:gfxdata="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" w14:anchorId="271E3EE3">
-                <v:shadow on="t" color="black" opacity="24903f" offset="0,.55556mm" origin=",.5"/>
+            <w:pict>
+              <v:shape w14:anchorId="271E3EE3" id="Cuadro de texto 10" o:spid="_x0000_s1028" type="#_x0000_t202" style="position:absolute;margin-left:0;margin-top:0;width:2in;height:2in;z-index:251661312;visibility:visible;mso-wrap-style:none;mso-wrap-distance-left:9pt;mso-wrap-distance-top:0;mso-wrap-distance-right:9pt;mso-wrap-distance-bottom:0;mso-position-horizontal:absolute;mso-position-horizontal-relative:text;mso-position-vertical:absolute;mso-position-vertical-relative:text;v-text-anchor:top" o:gfxdata="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" fillcolor="#c0504d [3205]" strokecolor="white [3201]" strokeweight="3pt">
+                <v:shadow on="t" color="black" opacity="24903f" origin=",.5" offset="0,.55556mm"/>
                 <v:textbox style="mso-fit-shape-to-text:t">
                   <w:txbxContent>
                     <w:p>
@@ -6176,7 +5220,7 @@
           <w:lang w:val="es-ES_tradnl"/>
         </w:rPr>
       </w:pPr>
-      <w:bookmarkStart w:name="_Toc200804356" w:id="12"/>
+      <w:bookmarkStart w:id="12" w:name="_Toc200804356"/>
       <w:r>
         <w:rPr>
           <w:b/>
@@ -6262,12 +5306,6 @@
                                 <w:lang w:val="es-ES_tradnl"/>
                               </w:rPr>
                               <w:br/>
-                            </w:r>
-                            <w:r>
-                              <w:rPr>
-                                <w:rFonts w:eastAsia="Times New Roman"/>
-                                <w:lang w:val="es-ES_tradnl"/>
-                              </w:rPr>
                               <w:t>Prueba Ácida = (Activo Corriente – Inventarios) / Pasivo Corriente</w:t>
                             </w:r>
                           </w:p>
@@ -6286,9 +5324,9 @@
             </w:drawing>
           </mc:Choice>
           <mc:Fallback>
-            <w:pict w14:anchorId="581E03AB">
-              <v:shape id="Cuadro de texto 6" style="width:2in;height:2in;visibility:visible;mso-wrap-style:none;mso-left-percent:-10001;mso-top-percent:-10001;mso-position-horizontal:absolute;mso-position-horizontal-relative:char;mso-position-vertical:absolute;mso-position-vertical-relative:line;mso-left-percent:-10001;mso-top-percent:-10001;v-text-anchor:top" o:spid="_x0000_s1029" fillcolor="#c0504d [3205]" strokecolor="white [3201]" strokeweight="3pt" type="#_x0000_t202" o:gfxdata="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" w14:anchorId="59FB909E">
-                <v:shadow on="t" color="black" opacity="24903f" offset="0,.55556mm" origin=",.5"/>
+            <w:pict>
+              <v:shape w14:anchorId="59FB909E" id="Cuadro de texto 6" o:spid="_x0000_s1029" type="#_x0000_t202" style="width:2in;height:2in;visibility:visible;mso-wrap-style:none;mso-left-percent:-10001;mso-top-percent:-10001;mso-position-horizontal:absolute;mso-position-horizontal-relative:char;mso-position-vertical:absolute;mso-position-vertical-relative:line;mso-left-percent:-10001;mso-top-percent:-10001;v-text-anchor:top" o:gfxdata="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" fillcolor="#c0504d [3205]" strokecolor="white [3201]" strokeweight="3pt">
+                <v:shadow on="t" color="black" opacity="24903f" origin=",.5" offset="0,.55556mm"/>
                 <v:textbox style="mso-fit-shape-to-text:t">
                   <w:txbxContent>
                     <w:p>
@@ -6317,12 +5355,6 @@
                           <w:lang w:val="es-ES_tradnl"/>
                         </w:rPr>
                         <w:br/>
-                      </w:r>
-                      <w:r>
-                        <w:rPr>
-                          <w:rFonts w:eastAsia="Times New Roman"/>
-                          <w:lang w:val="es-ES_tradnl"/>
-                        </w:rPr>
                         <w:t>Prueba Ácida = (Activo Corriente – Inventarios) / Pasivo Corriente</w:t>
                       </w:r>
                     </w:p>
@@ -6380,14 +5412,7 @@
           <w:rFonts w:eastAsia="Times New Roman"/>
           <w:lang w:val="es-ES_tradnl"/>
         </w:rPr>
-        <w:t xml:space="preserve"> al momento de medir la capacidad de pago de una empresa. Esto se debe a que los inventarios, aunque hacen parte del capital de trabajo, no siempre se pueden </w:t>
-      </w:r>
-      <w:r>
-        <w:rPr>
-          <w:rFonts w:eastAsia="Times New Roman"/>
-          <w:lang w:val="es-ES_tradnl"/>
-        </w:rPr>
-        <w:t>convertir en efectivo de forma rápida o segura, especialmente si tienen baja rotación o están compuestos por productos obsoletos.</w:t>
+        <w:t xml:space="preserve"> al momento de medir la capacidad de pago de una empresa. Esto se debe a que los inventarios, aunque hacen parte del capital de trabajo, no siempre se pueden convertir en efectivo de forma rápida o segura, especialmente si tienen baja rotación o están compuestos por productos obsoletos.</w:t>
       </w:r>
     </w:p>
     <w:p>
@@ -6403,6 +5428,7 @@
           <w:rFonts w:eastAsia="Times New Roman"/>
           <w:lang w:val="es-ES_tradnl"/>
         </w:rPr>
+        <w:lastRenderedPageBreak/>
         <w:t xml:space="preserve">Este indicador busca responder: ¿qué tan solvente es la empresa si se eliminan los inventarios de la ecuación? En otras palabras, </w:t>
       </w:r>
       <w:r>
@@ -6494,12 +5520,6 @@
                                 <w:lang w:val="es-ES_tradnl"/>
                               </w:rPr>
                               <w:br/>
-                            </w:r>
-                            <w:r>
-                              <w:rPr>
-                                <w:rFonts w:eastAsia="Times New Roman"/>
-                                <w:lang w:val="es-ES_tradnl"/>
-                              </w:rPr>
                               <w:t>Si una empresa tiene un activo corriente de $80.000.000 y dentro de este tiene inventarios por $20.000.000, su activo corriente sin inventarios sería de $60.000.000. Si sus pasivos corrientes suman $40.000.000, entonces:</w:t>
                             </w:r>
                           </w:p>
@@ -6545,9 +5565,9 @@
             </w:drawing>
           </mc:Choice>
           <mc:Fallback>
-            <w:pict w14:anchorId="43FD6682">
-              <v:shape id="Cuadro de texto 7" style="width:2in;height:2in;visibility:visible;mso-wrap-style:none;mso-left-percent:-10001;mso-top-percent:-10001;mso-position-horizontal:absolute;mso-position-horizontal-relative:char;mso-position-vertical:absolute;mso-position-vertical-relative:line;mso-left-percent:-10001;mso-top-percent:-10001;v-text-anchor:top" o:spid="_x0000_s1030" fillcolor="#c0504d [3205]" strokecolor="white [3201]" strokeweight="3pt" type="#_x0000_t202" o:gfxdata="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" w14:anchorId="091159D7">
-                <v:shadow on="t" color="black" opacity="24903f" offset="0,.55556mm" origin=",.5"/>
+            <w:pict>
+              <v:shape w14:anchorId="091159D7" id="Cuadro de texto 7" o:spid="_x0000_s1030" type="#_x0000_t202" style="width:2in;height:2in;visibility:visible;mso-wrap-style:none;mso-left-percent:-10001;mso-top-percent:-10001;mso-position-horizontal:absolute;mso-position-horizontal-relative:char;mso-position-vertical:absolute;mso-position-vertical-relative:line;mso-left-percent:-10001;mso-top-percent:-10001;v-text-anchor:top" o:gfxdata="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" fillcolor="#c0504d [3205]" strokecolor="white [3201]" strokeweight="3pt">
+                <v:shadow on="t" color="black" opacity="24903f" origin=",.5" offset="0,.55556mm"/>
                 <v:textbox style="mso-fit-shape-to-text:t">
                   <w:txbxContent>
                     <w:p>
@@ -6572,12 +5592,6 @@
                           <w:lang w:val="es-ES_tradnl"/>
                         </w:rPr>
                         <w:br/>
-                      </w:r>
-                      <w:r>
-                        <w:rPr>
-                          <w:rFonts w:eastAsia="Times New Roman"/>
-                          <w:lang w:val="es-ES_tradnl"/>
-                        </w:rPr>
                         <w:t>Si una empresa tiene un activo corriente de $80.000.000 y dentro de este tiene inventarios por $20.000.000, su activo corriente sin inventarios sería de $60.000.000. Si sus pasivos corrientes suman $40.000.000, entonces:</w:t>
                       </w:r>
                     </w:p>
@@ -6830,7 +5844,7 @@
           <w:lang w:val="es-ES_tradnl"/>
         </w:rPr>
       </w:pPr>
-      <w:bookmarkStart w:name="_Toc200804357" w:id="13"/>
+      <w:bookmarkStart w:id="13" w:name="_Toc200804357"/>
       <w:r>
         <w:rPr>
           <w:b/>
@@ -6916,12 +5930,6 @@
                                 <w:lang w:val="es-ES_tradnl"/>
                               </w:rPr>
                               <w:br/>
-                            </w:r>
-                            <w:r>
-                              <w:rPr>
-                                <w:rFonts w:eastAsia="Times New Roman"/>
-                                <w:lang w:val="es-ES_tradnl"/>
-                              </w:rPr>
                               <w:t>Capital de Trabajo = Activo Corriente – Pasivo Corriente</w:t>
                             </w:r>
                           </w:p>
@@ -6940,9 +5948,9 @@
             </w:drawing>
           </mc:Choice>
           <mc:Fallback>
-            <w:pict w14:anchorId="04165B6C">
-              <v:shape id="Cuadro de texto 8" style="width:2in;height:2in;visibility:visible;mso-wrap-style:none;mso-left-percent:-10001;mso-top-percent:-10001;mso-position-horizontal:absolute;mso-position-horizontal-relative:char;mso-position-vertical:absolute;mso-position-vertical-relative:line;mso-left-percent:-10001;mso-top-percent:-10001;v-text-anchor:top" o:spid="_x0000_s1031" fillcolor="#c0504d [3205]" strokecolor="white [3201]" strokeweight="3pt" type="#_x0000_t202" o:gfxdata="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" w14:anchorId="1610179D">
-                <v:shadow on="t" color="black" opacity="24903f" offset="0,.55556mm" origin=",.5"/>
+            <w:pict>
+              <v:shape w14:anchorId="1610179D" id="Cuadro de texto 8" o:spid="_x0000_s1031" type="#_x0000_t202" style="width:2in;height:2in;visibility:visible;mso-wrap-style:none;mso-left-percent:-10001;mso-top-percent:-10001;mso-position-horizontal:absolute;mso-position-horizontal-relative:char;mso-position-vertical:absolute;mso-position-vertical-relative:line;mso-left-percent:-10001;mso-top-percent:-10001;v-text-anchor:top" o:gfxdata="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" fillcolor="#c0504d [3205]" strokecolor="white [3201]" strokeweight="3pt">
+                <v:shadow on="t" color="black" opacity="24903f" origin=",.5" offset="0,.55556mm"/>
                 <v:textbox style="mso-fit-shape-to-text:t">
                   <w:txbxContent>
                     <w:p>
@@ -6971,12 +5979,6 @@
                           <w:lang w:val="es-ES_tradnl"/>
                         </w:rPr>
                         <w:br/>
-                      </w:r>
-                      <w:r>
-                        <w:rPr>
-                          <w:rFonts w:eastAsia="Times New Roman"/>
-                          <w:lang w:val="es-ES_tradnl"/>
-                        </w:rPr>
                         <w:t>Capital de Trabajo = Activo Corriente – Pasivo Corriente</w:t>
                       </w:r>
                     </w:p>
@@ -7027,16 +6029,7 @@
           <w:bCs/>
           <w:lang w:val="es-ES_tradnl"/>
         </w:rPr>
-        <w:t xml:space="preserve">cantidad de recursos líquidos disponibles para operar el negocio </w:t>
-      </w:r>
-      <w:r>
-        <w:rPr>
-          <w:rFonts w:eastAsia="Times New Roman"/>
-          <w:b/>
-          <w:bCs/>
-          <w:lang w:val="es-ES_tradnl"/>
-        </w:rPr>
-        <w:t>una vez se han descontado las obligaciones inmediatas</w:t>
+        <w:t>cantidad de recursos líquidos disponibles para operar el negocio una vez se han descontado las obligaciones inmediatas</w:t>
       </w:r>
       <w:r>
         <w:rPr>
@@ -7073,6 +6066,7 @@
           <w:rFonts w:eastAsia="Times New Roman"/>
           <w:lang w:val="es-ES_tradnl"/>
         </w:rPr>
+        <w:lastRenderedPageBreak/>
         <w:t xml:space="preserve">Este indicador se calcula simplemente restando los pasivos corrientes (deudas que vencen en menos de un año) de los activos corrientes (efectivo, cuentas por cobrar, inventarios, etc.). </w:t>
       </w:r>
     </w:p>
@@ -7184,9 +6178,9 @@
             </w:drawing>
           </mc:Choice>
           <mc:Fallback>
-            <w:pict w14:anchorId="72D168F8">
-              <v:shape id="Cuadro de texto 9" style="width:2in;height:2in;visibility:visible;mso-wrap-style:none;mso-left-percent:-10001;mso-top-percent:-10001;mso-position-horizontal:absolute;mso-position-horizontal-relative:char;mso-position-vertical:absolute;mso-position-vertical-relative:line;mso-left-percent:-10001;mso-top-percent:-10001;v-text-anchor:top" o:spid="_x0000_s1032" fillcolor="#c0504d [3205]" strokecolor="white [3201]" strokeweight="3pt" type="#_x0000_t202" o:gfxdata="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" w14:anchorId="6E3AE7BB">
-                <v:shadow on="t" color="black" opacity="24903f" offset="0,.55556mm" origin=",.5"/>
+            <w:pict>
+              <v:shape w14:anchorId="6E3AE7BB" id="Cuadro de texto 9" o:spid="_x0000_s1032" type="#_x0000_t202" style="width:2in;height:2in;visibility:visible;mso-wrap-style:none;mso-left-percent:-10001;mso-top-percent:-10001;mso-position-horizontal:absolute;mso-position-horizontal-relative:char;mso-position-vertical:absolute;mso-position-vertical-relative:line;mso-left-percent:-10001;mso-top-percent:-10001;v-text-anchor:top" o:gfxdata="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" fillcolor="#c0504d [3205]" strokecolor="white [3201]" strokeweight="3pt">
+                <v:shadow on="t" color="black" opacity="24903f" origin=",.5" offset="0,.55556mm"/>
                 <v:textbox style="mso-fit-shape-to-text:t">
                   <w:txbxContent>
                     <w:p>
@@ -7477,7 +6471,15 @@
           <w:rFonts w:eastAsia="Times New Roman"/>
           <w:lang w:val="es-ES_tradnl"/>
         </w:rPr>
-        <w:t>. Administrarlo correctamente implica mantener un equilibrio saludable entre las cuentas por cobrar, los inventarios y las cuentas por pagar, de manera que se asegure un flujo de efectivo constante y sostenible a lo largo del tiempo.</w:t>
+        <w:t xml:space="preserve">. Administrarlo correctamente implica mantener un equilibrio saludable entre las cuentas por cobrar, los inventarios y </w:t>
+      </w:r>
+      <w:r>
+        <w:rPr>
+          <w:rFonts w:eastAsia="Times New Roman"/>
+          <w:lang w:val="es-ES_tradnl"/>
+        </w:rPr>
+        <w:lastRenderedPageBreak/>
+        <w:t>las cuentas por pagar, de manera que se asegure un flujo de efectivo constante y sostenible a lo largo del tiempo.</w:t>
       </w:r>
     </w:p>
     <w:p>
@@ -7493,7 +6495,7 @@
           <w:lang w:val="es-ES_tradnl"/>
         </w:rPr>
       </w:pPr>
-      <w:bookmarkStart w:name="_Toc200804358" w:id="15"/>
+      <w:bookmarkStart w:id="15" w:name="_Toc200804358"/>
       <w:r>
         <w:rPr>
           <w:rStyle w:val="Textoennegrita"/>
@@ -7632,8 +6634,8 @@
             </w:drawing>
           </mc:Choice>
           <mc:Fallback>
-            <w:pict w14:anchorId="59B6491C">
-              <v:shape id="Cuadro de texto 12" style="width:2in;height:2in;visibility:visible;mso-wrap-style:none;mso-left-percent:-10001;mso-top-percent:-10001;mso-position-horizontal:absolute;mso-position-horizontal-relative:char;mso-position-vertical:absolute;mso-position-vertical-relative:line;mso-left-percent:-10001;mso-top-percent:-10001;v-text-anchor:top" o:spid="_x0000_s1033" fillcolor="white [3201]" strokecolor="#4f81bd [3204]" strokeweight="2pt" type="#_x0000_t202" o:gfxdata="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" w14:anchorId="292EB861">
+            <w:pict>
+              <v:shape w14:anchorId="292EB861" id="Cuadro de texto 12" o:spid="_x0000_s1033" type="#_x0000_t202" style="width:2in;height:2in;visibility:visible;mso-wrap-style:none;mso-left-percent:-10001;mso-top-percent:-10001;mso-position-horizontal:absolute;mso-position-horizontal-relative:char;mso-position-vertical:absolute;mso-position-vertical-relative:line;mso-left-percent:-10001;mso-top-percent:-10001;v-text-anchor:top" o:gfxdata="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" fillcolor="white [3201]" strokecolor="#4f81bd [3204]" strokeweight="2pt">
                 <v:textbox style="mso-fit-shape-to-text:t">
                   <w:txbxContent>
                     <w:p>
@@ -7923,8 +6925,8 @@
             </w:drawing>
           </mc:Choice>
           <mc:Fallback>
-            <w:pict w14:anchorId="3942BE5C">
-              <v:shape id="Cuadro de texto 13" style="width:2in;height:2in;visibility:visible;mso-wrap-style:none;mso-left-percent:-10001;mso-top-percent:-10001;mso-position-horizontal:absolute;mso-position-horizontal-relative:char;mso-position-vertical:absolute;mso-position-vertical-relative:line;mso-left-percent:-10001;mso-top-percent:-10001;v-text-anchor:top" o:spid="_x0000_s1034" fillcolor="white [3201]" strokecolor="#4f81bd [3204]" strokeweight="2pt" type="#_x0000_t202" o:gfxdata="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" w14:anchorId="678027E1">
+            <w:pict>
+              <v:shape w14:anchorId="678027E1" id="Cuadro de texto 13" o:spid="_x0000_s1034" type="#_x0000_t202" style="width:2in;height:2in;visibility:visible;mso-wrap-style:none;mso-left-percent:-10001;mso-top-percent:-10001;mso-position-horizontal:absolute;mso-position-horizontal-relative:char;mso-position-vertical:absolute;mso-position-vertical-relative:line;mso-left-percent:-10001;mso-top-percent:-10001;v-text-anchor:top" o:gfxdata="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" fillcolor="white [3201]" strokecolor="#4f81bd [3204]" strokeweight="2pt">
                 <v:textbox style="mso-fit-shape-to-text:t">
                   <w:txbxContent>
                     <w:p>
@@ -8064,6 +7066,7 @@
         <w:rPr>
           <w:lang w:val="es-ES_tradnl"/>
         </w:rPr>
+        <w:lastRenderedPageBreak/>
         <w:t xml:space="preserve">Con respecto </w:t>
       </w:r>
       <w:commentRangeStart w:id="17"/>
@@ -8248,7 +7251,6 @@
         </w:rPr>
         <w:t xml:space="preserve">Este es el caso típico de grandes cadenas de </w:t>
       </w:r>
-      <w:proofErr w:type="spellStart"/>
       <w:r>
         <w:rPr>
           <w:i/>
@@ -8257,7 +7259,6 @@
         </w:rPr>
         <w:t>retail</w:t>
       </w:r>
-      <w:proofErr w:type="spellEnd"/>
       <w:r>
         <w:rPr>
           <w:lang w:val="es-ES"/>
@@ -8376,7 +7377,7 @@
           <w:lang w:val="es-ES_tradnl"/>
         </w:rPr>
       </w:pPr>
-      <w:bookmarkStart w:name="_Toc200804359" w:id="18"/>
+      <w:bookmarkStart w:id="18" w:name="_Toc200804359"/>
       <w:r>
         <w:rPr>
           <w:rStyle w:val="Textoennegrita"/>
@@ -8425,7 +7426,14 @@
         <w:rPr>
           <w:lang w:val="es-ES_tradnl"/>
         </w:rPr>
-        <w:t>. Se trata de analizar si la organización dispone de recursos suficientes y con disponibilidad inmediata (o casi inmediata) para afrontar sus obligaciones dentro del ciclo operativo normal.</w:t>
+        <w:t xml:space="preserve">. Se trata de analizar si la organización dispone de </w:t>
+      </w:r>
+      <w:r>
+        <w:rPr>
+          <w:lang w:val="es-ES_tradnl"/>
+        </w:rPr>
+        <w:lastRenderedPageBreak/>
+        <w:t>recursos suficientes y con disponibilidad inmediata (o casi inmediata) para afrontar sus obligaciones dentro del ciclo operativo normal.</w:t>
       </w:r>
     </w:p>
     <w:p>
@@ -8508,7 +7516,7 @@
           <w:noProof/>
         </w:rPr>
         <w:drawing>
-          <wp:anchor distT="0" distB="0" distL="114300" distR="114300" simplePos="0" relativeHeight="251662336" behindDoc="0" locked="0" layoutInCell="1" allowOverlap="1" wp14:anchorId="2D6B7131" wp14:editId="11A9391A">
+          <wp:anchor distT="0" distB="0" distL="114300" distR="114300" simplePos="0" relativeHeight="251662336" behindDoc="0" locked="0" layoutInCell="1" allowOverlap="1" wp14:anchorId="2D6B7131" wp14:editId="067DC6E8">
             <wp:simplePos x="0" y="0"/>
             <wp:positionH relativeFrom="margin">
               <wp:posOffset>3994785</wp:posOffset>
@@ -8817,13 +7825,7 @@
         <w:rPr>
           <w:lang w:val="es-ES_tradnl"/>
         </w:rPr>
-        <w:t xml:space="preserve">la planificación financiera de la </w:t>
-      </w:r>
-      <w:r>
-        <w:rPr>
-          <w:lang w:val="es-ES_tradnl"/>
-        </w:rPr>
-        <w:t>empresa. Una buena liquidez garantiza estabilidad, confianza y capacidad de maniobra; pero</w:t>
+        <w:t>la planificación financiera de la empresa. Una buena liquidez garantiza estabilidad, confianza y capacidad de maniobra; pero</w:t>
       </w:r>
       <w:r>
         <w:rPr>
@@ -8835,7 +7837,14 @@
         <w:rPr>
           <w:lang w:val="es-ES_tradnl"/>
         </w:rPr>
-        <w:t xml:space="preserve"> debe estar alineada con la rentabilidad y eficiencia para no convertirse en una barrera silenciosa al crecimiento.</w:t>
+        <w:t xml:space="preserve"> debe </w:t>
+      </w:r>
+      <w:r>
+        <w:rPr>
+          <w:lang w:val="es-ES_tradnl"/>
+        </w:rPr>
+        <w:lastRenderedPageBreak/>
+        <w:t>estar alineada con la rentabilidad y eficiencia para no convertirse en una barrera silenciosa al crecimiento.</w:t>
       </w:r>
     </w:p>
     <w:p>
@@ -8848,7 +7857,7 @@
           <w:lang w:val="es-ES_tradnl"/>
         </w:rPr>
       </w:pPr>
-      <w:bookmarkStart w:name="_Toc200804360" w:id="21"/>
+      <w:bookmarkStart w:id="21" w:name="_Toc200804360"/>
       <w:r>
         <w:rPr>
           <w:b/>
@@ -9091,11 +8100,6 @@
           <w:lang w:val="es-ES_tradnl"/>
         </w:rPr>
         <w:br/>
-      </w:r>
-      <w:r>
-        <w:rPr>
-          <w:lang w:val="es-ES_tradnl"/>
-        </w:rPr>
         <w:t>Razón de Endeudamiento = Pasivo Total / Activo Total</w:t>
       </w:r>
     </w:p>
@@ -9119,11 +8123,6 @@
           <w:lang w:val="es-ES_tradnl"/>
         </w:rPr>
         <w:br/>
-      </w:r>
-      <w:r>
-        <w:rPr>
-          <w:lang w:val="es-ES_tradnl"/>
-        </w:rPr>
         <w:t>Pasivo total = $120.000.000</w:t>
       </w:r>
       <w:r>
@@ -9131,11 +8130,6 @@
           <w:lang w:val="es-ES_tradnl"/>
         </w:rPr>
         <w:br/>
-      </w:r>
-      <w:r>
-        <w:rPr>
-          <w:lang w:val="es-ES_tradnl"/>
-        </w:rPr>
         <w:t>Activo total = $300.000.000</w:t>
       </w:r>
       <w:r>
@@ -9172,11 +8166,6 @@
           <w:lang w:val="es-ES_tradnl"/>
         </w:rPr>
         <w:br/>
-      </w:r>
-      <w:r>
-        <w:rPr>
-          <w:lang w:val="es-ES_tradnl"/>
-        </w:rPr>
         <w:t>Esto indica que el 40</w:t>
       </w:r>
       <w:r>
@@ -9297,11 +8286,6 @@
           <w:lang w:val="es-ES_tradnl"/>
         </w:rPr>
         <w:br/>
-      </w:r>
-      <w:r>
-        <w:rPr>
-          <w:lang w:val="es-ES_tradnl"/>
-        </w:rPr>
         <w:t>Cobertura de Intereses = Utilidad Operacional / Gastos por Intereses</w:t>
       </w:r>
     </w:p>
@@ -9325,11 +8309,6 @@
           <w:lang w:val="es-ES_tradnl"/>
         </w:rPr>
         <w:br/>
-      </w:r>
-      <w:r>
-        <w:rPr>
-          <w:lang w:val="es-ES_tradnl"/>
-        </w:rPr>
         <w:t>Utilidad operacional = $80.000.000</w:t>
       </w:r>
       <w:r>
@@ -9342,6 +8321,7 @@
         <w:rPr>
           <w:lang w:val="es-ES_tradnl"/>
         </w:rPr>
+        <w:lastRenderedPageBreak/>
         <w:t>Gastos financieros = $20.000.000</w:t>
       </w:r>
       <w:r>
@@ -9378,11 +8358,6 @@
           <w:lang w:val="es-ES_tradnl"/>
         </w:rPr>
         <w:br/>
-      </w:r>
-      <w:r>
-        <w:rPr>
-          <w:lang w:val="es-ES_tradnl"/>
-        </w:rPr>
         <w:t>Esto significa que la empresa genera 4 veces más utilidad operativa de la necesaria para cubrir los intereses de su deuda. Un índice menor a 2 es preocupante, ya que indica dificultades para sostener el servicio de la deuda sin comprometer otras operaciones.</w:t>
       </w:r>
     </w:p>
@@ -9442,11 +8417,6 @@
           <w:lang w:val="es-ES_tradnl"/>
         </w:rPr>
         <w:br/>
-      </w:r>
-      <w:r>
-        <w:rPr>
-          <w:lang w:val="es-ES_tradnl"/>
-        </w:rPr>
         <w:t>Apalancamiento = Activos Totales / Patrimonio</w:t>
       </w:r>
     </w:p>
@@ -9470,11 +8440,6 @@
           <w:lang w:val="es-ES_tradnl"/>
         </w:rPr>
         <w:br/>
-      </w:r>
-      <w:r>
-        <w:rPr>
-          <w:lang w:val="es-ES_tradnl"/>
-        </w:rPr>
         <w:t>Activos = $300.000.000</w:t>
       </w:r>
       <w:r>
@@ -9482,11 +8447,6 @@
           <w:lang w:val="es-ES_tradnl"/>
         </w:rPr>
         <w:br/>
-      </w:r>
-      <w:r>
-        <w:rPr>
-          <w:lang w:val="es-ES_tradnl"/>
-        </w:rPr>
         <w:t>Patrimonio = $180.000.000</w:t>
       </w:r>
       <w:r>
@@ -9523,11 +8483,6 @@
           <w:lang w:val="es-ES_tradnl"/>
         </w:rPr>
         <w:br/>
-      </w:r>
-      <w:r>
-        <w:rPr>
-          <w:lang w:val="es-ES_tradnl"/>
-        </w:rPr>
         <w:t>Por cada peso invertido por los socios, la empresa ha financiado $1.67 en activos. Un apalancamiento moderado (entre 1.5 y 2.0) puede ser positivo si la rentabilidad de los activos supera el costo del financiamiento.</w:t>
       </w:r>
     </w:p>
@@ -9587,11 +8542,6 @@
           <w:lang w:val="es-ES_tradnl"/>
         </w:rPr>
         <w:br/>
-      </w:r>
-      <w:r>
-        <w:rPr>
-          <w:lang w:val="es-ES_tradnl"/>
-        </w:rPr>
         <w:t>Endeudamiento del Patrimonio = Pasivo Total / Patrimonio</w:t>
       </w:r>
     </w:p>
@@ -9615,11 +8565,6 @@
           <w:lang w:val="es-ES_tradnl"/>
         </w:rPr>
         <w:br/>
-      </w:r>
-      <w:r>
-        <w:rPr>
-          <w:lang w:val="es-ES_tradnl"/>
-        </w:rPr>
         <w:t>Pasivo = $120.000.000</w:t>
       </w:r>
       <w:r>
@@ -9627,11 +8572,6 @@
           <w:lang w:val="es-ES_tradnl"/>
         </w:rPr>
         <w:br/>
-      </w:r>
-      <w:r>
-        <w:rPr>
-          <w:lang w:val="es-ES_tradnl"/>
-        </w:rPr>
         <w:t>Patrimonio = $180.000.000</w:t>
       </w:r>
       <w:r>
@@ -9668,11 +8608,6 @@
           <w:lang w:val="es-ES_tradnl"/>
         </w:rPr>
         <w:br/>
-      </w:r>
-      <w:r>
-        <w:rPr>
-          <w:lang w:val="es-ES_tradnl"/>
-        </w:rPr>
         <w:t xml:space="preserve">Por cada peso de capital propio, la empresa tiene $0.67 en deudas. Este indicador es útil para evaluar la </w:t>
       </w:r>
       <w:r>
@@ -9737,11 +8672,6 @@
           <w:lang w:val="es-ES_tradnl"/>
         </w:rPr>
         <w:br/>
-      </w:r>
-      <w:r>
-        <w:rPr>
-          <w:lang w:val="es-ES_tradnl"/>
-        </w:rPr>
         <w:t>Pasivo Corriente / Pasivo Total</w:t>
       </w:r>
     </w:p>
@@ -9765,11 +8695,6 @@
           <w:lang w:val="es-ES_tradnl"/>
         </w:rPr>
         <w:br/>
-      </w:r>
-      <w:r>
-        <w:rPr>
-          <w:lang w:val="es-ES_tradnl"/>
-        </w:rPr>
         <w:t>Pasivo corriente = $70.000.000</w:t>
       </w:r>
       <w:r>
@@ -9782,6 +8707,7 @@
         <w:rPr>
           <w:lang w:val="es-ES_tradnl"/>
         </w:rPr>
+        <w:lastRenderedPageBreak/>
         <w:t>Pasivo total = $120.000.000</w:t>
       </w:r>
       <w:r>
@@ -9832,11 +8758,6 @@
           <w:lang w:val="es-ES_tradnl"/>
         </w:rPr>
         <w:br/>
-      </w:r>
-      <w:r>
-        <w:rPr>
-          <w:lang w:val="es-ES_tradnl"/>
-        </w:rPr>
         <w:t xml:space="preserve">Este indicador revela qué proporción de la deuda total debe ser pagada en el corto plazo. Si el valor es muy alto, puede representar </w:t>
       </w:r>
       <w:r>
@@ -9893,11 +8814,6 @@
           <w:lang w:val="es-ES_tradnl"/>
         </w:rPr>
         <w:br/>
-      </w:r>
-      <w:r>
-        <w:rPr>
-          <w:lang w:val="es-ES_tradnl"/>
-        </w:rPr>
         <w:t>Deuda financiera / Total Pasivo</w:t>
       </w:r>
     </w:p>
@@ -9921,11 +8837,6 @@
           <w:lang w:val="es-ES_tradnl"/>
         </w:rPr>
         <w:br/>
-      </w:r>
-      <w:r>
-        <w:rPr>
-          <w:lang w:val="es-ES_tradnl"/>
-        </w:rPr>
         <w:t>Deuda con bancos = $90.000.000</w:t>
       </w:r>
       <w:r>
@@ -9933,11 +8844,6 @@
           <w:lang w:val="es-ES_tradnl"/>
         </w:rPr>
         <w:br/>
-      </w:r>
-      <w:r>
-        <w:rPr>
-          <w:lang w:val="es-ES_tradnl"/>
-        </w:rPr>
         <w:t>Pasivo total = $150.000.000</w:t>
       </w:r>
       <w:r>
@@ -9988,11 +8894,6 @@
           <w:lang w:val="es-ES_tradnl"/>
         </w:rPr>
         <w:br/>
-      </w:r>
-      <w:r>
-        <w:rPr>
-          <w:lang w:val="es-ES_tradnl"/>
-        </w:rPr>
         <w:t xml:space="preserve">Este indicador muestra qué parte del pasivo está comprometido con entidades financieras, lo cual puede implicar </w:t>
       </w:r>
       <w:r>
@@ -10022,7 +8923,7 @@
           <w:lang w:val="es-ES_tradnl"/>
         </w:rPr>
       </w:pPr>
-      <w:bookmarkStart w:name="_Toc200804361" w:id="23"/>
+      <w:bookmarkStart w:id="23" w:name="_Toc200804361"/>
       <w:commentRangeStart w:id="24"/>
       <w:r>
         <w:rPr>
@@ -10244,14 +9145,15 @@
           <w:rFonts w:eastAsia="Times New Roman"/>
           <w:lang w:val="es-ES_tradnl"/>
         </w:rPr>
-        <w:t xml:space="preserve">, el tipo de industria y la estabilidad de los ingresos. Por ejemplo, empresas con ingresos estables y predecibles (como servicios públicos) pueden tolerar niveles de endeudamiento más altos que aquellas cuyos </w:t>
-      </w:r>
-      <w:r>
-        <w:rPr>
-          <w:rFonts w:eastAsia="Times New Roman"/>
-          <w:lang w:val="es-ES_tradnl"/>
-        </w:rPr>
-        <w:t>ingresos son estacionales o volátiles (como el turismo o el comercio al por menor). El problema surge cuando la deuda se convierte en una carga que consume buena parte de las utilidades, o cuando no se traduce en mejoras operativas o productivas.</w:t>
+        <w:t xml:space="preserve">, el tipo de industria y la estabilidad de los ingresos. Por ejemplo, empresas con ingresos estables y predecibles (como servicios públicos) pueden tolerar niveles de endeudamiento más altos que aquellas cuyos ingresos son estacionales o volátiles (como el turismo o el comercio al por menor). El problema surge </w:t>
+      </w:r>
+      <w:r>
+        <w:rPr>
+          <w:rFonts w:eastAsia="Times New Roman"/>
+          <w:lang w:val="es-ES_tradnl"/>
+        </w:rPr>
+        <w:lastRenderedPageBreak/>
+        <w:t>cuando la deuda se convierte en una carga que consume buena parte de las utilidades, o cuando no se traduce en mejoras operativas o productivas.</w:t>
       </w:r>
     </w:p>
     <w:p>
@@ -10645,7 +9547,7 @@
           <w:lang w:val="es-ES_tradnl"/>
         </w:rPr>
       </w:pPr>
-      <w:bookmarkStart w:name="_Toc200804362" w:id="27"/>
+      <w:bookmarkStart w:id="27" w:name="_Toc200804362"/>
       <w:r>
         <w:rPr>
           <w:rStyle w:val="Textoennegrita"/>
@@ -10755,13 +9657,7 @@
         <w:rPr>
           <w:lang w:val="es-ES_tradnl"/>
         </w:rPr>
-        <w:t xml:space="preserve"> refleja una administración financiera eficiente, mientras que una rotación lenta o un ciclo </w:t>
-      </w:r>
-      <w:r>
-        <w:rPr>
-          <w:lang w:val="es-ES_tradnl"/>
-        </w:rPr>
-        <w:t>operativo prolongado puede indicar problemas de liquidez, acumulación de inventarios o deficiencias en la política de cobros o pagos.</w:t>
+        <w:t xml:space="preserve"> refleja una administración financiera eficiente, mientras que una rotación lenta o un ciclo operativo prolongado puede indicar problemas de liquidez, acumulación de inventarios o deficiencias en la política de cobros o pagos.</w:t>
       </w:r>
     </w:p>
     <w:p>
@@ -10775,6 +9671,7 @@
         <w:rPr>
           <w:lang w:val="es-ES_tradnl"/>
         </w:rPr>
+        <w:lastRenderedPageBreak/>
         <w:t>De igual manera, este tipo de indicadores tiene unas acciones que se presentan en sus diversos procesos</w:t>
       </w:r>
       <w:r>
@@ -10860,11 +9757,6 @@
           <w:lang w:val="es-ES_tradnl"/>
         </w:rPr>
         <w:br/>
-      </w:r>
-      <w:r>
-        <w:rPr>
-          <w:lang w:val="es-ES_tradnl"/>
-        </w:rPr>
         <w:t>Rotación de Inventarios = Costo de Ventas / Inventario Promedio</w:t>
       </w:r>
     </w:p>
@@ -10888,11 +9780,6 @@
           <w:lang w:val="es-ES_tradnl"/>
         </w:rPr>
         <w:br/>
-      </w:r>
-      <w:r>
-        <w:rPr>
-          <w:lang w:val="es-ES_tradnl"/>
-        </w:rPr>
         <w:t>Costo de ventas: $300.000.000</w:t>
       </w:r>
       <w:r>
@@ -10900,11 +9787,6 @@
           <w:lang w:val="es-ES_tradnl"/>
         </w:rPr>
         <w:br/>
-      </w:r>
-      <w:r>
-        <w:rPr>
-          <w:lang w:val="es-ES_tradnl"/>
-        </w:rPr>
         <w:t>Inventario promedio: $75.000.000</w:t>
       </w:r>
       <w:r>
@@ -10941,11 +9823,6 @@
           <w:lang w:val="es-ES_tradnl"/>
         </w:rPr>
         <w:br/>
-      </w:r>
-      <w:r>
-        <w:rPr>
-          <w:lang w:val="es-ES_tradnl"/>
-        </w:rPr>
         <w:t>Esto significa que los inventarios se renuevan completamente 4 veces durante el periodo analizado. Una mayor rotación indica una gestión eficiente del inventario, lo que reduce costos de</w:t>
       </w:r>
       <w:r>
@@ -11020,11 +9897,6 @@
           <w:lang w:val="es-ES_tradnl"/>
         </w:rPr>
         <w:br/>
-      </w:r>
-      <w:r>
-        <w:rPr>
-          <w:lang w:val="es-ES_tradnl"/>
-        </w:rPr>
         <w:t>La empresa tarda en promedio 90 días en vender todo su inventario.</w:t>
       </w:r>
     </w:p>
@@ -11076,11 +9948,6 @@
           <w:lang w:val="es-ES_tradnl"/>
         </w:rPr>
         <w:br/>
-      </w:r>
-      <w:r>
-        <w:rPr>
-          <w:lang w:val="es-ES_tradnl"/>
-        </w:rPr>
         <w:t>Rotación de Cuentas por Cobrar = Ventas Netas / Cuentas por Cobrar Promedio</w:t>
       </w:r>
     </w:p>
@@ -11104,11 +9971,6 @@
           <w:lang w:val="es-ES_tradnl"/>
         </w:rPr>
         <w:br/>
-      </w:r>
-      <w:r>
-        <w:rPr>
-          <w:lang w:val="es-ES_tradnl"/>
-        </w:rPr>
         <w:t>Ventas netas: $500.000.000</w:t>
       </w:r>
       <w:r>
@@ -11116,11 +9978,6 @@
           <w:lang w:val="es-ES_tradnl"/>
         </w:rPr>
         <w:br/>
-      </w:r>
-      <w:r>
-        <w:rPr>
-          <w:lang w:val="es-ES_tradnl"/>
-        </w:rPr>
         <w:t>Cuentas por cobrar: $100.000.000</w:t>
       </w:r>
       <w:r>
@@ -11157,11 +10014,6 @@
           <w:lang w:val="es-ES_tradnl"/>
         </w:rPr>
         <w:br/>
-      </w:r>
-      <w:r>
-        <w:rPr>
-          <w:lang w:val="es-ES_tradnl"/>
-        </w:rPr>
         <w:t xml:space="preserve">La empresa cobra sus cuentas 5 veces al año, o cada </w:t>
       </w:r>
       <w:r>
@@ -11237,6 +10089,7 @@
           <w:bCs w:val="0"/>
           <w:lang w:val="es-ES_tradnl"/>
         </w:rPr>
+        <w:lastRenderedPageBreak/>
         <w:t xml:space="preserve">Rotación de </w:t>
       </w:r>
       <w:r>
@@ -11268,11 +10121,6 @@
           <w:lang w:val="es-ES_tradnl"/>
         </w:rPr>
         <w:br/>
-      </w:r>
-      <w:r>
-        <w:rPr>
-          <w:lang w:val="es-ES_tradnl"/>
-        </w:rPr>
         <w:t>Rotación de Cuentas por Pagar = Compras / Cuentas por Pagar Promedio</w:t>
       </w:r>
     </w:p>
@@ -11356,11 +10204,6 @@
           <w:lang w:val="es-ES_tradnl"/>
         </w:rPr>
         <w:br/>
-      </w:r>
-      <w:r>
-        <w:rPr>
-          <w:lang w:val="es-ES_tradnl"/>
-        </w:rPr>
         <w:t xml:space="preserve">Este indicador revela cuántas veces al año la empresa paga a sus proveedores. Una rotación baja (más días para pagar) puede significar </w:t>
       </w:r>
       <w:r>
@@ -11417,11 +10260,6 @@
           <w:lang w:val="es-ES_tradnl"/>
         </w:rPr>
         <w:br/>
-      </w:r>
-      <w:r>
-        <w:rPr>
-          <w:lang w:val="es-ES_tradnl"/>
-        </w:rPr>
         <w:t>CCE = Días de inventario + Días de cuentas por cobrar – Días de cuentas por pagar</w:t>
       </w:r>
     </w:p>
@@ -11445,11 +10283,6 @@
           <w:lang w:val="es-ES_tradnl"/>
         </w:rPr>
         <w:br/>
-      </w:r>
-      <w:r>
-        <w:rPr>
-          <w:lang w:val="es-ES_tradnl"/>
-        </w:rPr>
         <w:t>Días de inventario: 90 días</w:t>
       </w:r>
       <w:r>
@@ -11457,31 +10290,13 @@
           <w:lang w:val="es-ES_tradnl"/>
         </w:rPr>
         <w:br/>
-      </w:r>
-      <w:proofErr w:type="spellStart"/>
-      <w:r>
-        <w:rPr>
-          <w:lang w:val="es-ES_tradnl"/>
-        </w:rPr>
-        <w:t>Días</w:t>
-      </w:r>
-      <w:proofErr w:type="spellEnd"/>
-      <w:r>
-        <w:rPr>
-          <w:lang w:val="es-ES_tradnl"/>
-        </w:rPr>
-        <w:t xml:space="preserve"> de cartera (por cobrar): 72 días</w:t>
+        <w:t>Días de cartera (por cobrar): 72 días</w:t>
       </w:r>
       <w:r>
         <w:rPr>
           <w:lang w:val="es-ES_tradnl"/>
         </w:rPr>
         <w:br/>
-      </w:r>
-      <w:r>
-        <w:rPr>
-          <w:lang w:val="es-ES_tradnl"/>
-        </w:rPr>
         <w:t>Días de cuentas por pagar: 60 días</w:t>
       </w:r>
       <w:r>
@@ -11518,11 +10333,6 @@
           <w:lang w:val="es-ES_tradnl"/>
         </w:rPr>
         <w:br/>
-      </w:r>
-      <w:r>
-        <w:rPr>
-          <w:lang w:val="es-ES_tradnl"/>
-        </w:rPr>
         <w:t xml:space="preserve">El CCE de 102 días indica que la empresa necesita </w:t>
       </w:r>
       <w:r>
@@ -11566,7 +10376,6 @@
         </w:rPr>
         <w:t xml:space="preserve">, mientras que un CCE más corto o incluso negativo (como sucede en algunos modelos de </w:t>
       </w:r>
-      <w:proofErr w:type="spellStart"/>
       <w:r>
         <w:rPr>
           <w:i/>
@@ -11575,7 +10384,6 @@
         </w:rPr>
         <w:t>retail</w:t>
       </w:r>
-      <w:proofErr w:type="spellEnd"/>
       <w:r>
         <w:rPr>
           <w:lang w:val="es-ES"/>
@@ -11605,7 +10413,7 @@
           <w:lang w:val="es-ES_tradnl"/>
         </w:rPr>
       </w:pPr>
-      <w:bookmarkStart w:name="_Toc200804363" w:id="29"/>
+      <w:bookmarkStart w:id="29" w:name="_Toc200804363"/>
       <w:r>
         <w:rPr>
           <w:rStyle w:val="Textoennegrita"/>
@@ -11686,7 +10494,7 @@
           <w:bCs/>
           <w:lang w:val="es-ES_tradnl"/>
         </w:rPr>
-        <w:t xml:space="preserve">CCE reducido indica </w:t>
+        <w:t xml:space="preserve">CCE reducido indica que la empresa convierte sus inversiones en inventarios y cuentas por cobrar en dinero </w:t>
       </w:r>
       <w:r>
         <w:rPr>
@@ -11695,7 +10503,8 @@
           <w:bCs/>
           <w:lang w:val="es-ES_tradnl"/>
         </w:rPr>
-        <w:t>que la empresa convierte sus inversiones en inventarios y cuentas por cobrar en dinero líquido en menos tiempo</w:t>
+        <w:lastRenderedPageBreak/>
+        <w:t>líquido en menos tiempo</w:t>
       </w:r>
       <w:r>
         <w:rPr>
@@ -12302,7 +11111,7 @@
           <w:lang w:val="es-ES_tradnl"/>
         </w:rPr>
       </w:pPr>
-      <w:bookmarkStart w:name="_Toc200804364" w:id="35"/>
+      <w:bookmarkStart w:id="35" w:name="_Toc200804364"/>
       <w:r>
         <w:rPr>
           <w:rStyle w:val="Textoennegrita"/>
@@ -12453,9 +11262,9 @@
             </w:drawing>
           </mc:Choice>
           <mc:Fallback>
-            <w:pict w14:anchorId="1A582F49">
-              <v:shape id="Cuadro de texto 21" style="width:2in;height:2in;visibility:visible;mso-wrap-style:none;mso-left-percent:-10001;mso-top-percent:-10001;mso-position-horizontal:absolute;mso-position-horizontal-relative:char;mso-position-vertical:absolute;mso-position-vertical-relative:line;mso-left-percent:-10001;mso-top-percent:-10001;v-text-anchor:top" o:spid="_x0000_s1035" fillcolor="#4f81bd [3204]" strokecolor="white [3201]" strokeweight="3pt" type="#_x0000_t202" o:gfxdata="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" w14:anchorId="581758CF">
-                <v:shadow on="t" color="black" opacity="24903f" offset="0,.55556mm" origin=",.5"/>
+            <w:pict>
+              <v:shape w14:anchorId="581758CF" id="Cuadro de texto 21" o:spid="_x0000_s1035" type="#_x0000_t202" style="width:2in;height:2in;visibility:visible;mso-wrap-style:none;mso-left-percent:-10001;mso-top-percent:-10001;mso-position-horizontal:absolute;mso-position-horizontal-relative:char;mso-position-vertical:absolute;mso-position-vertical-relative:line;mso-left-percent:-10001;mso-top-percent:-10001;v-text-anchor:top" o:gfxdata="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" fillcolor="#4f81bd [3204]" strokecolor="white [3201]" strokeweight="3pt">
+                <v:shadow on="t" color="black" opacity="24903f" origin=",.5" offset="0,.55556mm"/>
                 <v:textbox style="mso-fit-shape-to-text:t">
                   <w:txbxContent>
                     <w:p>
@@ -12569,9 +11378,9 @@
             </w:drawing>
           </mc:Choice>
           <mc:Fallback>
-            <w:pict w14:anchorId="0E7A25A9">
-              <v:shape id="Cuadro de texto 22" style="width:2in;height:2in;visibility:visible;mso-wrap-style:none;mso-left-percent:-10001;mso-top-percent:-10001;mso-position-horizontal:absolute;mso-position-horizontal-relative:char;mso-position-vertical:absolute;mso-position-vertical-relative:line;mso-left-percent:-10001;mso-top-percent:-10001;v-text-anchor:top" o:spid="_x0000_s1036" fillcolor="#4f81bd [3204]" strokecolor="white [3201]" strokeweight="3pt" type="#_x0000_t202" o:gfxdata="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" w14:anchorId="55FCAFDF">
-                <v:shadow on="t" color="black" opacity="24903f" offset="0,.55556mm" origin=",.5"/>
+            <w:pict>
+              <v:shape w14:anchorId="55FCAFDF" id="Cuadro de texto 22" o:spid="_x0000_s1036" type="#_x0000_t202" style="width:2in;height:2in;visibility:visible;mso-wrap-style:none;mso-left-percent:-10001;mso-top-percent:-10001;mso-position-horizontal:absolute;mso-position-horizontal-relative:char;mso-position-vertical:absolute;mso-position-vertical-relative:line;mso-left-percent:-10001;mso-top-percent:-10001;v-text-anchor:top" o:gfxdata="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" fillcolor="#4f81bd [3204]" strokecolor="white [3201]" strokeweight="3pt">
+                <v:shadow on="t" color="black" opacity="24903f" origin=",.5" offset="0,.55556mm"/>
                 <v:textbox style="mso-fit-shape-to-text:t">
                   <w:txbxContent>
                     <w:p>
@@ -12691,9 +11500,9 @@
             </w:drawing>
           </mc:Choice>
           <mc:Fallback>
-            <w:pict w14:anchorId="6DF1C71B">
-              <v:shape id="Cuadro de texto 24" style="width:2in;height:2in;visibility:visible;mso-wrap-style:none;mso-left-percent:-10001;mso-top-percent:-10001;mso-position-horizontal:absolute;mso-position-horizontal-relative:char;mso-position-vertical:absolute;mso-position-vertical-relative:line;mso-left-percent:-10001;mso-top-percent:-10001;v-text-anchor:top" o:spid="_x0000_s1037" fillcolor="#4f81bd [3204]" strokecolor="white [3201]" strokeweight="3pt" type="#_x0000_t202" o:gfxdata="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" w14:anchorId="6C2BA438">
-                <v:shadow on="t" color="black" opacity="24903f" offset="0,.55556mm" origin=",.5"/>
+            <w:pict>
+              <v:shape w14:anchorId="6C2BA438" id="Cuadro de texto 24" o:spid="_x0000_s1037" type="#_x0000_t202" style="width:2in;height:2in;visibility:visible;mso-wrap-style:none;mso-left-percent:-10001;mso-top-percent:-10001;mso-position-horizontal:absolute;mso-position-horizontal-relative:char;mso-position-vertical:absolute;mso-position-vertical-relative:line;mso-left-percent:-10001;mso-top-percent:-10001;v-text-anchor:top" o:gfxdata="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" fillcolor="#4f81bd [3204]" strokecolor="white [3201]" strokeweight="3pt">
+                <v:shadow on="t" color="black" opacity="24903f" origin=",.5" offset="0,.55556mm"/>
                 <v:textbox style="mso-fit-shape-to-text:t">
                   <w:txbxContent>
                     <w:p>
@@ -12816,7 +11625,7 @@
           <w:lang w:val="es-ES_tradnl"/>
         </w:rPr>
       </w:pPr>
-      <w:bookmarkStart w:name="_Toc200804365" w:id="36"/>
+      <w:bookmarkStart w:id="36" w:name="_Toc200804365"/>
       <w:r>
         <w:rPr>
           <w:rFonts w:eastAsia="Times New Roman"/>
@@ -12949,11 +11758,6 @@
           <w:lang w:val="es-ES_tradnl"/>
         </w:rPr>
         <w:br/>
-      </w:r>
-      <w:r>
-        <w:rPr>
-          <w:lang w:val="es-ES_tradnl"/>
-        </w:rPr>
         <w:t>Margen Bruto = (Ventas – Costo de Ventas) / Ventas</w:t>
       </w:r>
     </w:p>
@@ -12970,6 +11774,7 @@
           <w:rStyle w:val="Textoennegrita"/>
           <w:lang w:val="es-ES_tradnl"/>
         </w:rPr>
+        <w:lastRenderedPageBreak/>
         <w:t>Ejemplo:</w:t>
       </w:r>
       <w:r>
@@ -12977,11 +11782,6 @@
           <w:lang w:val="es-ES_tradnl"/>
         </w:rPr>
         <w:br/>
-      </w:r>
-      <w:r>
-        <w:rPr>
-          <w:lang w:val="es-ES_tradnl"/>
-        </w:rPr>
         <w:t>Ventas: $500.000.000</w:t>
       </w:r>
       <w:r>
@@ -12989,11 +11789,6 @@
           <w:lang w:val="es-ES_tradnl"/>
         </w:rPr>
         <w:br/>
-      </w:r>
-      <w:r>
-        <w:rPr>
-          <w:lang w:val="es-ES_tradnl"/>
-        </w:rPr>
         <w:t>Costo de ventas: $300.000.000</w:t>
       </w:r>
       <w:r>
@@ -13001,11 +11796,6 @@
           <w:lang w:val="es-ES_tradnl"/>
         </w:rPr>
         <w:br/>
-      </w:r>
-      <w:r>
-        <w:rPr>
-          <w:lang w:val="es-ES_tradnl"/>
-        </w:rPr>
         <w:t xml:space="preserve">Margen Bruto = (500.000.000 – 300.000.000) / 500.000.000 = </w:t>
       </w:r>
       <w:r>
@@ -13050,11 +11840,6 @@
           <w:lang w:val="es-ES_tradnl"/>
         </w:rPr>
         <w:br/>
-      </w:r>
-      <w:r>
-        <w:rPr>
-          <w:lang w:val="es-ES_tradnl"/>
-        </w:rPr>
         <w:t>Indica que</w:t>
       </w:r>
       <w:r>
@@ -13110,11 +11895,6 @@
           <w:lang w:val="es-ES_tradnl"/>
         </w:rPr>
         <w:br/>
-      </w:r>
-      <w:r>
-        <w:rPr>
-          <w:lang w:val="es-ES_tradnl"/>
-        </w:rPr>
         <w:t>Margen Operativo = Utilidad Operativa / Ventas</w:t>
       </w:r>
     </w:p>
@@ -13138,11 +11918,6 @@
           <w:lang w:val="es-ES_tradnl"/>
         </w:rPr>
         <w:br/>
-      </w:r>
-      <w:r>
-        <w:rPr>
-          <w:lang w:val="es-ES_tradnl"/>
-        </w:rPr>
         <w:t>Utilidad operativa = $80.000.000</w:t>
       </w:r>
       <w:r>
@@ -13150,11 +11925,6 @@
           <w:lang w:val="es-ES_tradnl"/>
         </w:rPr>
         <w:br/>
-      </w:r>
-      <w:r>
-        <w:rPr>
-          <w:lang w:val="es-ES_tradnl"/>
-        </w:rPr>
         <w:t>Ventas = $500.000.000</w:t>
       </w:r>
       <w:r>
@@ -13162,11 +11932,6 @@
           <w:lang w:val="es-ES_tradnl"/>
         </w:rPr>
         <w:br/>
-      </w:r>
-      <w:r>
-        <w:rPr>
-          <w:lang w:val="es-ES_tradnl"/>
-        </w:rPr>
         <w:t xml:space="preserve">Margen Operativo = 80.000.000 / 500.000.000 = </w:t>
       </w:r>
       <w:r>
@@ -13211,11 +11976,6 @@
           <w:lang w:val="es-ES_tradnl"/>
         </w:rPr>
         <w:br/>
-      </w:r>
-      <w:r>
-        <w:rPr>
-          <w:lang w:val="es-ES_tradnl"/>
-        </w:rPr>
         <w:t>Mide la eficiencia en la operación del negocio, excluyendo factores financieros y fiscales. Un margen alto indica buen control de gastos administrativos y operacionales.</w:t>
       </w:r>
     </w:p>
@@ -13259,11 +12019,6 @@
           <w:lang w:val="es-ES_tradnl"/>
         </w:rPr>
         <w:br/>
-      </w:r>
-      <w:r>
-        <w:rPr>
-          <w:lang w:val="es-ES_tradnl"/>
-        </w:rPr>
         <w:t>Margen Neto = Utilidad Neta / Ventas Netas</w:t>
       </w:r>
     </w:p>
@@ -13287,11 +12042,6 @@
           <w:lang w:val="es-ES_tradnl"/>
         </w:rPr>
         <w:br/>
-      </w:r>
-      <w:r>
-        <w:rPr>
-          <w:lang w:val="es-ES_tradnl"/>
-        </w:rPr>
         <w:t>Utilidad neta = $50.000.000</w:t>
       </w:r>
       <w:r>
@@ -13299,11 +12049,6 @@
           <w:lang w:val="es-ES_tradnl"/>
         </w:rPr>
         <w:br/>
-      </w:r>
-      <w:r>
-        <w:rPr>
-          <w:lang w:val="es-ES_tradnl"/>
-        </w:rPr>
         <w:t>Ventas netas = $500.000.000</w:t>
       </w:r>
       <w:r>
@@ -13311,11 +12056,6 @@
           <w:lang w:val="es-ES_tradnl"/>
         </w:rPr>
         <w:br/>
-      </w:r>
-      <w:r>
-        <w:rPr>
-          <w:lang w:val="es-ES_tradnl"/>
-        </w:rPr>
         <w:t xml:space="preserve">Margen Neto = 50.000.000 / 500.000.000 = </w:t>
       </w:r>
       <w:r>
@@ -13360,11 +12100,6 @@
           <w:lang w:val="es-ES_tradnl"/>
         </w:rPr>
         <w:br/>
-      </w:r>
-      <w:r>
-        <w:rPr>
-          <w:lang w:val="es-ES_tradnl"/>
-        </w:rPr>
         <w:t>Refleja la rentabilidad final del negocio, después de descontar todos los gastos, impuestos e intereses. Es uno de los indicadores más observados por inversionistas, ya que mide el beneficio “real” generado por cada peso vendido.</w:t>
       </w:r>
     </w:p>
@@ -13401,103 +12136,7 @@
           <w:rStyle w:val="Textoennegrita"/>
           <w:lang w:val="es-ES"/>
         </w:rPr>
-        <w:t>EBITDA (</w:t>
-      </w:r>
-      <w:proofErr w:type="spellStart"/>
-      <w:r>
-        <w:rPr>
-          <w:rStyle w:val="Textoennegrita"/>
-          <w:lang w:val="es-ES"/>
-        </w:rPr>
-        <w:t>Earnings</w:t>
-      </w:r>
-      <w:proofErr w:type="spellEnd"/>
-      <w:r>
-        <w:rPr>
-          <w:rStyle w:val="Textoennegrita"/>
-          <w:lang w:val="es-ES"/>
-        </w:rPr>
-        <w:t xml:space="preserve"> </w:t>
-      </w:r>
-      <w:proofErr w:type="spellStart"/>
-      <w:r>
-        <w:rPr>
-          <w:rStyle w:val="Textoennegrita"/>
-          <w:lang w:val="es-ES"/>
-        </w:rPr>
-        <w:t>Before</w:t>
-      </w:r>
-      <w:proofErr w:type="spellEnd"/>
-      <w:r>
-        <w:rPr>
-          <w:rStyle w:val="Textoennegrita"/>
-          <w:lang w:val="es-ES"/>
-        </w:rPr>
-        <w:t xml:space="preserve"> </w:t>
-      </w:r>
-      <w:proofErr w:type="spellStart"/>
-      <w:r>
-        <w:rPr>
-          <w:rStyle w:val="Textoennegrita"/>
-          <w:lang w:val="es-ES"/>
-        </w:rPr>
-        <w:t>Interest</w:t>
-      </w:r>
-      <w:proofErr w:type="spellEnd"/>
-      <w:r>
-        <w:rPr>
-          <w:rStyle w:val="Textoennegrita"/>
-          <w:lang w:val="es-ES"/>
-        </w:rPr>
-        <w:t xml:space="preserve">, </w:t>
-      </w:r>
-      <w:proofErr w:type="spellStart"/>
-      <w:r>
-        <w:rPr>
-          <w:rStyle w:val="Textoennegrita"/>
-          <w:lang w:val="es-ES"/>
-        </w:rPr>
-        <w:t>Taxes</w:t>
-      </w:r>
-      <w:proofErr w:type="spellEnd"/>
-      <w:r>
-        <w:rPr>
-          <w:rStyle w:val="Textoennegrita"/>
-          <w:lang w:val="es-ES"/>
-        </w:rPr>
-        <w:t xml:space="preserve">, </w:t>
-      </w:r>
-      <w:proofErr w:type="spellStart"/>
-      <w:r>
-        <w:rPr>
-          <w:rStyle w:val="Textoennegrita"/>
-          <w:lang w:val="es-ES"/>
-        </w:rPr>
-        <w:t>Depreciation</w:t>
-      </w:r>
-      <w:proofErr w:type="spellEnd"/>
-      <w:r>
-        <w:rPr>
-          <w:rStyle w:val="Textoennegrita"/>
-          <w:lang w:val="es-ES"/>
-        </w:rPr>
-        <w:t xml:space="preserve"> and </w:t>
-      </w:r>
-      <w:proofErr w:type="spellStart"/>
-      <w:r>
-        <w:rPr>
-          <w:rStyle w:val="Textoennegrita"/>
-          <w:lang w:val="es-ES"/>
-        </w:rPr>
-        <w:t>Amortization</w:t>
-      </w:r>
-      <w:proofErr w:type="spellEnd"/>
-      <w:r>
-        <w:rPr>
-          <w:rStyle w:val="Textoennegrita"/>
-          <w:lang w:val="es-ES"/>
-        </w:rPr>
-        <w:t>)</w:t>
+        <w:t>EBITDA (Earnings Before Interest, Taxes, Depreciation and Amortization)</w:t>
       </w:r>
       <w:r>
         <w:rPr>
@@ -13519,6 +12158,7 @@
           <w:rStyle w:val="Textoennegrita"/>
           <w:lang w:val="es-ES_tradnl"/>
         </w:rPr>
+        <w:lastRenderedPageBreak/>
         <w:t>Fórmula:</w:t>
       </w:r>
       <w:r>
@@ -13526,11 +12166,6 @@
           <w:lang w:val="es-ES_tradnl"/>
         </w:rPr>
         <w:br/>
-      </w:r>
-      <w:r>
-        <w:rPr>
-          <w:lang w:val="es-ES_tradnl"/>
-        </w:rPr>
         <w:t>EBITDA = Utilidad Operativa + Depreciaciones + Amortizaciones</w:t>
       </w:r>
     </w:p>
@@ -13554,11 +12189,6 @@
           <w:lang w:val="es-ES_tradnl"/>
         </w:rPr>
         <w:br/>
-      </w:r>
-      <w:r>
-        <w:rPr>
-          <w:lang w:val="es-ES_tradnl"/>
-        </w:rPr>
         <w:t>Utilidad operativa = $80.000.000</w:t>
       </w:r>
       <w:r>
@@ -13566,11 +12196,6 @@
           <w:lang w:val="es-ES_tradnl"/>
         </w:rPr>
         <w:br/>
-      </w:r>
-      <w:r>
-        <w:rPr>
-          <w:lang w:val="es-ES_tradnl"/>
-        </w:rPr>
         <w:t>Depreciación y amortización = $20.000.000</w:t>
       </w:r>
       <w:r>
@@ -13637,11 +12262,6 @@
           <w:lang w:val="es-ES_tradnl"/>
         </w:rPr>
         <w:br/>
-      </w:r>
-      <w:r>
-        <w:rPr>
-          <w:lang w:val="es-ES_tradnl"/>
-        </w:rPr>
         <w:t>El margen EBITDA muestra cuánto genera el negocio en flujo de caja operativo antes de obligaciones financieras y fiscales. Es útil para comparar empresas entre sí, ya que elimina factores externos al desempeño operativo.</w:t>
       </w:r>
     </w:p>
@@ -13678,85 +12298,32 @@
           <w:rStyle w:val="Textoennegrita"/>
           <w:lang w:val="es-ES_tradnl"/>
         </w:rPr>
-        <w:t>ROA (</w:t>
-      </w:r>
-      <w:proofErr w:type="spellStart"/>
+        <w:t>ROA (Return on Assets)</w:t>
+      </w:r>
+      <w:r>
+        <w:rPr>
+          <w:lang w:val="es-ES_tradnl"/>
+        </w:rPr>
+        <w:br/>
+      </w:r>
       <w:r>
         <w:rPr>
           <w:rStyle w:val="Textoennegrita"/>
           <w:lang w:val="es-ES_tradnl"/>
         </w:rPr>
-        <w:t>Return</w:t>
-      </w:r>
-      <w:proofErr w:type="spellEnd"/>
-      <w:r>
-        <w:rPr>
-          <w:rStyle w:val="Textoennegrita"/>
-          <w:lang w:val="es-ES_tradnl"/>
-        </w:rPr>
-        <w:t xml:space="preserve"> </w:t>
-      </w:r>
-      <w:proofErr w:type="spellStart"/>
-      <w:r>
-        <w:rPr>
-          <w:rStyle w:val="Textoennegrita"/>
-          <w:lang w:val="es-ES_tradnl"/>
-        </w:rPr>
-        <w:t>on</w:t>
-      </w:r>
-      <w:proofErr w:type="spellEnd"/>
-      <w:r>
-        <w:rPr>
-          <w:rStyle w:val="Textoennegrita"/>
-          <w:lang w:val="es-ES_tradnl"/>
-        </w:rPr>
-        <w:t xml:space="preserve"> </w:t>
-      </w:r>
-      <w:proofErr w:type="spellStart"/>
-      <w:r>
-        <w:rPr>
-          <w:rStyle w:val="Textoennegrita"/>
-          <w:lang w:val="es-ES_tradnl"/>
-        </w:rPr>
-        <w:t>Assets</w:t>
-      </w:r>
-      <w:proofErr w:type="spellEnd"/>
-      <w:r>
-        <w:rPr>
-          <w:rStyle w:val="Textoennegrita"/>
-          <w:lang w:val="es-ES_tradnl"/>
-        </w:rPr>
-        <w:t>)</w:t>
+        <w:t>Fórmula:</w:t>
+      </w:r>
+      <w:r>
+        <w:rPr>
+          <w:lang w:val="es-ES_tradnl"/>
+        </w:rPr>
+        <w:t xml:space="preserve"> ROA = Utilidad Neta / Activos Totales</w:t>
       </w:r>
       <w:r>
         <w:rPr>
           <w:lang w:val="es-ES_tradnl"/>
         </w:rPr>
         <w:br/>
-      </w:r>
-      <w:r>
-        <w:rPr>
-          <w:rStyle w:val="Textoennegrita"/>
-          <w:lang w:val="es-ES_tradnl"/>
-        </w:rPr>
-        <w:t>Fórmula:</w:t>
-      </w:r>
-      <w:r>
-        <w:rPr>
-          <w:lang w:val="es-ES_tradnl"/>
-        </w:rPr>
-        <w:t xml:space="preserve"> ROA = Utilidad Neta / Activos Totales</w:t>
-      </w:r>
-      <w:r>
-        <w:rPr>
-          <w:lang w:val="es-ES_tradnl"/>
-        </w:rPr>
-        <w:br/>
-      </w:r>
-      <w:r>
-        <w:rPr>
-          <w:lang w:val="es-ES_tradnl"/>
-        </w:rPr>
         <w:t xml:space="preserve">Ejemplo: 50.000.000 / 300.000.000 = </w:t>
       </w:r>
       <w:r>
@@ -13794,85 +12361,32 @@
           <w:rStyle w:val="Textoennegrita"/>
           <w:lang w:val="es-ES_tradnl"/>
         </w:rPr>
-        <w:t>ROE (</w:t>
-      </w:r>
-      <w:proofErr w:type="spellStart"/>
+        <w:t>ROE (Return on Equity)</w:t>
+      </w:r>
+      <w:r>
+        <w:rPr>
+          <w:lang w:val="es-ES_tradnl"/>
+        </w:rPr>
+        <w:br/>
+      </w:r>
       <w:r>
         <w:rPr>
           <w:rStyle w:val="Textoennegrita"/>
           <w:lang w:val="es-ES_tradnl"/>
         </w:rPr>
-        <w:t>Return</w:t>
-      </w:r>
-      <w:proofErr w:type="spellEnd"/>
-      <w:r>
-        <w:rPr>
-          <w:rStyle w:val="Textoennegrita"/>
-          <w:lang w:val="es-ES_tradnl"/>
-        </w:rPr>
-        <w:t xml:space="preserve"> </w:t>
-      </w:r>
-      <w:proofErr w:type="spellStart"/>
-      <w:r>
-        <w:rPr>
-          <w:rStyle w:val="Textoennegrita"/>
-          <w:lang w:val="es-ES_tradnl"/>
-        </w:rPr>
-        <w:t>on</w:t>
-      </w:r>
-      <w:proofErr w:type="spellEnd"/>
-      <w:r>
-        <w:rPr>
-          <w:rStyle w:val="Textoennegrita"/>
-          <w:lang w:val="es-ES_tradnl"/>
-        </w:rPr>
-        <w:t xml:space="preserve"> </w:t>
-      </w:r>
-      <w:proofErr w:type="spellStart"/>
-      <w:r>
-        <w:rPr>
-          <w:rStyle w:val="Textoennegrita"/>
-          <w:lang w:val="es-ES_tradnl"/>
-        </w:rPr>
-        <w:t>Equity</w:t>
-      </w:r>
-      <w:proofErr w:type="spellEnd"/>
-      <w:r>
-        <w:rPr>
-          <w:rStyle w:val="Textoennegrita"/>
-          <w:lang w:val="es-ES_tradnl"/>
-        </w:rPr>
-        <w:t>)</w:t>
+        <w:t>Fórmula:</w:t>
+      </w:r>
+      <w:r>
+        <w:rPr>
+          <w:lang w:val="es-ES_tradnl"/>
+        </w:rPr>
+        <w:t xml:space="preserve"> ROE = Utilidad Neta / Patrimonio</w:t>
       </w:r>
       <w:r>
         <w:rPr>
           <w:lang w:val="es-ES_tradnl"/>
         </w:rPr>
         <w:br/>
-      </w:r>
-      <w:r>
-        <w:rPr>
-          <w:rStyle w:val="Textoennegrita"/>
-          <w:lang w:val="es-ES_tradnl"/>
-        </w:rPr>
-        <w:t>Fórmula:</w:t>
-      </w:r>
-      <w:r>
-        <w:rPr>
-          <w:lang w:val="es-ES_tradnl"/>
-        </w:rPr>
-        <w:t xml:space="preserve"> ROE = Utilidad Neta / Patrimonio</w:t>
-      </w:r>
-      <w:r>
-        <w:rPr>
-          <w:lang w:val="es-ES_tradnl"/>
-        </w:rPr>
-        <w:br/>
-      </w:r>
-      <w:r>
-        <w:rPr>
-          <w:lang w:val="es-ES_tradnl"/>
-        </w:rPr>
         <w:t xml:space="preserve">Ejemplo: 50.000.000 / 180.000.000 = </w:t>
       </w:r>
       <w:r>
@@ -13917,11 +12431,6 @@
           <w:lang w:val="es-ES_tradnl"/>
         </w:rPr>
         <w:br/>
-      </w:r>
-      <w:r>
-        <w:rPr>
-          <w:lang w:val="es-ES_tradnl"/>
-        </w:rPr>
         <w:t xml:space="preserve">El ROA mide qué tan rentables son los activos de la empresa, sin importar cómo fueron financiados. El ROE, en cambio, mide el rendimiento obtenido por los socios o accionistas. Si el ROE es significativamente mayor al ROA, es señal de </w:t>
       </w:r>
       <w:r>
@@ -14032,11 +12541,6 @@
           <w:lang w:val="es-ES_tradnl"/>
         </w:rPr>
         <w:br/>
-      </w:r>
-      <w:r>
-        <w:rPr>
-          <w:lang w:val="es-ES_tradnl"/>
-        </w:rPr>
         <w:t>o</w:t>
       </w:r>
       <w:r>
@@ -14144,6 +12648,7 @@
         <w:rPr>
           <w:lang w:val="es-ES_tradnl"/>
         </w:rPr>
+        <w:lastRenderedPageBreak/>
         <w:t>Apalancamiento = 1.67 (Activos / Patrimonio)</w:t>
       </w:r>
     </w:p>
@@ -14211,11 +12716,6 @@
           <w:lang w:val="es-ES_tradnl"/>
         </w:rPr>
         <w:br/>
-      </w:r>
-      <w:r>
-        <w:rPr>
-          <w:lang w:val="es-ES_tradnl"/>
-        </w:rPr>
         <w:t>El sistema DuPont permite entender si el ROE alto es producto de una buena rentabilidad operativa (margen), de una alta eficiencia comercial (rotación) o de una estructura de capital agresiva (apalancamiento). Es ideal para tomar decisiones estratégicas.</w:t>
       </w:r>
     </w:p>
@@ -14232,7 +12732,7 @@
           <w:lang w:val="es-ES_tradnl"/>
         </w:rPr>
       </w:pPr>
-      <w:bookmarkStart w:name="_Toc200804366" w:id="38"/>
+      <w:bookmarkStart w:id="38" w:name="_Toc200804366"/>
       <w:r>
         <w:rPr>
           <w:rStyle w:val="Textoennegrita"/>
@@ -14698,67 +13198,7 @@
           <w:bCs/>
           <w:lang w:val="es-ES"/>
         </w:rPr>
-        <w:t>ROA (</w:t>
-      </w:r>
-      <w:proofErr w:type="spellStart"/>
-      <w:r>
-        <w:rPr>
-          <w:rFonts w:eastAsia="Times New Roman"/>
-          <w:b/>
-          <w:bCs/>
-          <w:lang w:val="es-ES"/>
-        </w:rPr>
-        <w:t>Return</w:t>
-      </w:r>
-      <w:proofErr w:type="spellEnd"/>
-      <w:r>
-        <w:rPr>
-          <w:rFonts w:eastAsia="Times New Roman"/>
-          <w:b/>
-          <w:bCs/>
-          <w:lang w:val="es-ES"/>
-        </w:rPr>
-        <w:t xml:space="preserve"> </w:t>
-      </w:r>
-      <w:proofErr w:type="spellStart"/>
-      <w:r>
-        <w:rPr>
-          <w:rFonts w:eastAsia="Times New Roman"/>
-          <w:b/>
-          <w:bCs/>
-          <w:lang w:val="es-ES"/>
-        </w:rPr>
-        <w:t>on</w:t>
-      </w:r>
-      <w:proofErr w:type="spellEnd"/>
-      <w:r>
-        <w:rPr>
-          <w:rFonts w:eastAsia="Times New Roman"/>
-          <w:b/>
-          <w:bCs/>
-          <w:lang w:val="es-ES"/>
-        </w:rPr>
-        <w:t xml:space="preserve"> </w:t>
-      </w:r>
-      <w:proofErr w:type="spellStart"/>
-      <w:r>
-        <w:rPr>
-          <w:rFonts w:eastAsia="Times New Roman"/>
-          <w:b/>
-          <w:bCs/>
-          <w:lang w:val="es-ES"/>
-        </w:rPr>
-        <w:t>Assets</w:t>
-      </w:r>
-      <w:proofErr w:type="spellEnd"/>
-      <w:r>
-        <w:rPr>
-          <w:rFonts w:eastAsia="Times New Roman"/>
-          <w:b/>
-          <w:bCs/>
-          <w:lang w:val="es-ES"/>
-        </w:rPr>
-        <w:t>)</w:t>
+        <w:t>ROA (Return on Assets)</w:t>
       </w:r>
     </w:p>
     <w:p>
@@ -14829,168 +13269,109 @@
           <w:bCs/>
           <w:lang w:val="es-ES"/>
         </w:rPr>
-        <w:t>ROE (</w:t>
-      </w:r>
-      <w:proofErr w:type="spellStart"/>
+        <w:t>ROE (Return on Equity)</w:t>
+      </w:r>
+    </w:p>
+    <w:p>
+      <w:pPr>
+        <w:pStyle w:val="Prrafodelista"/>
+        <w:spacing w:before="100" w:beforeAutospacing="1" w:after="100" w:afterAutospacing="1" w:line="240" w:lineRule="auto"/>
+        <w:rPr>
+          <w:rFonts w:eastAsia="Times New Roman"/>
+          <w:lang w:val="es-ES_tradnl"/>
+        </w:rPr>
+      </w:pPr>
+      <w:r>
+        <w:rPr>
+          <w:rFonts w:eastAsia="Times New Roman"/>
+          <w:lang w:val="es-ES_tradnl"/>
+        </w:rPr>
+        <w:t>E</w:t>
+      </w:r>
+      <w:r>
+        <w:rPr>
+          <w:rFonts w:eastAsia="Times New Roman"/>
+          <w:lang w:val="es-ES_tradnl"/>
+        </w:rPr>
+        <w:t xml:space="preserve">valúa la rentabilidad obtenida por los socios o accionistas a partir de su inversión. </w:t>
+      </w:r>
+    </w:p>
+    <w:p>
+      <w:pPr>
+        <w:spacing w:before="100" w:beforeAutospacing="1" w:after="100" w:afterAutospacing="1" w:line="240" w:lineRule="auto"/>
+        <w:rPr>
+          <w:rFonts w:eastAsia="Times New Roman"/>
+          <w:lang w:val="es-ES"/>
+        </w:rPr>
+      </w:pPr>
+      <w:r>
+        <w:rPr>
+          <w:rFonts w:eastAsia="Times New Roman"/>
+          <w:lang w:val="es-ES"/>
+        </w:rPr>
+        <w:t>Cuando el ROE es significativamente superior al ROA, suele indicar la existencia de apalancamiento financiero, es decir, que la empresa está utilizando deuda para incrementar sus beneficios, lo cual puede ser una estrategia positiva si está bien controlada.</w:t>
+      </w:r>
+    </w:p>
+    <w:p>
+      <w:pPr>
+        <w:spacing w:before="100" w:beforeAutospacing="1" w:after="100" w:afterAutospacing="1" w:line="240" w:lineRule="auto"/>
+        <w:rPr>
+          <w:rFonts w:eastAsia="Times New Roman"/>
+          <w:lang w:val="es-ES_tradnl"/>
+        </w:rPr>
+      </w:pPr>
+      <w:r>
+        <w:rPr>
+          <w:rFonts w:eastAsia="Times New Roman"/>
+          <w:lang w:val="es-ES_tradnl"/>
+        </w:rPr>
+        <w:t xml:space="preserve">Finalmente, el </w:t>
+      </w:r>
       <w:r>
         <w:rPr>
           <w:rFonts w:eastAsia="Times New Roman"/>
           <w:b/>
           <w:bCs/>
-          <w:lang w:val="es-ES"/>
-        </w:rPr>
-        <w:t>Return</w:t>
-      </w:r>
-      <w:proofErr w:type="spellEnd"/>
+          <w:lang w:val="es-ES_tradnl"/>
+        </w:rPr>
+        <w:t>modelo DuPont</w:t>
+      </w:r>
+      <w:r>
+        <w:rPr>
+          <w:rFonts w:eastAsia="Times New Roman"/>
+          <w:lang w:val="es-ES_tradnl"/>
+        </w:rPr>
+        <w:t xml:space="preserve"> permite descomponer el ROE en tres factores: margen neto, rotación de activos y apalancamiento. Este análisis detallado ayuda a identificar qué aspecto está impulsando o limitando la rentabilidad del capital. Adicionalmente, el cálculo del </w:t>
+      </w:r>
       <w:r>
         <w:rPr>
           <w:rFonts w:eastAsia="Times New Roman"/>
           <w:b/>
           <w:bCs/>
-          <w:lang w:val="es-ES"/>
-        </w:rPr>
-        <w:t xml:space="preserve"> </w:t>
-      </w:r>
-      <w:proofErr w:type="spellStart"/>
+          <w:lang w:val="es-ES_tradnl"/>
+        </w:rPr>
+        <w:t>EBITDA</w:t>
+      </w:r>
+      <w:r>
+        <w:rPr>
+          <w:rFonts w:eastAsia="Times New Roman"/>
+          <w:lang w:val="es-ES_tradnl"/>
+        </w:rPr>
+        <w:t xml:space="preserve"> y su margen respectivo </w:t>
+      </w:r>
+      <w:r>
+        <w:rPr>
+          <w:rFonts w:eastAsia="Times New Roman"/>
+          <w:lang w:val="es-ES_tradnl"/>
+        </w:rPr>
+        <w:lastRenderedPageBreak/>
+        <w:t xml:space="preserve">se ha vuelto muy utilizado en análisis comparativos, ya que muestra la rentabilidad operativa antes de intereses, impuestos y depreciaciones. En conjunto, todos estos indicadores ofrecen una </w:t>
+      </w:r>
       <w:r>
         <w:rPr>
           <w:rFonts w:eastAsia="Times New Roman"/>
           <w:b/>
           <w:bCs/>
-          <w:lang w:val="es-ES"/>
-        </w:rPr>
-        <w:t>on</w:t>
-      </w:r>
-      <w:proofErr w:type="spellEnd"/>
-      <w:r>
-        <w:rPr>
-          <w:rFonts w:eastAsia="Times New Roman"/>
-          <w:b/>
-          <w:bCs/>
-          <w:lang w:val="es-ES"/>
-        </w:rPr>
-        <w:t xml:space="preserve"> </w:t>
-      </w:r>
-      <w:proofErr w:type="spellStart"/>
-      <w:r>
-        <w:rPr>
-          <w:rFonts w:eastAsia="Times New Roman"/>
-          <w:b/>
-          <w:bCs/>
-          <w:lang w:val="es-ES"/>
-        </w:rPr>
-        <w:t>Equity</w:t>
-      </w:r>
-      <w:proofErr w:type="spellEnd"/>
-      <w:r>
-        <w:rPr>
-          <w:rFonts w:eastAsia="Times New Roman"/>
-          <w:b/>
-          <w:bCs/>
-          <w:lang w:val="es-ES"/>
-        </w:rPr>
-        <w:t>)</w:t>
-      </w:r>
-    </w:p>
-    <w:p>
-      <w:pPr>
-        <w:pStyle w:val="Prrafodelista"/>
-        <w:spacing w:before="100" w:beforeAutospacing="1" w:after="100" w:afterAutospacing="1" w:line="240" w:lineRule="auto"/>
-        <w:rPr>
-          <w:rFonts w:eastAsia="Times New Roman"/>
-          <w:lang w:val="es-ES_tradnl"/>
-        </w:rPr>
-      </w:pPr>
-      <w:r>
-        <w:rPr>
-          <w:rFonts w:eastAsia="Times New Roman"/>
-          <w:lang w:val="es-ES_tradnl"/>
-        </w:rPr>
-        <w:t>E</w:t>
-      </w:r>
-      <w:r>
-        <w:rPr>
-          <w:rFonts w:eastAsia="Times New Roman"/>
-          <w:lang w:val="es-ES_tradnl"/>
-        </w:rPr>
-        <w:t xml:space="preserve">valúa la rentabilidad obtenida por los socios o accionistas a partir de su inversión. </w:t>
-      </w:r>
-    </w:p>
-    <w:p>
-      <w:pPr>
-        <w:spacing w:before="100" w:beforeAutospacing="1" w:after="100" w:afterAutospacing="1" w:line="240" w:lineRule="auto"/>
-        <w:rPr>
-          <w:rFonts w:eastAsia="Times New Roman"/>
-          <w:lang w:val="es-ES"/>
-        </w:rPr>
-      </w:pPr>
-      <w:r>
-        <w:rPr>
-          <w:rFonts w:eastAsia="Times New Roman"/>
-          <w:lang w:val="es-ES"/>
-        </w:rPr>
-        <w:t>Cuando el ROE es significativamente superior al ROA, suele indicar la existencia de apalancamiento financiero, es decir, que la empresa está utilizando deuda para incrementar sus beneficios, lo cual puede ser una estrategia positiva si está bien controlada.</w:t>
-      </w:r>
-    </w:p>
-    <w:p>
-      <w:pPr>
-        <w:spacing w:before="100" w:beforeAutospacing="1" w:after="100" w:afterAutospacing="1" w:line="240" w:lineRule="auto"/>
-        <w:rPr>
-          <w:rFonts w:eastAsia="Times New Roman"/>
-          <w:lang w:val="es-ES_tradnl"/>
-        </w:rPr>
-      </w:pPr>
-      <w:r>
-        <w:rPr>
-          <w:rFonts w:eastAsia="Times New Roman"/>
-          <w:lang w:val="es-ES_tradnl"/>
-        </w:rPr>
-        <w:t xml:space="preserve">Finalmente, el </w:t>
-      </w:r>
-      <w:r>
-        <w:rPr>
-          <w:rFonts w:eastAsia="Times New Roman"/>
-          <w:b/>
-          <w:bCs/>
-          <w:lang w:val="es-ES_tradnl"/>
-        </w:rPr>
-        <w:t>modelo DuPont</w:t>
-      </w:r>
-      <w:r>
-        <w:rPr>
-          <w:rFonts w:eastAsia="Times New Roman"/>
-          <w:lang w:val="es-ES_tradnl"/>
-        </w:rPr>
-        <w:t xml:space="preserve"> permite descomponer el ROE en tres factores: margen neto, rotación de activos y apalancamiento. Este análisis detallado ayuda a identificar qué aspecto está impulsando o limitando la rentabilidad del capital. Adicionalmente, el cálculo del </w:t>
-      </w:r>
-      <w:r>
-        <w:rPr>
-          <w:rFonts w:eastAsia="Times New Roman"/>
-          <w:b/>
-          <w:bCs/>
-          <w:lang w:val="es-ES_tradnl"/>
-        </w:rPr>
-        <w:t>EBITDA</w:t>
-      </w:r>
-      <w:r>
-        <w:rPr>
-          <w:rFonts w:eastAsia="Times New Roman"/>
-          <w:lang w:val="es-ES_tradnl"/>
-        </w:rPr>
-        <w:t xml:space="preserve"> y su margen respectivo </w:t>
-      </w:r>
-      <w:r>
-        <w:rPr>
-          <w:rFonts w:eastAsia="Times New Roman"/>
-          <w:lang w:val="es-ES_tradnl"/>
-        </w:rPr>
-        <w:t xml:space="preserve">se ha vuelto muy utilizado en análisis comparativos, ya que muestra la rentabilidad operativa antes de intereses, impuestos y depreciaciones. En conjunto, todos estos indicadores ofrecen una </w:t>
-      </w:r>
-      <w:r>
-        <w:rPr>
-          <w:rFonts w:eastAsia="Times New Roman"/>
-          <w:b/>
-          <w:bCs/>
           <w:lang w:val="es-ES_tradnl"/>
         </w:rPr>
         <w:t>visión profunda y estratégica del desempeño financiero</w:t>
@@ -15019,7 +13400,7 @@
           <w:lang w:val="es-ES_tradnl"/>
         </w:rPr>
       </w:pPr>
-      <w:bookmarkStart w:name="_Toc200804367" w:id="42"/>
+      <w:bookmarkStart w:id="42" w:name="_Toc200804367"/>
       <w:r>
         <w:rPr>
           <w:b/>
@@ -15335,6 +13716,7 @@
           <w:bCs/>
           <w:lang w:val="es-ES_tradnl"/>
         </w:rPr>
+        <w:lastRenderedPageBreak/>
         <w:t>Estabilidad</w:t>
       </w:r>
     </w:p>
@@ -15675,39 +14057,7 @@
           <w:rFonts w:eastAsia="Times New Roman"/>
           <w:lang w:val="es-ES"/>
         </w:rPr>
-        <w:t xml:space="preserve"> ha transformado la forma en que se realiza el análisis financiero. Plataformas como Excel avanzado, </w:t>
-      </w:r>
-      <w:proofErr w:type="spellStart"/>
-      <w:r>
-        <w:rPr>
-          <w:rFonts w:eastAsia="Times New Roman"/>
-          <w:lang w:val="es-ES"/>
-        </w:rPr>
-        <w:t>Power</w:t>
-      </w:r>
-      <w:proofErr w:type="spellEnd"/>
-      <w:r>
-        <w:rPr>
-          <w:rFonts w:eastAsia="Times New Roman"/>
-          <w:lang w:val="es-ES"/>
-        </w:rPr>
-        <w:t xml:space="preserve"> BI, </w:t>
-      </w:r>
-      <w:proofErr w:type="spellStart"/>
-      <w:r>
-        <w:rPr>
-          <w:rFonts w:eastAsia="Times New Roman"/>
-          <w:lang w:val="es-ES"/>
-        </w:rPr>
-        <w:t>Tableau</w:t>
-      </w:r>
-      <w:proofErr w:type="spellEnd"/>
-      <w:r>
-        <w:rPr>
-          <w:rFonts w:eastAsia="Times New Roman"/>
-          <w:lang w:val="es-ES"/>
-        </w:rPr>
-        <w:t xml:space="preserve"> o </w:t>
+        <w:t xml:space="preserve"> ha transformado la forma en que se realiza el análisis financiero. Plataformas como Excel avanzado, Power BI, Tableau o </w:t>
       </w:r>
       <w:r>
         <w:rPr>
@@ -15757,7 +14107,6 @@
         </w:rPr>
         <w:t xml:space="preserve">El uso de </w:t>
       </w:r>
-      <w:proofErr w:type="spellStart"/>
       <w:r>
         <w:rPr>
           <w:rFonts w:eastAsia="Times New Roman"/>
@@ -15767,7 +14116,6 @@
         </w:rPr>
         <w:t>dashboards</w:t>
       </w:r>
-      <w:proofErr w:type="spellEnd"/>
       <w:r>
         <w:rPr>
           <w:rFonts w:eastAsia="Times New Roman"/>
@@ -15880,13 +14228,14 @@
           <w:lang w:val="es-ES_tradnl"/>
         </w:rPr>
       </w:pPr>
-      <w:bookmarkStart w:name="_Toc200804368" w:id="46"/>
+      <w:bookmarkStart w:id="46" w:name="_Toc200804368"/>
       <w:r>
         <w:rPr>
           <w:b/>
           <w:bCs/>
           <w:lang w:val="es-ES_tradnl"/>
         </w:rPr>
+        <w:lastRenderedPageBreak/>
         <w:t>Análisis de indicadores financieros</w:t>
       </w:r>
       <w:bookmarkEnd w:id="46"/>
@@ -16273,9 +14622,9 @@
             </w:drawing>
           </mc:Choice>
           <mc:Fallback>
-            <w:pict w14:anchorId="4F28FAE9">
-              <v:shape id="Cuadro de texto 26" style="width:2in;height:2in;visibility:visible;mso-wrap-style:none;mso-left-percent:-10001;mso-top-percent:-10001;mso-position-horizontal:absolute;mso-position-horizontal-relative:char;mso-position-vertical:absolute;mso-position-vertical-relative:line;mso-left-percent:-10001;mso-top-percent:-10001;v-text-anchor:top" o:spid="_x0000_s1038" fillcolor="#4f81bd [3204]" strokecolor="white [3201]" strokeweight="3pt" type="#_x0000_t202" o:gfxdata="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" w14:anchorId="08184EB9">
-                <v:shadow on="t" color="black" opacity="24903f" offset="0,.55556mm" origin=",.5"/>
+            <w:pict>
+              <v:shape w14:anchorId="08184EB9" id="Cuadro de texto 26" o:spid="_x0000_s1038" type="#_x0000_t202" style="width:2in;height:2in;visibility:visible;mso-wrap-style:none;mso-left-percent:-10001;mso-top-percent:-10001;mso-position-horizontal:absolute;mso-position-horizontal-relative:char;mso-position-vertical:absolute;mso-position-vertical-relative:line;mso-left-percent:-10001;mso-top-percent:-10001;v-text-anchor:top" o:gfxdata="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" fillcolor="#4f81bd [3204]" strokecolor="white [3201]" strokeweight="3pt">
+                <v:shadow on="t" color="black" opacity="24903f" origin=",.5" offset="0,.55556mm"/>
                 <v:textbox style="mso-fit-shape-to-text:t">
                   <w:txbxContent>
                     <w:p>
@@ -16340,23 +14689,7 @@
           <w:rFonts w:eastAsia="Times New Roman"/>
           <w:lang w:val="es-ES"/>
         </w:rPr>
-        <w:t xml:space="preserve">Hoy en día, el uso de herramientas digitales y sistemas de visualización financiera como Excel avanzado, </w:t>
-      </w:r>
-      <w:proofErr w:type="spellStart"/>
-      <w:r>
-        <w:rPr>
-          <w:rFonts w:eastAsia="Times New Roman"/>
-          <w:lang w:val="es-ES"/>
-        </w:rPr>
-        <w:t>Power</w:t>
-      </w:r>
-      <w:proofErr w:type="spellEnd"/>
-      <w:r>
-        <w:rPr>
-          <w:rFonts w:eastAsia="Times New Roman"/>
-          <w:lang w:val="es-ES"/>
-        </w:rPr>
-        <w:t xml:space="preserve"> BI o tableros de control</w:t>
+        <w:t>Hoy en día, el uso de herramientas digitales y sistemas de visualización financiera como Excel avanzado, Power BI o tableros de control</w:t>
       </w:r>
       <w:r>
         <w:rPr>
@@ -16457,8 +14790,8 @@
           <w:lang w:val="es-ES_tradnl"/>
         </w:rPr>
       </w:pPr>
-      <w:bookmarkStart w:name="_Toc199946102" w:id="48"/>
-      <w:bookmarkStart w:name="_Toc200804369" w:id="49"/>
+      <w:bookmarkStart w:id="48" w:name="_Toc199946102"/>
+      <w:bookmarkStart w:id="49" w:name="_Toc200804369"/>
       <w:r>
         <w:rPr>
           <w:b/>
@@ -16507,7 +14840,7 @@
           <w:highlight w:val="magenta"/>
         </w:rPr>
         <w:drawing>
-          <wp:inline distT="0" distB="0" distL="0" distR="0" wp14:anchorId="42841F2A" wp14:editId="61AC76B5">
+          <wp:inline distT="0" distB="0" distL="0" distR="0" wp14:anchorId="42841F2A" wp14:editId="2AB1EA7F">
             <wp:extent cx="2466975" cy="2466975"/>
             <wp:effectExtent l="0" t="0" r="9525" b="9525"/>
             <wp:docPr id="23" name="Imagen 23" descr="Concepto de estrategia empresarial dibujada a mano"/>
@@ -16582,9 +14915,9 @@
         <w:t>Son herramientas fundamentales, tanto cuantitativas como cualitativas, que permiten medir el desempeño de una organización en relación con sus objetivos estratégicos, tácticos y operativos. A través de estos indicadores, las empresas pueden monitorear y evaluar la eficacia de sus procesos internos, la eficiencia en la utilización de los recursos y la calidad de los resultados obtenidos. Los indicadores actúan como señales de alerta que orientan sobre el cumplimiento de las metas y permiten identificar de manera oportuna las desviaciones que pueden comprometer el logro de los objetivos organizacionales.</w:t>
       </w:r>
     </w:p>
-    <w:p w14:noSpellErr="1">
-      <w:pPr>
-        <w:spacing w:before="100" w:beforeAutospacing="on" w:after="100" w:afterAutospacing="on" w:line="240" w:lineRule="auto"/>
+    <w:p>
+      <w:pPr>
+        <w:spacing w:before="100" w:beforeAutospacing="1" w:after="100" w:afterAutospacing="1" w:line="240" w:lineRule="auto"/>
         <w:rPr>
           <w:rFonts w:eastAsia="Times New Roman"/>
           <w:highlight w:val="magenta"/>
@@ -16597,39 +14930,7 @@
           <w:highlight w:val="magenta"/>
           <w:lang w:val="es-ES"/>
         </w:rPr>
-        <w:t xml:space="preserve">El propósito principal de los indicadores de </w:t>
-      </w:r>
-      <w:r>
-        <w:rPr>
-          <w:rFonts w:eastAsia="Times New Roman"/>
-          <w:highlight w:val="magenta"/>
-          <w:lang w:val="es-ES"/>
-        </w:rPr>
-        <w:t>gestión,</w:t>
-      </w:r>
-      <w:r>
-        <w:rPr>
-          <w:rFonts w:eastAsia="Times New Roman"/>
-          <w:highlight w:val="magenta"/>
-          <w:lang w:val="es-ES"/>
-        </w:rPr>
-        <w:t xml:space="preserve"> es facilitar la toma de decisiones informadas, basadas en datos objetivos y actualizados, en lugar de percepciones subjetivas. Un buen sistema de </w:t>
-      </w:r>
-      <w:r>
-        <w:rPr>
-          <w:rFonts w:eastAsia="Times New Roman"/>
-          <w:highlight w:val="magenta"/>
-          <w:lang w:val="es-ES"/>
-        </w:rPr>
-        <w:t>indicadores,</w:t>
-      </w:r>
-      <w:r>
-        <w:rPr>
-          <w:rFonts w:eastAsia="Times New Roman"/>
-          <w:highlight w:val="magenta"/>
-          <w:lang w:val="es-ES"/>
-        </w:rPr>
-        <w:t xml:space="preserve"> permite a los directivos y responsables de áreas, realizar un seguimiento permanente de los avances, detectar oportunidades de mejora, implementar acciones correctivas de manera anticipada y, en general, fortalecer la gestión organizacional. Asimismo, su aplicación contribuye a fomentar una cultura de resultados dentro de la organización, donde el desempeño de cada área y de cada colaborador se mide de acuerdo con parámetros claros y consensuados.</w:t>
+        <w:t>El propósito principal de los indicadores de gestión, es facilitar la toma de decisiones informadas, basadas en datos objetivos y actualizados, en lugar de percepciones subjetivas. Un buen sistema de indicadores, permite a los directivos y responsables de áreas, realizar un seguimiento permanente de los avances, detectar oportunidades de mejora, implementar acciones correctivas de manera anticipada y, en general, fortalecer la gestión organizacional. Asimismo, su aplicación contribuye a fomentar una cultura de resultados dentro de la organización, donde el desempeño de cada área y de cada colaborador se mide de acuerdo con parámetros claros y consensuados.</w:t>
       </w:r>
     </w:p>
     <w:p>
@@ -16788,9 +15089,9 @@
         <w:t>Esta estructura garantiza que los indicadores no solo reflejen la situación actual, sino que también sirvan como base para la planificación futura y la mejora continua.</w:t>
       </w:r>
     </w:p>
-    <w:p w14:noSpellErr="1">
-      <w:pPr>
-        <w:spacing w:before="100" w:beforeAutospacing="on" w:after="100" w:afterAutospacing="on" w:line="240" w:lineRule="auto"/>
+    <w:p>
+      <w:pPr>
+        <w:spacing w:before="100" w:beforeAutospacing="1" w:after="100" w:afterAutospacing="1" w:line="240" w:lineRule="auto"/>
         <w:rPr>
           <w:rFonts w:eastAsia="Times New Roman"/>
           <w:highlight w:val="magenta"/>
@@ -16803,38 +15104,20 @@
           <w:highlight w:val="magenta"/>
           <w:lang w:val="es-ES"/>
         </w:rPr>
-        <w:t xml:space="preserve">El diseño adecuado de los </w:t>
-      </w:r>
+        <w:lastRenderedPageBreak/>
+        <w:t xml:space="preserve">El diseño adecuado de los indicadores, debe abarcar todas las áreas críticas de la organización: producción, ventas, atención al cliente, gestión del talento humano, finanzas, entre otras. Por ejemplo, en las siguientes áreas puede </w:t>
+      </w:r>
+      <w:commentRangeStart w:id="53"/>
       <w:r>
         <w:rPr>
           <w:rFonts w:eastAsia="Times New Roman"/>
           <w:highlight w:val="magenta"/>
           <w:lang w:val="es-ES"/>
         </w:rPr>
-        <w:t>indicadores,</w:t>
-      </w:r>
-      <w:r>
-        <w:rPr>
-          <w:rFonts w:eastAsia="Times New Roman"/>
-          <w:highlight w:val="magenta"/>
-          <w:lang w:val="es-ES"/>
-        </w:rPr>
-        <w:t xml:space="preserve"> debe abarcar todas las áreas críticas de la organización: producción, ventas, atención al cliente, gestión del talento humano, finanzas, entre otras. Por ejemplo, en las siguientes áreas puede </w:t>
-      </w:r>
-      <w:commentRangeStart w:id="53"/>
-      <w:r>
-        <w:rPr>
-          <w:rFonts w:eastAsia="Times New Roman"/>
-          <w:highlight w:val="magenta"/>
-          <w:lang w:val="es-ES"/>
-        </w:rPr>
         <w:t>realizarse lo siguiente:</w:t>
       </w:r>
       <w:commentRangeEnd w:id="53"/>
       <w:r>
-        <w:rPr>
-          <w:rStyle w:val="CommentReference"/>
-        </w:rPr>
         <w:commentReference w:id="53"/>
       </w:r>
     </w:p>
@@ -16970,9 +15253,9 @@
         <w:t>A través del monitoreo sistemático de estos indicadores, es posible identificar desviaciones respecto a los estándares esperados, corregir fallos en los procesos y ajustar planes de acción en tiempo real, optimizando así el desempeño global de la organización.</w:t>
       </w:r>
     </w:p>
-    <w:p w14:noSpellErr="1">
-      <w:pPr>
-        <w:spacing w:before="100" w:beforeAutospacing="on" w:after="100" w:afterAutospacing="on" w:line="240" w:lineRule="auto"/>
+    <w:p>
+      <w:pPr>
+        <w:spacing w:before="100" w:beforeAutospacing="1" w:after="100" w:afterAutospacing="1" w:line="240" w:lineRule="auto"/>
         <w:rPr>
           <w:rFonts w:eastAsia="Times New Roman"/>
           <w:highlight w:val="magenta"/>
@@ -16998,9 +15281,6 @@
       </w:r>
       <w:commentRangeEnd w:id="54"/>
       <w:r>
-        <w:rPr>
-          <w:rStyle w:val="CommentReference"/>
-        </w:rPr>
         <w:commentReference w:id="54"/>
       </w:r>
     </w:p>
@@ -17060,8 +15340,8 @@
           <w:lang w:val="es-ES_tradnl"/>
         </w:rPr>
       </w:pPr>
-      <w:bookmarkStart w:name="_Toc199946103" w:id="55"/>
-      <w:bookmarkStart w:name="_Toc200804370" w:id="56"/>
+      <w:bookmarkStart w:id="55" w:name="_Toc199946103"/>
+      <w:bookmarkStart w:id="56" w:name="_Toc200804370"/>
       <w:r>
         <w:rPr>
           <w:b/>
@@ -17150,6 +15430,7 @@
           <w:highlight w:val="magenta"/>
           <w:lang w:val="es-ES_tradnl"/>
         </w:rPr>
+        <w:lastRenderedPageBreak/>
         <w:t>Indicadores de eficiencia</w:t>
       </w:r>
       <w:r>
@@ -17308,10 +15589,10 @@
         </w:rPr>
       </w:pPr>
     </w:p>
-    <w:p w14:noSpellErr="1">
+    <w:p>
       <w:pPr>
         <w:pStyle w:val="Prrafodelista"/>
-        <w:spacing w:before="100" w:beforeAutospacing="on" w:after="100" w:afterAutospacing="on" w:line="240" w:lineRule="auto"/>
+        <w:spacing w:before="100" w:beforeAutospacing="1" w:after="100" w:afterAutospacing="1" w:line="240" w:lineRule="auto"/>
         <w:rPr>
           <w:rFonts w:eastAsia="Times New Roman"/>
           <w:highlight w:val="magenta"/>
@@ -17633,8 +15914,8 @@
           <w:lang w:val="es-ES_tradnl"/>
         </w:rPr>
       </w:pPr>
-      <w:bookmarkStart w:name="_Toc199946104" w:id="58"/>
-      <w:bookmarkStart w:name="_Toc200804371" w:id="59"/>
+      <w:bookmarkStart w:id="58" w:name="_Toc199946104"/>
+      <w:bookmarkStart w:id="59" w:name="_Toc200804371"/>
       <w:r>
         <w:rPr>
           <w:b/>
@@ -17646,9 +15927,9 @@
       <w:bookmarkEnd w:id="58"/>
       <w:bookmarkEnd w:id="59"/>
     </w:p>
-    <w:p w14:noSpellErr="1">
-      <w:pPr>
-        <w:spacing w:before="100" w:beforeAutospacing="on" w:after="100" w:afterAutospacing="on" w:line="240" w:lineRule="auto"/>
+    <w:p>
+      <w:pPr>
+        <w:spacing w:before="100" w:beforeAutospacing="1" w:after="100" w:afterAutospacing="1" w:line="240" w:lineRule="auto"/>
         <w:rPr>
           <w:rFonts w:eastAsia="Times New Roman"/>
           <w:highlight w:val="magenta"/>
@@ -17664,9 +15945,9 @@
         <w:t>La aplicación de los indicadores de gestión en la evaluación del desempeño empresarial, permite obtener una visión clara, objetiva y estructurada del funcionamiento interno de la organización. Estos indicadores actúan como herramientas de control y seguimiento, facilitando la identificación de avances, retrocesos o desviaciones frente a las metas establecidas. Al utilizarlos de manera sistemática, las empresas pueden medir no solo el cumplimiento de sus planes, sino también la efectividad de sus estrategias operativas y administrativas.</w:t>
       </w:r>
     </w:p>
-    <w:p w14:noSpellErr="1">
-      <w:pPr>
-        <w:spacing w:before="100" w:beforeAutospacing="on" w:after="100" w:afterAutospacing="on" w:line="240" w:lineRule="auto"/>
+    <w:p>
+      <w:pPr>
+        <w:spacing w:before="100" w:beforeAutospacing="1" w:after="100" w:afterAutospacing="1" w:line="240" w:lineRule="auto"/>
         <w:rPr>
           <w:rFonts w:eastAsia="Times New Roman"/>
           <w:highlight w:val="magenta"/>
@@ -17692,9 +15973,6 @@
       </w:r>
       <w:commentRangeEnd w:id="60"/>
       <w:r>
-        <w:rPr>
-          <w:rStyle w:val="CommentReference"/>
-        </w:rPr>
         <w:commentReference w:id="60"/>
       </w:r>
     </w:p>
@@ -17722,6 +16000,7 @@
           <w:highlight w:val="magenta"/>
           <w:lang w:val="es-ES_tradnl"/>
         </w:rPr>
+        <w:lastRenderedPageBreak/>
         <w:t xml:space="preserve">Área de producción </w:t>
       </w:r>
     </w:p>
@@ -17931,9 +16210,9 @@
         <w:t>De esta manera, los indicadores se convierten en una guía para mejorar la competitividad y sostenibilidad de la empresa.</w:t>
       </w:r>
     </w:p>
-    <w:p w14:noSpellErr="1">
-      <w:pPr>
-        <w:spacing w:before="100" w:beforeAutospacing="on" w:after="100" w:afterAutospacing="on" w:line="240" w:lineRule="auto"/>
+    <w:p>
+      <w:pPr>
+        <w:spacing w:before="100" w:beforeAutospacing="1" w:after="100" w:afterAutospacing="1" w:line="240" w:lineRule="auto"/>
         <w:rPr>
           <w:rFonts w:eastAsia="Times New Roman"/>
           <w:highlight w:val="magenta"/>
@@ -18205,6 +16484,7 @@
           <w:highlight w:val="magenta"/>
           <w:lang w:val="es-ES_tradnl"/>
         </w:rPr>
+        <w:lastRenderedPageBreak/>
         <w:t>Este es otro tipo de comparación útil realizado, ya que este análisis permite evaluar si la empresa está cumpliendo con sus objetivos, si existen desviaciones y cuáles son sus posibles causas.</w:t>
       </w:r>
     </w:p>
@@ -18372,9 +16652,9 @@
             </w:drawing>
           </mc:Choice>
           <mc:Fallback>
-            <w:pict w14:anchorId="1D4B6471">
-              <v:shape id="Cuadro de texto 33" style="width:2in;height:2in;visibility:visible;mso-wrap-style:none;mso-left-percent:-10001;mso-top-percent:-10001;mso-position-horizontal:absolute;mso-position-horizontal-relative:char;mso-position-vertical:absolute;mso-position-vertical-relative:line;mso-left-percent:-10001;mso-top-percent:-10001;v-text-anchor:top" o:spid="_x0000_s1039" fillcolor="#4f81bd [3204]" strokecolor="white [3201]" strokeweight="3pt" type="#_x0000_t202" o:gfxdata="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" w14:anchorId="324C22B3">
-                <v:shadow on="t" color="black" opacity="24903f" offset="0,.55556mm" origin=",.5"/>
+            <w:pict>
+              <v:shape w14:anchorId="324C22B3" id="Cuadro de texto 33" o:spid="_x0000_s1039" type="#_x0000_t202" style="width:2in;height:2in;visibility:visible;mso-wrap-style:none;mso-left-percent:-10001;mso-top-percent:-10001;mso-position-horizontal:absolute;mso-position-horizontal-relative:char;mso-position-vertical:absolute;mso-position-vertical-relative:line;mso-left-percent:-10001;mso-top-percent:-10001;v-text-anchor:top" o:gfxdata="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" fillcolor="#4f81bd [3204]" strokecolor="white [3201]" strokeweight="3pt">
+                <v:shadow on="t" color="black" opacity="24903f" origin=",.5" offset="0,.55556mm"/>
                 <v:textbox style="mso-fit-shape-to-text:t">
                   <w:txbxContent>
                     <w:p>
@@ -18553,7 +16833,7 @@
           <w:lang w:val="es-ES_tradnl"/>
         </w:rPr>
       </w:pPr>
-      <w:bookmarkStart w:name="_Toc194865815" w:id="63"/>
+      <w:bookmarkStart w:id="63" w:name="_Toc194865815"/>
       <w:r>
         <w:rPr>
           <w:b/>
@@ -18690,8 +16970,8 @@
             </w:drawing>
           </mc:Choice>
           <mc:Fallback>
-            <w:pict w14:anchorId="6E46EEBC">
-              <v:shape id="Cuadro de texto 31" style="position:absolute;margin-left:241.8pt;margin-top:193.2pt;width:60pt;height:24pt;z-index:251676672;visibility:visible;mso-wrap-style:square;mso-width-percent:0;mso-height-percent:0;mso-wrap-distance-left:9pt;mso-wrap-distance-top:0;mso-wrap-distance-right:9pt;mso-wrap-distance-bottom:0;mso-position-horizontal:absolute;mso-position-horizontal-relative:text;mso-position-vertical:absolute;mso-position-vertical-relative:text;mso-width-percent:0;mso-height-percent:0;mso-width-relative:margin;mso-height-relative:margin;v-text-anchor:top" o:spid="_x0000_s1040" fillcolor="white [3201]" stroked="f" strokeweight=".5pt" type="#_x0000_t202" o:gfxdata="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" w14:anchorId="544B890E">
+            <w:pict>
+              <v:shape w14:anchorId="544B890E" id="Cuadro de texto 31" o:spid="_x0000_s1040" type="#_x0000_t202" style="position:absolute;margin-left:241.8pt;margin-top:193.2pt;width:60pt;height:24pt;z-index:251676672;visibility:visible;mso-wrap-style:square;mso-width-percent:0;mso-height-percent:0;mso-wrap-distance-left:9pt;mso-wrap-distance-top:0;mso-wrap-distance-right:9pt;mso-wrap-distance-bottom:0;mso-position-horizontal:absolute;mso-position-horizontal-relative:text;mso-position-vertical:absolute;mso-position-vertical-relative:text;mso-width-percent:0;mso-height-percent:0;mso-width-relative:margin;mso-height-relative:margin;v-text-anchor:top" o:gfxdata="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" fillcolor="white [3201]" stroked="f" strokeweight=".5pt">
                 <v:textbox>
                   <w:txbxContent>
                     <w:p>
@@ -18804,8 +17084,8 @@
             </w:drawing>
           </mc:Choice>
           <mc:Fallback>
-            <w:pict w14:anchorId="4F291DB2">
-              <v:shape id="Cuadro de texto 30" style="position:absolute;margin-left:148.05pt;margin-top:269.7pt;width:60pt;height:24pt;z-index:251674624;visibility:visible;mso-wrap-style:square;mso-width-percent:0;mso-height-percent:0;mso-wrap-distance-left:9pt;mso-wrap-distance-top:0;mso-wrap-distance-right:9pt;mso-wrap-distance-bottom:0;mso-position-horizontal:absolute;mso-position-horizontal-relative:text;mso-position-vertical:absolute;mso-position-vertical-relative:text;mso-width-percent:0;mso-height-percent:0;mso-width-relative:margin;mso-height-relative:margin;v-text-anchor:top" o:spid="_x0000_s1041" fillcolor="white [3201]" stroked="f" strokeweight=".5pt" type="#_x0000_t202" o:gfxdata="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" w14:anchorId="135EF2F1">
+            <w:pict>
+              <v:shape w14:anchorId="135EF2F1" id="Cuadro de texto 30" o:spid="_x0000_s1041" type="#_x0000_t202" style="position:absolute;margin-left:148.05pt;margin-top:269.7pt;width:60pt;height:24pt;z-index:251674624;visibility:visible;mso-wrap-style:square;mso-width-percent:0;mso-height-percent:0;mso-wrap-distance-left:9pt;mso-wrap-distance-top:0;mso-wrap-distance-right:9pt;mso-wrap-distance-bottom:0;mso-position-horizontal:absolute;mso-position-horizontal-relative:text;mso-position-vertical:absolute;mso-position-vertical-relative:text;mso-width-percent:0;mso-height-percent:0;mso-width-relative:margin;mso-height-relative:margin;v-text-anchor:top" o:gfxdata="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" fillcolor="white [3201]" stroked="f" strokeweight=".5pt">
                 <v:textbox>
                   <w:txbxContent>
                     <w:p>
@@ -18918,8 +17198,8 @@
             </w:drawing>
           </mc:Choice>
           <mc:Fallback>
-            <w:pict w14:anchorId="6CF3CC3A">
-              <v:shape id="Cuadro de texto 29" style="position:absolute;margin-left:51.3pt;margin-top:185.7pt;width:60pt;height:24pt;z-index:251672576;visibility:visible;mso-wrap-style:square;mso-width-percent:0;mso-height-percent:0;mso-wrap-distance-left:9pt;mso-wrap-distance-top:0;mso-wrap-distance-right:9pt;mso-wrap-distance-bottom:0;mso-position-horizontal:absolute;mso-position-horizontal-relative:text;mso-position-vertical:absolute;mso-position-vertical-relative:text;mso-width-percent:0;mso-height-percent:0;mso-width-relative:margin;mso-height-relative:margin;v-text-anchor:top" o:spid="_x0000_s1042" fillcolor="white [3201]" stroked="f" strokeweight=".5pt" type="#_x0000_t202" o:gfxdata="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" w14:anchorId="168D7F4F">
+            <w:pict>
+              <v:shape w14:anchorId="168D7F4F" id="Cuadro de texto 29" o:spid="_x0000_s1042" type="#_x0000_t202" style="position:absolute;margin-left:51.3pt;margin-top:185.7pt;width:60pt;height:24pt;z-index:251672576;visibility:visible;mso-wrap-style:square;mso-width-percent:0;mso-height-percent:0;mso-wrap-distance-left:9pt;mso-wrap-distance-top:0;mso-wrap-distance-right:9pt;mso-wrap-distance-bottom:0;mso-position-horizontal:absolute;mso-position-horizontal-relative:text;mso-position-vertical:absolute;mso-position-vertical-relative:text;mso-width-percent:0;mso-height-percent:0;mso-width-relative:margin;mso-height-relative:margin;v-text-anchor:top" o:gfxdata="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" fillcolor="white [3201]" stroked="f" strokeweight=".5pt">
                 <v:textbox>
                   <w:txbxContent>
                     <w:p>
@@ -19032,8 +17312,8 @@
             </w:drawing>
           </mc:Choice>
           <mc:Fallback>
-            <w:pict w14:anchorId="3DE37074">
-              <v:shape id="Cuadro de texto 28" style="position:absolute;margin-left:-46.2pt;margin-top:188.7pt;width:60pt;height:24pt;z-index:251670528;visibility:visible;mso-wrap-style:square;mso-width-percent:0;mso-height-percent:0;mso-wrap-distance-left:9pt;mso-wrap-distance-top:0;mso-wrap-distance-right:9pt;mso-wrap-distance-bottom:0;mso-position-horizontal:absolute;mso-position-horizontal-relative:text;mso-position-vertical:absolute;mso-position-vertical-relative:text;mso-width-percent:0;mso-height-percent:0;mso-width-relative:margin;mso-height-relative:margin;v-text-anchor:top" o:spid="_x0000_s1043" fillcolor="white [3201]" stroked="f" strokeweight=".5pt" type="#_x0000_t202" o:gfxdata="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" w14:anchorId="2E3B6F42">
+            <w:pict>
+              <v:shape w14:anchorId="2E3B6F42" id="Cuadro de texto 28" o:spid="_x0000_s1043" type="#_x0000_t202" style="position:absolute;margin-left:-46.2pt;margin-top:188.7pt;width:60pt;height:24pt;z-index:251670528;visibility:visible;mso-wrap-style:square;mso-width-percent:0;mso-height-percent:0;mso-wrap-distance-left:9pt;mso-wrap-distance-top:0;mso-wrap-distance-right:9pt;mso-wrap-distance-bottom:0;mso-position-horizontal:absolute;mso-position-horizontal-relative:text;mso-position-vertical:absolute;mso-position-vertical-relative:text;mso-width-percent:0;mso-height-percent:0;mso-width-relative:margin;mso-height-relative:margin;v-text-anchor:top" o:gfxdata="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" fillcolor="white [3201]" stroked="f" strokeweight=".5pt">
                 <v:textbox>
                   <w:txbxContent>
                     <w:p>
@@ -19146,8 +17426,8 @@
             </w:drawing>
           </mc:Choice>
           <mc:Fallback>
-            <w:pict w14:anchorId="500BBB76">
-              <v:shape id="Cuadro de texto 27" style="position:absolute;margin-left:206.55pt;margin-top:97.2pt;width:46.5pt;height:24pt;z-index:251668480;visibility:visible;mso-wrap-style:square;mso-width-percent:0;mso-height-percent:0;mso-wrap-distance-left:9pt;mso-wrap-distance-top:0;mso-wrap-distance-right:9pt;mso-wrap-distance-bottom:0;mso-position-horizontal:absolute;mso-position-horizontal-relative:text;mso-position-vertical:absolute;mso-position-vertical-relative:text;mso-width-percent:0;mso-height-percent:0;mso-width-relative:margin;mso-height-relative:margin;v-text-anchor:top" o:spid="_x0000_s1044" fillcolor="white [3201]" stroked="f" strokeweight=".5pt" type="#_x0000_t202" o:gfxdata="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" w14:anchorId="39341336">
+            <w:pict>
+              <v:shape w14:anchorId="39341336" id="Cuadro de texto 27" o:spid="_x0000_s1044" type="#_x0000_t202" style="position:absolute;margin-left:206.55pt;margin-top:97.2pt;width:46.5pt;height:24pt;z-index:251668480;visibility:visible;mso-wrap-style:square;mso-width-percent:0;mso-height-percent:0;mso-wrap-distance-left:9pt;mso-wrap-distance-top:0;mso-wrap-distance-right:9pt;mso-wrap-distance-bottom:0;mso-position-horizontal:absolute;mso-position-horizontal-relative:text;mso-position-vertical:absolute;mso-position-vertical-relative:text;mso-width-percent:0;mso-height-percent:0;mso-width-relative:margin;mso-height-relative:margin;v-text-anchor:top" o:gfxdata="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" fillcolor="white [3201]" stroked="f" strokeweight=".5pt">
                 <v:textbox>
                   <w:txbxContent>
                     <w:p>
@@ -19283,7 +17563,7 @@
           <w:lang w:val="es-ES_tradnl"/>
         </w:rPr>
       </w:pPr>
-      <w:bookmarkStart w:name="_Toc194865816" w:id="65"/>
+      <w:bookmarkStart w:id="65" w:name="_Toc194865816"/>
       <w:r>
         <w:rPr>
           <w:b/>
@@ -19347,12 +17627,12 @@
         <w:tblW w:w="0" w:type="auto"/>
         <w:tblInd w:w="421" w:type="dxa"/>
         <w:tblBorders>
-          <w:top w:val="single" w:color="000000" w:sz="4" w:space="0"/>
-          <w:left w:val="single" w:color="000000" w:sz="4" w:space="0"/>
-          <w:bottom w:val="single" w:color="000000" w:sz="4" w:space="0"/>
-          <w:right w:val="single" w:color="000000" w:sz="4" w:space="0"/>
-          <w:insideH w:val="single" w:color="000000" w:sz="4" w:space="0"/>
-          <w:insideV w:val="single" w:color="000000" w:sz="4" w:space="0"/>
+          <w:top w:val="single" w:sz="4" w:space="0" w:color="000000"/>
+          <w:left w:val="single" w:sz="4" w:space="0" w:color="000000"/>
+          <w:bottom w:val="single" w:sz="4" w:space="0" w:color="000000"/>
+          <w:right w:val="single" w:sz="4" w:space="0" w:color="000000"/>
+          <w:insideH w:val="single" w:sz="4" w:space="0" w:color="000000"/>
+          <w:insideV w:val="single" w:sz="4" w:space="0" w:color="000000"/>
         </w:tblBorders>
         <w:tblLook w:val="0400" w:firstRow="0" w:lastRow="0" w:firstColumn="0" w:lastColumn="0" w:noHBand="0" w:noVBand="1"/>
       </w:tblPr>
@@ -19926,7 +18206,7 @@
           <w:lang w:val="es-ES_tradnl"/>
         </w:rPr>
       </w:pPr>
-      <w:bookmarkStart w:name="_Toc194865817" w:id="66"/>
+      <w:bookmarkStart w:id="66" w:name="_Toc194865817"/>
       <w:r>
         <w:rPr>
           <w:b/>
@@ -19980,12 +18260,12 @@
         <w:tblW w:w="10072" w:type="dxa"/>
         <w:tblInd w:w="0" w:type="dxa"/>
         <w:tblBorders>
-          <w:top w:val="single" w:color="000000" w:sz="4" w:space="0"/>
-          <w:left w:val="single" w:color="000000" w:sz="4" w:space="0"/>
-          <w:bottom w:val="single" w:color="000000" w:sz="4" w:space="0"/>
-          <w:right w:val="single" w:color="000000" w:sz="4" w:space="0"/>
-          <w:insideH w:val="single" w:color="000000" w:sz="4" w:space="0"/>
-          <w:insideV w:val="single" w:color="000000" w:sz="4" w:space="0"/>
+          <w:top w:val="single" w:sz="4" w:space="0" w:color="000000"/>
+          <w:left w:val="single" w:sz="4" w:space="0" w:color="000000"/>
+          <w:bottom w:val="single" w:sz="4" w:space="0" w:color="000000"/>
+          <w:right w:val="single" w:sz="4" w:space="0" w:color="000000"/>
+          <w:insideH w:val="single" w:sz="4" w:space="0" w:color="000000"/>
+          <w:insideV w:val="single" w:sz="4" w:space="0" w:color="000000"/>
         </w:tblBorders>
         <w:tblLayout w:type="fixed"/>
         <w:tblLook w:val="0420" w:firstRow="1" w:lastRow="0" w:firstColumn="0" w:lastColumn="0" w:noHBand="0" w:noVBand="1"/>
@@ -20004,10 +18284,10 @@
           <w:tcPr>
             <w:tcW w:w="2517" w:type="dxa"/>
             <w:tcBorders>
-              <w:top w:val="single" w:color="000000" w:themeColor="text1" w:sz="4" w:space="0"/>
-              <w:left w:val="single" w:color="000000" w:themeColor="text1" w:sz="4" w:space="0"/>
-              <w:bottom w:val="single" w:color="000000" w:themeColor="text1" w:sz="4" w:space="0"/>
-              <w:right w:val="single" w:color="000000" w:themeColor="text1" w:sz="4" w:space="0"/>
+              <w:top w:val="single" w:sz="4" w:space="0" w:color="000000" w:themeColor="text1"/>
+              <w:left w:val="single" w:sz="4" w:space="0" w:color="000000" w:themeColor="text1"/>
+              <w:bottom w:val="single" w:sz="4" w:space="0" w:color="000000" w:themeColor="text1"/>
+              <w:right w:val="single" w:sz="4" w:space="0" w:color="000000" w:themeColor="text1"/>
             </w:tcBorders>
             <w:shd w:val="clear" w:color="auto" w:fill="000000" w:themeFill="text1"/>
             <w:tcMar>
@@ -20043,10 +18323,10 @@
           <w:tcPr>
             <w:tcW w:w="2517" w:type="dxa"/>
             <w:tcBorders>
-              <w:top w:val="single" w:color="000000" w:themeColor="text1" w:sz="4" w:space="0"/>
-              <w:left w:val="single" w:color="000000" w:themeColor="text1" w:sz="4" w:space="0"/>
-              <w:bottom w:val="single" w:color="000000" w:themeColor="text1" w:sz="4" w:space="0"/>
-              <w:right w:val="single" w:color="000000" w:themeColor="text1" w:sz="4" w:space="0"/>
+              <w:top w:val="single" w:sz="4" w:space="0" w:color="000000" w:themeColor="text1"/>
+              <w:left w:val="single" w:sz="4" w:space="0" w:color="000000" w:themeColor="text1"/>
+              <w:bottom w:val="single" w:sz="4" w:space="0" w:color="000000" w:themeColor="text1"/>
+              <w:right w:val="single" w:sz="4" w:space="0" w:color="000000" w:themeColor="text1"/>
             </w:tcBorders>
             <w:shd w:val="clear" w:color="auto" w:fill="000000" w:themeFill="text1"/>
             <w:tcMar>
@@ -20082,10 +18362,10 @@
           <w:tcPr>
             <w:tcW w:w="2519" w:type="dxa"/>
             <w:tcBorders>
-              <w:top w:val="single" w:color="000000" w:themeColor="text1" w:sz="4" w:space="0"/>
-              <w:left w:val="single" w:color="000000" w:themeColor="text1" w:sz="4" w:space="0"/>
-              <w:bottom w:val="single" w:color="000000" w:themeColor="text1" w:sz="4" w:space="0"/>
-              <w:right w:val="single" w:color="000000" w:themeColor="text1" w:sz="4" w:space="0"/>
+              <w:top w:val="single" w:sz="4" w:space="0" w:color="000000" w:themeColor="text1"/>
+              <w:left w:val="single" w:sz="4" w:space="0" w:color="000000" w:themeColor="text1"/>
+              <w:bottom w:val="single" w:sz="4" w:space="0" w:color="000000" w:themeColor="text1"/>
+              <w:right w:val="single" w:sz="4" w:space="0" w:color="000000" w:themeColor="text1"/>
             </w:tcBorders>
             <w:shd w:val="clear" w:color="auto" w:fill="000000" w:themeFill="text1"/>
             <w:tcMar>
@@ -20142,8 +18422,8 @@
             <w:tcW w:w="2519" w:type="dxa"/>
             <w:tcBorders>
               <w:top w:val="nil"/>
-              <w:left w:val="single" w:color="000000" w:themeColor="text1" w:sz="4" w:space="0"/>
-              <w:bottom w:val="single" w:color="000000" w:themeColor="text1" w:sz="4" w:space="0"/>
+              <w:left w:val="single" w:sz="4" w:space="0" w:color="000000" w:themeColor="text1"/>
+              <w:bottom w:val="single" w:sz="4" w:space="0" w:color="000000" w:themeColor="text1"/>
               <w:right w:val="nil"/>
             </w:tcBorders>
             <w:shd w:val="clear" w:color="auto" w:fill="000000" w:themeFill="text1"/>
@@ -20185,7 +18465,7 @@
           <w:tcPr>
             <w:tcW w:w="2517" w:type="dxa"/>
             <w:tcBorders>
-              <w:top w:val="single" w:color="000000" w:themeColor="text1" w:sz="4" w:space="0"/>
+              <w:top w:val="single" w:sz="4" w:space="0" w:color="000000" w:themeColor="text1"/>
             </w:tcBorders>
             <w:shd w:val="clear" w:color="auto" w:fill="auto"/>
             <w:tcMar>
@@ -20220,7 +18500,7 @@
           <w:tcPr>
             <w:tcW w:w="2517" w:type="dxa"/>
             <w:tcBorders>
-              <w:top w:val="single" w:color="000000" w:themeColor="text1" w:sz="4" w:space="0"/>
+              <w:top w:val="single" w:sz="4" w:space="0" w:color="000000" w:themeColor="text1"/>
             </w:tcBorders>
             <w:shd w:val="clear" w:color="auto" w:fill="auto"/>
             <w:tcMar>
@@ -20240,7 +18520,6 @@
                 <w:lang w:val="es-ES"/>
               </w:rPr>
             </w:pPr>
-            <w:proofErr w:type="spellStart"/>
             <w:r>
               <w:rPr>
                 <w:b w:val="0"/>
@@ -20248,17 +18527,7 @@
                 <w:szCs w:val="22"/>
                 <w:lang w:val="es-ES"/>
               </w:rPr>
-              <w:t>Toala</w:t>
-            </w:r>
-            <w:proofErr w:type="spellEnd"/>
-            <w:r>
-              <w:rPr>
-                <w:b w:val="0"/>
-                <w:sz w:val="22"/>
-                <w:szCs w:val="22"/>
-                <w:lang w:val="es-ES"/>
-              </w:rPr>
-              <w:t xml:space="preserve"> Zavala, C. F. (2022). </w:t>
+              <w:t xml:space="preserve">Toala Zavala, C. F. (2022). </w:t>
             </w:r>
             <w:r>
               <w:rPr>
@@ -20318,7 +18587,7 @@
           <w:tcPr>
             <w:tcW w:w="2519" w:type="dxa"/>
             <w:tcBorders>
-              <w:top w:val="single" w:color="000000" w:themeColor="text1" w:sz="4" w:space="0"/>
+              <w:top w:val="single" w:sz="4" w:space="0" w:color="000000" w:themeColor="text1"/>
             </w:tcBorders>
             <w:shd w:val="clear" w:color="auto" w:fill="auto"/>
             <w:tcMar>
@@ -20353,7 +18622,7 @@
           <w:tcPr>
             <w:tcW w:w="2519" w:type="dxa"/>
             <w:tcBorders>
-              <w:top w:val="single" w:color="000000" w:themeColor="text1" w:sz="4" w:space="0"/>
+              <w:top w:val="single" w:sz="4" w:space="0" w:color="000000" w:themeColor="text1"/>
             </w:tcBorders>
             <w:shd w:val="clear" w:color="auto" w:fill="auto"/>
             <w:tcMar>
@@ -20373,7 +18642,7 @@
                 <w:lang w:val="es-ES_tradnl"/>
               </w:rPr>
             </w:pPr>
-            <w:hyperlink w:history="1" r:id="rId48">
+            <w:hyperlink r:id="rId48" w:history="1">
               <w:r>
                 <w:rPr>
                   <w:rStyle w:val="Hipervnculo"/>
@@ -20450,26 +18719,17 @@
                 <w:b w:val="0"/>
                 <w:sz w:val="22"/>
                 <w:szCs w:val="22"/>
+                <w:highlight w:val="yellow"/>
                 <w:lang w:val="es-ES"/>
               </w:rPr>
-              <w:t xml:space="preserve">Molina, Oña, &amp; </w:t>
+              <w:t>Marcillo Parrales, D. M. &amp; Chinga Flores, J.M</w:t>
             </w:r>
-            <w:proofErr w:type="spellStart"/>
             <w:r>
               <w:rPr>
                 <w:b w:val="0"/>
                 <w:sz w:val="22"/>
                 <w:szCs w:val="22"/>
-                <w:lang w:val="es-ES"/>
-              </w:rPr>
-              <w:t>Typan</w:t>
-            </w:r>
-            <w:proofErr w:type="spellEnd"/>
-            <w:r>
-              <w:rPr>
-                <w:b w:val="0"/>
-                <w:sz w:val="22"/>
-                <w:szCs w:val="22"/>
+                <w:highlight w:val="yellow"/>
                 <w:lang w:val="es-ES"/>
               </w:rPr>
               <w:t xml:space="preserve">. (2023). </w:t>
@@ -20482,6 +18742,7 @@
                 <w:iCs w:val="0"/>
                 <w:sz w:val="22"/>
                 <w:szCs w:val="22"/>
+                <w:highlight w:val="yellow"/>
                 <w:lang w:val="es-ES"/>
               </w:rPr>
               <w:t>Indicadores financieros y su influencia en la toma de decisiones del Supermercado Open 24 &amp; 7, Portoviejo. Manabí</w:t>
@@ -20493,6 +18754,7 @@
                 <w:iCs/>
                 <w:sz w:val="22"/>
                 <w:szCs w:val="22"/>
+                <w:highlight w:val="yellow"/>
                 <w:lang w:val="es-ES"/>
               </w:rPr>
               <w:t>.</w:t>
@@ -20502,6 +18764,7 @@
                 <w:b w:val="0"/>
                 <w:sz w:val="22"/>
                 <w:szCs w:val="22"/>
+                <w:highlight w:val="yellow"/>
                 <w:lang w:val="es-ES"/>
               </w:rPr>
               <w:t xml:space="preserve"> </w:t>
@@ -20513,6 +18776,7 @@
                 <w:iCs/>
                 <w:sz w:val="22"/>
                 <w:szCs w:val="22"/>
+                <w:highlight w:val="yellow"/>
                 <w:lang w:val="es-ES"/>
               </w:rPr>
               <w:t>Revista FIPCAEC, 8</w:t>
@@ -20522,9 +18786,50 @@
                 <w:b w:val="0"/>
                 <w:sz w:val="22"/>
                 <w:szCs w:val="22"/>
+                <w:highlight w:val="yellow"/>
                 <w:lang w:val="es-ES"/>
               </w:rPr>
-              <w:t>(2), 895-918.</w:t>
+              <w:t>(</w:t>
+            </w:r>
+            <w:r>
+              <w:rPr>
+                <w:b w:val="0"/>
+                <w:sz w:val="22"/>
+                <w:szCs w:val="22"/>
+                <w:highlight w:val="yellow"/>
+                <w:lang w:val="es-ES"/>
+              </w:rPr>
+              <w:t>1</w:t>
+            </w:r>
+            <w:r>
+              <w:rPr>
+                <w:b w:val="0"/>
+                <w:sz w:val="22"/>
+                <w:szCs w:val="22"/>
+                <w:highlight w:val="yellow"/>
+                <w:lang w:val="es-ES"/>
+              </w:rPr>
+              <w:t xml:space="preserve">), </w:t>
+            </w:r>
+            <w:r>
+              <w:rPr>
+                <w:b w:val="0"/>
+                <w:sz w:val="22"/>
+                <w:szCs w:val="22"/>
+                <w:highlight w:val="yellow"/>
+                <w:lang w:val="es-ES"/>
+              </w:rPr>
+              <w:t>172–185</w:t>
+            </w:r>
+            <w:r>
+              <w:rPr>
+                <w:b w:val="0"/>
+                <w:sz w:val="22"/>
+                <w:szCs w:val="22"/>
+                <w:highlight w:val="yellow"/>
+                <w:lang w:val="es-ES"/>
+              </w:rPr>
+              <w:t>.</w:t>
             </w:r>
           </w:p>
         </w:tc>
@@ -20583,7 +18888,7 @@
                 <w:lang w:val="es-ES_tradnl"/>
               </w:rPr>
             </w:pPr>
-            <w:hyperlink w:history="1" r:id="rId49">
+            <w:hyperlink r:id="rId49" w:history="1">
               <w:r>
                 <w:rPr>
                   <w:rStyle w:val="Hipervnculo"/>
@@ -20737,8 +19042,8 @@
           <w:lang w:val="es-ES_tradnl"/>
         </w:rPr>
       </w:pPr>
-      <w:bookmarkStart w:name="_Toc194865818" w:id="67"/>
-      <w:bookmarkStart w:name="_Toc200804372" w:id="68"/>
+      <w:bookmarkStart w:id="67" w:name="_Toc194865818"/>
+      <w:bookmarkStart w:id="68" w:name="_Toc200804372"/>
       <w:r>
         <w:rPr>
           <w:b/>
@@ -20746,6 +19051,7 @@
           <w:szCs w:val="22"/>
           <w:lang w:val="es-ES_tradnl"/>
         </w:rPr>
+        <w:lastRenderedPageBreak/>
         <w:t xml:space="preserve">G. </w:t>
       </w:r>
       <w:r>
@@ -20810,12 +19116,12 @@
         <w:tblW w:w="9962" w:type="dxa"/>
         <w:tblInd w:w="0" w:type="dxa"/>
         <w:tblBorders>
-          <w:top w:val="single" w:color="000000" w:sz="4" w:space="0"/>
-          <w:left w:val="single" w:color="000000" w:sz="4" w:space="0"/>
-          <w:bottom w:val="single" w:color="000000" w:sz="4" w:space="0"/>
-          <w:right w:val="single" w:color="000000" w:sz="4" w:space="0"/>
-          <w:insideH w:val="single" w:color="000000" w:sz="4" w:space="0"/>
-          <w:insideV w:val="single" w:color="000000" w:sz="4" w:space="0"/>
+          <w:top w:val="single" w:sz="4" w:space="0" w:color="000000"/>
+          <w:left w:val="single" w:sz="4" w:space="0" w:color="000000"/>
+          <w:bottom w:val="single" w:sz="4" w:space="0" w:color="000000"/>
+          <w:right w:val="single" w:sz="4" w:space="0" w:color="000000"/>
+          <w:insideH w:val="single" w:sz="4" w:space="0" w:color="000000"/>
+          <w:insideV w:val="single" w:sz="4" w:space="0" w:color="000000"/>
         </w:tblBorders>
         <w:tblLayout w:type="fixed"/>
         <w:tblLook w:val="0420" w:firstRow="1" w:lastRow="0" w:firstColumn="0" w:lastColumn="0" w:noHBand="0" w:noVBand="1"/>
@@ -21872,9 +20178,17 @@
       </w:r>
       <w:r>
         <w:rPr>
-          <w:lang w:val="es-ES_tradnl"/>
-        </w:rPr>
-        <w:t>Bogotá, Colombia: Editorial. Desconocida.</w:t>
+          <w:highlight w:val="yellow"/>
+          <w:lang w:val="es-ES_tradnl"/>
+        </w:rPr>
+        <w:t>Cali, Colombia: Prensa Moderna Impresores</w:t>
+      </w:r>
+      <w:r>
+        <w:rPr>
+          <w:highlight w:val="yellow"/>
+          <w:lang w:val="es-ES_tradnl"/>
+        </w:rPr>
+        <w:t>.</w:t>
       </w:r>
     </w:p>
     <w:p>
@@ -21971,6 +20285,7 @@
           <w:color w:val="000000"/>
           <w:lang w:val="es-ES_tradnl"/>
         </w:rPr>
+        <w:lastRenderedPageBreak/>
         <w:t xml:space="preserve">I. </w:t>
       </w:r>
       <w:r>
@@ -21997,12 +20312,12 @@
         <w:tblW w:w="9967" w:type="dxa"/>
         <w:tblInd w:w="0" w:type="dxa"/>
         <w:tblBorders>
-          <w:top w:val="single" w:color="000000" w:sz="4" w:space="0"/>
-          <w:left w:val="single" w:color="000000" w:sz="4" w:space="0"/>
-          <w:bottom w:val="single" w:color="000000" w:sz="4" w:space="0"/>
-          <w:right w:val="single" w:color="000000" w:sz="4" w:space="0"/>
-          <w:insideH w:val="single" w:color="000000" w:sz="4" w:space="0"/>
-          <w:insideV w:val="single" w:color="000000" w:sz="4" w:space="0"/>
+          <w:top w:val="single" w:sz="4" w:space="0" w:color="000000"/>
+          <w:left w:val="single" w:sz="4" w:space="0" w:color="000000"/>
+          <w:bottom w:val="single" w:sz="4" w:space="0" w:color="000000"/>
+          <w:right w:val="single" w:sz="4" w:space="0" w:color="000000"/>
+          <w:insideH w:val="single" w:sz="4" w:space="0" w:color="000000"/>
+          <w:insideV w:val="single" w:sz="4" w:space="0" w:color="000000"/>
         </w:tblBorders>
         <w:tblLayout w:type="fixed"/>
         <w:tblLook w:val="0420" w:firstRow="1" w:lastRow="0" w:firstColumn="0" w:lastColumn="0" w:noHBand="0" w:noVBand="1"/>
@@ -22560,12 +20875,12 @@
         <w:tblW w:w="9967" w:type="dxa"/>
         <w:tblInd w:w="0" w:type="dxa"/>
         <w:tblBorders>
-          <w:top w:val="single" w:color="000000" w:sz="4" w:space="0"/>
-          <w:left w:val="single" w:color="000000" w:sz="4" w:space="0"/>
-          <w:bottom w:val="single" w:color="000000" w:sz="4" w:space="0"/>
-          <w:right w:val="single" w:color="000000" w:sz="4" w:space="0"/>
-          <w:insideH w:val="single" w:color="000000" w:sz="4" w:space="0"/>
-          <w:insideV w:val="single" w:color="000000" w:sz="4" w:space="0"/>
+          <w:top w:val="single" w:sz="4" w:space="0" w:color="000000"/>
+          <w:left w:val="single" w:sz="4" w:space="0" w:color="000000"/>
+          <w:bottom w:val="single" w:sz="4" w:space="0" w:color="000000"/>
+          <w:right w:val="single" w:sz="4" w:space="0" w:color="000000"/>
+          <w:insideH w:val="single" w:sz="4" w:space="0" w:color="000000"/>
+          <w:insideV w:val="single" w:sz="4" w:space="0" w:color="000000"/>
         </w:tblBorders>
         <w:tblLayout w:type="fixed"/>
         <w:tblLook w:val="0420" w:firstRow="1" w:lastRow="0" w:firstColumn="0" w:lastColumn="0" w:noHBand="0" w:noVBand="1"/>
@@ -22864,7 +21179,7 @@
     <w:sectPr>
       <w:headerReference w:type="default" r:id="rId50"/>
       <w:footerReference w:type="default" r:id="rId51"/>
-      <w:pgSz w:w="12240" w:h="15840" w:orient="portrait"/>
+      <w:pgSz w:w="12240" w:h="15840"/>
       <w:pgMar w:top="1701" w:right="1134" w:bottom="1134" w:left="1134" w:header="720" w:footer="0" w:gutter="0"/>
       <w:pgNumType w:start="1"/>
       <w:cols w:space="720"/>
@@ -22874,8 +21189,8 @@
 </file>
 
 <file path=word/comments.xml><?xml version="1.0" encoding="utf-8"?>
-<w:comments xmlns:wpc="http://schemas.microsoft.com/office/word/2010/wordprocessingCanvas" xmlns:cx="http://schemas.microsoft.com/office/drawing/2014/chartex" xmlns:cx1="http://schemas.microsoft.com/office/drawing/2015/9/8/chartex" xmlns:cx2="http://schemas.microsoft.com/office/drawing/2015/10/21/chartex" xmlns:cx3="http://schemas.microsoft.com/office/drawing/2016/5/9/chartex" xmlns:cx4="http://schemas.microsoft.com/office/drawing/2016/5/10/chartex" xmlns:cx5="http://schemas.microsoft.com/office/drawing/2016/5/11/chartex" xmlns:cx6="http://schemas.microsoft.com/office/drawing/2016/5/12/chartex" xmlns:cx7="http://schemas.microsoft.com/office/drawing/2016/5/13/chartex" xmlns:cx8="http://schemas.microsoft.com/office/drawing/2016/5/14/chartex" xmlns:mc="http://schemas.openxmlformats.org/markup-compatibility/2006" xmlns:aink="http://schemas.microsoft.com/office/drawing/2016/ink" xmlns:am3d="http://schemas.microsoft.com/office/drawing/2017/model3d" xmlns:o="urn:schemas-microsoft-com:office:office" xmlns:r="http://schemas.openxmlformats.org/officeDocument/2006/relationships" xmlns:m="http://schemas.openxmlformats.org/officeDocument/2006/math" xmlns:v="urn:schemas-microsoft-com:vml" xmlns:wp14="http://schemas.microsoft.com/office/word/2010/wordprocessingDrawing" xmlns:wp="http://schemas.openxmlformats.org/drawingml/2006/wordprocessingDrawing" xmlns:w10="urn:schemas-microsoft-com:office:word" xmlns:w="http://schemas.openxmlformats.org/wordprocessingml/2006/main" xmlns:w14="http://schemas.microsoft.com/office/word/2010/wordml" xmlns:w15="http://schemas.microsoft.com/office/word/2012/wordml" xmlns:w16cex="http://schemas.microsoft.com/office/word/2018/wordml/cex" xmlns:w16cid="http://schemas.microsoft.com/office/word/2016/wordml/cid" xmlns:w16="http://schemas.microsoft.com/office/word/2018/wordml" xmlns:w16sdtdh="http://schemas.microsoft.com/office/word/2020/wordml/sdtdatahash" xmlns:w16se="http://schemas.microsoft.com/office/word/2015/wordml/symex" xmlns:wpg="http://schemas.microsoft.com/office/word/2010/wordprocessingGroup" xmlns:wpi="http://schemas.microsoft.com/office/word/2010/wordprocessingInk" xmlns:wne="http://schemas.microsoft.com/office/word/2006/wordml" xmlns:wps="http://schemas.microsoft.com/office/word/2010/wordprocessingShape" mc:Ignorable="w14 w15 w16se w16cid w16 w16cex w16sdtdh wp14">
-  <w:comment w:initials="AFVE" w:author="Andrés Felipe Velandia Espitia" w:date="2025-06-14T14:41:00Z" w:id="0">
+<w:comments xmlns:wpc="http://schemas.microsoft.com/office/word/2010/wordprocessingCanvas" xmlns:cx="http://schemas.microsoft.com/office/drawing/2014/chartex" xmlns:cx1="http://schemas.microsoft.com/office/drawing/2015/9/8/chartex" xmlns:cx2="http://schemas.microsoft.com/office/drawing/2015/10/21/chartex" xmlns:cx3="http://schemas.microsoft.com/office/drawing/2016/5/9/chartex" xmlns:cx4="http://schemas.microsoft.com/office/drawing/2016/5/10/chartex" xmlns:cx5="http://schemas.microsoft.com/office/drawing/2016/5/11/chartex" xmlns:cx6="http://schemas.microsoft.com/office/drawing/2016/5/12/chartex" xmlns:cx7="http://schemas.microsoft.com/office/drawing/2016/5/13/chartex" xmlns:cx8="http://schemas.microsoft.com/office/drawing/2016/5/14/chartex" xmlns:mc="http://schemas.openxmlformats.org/markup-compatibility/2006" xmlns:aink="http://schemas.microsoft.com/office/drawing/2016/ink" xmlns:am3d="http://schemas.microsoft.com/office/drawing/2017/model3d" xmlns:o="urn:schemas-microsoft-com:office:office" xmlns:oel="http://schemas.microsoft.com/office/2019/extlst" xmlns:r="http://schemas.openxmlformats.org/officeDocument/2006/relationships" xmlns:m="http://schemas.openxmlformats.org/officeDocument/2006/math" xmlns:v="urn:schemas-microsoft-com:vml" xmlns:wp14="http://schemas.microsoft.com/office/word/2010/wordprocessingDrawing" xmlns:wp="http://schemas.openxmlformats.org/drawingml/2006/wordprocessingDrawing" xmlns:w10="urn:schemas-microsoft-com:office:word" xmlns:w="http://schemas.openxmlformats.org/wordprocessingml/2006/main" xmlns:w14="http://schemas.microsoft.com/office/word/2010/wordml" xmlns:w15="http://schemas.microsoft.com/office/word/2012/wordml" xmlns:w16cex="http://schemas.microsoft.com/office/word/2018/wordml/cex" xmlns:w16cid="http://schemas.microsoft.com/office/word/2016/wordml/cid" xmlns:w16="http://schemas.microsoft.com/office/word/2018/wordml" xmlns:w16du="http://schemas.microsoft.com/office/word/2023/wordml/word16du" xmlns:w16sdtdh="http://schemas.microsoft.com/office/word/2020/wordml/sdtdatahash" xmlns:w16sdtfl="http://schemas.microsoft.com/office/word/2024/wordml/sdtformatlock" xmlns:w16se="http://schemas.microsoft.com/office/word/2015/wordml/symex" xmlns:wpg="http://schemas.microsoft.com/office/word/2010/wordprocessingGroup" xmlns:wpi="http://schemas.microsoft.com/office/word/2010/wordprocessingInk" xmlns:wne="http://schemas.microsoft.com/office/word/2006/wordml" xmlns:wps="http://schemas.microsoft.com/office/word/2010/wordprocessingShape" mc:Ignorable="w14 w15 w16se w16cid w16 w16cex w16sdtdh w16sdtfl w16du wp14">
+  <w:comment w:id="0" w:author="Andrés Felipe Velandia Espitia" w:date="2025-06-14T14:41:00Z" w:initials="AFVE">
     <w:p>
       <w:pPr>
         <w:pStyle w:val="Textocomentario"/>
@@ -22891,7 +21206,7 @@
       </w:r>
     </w:p>
   </w:comment>
-  <w:comment w:initials="AFVE" w:author="Andrés Felipe Velandia Espitia" w:date="2025-06-14T14:38:00Z" w:id="1">
+  <w:comment w:id="1" w:author="Andrés Felipe Velandia Espitia" w:date="2025-06-14T14:38:00Z" w:initials="AFVE">
     <w:p>
       <w:pPr>
         <w:pStyle w:val="Textocomentario"/>
@@ -22907,7 +21222,7 @@
       </w:r>
     </w:p>
   </w:comment>
-  <w:comment w:initials="U" w:author="Usuario" w:date="2025-04-09T16:49:00Z" w:id="3">
+  <w:comment w:id="3" w:author="Usuario" w:date="2025-04-09T16:49:00Z" w:initials="U">
     <w:p>
       <w:pPr>
         <w:pStyle w:val="Textocomentario"/>
@@ -22918,7 +21233,7 @@
         </w:rPr>
         <w:annotationRef/>
       </w:r>
-      <w:hyperlink w:history="1" w:anchor="fromView=search&amp;page=1&amp;position=4&amp;uuid=23db5cd7-cb50-416c-8de1-6070b2848d39&amp;query=indicadores+financieros" r:id="rId1">
+      <w:hyperlink r:id="rId1" w:anchor="fromView=search&amp;page=1&amp;position=4&amp;uuid=23db5cd7-cb50-416c-8de1-6070b2848d39&amp;query=indicadores+financieros" w:history="1">
         <w:r>
           <w:rPr>
             <w:rStyle w:val="Hipervnculo"/>
@@ -22931,7 +21246,7 @@
       </w:r>
     </w:p>
   </w:comment>
-  <w:comment w:initials="U" w:author="Usuario" w:date="2025-04-09T16:55:00Z" w:id="4">
+  <w:comment w:id="4" w:author="Usuario" w:date="2025-04-09T16:55:00Z" w:initials="U">
     <w:p>
       <w:pPr>
         <w:pStyle w:val="Textocomentario"/>
@@ -22955,7 +21270,7 @@
       </w:r>
     </w:p>
   </w:comment>
-  <w:comment w:initials="U" w:author="Usuario" w:date="2025-04-09T17:06:00Z" w:id="5">
+  <w:comment w:id="5" w:author="Usuario" w:date="2025-04-09T17:06:00Z" w:initials="U">
     <w:p>
       <w:pPr>
         <w:pStyle w:val="Textocomentario"/>
@@ -22979,7 +21294,7 @@
       </w:r>
     </w:p>
   </w:comment>
-  <w:comment w:initials="U" w:author="Usuario" w:date="2025-04-09T17:08:00Z" w:id="6">
+  <w:comment w:id="6" w:author="Usuario" w:date="2025-04-09T17:08:00Z" w:initials="U">
     <w:p>
       <w:pPr>
         <w:pStyle w:val="Textocomentario"/>
@@ -23022,7 +21337,7 @@
       <w:r>
         <w:t xml:space="preserve">Liquidez: </w:t>
       </w:r>
-      <w:hyperlink w:history="1" w:anchor="fromView=search&amp;page=1&amp;position=48&amp;uuid=f1a4d039-d355-4b21-ae50-5f2921204350&amp;query=calendario" r:id="rId2">
+      <w:hyperlink r:id="rId2" w:anchor="fromView=search&amp;page=1&amp;position=48&amp;uuid=f1a4d039-d355-4b21-ae50-5f2921204350&amp;query=calendario" w:history="1">
         <w:r>
           <w:rPr>
             <w:rStyle w:val="Hipervnculo"/>
@@ -23043,7 +21358,7 @@
       <w:r>
         <w:t xml:space="preserve">Endeudamiento: </w:t>
       </w:r>
-      <w:hyperlink w:history="1" w:anchor="fromView=search&amp;page=1&amp;position=12&amp;uuid=f2dff186-21c7-4cd6-8400-59623edcaab7&amp;query=deuda" r:id="rId3">
+      <w:hyperlink r:id="rId3" w:anchor="fromView=search&amp;page=1&amp;position=12&amp;uuid=f2dff186-21c7-4cd6-8400-59623edcaab7&amp;query=deuda" w:history="1">
         <w:r>
           <w:rPr>
             <w:rStyle w:val="Hipervnculo"/>
@@ -23064,7 +21379,7 @@
       <w:r>
         <w:t xml:space="preserve">Rentabilidad: </w:t>
       </w:r>
-      <w:hyperlink w:history="1" w:anchor="fromView=search&amp;page=1&amp;position=19&amp;uuid=e901f570-bbed-4a6e-b63c-228cb3277779&amp;query=rentabilidad" r:id="rId4">
+      <w:hyperlink r:id="rId4" w:anchor="fromView=search&amp;page=1&amp;position=19&amp;uuid=e901f570-bbed-4a6e-b63c-228cb3277779&amp;query=rentabilidad" w:history="1">
         <w:r>
           <w:rPr>
             <w:rStyle w:val="Hipervnculo"/>
@@ -23088,7 +21403,7 @@
       <w:r>
         <w:t xml:space="preserve">Eficiencia: </w:t>
       </w:r>
-      <w:hyperlink w:history="1" w:anchor="fromView=search&amp;page=1&amp;position=1&amp;uuid=4d681141-9ffe-488e-82b9-53f975c6f60e&amp;query=eficacia" r:id="rId5">
+      <w:hyperlink r:id="rId5" w:anchor="fromView=search&amp;page=1&amp;position=1&amp;uuid=4d681141-9ffe-488e-82b9-53f975c6f60e&amp;query=eficacia" w:history="1">
         <w:r>
           <w:rPr>
             <w:rStyle w:val="Hipervnculo"/>
@@ -23103,7 +21418,7 @@
       </w:pPr>
     </w:p>
   </w:comment>
-  <w:comment w:initials="U" w:author="Usuario" w:date="2025-04-09T21:26:00Z" w:id="7">
+  <w:comment w:id="7" w:author="Usuario" w:date="2025-04-09T21:26:00Z" w:initials="U">
     <w:p>
       <w:pPr>
         <w:pStyle w:val="Textocomentario"/>
@@ -23127,7 +21442,7 @@
       </w:r>
     </w:p>
   </w:comment>
-  <w:comment w:initials="U" w:author="Usuario" w:date="2025-04-09T22:11:00Z" w:id="9">
+  <w:comment w:id="9" w:author="Usuario" w:date="2025-04-09T22:11:00Z" w:initials="U">
     <w:p>
       <w:pPr>
         <w:pStyle w:val="Textocomentario"/>
@@ -23151,7 +21466,7 @@
       </w:r>
     </w:p>
   </w:comment>
-  <w:comment w:initials="U" w:author="Usuario" w:date="2025-04-09T22:21:00Z" w:id="10">
+  <w:comment w:id="10" w:author="Usuario" w:date="2025-04-09T22:21:00Z" w:initials="U">
     <w:p>
       <w:pPr>
         <w:pStyle w:val="Textocomentario"/>
@@ -23194,7 +21509,7 @@
       <w:r>
         <w:t xml:space="preserve">Razón: </w:t>
       </w:r>
-      <w:hyperlink w:history="1" r:id="rId6">
+      <w:hyperlink r:id="rId6" w:history="1">
         <w:r>
           <w:rPr>
             <w:rStyle w:val="Hipervnculo"/>
@@ -23215,7 +21530,7 @@
       <w:r>
         <w:t xml:space="preserve">Prueba: </w:t>
       </w:r>
-      <w:hyperlink w:history="1" r:id="rId7">
+      <w:hyperlink r:id="rId7" w:history="1">
         <w:r>
           <w:rPr>
             <w:rStyle w:val="Hipervnculo"/>
@@ -23236,7 +21551,7 @@
       <w:r>
         <w:t xml:space="preserve">Capital: </w:t>
       </w:r>
-      <w:hyperlink w:history="1" r:id="rId8">
+      <w:hyperlink r:id="rId8" w:history="1">
         <w:r>
           <w:rPr>
             <w:rStyle w:val="Hipervnculo"/>
@@ -23249,7 +21564,7 @@
       </w:r>
     </w:p>
   </w:comment>
-  <w:comment w:initials="U" w:author="Usuario" w:date="2025-04-09T22:28:00Z" w:id="11">
+  <w:comment w:id="11" w:author="Usuario" w:date="2025-04-09T22:28:00Z" w:initials="U">
     <w:p>
       <w:pPr>
         <w:pStyle w:val="Textocomentario"/>
@@ -23260,7 +21575,7 @@
         </w:rPr>
         <w:annotationRef/>
       </w:r>
-      <w:hyperlink w:history="1" w:anchor="fromView=search&amp;page=1&amp;position=9&amp;uuid=174bff1a-0216-4f67-98e0-a933f6f353dd&amp;query=icono+alerta" r:id="rId9">
+      <w:hyperlink r:id="rId9" w:anchor="fromView=search&amp;page=1&amp;position=9&amp;uuid=174bff1a-0216-4f67-98e0-a933f6f353dd&amp;query=icono+alerta" w:history="1">
         <w:r>
           <w:rPr>
             <w:rStyle w:val="Hipervnculo"/>
@@ -23273,7 +21588,7 @@
       </w:r>
     </w:p>
   </w:comment>
-  <w:comment w:initials="U" w:author="Usuario" w:date="2025-04-09T22:39:00Z" w:id="14">
+  <w:comment w:id="14" w:author="Usuario" w:date="2025-04-09T22:39:00Z" w:initials="U">
     <w:p>
       <w:pPr>
         <w:pStyle w:val="Textocomentario"/>
@@ -23297,7 +21612,7 @@
       </w:r>
     </w:p>
   </w:comment>
-  <w:comment w:initials="U" w:author="Usuario" w:date="2025-04-09T22:43:00Z" w:id="16">
+  <w:comment w:id="16" w:author="Usuario" w:date="2025-04-09T22:43:00Z" w:initials="U">
     <w:p>
       <w:pPr>
         <w:pStyle w:val="Textocomentario"/>
@@ -23321,7 +21636,7 @@
       </w:r>
     </w:p>
   </w:comment>
-  <w:comment w:initials="U" w:author="Usuario" w:date="2025-04-09T22:46:00Z" w:id="17">
+  <w:comment w:id="17" w:author="Usuario" w:date="2025-04-09T22:46:00Z" w:initials="U">
     <w:p>
       <w:pPr>
         <w:pStyle w:val="Textocomentario"/>
@@ -23366,7 +21681,7 @@
       <w:pPr>
         <w:pStyle w:val="Textocomentario"/>
       </w:pPr>
-      <w:hyperlink w:history="1" w:anchor="fromView=search&amp;page=1&amp;position=38&amp;uuid=f81fedb8-4fcc-4f15-b80f-33ccbc977d84&amp;query=positivo+y+negativo+empresa" r:id="rId10">
+      <w:hyperlink r:id="rId10" w:anchor="fromView=search&amp;page=1&amp;position=38&amp;uuid=f81fedb8-4fcc-4f15-b80f-33ccbc977d84&amp;query=positivo+y+negativo+empresa" w:history="1">
         <w:r>
           <w:rPr>
             <w:rStyle w:val="Hipervnculo"/>
@@ -23381,7 +21696,7 @@
       </w:pPr>
     </w:p>
   </w:comment>
-  <w:comment w:initials="U" w:author="Usuario" w:date="2025-04-09T22:59:00Z" w:id="19">
+  <w:comment w:id="19" w:author="Usuario" w:date="2025-04-09T22:59:00Z" w:initials="U">
     <w:p>
       <w:pPr>
         <w:pStyle w:val="Textocomentario"/>
@@ -23392,7 +21707,7 @@
         </w:rPr>
         <w:annotationRef/>
       </w:r>
-      <w:hyperlink w:history="1" w:anchor="fromView=search&amp;page=1&amp;position=0&amp;uuid=8d8aa482-b5f0-4ffb-ba56-a2efd3781662&amp;query=cr%C3%A9dito+ventas+mal+empresa" r:id="rId11">
+      <w:hyperlink r:id="rId11" w:anchor="fromView=search&amp;page=1&amp;position=0&amp;uuid=8d8aa482-b5f0-4ffb-ba56-a2efd3781662&amp;query=cr%C3%A9dito+ventas+mal+empresa" w:history="1">
         <w:r>
           <w:rPr>
             <w:rStyle w:val="Hipervnculo"/>
@@ -23405,7 +21720,7 @@
       </w:r>
     </w:p>
   </w:comment>
-  <w:comment w:initials="U" w:author="Usuario" w:date="2025-04-09T23:01:00Z" w:id="20">
+  <w:comment w:id="20" w:author="Usuario" w:date="2025-04-09T23:01:00Z" w:initials="U">
     <w:p>
       <w:pPr>
         <w:pStyle w:val="Textocomentario"/>
@@ -23416,7 +21731,7 @@
         </w:rPr>
         <w:annotationRef/>
       </w:r>
-      <w:hyperlink w:history="1" w:anchor="fromView=search&amp;page=1&amp;position=8&amp;uuid=d5a923cc-d07a-4425-b852-6c9529b9bd34&amp;query=equilibrio+finanzas" r:id="rId12">
+      <w:hyperlink r:id="rId12" w:anchor="fromView=search&amp;page=1&amp;position=8&amp;uuid=d5a923cc-d07a-4425-b852-6c9529b9bd34&amp;query=equilibrio+finanzas" w:history="1">
         <w:r>
           <w:rPr>
             <w:rStyle w:val="Hipervnculo"/>
@@ -23429,7 +21744,7 @@
       </w:r>
     </w:p>
   </w:comment>
-  <w:comment w:initials="U" w:author="Usuario" w:date="2025-04-10T18:55:00Z" w:id="22">
+  <w:comment w:id="22" w:author="Usuario" w:date="2025-04-10T18:55:00Z" w:initials="U">
     <w:p>
       <w:pPr>
         <w:pStyle w:val="Textocomentario"/>
@@ -23453,7 +21768,7 @@
       </w:r>
     </w:p>
   </w:comment>
-  <w:comment w:initials="U" w:author="Usuario" w:date="2025-04-10T20:38:00Z" w:id="24">
+  <w:comment w:id="24" w:author="Usuario" w:date="2025-04-10T20:38:00Z" w:initials="U">
     <w:p>
       <w:pPr>
         <w:pStyle w:val="Textocomentario"/>
@@ -23469,7 +21784,7 @@
       </w:r>
     </w:p>
   </w:comment>
-  <w:comment w:initials="U" w:author="Usuario" w:date="2025-04-10T20:55:00Z" w:id="25">
+  <w:comment w:id="25" w:author="Usuario" w:date="2025-04-10T20:55:00Z" w:initials="U">
     <w:p>
       <w:pPr>
         <w:pStyle w:val="Textocomentario"/>
@@ -23480,7 +21795,7 @@
         </w:rPr>
         <w:annotationRef/>
       </w:r>
-      <w:hyperlink w:history="1" w:anchor="fromView=search&amp;page=1&amp;position=3&amp;uuid=f1d5fa56-f7be-4cbe-908f-cdf595eefbea&amp;query=endeudamiento" r:id="rId13">
+      <w:hyperlink r:id="rId13" w:anchor="fromView=search&amp;page=1&amp;position=3&amp;uuid=f1d5fa56-f7be-4cbe-908f-cdf595eefbea&amp;query=endeudamiento" w:history="1">
         <w:r>
           <w:rPr>
             <w:rStyle w:val="Hipervnculo"/>
@@ -23493,7 +21808,7 @@
       </w:r>
     </w:p>
   </w:comment>
-  <w:comment w:initials="U" w:author="Usuario" w:date="2025-04-10T21:08:00Z" w:id="26">
+  <w:comment w:id="26" w:author="Usuario" w:date="2025-04-10T21:08:00Z" w:initials="U">
     <w:p>
       <w:pPr>
         <w:pStyle w:val="Textocomentario"/>
@@ -23517,7 +21832,7 @@
       </w:r>
     </w:p>
   </w:comment>
-  <w:comment w:initials="U" w:author="Usuario" w:date="2025-04-10T22:55:00Z" w:id="28">
+  <w:comment w:id="28" w:author="Usuario" w:date="2025-04-10T22:55:00Z" w:initials="U">
     <w:p>
       <w:pPr>
         <w:pStyle w:val="Textocomentario"/>
@@ -23554,7 +21869,7 @@
       </w:r>
     </w:p>
   </w:comment>
-  <w:comment w:initials="U" w:author="Usuario" w:date="2025-04-10T23:01:00Z" w:id="30">
+  <w:comment w:id="30" w:author="Usuario" w:date="2025-04-10T23:01:00Z" w:initials="U">
     <w:p>
       <w:pPr>
         <w:pStyle w:val="Textocomentario"/>
@@ -23570,7 +21885,7 @@
       </w:r>
     </w:p>
   </w:comment>
-  <w:comment w:initials="U" w:author="Usuario" w:date="2025-04-10T23:06:00Z" w:id="31">
+  <w:comment w:id="31" w:author="Usuario" w:date="2025-04-10T23:06:00Z" w:initials="U">
     <w:p>
       <w:pPr>
         <w:pStyle w:val="Textocomentario"/>
@@ -23581,7 +21896,7 @@
         </w:rPr>
         <w:annotationRef/>
       </w:r>
-      <w:hyperlink w:history="1" w:anchor="fromView=search&amp;page=1&amp;position=13&amp;uuid=9c6980a4-21e9-4b62-acc7-8c58bee8c8d7&amp;query=plazos+entrega" r:id="rId14">
+      <w:hyperlink r:id="rId14" w:anchor="fromView=search&amp;page=1&amp;position=13&amp;uuid=9c6980a4-21e9-4b62-acc7-8c58bee8c8d7&amp;query=plazos+entrega" w:history="1">
         <w:r>
           <w:rPr>
             <w:rStyle w:val="Hipervnculo"/>
@@ -23594,7 +21909,7 @@
       </w:r>
     </w:p>
   </w:comment>
-  <w:comment w:initials="U" w:author="Usuario" w:date="2025-04-10T23:10:00Z" w:id="32">
+  <w:comment w:id="32" w:author="Usuario" w:date="2025-04-10T23:10:00Z" w:initials="U">
     <w:p>
       <w:pPr>
         <w:pStyle w:val="Textocomentario"/>
@@ -23610,7 +21925,7 @@
       </w:r>
     </w:p>
   </w:comment>
-  <w:comment w:initials="U" w:author="Usuario" w:date="2025-04-10T23:08:00Z" w:id="33">
+  <w:comment w:id="33" w:author="Usuario" w:date="2025-04-10T23:08:00Z" w:initials="U">
     <w:p>
       <w:pPr>
         <w:pStyle w:val="Textocomentario"/>
@@ -23621,7 +21936,7 @@
         </w:rPr>
         <w:annotationRef/>
       </w:r>
-      <w:hyperlink w:history="1" w:anchor="fromView=search&amp;page=1&amp;position=18&amp;uuid=c4ef5420-8481-4f9e-bb8f-c970d5978307&amp;query=pagos+soga" r:id="rId15">
+      <w:hyperlink r:id="rId15" w:anchor="fromView=search&amp;page=1&amp;position=18&amp;uuid=c4ef5420-8481-4f9e-bb8f-c970d5978307&amp;query=pagos+soga" w:history="1">
         <w:r>
           <w:rPr>
             <w:rStyle w:val="Hipervnculo"/>
@@ -23634,7 +21949,7 @@
       </w:r>
     </w:p>
   </w:comment>
-  <w:comment w:initials="U" w:author="Usuario" w:date="2025-04-10T23:10:00Z" w:id="34">
+  <w:comment w:id="34" w:author="Usuario" w:date="2025-04-10T23:10:00Z" w:initials="U">
     <w:p>
       <w:pPr>
         <w:pStyle w:val="Textocomentario"/>
@@ -23645,7 +21960,7 @@
         </w:rPr>
         <w:annotationRef/>
       </w:r>
-      <w:hyperlink w:history="1" w:anchor="fromView=search&amp;page=1&amp;position=0&amp;uuid=e6e5f187-384d-41fd-9fa1-c5d0dcbdc584&amp;query=distribuci%C3%B3n+masiva" r:id="rId16">
+      <w:hyperlink r:id="rId16" w:anchor="fromView=search&amp;page=1&amp;position=0&amp;uuid=e6e5f187-384d-41fd-9fa1-c5d0dcbdc584&amp;query=distribuci%C3%B3n+masiva" w:history="1">
         <w:r>
           <w:rPr>
             <w:rStyle w:val="Hipervnculo"/>
@@ -23658,7 +21973,7 @@
       </w:r>
     </w:p>
   </w:comment>
-  <w:comment w:initials="U" w:author="Usuario" w:date="2025-04-10T23:21:00Z" w:id="37">
+  <w:comment w:id="37" w:author="Usuario" w:date="2025-04-10T23:21:00Z" w:initials="U">
     <w:p>
       <w:pPr>
         <w:pStyle w:val="Textocomentario"/>
@@ -23682,7 +21997,7 @@
       </w:r>
     </w:p>
   </w:comment>
-  <w:comment w:initials="U" w:author="Usuario" w:date="2025-04-10T23:21:00Z" w:id="39">
+  <w:comment w:id="39" w:author="Usuario" w:date="2025-04-10T23:21:00Z" w:initials="U">
     <w:p>
       <w:pPr>
         <w:pStyle w:val="Textocomentario"/>
@@ -23709,7 +22024,7 @@
       </w:pPr>
     </w:p>
   </w:comment>
-  <w:comment w:initials="U" w:author="Usuario" w:date="2025-04-10T23:24:00Z" w:id="40">
+  <w:comment w:id="40" w:author="Usuario" w:date="2025-04-10T23:24:00Z" w:initials="U">
     <w:p>
       <w:pPr>
         <w:pStyle w:val="Textocomentario"/>
@@ -23752,7 +22067,7 @@
       <w:r>
         <w:t xml:space="preserve">Utilidad: </w:t>
       </w:r>
-      <w:hyperlink w:history="1" r:id="rId17">
+      <w:hyperlink r:id="rId17" w:history="1">
         <w:r>
           <w:rPr>
             <w:rStyle w:val="Hipervnculo"/>
@@ -23773,7 +22088,7 @@
       <w:r>
         <w:t xml:space="preserve">Bruto: </w:t>
       </w:r>
-      <w:hyperlink w:history="1" r:id="rId18">
+      <w:hyperlink r:id="rId18" w:history="1">
         <w:r>
           <w:rPr>
             <w:rStyle w:val="Hipervnculo"/>
@@ -23794,7 +22109,7 @@
       <w:r>
         <w:t xml:space="preserve">Operativo: </w:t>
       </w:r>
-      <w:hyperlink w:history="1" r:id="rId19">
+      <w:hyperlink r:id="rId19" w:history="1">
         <w:r>
           <w:rPr>
             <w:rStyle w:val="Hipervnculo"/>
@@ -23815,7 +22130,7 @@
       <w:r>
         <w:t xml:space="preserve">Neto: </w:t>
       </w:r>
-      <w:hyperlink w:history="1" r:id="rId20">
+      <w:hyperlink r:id="rId20" w:history="1">
         <w:r>
           <w:rPr>
             <w:rStyle w:val="Hipervnculo"/>
@@ -23830,7 +22145,7 @@
       </w:pPr>
     </w:p>
   </w:comment>
-  <w:comment w:initials="U" w:author="Usuario" w:date="2025-04-10T23:30:00Z" w:id="41">
+  <w:comment w:id="41" w:author="Usuario" w:date="2025-04-10T23:30:00Z" w:initials="U">
     <w:p>
       <w:pPr>
         <w:pStyle w:val="Textocomentario"/>
@@ -23854,7 +22169,7 @@
       </w:r>
     </w:p>
   </w:comment>
-  <w:comment w:initials="U" w:author="Usuario" w:date="2025-04-10T23:33:00Z" w:id="43">
+  <w:comment w:id="43" w:author="Usuario" w:date="2025-04-10T23:33:00Z" w:initials="U">
     <w:p>
       <w:pPr>
         <w:pStyle w:val="Textocomentario"/>
@@ -23865,7 +22180,7 @@
         </w:rPr>
         <w:annotationRef/>
       </w:r>
-      <w:hyperlink w:history="1" w:anchor="fromView=search&amp;page=1&amp;position=11&amp;uuid=7a88430a-d15f-49b3-82d9-7c19a4769b40&amp;query=indicadores+decidir" r:id="rId21">
+      <w:hyperlink r:id="rId21" w:anchor="fromView=search&amp;page=1&amp;position=11&amp;uuid=7a88430a-d15f-49b3-82d9-7c19a4769b40&amp;query=indicadores+decidir" w:history="1">
         <w:r>
           <w:rPr>
             <w:rStyle w:val="Hipervnculo"/>
@@ -23878,7 +22193,7 @@
       </w:r>
     </w:p>
   </w:comment>
-  <w:comment w:initials="U" w:author="Usuario" w:date="2025-04-10T23:35:00Z" w:id="44">
+  <w:comment w:id="44" w:author="Usuario" w:date="2025-04-10T23:35:00Z" w:initials="U">
     <w:p>
       <w:pPr>
         <w:pStyle w:val="Textocomentario"/>
@@ -23921,7 +22236,7 @@
       <w:r>
         <w:t xml:space="preserve">Agresivo: </w:t>
       </w:r>
-      <w:hyperlink w:history="1" w:anchor="fromView=search&amp;page=1&amp;position=16&amp;uuid=d9e7c276-d8ee-45fc-a9cb-927da9d005a3&amp;query=crecimiento+finanzas" r:id="rId22">
+      <w:hyperlink r:id="rId22" w:anchor="fromView=search&amp;page=1&amp;position=16&amp;uuid=d9e7c276-d8ee-45fc-a9cb-927da9d005a3&amp;query=crecimiento+finanzas" w:history="1">
         <w:r>
           <w:rPr>
             <w:rStyle w:val="Hipervnculo"/>
@@ -23942,7 +22257,7 @@
       <w:r>
         <w:t xml:space="preserve">Estabilidad: </w:t>
       </w:r>
-      <w:hyperlink w:history="1" w:anchor="fromView=search&amp;page=1&amp;position=40&amp;uuid=a9a413ce-5ed3-4134-b11c-a004ae4c1dec&amp;query=estabilidad+finanzas" r:id="rId23">
+      <w:hyperlink r:id="rId23" w:anchor="fromView=search&amp;page=1&amp;position=40&amp;uuid=a9a413ce-5ed3-4134-b11c-a004ae4c1dec&amp;query=estabilidad+finanzas" w:history="1">
         <w:r>
           <w:rPr>
             <w:rStyle w:val="Hipervnculo"/>
@@ -23955,7 +22270,7 @@
       </w:r>
     </w:p>
   </w:comment>
-  <w:comment w:initials="U" w:author="Usuario" w:date="2025-04-10T23:40:00Z" w:id="45">
+  <w:comment w:id="45" w:author="Usuario" w:date="2025-04-10T23:40:00Z" w:initials="U">
     <w:p>
       <w:pPr>
         <w:pStyle w:val="Textocomentario"/>
@@ -23979,7 +22294,7 @@
       </w:r>
     </w:p>
   </w:comment>
-  <w:comment w:initials="U" w:author="Usuario" w:date="2025-04-10T23:44:00Z" w:id="47">
+  <w:comment w:id="47" w:author="Usuario" w:date="2025-04-10T23:44:00Z" w:initials="U">
     <w:p>
       <w:pPr>
         <w:pStyle w:val="Textocomentario"/>
@@ -24003,7 +22318,7 @@
       </w:r>
     </w:p>
   </w:comment>
-  <w:comment w:initials="AFVE" w:author="Andrés Felipe Velandia Espitia" w:date="2025-06-14T14:34:00Z" w:id="50">
+  <w:comment w:id="50" w:author="Andrés Felipe Velandia Espitia" w:date="2025-06-14T14:34:00Z" w:initials="AFVE">
     <w:p>
       <w:pPr>
         <w:pStyle w:val="Textocomentario"/>
@@ -24025,7 +22340,7 @@
       </w:r>
     </w:p>
   </w:comment>
-  <w:comment w:initials="U" w:author="Usuario" w:date="2025-04-28T17:33:00Z" w:id="51">
+  <w:comment w:id="51" w:author="Usuario" w:date="2025-04-28T17:33:00Z" w:initials="U">
     <w:p>
       <w:pPr>
         <w:pStyle w:val="Textocomentario"/>
@@ -24036,7 +22351,7 @@
         </w:rPr>
         <w:annotationRef/>
       </w:r>
-      <w:hyperlink w:history="1" w:anchor="fromView=search&amp;page=1&amp;position=5&amp;uuid=85f1b0b8-305e-4abb-8642-647fc4beadce&amp;query=indicadores+objetivos" r:id="rId24">
+      <w:hyperlink r:id="rId24" w:anchor="fromView=search&amp;page=1&amp;position=5&amp;uuid=85f1b0b8-305e-4abb-8642-647fc4beadce&amp;query=indicadores+objetivos" w:history="1">
         <w:r>
           <w:rPr>
             <w:rStyle w:val="Hipervnculo"/>
@@ -24049,7 +22364,7 @@
       </w:r>
     </w:p>
   </w:comment>
-  <w:comment w:initials="U" w:author="Usuario" w:date="2025-04-28T16:22:00Z" w:id="52">
+  <w:comment w:id="52" w:author="Usuario" w:date="2025-04-28T16:22:00Z" w:initials="U">
     <w:p>
       <w:pPr>
         <w:pStyle w:val="Textocomentario"/>
@@ -24073,7 +22388,7 @@
       </w:r>
     </w:p>
   </w:comment>
-  <w:comment w:initials="U" w:author="Usuario" w:date="2025-04-28T16:42:00Z" w:id="53">
+  <w:comment w:id="53" w:author="Usuario" w:date="2025-04-28T16:42:00Z" w:initials="U">
     <w:p>
       <w:pPr>
         <w:pStyle w:val="Textocomentario"/>
@@ -24116,7 +22431,7 @@
       <w:r>
         <w:t xml:space="preserve">Comercial: </w:t>
       </w:r>
-      <w:hyperlink w:history="1" r:id="rId25">
+      <w:hyperlink r:id="rId25" w:history="1">
         <w:r>
           <w:rPr>
             <w:rStyle w:val="Hipervnculo"/>
@@ -24140,7 +22455,7 @@
       <w:r>
         <w:t xml:space="preserve">Producción: </w:t>
       </w:r>
-      <w:hyperlink w:history="1" r:id="rId26">
+      <w:hyperlink r:id="rId26" w:history="1">
         <w:r>
           <w:rPr>
             <w:rStyle w:val="Hipervnculo"/>
@@ -24158,7 +22473,7 @@
       </w:pPr>
     </w:p>
   </w:comment>
-  <w:comment w:initials="U" w:author="Usuario" w:date="2025-04-28T17:00:00Z" w:id="54">
+  <w:comment w:id="54" w:author="Usuario" w:date="2025-04-28T17:00:00Z" w:initials="U">
     <w:p>
       <w:pPr>
         <w:pStyle w:val="Textocomentario"/>
@@ -24182,7 +22497,7 @@
       </w:r>
     </w:p>
   </w:comment>
-  <w:comment w:initials="U" w:author="Usuario" w:date="2025-04-28T17:22:00Z" w:id="57">
+  <w:comment w:id="57" w:author="Usuario" w:date="2025-04-28T17:22:00Z" w:initials="U">
     <w:p>
       <w:pPr>
         <w:pStyle w:val="Textocomentario"/>
@@ -24225,7 +22540,7 @@
       <w:r>
         <w:t xml:space="preserve">Eficiencia: </w:t>
       </w:r>
-      <w:hyperlink w:history="1" w:anchor="fromView=search&amp;page=1&amp;position=2&amp;uuid=8a49c2cb-bf49-47ef-ba16-5c0f4647dffd&amp;query=tiempo+y+dinero" r:id="rId27">
+      <w:hyperlink r:id="rId27" w:anchor="fromView=search&amp;page=1&amp;position=2&amp;uuid=8a49c2cb-bf49-47ef-ba16-5c0f4647dffd&amp;query=tiempo+y+dinero" w:history="1">
         <w:r>
           <w:rPr>
             <w:rStyle w:val="Hipervnculo"/>
@@ -24246,7 +22561,7 @@
       <w:r>
         <w:t xml:space="preserve">Eficacia: </w:t>
       </w:r>
-      <w:hyperlink w:history="1" w:anchor="fromView=search&amp;page=1&amp;position=1&amp;uuid=a50bcd0e-e231-4906-917e-e791549aac4c&amp;query=resultados+finanzas" r:id="rId28">
+      <w:hyperlink r:id="rId28" w:anchor="fromView=search&amp;page=1&amp;position=1&amp;uuid=a50bcd0e-e231-4906-917e-e791549aac4c&amp;query=resultados+finanzas" w:history="1">
         <w:r>
           <w:rPr>
             <w:rStyle w:val="Hipervnculo"/>
@@ -24267,7 +22582,7 @@
       <w:r>
         <w:t xml:space="preserve">Productividad: </w:t>
       </w:r>
-      <w:hyperlink w:history="1" w:anchor="fromView=search&amp;page=1&amp;position=10&amp;uuid=7efa2412-6894-4b61-90e1-948d4aaa3a62&amp;query=productividad" r:id="rId29">
+      <w:hyperlink r:id="rId29" w:anchor="fromView=search&amp;page=1&amp;position=10&amp;uuid=7efa2412-6894-4b61-90e1-948d4aaa3a62&amp;query=productividad" w:history="1">
         <w:r>
           <w:rPr>
             <w:rStyle w:val="Hipervnculo"/>
@@ -24288,7 +22603,7 @@
       <w:r>
         <w:t xml:space="preserve">Calidad: </w:t>
       </w:r>
-      <w:hyperlink w:history="1" w:anchor="fromView=search&amp;page=1&amp;position=3&amp;uuid=833c9fa6-ab0f-41a4-9d6c-16957a8e5bb8&amp;query=satisfacci%C3%B3n+cliente" r:id="rId30">
+      <w:hyperlink r:id="rId30" w:anchor="fromView=search&amp;page=1&amp;position=3&amp;uuid=833c9fa6-ab0f-41a4-9d6c-16957a8e5bb8&amp;query=satisfacci%C3%B3n+cliente" w:history="1">
         <w:r>
           <w:rPr>
             <w:rStyle w:val="Hipervnculo"/>
@@ -24301,7 +22616,7 @@
       </w:r>
     </w:p>
   </w:comment>
-  <w:comment w:initials="U" w:author="Usuario" w:date="2025-04-28T17:37:00Z" w:id="60">
+  <w:comment w:id="60" w:author="Usuario" w:date="2025-04-28T17:37:00Z" w:initials="U">
     <w:p>
       <w:pPr>
         <w:pStyle w:val="Textocomentario"/>
@@ -24344,7 +22659,7 @@
       <w:r>
         <w:t xml:space="preserve">Producción: </w:t>
       </w:r>
-      <w:hyperlink w:history="1" r:id="rId31">
+      <w:hyperlink r:id="rId31" w:history="1">
         <w:r>
           <w:rPr>
             <w:rStyle w:val="Hipervnculo"/>
@@ -24365,7 +22680,7 @@
       <w:r>
         <w:t xml:space="preserve">Comercial: </w:t>
       </w:r>
-      <w:hyperlink w:history="1" r:id="rId32">
+      <w:hyperlink r:id="rId32" w:history="1">
         <w:r>
           <w:rPr>
             <w:rStyle w:val="Hipervnculo"/>
@@ -24378,7 +22693,7 @@
       </w:r>
     </w:p>
   </w:comment>
-  <w:comment w:initials="U" w:author="Usuario" w:date="2025-04-28T17:41:00Z" w:id="61">
+  <w:comment w:id="61" w:author="Usuario" w:date="2025-04-28T17:41:00Z" w:initials="U">
     <w:p>
       <w:pPr>
         <w:pStyle w:val="Textocomentario"/>
@@ -24418,15 +22733,10 @@
       <w:pPr>
         <w:pStyle w:val="Textocomentario"/>
       </w:pPr>
-      <w:proofErr w:type="spellStart"/>
-      <w:r>
-        <w:t>Slide</w:t>
-      </w:r>
-      <w:proofErr w:type="spellEnd"/>
-      <w:r>
-        <w:t xml:space="preserve"> 1: </w:t>
-      </w:r>
-      <w:hyperlink w:history="1" w:anchor="fromView=search&amp;page=1&amp;position=27&amp;uuid=f197468f-bcb8-4633-8ef9-f031565dad64&amp;query=comparaci%C3%B3n" r:id="rId33">
+      <w:r>
+        <w:t xml:space="preserve">Slide 1: </w:t>
+      </w:r>
+      <w:hyperlink r:id="rId33" w:anchor="fromView=search&amp;page=1&amp;position=27&amp;uuid=f197468f-bcb8-4633-8ef9-f031565dad64&amp;query=comparaci%C3%B3n" w:history="1">
         <w:r>
           <w:rPr>
             <w:rStyle w:val="Hipervnculo"/>
@@ -24456,7 +22766,7 @@
         </w:rPr>
         <w:t xml:space="preserve">Slide 2: </w:t>
       </w:r>
-      <w:hyperlink w:history="1" w:anchor="fromView=search&amp;page=1&amp;position=0&amp;uuid=cdb2993e-fa43-4bc0-a16d-55b9ff8cf647&amp;query=objetivos" r:id="rId34">
+      <w:hyperlink r:id="rId34" w:anchor="fromView=search&amp;page=1&amp;position=0&amp;uuid=cdb2993e-fa43-4bc0-a16d-55b9ff8cf647&amp;query=objetivos" w:history="1">
         <w:r>
           <w:rPr>
             <w:rStyle w:val="Hipervnculo"/>
@@ -24487,7 +22797,7 @@
         </w:rPr>
         <w:t xml:space="preserve">Slide 3: </w:t>
       </w:r>
-      <w:hyperlink w:history="1" w:anchor="fromView=search&amp;page=1&amp;position=3&amp;uuid=6e066df3-6c50-4927-8b0d-44915e8e04dd&amp;query=indicadores+finanzas" r:id="rId35">
+      <w:hyperlink r:id="rId35" w:anchor="fromView=search&amp;page=1&amp;position=3&amp;uuid=6e066df3-6c50-4927-8b0d-44915e8e04dd&amp;query=indicadores+finanzas" w:history="1">
         <w:r>
           <w:rPr>
             <w:rStyle w:val="Hipervnculo"/>
@@ -24504,7 +22814,7 @@
       </w:r>
     </w:p>
   </w:comment>
-  <w:comment w:initials="U" w:author="Usuario" w:date="2025-04-28T22:50:00Z" w:id="62">
+  <w:comment w:id="62" w:author="Usuario" w:date="2025-04-28T22:50:00Z" w:initials="U">
     <w:p>
       <w:pPr>
         <w:pStyle w:val="Textocomentario"/>
@@ -24547,7 +22857,7 @@
       <w:r>
         <w:t xml:space="preserve">Interanual: </w:t>
       </w:r>
-      <w:hyperlink w:history="1" w:anchor="fromView=search&amp;page=1&amp;position=0&amp;uuid=86aa526d-9645-4386-aed4-206fccab69f8&amp;query=calendario+finanzas" r:id="rId36">
+      <w:hyperlink r:id="rId36" w:anchor="fromView=search&amp;page=1&amp;position=0&amp;uuid=86aa526d-9645-4386-aed4-206fccab69f8&amp;query=calendario+finanzas" w:history="1">
         <w:r>
           <w:rPr>
             <w:rStyle w:val="Hipervnculo"/>
@@ -24574,7 +22884,7 @@
         </w:rPr>
         <w:t xml:space="preserve">Benchmarking: </w:t>
       </w:r>
-      <w:hyperlink w:history="1" w:anchor="fromView=search&amp;page=1&amp;position=0&amp;uuid=a2a17287-67c8-430f-92d2-5fa295c6b44c&amp;query=Benchmarking" r:id="rId37">
+      <w:hyperlink r:id="rId37" w:anchor="fromView=search&amp;page=1&amp;position=0&amp;uuid=a2a17287-67c8-430f-92d2-5fa295c6b44c&amp;query=Benchmarking" w:history="1">
         <w:r>
           <w:rPr>
             <w:rStyle w:val="Hipervnculo"/>
@@ -24599,7 +22909,7 @@
       <w:r>
         <w:t xml:space="preserve">Metas: </w:t>
       </w:r>
-      <w:hyperlink w:history="1" w:anchor="fromView=search&amp;page=1&amp;position=9&amp;uuid=020f3303-b8e8-48ef-a0bb-5bcf9bbfb221&amp;query=objetivo+finanzas" r:id="rId38">
+      <w:hyperlink r:id="rId38" w:anchor="fromView=search&amp;page=1&amp;position=9&amp;uuid=020f3303-b8e8-48ef-a0bb-5bcf9bbfb221&amp;query=objetivo+finanzas" w:history="1">
         <w:r>
           <w:rPr>
             <w:rStyle w:val="Hipervnculo"/>
@@ -24612,7 +22922,7 @@
       </w:r>
     </w:p>
   </w:comment>
-  <w:comment w:initials="U" w:author="Usuario" w:date="2025-04-11T00:02:00Z" w:id="64">
+  <w:comment w:id="64" w:author="Usuario" w:date="2025-04-11T00:02:00Z" w:initials="U">
     <w:p>
       <w:pPr>
         <w:pStyle w:val="Textocomentario"/>
@@ -24664,7 +22974,7 @@
 </file>
 
 <file path=word/commentsExtended.xml><?xml version="1.0" encoding="utf-8"?>
-<w15:commentsEx xmlns:wpc="http://schemas.microsoft.com/office/word/2010/wordprocessingCanvas" xmlns:cx="http://schemas.microsoft.com/office/drawing/2014/chartex" xmlns:cx1="http://schemas.microsoft.com/office/drawing/2015/9/8/chartex" xmlns:cx2="http://schemas.microsoft.com/office/drawing/2015/10/21/chartex" xmlns:cx3="http://schemas.microsoft.com/office/drawing/2016/5/9/chartex" xmlns:cx4="http://schemas.microsoft.com/office/drawing/2016/5/10/chartex" xmlns:cx5="http://schemas.microsoft.com/office/drawing/2016/5/11/chartex" xmlns:cx6="http://schemas.microsoft.com/office/drawing/2016/5/12/chartex" xmlns:cx7="http://schemas.microsoft.com/office/drawing/2016/5/13/chartex" xmlns:cx8="http://schemas.microsoft.com/office/drawing/2016/5/14/chartex" xmlns:mc="http://schemas.openxmlformats.org/markup-compatibility/2006" xmlns:aink="http://schemas.microsoft.com/office/drawing/2016/ink" xmlns:am3d="http://schemas.microsoft.com/office/drawing/2017/model3d" xmlns:o="urn:schemas-microsoft-com:office:office" xmlns:r="http://schemas.openxmlformats.org/officeDocument/2006/relationships" xmlns:m="http://schemas.openxmlformats.org/officeDocument/2006/math" xmlns:v="urn:schemas-microsoft-com:vml" xmlns:wp14="http://schemas.microsoft.com/office/word/2010/wordprocessingDrawing" xmlns:wp="http://schemas.openxmlformats.org/drawingml/2006/wordprocessingDrawing" xmlns:w10="urn:schemas-microsoft-com:office:word" xmlns:w="http://schemas.openxmlformats.org/wordprocessingml/2006/main" xmlns:w14="http://schemas.microsoft.com/office/word/2010/wordml" xmlns:w15="http://schemas.microsoft.com/office/word/2012/wordml" xmlns:w16cex="http://schemas.microsoft.com/office/word/2018/wordml/cex" xmlns:w16cid="http://schemas.microsoft.com/office/word/2016/wordml/cid" xmlns:w16="http://schemas.microsoft.com/office/word/2018/wordml" xmlns:w16sdtdh="http://schemas.microsoft.com/office/word/2020/wordml/sdtdatahash" xmlns:w16se="http://schemas.microsoft.com/office/word/2015/wordml/symex" xmlns:wpg="http://schemas.microsoft.com/office/word/2010/wordprocessingGroup" xmlns:wpi="http://schemas.microsoft.com/office/word/2010/wordprocessingInk" xmlns:wne="http://schemas.microsoft.com/office/word/2006/wordml" xmlns:wps="http://schemas.microsoft.com/office/word/2010/wordprocessingShape" mc:Ignorable="w14 w15 w16se w16cid w16 w16cex w16sdtdh wp14">
+<w15:commentsEx xmlns:wpc="http://schemas.microsoft.com/office/word/2010/wordprocessingCanvas" xmlns:cx="http://schemas.microsoft.com/office/drawing/2014/chartex" xmlns:cx1="http://schemas.microsoft.com/office/drawing/2015/9/8/chartex" xmlns:cx2="http://schemas.microsoft.com/office/drawing/2015/10/21/chartex" xmlns:cx3="http://schemas.microsoft.com/office/drawing/2016/5/9/chartex" xmlns:cx4="http://schemas.microsoft.com/office/drawing/2016/5/10/chartex" xmlns:cx5="http://schemas.microsoft.com/office/drawing/2016/5/11/chartex" xmlns:cx6="http://schemas.microsoft.com/office/drawing/2016/5/12/chartex" xmlns:cx7="http://schemas.microsoft.com/office/drawing/2016/5/13/chartex" xmlns:cx8="http://schemas.microsoft.com/office/drawing/2016/5/14/chartex" xmlns:mc="http://schemas.openxmlformats.org/markup-compatibility/2006" xmlns:aink="http://schemas.microsoft.com/office/drawing/2016/ink" xmlns:am3d="http://schemas.microsoft.com/office/drawing/2017/model3d" xmlns:o="urn:schemas-microsoft-com:office:office" xmlns:oel="http://schemas.microsoft.com/office/2019/extlst" xmlns:r="http://schemas.openxmlformats.org/officeDocument/2006/relationships" xmlns:m="http://schemas.openxmlformats.org/officeDocument/2006/math" xmlns:v="urn:schemas-microsoft-com:vml" xmlns:wp14="http://schemas.microsoft.com/office/word/2010/wordprocessingDrawing" xmlns:wp="http://schemas.openxmlformats.org/drawingml/2006/wordprocessingDrawing" xmlns:w10="urn:schemas-microsoft-com:office:word" xmlns:w="http://schemas.openxmlformats.org/wordprocessingml/2006/main" xmlns:w14="http://schemas.microsoft.com/office/word/2010/wordml" xmlns:w15="http://schemas.microsoft.com/office/word/2012/wordml" xmlns:w16cex="http://schemas.microsoft.com/office/word/2018/wordml/cex" xmlns:w16cid="http://schemas.microsoft.com/office/word/2016/wordml/cid" xmlns:w16="http://schemas.microsoft.com/office/word/2018/wordml" xmlns:w16du="http://schemas.microsoft.com/office/word/2023/wordml/word16du" xmlns:w16sdtdh="http://schemas.microsoft.com/office/word/2020/wordml/sdtdatahash" xmlns:w16sdtfl="http://schemas.microsoft.com/office/word/2024/wordml/sdtformatlock" xmlns:w16se="http://schemas.microsoft.com/office/word/2015/wordml/symex" xmlns:wpg="http://schemas.microsoft.com/office/word/2010/wordprocessingGroup" xmlns:wpi="http://schemas.microsoft.com/office/word/2010/wordprocessingInk" xmlns:wne="http://schemas.microsoft.com/office/word/2006/wordml" xmlns:wps="http://schemas.microsoft.com/office/word/2010/wordprocessingShape" mc:Ignorable="w14 w15 w16se w16cid w16 w16cex w16sdtdh w16sdtfl w16du wp14">
   <w15:commentEx w15:paraId="7DAAE5BD" w15:done="0"/>
   <w15:commentEx w15:paraId="545689A2" w15:done="0"/>
   <w15:commentEx w15:paraId="35A961BD" w15:done="0"/>
@@ -24712,7 +23022,7 @@
 </file>
 
 <file path=word/commentsExtensible.xml><?xml version="1.0" encoding="utf-8"?>
-<w16cex:commentsExtensible xmlns:wpc="http://schemas.microsoft.com/office/word/2010/wordprocessingCanvas" xmlns:cx="http://schemas.microsoft.com/office/drawing/2014/chartex" xmlns:cx1="http://schemas.microsoft.com/office/drawing/2015/9/8/chartex" xmlns:cx2="http://schemas.microsoft.com/office/drawing/2015/10/21/chartex" xmlns:cx3="http://schemas.microsoft.com/office/drawing/2016/5/9/chartex" xmlns:cx4="http://schemas.microsoft.com/office/drawing/2016/5/10/chartex" xmlns:cx5="http://schemas.microsoft.com/office/drawing/2016/5/11/chartex" xmlns:cx6="http://schemas.microsoft.com/office/drawing/2016/5/12/chartex" xmlns:cx7="http://schemas.microsoft.com/office/drawing/2016/5/13/chartex" xmlns:cx8="http://schemas.microsoft.com/office/drawing/2016/5/14/chartex" xmlns:mc="http://schemas.openxmlformats.org/markup-compatibility/2006" xmlns:aink="http://schemas.microsoft.com/office/drawing/2016/ink" xmlns:am3d="http://schemas.microsoft.com/office/drawing/2017/model3d" xmlns:o="urn:schemas-microsoft-com:office:office" xmlns:r="http://schemas.openxmlformats.org/officeDocument/2006/relationships" xmlns:m="http://schemas.openxmlformats.org/officeDocument/2006/math" xmlns:v="urn:schemas-microsoft-com:vml" xmlns:wp14="http://schemas.microsoft.com/office/word/2010/wordprocessingDrawing" xmlns:wp="http://schemas.openxmlformats.org/drawingml/2006/wordprocessingDrawing" xmlns:w10="urn:schemas-microsoft-com:office:word" xmlns:w="http://schemas.openxmlformats.org/wordprocessingml/2006/main" xmlns:w14="http://schemas.microsoft.com/office/word/2010/wordml" xmlns:w15="http://schemas.microsoft.com/office/word/2012/wordml" xmlns:w16cex="http://schemas.microsoft.com/office/word/2018/wordml/cex" xmlns:w16cid="http://schemas.microsoft.com/office/word/2016/wordml/cid" xmlns:w16="http://schemas.microsoft.com/office/word/2018/wordml" xmlns:w16sdtdh="http://schemas.microsoft.com/office/word/2020/wordml/sdtdatahash" xmlns:w16se="http://schemas.microsoft.com/office/word/2015/wordml/symex" xmlns:wpg="http://schemas.microsoft.com/office/word/2010/wordprocessingGroup" xmlns:wpi="http://schemas.microsoft.com/office/word/2010/wordprocessingInk" xmlns:wne="http://schemas.microsoft.com/office/word/2006/wordml" xmlns:wps="http://schemas.microsoft.com/office/word/2010/wordprocessingShape" mc:Ignorable="w14 w15 w16se w16cid w16 w16cex w16sdtdh wp14">
+<w16cex:commentsExtensible xmlns:wpc="http://schemas.microsoft.com/office/word/2010/wordprocessingCanvas" xmlns:cx="http://schemas.microsoft.com/office/drawing/2014/chartex" xmlns:cx1="http://schemas.microsoft.com/office/drawing/2015/9/8/chartex" xmlns:cx2="http://schemas.microsoft.com/office/drawing/2015/10/21/chartex" xmlns:cx3="http://schemas.microsoft.com/office/drawing/2016/5/9/chartex" xmlns:cx4="http://schemas.microsoft.com/office/drawing/2016/5/10/chartex" xmlns:cx5="http://schemas.microsoft.com/office/drawing/2016/5/11/chartex" xmlns:cx6="http://schemas.microsoft.com/office/drawing/2016/5/12/chartex" xmlns:cx7="http://schemas.microsoft.com/office/drawing/2016/5/13/chartex" xmlns:cx8="http://schemas.microsoft.com/office/drawing/2016/5/14/chartex" xmlns:cr="http://schemas.microsoft.com/office/comments/2020/reactions" xmlns:mc="http://schemas.openxmlformats.org/markup-compatibility/2006" xmlns:aink="http://schemas.microsoft.com/office/drawing/2016/ink" xmlns:am3d="http://schemas.microsoft.com/office/drawing/2017/model3d" xmlns:o="urn:schemas-microsoft-com:office:office" xmlns:oel="http://schemas.microsoft.com/office/2019/extlst" xmlns:r="http://schemas.openxmlformats.org/officeDocument/2006/relationships" xmlns:m="http://schemas.openxmlformats.org/officeDocument/2006/math" xmlns:v="urn:schemas-microsoft-com:vml" xmlns:wp14="http://schemas.microsoft.com/office/word/2010/wordprocessingDrawing" xmlns:wp="http://schemas.openxmlformats.org/drawingml/2006/wordprocessingDrawing" xmlns:w10="urn:schemas-microsoft-com:office:word" xmlns:w="http://schemas.openxmlformats.org/wordprocessingml/2006/main" xmlns:w14="http://schemas.microsoft.com/office/word/2010/wordml" xmlns:w15="http://schemas.microsoft.com/office/word/2012/wordml" xmlns:w16cex="http://schemas.microsoft.com/office/word/2018/wordml/cex" xmlns:w16cid="http://schemas.microsoft.com/office/word/2016/wordml/cid" xmlns:w16="http://schemas.microsoft.com/office/word/2018/wordml" xmlns:w16du="http://schemas.microsoft.com/office/word/2023/wordml/word16du" xmlns:w16sdtdh="http://schemas.microsoft.com/office/word/2020/wordml/sdtdatahash" xmlns:w16sdtfl="http://schemas.microsoft.com/office/word/2024/wordml/sdtformatlock" xmlns:w16se="http://schemas.microsoft.com/office/word/2015/wordml/symex" xmlns:wpg="http://schemas.microsoft.com/office/word/2010/wordprocessingGroup" xmlns:wpi="http://schemas.microsoft.com/office/word/2010/wordprocessingInk" xmlns:wne="http://schemas.microsoft.com/office/word/2006/wordml" xmlns:wps="http://schemas.microsoft.com/office/word/2010/wordprocessingShape" mc:Ignorable="w14 w15 w16se w16cid w16 w16cex w16sdtdh w16sdtfl cr w16du wp14">
   <w16cex:commentExtensible w16cex:durableId="2BF808AB" w16cex:dateUtc="2025-06-14T19:41:00Z"/>
   <w16cex:commentExtensible w16cex:durableId="2BF807F3" w16cex:dateUtc="2025-06-14T19:38:00Z"/>
   <w16cex:commentExtensible w16cex:durableId="2BA12387" w16cex:dateUtc="2025-04-09T21:49:00Z"/>
@@ -24752,7 +23062,7 @@
 </file>
 
 <file path=word/commentsIds.xml><?xml version="1.0" encoding="utf-8"?>
-<w16cid:commentsIds xmlns:wpc="http://schemas.microsoft.com/office/word/2010/wordprocessingCanvas" xmlns:cx="http://schemas.microsoft.com/office/drawing/2014/chartex" xmlns:cx1="http://schemas.microsoft.com/office/drawing/2015/9/8/chartex" xmlns:cx2="http://schemas.microsoft.com/office/drawing/2015/10/21/chartex" xmlns:cx3="http://schemas.microsoft.com/office/drawing/2016/5/9/chartex" xmlns:cx4="http://schemas.microsoft.com/office/drawing/2016/5/10/chartex" xmlns:cx5="http://schemas.microsoft.com/office/drawing/2016/5/11/chartex" xmlns:cx6="http://schemas.microsoft.com/office/drawing/2016/5/12/chartex" xmlns:cx7="http://schemas.microsoft.com/office/drawing/2016/5/13/chartex" xmlns:cx8="http://schemas.microsoft.com/office/drawing/2016/5/14/chartex" xmlns:mc="http://schemas.openxmlformats.org/markup-compatibility/2006" xmlns:aink="http://schemas.microsoft.com/office/drawing/2016/ink" xmlns:am3d="http://schemas.microsoft.com/office/drawing/2017/model3d" xmlns:o="urn:schemas-microsoft-com:office:office" xmlns:r="http://schemas.openxmlformats.org/officeDocument/2006/relationships" xmlns:m="http://schemas.openxmlformats.org/officeDocument/2006/math" xmlns:v="urn:schemas-microsoft-com:vml" xmlns:wp14="http://schemas.microsoft.com/office/word/2010/wordprocessingDrawing" xmlns:wp="http://schemas.openxmlformats.org/drawingml/2006/wordprocessingDrawing" xmlns:w10="urn:schemas-microsoft-com:office:word" xmlns:w="http://schemas.openxmlformats.org/wordprocessingml/2006/main" xmlns:w14="http://schemas.microsoft.com/office/word/2010/wordml" xmlns:w15="http://schemas.microsoft.com/office/word/2012/wordml" xmlns:w16cex="http://schemas.microsoft.com/office/word/2018/wordml/cex" xmlns:w16cid="http://schemas.microsoft.com/office/word/2016/wordml/cid" xmlns:w16="http://schemas.microsoft.com/office/word/2018/wordml" xmlns:w16sdtdh="http://schemas.microsoft.com/office/word/2020/wordml/sdtdatahash" xmlns:w16se="http://schemas.microsoft.com/office/word/2015/wordml/symex" xmlns:wpg="http://schemas.microsoft.com/office/word/2010/wordprocessingGroup" xmlns:wpi="http://schemas.microsoft.com/office/word/2010/wordprocessingInk" xmlns:wne="http://schemas.microsoft.com/office/word/2006/wordml" xmlns:wps="http://schemas.microsoft.com/office/word/2010/wordprocessingShape" mc:Ignorable="w14 w15 w16se w16cid w16 w16cex w16sdtdh wp14">
+<w16cid:commentsIds xmlns:wpc="http://schemas.microsoft.com/office/word/2010/wordprocessingCanvas" xmlns:cx="http://schemas.microsoft.com/office/drawing/2014/chartex" xmlns:cx1="http://schemas.microsoft.com/office/drawing/2015/9/8/chartex" xmlns:cx2="http://schemas.microsoft.com/office/drawing/2015/10/21/chartex" xmlns:cx3="http://schemas.microsoft.com/office/drawing/2016/5/9/chartex" xmlns:cx4="http://schemas.microsoft.com/office/drawing/2016/5/10/chartex" xmlns:cx5="http://schemas.microsoft.com/office/drawing/2016/5/11/chartex" xmlns:cx6="http://schemas.microsoft.com/office/drawing/2016/5/12/chartex" xmlns:cx7="http://schemas.microsoft.com/office/drawing/2016/5/13/chartex" xmlns:cx8="http://schemas.microsoft.com/office/drawing/2016/5/14/chartex" xmlns:mc="http://schemas.openxmlformats.org/markup-compatibility/2006" xmlns:aink="http://schemas.microsoft.com/office/drawing/2016/ink" xmlns:am3d="http://schemas.microsoft.com/office/drawing/2017/model3d" xmlns:o="urn:schemas-microsoft-com:office:office" xmlns:oel="http://schemas.microsoft.com/office/2019/extlst" xmlns:r="http://schemas.openxmlformats.org/officeDocument/2006/relationships" xmlns:m="http://schemas.openxmlformats.org/officeDocument/2006/math" xmlns:v="urn:schemas-microsoft-com:vml" xmlns:wp14="http://schemas.microsoft.com/office/word/2010/wordprocessingDrawing" xmlns:wp="http://schemas.openxmlformats.org/drawingml/2006/wordprocessingDrawing" xmlns:w10="urn:schemas-microsoft-com:office:word" xmlns:w="http://schemas.openxmlformats.org/wordprocessingml/2006/main" xmlns:w14="http://schemas.microsoft.com/office/word/2010/wordml" xmlns:w15="http://schemas.microsoft.com/office/word/2012/wordml" xmlns:w16cex="http://schemas.microsoft.com/office/word/2018/wordml/cex" xmlns:w16cid="http://schemas.microsoft.com/office/word/2016/wordml/cid" xmlns:w16="http://schemas.microsoft.com/office/word/2018/wordml" xmlns:w16du="http://schemas.microsoft.com/office/word/2023/wordml/word16du" xmlns:w16sdtdh="http://schemas.microsoft.com/office/word/2020/wordml/sdtdatahash" xmlns:w16sdtfl="http://schemas.microsoft.com/office/word/2024/wordml/sdtformatlock" xmlns:w16se="http://schemas.microsoft.com/office/word/2015/wordml/symex" xmlns:wpg="http://schemas.microsoft.com/office/word/2010/wordprocessingGroup" xmlns:wpi="http://schemas.microsoft.com/office/word/2010/wordprocessingInk" xmlns:wne="http://schemas.microsoft.com/office/word/2006/wordml" xmlns:wps="http://schemas.microsoft.com/office/word/2010/wordprocessingShape" mc:Ignorable="w14 w15 w16se w16cid w16 w16cex w16sdtdh w16sdtfl w16du wp14">
   <w16cid:commentId w16cid:paraId="7DAAE5BD" w16cid:durableId="2BF808AB"/>
   <w16cid:commentId w16cid:paraId="545689A2" w16cid:durableId="2BF807F3"/>
   <w16cid:commentId w16cid:paraId="35A961BD" w16cid:durableId="2BA12387"/>
@@ -24800,7 +23110,7 @@
 </file>
 
 <file path=word/endnotes.xml><?xml version="1.0" encoding="utf-8"?>
-<w:endnotes xmlns:wpc="http://schemas.microsoft.com/office/word/2010/wordprocessingCanvas" xmlns:cx="http://schemas.microsoft.com/office/drawing/2014/chartex" xmlns:cx1="http://schemas.microsoft.com/office/drawing/2015/9/8/chartex" xmlns:cx2="http://schemas.microsoft.com/office/drawing/2015/10/21/chartex" xmlns:cx3="http://schemas.microsoft.com/office/drawing/2016/5/9/chartex" xmlns:cx4="http://schemas.microsoft.com/office/drawing/2016/5/10/chartex" xmlns:cx5="http://schemas.microsoft.com/office/drawing/2016/5/11/chartex" xmlns:cx6="http://schemas.microsoft.com/office/drawing/2016/5/12/chartex" xmlns:cx7="http://schemas.microsoft.com/office/drawing/2016/5/13/chartex" xmlns:cx8="http://schemas.microsoft.com/office/drawing/2016/5/14/chartex" xmlns:mc="http://schemas.openxmlformats.org/markup-compatibility/2006" xmlns:aink="http://schemas.microsoft.com/office/drawing/2016/ink" xmlns:am3d="http://schemas.microsoft.com/office/drawing/2017/model3d" xmlns:o="urn:schemas-microsoft-com:office:office" xmlns:r="http://schemas.openxmlformats.org/officeDocument/2006/relationships" xmlns:m="http://schemas.openxmlformats.org/officeDocument/2006/math" xmlns:v="urn:schemas-microsoft-com:vml" xmlns:wp14="http://schemas.microsoft.com/office/word/2010/wordprocessingDrawing" xmlns:wp="http://schemas.openxmlformats.org/drawingml/2006/wordprocessingDrawing" xmlns:w10="urn:schemas-microsoft-com:office:word" xmlns:w="http://schemas.openxmlformats.org/wordprocessingml/2006/main" xmlns:w14="http://schemas.microsoft.com/office/word/2010/wordml" xmlns:w15="http://schemas.microsoft.com/office/word/2012/wordml" xmlns:w16cex="http://schemas.microsoft.com/office/word/2018/wordml/cex" xmlns:w16cid="http://schemas.microsoft.com/office/word/2016/wordml/cid" xmlns:w16="http://schemas.microsoft.com/office/word/2018/wordml" xmlns:w16sdtdh="http://schemas.microsoft.com/office/word/2020/wordml/sdtdatahash" xmlns:w16se="http://schemas.microsoft.com/office/word/2015/wordml/symex" xmlns:wpg="http://schemas.microsoft.com/office/word/2010/wordprocessingGroup" xmlns:wpi="http://schemas.microsoft.com/office/word/2010/wordprocessingInk" xmlns:wne="http://schemas.microsoft.com/office/word/2006/wordml" xmlns:wps="http://schemas.microsoft.com/office/word/2010/wordprocessingShape" mc:Ignorable="w14 w15 w16se w16cid w16 w16cex w16sdtdh wp14">
+<w:endnotes xmlns:wpc="http://schemas.microsoft.com/office/word/2010/wordprocessingCanvas" xmlns:cx="http://schemas.microsoft.com/office/drawing/2014/chartex" xmlns:cx1="http://schemas.microsoft.com/office/drawing/2015/9/8/chartex" xmlns:cx2="http://schemas.microsoft.com/office/drawing/2015/10/21/chartex" xmlns:cx3="http://schemas.microsoft.com/office/drawing/2016/5/9/chartex" xmlns:cx4="http://schemas.microsoft.com/office/drawing/2016/5/10/chartex" xmlns:cx5="http://schemas.microsoft.com/office/drawing/2016/5/11/chartex" xmlns:cx6="http://schemas.microsoft.com/office/drawing/2016/5/12/chartex" xmlns:cx7="http://schemas.microsoft.com/office/drawing/2016/5/13/chartex" xmlns:cx8="http://schemas.microsoft.com/office/drawing/2016/5/14/chartex" xmlns:mc="http://schemas.openxmlformats.org/markup-compatibility/2006" xmlns:aink="http://schemas.microsoft.com/office/drawing/2016/ink" xmlns:am3d="http://schemas.microsoft.com/office/drawing/2017/model3d" xmlns:o="urn:schemas-microsoft-com:office:office" xmlns:oel="http://schemas.microsoft.com/office/2019/extlst" xmlns:r="http://schemas.openxmlformats.org/officeDocument/2006/relationships" xmlns:m="http://schemas.openxmlformats.org/officeDocument/2006/math" xmlns:v="urn:schemas-microsoft-com:vml" xmlns:wp14="http://schemas.microsoft.com/office/word/2010/wordprocessingDrawing" xmlns:wp="http://schemas.openxmlformats.org/drawingml/2006/wordprocessingDrawing" xmlns:w10="urn:schemas-microsoft-com:office:word" xmlns:w="http://schemas.openxmlformats.org/wordprocessingml/2006/main" xmlns:w14="http://schemas.microsoft.com/office/word/2010/wordml" xmlns:w15="http://schemas.microsoft.com/office/word/2012/wordml" xmlns:w16cex="http://schemas.microsoft.com/office/word/2018/wordml/cex" xmlns:w16cid="http://schemas.microsoft.com/office/word/2016/wordml/cid" xmlns:w16="http://schemas.microsoft.com/office/word/2018/wordml" xmlns:w16du="http://schemas.microsoft.com/office/word/2023/wordml/word16du" xmlns:w16sdtdh="http://schemas.microsoft.com/office/word/2020/wordml/sdtdatahash" xmlns:w16sdtfl="http://schemas.microsoft.com/office/word/2024/wordml/sdtformatlock" xmlns:w16se="http://schemas.microsoft.com/office/word/2015/wordml/symex" xmlns:wpg="http://schemas.microsoft.com/office/word/2010/wordprocessingGroup" xmlns:wpi="http://schemas.microsoft.com/office/word/2010/wordprocessingInk" xmlns:wne="http://schemas.microsoft.com/office/word/2006/wordml" xmlns:wps="http://schemas.microsoft.com/office/word/2010/wordprocessingShape" mc:Ignorable="w14 w15 w16se w16cid w16 w16cex w16sdtdh w16sdtfl w16du wp14">
   <w:endnote w:type="separator" w:id="-1">
     <w:p>
       <w:pPr>
@@ -24825,7 +23135,7 @@
 </file>
 
 <file path=word/footer1.xml><?xml version="1.0" encoding="utf-8"?>
-<w:ftr xmlns:wpc="http://schemas.microsoft.com/office/word/2010/wordprocessingCanvas" xmlns:cx="http://schemas.microsoft.com/office/drawing/2014/chartex" xmlns:cx1="http://schemas.microsoft.com/office/drawing/2015/9/8/chartex" xmlns:cx2="http://schemas.microsoft.com/office/drawing/2015/10/21/chartex" xmlns:cx3="http://schemas.microsoft.com/office/drawing/2016/5/9/chartex" xmlns:cx4="http://schemas.microsoft.com/office/drawing/2016/5/10/chartex" xmlns:cx5="http://schemas.microsoft.com/office/drawing/2016/5/11/chartex" xmlns:cx6="http://schemas.microsoft.com/office/drawing/2016/5/12/chartex" xmlns:cx7="http://schemas.microsoft.com/office/drawing/2016/5/13/chartex" xmlns:cx8="http://schemas.microsoft.com/office/drawing/2016/5/14/chartex" xmlns:mc="http://schemas.openxmlformats.org/markup-compatibility/2006" xmlns:aink="http://schemas.microsoft.com/office/drawing/2016/ink" xmlns:am3d="http://schemas.microsoft.com/office/drawing/2017/model3d" xmlns:o="urn:schemas-microsoft-com:office:office" xmlns:r="http://schemas.openxmlformats.org/officeDocument/2006/relationships" xmlns:m="http://schemas.openxmlformats.org/officeDocument/2006/math" xmlns:v="urn:schemas-microsoft-com:vml" xmlns:wp14="http://schemas.microsoft.com/office/word/2010/wordprocessingDrawing" xmlns:wp="http://schemas.openxmlformats.org/drawingml/2006/wordprocessingDrawing" xmlns:w10="urn:schemas-microsoft-com:office:word" xmlns:w="http://schemas.openxmlformats.org/wordprocessingml/2006/main" xmlns:w14="http://schemas.microsoft.com/office/word/2010/wordml" xmlns:w15="http://schemas.microsoft.com/office/word/2012/wordml" xmlns:w16cex="http://schemas.microsoft.com/office/word/2018/wordml/cex" xmlns:w16cid="http://schemas.microsoft.com/office/word/2016/wordml/cid" xmlns:w16="http://schemas.microsoft.com/office/word/2018/wordml" xmlns:w16sdtdh="http://schemas.microsoft.com/office/word/2020/wordml/sdtdatahash" xmlns:w16se="http://schemas.microsoft.com/office/word/2015/wordml/symex" xmlns:wpg="http://schemas.microsoft.com/office/word/2010/wordprocessingGroup" xmlns:wpi="http://schemas.microsoft.com/office/word/2010/wordprocessingInk" xmlns:wne="http://schemas.microsoft.com/office/word/2006/wordml" xmlns:wps="http://schemas.microsoft.com/office/word/2010/wordprocessingShape" mc:Ignorable="w14 w15 w16se w16cid w16 w16cex w16sdtdh wp14">
+<w:ftr xmlns:wpc="http://schemas.microsoft.com/office/word/2010/wordprocessingCanvas" xmlns:cx="http://schemas.microsoft.com/office/drawing/2014/chartex" xmlns:cx1="http://schemas.microsoft.com/office/drawing/2015/9/8/chartex" xmlns:cx2="http://schemas.microsoft.com/office/drawing/2015/10/21/chartex" xmlns:cx3="http://schemas.microsoft.com/office/drawing/2016/5/9/chartex" xmlns:cx4="http://schemas.microsoft.com/office/drawing/2016/5/10/chartex" xmlns:cx5="http://schemas.microsoft.com/office/drawing/2016/5/11/chartex" xmlns:cx6="http://schemas.microsoft.com/office/drawing/2016/5/12/chartex" xmlns:cx7="http://schemas.microsoft.com/office/drawing/2016/5/13/chartex" xmlns:cx8="http://schemas.microsoft.com/office/drawing/2016/5/14/chartex" xmlns:mc="http://schemas.openxmlformats.org/markup-compatibility/2006" xmlns:aink="http://schemas.microsoft.com/office/drawing/2016/ink" xmlns:am3d="http://schemas.microsoft.com/office/drawing/2017/model3d" xmlns:o="urn:schemas-microsoft-com:office:office" xmlns:oel="http://schemas.microsoft.com/office/2019/extlst" xmlns:r="http://schemas.openxmlformats.org/officeDocument/2006/relationships" xmlns:m="http://schemas.openxmlformats.org/officeDocument/2006/math" xmlns:v="urn:schemas-microsoft-com:vml" xmlns:wp14="http://schemas.microsoft.com/office/word/2010/wordprocessingDrawing" xmlns:wp="http://schemas.openxmlformats.org/drawingml/2006/wordprocessingDrawing" xmlns:w10="urn:schemas-microsoft-com:office:word" xmlns:w="http://schemas.openxmlformats.org/wordprocessingml/2006/main" xmlns:w14="http://schemas.microsoft.com/office/word/2010/wordml" xmlns:w15="http://schemas.microsoft.com/office/word/2012/wordml" xmlns:w16cex="http://schemas.microsoft.com/office/word/2018/wordml/cex" xmlns:w16cid="http://schemas.microsoft.com/office/word/2016/wordml/cid" xmlns:w16="http://schemas.microsoft.com/office/word/2018/wordml" xmlns:w16du="http://schemas.microsoft.com/office/word/2023/wordml/word16du" xmlns:w16sdtdh="http://schemas.microsoft.com/office/word/2020/wordml/sdtdatahash" xmlns:w16sdtfl="http://schemas.microsoft.com/office/word/2024/wordml/sdtformatlock" xmlns:w16se="http://schemas.microsoft.com/office/word/2015/wordml/symex" xmlns:wpg="http://schemas.microsoft.com/office/word/2010/wordprocessingGroup" xmlns:wpi="http://schemas.microsoft.com/office/word/2010/wordprocessingInk" xmlns:wne="http://schemas.microsoft.com/office/word/2006/wordml" xmlns:wps="http://schemas.microsoft.com/office/word/2010/wordprocessingShape" mc:Ignorable="w14 w15 w16se w16cid w16 w16cex w16sdtdh w16sdtfl w16du wp14">
   <w:p>
     <w:pPr>
       <w:pBdr>
@@ -24856,7 +23166,7 @@
       <w:ind w:left="-2" w:hanging="2"/>
       <w:jc w:val="right"/>
       <w:rPr>
-        <w:rFonts w:ascii="Times New Roman" w:hAnsi="Times New Roman" w:eastAsia="Times New Roman" w:cs="Times New Roman"/>
+        <w:rFonts w:ascii="Times New Roman" w:eastAsia="Times New Roman" w:hAnsi="Times New Roman" w:cs="Times New Roman"/>
         <w:sz w:val="24"/>
         <w:szCs w:val="24"/>
       </w:rPr>
@@ -24866,7 +23176,7 @@
     <w:pPr>
       <w:spacing w:line="240" w:lineRule="auto"/>
       <w:rPr>
-        <w:rFonts w:ascii="Times New Roman" w:hAnsi="Times New Roman" w:eastAsia="Times New Roman" w:cs="Times New Roman"/>
+        <w:rFonts w:ascii="Times New Roman" w:eastAsia="Times New Roman" w:hAnsi="Times New Roman" w:cs="Times New Roman"/>
         <w:sz w:val="24"/>
         <w:szCs w:val="24"/>
       </w:rPr>
@@ -24924,7 +23234,7 @@
 </file>
 
 <file path=word/footnotes.xml><?xml version="1.0" encoding="utf-8"?>
-<w:footnotes xmlns:wpc="http://schemas.microsoft.com/office/word/2010/wordprocessingCanvas" xmlns:cx="http://schemas.microsoft.com/office/drawing/2014/chartex" xmlns:cx1="http://schemas.microsoft.com/office/drawing/2015/9/8/chartex" xmlns:cx2="http://schemas.microsoft.com/office/drawing/2015/10/21/chartex" xmlns:cx3="http://schemas.microsoft.com/office/drawing/2016/5/9/chartex" xmlns:cx4="http://schemas.microsoft.com/office/drawing/2016/5/10/chartex" xmlns:cx5="http://schemas.microsoft.com/office/drawing/2016/5/11/chartex" xmlns:cx6="http://schemas.microsoft.com/office/drawing/2016/5/12/chartex" xmlns:cx7="http://schemas.microsoft.com/office/drawing/2016/5/13/chartex" xmlns:cx8="http://schemas.microsoft.com/office/drawing/2016/5/14/chartex" xmlns:mc="http://schemas.openxmlformats.org/markup-compatibility/2006" xmlns:aink="http://schemas.microsoft.com/office/drawing/2016/ink" xmlns:am3d="http://schemas.microsoft.com/office/drawing/2017/model3d" xmlns:o="urn:schemas-microsoft-com:office:office" xmlns:r="http://schemas.openxmlformats.org/officeDocument/2006/relationships" xmlns:m="http://schemas.openxmlformats.org/officeDocument/2006/math" xmlns:v="urn:schemas-microsoft-com:vml" xmlns:wp14="http://schemas.microsoft.com/office/word/2010/wordprocessingDrawing" xmlns:wp="http://schemas.openxmlformats.org/drawingml/2006/wordprocessingDrawing" xmlns:w10="urn:schemas-microsoft-com:office:word" xmlns:w="http://schemas.openxmlformats.org/wordprocessingml/2006/main" xmlns:w14="http://schemas.microsoft.com/office/word/2010/wordml" xmlns:w15="http://schemas.microsoft.com/office/word/2012/wordml" xmlns:w16cex="http://schemas.microsoft.com/office/word/2018/wordml/cex" xmlns:w16cid="http://schemas.microsoft.com/office/word/2016/wordml/cid" xmlns:w16="http://schemas.microsoft.com/office/word/2018/wordml" xmlns:w16sdtdh="http://schemas.microsoft.com/office/word/2020/wordml/sdtdatahash" xmlns:w16se="http://schemas.microsoft.com/office/word/2015/wordml/symex" xmlns:wpg="http://schemas.microsoft.com/office/word/2010/wordprocessingGroup" xmlns:wpi="http://schemas.microsoft.com/office/word/2010/wordprocessingInk" xmlns:wne="http://schemas.microsoft.com/office/word/2006/wordml" xmlns:wps="http://schemas.microsoft.com/office/word/2010/wordprocessingShape" mc:Ignorable="w14 w15 w16se w16cid w16 w16cex w16sdtdh wp14">
+<w:footnotes xmlns:wpc="http://schemas.microsoft.com/office/word/2010/wordprocessingCanvas" xmlns:cx="http://schemas.microsoft.com/office/drawing/2014/chartex" xmlns:cx1="http://schemas.microsoft.com/office/drawing/2015/9/8/chartex" xmlns:cx2="http://schemas.microsoft.com/office/drawing/2015/10/21/chartex" xmlns:cx3="http://schemas.microsoft.com/office/drawing/2016/5/9/chartex" xmlns:cx4="http://schemas.microsoft.com/office/drawing/2016/5/10/chartex" xmlns:cx5="http://schemas.microsoft.com/office/drawing/2016/5/11/chartex" xmlns:cx6="http://schemas.microsoft.com/office/drawing/2016/5/12/chartex" xmlns:cx7="http://schemas.microsoft.com/office/drawing/2016/5/13/chartex" xmlns:cx8="http://schemas.microsoft.com/office/drawing/2016/5/14/chartex" xmlns:mc="http://schemas.openxmlformats.org/markup-compatibility/2006" xmlns:aink="http://schemas.microsoft.com/office/drawing/2016/ink" xmlns:am3d="http://schemas.microsoft.com/office/drawing/2017/model3d" xmlns:o="urn:schemas-microsoft-com:office:office" xmlns:oel="http://schemas.microsoft.com/office/2019/extlst" xmlns:r="http://schemas.openxmlformats.org/officeDocument/2006/relationships" xmlns:m="http://schemas.openxmlformats.org/officeDocument/2006/math" xmlns:v="urn:schemas-microsoft-com:vml" xmlns:wp14="http://schemas.microsoft.com/office/word/2010/wordprocessingDrawing" xmlns:wp="http://schemas.openxmlformats.org/drawingml/2006/wordprocessingDrawing" xmlns:w10="urn:schemas-microsoft-com:office:word" xmlns:w="http://schemas.openxmlformats.org/wordprocessingml/2006/main" xmlns:w14="http://schemas.microsoft.com/office/word/2010/wordml" xmlns:w15="http://schemas.microsoft.com/office/word/2012/wordml" xmlns:w16cex="http://schemas.microsoft.com/office/word/2018/wordml/cex" xmlns:w16cid="http://schemas.microsoft.com/office/word/2016/wordml/cid" xmlns:w16="http://schemas.microsoft.com/office/word/2018/wordml" xmlns:w16du="http://schemas.microsoft.com/office/word/2023/wordml/word16du" xmlns:w16sdtdh="http://schemas.microsoft.com/office/word/2020/wordml/sdtdatahash" xmlns:w16sdtfl="http://schemas.microsoft.com/office/word/2024/wordml/sdtformatlock" xmlns:w16se="http://schemas.microsoft.com/office/word/2015/wordml/symex" xmlns:wpg="http://schemas.microsoft.com/office/word/2010/wordprocessingGroup" xmlns:wpi="http://schemas.microsoft.com/office/word/2010/wordprocessingInk" xmlns:wne="http://schemas.microsoft.com/office/word/2006/wordml" xmlns:wps="http://schemas.microsoft.com/office/word/2010/wordprocessingShape" mc:Ignorable="w14 w15 w16se w16cid w16 w16cex w16sdtdh w16sdtfl w16du wp14">
   <w:footnote w:type="separator" w:id="-1">
     <w:p>
       <w:pPr>
@@ -24949,7 +23259,7 @@
 </file>
 
 <file path=word/header1.xml><?xml version="1.0" encoding="utf-8"?>
-<w:hdr xmlns:wpc="http://schemas.microsoft.com/office/word/2010/wordprocessingCanvas" xmlns:cx="http://schemas.microsoft.com/office/drawing/2014/chartex" xmlns:cx1="http://schemas.microsoft.com/office/drawing/2015/9/8/chartex" xmlns:cx2="http://schemas.microsoft.com/office/drawing/2015/10/21/chartex" xmlns:cx3="http://schemas.microsoft.com/office/drawing/2016/5/9/chartex" xmlns:cx4="http://schemas.microsoft.com/office/drawing/2016/5/10/chartex" xmlns:cx5="http://schemas.microsoft.com/office/drawing/2016/5/11/chartex" xmlns:cx6="http://schemas.microsoft.com/office/drawing/2016/5/12/chartex" xmlns:cx7="http://schemas.microsoft.com/office/drawing/2016/5/13/chartex" xmlns:cx8="http://schemas.microsoft.com/office/drawing/2016/5/14/chartex" xmlns:mc="http://schemas.openxmlformats.org/markup-compatibility/2006" xmlns:aink="http://schemas.microsoft.com/office/drawing/2016/ink" xmlns:am3d="http://schemas.microsoft.com/office/drawing/2017/model3d" xmlns:o="urn:schemas-microsoft-com:office:office" xmlns:r="http://schemas.openxmlformats.org/officeDocument/2006/relationships" xmlns:m="http://schemas.openxmlformats.org/officeDocument/2006/math" xmlns:v="urn:schemas-microsoft-com:vml" xmlns:wp14="http://schemas.microsoft.com/office/word/2010/wordprocessingDrawing" xmlns:wp="http://schemas.openxmlformats.org/drawingml/2006/wordprocessingDrawing" xmlns:w10="urn:schemas-microsoft-com:office:word" xmlns:w="http://schemas.openxmlformats.org/wordprocessingml/2006/main" xmlns:w14="http://schemas.microsoft.com/office/word/2010/wordml" xmlns:w15="http://schemas.microsoft.com/office/word/2012/wordml" xmlns:w16cex="http://schemas.microsoft.com/office/word/2018/wordml/cex" xmlns:w16cid="http://schemas.microsoft.com/office/word/2016/wordml/cid" xmlns:w16="http://schemas.microsoft.com/office/word/2018/wordml" xmlns:w16sdtdh="http://schemas.microsoft.com/office/word/2020/wordml/sdtdatahash" xmlns:w16se="http://schemas.microsoft.com/office/word/2015/wordml/symex" xmlns:wpg="http://schemas.microsoft.com/office/word/2010/wordprocessingGroup" xmlns:wpi="http://schemas.microsoft.com/office/word/2010/wordprocessingInk" xmlns:wne="http://schemas.microsoft.com/office/word/2006/wordml" xmlns:wps="http://schemas.microsoft.com/office/word/2010/wordprocessingShape" xmlns:a="http://schemas.openxmlformats.org/drawingml/2006/main" xmlns:adec="http://schemas.microsoft.com/office/drawing/2017/decorative" xmlns:pic="http://schemas.openxmlformats.org/drawingml/2006/picture" xmlns:a14="http://schemas.microsoft.com/office/drawing/2010/main" mc:Ignorable="w14 w15 w16se w16cid w16 w16cex w16sdtdh wp14">
+<w:hdr xmlns:wpc="http://schemas.microsoft.com/office/word/2010/wordprocessingCanvas" xmlns:cx="http://schemas.microsoft.com/office/drawing/2014/chartex" xmlns:cx1="http://schemas.microsoft.com/office/drawing/2015/9/8/chartex" xmlns:cx2="http://schemas.microsoft.com/office/drawing/2015/10/21/chartex" xmlns:cx3="http://schemas.microsoft.com/office/drawing/2016/5/9/chartex" xmlns:cx4="http://schemas.microsoft.com/office/drawing/2016/5/10/chartex" xmlns:cx5="http://schemas.microsoft.com/office/drawing/2016/5/11/chartex" xmlns:cx6="http://schemas.microsoft.com/office/drawing/2016/5/12/chartex" xmlns:cx7="http://schemas.microsoft.com/office/drawing/2016/5/13/chartex" xmlns:cx8="http://schemas.microsoft.com/office/drawing/2016/5/14/chartex" xmlns:mc="http://schemas.openxmlformats.org/markup-compatibility/2006" xmlns:aink="http://schemas.microsoft.com/office/drawing/2016/ink" xmlns:am3d="http://schemas.microsoft.com/office/drawing/2017/model3d" xmlns:o="urn:schemas-microsoft-com:office:office" xmlns:oel="http://schemas.microsoft.com/office/2019/extlst" xmlns:r="http://schemas.openxmlformats.org/officeDocument/2006/relationships" xmlns:m="http://schemas.openxmlformats.org/officeDocument/2006/math" xmlns:v="urn:schemas-microsoft-com:vml" xmlns:wp14="http://schemas.microsoft.com/office/word/2010/wordprocessingDrawing" xmlns:wp="http://schemas.openxmlformats.org/drawingml/2006/wordprocessingDrawing" xmlns:w10="urn:schemas-microsoft-com:office:word" xmlns:w="http://schemas.openxmlformats.org/wordprocessingml/2006/main" xmlns:w14="http://schemas.microsoft.com/office/word/2010/wordml" xmlns:w15="http://schemas.microsoft.com/office/word/2012/wordml" xmlns:w16cex="http://schemas.microsoft.com/office/word/2018/wordml/cex" xmlns:w16cid="http://schemas.microsoft.com/office/word/2016/wordml/cid" xmlns:w16="http://schemas.microsoft.com/office/word/2018/wordml" xmlns:w16du="http://schemas.microsoft.com/office/word/2023/wordml/word16du" xmlns:w16sdtdh="http://schemas.microsoft.com/office/word/2020/wordml/sdtdatahash" xmlns:w16sdtfl="http://schemas.microsoft.com/office/word/2024/wordml/sdtformatlock" xmlns:w16se="http://schemas.microsoft.com/office/word/2015/wordml/symex" xmlns:wpg="http://schemas.microsoft.com/office/word/2010/wordprocessingGroup" xmlns:wpi="http://schemas.microsoft.com/office/word/2010/wordprocessingInk" xmlns:wne="http://schemas.microsoft.com/office/word/2006/wordml" xmlns:wps="http://schemas.microsoft.com/office/word/2010/wordprocessingShape" mc:Ignorable="w14 w15 w16se w16cid w16 w16cex w16sdtdh w16sdtfl w16du wp14">
   <w:p>
     <w:pPr>
       <w:pBdr>
@@ -25064,7 +23374,7 @@
 </file>
 
 <file path=word/numbering.xml><?xml version="1.0" encoding="utf-8"?>
-<w:numbering xmlns:wpc="http://schemas.microsoft.com/office/word/2010/wordprocessingCanvas" xmlns:cx="http://schemas.microsoft.com/office/drawing/2014/chartex" xmlns:cx1="http://schemas.microsoft.com/office/drawing/2015/9/8/chartex" xmlns:cx2="http://schemas.microsoft.com/office/drawing/2015/10/21/chartex" xmlns:cx3="http://schemas.microsoft.com/office/drawing/2016/5/9/chartex" xmlns:cx4="http://schemas.microsoft.com/office/drawing/2016/5/10/chartex" xmlns:cx5="http://schemas.microsoft.com/office/drawing/2016/5/11/chartex" xmlns:cx6="http://schemas.microsoft.com/office/drawing/2016/5/12/chartex" xmlns:cx7="http://schemas.microsoft.com/office/drawing/2016/5/13/chartex" xmlns:cx8="http://schemas.microsoft.com/office/drawing/2016/5/14/chartex" xmlns:mc="http://schemas.openxmlformats.org/markup-compatibility/2006" xmlns:aink="http://schemas.microsoft.com/office/drawing/2016/ink" xmlns:am3d="http://schemas.microsoft.com/office/drawing/2017/model3d" xmlns:o="urn:schemas-microsoft-com:office:office" xmlns:r="http://schemas.openxmlformats.org/officeDocument/2006/relationships" xmlns:m="http://schemas.openxmlformats.org/officeDocument/2006/math" xmlns:v="urn:schemas-microsoft-com:vml" xmlns:wp14="http://schemas.microsoft.com/office/word/2010/wordprocessingDrawing" xmlns:wp="http://schemas.openxmlformats.org/drawingml/2006/wordprocessingDrawing" xmlns:w10="urn:schemas-microsoft-com:office:word" xmlns:w="http://schemas.openxmlformats.org/wordprocessingml/2006/main" xmlns:w14="http://schemas.microsoft.com/office/word/2010/wordml" xmlns:w15="http://schemas.microsoft.com/office/word/2012/wordml" xmlns:w16cex="http://schemas.microsoft.com/office/word/2018/wordml/cex" xmlns:w16cid="http://schemas.microsoft.com/office/word/2016/wordml/cid" xmlns:w16="http://schemas.microsoft.com/office/word/2018/wordml" xmlns:w16sdtdh="http://schemas.microsoft.com/office/word/2020/wordml/sdtdatahash" xmlns:w16se="http://schemas.microsoft.com/office/word/2015/wordml/symex" xmlns:wpg="http://schemas.microsoft.com/office/word/2010/wordprocessingGroup" xmlns:wpi="http://schemas.microsoft.com/office/word/2010/wordprocessingInk" xmlns:wne="http://schemas.microsoft.com/office/word/2006/wordml" xmlns:wps="http://schemas.microsoft.com/office/word/2010/wordprocessingShape" mc:Ignorable="w14 w15 w16se w16cid w16 w16cex w16sdtdh wp14">
+<w:numbering xmlns:wpc="http://schemas.microsoft.com/office/word/2010/wordprocessingCanvas" xmlns:cx="http://schemas.microsoft.com/office/drawing/2014/chartex" xmlns:cx1="http://schemas.microsoft.com/office/drawing/2015/9/8/chartex" xmlns:cx2="http://schemas.microsoft.com/office/drawing/2015/10/21/chartex" xmlns:cx3="http://schemas.microsoft.com/office/drawing/2016/5/9/chartex" xmlns:cx4="http://schemas.microsoft.com/office/drawing/2016/5/10/chartex" xmlns:cx5="http://schemas.microsoft.com/office/drawing/2016/5/11/chartex" xmlns:cx6="http://schemas.microsoft.com/office/drawing/2016/5/12/chartex" xmlns:cx7="http://schemas.microsoft.com/office/drawing/2016/5/13/chartex" xmlns:cx8="http://schemas.microsoft.com/office/drawing/2016/5/14/chartex" xmlns:mc="http://schemas.openxmlformats.org/markup-compatibility/2006" xmlns:aink="http://schemas.microsoft.com/office/drawing/2016/ink" xmlns:am3d="http://schemas.microsoft.com/office/drawing/2017/model3d" xmlns:o="urn:schemas-microsoft-com:office:office" xmlns:oel="http://schemas.microsoft.com/office/2019/extlst" xmlns:r="http://schemas.openxmlformats.org/officeDocument/2006/relationships" xmlns:m="http://schemas.openxmlformats.org/officeDocument/2006/math" xmlns:v="urn:schemas-microsoft-com:vml" xmlns:wp14="http://schemas.microsoft.com/office/word/2010/wordprocessingDrawing" xmlns:wp="http://schemas.openxmlformats.org/drawingml/2006/wordprocessingDrawing" xmlns:w10="urn:schemas-microsoft-com:office:word" xmlns:w="http://schemas.openxmlformats.org/wordprocessingml/2006/main" xmlns:w14="http://schemas.microsoft.com/office/word/2010/wordml" xmlns:w15="http://schemas.microsoft.com/office/word/2012/wordml" xmlns:w16cex="http://schemas.microsoft.com/office/word/2018/wordml/cex" xmlns:w16cid="http://schemas.microsoft.com/office/word/2016/wordml/cid" xmlns:w16="http://schemas.microsoft.com/office/word/2018/wordml" xmlns:w16du="http://schemas.microsoft.com/office/word/2023/wordml/word16du" xmlns:w16sdtdh="http://schemas.microsoft.com/office/word/2020/wordml/sdtdatahash" xmlns:w16sdtfl="http://schemas.microsoft.com/office/word/2024/wordml/sdtformatlock" xmlns:w16se="http://schemas.microsoft.com/office/word/2015/wordml/symex" xmlns:wpg="http://schemas.microsoft.com/office/word/2010/wordprocessingGroup" xmlns:wpi="http://schemas.microsoft.com/office/word/2010/wordprocessingInk" xmlns:wne="http://schemas.microsoft.com/office/word/2006/wordml" xmlns:wps="http://schemas.microsoft.com/office/word/2010/wordprocessingShape" mc:Ignorable="w14 w15 w16se w16cid w16 w16cex w16sdtdh w16sdtfl w16du wp14">
   <w:abstractNum w:abstractNumId="0" w15:restartNumberingAfterBreak="0">
     <w:nsid w:val="0102491D"/>
     <w:multiLevelType w:val="hybridMultilevel"/>
@@ -25078,7 +23388,7 @@
         <w:ind w:left="720" w:hanging="360"/>
       </w:pPr>
       <w:rPr>
-        <w:rFonts w:hint="default" w:ascii="Wingdings" w:hAnsi="Wingdings"/>
+        <w:rFonts w:ascii="Wingdings" w:hAnsi="Wingdings" w:hint="default"/>
       </w:rPr>
     </w:lvl>
     <w:lvl w:ilvl="1" w:tplc="240A0003" w:tentative="1">
@@ -25090,7 +23400,7 @@
         <w:ind w:left="1440" w:hanging="360"/>
       </w:pPr>
       <w:rPr>
-        <w:rFonts w:hint="default" w:ascii="Courier New" w:hAnsi="Courier New" w:cs="Courier New"/>
+        <w:rFonts w:ascii="Courier New" w:hAnsi="Courier New" w:cs="Courier New" w:hint="default"/>
       </w:rPr>
     </w:lvl>
     <w:lvl w:ilvl="2" w:tplc="240A0005" w:tentative="1">
@@ -25102,7 +23412,7 @@
         <w:ind w:left="2160" w:hanging="360"/>
       </w:pPr>
       <w:rPr>
-        <w:rFonts w:hint="default" w:ascii="Wingdings" w:hAnsi="Wingdings"/>
+        <w:rFonts w:ascii="Wingdings" w:hAnsi="Wingdings" w:hint="default"/>
       </w:rPr>
     </w:lvl>
     <w:lvl w:ilvl="3" w:tplc="240A0001" w:tentative="1">
@@ -25114,7 +23424,7 @@
         <w:ind w:left="2880" w:hanging="360"/>
       </w:pPr>
       <w:rPr>
-        <w:rFonts w:hint="default" w:ascii="Symbol" w:hAnsi="Symbol"/>
+        <w:rFonts w:ascii="Symbol" w:hAnsi="Symbol" w:hint="default"/>
       </w:rPr>
     </w:lvl>
     <w:lvl w:ilvl="4" w:tplc="240A0003" w:tentative="1">
@@ -25126,7 +23436,7 @@
         <w:ind w:left="3600" w:hanging="360"/>
       </w:pPr>
       <w:rPr>
-        <w:rFonts w:hint="default" w:ascii="Courier New" w:hAnsi="Courier New" w:cs="Courier New"/>
+        <w:rFonts w:ascii="Courier New" w:hAnsi="Courier New" w:cs="Courier New" w:hint="default"/>
       </w:rPr>
     </w:lvl>
     <w:lvl w:ilvl="5" w:tplc="240A0005" w:tentative="1">
@@ -25138,7 +23448,7 @@
         <w:ind w:left="4320" w:hanging="360"/>
       </w:pPr>
       <w:rPr>
-        <w:rFonts w:hint="default" w:ascii="Wingdings" w:hAnsi="Wingdings"/>
+        <w:rFonts w:ascii="Wingdings" w:hAnsi="Wingdings" w:hint="default"/>
       </w:rPr>
     </w:lvl>
     <w:lvl w:ilvl="6" w:tplc="240A0001" w:tentative="1">
@@ -25150,7 +23460,7 @@
         <w:ind w:left="5040" w:hanging="360"/>
       </w:pPr>
       <w:rPr>
-        <w:rFonts w:hint="default" w:ascii="Symbol" w:hAnsi="Symbol"/>
+        <w:rFonts w:ascii="Symbol" w:hAnsi="Symbol" w:hint="default"/>
       </w:rPr>
     </w:lvl>
     <w:lvl w:ilvl="7" w:tplc="240A0003" w:tentative="1">
@@ -25162,7 +23472,7 @@
         <w:ind w:left="5760" w:hanging="360"/>
       </w:pPr>
       <w:rPr>
-        <w:rFonts w:hint="default" w:ascii="Courier New" w:hAnsi="Courier New" w:cs="Courier New"/>
+        <w:rFonts w:ascii="Courier New" w:hAnsi="Courier New" w:cs="Courier New" w:hint="default"/>
       </w:rPr>
     </w:lvl>
     <w:lvl w:ilvl="8" w:tplc="240A0005" w:tentative="1">
@@ -25174,7 +23484,7 @@
         <w:ind w:left="6480" w:hanging="360"/>
       </w:pPr>
       <w:rPr>
-        <w:rFonts w:hint="default" w:ascii="Wingdings" w:hAnsi="Wingdings"/>
+        <w:rFonts w:ascii="Wingdings" w:hAnsi="Wingdings" w:hint="default"/>
       </w:rPr>
     </w:lvl>
   </w:abstractNum>
@@ -25191,7 +23501,7 @@
         <w:ind w:left="720" w:hanging="360"/>
       </w:pPr>
       <w:rPr>
-        <w:rFonts w:hint="default" w:ascii="Symbol" w:hAnsi="Symbol"/>
+        <w:rFonts w:ascii="Symbol" w:hAnsi="Symbol" w:hint="default"/>
       </w:rPr>
     </w:lvl>
     <w:lvl w:ilvl="1" w:tplc="240A0003" w:tentative="1">
@@ -25203,7 +23513,7 @@
         <w:ind w:left="1440" w:hanging="360"/>
       </w:pPr>
       <w:rPr>
-        <w:rFonts w:hint="default" w:ascii="Courier New" w:hAnsi="Courier New" w:cs="Courier New"/>
+        <w:rFonts w:ascii="Courier New" w:hAnsi="Courier New" w:cs="Courier New" w:hint="default"/>
       </w:rPr>
     </w:lvl>
     <w:lvl w:ilvl="2" w:tplc="240A0005" w:tentative="1">
@@ -25215,7 +23525,7 @@
         <w:ind w:left="2160" w:hanging="360"/>
       </w:pPr>
       <w:rPr>
-        <w:rFonts w:hint="default" w:ascii="Wingdings" w:hAnsi="Wingdings"/>
+        <w:rFonts w:ascii="Wingdings" w:hAnsi="Wingdings" w:hint="default"/>
       </w:rPr>
     </w:lvl>
     <w:lvl w:ilvl="3" w:tplc="240A0001" w:tentative="1">
@@ -25227,7 +23537,7 @@
         <w:ind w:left="2880" w:hanging="360"/>
       </w:pPr>
       <w:rPr>
-        <w:rFonts w:hint="default" w:ascii="Symbol" w:hAnsi="Symbol"/>
+        <w:rFonts w:ascii="Symbol" w:hAnsi="Symbol" w:hint="default"/>
       </w:rPr>
     </w:lvl>
     <w:lvl w:ilvl="4" w:tplc="240A0003" w:tentative="1">
@@ -25239,7 +23549,7 @@
         <w:ind w:left="3600" w:hanging="360"/>
       </w:pPr>
       <w:rPr>
-        <w:rFonts w:hint="default" w:ascii="Courier New" w:hAnsi="Courier New" w:cs="Courier New"/>
+        <w:rFonts w:ascii="Courier New" w:hAnsi="Courier New" w:cs="Courier New" w:hint="default"/>
       </w:rPr>
     </w:lvl>
     <w:lvl w:ilvl="5" w:tplc="240A0005" w:tentative="1">
@@ -25251,7 +23561,7 @@
         <w:ind w:left="4320" w:hanging="360"/>
       </w:pPr>
       <w:rPr>
-        <w:rFonts w:hint="default" w:ascii="Wingdings" w:hAnsi="Wingdings"/>
+        <w:rFonts w:ascii="Wingdings" w:hAnsi="Wingdings" w:hint="default"/>
       </w:rPr>
     </w:lvl>
     <w:lvl w:ilvl="6" w:tplc="240A0001" w:tentative="1">
@@ -25263,7 +23573,7 @@
         <w:ind w:left="5040" w:hanging="360"/>
       </w:pPr>
       <w:rPr>
-        <w:rFonts w:hint="default" w:ascii="Symbol" w:hAnsi="Symbol"/>
+        <w:rFonts w:ascii="Symbol" w:hAnsi="Symbol" w:hint="default"/>
       </w:rPr>
     </w:lvl>
     <w:lvl w:ilvl="7" w:tplc="240A0003" w:tentative="1">
@@ -25275,7 +23585,7 @@
         <w:ind w:left="5760" w:hanging="360"/>
       </w:pPr>
       <w:rPr>
-        <w:rFonts w:hint="default" w:ascii="Courier New" w:hAnsi="Courier New" w:cs="Courier New"/>
+        <w:rFonts w:ascii="Courier New" w:hAnsi="Courier New" w:cs="Courier New" w:hint="default"/>
       </w:rPr>
     </w:lvl>
     <w:lvl w:ilvl="8" w:tplc="240A0005" w:tentative="1">
@@ -25287,7 +23597,7 @@
         <w:ind w:left="6480" w:hanging="360"/>
       </w:pPr>
       <w:rPr>
-        <w:rFonts w:hint="default" w:ascii="Wingdings" w:hAnsi="Wingdings"/>
+        <w:rFonts w:ascii="Wingdings" w:hAnsi="Wingdings" w:hint="default"/>
       </w:rPr>
     </w:lvl>
   </w:abstractNum>
@@ -25304,7 +23614,7 @@
         <w:ind w:left="720" w:hanging="360"/>
       </w:pPr>
       <w:rPr>
-        <w:rFonts w:hint="default" w:ascii="Symbol" w:hAnsi="Symbol"/>
+        <w:rFonts w:ascii="Symbol" w:hAnsi="Symbol" w:hint="default"/>
       </w:rPr>
     </w:lvl>
     <w:lvl w:ilvl="1" w:tplc="240A0003" w:tentative="1">
@@ -25316,7 +23626,7 @@
         <w:ind w:left="1440" w:hanging="360"/>
       </w:pPr>
       <w:rPr>
-        <w:rFonts w:hint="default" w:ascii="Courier New" w:hAnsi="Courier New" w:cs="Courier New"/>
+        <w:rFonts w:ascii="Courier New" w:hAnsi="Courier New" w:cs="Courier New" w:hint="default"/>
       </w:rPr>
     </w:lvl>
     <w:lvl w:ilvl="2" w:tplc="240A0005" w:tentative="1">
@@ -25328,7 +23638,7 @@
         <w:ind w:left="2160" w:hanging="360"/>
       </w:pPr>
       <w:rPr>
-        <w:rFonts w:hint="default" w:ascii="Wingdings" w:hAnsi="Wingdings"/>
+        <w:rFonts w:ascii="Wingdings" w:hAnsi="Wingdings" w:hint="default"/>
       </w:rPr>
     </w:lvl>
     <w:lvl w:ilvl="3" w:tplc="240A0001" w:tentative="1">
@@ -25340,7 +23650,7 @@
         <w:ind w:left="2880" w:hanging="360"/>
       </w:pPr>
       <w:rPr>
-        <w:rFonts w:hint="default" w:ascii="Symbol" w:hAnsi="Symbol"/>
+        <w:rFonts w:ascii="Symbol" w:hAnsi="Symbol" w:hint="default"/>
       </w:rPr>
     </w:lvl>
     <w:lvl w:ilvl="4" w:tplc="240A0003" w:tentative="1">
@@ -25352,7 +23662,7 @@
         <w:ind w:left="3600" w:hanging="360"/>
       </w:pPr>
       <w:rPr>
-        <w:rFonts w:hint="default" w:ascii="Courier New" w:hAnsi="Courier New" w:cs="Courier New"/>
+        <w:rFonts w:ascii="Courier New" w:hAnsi="Courier New" w:cs="Courier New" w:hint="default"/>
       </w:rPr>
     </w:lvl>
     <w:lvl w:ilvl="5" w:tplc="240A0005" w:tentative="1">
@@ -25364,7 +23674,7 @@
         <w:ind w:left="4320" w:hanging="360"/>
       </w:pPr>
       <w:rPr>
-        <w:rFonts w:hint="default" w:ascii="Wingdings" w:hAnsi="Wingdings"/>
+        <w:rFonts w:ascii="Wingdings" w:hAnsi="Wingdings" w:hint="default"/>
       </w:rPr>
     </w:lvl>
     <w:lvl w:ilvl="6" w:tplc="240A0001" w:tentative="1">
@@ -25376,7 +23686,7 @@
         <w:ind w:left="5040" w:hanging="360"/>
       </w:pPr>
       <w:rPr>
-        <w:rFonts w:hint="default" w:ascii="Symbol" w:hAnsi="Symbol"/>
+        <w:rFonts w:ascii="Symbol" w:hAnsi="Symbol" w:hint="default"/>
       </w:rPr>
     </w:lvl>
     <w:lvl w:ilvl="7" w:tplc="240A0003" w:tentative="1">
@@ -25388,7 +23698,7 @@
         <w:ind w:left="5760" w:hanging="360"/>
       </w:pPr>
       <w:rPr>
-        <w:rFonts w:hint="default" w:ascii="Courier New" w:hAnsi="Courier New" w:cs="Courier New"/>
+        <w:rFonts w:ascii="Courier New" w:hAnsi="Courier New" w:cs="Courier New" w:hint="default"/>
       </w:rPr>
     </w:lvl>
     <w:lvl w:ilvl="8" w:tplc="240A0005" w:tentative="1">
@@ -25400,7 +23710,7 @@
         <w:ind w:left="6480" w:hanging="360"/>
       </w:pPr>
       <w:rPr>
-        <w:rFonts w:hint="default" w:ascii="Wingdings" w:hAnsi="Wingdings"/>
+        <w:rFonts w:ascii="Wingdings" w:hAnsi="Wingdings" w:hint="default"/>
       </w:rPr>
     </w:lvl>
   </w:abstractNum>
@@ -25417,7 +23727,7 @@
         <w:ind w:left="720" w:hanging="360"/>
       </w:pPr>
       <w:rPr>
-        <w:rFonts w:hint="default" w:ascii="Wingdings" w:hAnsi="Wingdings"/>
+        <w:rFonts w:ascii="Wingdings" w:hAnsi="Wingdings" w:hint="default"/>
       </w:rPr>
     </w:lvl>
     <w:lvl w:ilvl="1" w:tplc="240A0003" w:tentative="1">
@@ -25429,7 +23739,7 @@
         <w:ind w:left="1440" w:hanging="360"/>
       </w:pPr>
       <w:rPr>
-        <w:rFonts w:hint="default" w:ascii="Courier New" w:hAnsi="Courier New" w:cs="Courier New"/>
+        <w:rFonts w:ascii="Courier New" w:hAnsi="Courier New" w:cs="Courier New" w:hint="default"/>
       </w:rPr>
     </w:lvl>
     <w:lvl w:ilvl="2" w:tplc="240A0005" w:tentative="1">
@@ -25441,7 +23751,7 @@
         <w:ind w:left="2160" w:hanging="360"/>
       </w:pPr>
       <w:rPr>
-        <w:rFonts w:hint="default" w:ascii="Wingdings" w:hAnsi="Wingdings"/>
+        <w:rFonts w:ascii="Wingdings" w:hAnsi="Wingdings" w:hint="default"/>
       </w:rPr>
     </w:lvl>
     <w:lvl w:ilvl="3" w:tplc="240A0001" w:tentative="1">
@@ -25453,7 +23763,7 @@
         <w:ind w:left="2880" w:hanging="360"/>
       </w:pPr>
       <w:rPr>
-        <w:rFonts w:hint="default" w:ascii="Symbol" w:hAnsi="Symbol"/>
+        <w:rFonts w:ascii="Symbol" w:hAnsi="Symbol" w:hint="default"/>
       </w:rPr>
     </w:lvl>
     <w:lvl w:ilvl="4" w:tplc="240A0003" w:tentative="1">
@@ -25465,7 +23775,7 @@
         <w:ind w:left="3600" w:hanging="360"/>
       </w:pPr>
       <w:rPr>
-        <w:rFonts w:hint="default" w:ascii="Courier New" w:hAnsi="Courier New" w:cs="Courier New"/>
+        <w:rFonts w:ascii="Courier New" w:hAnsi="Courier New" w:cs="Courier New" w:hint="default"/>
       </w:rPr>
     </w:lvl>
     <w:lvl w:ilvl="5" w:tplc="240A0005" w:tentative="1">
@@ -25477,7 +23787,7 @@
         <w:ind w:left="4320" w:hanging="360"/>
       </w:pPr>
       <w:rPr>
-        <w:rFonts w:hint="default" w:ascii="Wingdings" w:hAnsi="Wingdings"/>
+        <w:rFonts w:ascii="Wingdings" w:hAnsi="Wingdings" w:hint="default"/>
       </w:rPr>
     </w:lvl>
     <w:lvl w:ilvl="6" w:tplc="240A0001" w:tentative="1">
@@ -25489,7 +23799,7 @@
         <w:ind w:left="5040" w:hanging="360"/>
       </w:pPr>
       <w:rPr>
-        <w:rFonts w:hint="default" w:ascii="Symbol" w:hAnsi="Symbol"/>
+        <w:rFonts w:ascii="Symbol" w:hAnsi="Symbol" w:hint="default"/>
       </w:rPr>
     </w:lvl>
     <w:lvl w:ilvl="7" w:tplc="240A0003" w:tentative="1">
@@ -25501,7 +23811,7 @@
         <w:ind w:left="5760" w:hanging="360"/>
       </w:pPr>
       <w:rPr>
-        <w:rFonts w:hint="default" w:ascii="Courier New" w:hAnsi="Courier New" w:cs="Courier New"/>
+        <w:rFonts w:ascii="Courier New" w:hAnsi="Courier New" w:cs="Courier New" w:hint="default"/>
       </w:rPr>
     </w:lvl>
     <w:lvl w:ilvl="8" w:tplc="240A0005" w:tentative="1">
@@ -25513,7 +23823,7 @@
         <w:ind w:left="6480" w:hanging="360"/>
       </w:pPr>
       <w:rPr>
-        <w:rFonts w:hint="default" w:ascii="Wingdings" w:hAnsi="Wingdings"/>
+        <w:rFonts w:ascii="Wingdings" w:hAnsi="Wingdings" w:hint="default"/>
       </w:rPr>
     </w:lvl>
   </w:abstractNum>
@@ -25530,7 +23840,7 @@
         <w:ind w:left="720" w:hanging="360"/>
       </w:pPr>
       <w:rPr>
-        <w:rFonts w:hint="default" w:ascii="Wingdings" w:hAnsi="Wingdings"/>
+        <w:rFonts w:ascii="Wingdings" w:hAnsi="Wingdings" w:hint="default"/>
       </w:rPr>
     </w:lvl>
     <w:lvl w:ilvl="1" w:tplc="240A0003" w:tentative="1">
@@ -25542,7 +23852,7 @@
         <w:ind w:left="1440" w:hanging="360"/>
       </w:pPr>
       <w:rPr>
-        <w:rFonts w:hint="default" w:ascii="Courier New" w:hAnsi="Courier New" w:cs="Courier New"/>
+        <w:rFonts w:ascii="Courier New" w:hAnsi="Courier New" w:cs="Courier New" w:hint="default"/>
       </w:rPr>
     </w:lvl>
     <w:lvl w:ilvl="2" w:tplc="240A0005" w:tentative="1">
@@ -25554,7 +23864,7 @@
         <w:ind w:left="2160" w:hanging="360"/>
       </w:pPr>
       <w:rPr>
-        <w:rFonts w:hint="default" w:ascii="Wingdings" w:hAnsi="Wingdings"/>
+        <w:rFonts w:ascii="Wingdings" w:hAnsi="Wingdings" w:hint="default"/>
       </w:rPr>
     </w:lvl>
     <w:lvl w:ilvl="3" w:tplc="240A0001" w:tentative="1">
@@ -25566,7 +23876,7 @@
         <w:ind w:left="2880" w:hanging="360"/>
       </w:pPr>
       <w:rPr>
-        <w:rFonts w:hint="default" w:ascii="Symbol" w:hAnsi="Symbol"/>
+        <w:rFonts w:ascii="Symbol" w:hAnsi="Symbol" w:hint="default"/>
       </w:rPr>
     </w:lvl>
     <w:lvl w:ilvl="4" w:tplc="240A0003" w:tentative="1">
@@ -25578,7 +23888,7 @@
         <w:ind w:left="3600" w:hanging="360"/>
       </w:pPr>
       <w:rPr>
-        <w:rFonts w:hint="default" w:ascii="Courier New" w:hAnsi="Courier New" w:cs="Courier New"/>
+        <w:rFonts w:ascii="Courier New" w:hAnsi="Courier New" w:cs="Courier New" w:hint="default"/>
       </w:rPr>
     </w:lvl>
     <w:lvl w:ilvl="5" w:tplc="240A0005" w:tentative="1">
@@ -25590,7 +23900,7 @@
         <w:ind w:left="4320" w:hanging="360"/>
       </w:pPr>
       <w:rPr>
-        <w:rFonts w:hint="default" w:ascii="Wingdings" w:hAnsi="Wingdings"/>
+        <w:rFonts w:ascii="Wingdings" w:hAnsi="Wingdings" w:hint="default"/>
       </w:rPr>
     </w:lvl>
     <w:lvl w:ilvl="6" w:tplc="240A0001" w:tentative="1">
@@ -25602,7 +23912,7 @@
         <w:ind w:left="5040" w:hanging="360"/>
       </w:pPr>
       <w:rPr>
-        <w:rFonts w:hint="default" w:ascii="Symbol" w:hAnsi="Symbol"/>
+        <w:rFonts w:ascii="Symbol" w:hAnsi="Symbol" w:hint="default"/>
       </w:rPr>
     </w:lvl>
     <w:lvl w:ilvl="7" w:tplc="240A0003" w:tentative="1">
@@ -25614,7 +23924,7 @@
         <w:ind w:left="5760" w:hanging="360"/>
       </w:pPr>
       <w:rPr>
-        <w:rFonts w:hint="default" w:ascii="Courier New" w:hAnsi="Courier New" w:cs="Courier New"/>
+        <w:rFonts w:ascii="Courier New" w:hAnsi="Courier New" w:cs="Courier New" w:hint="default"/>
       </w:rPr>
     </w:lvl>
     <w:lvl w:ilvl="8" w:tplc="240A0005" w:tentative="1">
@@ -25626,7 +23936,7 @@
         <w:ind w:left="6480" w:hanging="360"/>
       </w:pPr>
       <w:rPr>
-        <w:rFonts w:hint="default" w:ascii="Wingdings" w:hAnsi="Wingdings"/>
+        <w:rFonts w:ascii="Wingdings" w:hAnsi="Wingdings" w:hint="default"/>
       </w:rPr>
     </w:lvl>
   </w:abstractNum>
@@ -25643,7 +23953,7 @@
         <w:ind w:left="720" w:hanging="360"/>
       </w:pPr>
       <w:rPr>
-        <w:rFonts w:hint="default" w:ascii="Wingdings" w:hAnsi="Wingdings"/>
+        <w:rFonts w:ascii="Wingdings" w:hAnsi="Wingdings" w:hint="default"/>
       </w:rPr>
     </w:lvl>
     <w:lvl w:ilvl="1" w:tplc="240A0003" w:tentative="1">
@@ -25655,7 +23965,7 @@
         <w:ind w:left="1440" w:hanging="360"/>
       </w:pPr>
       <w:rPr>
-        <w:rFonts w:hint="default" w:ascii="Courier New" w:hAnsi="Courier New" w:cs="Courier New"/>
+        <w:rFonts w:ascii="Courier New" w:hAnsi="Courier New" w:cs="Courier New" w:hint="default"/>
       </w:rPr>
     </w:lvl>
     <w:lvl w:ilvl="2" w:tplc="240A0005" w:tentative="1">
@@ -25667,7 +23977,7 @@
         <w:ind w:left="2160" w:hanging="360"/>
       </w:pPr>
       <w:rPr>
-        <w:rFonts w:hint="default" w:ascii="Wingdings" w:hAnsi="Wingdings"/>
+        <w:rFonts w:ascii="Wingdings" w:hAnsi="Wingdings" w:hint="default"/>
       </w:rPr>
     </w:lvl>
     <w:lvl w:ilvl="3" w:tplc="240A0001" w:tentative="1">
@@ -25679,7 +23989,7 @@
         <w:ind w:left="2880" w:hanging="360"/>
       </w:pPr>
       <w:rPr>
-        <w:rFonts w:hint="default" w:ascii="Symbol" w:hAnsi="Symbol"/>
+        <w:rFonts w:ascii="Symbol" w:hAnsi="Symbol" w:hint="default"/>
       </w:rPr>
     </w:lvl>
     <w:lvl w:ilvl="4" w:tplc="240A0003" w:tentative="1">
@@ -25691,7 +24001,7 @@
         <w:ind w:left="3600" w:hanging="360"/>
       </w:pPr>
       <w:rPr>
-        <w:rFonts w:hint="default" w:ascii="Courier New" w:hAnsi="Courier New" w:cs="Courier New"/>
+        <w:rFonts w:ascii="Courier New" w:hAnsi="Courier New" w:cs="Courier New" w:hint="default"/>
       </w:rPr>
     </w:lvl>
     <w:lvl w:ilvl="5" w:tplc="240A0005" w:tentative="1">
@@ -25703,7 +24013,7 @@
         <w:ind w:left="4320" w:hanging="360"/>
       </w:pPr>
       <w:rPr>
-        <w:rFonts w:hint="default" w:ascii="Wingdings" w:hAnsi="Wingdings"/>
+        <w:rFonts w:ascii="Wingdings" w:hAnsi="Wingdings" w:hint="default"/>
       </w:rPr>
     </w:lvl>
     <w:lvl w:ilvl="6" w:tplc="240A0001" w:tentative="1">
@@ -25715,7 +24025,7 @@
         <w:ind w:left="5040" w:hanging="360"/>
       </w:pPr>
       <w:rPr>
-        <w:rFonts w:hint="default" w:ascii="Symbol" w:hAnsi="Symbol"/>
+        <w:rFonts w:ascii="Symbol" w:hAnsi="Symbol" w:hint="default"/>
       </w:rPr>
     </w:lvl>
     <w:lvl w:ilvl="7" w:tplc="240A0003" w:tentative="1">
@@ -25727,7 +24037,7 @@
         <w:ind w:left="5760" w:hanging="360"/>
       </w:pPr>
       <w:rPr>
-        <w:rFonts w:hint="default" w:ascii="Courier New" w:hAnsi="Courier New" w:cs="Courier New"/>
+        <w:rFonts w:ascii="Courier New" w:hAnsi="Courier New" w:cs="Courier New" w:hint="default"/>
       </w:rPr>
     </w:lvl>
     <w:lvl w:ilvl="8" w:tplc="240A0005" w:tentative="1">
@@ -25739,7 +24049,7 @@
         <w:ind w:left="6480" w:hanging="360"/>
       </w:pPr>
       <w:rPr>
-        <w:rFonts w:hint="default" w:ascii="Wingdings" w:hAnsi="Wingdings"/>
+        <w:rFonts w:ascii="Wingdings" w:hAnsi="Wingdings" w:hint="default"/>
       </w:rPr>
     </w:lvl>
   </w:abstractNum>
@@ -25756,7 +24066,7 @@
         <w:ind w:left="720" w:hanging="360"/>
       </w:pPr>
       <w:rPr>
-        <w:rFonts w:hint="default" w:ascii="Wingdings" w:hAnsi="Wingdings"/>
+        <w:rFonts w:ascii="Wingdings" w:hAnsi="Wingdings" w:hint="default"/>
       </w:rPr>
     </w:lvl>
     <w:lvl w:ilvl="1" w:tplc="240A0003" w:tentative="1">
@@ -25768,7 +24078,7 @@
         <w:ind w:left="1440" w:hanging="360"/>
       </w:pPr>
       <w:rPr>
-        <w:rFonts w:hint="default" w:ascii="Courier New" w:hAnsi="Courier New" w:cs="Courier New"/>
+        <w:rFonts w:ascii="Courier New" w:hAnsi="Courier New" w:cs="Courier New" w:hint="default"/>
       </w:rPr>
     </w:lvl>
     <w:lvl w:ilvl="2" w:tplc="240A0005" w:tentative="1">
@@ -25780,7 +24090,7 @@
         <w:ind w:left="2160" w:hanging="360"/>
       </w:pPr>
       <w:rPr>
-        <w:rFonts w:hint="default" w:ascii="Wingdings" w:hAnsi="Wingdings"/>
+        <w:rFonts w:ascii="Wingdings" w:hAnsi="Wingdings" w:hint="default"/>
       </w:rPr>
     </w:lvl>
     <w:lvl w:ilvl="3" w:tplc="240A0001" w:tentative="1">
@@ -25792,7 +24102,7 @@
         <w:ind w:left="2880" w:hanging="360"/>
       </w:pPr>
       <w:rPr>
-        <w:rFonts w:hint="default" w:ascii="Symbol" w:hAnsi="Symbol"/>
+        <w:rFonts w:ascii="Symbol" w:hAnsi="Symbol" w:hint="default"/>
       </w:rPr>
     </w:lvl>
     <w:lvl w:ilvl="4" w:tplc="240A0003" w:tentative="1">
@@ -25804,7 +24114,7 @@
         <w:ind w:left="3600" w:hanging="360"/>
       </w:pPr>
       <w:rPr>
-        <w:rFonts w:hint="default" w:ascii="Courier New" w:hAnsi="Courier New" w:cs="Courier New"/>
+        <w:rFonts w:ascii="Courier New" w:hAnsi="Courier New" w:cs="Courier New" w:hint="default"/>
       </w:rPr>
     </w:lvl>
     <w:lvl w:ilvl="5" w:tplc="240A0005" w:tentative="1">
@@ -25816,7 +24126,7 @@
         <w:ind w:left="4320" w:hanging="360"/>
       </w:pPr>
       <w:rPr>
-        <w:rFonts w:hint="default" w:ascii="Wingdings" w:hAnsi="Wingdings"/>
+        <w:rFonts w:ascii="Wingdings" w:hAnsi="Wingdings" w:hint="default"/>
       </w:rPr>
     </w:lvl>
     <w:lvl w:ilvl="6" w:tplc="240A0001" w:tentative="1">
@@ -25828,7 +24138,7 @@
         <w:ind w:left="5040" w:hanging="360"/>
       </w:pPr>
       <w:rPr>
-        <w:rFonts w:hint="default" w:ascii="Symbol" w:hAnsi="Symbol"/>
+        <w:rFonts w:ascii="Symbol" w:hAnsi="Symbol" w:hint="default"/>
       </w:rPr>
     </w:lvl>
     <w:lvl w:ilvl="7" w:tplc="240A0003" w:tentative="1">
@@ -25840,7 +24150,7 @@
         <w:ind w:left="5760" w:hanging="360"/>
       </w:pPr>
       <w:rPr>
-        <w:rFonts w:hint="default" w:ascii="Courier New" w:hAnsi="Courier New" w:cs="Courier New"/>
+        <w:rFonts w:ascii="Courier New" w:hAnsi="Courier New" w:cs="Courier New" w:hint="default"/>
       </w:rPr>
     </w:lvl>
     <w:lvl w:ilvl="8" w:tplc="240A0005" w:tentative="1">
@@ -25852,7 +24162,7 @@
         <w:ind w:left="6480" w:hanging="360"/>
       </w:pPr>
       <w:rPr>
-        <w:rFonts w:hint="default" w:ascii="Wingdings" w:hAnsi="Wingdings"/>
+        <w:rFonts w:ascii="Wingdings" w:hAnsi="Wingdings" w:hint="default"/>
       </w:rPr>
     </w:lvl>
   </w:abstractNum>
@@ -25869,7 +24179,7 @@
         <w:ind w:left="720" w:hanging="360"/>
       </w:pPr>
       <w:rPr>
-        <w:rFonts w:hint="default" w:ascii="Wingdings" w:hAnsi="Wingdings"/>
+        <w:rFonts w:ascii="Wingdings" w:hAnsi="Wingdings" w:hint="default"/>
       </w:rPr>
     </w:lvl>
     <w:lvl w:ilvl="1" w:tplc="240A0003" w:tentative="1">
@@ -25881,7 +24191,7 @@
         <w:ind w:left="1440" w:hanging="360"/>
       </w:pPr>
       <w:rPr>
-        <w:rFonts w:hint="default" w:ascii="Courier New" w:hAnsi="Courier New" w:cs="Courier New"/>
+        <w:rFonts w:ascii="Courier New" w:hAnsi="Courier New" w:cs="Courier New" w:hint="default"/>
       </w:rPr>
     </w:lvl>
     <w:lvl w:ilvl="2" w:tplc="240A0005" w:tentative="1">
@@ -25893,7 +24203,7 @@
         <w:ind w:left="2160" w:hanging="360"/>
       </w:pPr>
       <w:rPr>
-        <w:rFonts w:hint="default" w:ascii="Wingdings" w:hAnsi="Wingdings"/>
+        <w:rFonts w:ascii="Wingdings" w:hAnsi="Wingdings" w:hint="default"/>
       </w:rPr>
     </w:lvl>
     <w:lvl w:ilvl="3" w:tplc="240A0001" w:tentative="1">
@@ -25905,7 +24215,7 @@
         <w:ind w:left="2880" w:hanging="360"/>
       </w:pPr>
       <w:rPr>
-        <w:rFonts w:hint="default" w:ascii="Symbol" w:hAnsi="Symbol"/>
+        <w:rFonts w:ascii="Symbol" w:hAnsi="Symbol" w:hint="default"/>
       </w:rPr>
     </w:lvl>
     <w:lvl w:ilvl="4" w:tplc="240A0003" w:tentative="1">
@@ -25917,7 +24227,7 @@
         <w:ind w:left="3600" w:hanging="360"/>
       </w:pPr>
       <w:rPr>
-        <w:rFonts w:hint="default" w:ascii="Courier New" w:hAnsi="Courier New" w:cs="Courier New"/>
+        <w:rFonts w:ascii="Courier New" w:hAnsi="Courier New" w:cs="Courier New" w:hint="default"/>
       </w:rPr>
     </w:lvl>
     <w:lvl w:ilvl="5" w:tplc="240A0005" w:tentative="1">
@@ -25929,7 +24239,7 @@
         <w:ind w:left="4320" w:hanging="360"/>
       </w:pPr>
       <w:rPr>
-        <w:rFonts w:hint="default" w:ascii="Wingdings" w:hAnsi="Wingdings"/>
+        <w:rFonts w:ascii="Wingdings" w:hAnsi="Wingdings" w:hint="default"/>
       </w:rPr>
     </w:lvl>
     <w:lvl w:ilvl="6" w:tplc="240A0001" w:tentative="1">
@@ -25941,7 +24251,7 @@
         <w:ind w:left="5040" w:hanging="360"/>
       </w:pPr>
       <w:rPr>
-        <w:rFonts w:hint="default" w:ascii="Symbol" w:hAnsi="Symbol"/>
+        <w:rFonts w:ascii="Symbol" w:hAnsi="Symbol" w:hint="default"/>
       </w:rPr>
     </w:lvl>
     <w:lvl w:ilvl="7" w:tplc="240A0003" w:tentative="1">
@@ -25953,7 +24263,7 @@
         <w:ind w:left="5760" w:hanging="360"/>
       </w:pPr>
       <w:rPr>
-        <w:rFonts w:hint="default" w:ascii="Courier New" w:hAnsi="Courier New" w:cs="Courier New"/>
+        <w:rFonts w:ascii="Courier New" w:hAnsi="Courier New" w:cs="Courier New" w:hint="default"/>
       </w:rPr>
     </w:lvl>
     <w:lvl w:ilvl="8" w:tplc="240A0005" w:tentative="1">
@@ -25965,7 +24275,7 @@
         <w:ind w:left="6480" w:hanging="360"/>
       </w:pPr>
       <w:rPr>
-        <w:rFonts w:hint="default" w:ascii="Wingdings" w:hAnsi="Wingdings"/>
+        <w:rFonts w:ascii="Wingdings" w:hAnsi="Wingdings" w:hint="default"/>
       </w:rPr>
     </w:lvl>
   </w:abstractNum>
@@ -25982,7 +24292,7 @@
         <w:ind w:left="720" w:hanging="360"/>
       </w:pPr>
       <w:rPr>
-        <w:rFonts w:hint="default" w:ascii="Wingdings" w:hAnsi="Wingdings"/>
+        <w:rFonts w:ascii="Wingdings" w:hAnsi="Wingdings" w:hint="default"/>
       </w:rPr>
     </w:lvl>
     <w:lvl w:ilvl="1" w:tplc="240A0003" w:tentative="1">
@@ -25994,7 +24304,7 @@
         <w:ind w:left="1440" w:hanging="360"/>
       </w:pPr>
       <w:rPr>
-        <w:rFonts w:hint="default" w:ascii="Courier New" w:hAnsi="Courier New" w:cs="Courier New"/>
+        <w:rFonts w:ascii="Courier New" w:hAnsi="Courier New" w:cs="Courier New" w:hint="default"/>
       </w:rPr>
     </w:lvl>
     <w:lvl w:ilvl="2" w:tplc="240A0005" w:tentative="1">
@@ -26006,7 +24316,7 @@
         <w:ind w:left="2160" w:hanging="360"/>
       </w:pPr>
       <w:rPr>
-        <w:rFonts w:hint="default" w:ascii="Wingdings" w:hAnsi="Wingdings"/>
+        <w:rFonts w:ascii="Wingdings" w:hAnsi="Wingdings" w:hint="default"/>
       </w:rPr>
     </w:lvl>
     <w:lvl w:ilvl="3" w:tplc="240A0001" w:tentative="1">
@@ -26018,7 +24328,7 @@
         <w:ind w:left="2880" w:hanging="360"/>
       </w:pPr>
       <w:rPr>
-        <w:rFonts w:hint="default" w:ascii="Symbol" w:hAnsi="Symbol"/>
+        <w:rFonts w:ascii="Symbol" w:hAnsi="Symbol" w:hint="default"/>
       </w:rPr>
     </w:lvl>
     <w:lvl w:ilvl="4" w:tplc="240A0003" w:tentative="1">
@@ -26030,7 +24340,7 @@
         <w:ind w:left="3600" w:hanging="360"/>
       </w:pPr>
       <w:rPr>
-        <w:rFonts w:hint="default" w:ascii="Courier New" w:hAnsi="Courier New" w:cs="Courier New"/>
+        <w:rFonts w:ascii="Courier New" w:hAnsi="Courier New" w:cs="Courier New" w:hint="default"/>
       </w:rPr>
     </w:lvl>
     <w:lvl w:ilvl="5" w:tplc="240A0005" w:tentative="1">
@@ -26042,7 +24352,7 @@
         <w:ind w:left="4320" w:hanging="360"/>
       </w:pPr>
       <w:rPr>
-        <w:rFonts w:hint="default" w:ascii="Wingdings" w:hAnsi="Wingdings"/>
+        <w:rFonts w:ascii="Wingdings" w:hAnsi="Wingdings" w:hint="default"/>
       </w:rPr>
     </w:lvl>
     <w:lvl w:ilvl="6" w:tplc="240A0001" w:tentative="1">
@@ -26054,7 +24364,7 @@
         <w:ind w:left="5040" w:hanging="360"/>
       </w:pPr>
       <w:rPr>
-        <w:rFonts w:hint="default" w:ascii="Symbol" w:hAnsi="Symbol"/>
+        <w:rFonts w:ascii="Symbol" w:hAnsi="Symbol" w:hint="default"/>
       </w:rPr>
     </w:lvl>
     <w:lvl w:ilvl="7" w:tplc="240A0003" w:tentative="1">
@@ -26066,7 +24376,7 @@
         <w:ind w:left="5760" w:hanging="360"/>
       </w:pPr>
       <w:rPr>
-        <w:rFonts w:hint="default" w:ascii="Courier New" w:hAnsi="Courier New" w:cs="Courier New"/>
+        <w:rFonts w:ascii="Courier New" w:hAnsi="Courier New" w:cs="Courier New" w:hint="default"/>
       </w:rPr>
     </w:lvl>
     <w:lvl w:ilvl="8" w:tplc="240A0005" w:tentative="1">
@@ -26078,7 +24388,7 @@
         <w:ind w:left="6480" w:hanging="360"/>
       </w:pPr>
       <w:rPr>
-        <w:rFonts w:hint="default" w:ascii="Wingdings" w:hAnsi="Wingdings"/>
+        <w:rFonts w:ascii="Wingdings" w:hAnsi="Wingdings" w:hint="default"/>
       </w:rPr>
     </w:lvl>
   </w:abstractNum>
@@ -26095,7 +24405,7 @@
         <w:ind w:left="720" w:hanging="360"/>
       </w:pPr>
       <w:rPr>
-        <w:rFonts w:hint="default" w:ascii="Symbol" w:hAnsi="Symbol"/>
+        <w:rFonts w:ascii="Symbol" w:hAnsi="Symbol" w:hint="default"/>
       </w:rPr>
     </w:lvl>
     <w:lvl w:ilvl="1" w:tplc="240A0003" w:tentative="1">
@@ -26107,7 +24417,7 @@
         <w:ind w:left="1440" w:hanging="360"/>
       </w:pPr>
       <w:rPr>
-        <w:rFonts w:hint="default" w:ascii="Courier New" w:hAnsi="Courier New" w:cs="Courier New"/>
+        <w:rFonts w:ascii="Courier New" w:hAnsi="Courier New" w:cs="Courier New" w:hint="default"/>
       </w:rPr>
     </w:lvl>
     <w:lvl w:ilvl="2" w:tplc="240A0005" w:tentative="1">
@@ -26119,7 +24429,7 @@
         <w:ind w:left="2160" w:hanging="360"/>
       </w:pPr>
       <w:rPr>
-        <w:rFonts w:hint="default" w:ascii="Wingdings" w:hAnsi="Wingdings"/>
+        <w:rFonts w:ascii="Wingdings" w:hAnsi="Wingdings" w:hint="default"/>
       </w:rPr>
     </w:lvl>
     <w:lvl w:ilvl="3" w:tplc="240A0001" w:tentative="1">
@@ -26131,7 +24441,7 @@
         <w:ind w:left="2880" w:hanging="360"/>
       </w:pPr>
       <w:rPr>
-        <w:rFonts w:hint="default" w:ascii="Symbol" w:hAnsi="Symbol"/>
+        <w:rFonts w:ascii="Symbol" w:hAnsi="Symbol" w:hint="default"/>
       </w:rPr>
     </w:lvl>
     <w:lvl w:ilvl="4" w:tplc="240A0003" w:tentative="1">
@@ -26143,7 +24453,7 @@
         <w:ind w:left="3600" w:hanging="360"/>
       </w:pPr>
       <w:rPr>
-        <w:rFonts w:hint="default" w:ascii="Courier New" w:hAnsi="Courier New" w:cs="Courier New"/>
+        <w:rFonts w:ascii="Courier New" w:hAnsi="Courier New" w:cs="Courier New" w:hint="default"/>
       </w:rPr>
     </w:lvl>
     <w:lvl w:ilvl="5" w:tplc="240A0005" w:tentative="1">
@@ -26155,7 +24465,7 @@
         <w:ind w:left="4320" w:hanging="360"/>
       </w:pPr>
       <w:rPr>
-        <w:rFonts w:hint="default" w:ascii="Wingdings" w:hAnsi="Wingdings"/>
+        <w:rFonts w:ascii="Wingdings" w:hAnsi="Wingdings" w:hint="default"/>
       </w:rPr>
     </w:lvl>
     <w:lvl w:ilvl="6" w:tplc="240A0001" w:tentative="1">
@@ -26167,7 +24477,7 @@
         <w:ind w:left="5040" w:hanging="360"/>
       </w:pPr>
       <w:rPr>
-        <w:rFonts w:hint="default" w:ascii="Symbol" w:hAnsi="Symbol"/>
+        <w:rFonts w:ascii="Symbol" w:hAnsi="Symbol" w:hint="default"/>
       </w:rPr>
     </w:lvl>
     <w:lvl w:ilvl="7" w:tplc="240A0003" w:tentative="1">
@@ -26179,7 +24489,7 @@
         <w:ind w:left="5760" w:hanging="360"/>
       </w:pPr>
       <w:rPr>
-        <w:rFonts w:hint="default" w:ascii="Courier New" w:hAnsi="Courier New" w:cs="Courier New"/>
+        <w:rFonts w:ascii="Courier New" w:hAnsi="Courier New" w:cs="Courier New" w:hint="default"/>
       </w:rPr>
     </w:lvl>
     <w:lvl w:ilvl="8" w:tplc="240A0005" w:tentative="1">
@@ -26191,7 +24501,7 @@
         <w:ind w:left="6480" w:hanging="360"/>
       </w:pPr>
       <w:rPr>
-        <w:rFonts w:hint="default" w:ascii="Wingdings" w:hAnsi="Wingdings"/>
+        <w:rFonts w:ascii="Wingdings" w:hAnsi="Wingdings" w:hint="default"/>
       </w:rPr>
     </w:lvl>
   </w:abstractNum>
@@ -26208,7 +24518,7 @@
         <w:ind w:left="720" w:hanging="360"/>
       </w:pPr>
       <w:rPr>
-        <w:rFonts w:hint="default" w:ascii="Wingdings" w:hAnsi="Wingdings"/>
+        <w:rFonts w:ascii="Wingdings" w:hAnsi="Wingdings" w:hint="default"/>
         <w:b w:val="0"/>
         <w:bCs w:val="0"/>
       </w:rPr>
@@ -26240,7 +24550,7 @@
         <w:ind w:left="2880" w:hanging="360"/>
       </w:pPr>
       <w:rPr>
-        <w:rFonts w:ascii="Arial" w:hAnsi="Arial" w:eastAsia="Times New Roman" w:cs="Arial"/>
+        <w:rFonts w:ascii="Arial" w:eastAsia="Times New Roman" w:hAnsi="Arial" w:cs="Arial"/>
       </w:rPr>
     </w:lvl>
     <w:lvl w:ilvl="4">
@@ -26302,7 +24612,7 @@
         <w:ind w:left="720" w:hanging="360"/>
       </w:pPr>
       <w:rPr>
-        <w:rFonts w:hint="default" w:ascii="Wingdings" w:hAnsi="Wingdings"/>
+        <w:rFonts w:ascii="Wingdings" w:hAnsi="Wingdings" w:hint="default"/>
       </w:rPr>
     </w:lvl>
     <w:lvl w:ilvl="1" w:tplc="240A0003" w:tentative="1">
@@ -26314,7 +24624,7 @@
         <w:ind w:left="1440" w:hanging="360"/>
       </w:pPr>
       <w:rPr>
-        <w:rFonts w:hint="default" w:ascii="Courier New" w:hAnsi="Courier New" w:cs="Courier New"/>
+        <w:rFonts w:ascii="Courier New" w:hAnsi="Courier New" w:cs="Courier New" w:hint="default"/>
       </w:rPr>
     </w:lvl>
     <w:lvl w:ilvl="2" w:tplc="240A0005" w:tentative="1">
@@ -26326,7 +24636,7 @@
         <w:ind w:left="2160" w:hanging="360"/>
       </w:pPr>
       <w:rPr>
-        <w:rFonts w:hint="default" w:ascii="Wingdings" w:hAnsi="Wingdings"/>
+        <w:rFonts w:ascii="Wingdings" w:hAnsi="Wingdings" w:hint="default"/>
       </w:rPr>
     </w:lvl>
     <w:lvl w:ilvl="3" w:tplc="240A0001" w:tentative="1">
@@ -26338,7 +24648,7 @@
         <w:ind w:left="2880" w:hanging="360"/>
       </w:pPr>
       <w:rPr>
-        <w:rFonts w:hint="default" w:ascii="Symbol" w:hAnsi="Symbol"/>
+        <w:rFonts w:ascii="Symbol" w:hAnsi="Symbol" w:hint="default"/>
       </w:rPr>
     </w:lvl>
     <w:lvl w:ilvl="4" w:tplc="240A0003" w:tentative="1">
@@ -26350,7 +24660,7 @@
         <w:ind w:left="3600" w:hanging="360"/>
       </w:pPr>
       <w:rPr>
-        <w:rFonts w:hint="default" w:ascii="Courier New" w:hAnsi="Courier New" w:cs="Courier New"/>
+        <w:rFonts w:ascii="Courier New" w:hAnsi="Courier New" w:cs="Courier New" w:hint="default"/>
       </w:rPr>
     </w:lvl>
     <w:lvl w:ilvl="5" w:tplc="240A0005" w:tentative="1">
@@ -26362,7 +24672,7 @@
         <w:ind w:left="4320" w:hanging="360"/>
       </w:pPr>
       <w:rPr>
-        <w:rFonts w:hint="default" w:ascii="Wingdings" w:hAnsi="Wingdings"/>
+        <w:rFonts w:ascii="Wingdings" w:hAnsi="Wingdings" w:hint="default"/>
       </w:rPr>
     </w:lvl>
     <w:lvl w:ilvl="6" w:tplc="240A0001" w:tentative="1">
@@ -26374,7 +24684,7 @@
         <w:ind w:left="5040" w:hanging="360"/>
       </w:pPr>
       <w:rPr>
-        <w:rFonts w:hint="default" w:ascii="Symbol" w:hAnsi="Symbol"/>
+        <w:rFonts w:ascii="Symbol" w:hAnsi="Symbol" w:hint="default"/>
       </w:rPr>
     </w:lvl>
     <w:lvl w:ilvl="7" w:tplc="240A0003" w:tentative="1">
@@ -26386,7 +24696,7 @@
         <w:ind w:left="5760" w:hanging="360"/>
       </w:pPr>
       <w:rPr>
-        <w:rFonts w:hint="default" w:ascii="Courier New" w:hAnsi="Courier New" w:cs="Courier New"/>
+        <w:rFonts w:ascii="Courier New" w:hAnsi="Courier New" w:cs="Courier New" w:hint="default"/>
       </w:rPr>
     </w:lvl>
     <w:lvl w:ilvl="8" w:tplc="240A0005" w:tentative="1">
@@ -26398,7 +24708,7 @@
         <w:ind w:left="6480" w:hanging="360"/>
       </w:pPr>
       <w:rPr>
-        <w:rFonts w:hint="default" w:ascii="Wingdings" w:hAnsi="Wingdings"/>
+        <w:rFonts w:ascii="Wingdings" w:hAnsi="Wingdings" w:hint="default"/>
       </w:rPr>
     </w:lvl>
   </w:abstractNum>
@@ -26531,7 +24841,7 @@
         <w:ind w:left="720" w:hanging="360"/>
       </w:pPr>
       <w:rPr>
-        <w:rFonts w:hint="default" w:ascii="Wingdings" w:hAnsi="Wingdings"/>
+        <w:rFonts w:ascii="Wingdings" w:hAnsi="Wingdings" w:hint="default"/>
         <w:sz w:val="20"/>
       </w:rPr>
     </w:lvl>
@@ -26547,7 +24857,7 @@
         <w:ind w:left="1440" w:hanging="360"/>
       </w:pPr>
       <w:rPr>
-        <w:rFonts w:hint="default" w:ascii="Courier New" w:hAnsi="Courier New"/>
+        <w:rFonts w:ascii="Courier New" w:hAnsi="Courier New" w:hint="default"/>
         <w:sz w:val="20"/>
       </w:rPr>
     </w:lvl>
@@ -26563,7 +24873,7 @@
         <w:ind w:left="2160" w:hanging="360"/>
       </w:pPr>
       <w:rPr>
-        <w:rFonts w:hint="default" w:ascii="Wingdings" w:hAnsi="Wingdings"/>
+        <w:rFonts w:ascii="Wingdings" w:hAnsi="Wingdings" w:hint="default"/>
         <w:sz w:val="20"/>
       </w:rPr>
     </w:lvl>
@@ -26579,7 +24889,7 @@
         <w:ind w:left="2880" w:hanging="360"/>
       </w:pPr>
       <w:rPr>
-        <w:rFonts w:hint="default" w:ascii="Wingdings" w:hAnsi="Wingdings"/>
+        <w:rFonts w:ascii="Wingdings" w:hAnsi="Wingdings" w:hint="default"/>
         <w:sz w:val="20"/>
       </w:rPr>
     </w:lvl>
@@ -26595,7 +24905,7 @@
         <w:ind w:left="3600" w:hanging="360"/>
       </w:pPr>
       <w:rPr>
-        <w:rFonts w:hint="default" w:ascii="Wingdings" w:hAnsi="Wingdings"/>
+        <w:rFonts w:ascii="Wingdings" w:hAnsi="Wingdings" w:hint="default"/>
         <w:sz w:val="20"/>
       </w:rPr>
     </w:lvl>
@@ -26611,7 +24921,7 @@
         <w:ind w:left="4320" w:hanging="360"/>
       </w:pPr>
       <w:rPr>
-        <w:rFonts w:hint="default" w:ascii="Wingdings" w:hAnsi="Wingdings"/>
+        <w:rFonts w:ascii="Wingdings" w:hAnsi="Wingdings" w:hint="default"/>
         <w:sz w:val="20"/>
       </w:rPr>
     </w:lvl>
@@ -26627,7 +24937,7 @@
         <w:ind w:left="5040" w:hanging="360"/>
       </w:pPr>
       <w:rPr>
-        <w:rFonts w:hint="default" w:ascii="Wingdings" w:hAnsi="Wingdings"/>
+        <w:rFonts w:ascii="Wingdings" w:hAnsi="Wingdings" w:hint="default"/>
         <w:sz w:val="20"/>
       </w:rPr>
     </w:lvl>
@@ -26643,7 +24953,7 @@
         <w:ind w:left="5760" w:hanging="360"/>
       </w:pPr>
       <w:rPr>
-        <w:rFonts w:hint="default" w:ascii="Wingdings" w:hAnsi="Wingdings"/>
+        <w:rFonts w:ascii="Wingdings" w:hAnsi="Wingdings" w:hint="default"/>
         <w:sz w:val="20"/>
       </w:rPr>
     </w:lvl>
@@ -26659,7 +24969,7 @@
         <w:ind w:left="6480" w:hanging="360"/>
       </w:pPr>
       <w:rPr>
-        <w:rFonts w:hint="default" w:ascii="Wingdings" w:hAnsi="Wingdings"/>
+        <w:rFonts w:ascii="Wingdings" w:hAnsi="Wingdings" w:hint="default"/>
         <w:sz w:val="20"/>
       </w:rPr>
     </w:lvl>
@@ -26680,7 +24990,7 @@
         <w:ind w:left="720" w:hanging="360"/>
       </w:pPr>
       <w:rPr>
-        <w:rFonts w:hint="default" w:ascii="Symbol" w:hAnsi="Symbol"/>
+        <w:rFonts w:ascii="Symbol" w:hAnsi="Symbol" w:hint="default"/>
         <w:sz w:val="20"/>
       </w:rPr>
     </w:lvl>
@@ -26696,7 +25006,7 @@
         <w:ind w:left="1440" w:hanging="360"/>
       </w:pPr>
       <w:rPr>
-        <w:rFonts w:hint="default" w:ascii="Courier New" w:hAnsi="Courier New"/>
+        <w:rFonts w:ascii="Courier New" w:hAnsi="Courier New" w:hint="default"/>
         <w:sz w:val="20"/>
       </w:rPr>
     </w:lvl>
@@ -26712,7 +25022,7 @@
         <w:ind w:left="2160" w:hanging="360"/>
       </w:pPr>
       <w:rPr>
-        <w:rFonts w:hint="default" w:ascii="Wingdings" w:hAnsi="Wingdings"/>
+        <w:rFonts w:ascii="Wingdings" w:hAnsi="Wingdings" w:hint="default"/>
         <w:sz w:val="20"/>
       </w:rPr>
     </w:lvl>
@@ -26728,7 +25038,7 @@
         <w:ind w:left="2880" w:hanging="360"/>
       </w:pPr>
       <w:rPr>
-        <w:rFonts w:hint="default" w:ascii="Wingdings" w:hAnsi="Wingdings"/>
+        <w:rFonts w:ascii="Wingdings" w:hAnsi="Wingdings" w:hint="default"/>
         <w:sz w:val="20"/>
       </w:rPr>
     </w:lvl>
@@ -26744,7 +25054,7 @@
         <w:ind w:left="3600" w:hanging="360"/>
       </w:pPr>
       <w:rPr>
-        <w:rFonts w:hint="default" w:ascii="Wingdings" w:hAnsi="Wingdings"/>
+        <w:rFonts w:ascii="Wingdings" w:hAnsi="Wingdings" w:hint="default"/>
         <w:sz w:val="20"/>
       </w:rPr>
     </w:lvl>
@@ -26760,7 +25070,7 @@
         <w:ind w:left="4320" w:hanging="360"/>
       </w:pPr>
       <w:rPr>
-        <w:rFonts w:hint="default" w:ascii="Wingdings" w:hAnsi="Wingdings"/>
+        <w:rFonts w:ascii="Wingdings" w:hAnsi="Wingdings" w:hint="default"/>
         <w:sz w:val="20"/>
       </w:rPr>
     </w:lvl>
@@ -26776,7 +25086,7 @@
         <w:ind w:left="5040" w:hanging="360"/>
       </w:pPr>
       <w:rPr>
-        <w:rFonts w:hint="default" w:ascii="Wingdings" w:hAnsi="Wingdings"/>
+        <w:rFonts w:ascii="Wingdings" w:hAnsi="Wingdings" w:hint="default"/>
         <w:sz w:val="20"/>
       </w:rPr>
     </w:lvl>
@@ -26792,7 +25102,7 @@
         <w:ind w:left="5760" w:hanging="360"/>
       </w:pPr>
       <w:rPr>
-        <w:rFonts w:hint="default" w:ascii="Wingdings" w:hAnsi="Wingdings"/>
+        <w:rFonts w:ascii="Wingdings" w:hAnsi="Wingdings" w:hint="default"/>
         <w:sz w:val="20"/>
       </w:rPr>
     </w:lvl>
@@ -26808,7 +25118,7 @@
         <w:ind w:left="6480" w:hanging="360"/>
       </w:pPr>
       <w:rPr>
-        <w:rFonts w:hint="default" w:ascii="Wingdings" w:hAnsi="Wingdings"/>
+        <w:rFonts w:ascii="Wingdings" w:hAnsi="Wingdings" w:hint="default"/>
         <w:sz w:val="20"/>
       </w:rPr>
     </w:lvl>
@@ -26826,7 +25136,7 @@
         <w:ind w:left="720" w:hanging="360"/>
       </w:pPr>
       <w:rPr>
-        <w:rFonts w:hint="default" w:ascii="Wingdings" w:hAnsi="Wingdings"/>
+        <w:rFonts w:ascii="Wingdings" w:hAnsi="Wingdings" w:hint="default"/>
       </w:rPr>
     </w:lvl>
     <w:lvl w:ilvl="1" w:tplc="240A0003" w:tentative="1">
@@ -26838,7 +25148,7 @@
         <w:ind w:left="1440" w:hanging="360"/>
       </w:pPr>
       <w:rPr>
-        <w:rFonts w:hint="default" w:ascii="Courier New" w:hAnsi="Courier New" w:cs="Courier New"/>
+        <w:rFonts w:ascii="Courier New" w:hAnsi="Courier New" w:cs="Courier New" w:hint="default"/>
       </w:rPr>
     </w:lvl>
     <w:lvl w:ilvl="2" w:tplc="240A0005" w:tentative="1">
@@ -26850,7 +25160,7 @@
         <w:ind w:left="2160" w:hanging="360"/>
       </w:pPr>
       <w:rPr>
-        <w:rFonts w:hint="default" w:ascii="Wingdings" w:hAnsi="Wingdings"/>
+        <w:rFonts w:ascii="Wingdings" w:hAnsi="Wingdings" w:hint="default"/>
       </w:rPr>
     </w:lvl>
     <w:lvl w:ilvl="3" w:tplc="240A0001" w:tentative="1">
@@ -26862,7 +25172,7 @@
         <w:ind w:left="2880" w:hanging="360"/>
       </w:pPr>
       <w:rPr>
-        <w:rFonts w:hint="default" w:ascii="Symbol" w:hAnsi="Symbol"/>
+        <w:rFonts w:ascii="Symbol" w:hAnsi="Symbol" w:hint="default"/>
       </w:rPr>
     </w:lvl>
     <w:lvl w:ilvl="4" w:tplc="240A0003" w:tentative="1">
@@ -26874,7 +25184,7 @@
         <w:ind w:left="3600" w:hanging="360"/>
       </w:pPr>
       <w:rPr>
-        <w:rFonts w:hint="default" w:ascii="Courier New" w:hAnsi="Courier New" w:cs="Courier New"/>
+        <w:rFonts w:ascii="Courier New" w:hAnsi="Courier New" w:cs="Courier New" w:hint="default"/>
       </w:rPr>
     </w:lvl>
     <w:lvl w:ilvl="5" w:tplc="240A0005" w:tentative="1">
@@ -26886,7 +25196,7 @@
         <w:ind w:left="4320" w:hanging="360"/>
       </w:pPr>
       <w:rPr>
-        <w:rFonts w:hint="default" w:ascii="Wingdings" w:hAnsi="Wingdings"/>
+        <w:rFonts w:ascii="Wingdings" w:hAnsi="Wingdings" w:hint="default"/>
       </w:rPr>
     </w:lvl>
     <w:lvl w:ilvl="6" w:tplc="240A0001" w:tentative="1">
@@ -26898,7 +25208,7 @@
         <w:ind w:left="5040" w:hanging="360"/>
       </w:pPr>
       <w:rPr>
-        <w:rFonts w:hint="default" w:ascii="Symbol" w:hAnsi="Symbol"/>
+        <w:rFonts w:ascii="Symbol" w:hAnsi="Symbol" w:hint="default"/>
       </w:rPr>
     </w:lvl>
     <w:lvl w:ilvl="7" w:tplc="240A0003" w:tentative="1">
@@ -26910,7 +25220,7 @@
         <w:ind w:left="5760" w:hanging="360"/>
       </w:pPr>
       <w:rPr>
-        <w:rFonts w:hint="default" w:ascii="Courier New" w:hAnsi="Courier New" w:cs="Courier New"/>
+        <w:rFonts w:ascii="Courier New" w:hAnsi="Courier New" w:cs="Courier New" w:hint="default"/>
       </w:rPr>
     </w:lvl>
     <w:lvl w:ilvl="8" w:tplc="240A0005" w:tentative="1">
@@ -26922,7 +25232,7 @@
         <w:ind w:left="6480" w:hanging="360"/>
       </w:pPr>
       <w:rPr>
-        <w:rFonts w:hint="default" w:ascii="Wingdings" w:hAnsi="Wingdings"/>
+        <w:rFonts w:ascii="Wingdings" w:hAnsi="Wingdings" w:hint="default"/>
       </w:rPr>
     </w:lvl>
   </w:abstractNum>
@@ -26939,7 +25249,7 @@
         <w:ind w:left="720" w:hanging="360"/>
       </w:pPr>
       <w:rPr>
-        <w:rFonts w:hint="default" w:ascii="Wingdings" w:hAnsi="Wingdings"/>
+        <w:rFonts w:ascii="Wingdings" w:hAnsi="Wingdings" w:hint="default"/>
       </w:rPr>
     </w:lvl>
     <w:lvl w:ilvl="1" w:tplc="240A0003" w:tentative="1">
@@ -26951,7 +25261,7 @@
         <w:ind w:left="1440" w:hanging="360"/>
       </w:pPr>
       <w:rPr>
-        <w:rFonts w:hint="default" w:ascii="Courier New" w:hAnsi="Courier New" w:cs="Courier New"/>
+        <w:rFonts w:ascii="Courier New" w:hAnsi="Courier New" w:cs="Courier New" w:hint="default"/>
       </w:rPr>
     </w:lvl>
     <w:lvl w:ilvl="2" w:tplc="240A0005" w:tentative="1">
@@ -26963,7 +25273,7 @@
         <w:ind w:left="2160" w:hanging="360"/>
       </w:pPr>
       <w:rPr>
-        <w:rFonts w:hint="default" w:ascii="Wingdings" w:hAnsi="Wingdings"/>
+        <w:rFonts w:ascii="Wingdings" w:hAnsi="Wingdings" w:hint="default"/>
       </w:rPr>
     </w:lvl>
     <w:lvl w:ilvl="3" w:tplc="240A0001" w:tentative="1">
@@ -26975,7 +25285,7 @@
         <w:ind w:left="2880" w:hanging="360"/>
       </w:pPr>
       <w:rPr>
-        <w:rFonts w:hint="default" w:ascii="Symbol" w:hAnsi="Symbol"/>
+        <w:rFonts w:ascii="Symbol" w:hAnsi="Symbol" w:hint="default"/>
       </w:rPr>
     </w:lvl>
     <w:lvl w:ilvl="4" w:tplc="240A0003" w:tentative="1">
@@ -26987,7 +25297,7 @@
         <w:ind w:left="3600" w:hanging="360"/>
       </w:pPr>
       <w:rPr>
-        <w:rFonts w:hint="default" w:ascii="Courier New" w:hAnsi="Courier New" w:cs="Courier New"/>
+        <w:rFonts w:ascii="Courier New" w:hAnsi="Courier New" w:cs="Courier New" w:hint="default"/>
       </w:rPr>
     </w:lvl>
     <w:lvl w:ilvl="5" w:tplc="240A0005" w:tentative="1">
@@ -26999,7 +25309,7 @@
         <w:ind w:left="4320" w:hanging="360"/>
       </w:pPr>
       <w:rPr>
-        <w:rFonts w:hint="default" w:ascii="Wingdings" w:hAnsi="Wingdings"/>
+        <w:rFonts w:ascii="Wingdings" w:hAnsi="Wingdings" w:hint="default"/>
       </w:rPr>
     </w:lvl>
     <w:lvl w:ilvl="6" w:tplc="240A0001" w:tentative="1">
@@ -27011,7 +25321,7 @@
         <w:ind w:left="5040" w:hanging="360"/>
       </w:pPr>
       <w:rPr>
-        <w:rFonts w:hint="default" w:ascii="Symbol" w:hAnsi="Symbol"/>
+        <w:rFonts w:ascii="Symbol" w:hAnsi="Symbol" w:hint="default"/>
       </w:rPr>
     </w:lvl>
     <w:lvl w:ilvl="7" w:tplc="240A0003" w:tentative="1">
@@ -27023,7 +25333,7 @@
         <w:ind w:left="5760" w:hanging="360"/>
       </w:pPr>
       <w:rPr>
-        <w:rFonts w:hint="default" w:ascii="Courier New" w:hAnsi="Courier New" w:cs="Courier New"/>
+        <w:rFonts w:ascii="Courier New" w:hAnsi="Courier New" w:cs="Courier New" w:hint="default"/>
       </w:rPr>
     </w:lvl>
     <w:lvl w:ilvl="8" w:tplc="240A0005" w:tentative="1">
@@ -27035,7 +25345,7 @@
         <w:ind w:left="6480" w:hanging="360"/>
       </w:pPr>
       <w:rPr>
-        <w:rFonts w:hint="default" w:ascii="Wingdings" w:hAnsi="Wingdings"/>
+        <w:rFonts w:ascii="Wingdings" w:hAnsi="Wingdings" w:hint="default"/>
       </w:rPr>
     </w:lvl>
   </w:abstractNum>
@@ -27052,7 +25362,7 @@
         <w:ind w:left="720" w:hanging="360"/>
       </w:pPr>
       <w:rPr>
-        <w:rFonts w:hint="default" w:ascii="Symbol" w:hAnsi="Symbol"/>
+        <w:rFonts w:ascii="Symbol" w:hAnsi="Symbol" w:hint="default"/>
       </w:rPr>
     </w:lvl>
     <w:lvl w:ilvl="1" w:tplc="240A0003" w:tentative="1">
@@ -27064,7 +25374,7 @@
         <w:ind w:left="1440" w:hanging="360"/>
       </w:pPr>
       <w:rPr>
-        <w:rFonts w:hint="default" w:ascii="Courier New" w:hAnsi="Courier New" w:cs="Courier New"/>
+        <w:rFonts w:ascii="Courier New" w:hAnsi="Courier New" w:cs="Courier New" w:hint="default"/>
       </w:rPr>
     </w:lvl>
     <w:lvl w:ilvl="2" w:tplc="240A0005" w:tentative="1">
@@ -27076,7 +25386,7 @@
         <w:ind w:left="2160" w:hanging="360"/>
       </w:pPr>
       <w:rPr>
-        <w:rFonts w:hint="default" w:ascii="Wingdings" w:hAnsi="Wingdings"/>
+        <w:rFonts w:ascii="Wingdings" w:hAnsi="Wingdings" w:hint="default"/>
       </w:rPr>
     </w:lvl>
     <w:lvl w:ilvl="3" w:tplc="240A0001" w:tentative="1">
@@ -27088,7 +25398,7 @@
         <w:ind w:left="2880" w:hanging="360"/>
       </w:pPr>
       <w:rPr>
-        <w:rFonts w:hint="default" w:ascii="Symbol" w:hAnsi="Symbol"/>
+        <w:rFonts w:ascii="Symbol" w:hAnsi="Symbol" w:hint="default"/>
       </w:rPr>
     </w:lvl>
     <w:lvl w:ilvl="4" w:tplc="240A0003" w:tentative="1">
@@ -27100,7 +25410,7 @@
         <w:ind w:left="3600" w:hanging="360"/>
       </w:pPr>
       <w:rPr>
-        <w:rFonts w:hint="default" w:ascii="Courier New" w:hAnsi="Courier New" w:cs="Courier New"/>
+        <w:rFonts w:ascii="Courier New" w:hAnsi="Courier New" w:cs="Courier New" w:hint="default"/>
       </w:rPr>
     </w:lvl>
     <w:lvl w:ilvl="5" w:tplc="240A0005" w:tentative="1">
@@ -27112,7 +25422,7 @@
         <w:ind w:left="4320" w:hanging="360"/>
       </w:pPr>
       <w:rPr>
-        <w:rFonts w:hint="default" w:ascii="Wingdings" w:hAnsi="Wingdings"/>
+        <w:rFonts w:ascii="Wingdings" w:hAnsi="Wingdings" w:hint="default"/>
       </w:rPr>
     </w:lvl>
     <w:lvl w:ilvl="6" w:tplc="240A0001" w:tentative="1">
@@ -27124,7 +25434,7 @@
         <w:ind w:left="5040" w:hanging="360"/>
       </w:pPr>
       <w:rPr>
-        <w:rFonts w:hint="default" w:ascii="Symbol" w:hAnsi="Symbol"/>
+        <w:rFonts w:ascii="Symbol" w:hAnsi="Symbol" w:hint="default"/>
       </w:rPr>
     </w:lvl>
     <w:lvl w:ilvl="7" w:tplc="240A0003" w:tentative="1">
@@ -27136,7 +25446,7 @@
         <w:ind w:left="5760" w:hanging="360"/>
       </w:pPr>
       <w:rPr>
-        <w:rFonts w:hint="default" w:ascii="Courier New" w:hAnsi="Courier New" w:cs="Courier New"/>
+        <w:rFonts w:ascii="Courier New" w:hAnsi="Courier New" w:cs="Courier New" w:hint="default"/>
       </w:rPr>
     </w:lvl>
     <w:lvl w:ilvl="8" w:tplc="240A0005" w:tentative="1">
@@ -27148,7 +25458,7 @@
         <w:ind w:left="6480" w:hanging="360"/>
       </w:pPr>
       <w:rPr>
-        <w:rFonts w:hint="default" w:ascii="Wingdings" w:hAnsi="Wingdings"/>
+        <w:rFonts w:ascii="Wingdings" w:hAnsi="Wingdings" w:hint="default"/>
       </w:rPr>
     </w:lvl>
   </w:abstractNum>
@@ -27168,7 +25478,7 @@
         <w:ind w:left="720" w:hanging="360"/>
       </w:pPr>
       <w:rPr>
-        <w:rFonts w:hint="default" w:ascii="Wingdings" w:hAnsi="Wingdings"/>
+        <w:rFonts w:ascii="Wingdings" w:hAnsi="Wingdings" w:hint="default"/>
         <w:sz w:val="20"/>
       </w:rPr>
     </w:lvl>
@@ -27184,7 +25494,7 @@
         <w:ind w:left="1440" w:hanging="360"/>
       </w:pPr>
       <w:rPr>
-        <w:rFonts w:hint="default" w:ascii="Courier New" w:hAnsi="Courier New"/>
+        <w:rFonts w:ascii="Courier New" w:hAnsi="Courier New" w:hint="default"/>
         <w:sz w:val="20"/>
       </w:rPr>
     </w:lvl>
@@ -27200,7 +25510,7 @@
         <w:ind w:left="2160" w:hanging="360"/>
       </w:pPr>
       <w:rPr>
-        <w:rFonts w:hint="default" w:ascii="Wingdings" w:hAnsi="Wingdings"/>
+        <w:rFonts w:ascii="Wingdings" w:hAnsi="Wingdings" w:hint="default"/>
         <w:sz w:val="20"/>
       </w:rPr>
     </w:lvl>
@@ -27216,7 +25526,7 @@
         <w:ind w:left="2880" w:hanging="360"/>
       </w:pPr>
       <w:rPr>
-        <w:rFonts w:hint="default" w:ascii="Wingdings" w:hAnsi="Wingdings"/>
+        <w:rFonts w:ascii="Wingdings" w:hAnsi="Wingdings" w:hint="default"/>
         <w:sz w:val="20"/>
       </w:rPr>
     </w:lvl>
@@ -27232,7 +25542,7 @@
         <w:ind w:left="3600" w:hanging="360"/>
       </w:pPr>
       <w:rPr>
-        <w:rFonts w:hint="default" w:ascii="Wingdings" w:hAnsi="Wingdings"/>
+        <w:rFonts w:ascii="Wingdings" w:hAnsi="Wingdings" w:hint="default"/>
         <w:sz w:val="20"/>
       </w:rPr>
     </w:lvl>
@@ -27248,7 +25558,7 @@
         <w:ind w:left="4320" w:hanging="360"/>
       </w:pPr>
       <w:rPr>
-        <w:rFonts w:hint="default" w:ascii="Wingdings" w:hAnsi="Wingdings"/>
+        <w:rFonts w:ascii="Wingdings" w:hAnsi="Wingdings" w:hint="default"/>
         <w:sz w:val="20"/>
       </w:rPr>
     </w:lvl>
@@ -27264,7 +25574,7 @@
         <w:ind w:left="5040" w:hanging="360"/>
       </w:pPr>
       <w:rPr>
-        <w:rFonts w:hint="default" w:ascii="Wingdings" w:hAnsi="Wingdings"/>
+        <w:rFonts w:ascii="Wingdings" w:hAnsi="Wingdings" w:hint="default"/>
         <w:sz w:val="20"/>
       </w:rPr>
     </w:lvl>
@@ -27280,7 +25590,7 @@
         <w:ind w:left="5760" w:hanging="360"/>
       </w:pPr>
       <w:rPr>
-        <w:rFonts w:hint="default" w:ascii="Wingdings" w:hAnsi="Wingdings"/>
+        <w:rFonts w:ascii="Wingdings" w:hAnsi="Wingdings" w:hint="default"/>
         <w:sz w:val="20"/>
       </w:rPr>
     </w:lvl>
@@ -27296,7 +25606,7 @@
         <w:ind w:left="6480" w:hanging="360"/>
       </w:pPr>
       <w:rPr>
-        <w:rFonts w:hint="default" w:ascii="Wingdings" w:hAnsi="Wingdings"/>
+        <w:rFonts w:ascii="Wingdings" w:hAnsi="Wingdings" w:hint="default"/>
         <w:sz w:val="20"/>
       </w:rPr>
     </w:lvl>
@@ -27314,7 +25624,7 @@
         <w:ind w:left="720" w:hanging="360"/>
       </w:pPr>
       <w:rPr>
-        <w:rFonts w:hint="default" w:ascii="Wingdings" w:hAnsi="Wingdings"/>
+        <w:rFonts w:ascii="Wingdings" w:hAnsi="Wingdings" w:hint="default"/>
       </w:rPr>
     </w:lvl>
     <w:lvl w:ilvl="1" w:tplc="240A0003" w:tentative="1">
@@ -27326,7 +25636,7 @@
         <w:ind w:left="1440" w:hanging="360"/>
       </w:pPr>
       <w:rPr>
-        <w:rFonts w:hint="default" w:ascii="Courier New" w:hAnsi="Courier New" w:cs="Courier New"/>
+        <w:rFonts w:ascii="Courier New" w:hAnsi="Courier New" w:cs="Courier New" w:hint="default"/>
       </w:rPr>
     </w:lvl>
     <w:lvl w:ilvl="2" w:tplc="240A0005" w:tentative="1">
@@ -27338,7 +25648,7 @@
         <w:ind w:left="2160" w:hanging="360"/>
       </w:pPr>
       <w:rPr>
-        <w:rFonts w:hint="default" w:ascii="Wingdings" w:hAnsi="Wingdings"/>
+        <w:rFonts w:ascii="Wingdings" w:hAnsi="Wingdings" w:hint="default"/>
       </w:rPr>
     </w:lvl>
     <w:lvl w:ilvl="3" w:tplc="240A0001" w:tentative="1">
@@ -27350,7 +25660,7 @@
         <w:ind w:left="2880" w:hanging="360"/>
       </w:pPr>
       <w:rPr>
-        <w:rFonts w:hint="default" w:ascii="Symbol" w:hAnsi="Symbol"/>
+        <w:rFonts w:ascii="Symbol" w:hAnsi="Symbol" w:hint="default"/>
       </w:rPr>
     </w:lvl>
     <w:lvl w:ilvl="4" w:tplc="240A0003" w:tentative="1">
@@ -27362,7 +25672,7 @@
         <w:ind w:left="3600" w:hanging="360"/>
       </w:pPr>
       <w:rPr>
-        <w:rFonts w:hint="default" w:ascii="Courier New" w:hAnsi="Courier New" w:cs="Courier New"/>
+        <w:rFonts w:ascii="Courier New" w:hAnsi="Courier New" w:cs="Courier New" w:hint="default"/>
       </w:rPr>
     </w:lvl>
     <w:lvl w:ilvl="5" w:tplc="240A0005" w:tentative="1">
@@ -27374,7 +25684,7 @@
         <w:ind w:left="4320" w:hanging="360"/>
       </w:pPr>
       <w:rPr>
-        <w:rFonts w:hint="default" w:ascii="Wingdings" w:hAnsi="Wingdings"/>
+        <w:rFonts w:ascii="Wingdings" w:hAnsi="Wingdings" w:hint="default"/>
       </w:rPr>
     </w:lvl>
     <w:lvl w:ilvl="6" w:tplc="240A0001" w:tentative="1">
@@ -27386,7 +25696,7 @@
         <w:ind w:left="5040" w:hanging="360"/>
       </w:pPr>
       <w:rPr>
-        <w:rFonts w:hint="default" w:ascii="Symbol" w:hAnsi="Symbol"/>
+        <w:rFonts w:ascii="Symbol" w:hAnsi="Symbol" w:hint="default"/>
       </w:rPr>
     </w:lvl>
     <w:lvl w:ilvl="7" w:tplc="240A0003" w:tentative="1">
@@ -27398,7 +25708,7 @@
         <w:ind w:left="5760" w:hanging="360"/>
       </w:pPr>
       <w:rPr>
-        <w:rFonts w:hint="default" w:ascii="Courier New" w:hAnsi="Courier New" w:cs="Courier New"/>
+        <w:rFonts w:ascii="Courier New" w:hAnsi="Courier New" w:cs="Courier New" w:hint="default"/>
       </w:rPr>
     </w:lvl>
     <w:lvl w:ilvl="8" w:tplc="240A0005" w:tentative="1">
@@ -27410,7 +25720,7 @@
         <w:ind w:left="6480" w:hanging="360"/>
       </w:pPr>
       <w:rPr>
-        <w:rFonts w:hint="default" w:ascii="Wingdings" w:hAnsi="Wingdings"/>
+        <w:rFonts w:ascii="Wingdings" w:hAnsi="Wingdings" w:hint="default"/>
       </w:rPr>
     </w:lvl>
   </w:abstractNum>
@@ -27427,7 +25737,7 @@
         <w:ind w:left="720" w:hanging="360"/>
       </w:pPr>
       <w:rPr>
-        <w:rFonts w:hint="default" w:ascii="Wingdings" w:hAnsi="Wingdings"/>
+        <w:rFonts w:ascii="Wingdings" w:hAnsi="Wingdings" w:hint="default"/>
       </w:rPr>
     </w:lvl>
     <w:lvl w:ilvl="1" w:tplc="240A0003" w:tentative="1">
@@ -27439,7 +25749,7 @@
         <w:ind w:left="1440" w:hanging="360"/>
       </w:pPr>
       <w:rPr>
-        <w:rFonts w:hint="default" w:ascii="Courier New" w:hAnsi="Courier New" w:cs="Courier New"/>
+        <w:rFonts w:ascii="Courier New" w:hAnsi="Courier New" w:cs="Courier New" w:hint="default"/>
       </w:rPr>
     </w:lvl>
     <w:lvl w:ilvl="2" w:tplc="240A0005" w:tentative="1">
@@ -27451,7 +25761,7 @@
         <w:ind w:left="2160" w:hanging="360"/>
       </w:pPr>
       <w:rPr>
-        <w:rFonts w:hint="default" w:ascii="Wingdings" w:hAnsi="Wingdings"/>
+        <w:rFonts w:ascii="Wingdings" w:hAnsi="Wingdings" w:hint="default"/>
       </w:rPr>
     </w:lvl>
     <w:lvl w:ilvl="3" w:tplc="240A0001" w:tentative="1">
@@ -27463,7 +25773,7 @@
         <w:ind w:left="2880" w:hanging="360"/>
       </w:pPr>
       <w:rPr>
-        <w:rFonts w:hint="default" w:ascii="Symbol" w:hAnsi="Symbol"/>
+        <w:rFonts w:ascii="Symbol" w:hAnsi="Symbol" w:hint="default"/>
       </w:rPr>
     </w:lvl>
     <w:lvl w:ilvl="4" w:tplc="240A0003" w:tentative="1">
@@ -27475,7 +25785,7 @@
         <w:ind w:left="3600" w:hanging="360"/>
       </w:pPr>
       <w:rPr>
-        <w:rFonts w:hint="default" w:ascii="Courier New" w:hAnsi="Courier New" w:cs="Courier New"/>
+        <w:rFonts w:ascii="Courier New" w:hAnsi="Courier New" w:cs="Courier New" w:hint="default"/>
       </w:rPr>
     </w:lvl>
     <w:lvl w:ilvl="5" w:tplc="240A0005" w:tentative="1">
@@ -27487,7 +25797,7 @@
         <w:ind w:left="4320" w:hanging="360"/>
       </w:pPr>
       <w:rPr>
-        <w:rFonts w:hint="default" w:ascii="Wingdings" w:hAnsi="Wingdings"/>
+        <w:rFonts w:ascii="Wingdings" w:hAnsi="Wingdings" w:hint="default"/>
       </w:rPr>
     </w:lvl>
     <w:lvl w:ilvl="6" w:tplc="240A0001" w:tentative="1">
@@ -27499,7 +25809,7 @@
         <w:ind w:left="5040" w:hanging="360"/>
       </w:pPr>
       <w:rPr>
-        <w:rFonts w:hint="default" w:ascii="Symbol" w:hAnsi="Symbol"/>
+        <w:rFonts w:ascii="Symbol" w:hAnsi="Symbol" w:hint="default"/>
       </w:rPr>
     </w:lvl>
     <w:lvl w:ilvl="7" w:tplc="240A0003" w:tentative="1">
@@ -27511,7 +25821,7 @@
         <w:ind w:left="5760" w:hanging="360"/>
       </w:pPr>
       <w:rPr>
-        <w:rFonts w:hint="default" w:ascii="Courier New" w:hAnsi="Courier New" w:cs="Courier New"/>
+        <w:rFonts w:ascii="Courier New" w:hAnsi="Courier New" w:cs="Courier New" w:hint="default"/>
       </w:rPr>
     </w:lvl>
     <w:lvl w:ilvl="8" w:tplc="240A0005" w:tentative="1">
@@ -27523,7 +25833,7 @@
         <w:ind w:left="6480" w:hanging="360"/>
       </w:pPr>
       <w:rPr>
-        <w:rFonts w:hint="default" w:ascii="Wingdings" w:hAnsi="Wingdings"/>
+        <w:rFonts w:ascii="Wingdings" w:hAnsi="Wingdings" w:hint="default"/>
       </w:rPr>
     </w:lvl>
   </w:abstractNum>
@@ -27543,7 +25853,7 @@
         <w:ind w:left="720" w:hanging="360"/>
       </w:pPr>
       <w:rPr>
-        <w:rFonts w:hint="default" w:ascii="Symbol" w:hAnsi="Symbol"/>
+        <w:rFonts w:ascii="Symbol" w:hAnsi="Symbol" w:hint="default"/>
         <w:sz w:val="20"/>
       </w:rPr>
     </w:lvl>
@@ -27559,7 +25869,7 @@
         <w:ind w:left="1440" w:hanging="360"/>
       </w:pPr>
       <w:rPr>
-        <w:rFonts w:hint="default" w:ascii="Courier New" w:hAnsi="Courier New"/>
+        <w:rFonts w:ascii="Courier New" w:hAnsi="Courier New" w:hint="default"/>
         <w:sz w:val="20"/>
       </w:rPr>
     </w:lvl>
@@ -27575,7 +25885,7 @@
         <w:ind w:left="2160" w:hanging="360"/>
       </w:pPr>
       <w:rPr>
-        <w:rFonts w:hint="default" w:ascii="Wingdings" w:hAnsi="Wingdings"/>
+        <w:rFonts w:ascii="Wingdings" w:hAnsi="Wingdings" w:hint="default"/>
         <w:sz w:val="20"/>
       </w:rPr>
     </w:lvl>
@@ -27591,7 +25901,7 @@
         <w:ind w:left="2880" w:hanging="360"/>
       </w:pPr>
       <w:rPr>
-        <w:rFonts w:hint="default" w:ascii="Wingdings" w:hAnsi="Wingdings"/>
+        <w:rFonts w:ascii="Wingdings" w:hAnsi="Wingdings" w:hint="default"/>
         <w:sz w:val="20"/>
       </w:rPr>
     </w:lvl>
@@ -27607,7 +25917,7 @@
         <w:ind w:left="3600" w:hanging="360"/>
       </w:pPr>
       <w:rPr>
-        <w:rFonts w:hint="default" w:ascii="Wingdings" w:hAnsi="Wingdings"/>
+        <w:rFonts w:ascii="Wingdings" w:hAnsi="Wingdings" w:hint="default"/>
         <w:sz w:val="20"/>
       </w:rPr>
     </w:lvl>
@@ -27623,7 +25933,7 @@
         <w:ind w:left="4320" w:hanging="360"/>
       </w:pPr>
       <w:rPr>
-        <w:rFonts w:hint="default" w:ascii="Wingdings" w:hAnsi="Wingdings"/>
+        <w:rFonts w:ascii="Wingdings" w:hAnsi="Wingdings" w:hint="default"/>
         <w:sz w:val="20"/>
       </w:rPr>
     </w:lvl>
@@ -27639,7 +25949,7 @@
         <w:ind w:left="5040" w:hanging="360"/>
       </w:pPr>
       <w:rPr>
-        <w:rFonts w:hint="default" w:ascii="Wingdings" w:hAnsi="Wingdings"/>
+        <w:rFonts w:ascii="Wingdings" w:hAnsi="Wingdings" w:hint="default"/>
         <w:sz w:val="20"/>
       </w:rPr>
     </w:lvl>
@@ -27655,7 +25965,7 @@
         <w:ind w:left="5760" w:hanging="360"/>
       </w:pPr>
       <w:rPr>
-        <w:rFonts w:hint="default" w:ascii="Wingdings" w:hAnsi="Wingdings"/>
+        <w:rFonts w:ascii="Wingdings" w:hAnsi="Wingdings" w:hint="default"/>
         <w:sz w:val="20"/>
       </w:rPr>
     </w:lvl>
@@ -27671,7 +25981,7 @@
         <w:ind w:left="6480" w:hanging="360"/>
       </w:pPr>
       <w:rPr>
-        <w:rFonts w:hint="default" w:ascii="Wingdings" w:hAnsi="Wingdings"/>
+        <w:rFonts w:ascii="Wingdings" w:hAnsi="Wingdings" w:hint="default"/>
         <w:sz w:val="20"/>
       </w:rPr>
     </w:lvl>
@@ -27802,7 +26112,7 @@
         <w:ind w:left="720" w:hanging="360"/>
       </w:pPr>
       <w:rPr>
-        <w:rFonts w:hint="default" w:ascii="Wingdings" w:hAnsi="Wingdings"/>
+        <w:rFonts w:ascii="Wingdings" w:hAnsi="Wingdings" w:hint="default"/>
       </w:rPr>
     </w:lvl>
     <w:lvl w:ilvl="1" w:tplc="240A0003" w:tentative="1">
@@ -27814,7 +26124,7 @@
         <w:ind w:left="1440" w:hanging="360"/>
       </w:pPr>
       <w:rPr>
-        <w:rFonts w:hint="default" w:ascii="Courier New" w:hAnsi="Courier New" w:cs="Courier New"/>
+        <w:rFonts w:ascii="Courier New" w:hAnsi="Courier New" w:cs="Courier New" w:hint="default"/>
       </w:rPr>
     </w:lvl>
     <w:lvl w:ilvl="2" w:tplc="240A0005" w:tentative="1">
@@ -27826,7 +26136,7 @@
         <w:ind w:left="2160" w:hanging="360"/>
       </w:pPr>
       <w:rPr>
-        <w:rFonts w:hint="default" w:ascii="Wingdings" w:hAnsi="Wingdings"/>
+        <w:rFonts w:ascii="Wingdings" w:hAnsi="Wingdings" w:hint="default"/>
       </w:rPr>
     </w:lvl>
     <w:lvl w:ilvl="3" w:tplc="240A0001" w:tentative="1">
@@ -27838,7 +26148,7 @@
         <w:ind w:left="2880" w:hanging="360"/>
       </w:pPr>
       <w:rPr>
-        <w:rFonts w:hint="default" w:ascii="Symbol" w:hAnsi="Symbol"/>
+        <w:rFonts w:ascii="Symbol" w:hAnsi="Symbol" w:hint="default"/>
       </w:rPr>
     </w:lvl>
     <w:lvl w:ilvl="4" w:tplc="240A0003" w:tentative="1">
@@ -27850,7 +26160,7 @@
         <w:ind w:left="3600" w:hanging="360"/>
       </w:pPr>
       <w:rPr>
-        <w:rFonts w:hint="default" w:ascii="Courier New" w:hAnsi="Courier New" w:cs="Courier New"/>
+        <w:rFonts w:ascii="Courier New" w:hAnsi="Courier New" w:cs="Courier New" w:hint="default"/>
       </w:rPr>
     </w:lvl>
     <w:lvl w:ilvl="5" w:tplc="240A0005" w:tentative="1">
@@ -27862,7 +26172,7 @@
         <w:ind w:left="4320" w:hanging="360"/>
       </w:pPr>
       <w:rPr>
-        <w:rFonts w:hint="default" w:ascii="Wingdings" w:hAnsi="Wingdings"/>
+        <w:rFonts w:ascii="Wingdings" w:hAnsi="Wingdings" w:hint="default"/>
       </w:rPr>
     </w:lvl>
     <w:lvl w:ilvl="6" w:tplc="240A0001" w:tentative="1">
@@ -27874,7 +26184,7 @@
         <w:ind w:left="5040" w:hanging="360"/>
       </w:pPr>
       <w:rPr>
-        <w:rFonts w:hint="default" w:ascii="Symbol" w:hAnsi="Symbol"/>
+        <w:rFonts w:ascii="Symbol" w:hAnsi="Symbol" w:hint="default"/>
       </w:rPr>
     </w:lvl>
     <w:lvl w:ilvl="7" w:tplc="240A0003" w:tentative="1">
@@ -27886,7 +26196,7 @@
         <w:ind w:left="5760" w:hanging="360"/>
       </w:pPr>
       <w:rPr>
-        <w:rFonts w:hint="default" w:ascii="Courier New" w:hAnsi="Courier New" w:cs="Courier New"/>
+        <w:rFonts w:ascii="Courier New" w:hAnsi="Courier New" w:cs="Courier New" w:hint="default"/>
       </w:rPr>
     </w:lvl>
     <w:lvl w:ilvl="8" w:tplc="240A0005" w:tentative="1">
@@ -27898,7 +26208,7 @@
         <w:ind w:left="6480" w:hanging="360"/>
       </w:pPr>
       <w:rPr>
-        <w:rFonts w:hint="default" w:ascii="Wingdings" w:hAnsi="Wingdings"/>
+        <w:rFonts w:ascii="Wingdings" w:hAnsi="Wingdings" w:hint="default"/>
       </w:rPr>
     </w:lvl>
   </w:abstractNum>
@@ -28028,7 +26338,7 @@
         <w:ind w:left="720" w:hanging="360"/>
       </w:pPr>
       <w:rPr>
-        <w:rFonts w:hint="default" w:ascii="Wingdings" w:hAnsi="Wingdings"/>
+        <w:rFonts w:ascii="Wingdings" w:hAnsi="Wingdings" w:hint="default"/>
       </w:rPr>
     </w:lvl>
     <w:lvl w:ilvl="1" w:tplc="240A0003" w:tentative="1">
@@ -28040,7 +26350,7 @@
         <w:ind w:left="1440" w:hanging="360"/>
       </w:pPr>
       <w:rPr>
-        <w:rFonts w:hint="default" w:ascii="Courier New" w:hAnsi="Courier New" w:cs="Courier New"/>
+        <w:rFonts w:ascii="Courier New" w:hAnsi="Courier New" w:cs="Courier New" w:hint="default"/>
       </w:rPr>
     </w:lvl>
     <w:lvl w:ilvl="2" w:tplc="240A0005" w:tentative="1">
@@ -28052,7 +26362,7 @@
         <w:ind w:left="2160" w:hanging="360"/>
       </w:pPr>
       <w:rPr>
-        <w:rFonts w:hint="default" w:ascii="Wingdings" w:hAnsi="Wingdings"/>
+        <w:rFonts w:ascii="Wingdings" w:hAnsi="Wingdings" w:hint="default"/>
       </w:rPr>
     </w:lvl>
     <w:lvl w:ilvl="3" w:tplc="240A0001" w:tentative="1">
@@ -28064,7 +26374,7 @@
         <w:ind w:left="2880" w:hanging="360"/>
       </w:pPr>
       <w:rPr>
-        <w:rFonts w:hint="default" w:ascii="Symbol" w:hAnsi="Symbol"/>
+        <w:rFonts w:ascii="Symbol" w:hAnsi="Symbol" w:hint="default"/>
       </w:rPr>
     </w:lvl>
     <w:lvl w:ilvl="4" w:tplc="240A0003" w:tentative="1">
@@ -28076,7 +26386,7 @@
         <w:ind w:left="3600" w:hanging="360"/>
       </w:pPr>
       <w:rPr>
-        <w:rFonts w:hint="default" w:ascii="Courier New" w:hAnsi="Courier New" w:cs="Courier New"/>
+        <w:rFonts w:ascii="Courier New" w:hAnsi="Courier New" w:cs="Courier New" w:hint="default"/>
       </w:rPr>
     </w:lvl>
     <w:lvl w:ilvl="5" w:tplc="240A0005" w:tentative="1">
@@ -28088,7 +26398,7 @@
         <w:ind w:left="4320" w:hanging="360"/>
       </w:pPr>
       <w:rPr>
-        <w:rFonts w:hint="default" w:ascii="Wingdings" w:hAnsi="Wingdings"/>
+        <w:rFonts w:ascii="Wingdings" w:hAnsi="Wingdings" w:hint="default"/>
       </w:rPr>
     </w:lvl>
     <w:lvl w:ilvl="6" w:tplc="240A0001" w:tentative="1">
@@ -28100,7 +26410,7 @@
         <w:ind w:left="5040" w:hanging="360"/>
       </w:pPr>
       <w:rPr>
-        <w:rFonts w:hint="default" w:ascii="Symbol" w:hAnsi="Symbol"/>
+        <w:rFonts w:ascii="Symbol" w:hAnsi="Symbol" w:hint="default"/>
       </w:rPr>
     </w:lvl>
     <w:lvl w:ilvl="7" w:tplc="240A0003" w:tentative="1">
@@ -28112,7 +26422,7 @@
         <w:ind w:left="5760" w:hanging="360"/>
       </w:pPr>
       <w:rPr>
-        <w:rFonts w:hint="default" w:ascii="Courier New" w:hAnsi="Courier New" w:cs="Courier New"/>
+        <w:rFonts w:ascii="Courier New" w:hAnsi="Courier New" w:cs="Courier New" w:hint="default"/>
       </w:rPr>
     </w:lvl>
     <w:lvl w:ilvl="8" w:tplc="240A0005" w:tentative="1">
@@ -28124,7 +26434,7 @@
         <w:ind w:left="6480" w:hanging="360"/>
       </w:pPr>
       <w:rPr>
-        <w:rFonts w:hint="default" w:ascii="Wingdings" w:hAnsi="Wingdings"/>
+        <w:rFonts w:ascii="Wingdings" w:hAnsi="Wingdings" w:hint="default"/>
       </w:rPr>
     </w:lvl>
   </w:abstractNum>
@@ -28141,7 +26451,7 @@
         <w:ind w:left="720" w:hanging="360"/>
       </w:pPr>
       <w:rPr>
-        <w:rFonts w:hint="default" w:ascii="Wingdings" w:hAnsi="Wingdings"/>
+        <w:rFonts w:ascii="Wingdings" w:hAnsi="Wingdings" w:hint="default"/>
       </w:rPr>
     </w:lvl>
     <w:lvl w:ilvl="1" w:tplc="240A0003" w:tentative="1">
@@ -28153,7 +26463,7 @@
         <w:ind w:left="1440" w:hanging="360"/>
       </w:pPr>
       <w:rPr>
-        <w:rFonts w:hint="default" w:ascii="Courier New" w:hAnsi="Courier New" w:cs="Courier New"/>
+        <w:rFonts w:ascii="Courier New" w:hAnsi="Courier New" w:cs="Courier New" w:hint="default"/>
       </w:rPr>
     </w:lvl>
     <w:lvl w:ilvl="2" w:tplc="240A0005" w:tentative="1">
@@ -28165,7 +26475,7 @@
         <w:ind w:left="2160" w:hanging="360"/>
       </w:pPr>
       <w:rPr>
-        <w:rFonts w:hint="default" w:ascii="Wingdings" w:hAnsi="Wingdings"/>
+        <w:rFonts w:ascii="Wingdings" w:hAnsi="Wingdings" w:hint="default"/>
       </w:rPr>
     </w:lvl>
     <w:lvl w:ilvl="3" w:tplc="240A0001" w:tentative="1">
@@ -28177,7 +26487,7 @@
         <w:ind w:left="2880" w:hanging="360"/>
       </w:pPr>
       <w:rPr>
-        <w:rFonts w:hint="default" w:ascii="Symbol" w:hAnsi="Symbol"/>
+        <w:rFonts w:ascii="Symbol" w:hAnsi="Symbol" w:hint="default"/>
       </w:rPr>
     </w:lvl>
     <w:lvl w:ilvl="4" w:tplc="240A0003" w:tentative="1">
@@ -28189,7 +26499,7 @@
         <w:ind w:left="3600" w:hanging="360"/>
       </w:pPr>
       <w:rPr>
-        <w:rFonts w:hint="default" w:ascii="Courier New" w:hAnsi="Courier New" w:cs="Courier New"/>
+        <w:rFonts w:ascii="Courier New" w:hAnsi="Courier New" w:cs="Courier New" w:hint="default"/>
       </w:rPr>
     </w:lvl>
     <w:lvl w:ilvl="5" w:tplc="240A0005" w:tentative="1">
@@ -28201,7 +26511,7 @@
         <w:ind w:left="4320" w:hanging="360"/>
       </w:pPr>
       <w:rPr>
-        <w:rFonts w:hint="default" w:ascii="Wingdings" w:hAnsi="Wingdings"/>
+        <w:rFonts w:ascii="Wingdings" w:hAnsi="Wingdings" w:hint="default"/>
       </w:rPr>
     </w:lvl>
     <w:lvl w:ilvl="6" w:tplc="240A0001" w:tentative="1">
@@ -28213,7 +26523,7 @@
         <w:ind w:left="5040" w:hanging="360"/>
       </w:pPr>
       <w:rPr>
-        <w:rFonts w:hint="default" w:ascii="Symbol" w:hAnsi="Symbol"/>
+        <w:rFonts w:ascii="Symbol" w:hAnsi="Symbol" w:hint="default"/>
       </w:rPr>
     </w:lvl>
     <w:lvl w:ilvl="7" w:tplc="240A0003" w:tentative="1">
@@ -28225,7 +26535,7 @@
         <w:ind w:left="5760" w:hanging="360"/>
       </w:pPr>
       <w:rPr>
-        <w:rFonts w:hint="default" w:ascii="Courier New" w:hAnsi="Courier New" w:cs="Courier New"/>
+        <w:rFonts w:ascii="Courier New" w:hAnsi="Courier New" w:cs="Courier New" w:hint="default"/>
       </w:rPr>
     </w:lvl>
     <w:lvl w:ilvl="8" w:tplc="240A0005" w:tentative="1">
@@ -28237,7 +26547,7 @@
         <w:ind w:left="6480" w:hanging="360"/>
       </w:pPr>
       <w:rPr>
-        <w:rFonts w:hint="default" w:ascii="Wingdings" w:hAnsi="Wingdings"/>
+        <w:rFonts w:ascii="Wingdings" w:hAnsi="Wingdings" w:hint="default"/>
       </w:rPr>
     </w:lvl>
   </w:abstractNum>
@@ -28254,7 +26564,7 @@
         <w:ind w:left="720" w:hanging="360"/>
       </w:pPr>
       <w:rPr>
-        <w:rFonts w:hint="default" w:ascii="Wingdings" w:hAnsi="Wingdings"/>
+        <w:rFonts w:ascii="Wingdings" w:hAnsi="Wingdings" w:hint="default"/>
       </w:rPr>
     </w:lvl>
     <w:lvl w:ilvl="1" w:tplc="240A0003" w:tentative="1">
@@ -28266,7 +26576,7 @@
         <w:ind w:left="1440" w:hanging="360"/>
       </w:pPr>
       <w:rPr>
-        <w:rFonts w:hint="default" w:ascii="Courier New" w:hAnsi="Courier New" w:cs="Courier New"/>
+        <w:rFonts w:ascii="Courier New" w:hAnsi="Courier New" w:cs="Courier New" w:hint="default"/>
       </w:rPr>
     </w:lvl>
     <w:lvl w:ilvl="2" w:tplc="240A0005" w:tentative="1">
@@ -28278,7 +26588,7 @@
         <w:ind w:left="2160" w:hanging="360"/>
       </w:pPr>
       <w:rPr>
-        <w:rFonts w:hint="default" w:ascii="Wingdings" w:hAnsi="Wingdings"/>
+        <w:rFonts w:ascii="Wingdings" w:hAnsi="Wingdings" w:hint="default"/>
       </w:rPr>
     </w:lvl>
     <w:lvl w:ilvl="3" w:tplc="240A0001" w:tentative="1">
@@ -28290,7 +26600,7 @@
         <w:ind w:left="2880" w:hanging="360"/>
       </w:pPr>
       <w:rPr>
-        <w:rFonts w:hint="default" w:ascii="Symbol" w:hAnsi="Symbol"/>
+        <w:rFonts w:ascii="Symbol" w:hAnsi="Symbol" w:hint="default"/>
       </w:rPr>
     </w:lvl>
     <w:lvl w:ilvl="4" w:tplc="240A0003" w:tentative="1">
@@ -28302,7 +26612,7 @@
         <w:ind w:left="3600" w:hanging="360"/>
       </w:pPr>
       <w:rPr>
-        <w:rFonts w:hint="default" w:ascii="Courier New" w:hAnsi="Courier New" w:cs="Courier New"/>
+        <w:rFonts w:ascii="Courier New" w:hAnsi="Courier New" w:cs="Courier New" w:hint="default"/>
       </w:rPr>
     </w:lvl>
     <w:lvl w:ilvl="5" w:tplc="240A0005" w:tentative="1">
@@ -28314,7 +26624,7 @@
         <w:ind w:left="4320" w:hanging="360"/>
       </w:pPr>
       <w:rPr>
-        <w:rFonts w:hint="default" w:ascii="Wingdings" w:hAnsi="Wingdings"/>
+        <w:rFonts w:ascii="Wingdings" w:hAnsi="Wingdings" w:hint="default"/>
       </w:rPr>
     </w:lvl>
     <w:lvl w:ilvl="6" w:tplc="240A0001" w:tentative="1">
@@ -28326,7 +26636,7 @@
         <w:ind w:left="5040" w:hanging="360"/>
       </w:pPr>
       <w:rPr>
-        <w:rFonts w:hint="default" w:ascii="Symbol" w:hAnsi="Symbol"/>
+        <w:rFonts w:ascii="Symbol" w:hAnsi="Symbol" w:hint="default"/>
       </w:rPr>
     </w:lvl>
     <w:lvl w:ilvl="7" w:tplc="240A0003" w:tentative="1">
@@ -28338,7 +26648,7 @@
         <w:ind w:left="5760" w:hanging="360"/>
       </w:pPr>
       <w:rPr>
-        <w:rFonts w:hint="default" w:ascii="Courier New" w:hAnsi="Courier New" w:cs="Courier New"/>
+        <w:rFonts w:ascii="Courier New" w:hAnsi="Courier New" w:cs="Courier New" w:hint="default"/>
       </w:rPr>
     </w:lvl>
     <w:lvl w:ilvl="8" w:tplc="240A0005" w:tentative="1">
@@ -28350,7 +26660,7 @@
         <w:ind w:left="6480" w:hanging="360"/>
       </w:pPr>
       <w:rPr>
-        <w:rFonts w:hint="default" w:ascii="Wingdings" w:hAnsi="Wingdings"/>
+        <w:rFonts w:ascii="Wingdings" w:hAnsi="Wingdings" w:hint="default"/>
       </w:rPr>
     </w:lvl>
   </w:abstractNum>
@@ -28367,7 +26677,7 @@
         <w:ind w:left="720" w:hanging="360"/>
       </w:pPr>
       <w:rPr>
-        <w:rFonts w:hint="default" w:ascii="Wingdings" w:hAnsi="Wingdings"/>
+        <w:rFonts w:ascii="Wingdings" w:hAnsi="Wingdings" w:hint="default"/>
       </w:rPr>
     </w:lvl>
     <w:lvl w:ilvl="1" w:tplc="240A0003" w:tentative="1">
@@ -28379,7 +26689,7 @@
         <w:ind w:left="1440" w:hanging="360"/>
       </w:pPr>
       <w:rPr>
-        <w:rFonts w:hint="default" w:ascii="Courier New" w:hAnsi="Courier New" w:cs="Courier New"/>
+        <w:rFonts w:ascii="Courier New" w:hAnsi="Courier New" w:cs="Courier New" w:hint="default"/>
       </w:rPr>
     </w:lvl>
     <w:lvl w:ilvl="2" w:tplc="240A0005" w:tentative="1">
@@ -28391,7 +26701,7 @@
         <w:ind w:left="2160" w:hanging="360"/>
       </w:pPr>
       <w:rPr>
-        <w:rFonts w:hint="default" w:ascii="Wingdings" w:hAnsi="Wingdings"/>
+        <w:rFonts w:ascii="Wingdings" w:hAnsi="Wingdings" w:hint="default"/>
       </w:rPr>
     </w:lvl>
     <w:lvl w:ilvl="3" w:tplc="240A0001" w:tentative="1">
@@ -28403,7 +26713,7 @@
         <w:ind w:left="2880" w:hanging="360"/>
       </w:pPr>
       <w:rPr>
-        <w:rFonts w:hint="default" w:ascii="Symbol" w:hAnsi="Symbol"/>
+        <w:rFonts w:ascii="Symbol" w:hAnsi="Symbol" w:hint="default"/>
       </w:rPr>
     </w:lvl>
     <w:lvl w:ilvl="4" w:tplc="240A0003" w:tentative="1">
@@ -28415,7 +26725,7 @@
         <w:ind w:left="3600" w:hanging="360"/>
       </w:pPr>
       <w:rPr>
-        <w:rFonts w:hint="default" w:ascii="Courier New" w:hAnsi="Courier New" w:cs="Courier New"/>
+        <w:rFonts w:ascii="Courier New" w:hAnsi="Courier New" w:cs="Courier New" w:hint="default"/>
       </w:rPr>
     </w:lvl>
     <w:lvl w:ilvl="5" w:tplc="240A0005" w:tentative="1">
@@ -28427,7 +26737,7 @@
         <w:ind w:left="4320" w:hanging="360"/>
       </w:pPr>
       <w:rPr>
-        <w:rFonts w:hint="default" w:ascii="Wingdings" w:hAnsi="Wingdings"/>
+        <w:rFonts w:ascii="Wingdings" w:hAnsi="Wingdings" w:hint="default"/>
       </w:rPr>
     </w:lvl>
     <w:lvl w:ilvl="6" w:tplc="240A0001" w:tentative="1">
@@ -28439,7 +26749,7 @@
         <w:ind w:left="5040" w:hanging="360"/>
       </w:pPr>
       <w:rPr>
-        <w:rFonts w:hint="default" w:ascii="Symbol" w:hAnsi="Symbol"/>
+        <w:rFonts w:ascii="Symbol" w:hAnsi="Symbol" w:hint="default"/>
       </w:rPr>
     </w:lvl>
     <w:lvl w:ilvl="7" w:tplc="240A0003" w:tentative="1">
@@ -28451,7 +26761,7 @@
         <w:ind w:left="5760" w:hanging="360"/>
       </w:pPr>
       <w:rPr>
-        <w:rFonts w:hint="default" w:ascii="Courier New" w:hAnsi="Courier New" w:cs="Courier New"/>
+        <w:rFonts w:ascii="Courier New" w:hAnsi="Courier New" w:cs="Courier New" w:hint="default"/>
       </w:rPr>
     </w:lvl>
     <w:lvl w:ilvl="8" w:tplc="240A0005" w:tentative="1">
@@ -28463,7 +26773,7 @@
         <w:ind w:left="6480" w:hanging="360"/>
       </w:pPr>
       <w:rPr>
-        <w:rFonts w:hint="default" w:ascii="Wingdings" w:hAnsi="Wingdings"/>
+        <w:rFonts w:ascii="Wingdings" w:hAnsi="Wingdings" w:hint="default"/>
       </w:rPr>
     </w:lvl>
   </w:abstractNum>
@@ -28480,7 +26790,7 @@
         <w:ind w:left="720" w:hanging="360"/>
       </w:pPr>
       <w:rPr>
-        <w:rFonts w:hint="default" w:ascii="Symbol" w:hAnsi="Symbol"/>
+        <w:rFonts w:ascii="Symbol" w:hAnsi="Symbol" w:hint="default"/>
       </w:rPr>
     </w:lvl>
     <w:lvl w:ilvl="1" w:tplc="240A0003" w:tentative="1">
@@ -28492,7 +26802,7 @@
         <w:ind w:left="1440" w:hanging="360"/>
       </w:pPr>
       <w:rPr>
-        <w:rFonts w:hint="default" w:ascii="Courier New" w:hAnsi="Courier New" w:cs="Courier New"/>
+        <w:rFonts w:ascii="Courier New" w:hAnsi="Courier New" w:cs="Courier New" w:hint="default"/>
       </w:rPr>
     </w:lvl>
     <w:lvl w:ilvl="2" w:tplc="240A0005" w:tentative="1">
@@ -28504,7 +26814,7 @@
         <w:ind w:left="2160" w:hanging="360"/>
       </w:pPr>
       <w:rPr>
-        <w:rFonts w:hint="default" w:ascii="Wingdings" w:hAnsi="Wingdings"/>
+        <w:rFonts w:ascii="Wingdings" w:hAnsi="Wingdings" w:hint="default"/>
       </w:rPr>
     </w:lvl>
     <w:lvl w:ilvl="3" w:tplc="240A0001" w:tentative="1">
@@ -28516,7 +26826,7 @@
         <w:ind w:left="2880" w:hanging="360"/>
       </w:pPr>
       <w:rPr>
-        <w:rFonts w:hint="default" w:ascii="Symbol" w:hAnsi="Symbol"/>
+        <w:rFonts w:ascii="Symbol" w:hAnsi="Symbol" w:hint="default"/>
       </w:rPr>
     </w:lvl>
     <w:lvl w:ilvl="4" w:tplc="240A0003" w:tentative="1">
@@ -28528,7 +26838,7 @@
         <w:ind w:left="3600" w:hanging="360"/>
       </w:pPr>
       <w:rPr>
-        <w:rFonts w:hint="default" w:ascii="Courier New" w:hAnsi="Courier New" w:cs="Courier New"/>
+        <w:rFonts w:ascii="Courier New" w:hAnsi="Courier New" w:cs="Courier New" w:hint="default"/>
       </w:rPr>
     </w:lvl>
     <w:lvl w:ilvl="5" w:tplc="240A0005" w:tentative="1">
@@ -28540,7 +26850,7 @@
         <w:ind w:left="4320" w:hanging="360"/>
       </w:pPr>
       <w:rPr>
-        <w:rFonts w:hint="default" w:ascii="Wingdings" w:hAnsi="Wingdings"/>
+        <w:rFonts w:ascii="Wingdings" w:hAnsi="Wingdings" w:hint="default"/>
       </w:rPr>
     </w:lvl>
     <w:lvl w:ilvl="6" w:tplc="240A0001" w:tentative="1">
@@ -28552,7 +26862,7 @@
         <w:ind w:left="5040" w:hanging="360"/>
       </w:pPr>
       <w:rPr>
-        <w:rFonts w:hint="default" w:ascii="Symbol" w:hAnsi="Symbol"/>
+        <w:rFonts w:ascii="Symbol" w:hAnsi="Symbol" w:hint="default"/>
       </w:rPr>
     </w:lvl>
     <w:lvl w:ilvl="7" w:tplc="240A0003" w:tentative="1">
@@ -28564,7 +26874,7 @@
         <w:ind w:left="5760" w:hanging="360"/>
       </w:pPr>
       <w:rPr>
-        <w:rFonts w:hint="default" w:ascii="Courier New" w:hAnsi="Courier New" w:cs="Courier New"/>
+        <w:rFonts w:ascii="Courier New" w:hAnsi="Courier New" w:cs="Courier New" w:hint="default"/>
       </w:rPr>
     </w:lvl>
     <w:lvl w:ilvl="8" w:tplc="240A0005" w:tentative="1">
@@ -28576,7 +26886,7 @@
         <w:ind w:left="6480" w:hanging="360"/>
       </w:pPr>
       <w:rPr>
-        <w:rFonts w:hint="default" w:ascii="Wingdings" w:hAnsi="Wingdings"/>
+        <w:rFonts w:ascii="Wingdings" w:hAnsi="Wingdings" w:hint="default"/>
       </w:rPr>
     </w:lvl>
   </w:abstractNum>
@@ -28593,7 +26903,7 @@
         <w:ind w:left="720" w:hanging="360"/>
       </w:pPr>
       <w:rPr>
-        <w:rFonts w:hint="default" w:ascii="Wingdings" w:hAnsi="Wingdings"/>
+        <w:rFonts w:ascii="Wingdings" w:hAnsi="Wingdings" w:hint="default"/>
       </w:rPr>
     </w:lvl>
     <w:lvl w:ilvl="1" w:tplc="240A0003" w:tentative="1">
@@ -28605,7 +26915,7 @@
         <w:ind w:left="1440" w:hanging="360"/>
       </w:pPr>
       <w:rPr>
-        <w:rFonts w:hint="default" w:ascii="Courier New" w:hAnsi="Courier New" w:cs="Courier New"/>
+        <w:rFonts w:ascii="Courier New" w:hAnsi="Courier New" w:cs="Courier New" w:hint="default"/>
       </w:rPr>
     </w:lvl>
     <w:lvl w:ilvl="2" w:tplc="240A0005" w:tentative="1">
@@ -28617,7 +26927,7 @@
         <w:ind w:left="2160" w:hanging="360"/>
       </w:pPr>
       <w:rPr>
-        <w:rFonts w:hint="default" w:ascii="Wingdings" w:hAnsi="Wingdings"/>
+        <w:rFonts w:ascii="Wingdings" w:hAnsi="Wingdings" w:hint="default"/>
       </w:rPr>
     </w:lvl>
     <w:lvl w:ilvl="3" w:tplc="240A0001" w:tentative="1">
@@ -28629,7 +26939,7 @@
         <w:ind w:left="2880" w:hanging="360"/>
       </w:pPr>
       <w:rPr>
-        <w:rFonts w:hint="default" w:ascii="Symbol" w:hAnsi="Symbol"/>
+        <w:rFonts w:ascii="Symbol" w:hAnsi="Symbol" w:hint="default"/>
       </w:rPr>
     </w:lvl>
     <w:lvl w:ilvl="4" w:tplc="240A0003" w:tentative="1">
@@ -28641,7 +26951,7 @@
         <w:ind w:left="3600" w:hanging="360"/>
       </w:pPr>
       <w:rPr>
-        <w:rFonts w:hint="default" w:ascii="Courier New" w:hAnsi="Courier New" w:cs="Courier New"/>
+        <w:rFonts w:ascii="Courier New" w:hAnsi="Courier New" w:cs="Courier New" w:hint="default"/>
       </w:rPr>
     </w:lvl>
     <w:lvl w:ilvl="5" w:tplc="240A0005" w:tentative="1">
@@ -28653,7 +26963,7 @@
         <w:ind w:left="4320" w:hanging="360"/>
       </w:pPr>
       <w:rPr>
-        <w:rFonts w:hint="default" w:ascii="Wingdings" w:hAnsi="Wingdings"/>
+        <w:rFonts w:ascii="Wingdings" w:hAnsi="Wingdings" w:hint="default"/>
       </w:rPr>
     </w:lvl>
     <w:lvl w:ilvl="6" w:tplc="240A0001" w:tentative="1">
@@ -28665,7 +26975,7 @@
         <w:ind w:left="5040" w:hanging="360"/>
       </w:pPr>
       <w:rPr>
-        <w:rFonts w:hint="default" w:ascii="Symbol" w:hAnsi="Symbol"/>
+        <w:rFonts w:ascii="Symbol" w:hAnsi="Symbol" w:hint="default"/>
       </w:rPr>
     </w:lvl>
     <w:lvl w:ilvl="7" w:tplc="240A0003" w:tentative="1">
@@ -28677,7 +26987,7 @@
         <w:ind w:left="5760" w:hanging="360"/>
       </w:pPr>
       <w:rPr>
-        <w:rFonts w:hint="default" w:ascii="Courier New" w:hAnsi="Courier New" w:cs="Courier New"/>
+        <w:rFonts w:ascii="Courier New" w:hAnsi="Courier New" w:cs="Courier New" w:hint="default"/>
       </w:rPr>
     </w:lvl>
     <w:lvl w:ilvl="8" w:tplc="240A0005" w:tentative="1">
@@ -28689,7 +26999,7 @@
         <w:ind w:left="6480" w:hanging="360"/>
       </w:pPr>
       <w:rPr>
-        <w:rFonts w:hint="default" w:ascii="Wingdings" w:hAnsi="Wingdings"/>
+        <w:rFonts w:ascii="Wingdings" w:hAnsi="Wingdings" w:hint="default"/>
       </w:rPr>
     </w:lvl>
   </w:abstractNum>
@@ -28706,7 +27016,7 @@
         <w:ind w:left="720" w:hanging="360"/>
       </w:pPr>
       <w:rPr>
-        <w:rFonts w:hint="default" w:ascii="Wingdings" w:hAnsi="Wingdings"/>
+        <w:rFonts w:ascii="Wingdings" w:hAnsi="Wingdings" w:hint="default"/>
         <w:b w:val="0"/>
         <w:bCs w:val="0"/>
       </w:rPr>
@@ -28738,7 +27048,7 @@
         <w:ind w:left="2880" w:hanging="360"/>
       </w:pPr>
       <w:rPr>
-        <w:rFonts w:ascii="Arial" w:hAnsi="Arial" w:eastAsia="Times New Roman" w:cs="Arial"/>
+        <w:rFonts w:ascii="Arial" w:eastAsia="Times New Roman" w:hAnsi="Arial" w:cs="Arial"/>
       </w:rPr>
     </w:lvl>
     <w:lvl w:ilvl="4">
@@ -28800,7 +27110,7 @@
         <w:ind w:left="720" w:hanging="360"/>
       </w:pPr>
       <w:rPr>
-        <w:rFonts w:hint="default" w:ascii="Wingdings" w:hAnsi="Wingdings"/>
+        <w:rFonts w:ascii="Wingdings" w:hAnsi="Wingdings" w:hint="default"/>
       </w:rPr>
     </w:lvl>
     <w:lvl w:ilvl="1" w:tplc="240A0003" w:tentative="1">
@@ -28812,7 +27122,7 @@
         <w:ind w:left="1440" w:hanging="360"/>
       </w:pPr>
       <w:rPr>
-        <w:rFonts w:hint="default" w:ascii="Courier New" w:hAnsi="Courier New" w:cs="Courier New"/>
+        <w:rFonts w:ascii="Courier New" w:hAnsi="Courier New" w:cs="Courier New" w:hint="default"/>
       </w:rPr>
     </w:lvl>
     <w:lvl w:ilvl="2" w:tplc="240A0005" w:tentative="1">
@@ -28824,7 +27134,7 @@
         <w:ind w:left="2160" w:hanging="360"/>
       </w:pPr>
       <w:rPr>
-        <w:rFonts w:hint="default" w:ascii="Wingdings" w:hAnsi="Wingdings"/>
+        <w:rFonts w:ascii="Wingdings" w:hAnsi="Wingdings" w:hint="default"/>
       </w:rPr>
     </w:lvl>
     <w:lvl w:ilvl="3" w:tplc="240A0001" w:tentative="1">
@@ -28836,7 +27146,7 @@
         <w:ind w:left="2880" w:hanging="360"/>
       </w:pPr>
       <w:rPr>
-        <w:rFonts w:hint="default" w:ascii="Symbol" w:hAnsi="Symbol"/>
+        <w:rFonts w:ascii="Symbol" w:hAnsi="Symbol" w:hint="default"/>
       </w:rPr>
     </w:lvl>
     <w:lvl w:ilvl="4" w:tplc="240A0003" w:tentative="1">
@@ -28848,7 +27158,7 @@
         <w:ind w:left="3600" w:hanging="360"/>
       </w:pPr>
       <w:rPr>
-        <w:rFonts w:hint="default" w:ascii="Courier New" w:hAnsi="Courier New" w:cs="Courier New"/>
+        <w:rFonts w:ascii="Courier New" w:hAnsi="Courier New" w:cs="Courier New" w:hint="default"/>
       </w:rPr>
     </w:lvl>
     <w:lvl w:ilvl="5" w:tplc="240A0005" w:tentative="1">
@@ -28860,7 +27170,7 @@
         <w:ind w:left="4320" w:hanging="360"/>
       </w:pPr>
       <w:rPr>
-        <w:rFonts w:hint="default" w:ascii="Wingdings" w:hAnsi="Wingdings"/>
+        <w:rFonts w:ascii="Wingdings" w:hAnsi="Wingdings" w:hint="default"/>
       </w:rPr>
     </w:lvl>
     <w:lvl w:ilvl="6" w:tplc="240A0001" w:tentative="1">
@@ -28872,7 +27182,7 @@
         <w:ind w:left="5040" w:hanging="360"/>
       </w:pPr>
       <w:rPr>
-        <w:rFonts w:hint="default" w:ascii="Symbol" w:hAnsi="Symbol"/>
+        <w:rFonts w:ascii="Symbol" w:hAnsi="Symbol" w:hint="default"/>
       </w:rPr>
     </w:lvl>
     <w:lvl w:ilvl="7" w:tplc="240A0003" w:tentative="1">
@@ -28884,7 +27194,7 @@
         <w:ind w:left="5760" w:hanging="360"/>
       </w:pPr>
       <w:rPr>
-        <w:rFonts w:hint="default" w:ascii="Courier New" w:hAnsi="Courier New" w:cs="Courier New"/>
+        <w:rFonts w:ascii="Courier New" w:hAnsi="Courier New" w:cs="Courier New" w:hint="default"/>
       </w:rPr>
     </w:lvl>
     <w:lvl w:ilvl="8" w:tplc="240A0005" w:tentative="1">
@@ -28896,7 +27206,7 @@
         <w:ind w:left="6480" w:hanging="360"/>
       </w:pPr>
       <w:rPr>
-        <w:rFonts w:hint="default" w:ascii="Wingdings" w:hAnsi="Wingdings"/>
+        <w:rFonts w:ascii="Wingdings" w:hAnsi="Wingdings" w:hint="default"/>
       </w:rPr>
     </w:lvl>
   </w:abstractNum>
@@ -28913,7 +27223,7 @@
         <w:ind w:left="720" w:hanging="360"/>
       </w:pPr>
       <w:rPr>
-        <w:rFonts w:hint="default" w:ascii="Wingdings" w:hAnsi="Wingdings"/>
+        <w:rFonts w:ascii="Wingdings" w:hAnsi="Wingdings" w:hint="default"/>
       </w:rPr>
     </w:lvl>
     <w:lvl w:ilvl="1" w:tplc="240A0003" w:tentative="1">
@@ -28925,7 +27235,7 @@
         <w:ind w:left="1440" w:hanging="360"/>
       </w:pPr>
       <w:rPr>
-        <w:rFonts w:hint="default" w:ascii="Courier New" w:hAnsi="Courier New" w:cs="Courier New"/>
+        <w:rFonts w:ascii="Courier New" w:hAnsi="Courier New" w:cs="Courier New" w:hint="default"/>
       </w:rPr>
     </w:lvl>
     <w:lvl w:ilvl="2" w:tplc="240A0005" w:tentative="1">
@@ -28937,7 +27247,7 @@
         <w:ind w:left="2160" w:hanging="360"/>
       </w:pPr>
       <w:rPr>
-        <w:rFonts w:hint="default" w:ascii="Wingdings" w:hAnsi="Wingdings"/>
+        <w:rFonts w:ascii="Wingdings" w:hAnsi="Wingdings" w:hint="default"/>
       </w:rPr>
     </w:lvl>
     <w:lvl w:ilvl="3" w:tplc="240A0001" w:tentative="1">
@@ -28949,7 +27259,7 @@
         <w:ind w:left="2880" w:hanging="360"/>
       </w:pPr>
       <w:rPr>
-        <w:rFonts w:hint="default" w:ascii="Symbol" w:hAnsi="Symbol"/>
+        <w:rFonts w:ascii="Symbol" w:hAnsi="Symbol" w:hint="default"/>
       </w:rPr>
     </w:lvl>
     <w:lvl w:ilvl="4" w:tplc="240A0003" w:tentative="1">
@@ -28961,7 +27271,7 @@
         <w:ind w:left="3600" w:hanging="360"/>
       </w:pPr>
       <w:rPr>
-        <w:rFonts w:hint="default" w:ascii="Courier New" w:hAnsi="Courier New" w:cs="Courier New"/>
+        <w:rFonts w:ascii="Courier New" w:hAnsi="Courier New" w:cs="Courier New" w:hint="default"/>
       </w:rPr>
     </w:lvl>
     <w:lvl w:ilvl="5" w:tplc="240A0005" w:tentative="1">
@@ -28973,7 +27283,7 @@
         <w:ind w:left="4320" w:hanging="360"/>
       </w:pPr>
       <w:rPr>
-        <w:rFonts w:hint="default" w:ascii="Wingdings" w:hAnsi="Wingdings"/>
+        <w:rFonts w:ascii="Wingdings" w:hAnsi="Wingdings" w:hint="default"/>
       </w:rPr>
     </w:lvl>
     <w:lvl w:ilvl="6" w:tplc="240A0001" w:tentative="1">
@@ -28985,7 +27295,7 @@
         <w:ind w:left="5040" w:hanging="360"/>
       </w:pPr>
       <w:rPr>
-        <w:rFonts w:hint="default" w:ascii="Symbol" w:hAnsi="Symbol"/>
+        <w:rFonts w:ascii="Symbol" w:hAnsi="Symbol" w:hint="default"/>
       </w:rPr>
     </w:lvl>
     <w:lvl w:ilvl="7" w:tplc="240A0003" w:tentative="1">
@@ -28997,7 +27307,7 @@
         <w:ind w:left="5760" w:hanging="360"/>
       </w:pPr>
       <w:rPr>
-        <w:rFonts w:hint="default" w:ascii="Courier New" w:hAnsi="Courier New" w:cs="Courier New"/>
+        <w:rFonts w:ascii="Courier New" w:hAnsi="Courier New" w:cs="Courier New" w:hint="default"/>
       </w:rPr>
     </w:lvl>
     <w:lvl w:ilvl="8" w:tplc="240A0005" w:tentative="1">
@@ -29009,7 +27319,7 @@
         <w:ind w:left="6480" w:hanging="360"/>
       </w:pPr>
       <w:rPr>
-        <w:rFonts w:hint="default" w:ascii="Wingdings" w:hAnsi="Wingdings"/>
+        <w:rFonts w:ascii="Wingdings" w:hAnsi="Wingdings" w:hint="default"/>
       </w:rPr>
     </w:lvl>
   </w:abstractNum>
@@ -29029,7 +27339,7 @@
         <w:ind w:left="720" w:hanging="360"/>
       </w:pPr>
       <w:rPr>
-        <w:rFonts w:hint="default" w:ascii="Courier New" w:hAnsi="Courier New" w:cs="Courier New"/>
+        <w:rFonts w:ascii="Courier New" w:hAnsi="Courier New" w:cs="Courier New" w:hint="default"/>
         <w:sz w:val="20"/>
       </w:rPr>
     </w:lvl>
@@ -29045,7 +27355,7 @@
         <w:ind w:left="1440" w:hanging="360"/>
       </w:pPr>
       <w:rPr>
-        <w:rFonts w:hint="default" w:ascii="Courier New" w:hAnsi="Courier New"/>
+        <w:rFonts w:ascii="Courier New" w:hAnsi="Courier New" w:hint="default"/>
         <w:sz w:val="20"/>
       </w:rPr>
     </w:lvl>
@@ -29061,7 +27371,7 @@
         <w:ind w:left="2160" w:hanging="360"/>
       </w:pPr>
       <w:rPr>
-        <w:rFonts w:hint="default" w:ascii="Wingdings" w:hAnsi="Wingdings"/>
+        <w:rFonts w:ascii="Wingdings" w:hAnsi="Wingdings" w:hint="default"/>
         <w:sz w:val="20"/>
       </w:rPr>
     </w:lvl>
@@ -29077,7 +27387,7 @@
         <w:ind w:left="2880" w:hanging="360"/>
       </w:pPr>
       <w:rPr>
-        <w:rFonts w:hint="default" w:ascii="Wingdings" w:hAnsi="Wingdings"/>
+        <w:rFonts w:ascii="Wingdings" w:hAnsi="Wingdings" w:hint="default"/>
         <w:sz w:val="20"/>
       </w:rPr>
     </w:lvl>
@@ -29093,7 +27403,7 @@
         <w:ind w:left="3600" w:hanging="360"/>
       </w:pPr>
       <w:rPr>
-        <w:rFonts w:hint="default" w:ascii="Wingdings" w:hAnsi="Wingdings"/>
+        <w:rFonts w:ascii="Wingdings" w:hAnsi="Wingdings" w:hint="default"/>
         <w:sz w:val="20"/>
       </w:rPr>
     </w:lvl>
@@ -29109,7 +27419,7 @@
         <w:ind w:left="4320" w:hanging="360"/>
       </w:pPr>
       <w:rPr>
-        <w:rFonts w:hint="default" w:ascii="Wingdings" w:hAnsi="Wingdings"/>
+        <w:rFonts w:ascii="Wingdings" w:hAnsi="Wingdings" w:hint="default"/>
         <w:sz w:val="20"/>
       </w:rPr>
     </w:lvl>
@@ -29125,7 +27435,7 @@
         <w:ind w:left="5040" w:hanging="360"/>
       </w:pPr>
       <w:rPr>
-        <w:rFonts w:hint="default" w:ascii="Wingdings" w:hAnsi="Wingdings"/>
+        <w:rFonts w:ascii="Wingdings" w:hAnsi="Wingdings" w:hint="default"/>
         <w:sz w:val="20"/>
       </w:rPr>
     </w:lvl>
@@ -29141,7 +27451,7 @@
         <w:ind w:left="5760" w:hanging="360"/>
       </w:pPr>
       <w:rPr>
-        <w:rFonts w:hint="default" w:ascii="Wingdings" w:hAnsi="Wingdings"/>
+        <w:rFonts w:ascii="Wingdings" w:hAnsi="Wingdings" w:hint="default"/>
         <w:sz w:val="20"/>
       </w:rPr>
     </w:lvl>
@@ -29157,7 +27467,7 @@
         <w:ind w:left="6480" w:hanging="360"/>
       </w:pPr>
       <w:rPr>
-        <w:rFonts w:hint="default" w:ascii="Wingdings" w:hAnsi="Wingdings"/>
+        <w:rFonts w:ascii="Wingdings" w:hAnsi="Wingdings" w:hint="default"/>
         <w:sz w:val="20"/>
       </w:rPr>
     </w:lvl>
@@ -29175,7 +27485,7 @@
         <w:ind w:left="720" w:hanging="360"/>
       </w:pPr>
       <w:rPr>
-        <w:rFonts w:hint="default" w:ascii="Wingdings" w:hAnsi="Wingdings"/>
+        <w:rFonts w:ascii="Wingdings" w:hAnsi="Wingdings" w:hint="default"/>
       </w:rPr>
     </w:lvl>
     <w:lvl w:ilvl="1" w:tplc="240A0003" w:tentative="1">
@@ -29187,7 +27497,7 @@
         <w:ind w:left="1440" w:hanging="360"/>
       </w:pPr>
       <w:rPr>
-        <w:rFonts w:hint="default" w:ascii="Courier New" w:hAnsi="Courier New" w:cs="Courier New"/>
+        <w:rFonts w:ascii="Courier New" w:hAnsi="Courier New" w:cs="Courier New" w:hint="default"/>
       </w:rPr>
     </w:lvl>
     <w:lvl w:ilvl="2" w:tplc="240A0005" w:tentative="1">
@@ -29199,7 +27509,7 @@
         <w:ind w:left="2160" w:hanging="360"/>
       </w:pPr>
       <w:rPr>
-        <w:rFonts w:hint="default" w:ascii="Wingdings" w:hAnsi="Wingdings"/>
+        <w:rFonts w:ascii="Wingdings" w:hAnsi="Wingdings" w:hint="default"/>
       </w:rPr>
     </w:lvl>
     <w:lvl w:ilvl="3" w:tplc="240A0001" w:tentative="1">
@@ -29211,7 +27521,7 @@
         <w:ind w:left="2880" w:hanging="360"/>
       </w:pPr>
       <w:rPr>
-        <w:rFonts w:hint="default" w:ascii="Symbol" w:hAnsi="Symbol"/>
+        <w:rFonts w:ascii="Symbol" w:hAnsi="Symbol" w:hint="default"/>
       </w:rPr>
     </w:lvl>
     <w:lvl w:ilvl="4" w:tplc="240A0003" w:tentative="1">
@@ -29223,7 +27533,7 @@
         <w:ind w:left="3600" w:hanging="360"/>
       </w:pPr>
       <w:rPr>
-        <w:rFonts w:hint="default" w:ascii="Courier New" w:hAnsi="Courier New" w:cs="Courier New"/>
+        <w:rFonts w:ascii="Courier New" w:hAnsi="Courier New" w:cs="Courier New" w:hint="default"/>
       </w:rPr>
     </w:lvl>
     <w:lvl w:ilvl="5" w:tplc="240A0005" w:tentative="1">
@@ -29235,7 +27545,7 @@
         <w:ind w:left="4320" w:hanging="360"/>
       </w:pPr>
       <w:rPr>
-        <w:rFonts w:hint="default" w:ascii="Wingdings" w:hAnsi="Wingdings"/>
+        <w:rFonts w:ascii="Wingdings" w:hAnsi="Wingdings" w:hint="default"/>
       </w:rPr>
     </w:lvl>
     <w:lvl w:ilvl="6" w:tplc="240A0001" w:tentative="1">
@@ -29247,7 +27557,7 @@
         <w:ind w:left="5040" w:hanging="360"/>
       </w:pPr>
       <w:rPr>
-        <w:rFonts w:hint="default" w:ascii="Symbol" w:hAnsi="Symbol"/>
+        <w:rFonts w:ascii="Symbol" w:hAnsi="Symbol" w:hint="default"/>
       </w:rPr>
     </w:lvl>
     <w:lvl w:ilvl="7" w:tplc="240A0003" w:tentative="1">
@@ -29259,7 +27569,7 @@
         <w:ind w:left="5760" w:hanging="360"/>
       </w:pPr>
       <w:rPr>
-        <w:rFonts w:hint="default" w:ascii="Courier New" w:hAnsi="Courier New" w:cs="Courier New"/>
+        <w:rFonts w:ascii="Courier New" w:hAnsi="Courier New" w:cs="Courier New" w:hint="default"/>
       </w:rPr>
     </w:lvl>
     <w:lvl w:ilvl="8" w:tplc="240A0005" w:tentative="1">
@@ -29271,7 +27581,7 @@
         <w:ind w:left="6480" w:hanging="360"/>
       </w:pPr>
       <w:rPr>
-        <w:rFonts w:hint="default" w:ascii="Wingdings" w:hAnsi="Wingdings"/>
+        <w:rFonts w:ascii="Wingdings" w:hAnsi="Wingdings" w:hint="default"/>
       </w:rPr>
     </w:lvl>
   </w:abstractNum>
@@ -29288,7 +27598,7 @@
         <w:ind w:left="720" w:hanging="360"/>
       </w:pPr>
       <w:rPr>
-        <w:rFonts w:hint="default" w:ascii="Wingdings" w:hAnsi="Wingdings"/>
+        <w:rFonts w:ascii="Wingdings" w:hAnsi="Wingdings" w:hint="default"/>
       </w:rPr>
     </w:lvl>
     <w:lvl w:ilvl="1" w:tplc="240A0003" w:tentative="1">
@@ -29300,7 +27610,7 @@
         <w:ind w:left="1440" w:hanging="360"/>
       </w:pPr>
       <w:rPr>
-        <w:rFonts w:hint="default" w:ascii="Courier New" w:hAnsi="Courier New" w:cs="Courier New"/>
+        <w:rFonts w:ascii="Courier New" w:hAnsi="Courier New" w:cs="Courier New" w:hint="default"/>
       </w:rPr>
     </w:lvl>
     <w:lvl w:ilvl="2" w:tplc="240A0005" w:tentative="1">
@@ -29312,7 +27622,7 @@
         <w:ind w:left="2160" w:hanging="360"/>
       </w:pPr>
       <w:rPr>
-        <w:rFonts w:hint="default" w:ascii="Wingdings" w:hAnsi="Wingdings"/>
+        <w:rFonts w:ascii="Wingdings" w:hAnsi="Wingdings" w:hint="default"/>
       </w:rPr>
     </w:lvl>
     <w:lvl w:ilvl="3" w:tplc="240A0001" w:tentative="1">
@@ -29324,7 +27634,7 @@
         <w:ind w:left="2880" w:hanging="360"/>
       </w:pPr>
       <w:rPr>
-        <w:rFonts w:hint="default" w:ascii="Symbol" w:hAnsi="Symbol"/>
+        <w:rFonts w:ascii="Symbol" w:hAnsi="Symbol" w:hint="default"/>
       </w:rPr>
     </w:lvl>
     <w:lvl w:ilvl="4" w:tplc="240A0003" w:tentative="1">
@@ -29336,7 +27646,7 @@
         <w:ind w:left="3600" w:hanging="360"/>
       </w:pPr>
       <w:rPr>
-        <w:rFonts w:hint="default" w:ascii="Courier New" w:hAnsi="Courier New" w:cs="Courier New"/>
+        <w:rFonts w:ascii="Courier New" w:hAnsi="Courier New" w:cs="Courier New" w:hint="default"/>
       </w:rPr>
     </w:lvl>
     <w:lvl w:ilvl="5" w:tplc="240A0005" w:tentative="1">
@@ -29348,7 +27658,7 @@
         <w:ind w:left="4320" w:hanging="360"/>
       </w:pPr>
       <w:rPr>
-        <w:rFonts w:hint="default" w:ascii="Wingdings" w:hAnsi="Wingdings"/>
+        <w:rFonts w:ascii="Wingdings" w:hAnsi="Wingdings" w:hint="default"/>
       </w:rPr>
     </w:lvl>
     <w:lvl w:ilvl="6" w:tplc="240A0001" w:tentative="1">
@@ -29360,7 +27670,7 @@
         <w:ind w:left="5040" w:hanging="360"/>
       </w:pPr>
       <w:rPr>
-        <w:rFonts w:hint="default" w:ascii="Symbol" w:hAnsi="Symbol"/>
+        <w:rFonts w:ascii="Symbol" w:hAnsi="Symbol" w:hint="default"/>
       </w:rPr>
     </w:lvl>
     <w:lvl w:ilvl="7" w:tplc="240A0003" w:tentative="1">
@@ -29372,7 +27682,7 @@
         <w:ind w:left="5760" w:hanging="360"/>
       </w:pPr>
       <w:rPr>
-        <w:rFonts w:hint="default" w:ascii="Courier New" w:hAnsi="Courier New" w:cs="Courier New"/>
+        <w:rFonts w:ascii="Courier New" w:hAnsi="Courier New" w:cs="Courier New" w:hint="default"/>
       </w:rPr>
     </w:lvl>
     <w:lvl w:ilvl="8" w:tplc="240A0005" w:tentative="1">
@@ -29384,7 +27694,7 @@
         <w:ind w:left="6480" w:hanging="360"/>
       </w:pPr>
       <w:rPr>
-        <w:rFonts w:hint="default" w:ascii="Wingdings" w:hAnsi="Wingdings"/>
+        <w:rFonts w:ascii="Wingdings" w:hAnsi="Wingdings" w:hint="default"/>
       </w:rPr>
     </w:lvl>
   </w:abstractNum>
@@ -29401,7 +27711,7 @@
         <w:ind w:left="720" w:hanging="360"/>
       </w:pPr>
       <w:rPr>
-        <w:rFonts w:hint="default" w:ascii="Wingdings" w:hAnsi="Wingdings"/>
+        <w:rFonts w:ascii="Wingdings" w:hAnsi="Wingdings" w:hint="default"/>
       </w:rPr>
     </w:lvl>
     <w:lvl w:ilvl="1" w:tplc="240A0003" w:tentative="1">
@@ -29413,7 +27723,7 @@
         <w:ind w:left="1440" w:hanging="360"/>
       </w:pPr>
       <w:rPr>
-        <w:rFonts w:hint="default" w:ascii="Courier New" w:hAnsi="Courier New" w:cs="Courier New"/>
+        <w:rFonts w:ascii="Courier New" w:hAnsi="Courier New" w:cs="Courier New" w:hint="default"/>
       </w:rPr>
     </w:lvl>
     <w:lvl w:ilvl="2" w:tplc="240A0005" w:tentative="1">
@@ -29425,7 +27735,7 @@
         <w:ind w:left="2160" w:hanging="360"/>
       </w:pPr>
       <w:rPr>
-        <w:rFonts w:hint="default" w:ascii="Wingdings" w:hAnsi="Wingdings"/>
+        <w:rFonts w:ascii="Wingdings" w:hAnsi="Wingdings" w:hint="default"/>
       </w:rPr>
     </w:lvl>
     <w:lvl w:ilvl="3" w:tplc="240A0001" w:tentative="1">
@@ -29437,7 +27747,7 @@
         <w:ind w:left="2880" w:hanging="360"/>
       </w:pPr>
       <w:rPr>
-        <w:rFonts w:hint="default" w:ascii="Symbol" w:hAnsi="Symbol"/>
+        <w:rFonts w:ascii="Symbol" w:hAnsi="Symbol" w:hint="default"/>
       </w:rPr>
     </w:lvl>
     <w:lvl w:ilvl="4" w:tplc="240A0003" w:tentative="1">
@@ -29449,7 +27759,7 @@
         <w:ind w:left="3600" w:hanging="360"/>
       </w:pPr>
       <w:rPr>
-        <w:rFonts w:hint="default" w:ascii="Courier New" w:hAnsi="Courier New" w:cs="Courier New"/>
+        <w:rFonts w:ascii="Courier New" w:hAnsi="Courier New" w:cs="Courier New" w:hint="default"/>
       </w:rPr>
     </w:lvl>
     <w:lvl w:ilvl="5" w:tplc="240A0005" w:tentative="1">
@@ -29461,7 +27771,7 @@
         <w:ind w:left="4320" w:hanging="360"/>
       </w:pPr>
       <w:rPr>
-        <w:rFonts w:hint="default" w:ascii="Wingdings" w:hAnsi="Wingdings"/>
+        <w:rFonts w:ascii="Wingdings" w:hAnsi="Wingdings" w:hint="default"/>
       </w:rPr>
     </w:lvl>
     <w:lvl w:ilvl="6" w:tplc="240A0001" w:tentative="1">
@@ -29473,7 +27783,7 @@
         <w:ind w:left="5040" w:hanging="360"/>
       </w:pPr>
       <w:rPr>
-        <w:rFonts w:hint="default" w:ascii="Symbol" w:hAnsi="Symbol"/>
+        <w:rFonts w:ascii="Symbol" w:hAnsi="Symbol" w:hint="default"/>
       </w:rPr>
     </w:lvl>
     <w:lvl w:ilvl="7" w:tplc="240A0003" w:tentative="1">
@@ -29485,7 +27795,7 @@
         <w:ind w:left="5760" w:hanging="360"/>
       </w:pPr>
       <w:rPr>
-        <w:rFonts w:hint="default" w:ascii="Courier New" w:hAnsi="Courier New" w:cs="Courier New"/>
+        <w:rFonts w:ascii="Courier New" w:hAnsi="Courier New" w:cs="Courier New" w:hint="default"/>
       </w:rPr>
     </w:lvl>
     <w:lvl w:ilvl="8" w:tplc="240A0005" w:tentative="1">
@@ -29497,7 +27807,7 @@
         <w:ind w:left="6480" w:hanging="360"/>
       </w:pPr>
       <w:rPr>
-        <w:rFonts w:hint="default" w:ascii="Wingdings" w:hAnsi="Wingdings"/>
+        <w:rFonts w:ascii="Wingdings" w:hAnsi="Wingdings" w:hint="default"/>
       </w:rPr>
     </w:lvl>
   </w:abstractNum>
@@ -29514,7 +27824,7 @@
         <w:ind w:left="720" w:hanging="360"/>
       </w:pPr>
       <w:rPr>
-        <w:rFonts w:hint="default" w:ascii="Wingdings" w:hAnsi="Wingdings"/>
+        <w:rFonts w:ascii="Wingdings" w:hAnsi="Wingdings" w:hint="default"/>
       </w:rPr>
     </w:lvl>
     <w:lvl w:ilvl="1" w:tplc="240A0003" w:tentative="1">
@@ -29526,7 +27836,7 @@
         <w:ind w:left="1440" w:hanging="360"/>
       </w:pPr>
       <w:rPr>
-        <w:rFonts w:hint="default" w:ascii="Courier New" w:hAnsi="Courier New" w:cs="Courier New"/>
+        <w:rFonts w:ascii="Courier New" w:hAnsi="Courier New" w:cs="Courier New" w:hint="default"/>
       </w:rPr>
     </w:lvl>
     <w:lvl w:ilvl="2" w:tplc="240A0005" w:tentative="1">
@@ -29538,7 +27848,7 @@
         <w:ind w:left="2160" w:hanging="360"/>
       </w:pPr>
       <w:rPr>
-        <w:rFonts w:hint="default" w:ascii="Wingdings" w:hAnsi="Wingdings"/>
+        <w:rFonts w:ascii="Wingdings" w:hAnsi="Wingdings" w:hint="default"/>
       </w:rPr>
     </w:lvl>
     <w:lvl w:ilvl="3" w:tplc="240A0001" w:tentative="1">
@@ -29550,7 +27860,7 @@
         <w:ind w:left="2880" w:hanging="360"/>
       </w:pPr>
       <w:rPr>
-        <w:rFonts w:hint="default" w:ascii="Symbol" w:hAnsi="Symbol"/>
+        <w:rFonts w:ascii="Symbol" w:hAnsi="Symbol" w:hint="default"/>
       </w:rPr>
     </w:lvl>
     <w:lvl w:ilvl="4" w:tplc="240A0003" w:tentative="1">
@@ -29562,7 +27872,7 @@
         <w:ind w:left="3600" w:hanging="360"/>
       </w:pPr>
       <w:rPr>
-        <w:rFonts w:hint="default" w:ascii="Courier New" w:hAnsi="Courier New" w:cs="Courier New"/>
+        <w:rFonts w:ascii="Courier New" w:hAnsi="Courier New" w:cs="Courier New" w:hint="default"/>
       </w:rPr>
     </w:lvl>
     <w:lvl w:ilvl="5" w:tplc="240A0005" w:tentative="1">
@@ -29574,7 +27884,7 @@
         <w:ind w:left="4320" w:hanging="360"/>
       </w:pPr>
       <w:rPr>
-        <w:rFonts w:hint="default" w:ascii="Wingdings" w:hAnsi="Wingdings"/>
+        <w:rFonts w:ascii="Wingdings" w:hAnsi="Wingdings" w:hint="default"/>
       </w:rPr>
     </w:lvl>
     <w:lvl w:ilvl="6" w:tplc="240A0001" w:tentative="1">
@@ -29586,7 +27896,7 @@
         <w:ind w:left="5040" w:hanging="360"/>
       </w:pPr>
       <w:rPr>
-        <w:rFonts w:hint="default" w:ascii="Symbol" w:hAnsi="Symbol"/>
+        <w:rFonts w:ascii="Symbol" w:hAnsi="Symbol" w:hint="default"/>
       </w:rPr>
     </w:lvl>
     <w:lvl w:ilvl="7" w:tplc="240A0003" w:tentative="1">
@@ -29598,7 +27908,7 @@
         <w:ind w:left="5760" w:hanging="360"/>
       </w:pPr>
       <w:rPr>
-        <w:rFonts w:hint="default" w:ascii="Courier New" w:hAnsi="Courier New" w:cs="Courier New"/>
+        <w:rFonts w:ascii="Courier New" w:hAnsi="Courier New" w:cs="Courier New" w:hint="default"/>
       </w:rPr>
     </w:lvl>
     <w:lvl w:ilvl="8" w:tplc="240A0005" w:tentative="1">
@@ -29610,7 +27920,7 @@
         <w:ind w:left="6480" w:hanging="360"/>
       </w:pPr>
       <w:rPr>
-        <w:rFonts w:hint="default" w:ascii="Wingdings" w:hAnsi="Wingdings"/>
+        <w:rFonts w:ascii="Wingdings" w:hAnsi="Wingdings" w:hint="default"/>
       </w:rPr>
     </w:lvl>
   </w:abstractNum>
@@ -29654,7 +27964,7 @@
         <w:ind w:left="2880" w:hanging="360"/>
       </w:pPr>
       <w:rPr>
-        <w:rFonts w:ascii="Arial" w:hAnsi="Arial" w:eastAsia="Times New Roman" w:cs="Arial"/>
+        <w:rFonts w:ascii="Arial" w:eastAsia="Times New Roman" w:hAnsi="Arial" w:cs="Arial"/>
       </w:rPr>
     </w:lvl>
     <w:lvl w:ilvl="4">
@@ -29716,7 +28026,7 @@
         <w:ind w:left="1440" w:hanging="360"/>
       </w:pPr>
       <w:rPr>
-        <w:rFonts w:hint="default" w:ascii="Wingdings" w:hAnsi="Wingdings"/>
+        <w:rFonts w:ascii="Wingdings" w:hAnsi="Wingdings" w:hint="default"/>
       </w:rPr>
     </w:lvl>
     <w:lvl w:ilvl="1" w:tplc="240A0003" w:tentative="1">
@@ -29728,7 +28038,7 @@
         <w:ind w:left="2160" w:hanging="360"/>
       </w:pPr>
       <w:rPr>
-        <w:rFonts w:hint="default" w:ascii="Courier New" w:hAnsi="Courier New" w:cs="Courier New"/>
+        <w:rFonts w:ascii="Courier New" w:hAnsi="Courier New" w:cs="Courier New" w:hint="default"/>
       </w:rPr>
     </w:lvl>
     <w:lvl w:ilvl="2" w:tplc="240A0005" w:tentative="1">
@@ -29740,7 +28050,7 @@
         <w:ind w:left="2880" w:hanging="360"/>
       </w:pPr>
       <w:rPr>
-        <w:rFonts w:hint="default" w:ascii="Wingdings" w:hAnsi="Wingdings"/>
+        <w:rFonts w:ascii="Wingdings" w:hAnsi="Wingdings" w:hint="default"/>
       </w:rPr>
     </w:lvl>
     <w:lvl w:ilvl="3" w:tplc="240A0001" w:tentative="1">
@@ -29752,7 +28062,7 @@
         <w:ind w:left="3600" w:hanging="360"/>
       </w:pPr>
       <w:rPr>
-        <w:rFonts w:hint="default" w:ascii="Symbol" w:hAnsi="Symbol"/>
+        <w:rFonts w:ascii="Symbol" w:hAnsi="Symbol" w:hint="default"/>
       </w:rPr>
     </w:lvl>
     <w:lvl w:ilvl="4" w:tplc="240A0003" w:tentative="1">
@@ -29764,7 +28074,7 @@
         <w:ind w:left="4320" w:hanging="360"/>
       </w:pPr>
       <w:rPr>
-        <w:rFonts w:hint="default" w:ascii="Courier New" w:hAnsi="Courier New" w:cs="Courier New"/>
+        <w:rFonts w:ascii="Courier New" w:hAnsi="Courier New" w:cs="Courier New" w:hint="default"/>
       </w:rPr>
     </w:lvl>
     <w:lvl w:ilvl="5" w:tplc="240A0005" w:tentative="1">
@@ -29776,7 +28086,7 @@
         <w:ind w:left="5040" w:hanging="360"/>
       </w:pPr>
       <w:rPr>
-        <w:rFonts w:hint="default" w:ascii="Wingdings" w:hAnsi="Wingdings"/>
+        <w:rFonts w:ascii="Wingdings" w:hAnsi="Wingdings" w:hint="default"/>
       </w:rPr>
     </w:lvl>
     <w:lvl w:ilvl="6" w:tplc="240A0001" w:tentative="1">
@@ -29788,7 +28098,7 @@
         <w:ind w:left="5760" w:hanging="360"/>
       </w:pPr>
       <w:rPr>
-        <w:rFonts w:hint="default" w:ascii="Symbol" w:hAnsi="Symbol"/>
+        <w:rFonts w:ascii="Symbol" w:hAnsi="Symbol" w:hint="default"/>
       </w:rPr>
     </w:lvl>
     <w:lvl w:ilvl="7" w:tplc="240A0003" w:tentative="1">
@@ -29800,7 +28110,7 @@
         <w:ind w:left="6480" w:hanging="360"/>
       </w:pPr>
       <w:rPr>
-        <w:rFonts w:hint="default" w:ascii="Courier New" w:hAnsi="Courier New" w:cs="Courier New"/>
+        <w:rFonts w:ascii="Courier New" w:hAnsi="Courier New" w:cs="Courier New" w:hint="default"/>
       </w:rPr>
     </w:lvl>
     <w:lvl w:ilvl="8" w:tplc="240A0005" w:tentative="1">
@@ -29812,7 +28122,7 @@
         <w:ind w:left="7200" w:hanging="360"/>
       </w:pPr>
       <w:rPr>
-        <w:rFonts w:hint="default" w:ascii="Wingdings" w:hAnsi="Wingdings"/>
+        <w:rFonts w:ascii="Wingdings" w:hAnsi="Wingdings" w:hint="default"/>
       </w:rPr>
     </w:lvl>
   </w:abstractNum>
@@ -29829,7 +28139,7 @@
         <w:ind w:left="720" w:hanging="360"/>
       </w:pPr>
       <w:rPr>
-        <w:rFonts w:hint="default" w:ascii="Wingdings" w:hAnsi="Wingdings"/>
+        <w:rFonts w:ascii="Wingdings" w:hAnsi="Wingdings" w:hint="default"/>
       </w:rPr>
     </w:lvl>
     <w:lvl w:ilvl="1" w:tplc="240A0003" w:tentative="1">
@@ -29841,7 +28151,7 @@
         <w:ind w:left="1440" w:hanging="360"/>
       </w:pPr>
       <w:rPr>
-        <w:rFonts w:hint="default" w:ascii="Courier New" w:hAnsi="Courier New" w:cs="Courier New"/>
+        <w:rFonts w:ascii="Courier New" w:hAnsi="Courier New" w:cs="Courier New" w:hint="default"/>
       </w:rPr>
     </w:lvl>
     <w:lvl w:ilvl="2" w:tplc="240A0005" w:tentative="1">
@@ -29853,7 +28163,7 @@
         <w:ind w:left="2160" w:hanging="360"/>
       </w:pPr>
       <w:rPr>
-        <w:rFonts w:hint="default" w:ascii="Wingdings" w:hAnsi="Wingdings"/>
+        <w:rFonts w:ascii="Wingdings" w:hAnsi="Wingdings" w:hint="default"/>
       </w:rPr>
     </w:lvl>
     <w:lvl w:ilvl="3" w:tplc="240A0001" w:tentative="1">
@@ -29865,7 +28175,7 @@
         <w:ind w:left="2880" w:hanging="360"/>
       </w:pPr>
       <w:rPr>
-        <w:rFonts w:hint="default" w:ascii="Symbol" w:hAnsi="Symbol"/>
+        <w:rFonts w:ascii="Symbol" w:hAnsi="Symbol" w:hint="default"/>
       </w:rPr>
     </w:lvl>
     <w:lvl w:ilvl="4" w:tplc="240A0003" w:tentative="1">
@@ -29877,7 +28187,7 @@
         <w:ind w:left="3600" w:hanging="360"/>
       </w:pPr>
       <w:rPr>
-        <w:rFonts w:hint="default" w:ascii="Courier New" w:hAnsi="Courier New" w:cs="Courier New"/>
+        <w:rFonts w:ascii="Courier New" w:hAnsi="Courier New" w:cs="Courier New" w:hint="default"/>
       </w:rPr>
     </w:lvl>
     <w:lvl w:ilvl="5" w:tplc="240A0005" w:tentative="1">
@@ -29889,7 +28199,7 @@
         <w:ind w:left="4320" w:hanging="360"/>
       </w:pPr>
       <w:rPr>
-        <w:rFonts w:hint="default" w:ascii="Wingdings" w:hAnsi="Wingdings"/>
+        <w:rFonts w:ascii="Wingdings" w:hAnsi="Wingdings" w:hint="default"/>
       </w:rPr>
     </w:lvl>
     <w:lvl w:ilvl="6" w:tplc="240A0001" w:tentative="1">
@@ -29901,7 +28211,7 @@
         <w:ind w:left="5040" w:hanging="360"/>
       </w:pPr>
       <w:rPr>
-        <w:rFonts w:hint="default" w:ascii="Symbol" w:hAnsi="Symbol"/>
+        <w:rFonts w:ascii="Symbol" w:hAnsi="Symbol" w:hint="default"/>
       </w:rPr>
     </w:lvl>
     <w:lvl w:ilvl="7" w:tplc="240A0003" w:tentative="1">
@@ -29913,7 +28223,7 @@
         <w:ind w:left="5760" w:hanging="360"/>
       </w:pPr>
       <w:rPr>
-        <w:rFonts w:hint="default" w:ascii="Courier New" w:hAnsi="Courier New" w:cs="Courier New"/>
+        <w:rFonts w:ascii="Courier New" w:hAnsi="Courier New" w:cs="Courier New" w:hint="default"/>
       </w:rPr>
     </w:lvl>
     <w:lvl w:ilvl="8" w:tplc="240A0005" w:tentative="1">
@@ -29925,7 +28235,7 @@
         <w:ind w:left="6480" w:hanging="360"/>
       </w:pPr>
       <w:rPr>
-        <w:rFonts w:hint="default" w:ascii="Wingdings" w:hAnsi="Wingdings"/>
+        <w:rFonts w:ascii="Wingdings" w:hAnsi="Wingdings" w:hint="default"/>
       </w:rPr>
     </w:lvl>
   </w:abstractNum>
@@ -29942,7 +28252,7 @@
         <w:ind w:left="720" w:hanging="360"/>
       </w:pPr>
       <w:rPr>
-        <w:rFonts w:hint="default" w:ascii="Wingdings" w:hAnsi="Wingdings"/>
+        <w:rFonts w:ascii="Wingdings" w:hAnsi="Wingdings" w:hint="default"/>
       </w:rPr>
     </w:lvl>
     <w:lvl w:ilvl="1" w:tplc="240A0003" w:tentative="1">
@@ -29954,7 +28264,7 @@
         <w:ind w:left="1440" w:hanging="360"/>
       </w:pPr>
       <w:rPr>
-        <w:rFonts w:hint="default" w:ascii="Courier New" w:hAnsi="Courier New" w:cs="Courier New"/>
+        <w:rFonts w:ascii="Courier New" w:hAnsi="Courier New" w:cs="Courier New" w:hint="default"/>
       </w:rPr>
     </w:lvl>
     <w:lvl w:ilvl="2" w:tplc="240A0005" w:tentative="1">
@@ -29966,7 +28276,7 @@
         <w:ind w:left="2160" w:hanging="360"/>
       </w:pPr>
       <w:rPr>
-        <w:rFonts w:hint="default" w:ascii="Wingdings" w:hAnsi="Wingdings"/>
+        <w:rFonts w:ascii="Wingdings" w:hAnsi="Wingdings" w:hint="default"/>
       </w:rPr>
     </w:lvl>
     <w:lvl w:ilvl="3" w:tplc="240A0001" w:tentative="1">
@@ -29978,7 +28288,7 @@
         <w:ind w:left="2880" w:hanging="360"/>
       </w:pPr>
       <w:rPr>
-        <w:rFonts w:hint="default" w:ascii="Symbol" w:hAnsi="Symbol"/>
+        <w:rFonts w:ascii="Symbol" w:hAnsi="Symbol" w:hint="default"/>
       </w:rPr>
     </w:lvl>
     <w:lvl w:ilvl="4" w:tplc="240A0003" w:tentative="1">
@@ -29990,7 +28300,7 @@
         <w:ind w:left="3600" w:hanging="360"/>
       </w:pPr>
       <w:rPr>
-        <w:rFonts w:hint="default" w:ascii="Courier New" w:hAnsi="Courier New" w:cs="Courier New"/>
+        <w:rFonts w:ascii="Courier New" w:hAnsi="Courier New" w:cs="Courier New" w:hint="default"/>
       </w:rPr>
     </w:lvl>
     <w:lvl w:ilvl="5" w:tplc="240A0005" w:tentative="1">
@@ -30002,7 +28312,7 @@
         <w:ind w:left="4320" w:hanging="360"/>
       </w:pPr>
       <w:rPr>
-        <w:rFonts w:hint="default" w:ascii="Wingdings" w:hAnsi="Wingdings"/>
+        <w:rFonts w:ascii="Wingdings" w:hAnsi="Wingdings" w:hint="default"/>
       </w:rPr>
     </w:lvl>
     <w:lvl w:ilvl="6" w:tplc="240A0001" w:tentative="1">
@@ -30014,7 +28324,7 @@
         <w:ind w:left="5040" w:hanging="360"/>
       </w:pPr>
       <w:rPr>
-        <w:rFonts w:hint="default" w:ascii="Symbol" w:hAnsi="Symbol"/>
+        <w:rFonts w:ascii="Symbol" w:hAnsi="Symbol" w:hint="default"/>
       </w:rPr>
     </w:lvl>
     <w:lvl w:ilvl="7" w:tplc="240A0003" w:tentative="1">
@@ -30026,7 +28336,7 @@
         <w:ind w:left="5760" w:hanging="360"/>
       </w:pPr>
       <w:rPr>
-        <w:rFonts w:hint="default" w:ascii="Courier New" w:hAnsi="Courier New" w:cs="Courier New"/>
+        <w:rFonts w:ascii="Courier New" w:hAnsi="Courier New" w:cs="Courier New" w:hint="default"/>
       </w:rPr>
     </w:lvl>
     <w:lvl w:ilvl="8" w:tplc="240A0005" w:tentative="1">
@@ -30038,7 +28348,7 @@
         <w:ind w:left="6480" w:hanging="360"/>
       </w:pPr>
       <w:rPr>
-        <w:rFonts w:hint="default" w:ascii="Wingdings" w:hAnsi="Wingdings"/>
+        <w:rFonts w:ascii="Wingdings" w:hAnsi="Wingdings" w:hint="default"/>
       </w:rPr>
     </w:lvl>
   </w:abstractNum>
@@ -30055,7 +28365,7 @@
         <w:ind w:left="720" w:hanging="360"/>
       </w:pPr>
       <w:rPr>
-        <w:rFonts w:hint="default" w:ascii="Wingdings" w:hAnsi="Wingdings"/>
+        <w:rFonts w:ascii="Wingdings" w:hAnsi="Wingdings" w:hint="default"/>
       </w:rPr>
     </w:lvl>
     <w:lvl w:ilvl="1" w:tplc="240A0003" w:tentative="1">
@@ -30067,7 +28377,7 @@
         <w:ind w:left="1440" w:hanging="360"/>
       </w:pPr>
       <w:rPr>
-        <w:rFonts w:hint="default" w:ascii="Courier New" w:hAnsi="Courier New" w:cs="Courier New"/>
+        <w:rFonts w:ascii="Courier New" w:hAnsi="Courier New" w:cs="Courier New" w:hint="default"/>
       </w:rPr>
     </w:lvl>
     <w:lvl w:ilvl="2" w:tplc="240A0005" w:tentative="1">
@@ -30079,7 +28389,7 @@
         <w:ind w:left="2160" w:hanging="360"/>
       </w:pPr>
       <w:rPr>
-        <w:rFonts w:hint="default" w:ascii="Wingdings" w:hAnsi="Wingdings"/>
+        <w:rFonts w:ascii="Wingdings" w:hAnsi="Wingdings" w:hint="default"/>
       </w:rPr>
     </w:lvl>
     <w:lvl w:ilvl="3" w:tplc="240A0001" w:tentative="1">
@@ -30091,7 +28401,7 @@
         <w:ind w:left="2880" w:hanging="360"/>
       </w:pPr>
       <w:rPr>
-        <w:rFonts w:hint="default" w:ascii="Symbol" w:hAnsi="Symbol"/>
+        <w:rFonts w:ascii="Symbol" w:hAnsi="Symbol" w:hint="default"/>
       </w:rPr>
     </w:lvl>
     <w:lvl w:ilvl="4" w:tplc="240A0003" w:tentative="1">
@@ -30103,7 +28413,7 @@
         <w:ind w:left="3600" w:hanging="360"/>
       </w:pPr>
       <w:rPr>
-        <w:rFonts w:hint="default" w:ascii="Courier New" w:hAnsi="Courier New" w:cs="Courier New"/>
+        <w:rFonts w:ascii="Courier New" w:hAnsi="Courier New" w:cs="Courier New" w:hint="default"/>
       </w:rPr>
     </w:lvl>
     <w:lvl w:ilvl="5" w:tplc="240A0005" w:tentative="1">
@@ -30115,7 +28425,7 @@
         <w:ind w:left="4320" w:hanging="360"/>
       </w:pPr>
       <w:rPr>
-        <w:rFonts w:hint="default" w:ascii="Wingdings" w:hAnsi="Wingdings"/>
+        <w:rFonts w:ascii="Wingdings" w:hAnsi="Wingdings" w:hint="default"/>
       </w:rPr>
     </w:lvl>
     <w:lvl w:ilvl="6" w:tplc="240A0001" w:tentative="1">
@@ -30127,7 +28437,7 @@
         <w:ind w:left="5040" w:hanging="360"/>
       </w:pPr>
       <w:rPr>
-        <w:rFonts w:hint="default" w:ascii="Symbol" w:hAnsi="Symbol"/>
+        <w:rFonts w:ascii="Symbol" w:hAnsi="Symbol" w:hint="default"/>
       </w:rPr>
     </w:lvl>
     <w:lvl w:ilvl="7" w:tplc="240A0003" w:tentative="1">
@@ -30139,7 +28449,7 @@
         <w:ind w:left="5760" w:hanging="360"/>
       </w:pPr>
       <w:rPr>
-        <w:rFonts w:hint="default" w:ascii="Courier New" w:hAnsi="Courier New" w:cs="Courier New"/>
+        <w:rFonts w:ascii="Courier New" w:hAnsi="Courier New" w:cs="Courier New" w:hint="default"/>
       </w:rPr>
     </w:lvl>
     <w:lvl w:ilvl="8" w:tplc="240A0005" w:tentative="1">
@@ -30151,7 +28461,7 @@
         <w:ind w:left="6480" w:hanging="360"/>
       </w:pPr>
       <w:rPr>
-        <w:rFonts w:hint="default" w:ascii="Wingdings" w:hAnsi="Wingdings"/>
+        <w:rFonts w:ascii="Wingdings" w:hAnsi="Wingdings" w:hint="default"/>
       </w:rPr>
     </w:lvl>
   </w:abstractNum>
@@ -30168,7 +28478,7 @@
         <w:ind w:left="720" w:hanging="360"/>
       </w:pPr>
       <w:rPr>
-        <w:rFonts w:hint="default" w:ascii="Wingdings" w:hAnsi="Wingdings"/>
+        <w:rFonts w:ascii="Wingdings" w:hAnsi="Wingdings" w:hint="default"/>
       </w:rPr>
     </w:lvl>
     <w:lvl w:ilvl="1" w:tplc="240A0003" w:tentative="1">
@@ -30180,7 +28490,7 @@
         <w:ind w:left="1440" w:hanging="360"/>
       </w:pPr>
       <w:rPr>
-        <w:rFonts w:hint="default" w:ascii="Courier New" w:hAnsi="Courier New" w:cs="Courier New"/>
+        <w:rFonts w:ascii="Courier New" w:hAnsi="Courier New" w:cs="Courier New" w:hint="default"/>
       </w:rPr>
     </w:lvl>
     <w:lvl w:ilvl="2" w:tplc="240A0005" w:tentative="1">
@@ -30192,7 +28502,7 @@
         <w:ind w:left="2160" w:hanging="360"/>
       </w:pPr>
       <w:rPr>
-        <w:rFonts w:hint="default" w:ascii="Wingdings" w:hAnsi="Wingdings"/>
+        <w:rFonts w:ascii="Wingdings" w:hAnsi="Wingdings" w:hint="default"/>
       </w:rPr>
     </w:lvl>
     <w:lvl w:ilvl="3" w:tplc="240A0001" w:tentative="1">
@@ -30204,7 +28514,7 @@
         <w:ind w:left="2880" w:hanging="360"/>
       </w:pPr>
       <w:rPr>
-        <w:rFonts w:hint="default" w:ascii="Symbol" w:hAnsi="Symbol"/>
+        <w:rFonts w:ascii="Symbol" w:hAnsi="Symbol" w:hint="default"/>
       </w:rPr>
     </w:lvl>
     <w:lvl w:ilvl="4" w:tplc="240A0003" w:tentative="1">
@@ -30216,7 +28526,7 @@
         <w:ind w:left="3600" w:hanging="360"/>
       </w:pPr>
       <w:rPr>
-        <w:rFonts w:hint="default" w:ascii="Courier New" w:hAnsi="Courier New" w:cs="Courier New"/>
+        <w:rFonts w:ascii="Courier New" w:hAnsi="Courier New" w:cs="Courier New" w:hint="default"/>
       </w:rPr>
     </w:lvl>
     <w:lvl w:ilvl="5" w:tplc="240A0005" w:tentative="1">
@@ -30228,7 +28538,7 @@
         <w:ind w:left="4320" w:hanging="360"/>
       </w:pPr>
       <w:rPr>
-        <w:rFonts w:hint="default" w:ascii="Wingdings" w:hAnsi="Wingdings"/>
+        <w:rFonts w:ascii="Wingdings" w:hAnsi="Wingdings" w:hint="default"/>
       </w:rPr>
     </w:lvl>
     <w:lvl w:ilvl="6" w:tplc="240A0001" w:tentative="1">
@@ -30240,7 +28550,7 @@
         <w:ind w:left="5040" w:hanging="360"/>
       </w:pPr>
       <w:rPr>
-        <w:rFonts w:hint="default" w:ascii="Symbol" w:hAnsi="Symbol"/>
+        <w:rFonts w:ascii="Symbol" w:hAnsi="Symbol" w:hint="default"/>
       </w:rPr>
     </w:lvl>
     <w:lvl w:ilvl="7" w:tplc="240A0003" w:tentative="1">
@@ -30252,7 +28562,7 @@
         <w:ind w:left="5760" w:hanging="360"/>
       </w:pPr>
       <w:rPr>
-        <w:rFonts w:hint="default" w:ascii="Courier New" w:hAnsi="Courier New" w:cs="Courier New"/>
+        <w:rFonts w:ascii="Courier New" w:hAnsi="Courier New" w:cs="Courier New" w:hint="default"/>
       </w:rPr>
     </w:lvl>
     <w:lvl w:ilvl="8" w:tplc="240A0005" w:tentative="1">
@@ -30264,143 +28574,143 @@
         <w:ind w:left="6480" w:hanging="360"/>
       </w:pPr>
       <w:rPr>
-        <w:rFonts w:hint="default" w:ascii="Wingdings" w:hAnsi="Wingdings"/>
+        <w:rFonts w:ascii="Wingdings" w:hAnsi="Wingdings" w:hint="default"/>
       </w:rPr>
     </w:lvl>
   </w:abstractNum>
-  <w:num w:numId="1">
+  <w:num w:numId="1" w16cid:durableId="942616098">
     <w:abstractNumId w:val="39"/>
   </w:num>
-  <w:num w:numId="2">
+  <w:num w:numId="2" w16cid:durableId="721175315">
     <w:abstractNumId w:val="24"/>
   </w:num>
-  <w:num w:numId="3">
+  <w:num w:numId="3" w16cid:durableId="910306637">
     <w:abstractNumId w:val="11"/>
   </w:num>
-  <w:num w:numId="4">
+  <w:num w:numId="4" w16cid:durableId="770317256">
     <w:abstractNumId w:val="26"/>
   </w:num>
-  <w:num w:numId="5">
+  <w:num w:numId="5" w16cid:durableId="123811266">
     <w:abstractNumId w:val="35"/>
   </w:num>
-  <w:num w:numId="6">
+  <w:num w:numId="6" w16cid:durableId="1193111276">
     <w:abstractNumId w:val="38"/>
   </w:num>
-  <w:num w:numId="7">
+  <w:num w:numId="7" w16cid:durableId="1684890387">
     <w:abstractNumId w:val="27"/>
   </w:num>
-  <w:num w:numId="8">
+  <w:num w:numId="8" w16cid:durableId="1089888001">
     <w:abstractNumId w:val="23"/>
   </w:num>
-  <w:num w:numId="9">
+  <w:num w:numId="9" w16cid:durableId="1334263597">
     <w:abstractNumId w:val="31"/>
   </w:num>
-  <w:num w:numId="10">
+  <w:num w:numId="10" w16cid:durableId="360857648">
     <w:abstractNumId w:val="10"/>
   </w:num>
-  <w:num w:numId="11">
+  <w:num w:numId="11" w16cid:durableId="1025328858">
     <w:abstractNumId w:val="6"/>
   </w:num>
-  <w:num w:numId="12">
+  <w:num w:numId="12" w16cid:durableId="576478553">
     <w:abstractNumId w:val="30"/>
   </w:num>
-  <w:num w:numId="13">
+  <w:num w:numId="13" w16cid:durableId="1244602841">
     <w:abstractNumId w:val="25"/>
   </w:num>
-  <w:num w:numId="14">
+  <w:num w:numId="14" w16cid:durableId="407920664">
     <w:abstractNumId w:val="41"/>
   </w:num>
-  <w:num w:numId="15">
+  <w:num w:numId="15" w16cid:durableId="875578065">
     <w:abstractNumId w:val="0"/>
   </w:num>
-  <w:num w:numId="16">
+  <w:num w:numId="16" w16cid:durableId="1053311305">
     <w:abstractNumId w:val="20"/>
   </w:num>
-  <w:num w:numId="17">
+  <w:num w:numId="17" w16cid:durableId="1147160865">
     <w:abstractNumId w:val="44"/>
   </w:num>
-  <w:num w:numId="18">
+  <w:num w:numId="18" w16cid:durableId="2125733338">
     <w:abstractNumId w:val="43"/>
   </w:num>
-  <w:num w:numId="19">
+  <w:num w:numId="19" w16cid:durableId="97919357">
     <w:abstractNumId w:val="8"/>
   </w:num>
-  <w:num w:numId="20">
+  <w:num w:numId="20" w16cid:durableId="244388569">
     <w:abstractNumId w:val="40"/>
   </w:num>
-  <w:num w:numId="21">
+  <w:num w:numId="21" w16cid:durableId="2099211812">
     <w:abstractNumId w:val="16"/>
   </w:num>
-  <w:num w:numId="22">
+  <w:num w:numId="22" w16cid:durableId="1481650478">
     <w:abstractNumId w:val="21"/>
   </w:num>
-  <w:num w:numId="23">
+  <w:num w:numId="23" w16cid:durableId="1597012620">
     <w:abstractNumId w:val="14"/>
   </w:num>
-  <w:num w:numId="24">
+  <w:num w:numId="24" w16cid:durableId="1220702873">
     <w:abstractNumId w:val="12"/>
   </w:num>
-  <w:num w:numId="25">
+  <w:num w:numId="25" w16cid:durableId="1546257870">
     <w:abstractNumId w:val="22"/>
   </w:num>
-  <w:num w:numId="26">
+  <w:num w:numId="26" w16cid:durableId="1885824170">
     <w:abstractNumId w:val="36"/>
   </w:num>
-  <w:num w:numId="27">
+  <w:num w:numId="27" w16cid:durableId="896208850">
     <w:abstractNumId w:val="37"/>
   </w:num>
-  <w:num w:numId="28">
+  <w:num w:numId="28" w16cid:durableId="869799369">
     <w:abstractNumId w:val="7"/>
   </w:num>
-  <w:num w:numId="29">
+  <w:num w:numId="29" w16cid:durableId="1352612968">
     <w:abstractNumId w:val="1"/>
   </w:num>
-  <w:num w:numId="30">
+  <w:num w:numId="30" w16cid:durableId="1942688805">
     <w:abstractNumId w:val="9"/>
   </w:num>
-  <w:num w:numId="31">
+  <w:num w:numId="31" w16cid:durableId="1457328669">
     <w:abstractNumId w:val="13"/>
   </w:num>
-  <w:num w:numId="32">
+  <w:num w:numId="32" w16cid:durableId="1823542301">
     <w:abstractNumId w:val="33"/>
   </w:num>
-  <w:num w:numId="33">
+  <w:num w:numId="33" w16cid:durableId="1041369093">
     <w:abstractNumId w:val="15"/>
   </w:num>
-  <w:num w:numId="34">
+  <w:num w:numId="34" w16cid:durableId="543757185">
     <w:abstractNumId w:val="18"/>
   </w:num>
-  <w:num w:numId="35">
+  <w:num w:numId="35" w16cid:durableId="884297403">
     <w:abstractNumId w:val="34"/>
   </w:num>
-  <w:num w:numId="36">
+  <w:num w:numId="36" w16cid:durableId="1115641371">
     <w:abstractNumId w:val="19"/>
   </w:num>
-  <w:num w:numId="37">
+  <w:num w:numId="37" w16cid:durableId="216362538">
     <w:abstractNumId w:val="42"/>
   </w:num>
-  <w:num w:numId="38">
+  <w:num w:numId="38" w16cid:durableId="99767334">
     <w:abstractNumId w:val="32"/>
   </w:num>
-  <w:num w:numId="39">
+  <w:num w:numId="39" w16cid:durableId="1943224207">
     <w:abstractNumId w:val="5"/>
   </w:num>
-  <w:num w:numId="40">
+  <w:num w:numId="40" w16cid:durableId="561791019">
     <w:abstractNumId w:val="29"/>
   </w:num>
-  <w:num w:numId="41">
+  <w:num w:numId="41" w16cid:durableId="13046316">
     <w:abstractNumId w:val="17"/>
   </w:num>
-  <w:num w:numId="42">
+  <w:num w:numId="42" w16cid:durableId="818575672">
     <w:abstractNumId w:val="4"/>
   </w:num>
-  <w:num w:numId="43">
+  <w:num w:numId="43" w16cid:durableId="973825325">
     <w:abstractNumId w:val="2"/>
   </w:num>
-  <w:num w:numId="44">
+  <w:num w:numId="44" w16cid:durableId="821241997">
     <w:abstractNumId w:val="3"/>
   </w:num>
-  <w:num w:numId="45">
+  <w:num w:numId="45" w16cid:durableId="1911039647">
     <w:abstractNumId w:val="28"/>
   </w:num>
   <w:numIdMacAtCleanup w:val="21"/>
@@ -30408,7 +28718,7 @@
 </file>
 
 <file path=word/people.xml><?xml version="1.0" encoding="utf-8"?>
-<w15:people xmlns:wpc="http://schemas.microsoft.com/office/word/2010/wordprocessingCanvas" xmlns:cx="http://schemas.microsoft.com/office/drawing/2014/chartex" xmlns:cx1="http://schemas.microsoft.com/office/drawing/2015/9/8/chartex" xmlns:cx2="http://schemas.microsoft.com/office/drawing/2015/10/21/chartex" xmlns:cx3="http://schemas.microsoft.com/office/drawing/2016/5/9/chartex" xmlns:cx4="http://schemas.microsoft.com/office/drawing/2016/5/10/chartex" xmlns:cx5="http://schemas.microsoft.com/office/drawing/2016/5/11/chartex" xmlns:cx6="http://schemas.microsoft.com/office/drawing/2016/5/12/chartex" xmlns:cx7="http://schemas.microsoft.com/office/drawing/2016/5/13/chartex" xmlns:cx8="http://schemas.microsoft.com/office/drawing/2016/5/14/chartex" xmlns:mc="http://schemas.openxmlformats.org/markup-compatibility/2006" xmlns:aink="http://schemas.microsoft.com/office/drawing/2016/ink" xmlns:am3d="http://schemas.microsoft.com/office/drawing/2017/model3d" xmlns:o="urn:schemas-microsoft-com:office:office" xmlns:r="http://schemas.openxmlformats.org/officeDocument/2006/relationships" xmlns:m="http://schemas.openxmlformats.org/officeDocument/2006/math" xmlns:v="urn:schemas-microsoft-com:vml" xmlns:wp14="http://schemas.microsoft.com/office/word/2010/wordprocessingDrawing" xmlns:wp="http://schemas.openxmlformats.org/drawingml/2006/wordprocessingDrawing" xmlns:w10="urn:schemas-microsoft-com:office:word" xmlns:w="http://schemas.openxmlformats.org/wordprocessingml/2006/main" xmlns:w14="http://schemas.microsoft.com/office/word/2010/wordml" xmlns:w15="http://schemas.microsoft.com/office/word/2012/wordml" xmlns:w16cex="http://schemas.microsoft.com/office/word/2018/wordml/cex" xmlns:w16cid="http://schemas.microsoft.com/office/word/2016/wordml/cid" xmlns:w16="http://schemas.microsoft.com/office/word/2018/wordml" xmlns:w16sdtdh="http://schemas.microsoft.com/office/word/2020/wordml/sdtdatahash" xmlns:w16se="http://schemas.microsoft.com/office/word/2015/wordml/symex" xmlns:wpg="http://schemas.microsoft.com/office/word/2010/wordprocessingGroup" xmlns:wpi="http://schemas.microsoft.com/office/word/2010/wordprocessingInk" xmlns:wne="http://schemas.microsoft.com/office/word/2006/wordml" xmlns:wps="http://schemas.microsoft.com/office/word/2010/wordprocessingShape" mc:Ignorable="w14 w15 w16se w16cid w16 w16cex w16sdtdh wp14">
+<w15:people xmlns:wpc="http://schemas.microsoft.com/office/word/2010/wordprocessingCanvas" xmlns:cx="http://schemas.microsoft.com/office/drawing/2014/chartex" xmlns:cx1="http://schemas.microsoft.com/office/drawing/2015/9/8/chartex" xmlns:cx2="http://schemas.microsoft.com/office/drawing/2015/10/21/chartex" xmlns:cx3="http://schemas.microsoft.com/office/drawing/2016/5/9/chartex" xmlns:cx4="http://schemas.microsoft.com/office/drawing/2016/5/10/chartex" xmlns:cx5="http://schemas.microsoft.com/office/drawing/2016/5/11/chartex" xmlns:cx6="http://schemas.microsoft.com/office/drawing/2016/5/12/chartex" xmlns:cx7="http://schemas.microsoft.com/office/drawing/2016/5/13/chartex" xmlns:cx8="http://schemas.microsoft.com/office/drawing/2016/5/14/chartex" xmlns:mc="http://schemas.openxmlformats.org/markup-compatibility/2006" xmlns:aink="http://schemas.microsoft.com/office/drawing/2016/ink" xmlns:am3d="http://schemas.microsoft.com/office/drawing/2017/model3d" xmlns:o="urn:schemas-microsoft-com:office:office" xmlns:oel="http://schemas.microsoft.com/office/2019/extlst" xmlns:r="http://schemas.openxmlformats.org/officeDocument/2006/relationships" xmlns:m="http://schemas.openxmlformats.org/officeDocument/2006/math" xmlns:v="urn:schemas-microsoft-com:vml" xmlns:wp14="http://schemas.microsoft.com/office/word/2010/wordprocessingDrawing" xmlns:wp="http://schemas.openxmlformats.org/drawingml/2006/wordprocessingDrawing" xmlns:w10="urn:schemas-microsoft-com:office:word" xmlns:w="http://schemas.openxmlformats.org/wordprocessingml/2006/main" xmlns:w14="http://schemas.microsoft.com/office/word/2010/wordml" xmlns:w15="http://schemas.microsoft.com/office/word/2012/wordml" xmlns:w16cex="http://schemas.microsoft.com/office/word/2018/wordml/cex" xmlns:w16cid="http://schemas.microsoft.com/office/word/2016/wordml/cid" xmlns:w16="http://schemas.microsoft.com/office/word/2018/wordml" xmlns:w16du="http://schemas.microsoft.com/office/word/2023/wordml/word16du" xmlns:w16sdtdh="http://schemas.microsoft.com/office/word/2020/wordml/sdtdatahash" xmlns:w16sdtfl="http://schemas.microsoft.com/office/word/2024/wordml/sdtformatlock" xmlns:w16se="http://schemas.microsoft.com/office/word/2015/wordml/symex" xmlns:wpg="http://schemas.microsoft.com/office/word/2010/wordprocessingGroup" xmlns:wpi="http://schemas.microsoft.com/office/word/2010/wordprocessingInk" xmlns:wne="http://schemas.microsoft.com/office/word/2006/wordml" xmlns:wps="http://schemas.microsoft.com/office/word/2010/wordprocessingShape" mc:Ignorable="w14 w15 w16se w16cid w16 w16cex w16sdtdh w16sdtfl w16du wp14">
   <w15:person w15:author="Andrés Felipe Velandia Espitia">
     <w15:presenceInfo w15:providerId="Windows Live" w15:userId="c7056c470dc3b715"/>
   </w15:person>
@@ -30419,11 +28729,11 @@
 </file>
 
 <file path=word/styles.xml><?xml version="1.0" encoding="utf-8"?>
-<w:styles xmlns:wp14="http://schemas.microsoft.com/office/word/2010/wordprocessingDrawing" xmlns:mc="http://schemas.openxmlformats.org/markup-compatibility/2006" xmlns:r="http://schemas.openxmlformats.org/officeDocument/2006/relationships" xmlns:w="http://schemas.openxmlformats.org/wordprocessingml/2006/main" xmlns:w14="http://schemas.microsoft.com/office/word/2010/wordml" xmlns:w15="http://schemas.microsoft.com/office/word/2012/wordml" xmlns:w16cex="http://schemas.microsoft.com/office/word/2018/wordml/cex" xmlns:w16cid="http://schemas.microsoft.com/office/word/2016/wordml/cid" xmlns:w16="http://schemas.microsoft.com/office/word/2018/wordml" xmlns:w16sdtdh="http://schemas.microsoft.com/office/word/2020/wordml/sdtdatahash" xmlns:w16se="http://schemas.microsoft.com/office/word/2015/wordml/symex" mc:Ignorable="w14 w15 w16se w16cid w16 w16cex w16sdtdh wp14">
+<w:styles xmlns:mc="http://schemas.openxmlformats.org/markup-compatibility/2006" xmlns:r="http://schemas.openxmlformats.org/officeDocument/2006/relationships" xmlns:w="http://schemas.openxmlformats.org/wordprocessingml/2006/main" xmlns:w14="http://schemas.microsoft.com/office/word/2010/wordml" xmlns:w15="http://schemas.microsoft.com/office/word/2012/wordml" xmlns:w16cex="http://schemas.microsoft.com/office/word/2018/wordml/cex" xmlns:w16cid="http://schemas.microsoft.com/office/word/2016/wordml/cid" xmlns:w16="http://schemas.microsoft.com/office/word/2018/wordml" xmlns:w16du="http://schemas.microsoft.com/office/word/2023/wordml/word16du" xmlns:w16sdtdh="http://schemas.microsoft.com/office/word/2020/wordml/sdtdatahash" xmlns:w16sdtfl="http://schemas.microsoft.com/office/word/2024/wordml/sdtformatlock" xmlns:w16se="http://schemas.microsoft.com/office/word/2015/wordml/symex" mc:Ignorable="w14 w15 w16se w16cid w16 w16cex w16sdtdh w16sdtfl w16du">
   <w:docDefaults>
     <w:rPrDefault>
       <w:rPr>
-        <w:rFonts w:ascii="Arial" w:hAnsi="Arial" w:eastAsia="Arial" w:cs="Arial"/>
+        <w:rFonts w:ascii="Arial" w:eastAsia="Arial" w:hAnsi="Arial" w:cs="Arial"/>
         <w:sz w:val="22"/>
         <w:szCs w:val="22"/>
         <w:lang w:val="es-CO" w:eastAsia="es-CO" w:bidi="ar-SA"/>
@@ -30438,14 +28748,14 @@
   <w:latentStyles w:defLockedState="0" w:defUIPriority="99" w:defSemiHidden="0" w:defUnhideWhenUsed="0" w:defQFormat="0" w:count="376">
     <w:lsdException w:name="Normal" w:uiPriority="0" w:qFormat="1"/>
     <w:lsdException w:name="heading 1" w:uiPriority="9" w:qFormat="1"/>
-    <w:lsdException w:name="heading 2" w:uiPriority="9" w:semiHidden="1" w:unhideWhenUsed="1" w:qFormat="1"/>
-    <w:lsdException w:name="heading 3" w:uiPriority="9" w:semiHidden="1" w:unhideWhenUsed="1" w:qFormat="1"/>
-    <w:lsdException w:name="heading 4" w:uiPriority="9" w:semiHidden="1" w:unhideWhenUsed="1" w:qFormat="1"/>
-    <w:lsdException w:name="heading 5" w:uiPriority="9" w:semiHidden="1" w:unhideWhenUsed="1" w:qFormat="1"/>
-    <w:lsdException w:name="heading 6" w:uiPriority="9" w:semiHidden="1" w:unhideWhenUsed="1" w:qFormat="1"/>
-    <w:lsdException w:name="heading 7" w:uiPriority="9" w:semiHidden="1" w:unhideWhenUsed="1" w:qFormat="1"/>
-    <w:lsdException w:name="heading 8" w:uiPriority="9" w:semiHidden="1" w:unhideWhenUsed="1" w:qFormat="1"/>
-    <w:lsdException w:name="heading 9" w:uiPriority="9" w:semiHidden="1" w:unhideWhenUsed="1" w:qFormat="1"/>
+    <w:lsdException w:name="heading 2" w:semiHidden="1" w:uiPriority="9" w:unhideWhenUsed="1" w:qFormat="1"/>
+    <w:lsdException w:name="heading 3" w:semiHidden="1" w:uiPriority="9" w:unhideWhenUsed="1" w:qFormat="1"/>
+    <w:lsdException w:name="heading 4" w:semiHidden="1" w:uiPriority="9" w:unhideWhenUsed="1" w:qFormat="1"/>
+    <w:lsdException w:name="heading 5" w:semiHidden="1" w:uiPriority="9" w:unhideWhenUsed="1" w:qFormat="1"/>
+    <w:lsdException w:name="heading 6" w:semiHidden="1" w:uiPriority="9" w:unhideWhenUsed="1" w:qFormat="1"/>
+    <w:lsdException w:name="heading 7" w:semiHidden="1" w:uiPriority="9" w:unhideWhenUsed="1" w:qFormat="1"/>
+    <w:lsdException w:name="heading 8" w:semiHidden="1" w:uiPriority="9" w:unhideWhenUsed="1" w:qFormat="1"/>
+    <w:lsdException w:name="heading 9" w:semiHidden="1" w:uiPriority="9" w:unhideWhenUsed="1" w:qFormat="1"/>
     <w:lsdException w:name="index 1" w:semiHidden="1" w:unhideWhenUsed="1"/>
     <w:lsdException w:name="index 2" w:semiHidden="1" w:unhideWhenUsed="1"/>
     <w:lsdException w:name="index 3" w:semiHidden="1" w:unhideWhenUsed="1"/>
@@ -30455,22 +28765,22 @@
     <w:lsdException w:name="index 7" w:semiHidden="1" w:unhideWhenUsed="1"/>
     <w:lsdException w:name="index 8" w:semiHidden="1" w:unhideWhenUsed="1"/>
     <w:lsdException w:name="index 9" w:semiHidden="1" w:unhideWhenUsed="1"/>
-    <w:lsdException w:name="toc 1" w:uiPriority="39" w:semiHidden="1" w:unhideWhenUsed="1"/>
-    <w:lsdException w:name="toc 2" w:uiPriority="39" w:semiHidden="1" w:unhideWhenUsed="1"/>
-    <w:lsdException w:name="toc 3" w:uiPriority="39" w:semiHidden="1" w:unhideWhenUsed="1"/>
-    <w:lsdException w:name="toc 4" w:uiPriority="39" w:semiHidden="1" w:unhideWhenUsed="1"/>
-    <w:lsdException w:name="toc 5" w:uiPriority="39" w:semiHidden="1" w:unhideWhenUsed="1"/>
-    <w:lsdException w:name="toc 6" w:uiPriority="39" w:semiHidden="1" w:unhideWhenUsed="1"/>
-    <w:lsdException w:name="toc 7" w:uiPriority="39" w:semiHidden="1" w:unhideWhenUsed="1"/>
-    <w:lsdException w:name="toc 8" w:uiPriority="39" w:semiHidden="1" w:unhideWhenUsed="1"/>
-    <w:lsdException w:name="toc 9" w:uiPriority="39" w:semiHidden="1" w:unhideWhenUsed="1"/>
+    <w:lsdException w:name="toc 1" w:semiHidden="1" w:uiPriority="39" w:unhideWhenUsed="1"/>
+    <w:lsdException w:name="toc 2" w:semiHidden="1" w:uiPriority="39" w:unhideWhenUsed="1"/>
+    <w:lsdException w:name="toc 3" w:semiHidden="1" w:uiPriority="39" w:unhideWhenUsed="1"/>
+    <w:lsdException w:name="toc 4" w:semiHidden="1" w:uiPriority="39" w:unhideWhenUsed="1"/>
+    <w:lsdException w:name="toc 5" w:semiHidden="1" w:uiPriority="39" w:unhideWhenUsed="1"/>
+    <w:lsdException w:name="toc 6" w:semiHidden="1" w:uiPriority="39" w:unhideWhenUsed="1"/>
+    <w:lsdException w:name="toc 7" w:semiHidden="1" w:uiPriority="39" w:unhideWhenUsed="1"/>
+    <w:lsdException w:name="toc 8" w:semiHidden="1" w:uiPriority="39" w:unhideWhenUsed="1"/>
+    <w:lsdException w:name="toc 9" w:semiHidden="1" w:uiPriority="39" w:unhideWhenUsed="1"/>
     <w:lsdException w:name="Normal Indent" w:semiHidden="1" w:unhideWhenUsed="1"/>
     <w:lsdException w:name="footnote text" w:semiHidden="1" w:unhideWhenUsed="1"/>
     <w:lsdException w:name="annotation text" w:semiHidden="1" w:unhideWhenUsed="1"/>
     <w:lsdException w:name="header" w:semiHidden="1" w:unhideWhenUsed="1"/>
     <w:lsdException w:name="footer" w:semiHidden="1" w:unhideWhenUsed="1"/>
     <w:lsdException w:name="index heading" w:semiHidden="1" w:unhideWhenUsed="1"/>
-    <w:lsdException w:name="caption" w:uiPriority="35" w:semiHidden="1" w:unhideWhenUsed="1" w:qFormat="1"/>
+    <w:lsdException w:name="caption" w:semiHidden="1" w:uiPriority="35" w:unhideWhenUsed="1" w:qFormat="1"/>
     <w:lsdException w:name="table of figures" w:semiHidden="1" w:unhideWhenUsed="1"/>
     <w:lsdException w:name="envelope address" w:semiHidden="1" w:unhideWhenUsed="1"/>
     <w:lsdException w:name="envelope return" w:semiHidden="1" w:unhideWhenUsed="1"/>
@@ -30501,8 +28811,8 @@
     <w:lsdException w:name="Title" w:uiPriority="10" w:qFormat="1"/>
     <w:lsdException w:name="Closing" w:semiHidden="1" w:unhideWhenUsed="1"/>
     <w:lsdException w:name="Signature" w:semiHidden="1" w:unhideWhenUsed="1"/>
-    <w:lsdException w:name="Default Paragraph Font" w:uiPriority="1" w:semiHidden="1" w:unhideWhenUsed="1"/>
-    <w:lsdException w:name="Body Text" w:uiPriority="1" w:semiHidden="1" w:unhideWhenUsed="1" w:qFormat="1"/>
+    <w:lsdException w:name="Default Paragraph Font" w:semiHidden="1" w:uiPriority="1" w:unhideWhenUsed="1"/>
+    <w:lsdException w:name="Body Text" w:semiHidden="1" w:uiPriority="1" w:unhideWhenUsed="1" w:qFormat="1"/>
     <w:lsdException w:name="Body Text Indent" w:semiHidden="1" w:unhideWhenUsed="1"/>
     <w:lsdException w:name="List Continue" w:semiHidden="1" w:unhideWhenUsed="1"/>
     <w:lsdException w:name="List Continue 2" w:semiHidden="1" w:unhideWhenUsed="1"/>
@@ -30701,8 +29011,8 @@
     <w:lsdException w:name="Subtle Reference" w:uiPriority="31" w:qFormat="1"/>
     <w:lsdException w:name="Intense Reference" w:uiPriority="32" w:qFormat="1"/>
     <w:lsdException w:name="Book Title" w:uiPriority="33" w:qFormat="1"/>
-    <w:lsdException w:name="Bibliography" w:uiPriority="37" w:semiHidden="1" w:unhideWhenUsed="1"/>
-    <w:lsdException w:name="TOC Heading" w:uiPriority="39" w:semiHidden="1" w:unhideWhenUsed="1" w:qFormat="1"/>
+    <w:lsdException w:name="Bibliography" w:semiHidden="1" w:uiPriority="37" w:unhideWhenUsed="1"/>
+    <w:lsdException w:name="TOC Heading" w:semiHidden="1" w:uiPriority="39" w:unhideWhenUsed="1" w:qFormat="1"/>
     <w:lsdException w:name="Plain Table 1" w:uiPriority="41"/>
     <w:lsdException w:name="Plain Table 2" w:uiPriority="42"/>
     <w:lsdException w:name="Plain Table 3" w:uiPriority="43"/>
@@ -30813,7 +29123,7 @@
     <w:lsdException w:name="Unresolved Mention" w:semiHidden="1" w:unhideWhenUsed="1"/>
     <w:lsdException w:name="Smart Link" w:semiHidden="1" w:unhideWhenUsed="1"/>
   </w:latentStyles>
-  <w:style w:type="paragraph" w:styleId="Normal" w:default="1">
+  <w:style w:type="paragraph" w:default="1" w:styleId="Normal">
     <w:name w:val="Normal"/>
     <w:qFormat/>
     <w:rsid w:val="00280F84"/>
@@ -30930,13 +29240,13 @@
       <w:color w:val="666666"/>
     </w:rPr>
   </w:style>
-  <w:style w:type="character" w:styleId="Fuentedeprrafopredeter" w:default="1">
+  <w:style w:type="character" w:default="1" w:styleId="Fuentedeprrafopredeter">
     <w:name w:val="Default Paragraph Font"/>
     <w:uiPriority w:val="1"/>
     <w:semiHidden/>
     <w:unhideWhenUsed/>
   </w:style>
-  <w:style w:type="table" w:styleId="Tablanormal" w:default="1">
+  <w:style w:type="table" w:default="1" w:styleId="Tablanormal">
     <w:name w:val="Normal Table"/>
     <w:uiPriority w:val="99"/>
     <w:semiHidden/>
@@ -30951,13 +29261,13 @@
       </w:tblCellMar>
     </w:tblPr>
   </w:style>
-  <w:style w:type="numbering" w:styleId="Sinlista" w:default="1">
+  <w:style w:type="numbering" w:default="1" w:styleId="Sinlista">
     <w:name w:val="No List"/>
     <w:uiPriority w:val="99"/>
     <w:semiHidden/>
     <w:unhideWhenUsed/>
   </w:style>
-  <w:style w:type="table" w:styleId="TableNormal1" w:customStyle="1">
+  <w:style w:type="table" w:customStyle="1" w:styleId="TableNormal1">
     <w:name w:val="Table Normal1"/>
     <w:tblPr>
       <w:tblCellMar>
@@ -30984,7 +29294,7 @@
       <w:szCs w:val="52"/>
     </w:rPr>
   </w:style>
-  <w:style w:type="table" w:styleId="TableNormal2" w:customStyle="1">
+  <w:style w:type="table" w:customStyle="1" w:styleId="TableNormal2">
     <w:name w:val="Table Normal2"/>
     <w:tblPr>
       <w:tblCellMar>
@@ -31012,7 +29322,7 @@
       <w:szCs w:val="30"/>
     </w:rPr>
   </w:style>
-  <w:style w:type="table" w:styleId="a" w:customStyle="1">
+  <w:style w:type="table" w:customStyle="1" w:styleId="a">
     <w:basedOn w:val="Tablanormal"/>
     <w:tblPr>
       <w:tblStyleRowBandSize w:val="1"/>
@@ -31025,7 +29335,7 @@
       </w:tblCellMar>
     </w:tblPr>
   </w:style>
-  <w:style w:type="table" w:styleId="a0" w:customStyle="1">
+  <w:style w:type="table" w:customStyle="1" w:styleId="a0">
     <w:basedOn w:val="Tablanormal"/>
     <w:tblPr>
       <w:tblStyleRowBandSize w:val="1"/>
@@ -31038,7 +29348,7 @@
       </w:tblCellMar>
     </w:tblPr>
   </w:style>
-  <w:style w:type="table" w:styleId="a1" w:customStyle="1">
+  <w:style w:type="table" w:customStyle="1" w:styleId="a1">
     <w:basedOn w:val="Tablanormal"/>
     <w:tblPr>
       <w:tblStyleRowBandSize w:val="1"/>
@@ -31061,12 +29371,12 @@
     </w:pPr>
     <w:tblPr>
       <w:tblBorders>
-        <w:top w:val="single" w:color="auto" w:sz="4" w:space="0"/>
-        <w:left w:val="single" w:color="auto" w:sz="4" w:space="0"/>
-        <w:bottom w:val="single" w:color="auto" w:sz="4" w:space="0"/>
-        <w:right w:val="single" w:color="auto" w:sz="4" w:space="0"/>
-        <w:insideH w:val="single" w:color="auto" w:sz="4" w:space="0"/>
-        <w:insideV w:val="single" w:color="auto" w:sz="4" w:space="0"/>
+        <w:top w:val="single" w:sz="4" w:space="0" w:color="auto"/>
+        <w:left w:val="single" w:sz="4" w:space="0" w:color="auto"/>
+        <w:bottom w:val="single" w:sz="4" w:space="0" w:color="auto"/>
+        <w:right w:val="single" w:sz="4" w:space="0" w:color="auto"/>
+        <w:insideH w:val="single" w:sz="4" w:space="0" w:color="auto"/>
+        <w:insideV w:val="single" w:sz="4" w:space="0" w:color="auto"/>
       </w:tblBorders>
     </w:tblPr>
   </w:style>
@@ -31085,7 +29395,7 @@
       <w:spacing w:line="240" w:lineRule="auto"/>
     </w:pPr>
   </w:style>
-  <w:style w:type="character" w:styleId="EncabezadoCar" w:customStyle="1">
+  <w:style w:type="character" w:customStyle="1" w:styleId="EncabezadoCar">
     <w:name w:val="Encabezado Car"/>
     <w:basedOn w:val="Fuentedeprrafopredeter"/>
     <w:link w:val="Encabezado"/>
@@ -31107,7 +29417,7 @@
       <w:spacing w:line="240" w:lineRule="auto"/>
     </w:pPr>
   </w:style>
-  <w:style w:type="character" w:styleId="PiedepginaCar" w:customStyle="1">
+  <w:style w:type="character" w:customStyle="1" w:styleId="PiedepginaCar">
     <w:name w:val="Pie de página Car"/>
     <w:basedOn w:val="Fuentedeprrafopredeter"/>
     <w:link w:val="Piedepgina"/>
@@ -31124,12 +29434,12 @@
       <w:spacing w:before="100" w:beforeAutospacing="1" w:after="100" w:afterAutospacing="1" w:line="240" w:lineRule="auto"/>
     </w:pPr>
     <w:rPr>
-      <w:rFonts w:ascii="Times New Roman" w:hAnsi="Times New Roman" w:eastAsia="Times New Roman" w:cs="Times New Roman"/>
+      <w:rFonts w:ascii="Times New Roman" w:eastAsia="Times New Roman" w:hAnsi="Times New Roman" w:cs="Times New Roman"/>
       <w:sz w:val="24"/>
       <w:szCs w:val="24"/>
     </w:rPr>
   </w:style>
-  <w:style w:type="character" w:styleId="Listavistosa-nfasis1Car" w:customStyle="1">
+  <w:style w:type="character" w:customStyle="1" w:styleId="Listavistosa-nfasis1Car">
     <w:name w:val="Lista vistosa - Énfasis 1 Car"/>
     <w:link w:val="Listavistosa-nfasis1"/>
     <w:uiPriority w:val="34"/>
@@ -31170,7 +29480,7 @@
       <w:tblPr/>
       <w:tcPr>
         <w:tcBorders>
-          <w:bottom w:val="single" w:color="FFFFFF" w:themeColor="background1" w:sz="12" w:space="0"/>
+          <w:bottom w:val="single" w:sz="12" w:space="0" w:color="FFFFFF" w:themeColor="background1"/>
         </w:tcBorders>
         <w:shd w:val="clear" w:color="auto" w:fill="9E3A38" w:themeFill="accent2" w:themeFillShade="CC"/>
       </w:tcPr>
@@ -31179,7 +29489,7 @@
       <w:tblPr/>
       <w:tcPr>
         <w:tcBorders>
-          <w:top w:val="single" w:color="000000" w:themeColor="text1" w:sz="12" w:space="0"/>
+          <w:top w:val="single" w:sz="12" w:space="0" w:color="000000" w:themeColor="text1"/>
         </w:tcBorders>
         <w:shd w:val="clear" w:color="auto" w:fill="FFFFFF" w:themeFill="background1"/>
       </w:tcPr>
@@ -31227,7 +29537,7 @@
       <w:u w:val="single"/>
     </w:rPr>
   </w:style>
-  <w:style w:type="character" w:styleId="Mencinsinresolver1" w:customStyle="1">
+  <w:style w:type="character" w:customStyle="1" w:styleId="Mencinsinresolver1">
     <w:name w:val="Mención sin resolver1"/>
     <w:basedOn w:val="Fuentedeprrafopredeter"/>
     <w:uiPriority w:val="99"/>
@@ -31268,7 +29578,7 @@
       <w:szCs w:val="18"/>
     </w:rPr>
   </w:style>
-  <w:style w:type="character" w:styleId="TextodegloboCar" w:customStyle="1">
+  <w:style w:type="character" w:customStyle="1" w:styleId="TextodegloboCar">
     <w:name w:val="Texto de globo Car"/>
     <w:basedOn w:val="Fuentedeprrafopredeter"/>
     <w:link w:val="Textodeglobo"/>
@@ -31309,7 +29619,7 @@
       <w:szCs w:val="20"/>
     </w:rPr>
   </w:style>
-  <w:style w:type="character" w:styleId="TextocomentarioCar" w:customStyle="1">
+  <w:style w:type="character" w:customStyle="1" w:styleId="TextocomentarioCar">
     <w:name w:val="Texto comentario Car"/>
     <w:basedOn w:val="Fuentedeprrafopredeter"/>
     <w:link w:val="Textocomentario"/>
@@ -31335,7 +29645,7 @@
       <w:bCs/>
     </w:rPr>
   </w:style>
-  <w:style w:type="character" w:styleId="AsuntodelcomentarioCar" w:customStyle="1">
+  <w:style w:type="character" w:customStyle="1" w:styleId="AsuntodelcomentarioCar">
     <w:name w:val="Asunto del comentario Car"/>
     <w:basedOn w:val="TextocomentarioCar"/>
     <w:link w:val="Asuntodelcomentario"/>
@@ -31349,7 +29659,7 @@
       <w:szCs w:val="20"/>
     </w:rPr>
   </w:style>
-  <w:style w:type="table" w:styleId="a2" w:customStyle="1">
+  <w:style w:type="table" w:customStyle="1" w:styleId="a2">
     <w:basedOn w:val="TableNormal2"/>
     <w:pPr>
       <w:spacing w:line="240" w:lineRule="auto"/>
@@ -31371,7 +29681,7 @@
       <w:shd w:val="clear" w:color="auto" w:fill="EDF2F8"/>
     </w:tcPr>
   </w:style>
-  <w:style w:type="table" w:styleId="a3" w:customStyle="1">
+  <w:style w:type="table" w:customStyle="1" w:styleId="a3">
     <w:basedOn w:val="TableNormal2"/>
     <w:pPr>
       <w:spacing w:line="240" w:lineRule="auto"/>
@@ -31393,7 +29703,7 @@
       <w:shd w:val="clear" w:color="auto" w:fill="EDF2F8"/>
     </w:tcPr>
   </w:style>
-  <w:style w:type="table" w:styleId="a4" w:customStyle="1">
+  <w:style w:type="table" w:customStyle="1" w:styleId="a4">
     <w:basedOn w:val="TableNormal2"/>
     <w:pPr>
       <w:spacing w:line="240" w:lineRule="auto"/>
@@ -31415,7 +29725,7 @@
       <w:shd w:val="clear" w:color="auto" w:fill="EDF2F8"/>
     </w:tcPr>
   </w:style>
-  <w:style w:type="table" w:styleId="a5" w:customStyle="1">
+  <w:style w:type="table" w:customStyle="1" w:styleId="a5">
     <w:basedOn w:val="TableNormal2"/>
     <w:pPr>
       <w:spacing w:line="240" w:lineRule="auto"/>
@@ -31437,7 +29747,7 @@
       <w:shd w:val="clear" w:color="auto" w:fill="EDF2F8"/>
     </w:tcPr>
   </w:style>
-  <w:style w:type="table" w:styleId="a6" w:customStyle="1">
+  <w:style w:type="table" w:customStyle="1" w:styleId="a6">
     <w:basedOn w:val="TableNormal2"/>
     <w:tblPr>
       <w:tblStyleRowBandSize w:val="1"/>
@@ -31448,7 +29758,7 @@
       </w:tblCellMar>
     </w:tblPr>
   </w:style>
-  <w:style w:type="table" w:styleId="a7" w:customStyle="1">
+  <w:style w:type="table" w:customStyle="1" w:styleId="a7">
     <w:basedOn w:val="TableNormal2"/>
     <w:tblPr>
       <w:tblStyleRowBandSize w:val="1"/>
@@ -31461,7 +29771,7 @@
       </w:tblCellMar>
     </w:tblPr>
   </w:style>
-  <w:style w:type="table" w:styleId="a8" w:customStyle="1">
+  <w:style w:type="table" w:customStyle="1" w:styleId="a8">
     <w:basedOn w:val="TableNormal2"/>
     <w:tblPr>
       <w:tblStyleRowBandSize w:val="1"/>
@@ -31474,7 +29784,7 @@
       </w:tblCellMar>
     </w:tblPr>
   </w:style>
-  <w:style w:type="table" w:styleId="a9" w:customStyle="1">
+  <w:style w:type="table" w:customStyle="1" w:styleId="a9">
     <w:basedOn w:val="TableNormal2"/>
     <w:tblPr>
       <w:tblStyleRowBandSize w:val="1"/>
@@ -31485,7 +29795,7 @@
       </w:tblCellMar>
     </w:tblPr>
   </w:style>
-  <w:style w:type="table" w:styleId="aa" w:customStyle="1">
+  <w:style w:type="table" w:customStyle="1" w:styleId="aa">
     <w:basedOn w:val="TableNormal2"/>
     <w:tblPr>
       <w:tblStyleRowBandSize w:val="1"/>
@@ -31496,7 +29806,7 @@
       </w:tblCellMar>
     </w:tblPr>
   </w:style>
-  <w:style w:type="table" w:styleId="ab" w:customStyle="1">
+  <w:style w:type="table" w:customStyle="1" w:styleId="ab">
     <w:basedOn w:val="TableNormal2"/>
     <w:pPr>
       <w:spacing w:line="240" w:lineRule="auto"/>
@@ -31518,7 +29828,7 @@
       <w:shd w:val="clear" w:color="auto" w:fill="EDF2F8"/>
     </w:tcPr>
   </w:style>
-  <w:style w:type="table" w:styleId="ac" w:customStyle="1">
+  <w:style w:type="table" w:customStyle="1" w:styleId="ac">
     <w:basedOn w:val="TableNormal2"/>
     <w:pPr>
       <w:spacing w:line="240" w:lineRule="auto"/>
@@ -31540,7 +29850,7 @@
       <w:shd w:val="clear" w:color="auto" w:fill="EDF2F8"/>
     </w:tcPr>
   </w:style>
-  <w:style w:type="table" w:styleId="ad" w:customStyle="1">
+  <w:style w:type="table" w:customStyle="1" w:styleId="ad">
     <w:basedOn w:val="TableNormal2"/>
     <w:pPr>
       <w:spacing w:line="240" w:lineRule="auto"/>
@@ -31562,7 +29872,7 @@
       <w:shd w:val="clear" w:color="auto" w:fill="EDF2F8"/>
     </w:tcPr>
   </w:style>
-  <w:style w:type="table" w:styleId="ae" w:customStyle="1">
+  <w:style w:type="table" w:customStyle="1" w:styleId="ae">
     <w:basedOn w:val="TableNormal2"/>
     <w:pPr>
       <w:spacing w:line="240" w:lineRule="auto"/>
@@ -31584,7 +29894,7 @@
       <w:shd w:val="clear" w:color="auto" w:fill="EDF2F8"/>
     </w:tcPr>
   </w:style>
-  <w:style w:type="table" w:styleId="af" w:customStyle="1">
+  <w:style w:type="table" w:customStyle="1" w:styleId="af">
     <w:basedOn w:val="TableNormal2"/>
     <w:pPr>
       <w:spacing w:line="240" w:lineRule="auto"/>
@@ -31606,7 +29916,7 @@
       <w:shd w:val="clear" w:color="auto" w:fill="EDF2F8"/>
     </w:tcPr>
   </w:style>
-  <w:style w:type="table" w:styleId="af0" w:customStyle="1">
+  <w:style w:type="table" w:customStyle="1" w:styleId="af0">
     <w:basedOn w:val="TableNormal2"/>
     <w:pPr>
       <w:spacing w:line="240" w:lineRule="auto"/>
@@ -31628,7 +29938,7 @@
       <w:shd w:val="clear" w:color="auto" w:fill="EDF2F8"/>
     </w:tcPr>
   </w:style>
-  <w:style w:type="table" w:styleId="af1" w:customStyle="1">
+  <w:style w:type="table" w:customStyle="1" w:styleId="af1">
     <w:basedOn w:val="TableNormal2"/>
     <w:pPr>
       <w:spacing w:line="240" w:lineRule="auto"/>
@@ -31650,7 +29960,7 @@
       <w:shd w:val="clear" w:color="auto" w:fill="EDF2F8"/>
     </w:tcPr>
   </w:style>
-  <w:style w:type="table" w:styleId="af2" w:customStyle="1">
+  <w:style w:type="table" w:customStyle="1" w:styleId="af2">
     <w:basedOn w:val="TableNormal2"/>
     <w:pPr>
       <w:spacing w:line="240" w:lineRule="auto"/>
@@ -31672,7 +29982,7 @@
       <w:shd w:val="clear" w:color="auto" w:fill="EDF2F8"/>
     </w:tcPr>
   </w:style>
-  <w:style w:type="table" w:styleId="af3" w:customStyle="1">
+  <w:style w:type="table" w:customStyle="1" w:styleId="af3">
     <w:basedOn w:val="TableNormal2"/>
     <w:pPr>
       <w:spacing w:line="240" w:lineRule="auto"/>
@@ -31717,42 +30027,42 @@
       <w:bCs/>
     </w:rPr>
   </w:style>
-  <w:style w:type="character" w:styleId="katex-mathml" w:customStyle="1">
+  <w:style w:type="character" w:customStyle="1" w:styleId="katex-mathml">
     <w:name w:val="katex-mathml"/>
     <w:basedOn w:val="Fuentedeprrafopredeter"/>
     <w:rsid w:val="00DB7053"/>
   </w:style>
-  <w:style w:type="character" w:styleId="mord" w:customStyle="1">
+  <w:style w:type="character" w:customStyle="1" w:styleId="mord">
     <w:name w:val="mord"/>
     <w:basedOn w:val="Fuentedeprrafopredeter"/>
     <w:rsid w:val="00DB7053"/>
   </w:style>
-  <w:style w:type="character" w:styleId="mrel" w:customStyle="1">
+  <w:style w:type="character" w:customStyle="1" w:styleId="mrel">
     <w:name w:val="mrel"/>
     <w:basedOn w:val="Fuentedeprrafopredeter"/>
     <w:rsid w:val="00DB7053"/>
   </w:style>
-  <w:style w:type="character" w:styleId="mbin" w:customStyle="1">
+  <w:style w:type="character" w:customStyle="1" w:styleId="mbin">
     <w:name w:val="mbin"/>
     <w:basedOn w:val="Fuentedeprrafopredeter"/>
     <w:rsid w:val="00DB7053"/>
   </w:style>
-  <w:style w:type="character" w:styleId="mopen" w:customStyle="1">
+  <w:style w:type="character" w:customStyle="1" w:styleId="mopen">
     <w:name w:val="mopen"/>
     <w:basedOn w:val="Fuentedeprrafopredeter"/>
     <w:rsid w:val="00DB7053"/>
   </w:style>
-  <w:style w:type="character" w:styleId="mpunct" w:customStyle="1">
+  <w:style w:type="character" w:customStyle="1" w:styleId="mpunct">
     <w:name w:val="mpunct"/>
     <w:basedOn w:val="Fuentedeprrafopredeter"/>
     <w:rsid w:val="00DB7053"/>
   </w:style>
-  <w:style w:type="character" w:styleId="mclose" w:customStyle="1">
+  <w:style w:type="character" w:customStyle="1" w:styleId="mclose">
     <w:name w:val="mclose"/>
     <w:basedOn w:val="Fuentedeprrafopredeter"/>
     <w:rsid w:val="00DB7053"/>
   </w:style>
-  <w:style w:type="paragraph" w:styleId="Normal0" w:customStyle="1">
+  <w:style w:type="paragraph" w:customStyle="1" w:styleId="Normal0">
     <w:name w:val="Normal0"/>
     <w:qFormat/>
     <w:rsid w:val="00BA7132"/>
@@ -31774,18 +30084,18 @@
       <w:spacing w:line="240" w:lineRule="auto"/>
     </w:pPr>
     <w:rPr>
-      <w:rFonts w:ascii="Arial MT" w:hAnsi="Arial MT" w:eastAsia="Arial MT" w:cs="Arial MT"/>
+      <w:rFonts w:ascii="Arial MT" w:eastAsia="Arial MT" w:hAnsi="Arial MT" w:cs="Arial MT"/>
       <w:lang w:val="es-ES" w:eastAsia="en-US"/>
     </w:rPr>
   </w:style>
-  <w:style w:type="character" w:styleId="TextoindependienteCar" w:customStyle="1">
+  <w:style w:type="character" w:customStyle="1" w:styleId="TextoindependienteCar">
     <w:name w:val="Texto independiente Car"/>
     <w:basedOn w:val="Fuentedeprrafopredeter"/>
     <w:link w:val="Textoindependiente"/>
     <w:uiPriority w:val="1"/>
     <w:rsid w:val="00167E35"/>
     <w:rPr>
-      <w:rFonts w:ascii="Arial MT" w:hAnsi="Arial MT" w:eastAsia="Arial MT" w:cs="Arial MT"/>
+      <w:rFonts w:ascii="Arial MT" w:eastAsia="Arial MT" w:hAnsi="Arial MT" w:cs="Arial MT"/>
       <w:lang w:val="es-ES" w:eastAsia="en-US"/>
     </w:rPr>
   </w:style>
@@ -31802,7 +30112,7 @@
       <w:outlineLvl w:val="9"/>
     </w:pPr>
     <w:rPr>
-      <w:rFonts w:asciiTheme="majorHAnsi" w:hAnsiTheme="majorHAnsi" w:eastAsiaTheme="majorEastAsia" w:cstheme="majorBidi"/>
+      <w:rFonts w:asciiTheme="majorHAnsi" w:eastAsiaTheme="majorEastAsia" w:hAnsiTheme="majorHAnsi" w:cstheme="majorBidi"/>
       <w:color w:val="365F91" w:themeColor="accent1" w:themeShade="BF"/>
       <w:sz w:val="32"/>
       <w:szCs w:val="32"/>
@@ -31844,22 +30154,22 @@
       <w:iCs/>
     </w:rPr>
   </w:style>
-  <w:style w:type="character" w:styleId="normaltextrun" w:customStyle="1">
+  <w:style w:type="character" w:customStyle="1" w:styleId="normaltextrun">
     <w:name w:val="normaltextrun"/>
     <w:basedOn w:val="Fuentedeprrafopredeter"/>
     <w:rsid w:val="00C95BB6"/>
   </w:style>
-  <w:style w:type="character" w:styleId="eop" w:customStyle="1">
+  <w:style w:type="character" w:customStyle="1" w:styleId="eop">
     <w:name w:val="eop"/>
     <w:basedOn w:val="Fuentedeprrafopredeter"/>
     <w:rsid w:val="00C95BB6"/>
   </w:style>
-  <w:style w:type="character" w:styleId="delimsizing" w:customStyle="1">
+  <w:style w:type="character" w:customStyle="1" w:styleId="delimsizing">
     <w:name w:val="delimsizing"/>
     <w:basedOn w:val="Fuentedeprrafopredeter"/>
     <w:rsid w:val="007C5C5D"/>
   </w:style>
-  <w:style w:type="character" w:styleId="vlist-s" w:customStyle="1">
+  <w:style w:type="character" w:customStyle="1" w:styleId="vlist-s">
     <w:name w:val="vlist-s"/>
     <w:basedOn w:val="Fuentedeprrafopredeter"/>
     <w:rsid w:val="007C5C5D"/>
@@ -44871,26 +43181,10 @@
 </file>
 
 <file path=customXml/item1.xml><?xml version="1.0" encoding="utf-8"?>
-<?mso-contentType ?>
-<FormTemplates xmlns="http://schemas.microsoft.com/sharepoint/v3/contenttype/forms">
-  <Display>DocumentLibraryForm</Display>
-  <Edit>DocumentLibraryForm</Edit>
-  <New>DocumentLibraryForm</New>
-</FormTemplates>
+<b:Sources xmlns:b="http://schemas.openxmlformats.org/officeDocument/2006/bibliography" xmlns="http://schemas.openxmlformats.org/officeDocument/2006/bibliography" SelectedStyle="\APASixthEditionOfficeOnline.xsl" StyleName="APA" Version="6"/>
 </file>
 
 <file path=customXml/item2.xml><?xml version="1.0" encoding="utf-8"?>
-<p:properties xmlns:p="http://schemas.microsoft.com/office/2006/metadata/properties" xmlns:xsi="http://www.w3.org/2001/XMLSchema-instance" xmlns:pc="http://schemas.microsoft.com/office/infopath/2007/PartnerControls">
-  <documentManagement>
-    <TaxCatchAll xmlns="cb45339b-ced9-4d0d-8f64-77573914d53b" xsi:nil="true"/>
-    <lcf76f155ced4ddcb4097134ff3c332f xmlns="43a3ca16-9c26-4813-b83f-4aec9927b43f">
-      <Terms xmlns="http://schemas.microsoft.com/office/infopath/2007/PartnerControls"/>
-    </lcf76f155ced4ddcb4097134ff3c332f>
-  </documentManagement>
-</p:properties>
-</file>
-
-<file path=customXml/item3.xml><?xml version="1.0" encoding="utf-8"?>
 <ct:contentTypeSchema xmlns:ct="http://schemas.microsoft.com/office/2006/metadata/contentType" xmlns:ma="http://schemas.microsoft.com/office/2006/metadata/properties/metaAttributes" ct:_="" ma:_="" ma:contentTypeName="Documento" ma:contentTypeID="0x01010049282E1EDBE9234EA9E6D38F720E265F" ma:contentTypeVersion="15" ma:contentTypeDescription="Crear nuevo documento." ma:contentTypeScope="" ma:versionID="b31c7aa9eaf043a08b87120b3c4916e3">
   <xsd:schema xmlns:xsd="http://www.w3.org/2001/XMLSchema" xmlns:xs="http://www.w3.org/2001/XMLSchema" xmlns:p="http://schemas.microsoft.com/office/2006/metadata/properties" xmlns:ns2="cb45339b-ced9-4d0d-8f64-77573914d53b" xmlns:ns3="43a3ca16-9c26-4813-b83f-4aec9927b43f" targetNamespace="http://schemas.microsoft.com/office/2006/metadata/properties" ma:root="true" ma:fieldsID="3533d065b04d75c457075bc55f1f5315" ns2:_="" ns3:_="">
     <xsd:import namespace="cb45339b-ced9-4d0d-8f64-77573914d53b"/>
@@ -45125,6 +43419,15 @@
 </ct:contentTypeSchema>
 </file>
 
+<file path=customXml/item3.xml><?xml version="1.0" encoding="utf-8"?>
+<?mso-contentType ?>
+<FormTemplates xmlns="http://schemas.microsoft.com/sharepoint/v3/contenttype/forms">
+  <Display>DocumentLibraryForm</Display>
+  <Edit>DocumentLibraryForm</Edit>
+  <New>DocumentLibraryForm</New>
+</FormTemplates>
+</file>
+
 <file path=customXml/item4.xml><?xml version="1.0" encoding="utf-8"?>
 <go:gDocsCustomXmlDataStorage xmlns:go="http://customooxmlschemas.google.com/" xmlns:r="http://schemas.openxmlformats.org/officeDocument/2006/relationships">
   <go:docsCustomData xmlns:go="http://customooxmlschemas.google.com/" roundtripDataSignature="AMtx7mgVwfTnThMJ3osM2v0+q+LoagmeAQ==">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</go:docsCustomData>
@@ -45132,29 +43435,25 @@
 </file>
 
 <file path=customXml/item5.xml><?xml version="1.0" encoding="utf-8"?>
-<b:Sources xmlns:b="http://schemas.openxmlformats.org/officeDocument/2006/bibliography" xmlns="http://schemas.openxmlformats.org/officeDocument/2006/bibliography" SelectedStyle="\APASixthEditionOfficeOnline.xsl" StyleName="APA" Version="6"/>
+<p:properties xmlns:p="http://schemas.microsoft.com/office/2006/metadata/properties" xmlns:xsi="http://www.w3.org/2001/XMLSchema-instance" xmlns:pc="http://schemas.microsoft.com/office/infopath/2007/PartnerControls">
+  <documentManagement>
+    <TaxCatchAll xmlns="cb45339b-ced9-4d0d-8f64-77573914d53b" xsi:nil="true"/>
+    <lcf76f155ced4ddcb4097134ff3c332f xmlns="43a3ca16-9c26-4813-b83f-4aec9927b43f">
+      <Terms xmlns="http://schemas.microsoft.com/office/infopath/2007/PartnerControls"/>
+    </lcf76f155ced4ddcb4097134ff3c332f>
+  </documentManagement>
+</p:properties>
 </file>
 
 <file path=customXml/itemProps1.xml><?xml version="1.0" encoding="utf-8"?>
-<ds:datastoreItem xmlns:ds="http://schemas.openxmlformats.org/officeDocument/2006/customXml" ds:itemID="{7E446165-1B4B-4805-A1B6-93D4094688E3}">
+<ds:datastoreItem xmlns:ds="http://schemas.openxmlformats.org/officeDocument/2006/customXml" ds:itemID="{9F3693CE-B689-4060-8303-31F97C894614}">
   <ds:schemaRefs>
-    <ds:schemaRef ds:uri="http://schemas.microsoft.com/sharepoint/v3/contenttype/forms"/>
+    <ds:schemaRef ds:uri="http://schemas.openxmlformats.org/officeDocument/2006/bibliography"/>
   </ds:schemaRefs>
 </ds:datastoreItem>
 </file>
 
 <file path=customXml/itemProps2.xml><?xml version="1.0" encoding="utf-8"?>
-<ds:datastoreItem xmlns:ds="http://schemas.openxmlformats.org/officeDocument/2006/customXml" ds:itemID="{F37F9110-465B-45DF-8B3C-CE0F643F750C}">
-  <ds:schemaRefs>
-    <ds:schemaRef ds:uri="http://schemas.microsoft.com/office/2006/metadata/properties"/>
-    <ds:schemaRef ds:uri="http://schemas.microsoft.com/office/infopath/2007/PartnerControls"/>
-    <ds:schemaRef ds:uri="cb45339b-ced9-4d0d-8f64-77573914d53b"/>
-    <ds:schemaRef ds:uri="43a3ca16-9c26-4813-b83f-4aec9927b43f"/>
-  </ds:schemaRefs>
-</ds:datastoreItem>
-</file>
-
-<file path=customXml/itemProps3.xml><?xml version="1.0" encoding="utf-8"?>
 <ds:datastoreItem xmlns:ds="http://schemas.openxmlformats.org/officeDocument/2006/customXml" ds:itemID="{ED6437D9-A551-4381-A4D8-61C9A3C28C16}">
   <ds:schemaRefs>
     <ds:schemaRef ds:uri="http://schemas.microsoft.com/office/2006/metadata/contentType"/>
@@ -45173,6 +43472,14 @@
 </ds:datastoreItem>
 </file>
 
+<file path=customXml/itemProps3.xml><?xml version="1.0" encoding="utf-8"?>
+<ds:datastoreItem xmlns:ds="http://schemas.openxmlformats.org/officeDocument/2006/customXml" ds:itemID="{7E446165-1B4B-4805-A1B6-93D4094688E3}">
+  <ds:schemaRefs>
+    <ds:schemaRef ds:uri="http://schemas.microsoft.com/sharepoint/v3/contenttype/forms"/>
+  </ds:schemaRefs>
+</ds:datastoreItem>
+</file>
+
 <file path=customXml/itemProps4.xml><?xml version="1.0" encoding="utf-8"?>
 <ds:datastoreItem xmlns:ds="http://schemas.openxmlformats.org/officeDocument/2006/customXml" ds:itemID="{11111111-1234-1234-1234-123412341234}">
   <ds:schemaRefs>
@@ -45183,9 +43490,12 @@
 </file>
 
 <file path=customXml/itemProps5.xml><?xml version="1.0" encoding="utf-8"?>
-<ds:datastoreItem xmlns:ds="http://schemas.openxmlformats.org/officeDocument/2006/customXml" ds:itemID="{9F3693CE-B689-4060-8303-31F97C894614}">
+<ds:datastoreItem xmlns:ds="http://schemas.openxmlformats.org/officeDocument/2006/customXml" ds:itemID="{F37F9110-465B-45DF-8B3C-CE0F643F750C}">
   <ds:schemaRefs>
-    <ds:schemaRef ds:uri="http://schemas.openxmlformats.org/officeDocument/2006/bibliography"/>
+    <ds:schemaRef ds:uri="http://schemas.microsoft.com/office/2006/metadata/properties"/>
+    <ds:schemaRef ds:uri="http://schemas.microsoft.com/office/infopath/2007/PartnerControls"/>
+    <ds:schemaRef ds:uri="cb45339b-ced9-4d0d-8f64-77573914d53b"/>
+    <ds:schemaRef ds:uri="43a3ca16-9c26-4813-b83f-4aec9927b43f"/>
   </ds:schemaRefs>
 </ds:datastoreItem>
 </file>
--- a/fuentes/CF_02_12350004.docx
+++ b/fuentes/CF_02_12350004.docx
@@ -1,10 +1,9 @@
 
 <file path=word/document.xml><?xml version="1.0" encoding="utf-8"?>
-<w:document xmlns:wpc="http://schemas.microsoft.com/office/word/2010/wordprocessingCanvas" xmlns:cx="http://schemas.microsoft.com/office/drawing/2014/chartex" xmlns:cx1="http://schemas.microsoft.com/office/drawing/2015/9/8/chartex" xmlns:cx2="http://schemas.microsoft.com/office/drawing/2015/10/21/chartex" xmlns:cx3="http://schemas.microsoft.com/office/drawing/2016/5/9/chartex" xmlns:cx4="http://schemas.microsoft.com/office/drawing/2016/5/10/chartex" xmlns:cx5="http://schemas.microsoft.com/office/drawing/2016/5/11/chartex" xmlns:cx6="http://schemas.microsoft.com/office/drawing/2016/5/12/chartex" xmlns:cx7="http://schemas.microsoft.com/office/drawing/2016/5/13/chartex" xmlns:cx8="http://schemas.microsoft.com/office/drawing/2016/5/14/chartex" xmlns:mc="http://schemas.openxmlformats.org/markup-compatibility/2006" xmlns:aink="http://schemas.microsoft.com/office/drawing/2016/ink" xmlns:am3d="http://schemas.microsoft.com/office/drawing/2017/model3d" xmlns:o="urn:schemas-microsoft-com:office:office" xmlns:oel="http://schemas.microsoft.com/office/2019/extlst" xmlns:r="http://schemas.openxmlformats.org/officeDocument/2006/relationships" xmlns:m="http://schemas.openxmlformats.org/officeDocument/2006/math" xmlns:v="urn:schemas-microsoft-com:vml" xmlns:wp14="http://schemas.microsoft.com/office/word/2010/wordprocessingDrawing" xmlns:wp="http://schemas.openxmlformats.org/drawingml/2006/wordprocessingDrawing" xmlns:w10="urn:schemas-microsoft-com:office:word" xmlns:w="http://schemas.openxmlformats.org/wordprocessingml/2006/main" xmlns:w14="http://schemas.microsoft.com/office/word/2010/wordml" xmlns:w15="http://schemas.microsoft.com/office/word/2012/wordml" xmlns:w16cex="http://schemas.microsoft.com/office/word/2018/wordml/cex" xmlns:w16cid="http://schemas.microsoft.com/office/word/2016/wordml/cid" xmlns:w16="http://schemas.microsoft.com/office/word/2018/wordml" xmlns:w16du="http://schemas.microsoft.com/office/word/2023/wordml/word16du" xmlns:w16sdtdh="http://schemas.microsoft.com/office/word/2020/wordml/sdtdatahash" xmlns:w16sdtfl="http://schemas.microsoft.com/office/word/2024/wordml/sdtformatlock" xmlns:w16se="http://schemas.microsoft.com/office/word/2015/wordml/symex" xmlns:wpg="http://schemas.microsoft.com/office/word/2010/wordprocessingGroup" xmlns:wpi="http://schemas.microsoft.com/office/word/2010/wordprocessingInk" xmlns:wne="http://schemas.microsoft.com/office/word/2006/wordml" xmlns:wps="http://schemas.microsoft.com/office/word/2010/wordprocessingShape" mc:Ignorable="w14 w15 w16se w16cid w16 w16cex w16sdtdh w16sdtfl w16du wp14">
+<w:document xmlns:wpc="http://schemas.microsoft.com/office/word/2010/wordprocessingCanvas" xmlns:cx="http://schemas.microsoft.com/office/drawing/2014/chartex" xmlns:cx1="http://schemas.microsoft.com/office/drawing/2015/9/8/chartex" xmlns:cx2="http://schemas.microsoft.com/office/drawing/2015/10/21/chartex" xmlns:cx3="http://schemas.microsoft.com/office/drawing/2016/5/9/chartex" xmlns:cx4="http://schemas.microsoft.com/office/drawing/2016/5/10/chartex" xmlns:cx5="http://schemas.microsoft.com/office/drawing/2016/5/11/chartex" xmlns:cx6="http://schemas.microsoft.com/office/drawing/2016/5/12/chartex" xmlns:cx7="http://schemas.microsoft.com/office/drawing/2016/5/13/chartex" xmlns:cx8="http://schemas.microsoft.com/office/drawing/2016/5/14/chartex" xmlns:mc="http://schemas.openxmlformats.org/markup-compatibility/2006" xmlns:aink="http://schemas.microsoft.com/office/drawing/2016/ink" xmlns:am3d="http://schemas.microsoft.com/office/drawing/2017/model3d" xmlns:o="urn:schemas-microsoft-com:office:office" xmlns:r="http://schemas.openxmlformats.org/officeDocument/2006/relationships" xmlns:m="http://schemas.openxmlformats.org/officeDocument/2006/math" xmlns:v="urn:schemas-microsoft-com:vml" xmlns:wp14="http://schemas.microsoft.com/office/word/2010/wordprocessingDrawing" xmlns:wp="http://schemas.openxmlformats.org/drawingml/2006/wordprocessingDrawing" xmlns:w10="urn:schemas-microsoft-com:office:word" xmlns:w="http://schemas.openxmlformats.org/wordprocessingml/2006/main" xmlns:w14="http://schemas.microsoft.com/office/word/2010/wordml" xmlns:w15="http://schemas.microsoft.com/office/word/2012/wordml" xmlns:w16cex="http://schemas.microsoft.com/office/word/2018/wordml/cex" xmlns:w16cid="http://schemas.microsoft.com/office/word/2016/wordml/cid" xmlns:w16="http://schemas.microsoft.com/office/word/2018/wordml" xmlns:w16sdtdh="http://schemas.microsoft.com/office/word/2020/wordml/sdtdatahash" xmlns:w16se="http://schemas.microsoft.com/office/word/2015/wordml/symex" xmlns:wpg="http://schemas.microsoft.com/office/word/2010/wordprocessingGroup" xmlns:wpi="http://schemas.microsoft.com/office/word/2010/wordprocessingInk" xmlns:wne="http://schemas.microsoft.com/office/word/2006/wordml" xmlns:wps="http://schemas.microsoft.com/office/word/2010/wordprocessingShape" xmlns:a="http://schemas.openxmlformats.org/drawingml/2006/main" xmlns:pic="http://schemas.openxmlformats.org/drawingml/2006/picture" xmlns:a14="http://schemas.microsoft.com/office/drawing/2010/main" xmlns:dgm="http://schemas.openxmlformats.org/drawingml/2006/diagram" mc:Ignorable="w14 w15 w16se w16cid w16 w16cex w16sdtdh wp14">
   <w:body>
     <w:p>
       <w:pPr>
-        <w:ind w:left="720" w:hanging="720"/>
         <w:jc w:val="center"/>
         <w:rPr>
           <w:b/>
@@ -52,12 +51,12 @@
         <w:tblW w:w="9962" w:type="dxa"/>
         <w:tblInd w:w="0" w:type="dxa"/>
         <w:tblBorders>
-          <w:top w:val="single" w:sz="4" w:space="0" w:color="000000"/>
-          <w:left w:val="single" w:sz="4" w:space="0" w:color="000000"/>
-          <w:bottom w:val="single" w:sz="4" w:space="0" w:color="000000"/>
-          <w:right w:val="single" w:sz="4" w:space="0" w:color="000000"/>
-          <w:insideH w:val="single" w:sz="4" w:space="0" w:color="000000"/>
-          <w:insideV w:val="single" w:sz="4" w:space="0" w:color="000000"/>
+          <w:top w:val="single" w:color="000000" w:sz="4" w:space="0"/>
+          <w:left w:val="single" w:color="000000" w:sz="4" w:space="0"/>
+          <w:bottom w:val="single" w:color="000000" w:sz="4" w:space="0"/>
+          <w:right w:val="single" w:color="000000" w:sz="4" w:space="0"/>
+          <w:insideH w:val="single" w:color="000000" w:sz="4" w:space="0"/>
+          <w:insideV w:val="single" w:color="000000" w:sz="4" w:space="0"/>
         </w:tblBorders>
         <w:tblLayout w:type="fixed"/>
         <w:tblLook w:val="0400" w:firstRow="0" w:lastRow="0" w:firstColumn="0" w:lastColumn="0" w:noHBand="0" w:noVBand="1"/>
@@ -163,12 +162,12 @@
         <w:tblW w:w="9962" w:type="dxa"/>
         <w:tblInd w:w="0" w:type="dxa"/>
         <w:tblBorders>
-          <w:top w:val="single" w:sz="4" w:space="0" w:color="000000"/>
-          <w:left w:val="single" w:sz="4" w:space="0" w:color="000000"/>
-          <w:bottom w:val="single" w:sz="4" w:space="0" w:color="000000"/>
-          <w:right w:val="single" w:sz="4" w:space="0" w:color="000000"/>
-          <w:insideH w:val="single" w:sz="4" w:space="0" w:color="000000"/>
-          <w:insideV w:val="single" w:sz="4" w:space="0" w:color="000000"/>
+          <w:top w:val="single" w:color="000000" w:sz="4" w:space="0"/>
+          <w:left w:val="single" w:color="000000" w:sz="4" w:space="0"/>
+          <w:bottom w:val="single" w:color="000000" w:sz="4" w:space="0"/>
+          <w:right w:val="single" w:color="000000" w:sz="4" w:space="0"/>
+          <w:insideH w:val="single" w:color="000000" w:sz="4" w:space="0"/>
+          <w:insideV w:val="single" w:color="000000" w:sz="4" w:space="0"/>
         </w:tblBorders>
         <w:tblLayout w:type="fixed"/>
         <w:tblLook w:val="0400" w:firstRow="0" w:lastRow="0" w:firstColumn="0" w:lastColumn="0" w:noHBand="0" w:noVBand="1"/>
@@ -330,12 +329,12 @@
         <w:tblW w:w="9962" w:type="dxa"/>
         <w:tblInd w:w="0" w:type="dxa"/>
         <w:tblBorders>
-          <w:top w:val="single" w:sz="4" w:space="0" w:color="000000"/>
-          <w:left w:val="single" w:sz="4" w:space="0" w:color="000000"/>
-          <w:bottom w:val="single" w:sz="4" w:space="0" w:color="000000"/>
-          <w:right w:val="single" w:sz="4" w:space="0" w:color="000000"/>
-          <w:insideH w:val="single" w:sz="4" w:space="0" w:color="000000"/>
-          <w:insideV w:val="single" w:sz="4" w:space="0" w:color="000000"/>
+          <w:top w:val="single" w:color="000000" w:sz="4" w:space="0"/>
+          <w:left w:val="single" w:color="000000" w:sz="4" w:space="0"/>
+          <w:bottom w:val="single" w:color="000000" w:sz="4" w:space="0"/>
+          <w:right w:val="single" w:color="000000" w:sz="4" w:space="0"/>
+          <w:insideH w:val="single" w:color="000000" w:sz="4" w:space="0"/>
+          <w:insideV w:val="single" w:color="000000" w:sz="4" w:space="0"/>
         </w:tblBorders>
         <w:tblLayout w:type="fixed"/>
         <w:tblLook w:val="0400" w:firstRow="0" w:lastRow="0" w:firstColumn="0" w:lastColumn="0" w:noHBand="0" w:noVBand="1"/>
@@ -701,12 +700,12 @@
         <w:tblW w:w="9962" w:type="dxa"/>
         <w:tblInd w:w="0" w:type="dxa"/>
         <w:tblBorders>
-          <w:top w:val="single" w:sz="4" w:space="0" w:color="000000"/>
-          <w:left w:val="single" w:sz="4" w:space="0" w:color="000000"/>
-          <w:bottom w:val="single" w:sz="4" w:space="0" w:color="000000"/>
-          <w:right w:val="single" w:sz="4" w:space="0" w:color="000000"/>
-          <w:insideH w:val="single" w:sz="4" w:space="0" w:color="000000"/>
-          <w:insideV w:val="single" w:sz="4" w:space="0" w:color="000000"/>
+          <w:top w:val="single" w:color="000000" w:sz="4" w:space="0"/>
+          <w:left w:val="single" w:color="000000" w:sz="4" w:space="0"/>
+          <w:bottom w:val="single" w:color="000000" w:sz="4" w:space="0"/>
+          <w:right w:val="single" w:color="000000" w:sz="4" w:space="0"/>
+          <w:insideH w:val="single" w:color="000000" w:sz="4" w:space="0"/>
+          <w:insideV w:val="single" w:color="000000" w:sz="4" w:space="0"/>
         </w:tblBorders>
         <w:tblLayout w:type="fixed"/>
         <w:tblLook w:val="0400" w:firstRow="0" w:lastRow="0" w:firstColumn="0" w:lastColumn="0" w:noHBand="0" w:noVBand="1"/>
@@ -969,7 +968,6 @@
           <w:color w:val="000000"/>
           <w:lang w:val="es-ES_tradnl"/>
         </w:rPr>
-        <w:lastRenderedPageBreak/>
         <w:t xml:space="preserve">TABLA DE </w:t>
       </w:r>
       <w:commentRangeStart w:id="1"/>
@@ -1020,7 +1018,7 @@
     <w:sdt>
       <w:sdtPr>
         <w:rPr>
-          <w:rFonts w:ascii="Arial" w:eastAsia="Arial" w:hAnsi="Arial" w:cs="Arial"/>
+          <w:rFonts w:ascii="Arial" w:hAnsi="Arial" w:eastAsia="Arial" w:cs="Arial"/>
           <w:color w:val="auto"/>
           <w:sz w:val="22"/>
           <w:szCs w:val="22"/>
@@ -1034,10 +1032,13 @@
       </w:sdtPr>
       <w:sdtEndPr>
         <w:rPr>
-          <w:b/>
-          <w:bCs/>
+          <w:rFonts w:ascii="Arial" w:hAnsi="Arial" w:eastAsia="Arial" w:cs="Arial"/>
+          <w:b w:val="1"/>
+          <w:bCs w:val="1"/>
+          <w:color w:val="auto"/>
           <w:sz w:val="20"/>
           <w:szCs w:val="20"/>
+          <w:lang w:val="es-ES"/>
         </w:rPr>
       </w:sdtEndPr>
       <w:sdtContent>
@@ -1062,7 +1063,7 @@
               <w:tab w:val="right" w:leader="dot" w:pos="9962"/>
             </w:tabs>
             <w:rPr>
-              <w:rFonts w:asciiTheme="minorHAnsi" w:eastAsiaTheme="minorEastAsia" w:hAnsiTheme="minorHAnsi" w:cstheme="minorBidi"/>
+              <w:rFonts w:asciiTheme="minorHAnsi" w:hAnsiTheme="minorHAnsi" w:eastAsiaTheme="minorEastAsia" w:cstheme="minorBidi"/>
               <w:noProof/>
             </w:rPr>
           </w:pPr>
@@ -1096,7 +1097,7 @@
             </w:rPr>
             <w:fldChar w:fldCharType="separate"/>
           </w:r>
-          <w:hyperlink w:anchor="_Toc200804354" w:history="1">
+          <w:hyperlink w:history="1" w:anchor="_Toc200804354">
             <w:r>
               <w:rPr>
                 <w:rStyle w:val="Hipervnculo"/>
@@ -1163,11 +1164,11 @@
               <w:tab w:val="right" w:leader="dot" w:pos="9962"/>
             </w:tabs>
             <w:rPr>
-              <w:rFonts w:asciiTheme="minorHAnsi" w:eastAsiaTheme="minorEastAsia" w:hAnsiTheme="minorHAnsi" w:cstheme="minorBidi"/>
+              <w:rFonts w:asciiTheme="minorHAnsi" w:hAnsiTheme="minorHAnsi" w:eastAsiaTheme="minorEastAsia" w:cstheme="minorBidi"/>
               <w:noProof/>
             </w:rPr>
           </w:pPr>
-          <w:hyperlink w:anchor="_Toc200804355" w:history="1">
+          <w:hyperlink w:history="1" w:anchor="_Toc200804355">
             <w:r>
               <w:rPr>
                 <w:rStyle w:val="Hipervnculo"/>
@@ -1234,11 +1235,11 @@
               <w:tab w:val="right" w:leader="dot" w:pos="9962"/>
             </w:tabs>
             <w:rPr>
-              <w:rFonts w:asciiTheme="minorHAnsi" w:eastAsiaTheme="minorEastAsia" w:hAnsiTheme="minorHAnsi" w:cstheme="minorBidi"/>
+              <w:rFonts w:asciiTheme="minorHAnsi" w:hAnsiTheme="minorHAnsi" w:eastAsiaTheme="minorEastAsia" w:cstheme="minorBidi"/>
               <w:noProof/>
             </w:rPr>
           </w:pPr>
-          <w:hyperlink w:anchor="_Toc200804360" w:history="1">
+          <w:hyperlink w:history="1" w:anchor="_Toc200804360">
             <w:r>
               <w:rPr>
                 <w:rStyle w:val="Hipervnculo"/>
@@ -1305,11 +1306,11 @@
               <w:tab w:val="right" w:leader="dot" w:pos="9962"/>
             </w:tabs>
             <w:rPr>
-              <w:rFonts w:asciiTheme="minorHAnsi" w:eastAsiaTheme="minorEastAsia" w:hAnsiTheme="minorHAnsi" w:cstheme="minorBidi"/>
+              <w:rFonts w:asciiTheme="minorHAnsi" w:hAnsiTheme="minorHAnsi" w:eastAsiaTheme="minorEastAsia" w:cstheme="minorBidi"/>
               <w:noProof/>
             </w:rPr>
           </w:pPr>
-          <w:hyperlink w:anchor="_Toc200804362" w:history="1">
+          <w:hyperlink w:history="1" w:anchor="_Toc200804362">
             <w:r>
               <w:rPr>
                 <w:rStyle w:val="Hipervnculo"/>
@@ -1376,11 +1377,11 @@
               <w:tab w:val="right" w:leader="dot" w:pos="9962"/>
             </w:tabs>
             <w:rPr>
-              <w:rFonts w:asciiTheme="minorHAnsi" w:eastAsiaTheme="minorEastAsia" w:hAnsiTheme="minorHAnsi" w:cstheme="minorBidi"/>
+              <w:rFonts w:asciiTheme="minorHAnsi" w:hAnsiTheme="minorHAnsi" w:eastAsiaTheme="minorEastAsia" w:cstheme="minorBidi"/>
               <w:noProof/>
             </w:rPr>
           </w:pPr>
-          <w:hyperlink w:anchor="_Toc200804365" w:history="1">
+          <w:hyperlink w:history="1" w:anchor="_Toc200804365">
             <w:r>
               <w:rPr>
                 <w:rStyle w:val="Hipervnculo"/>
@@ -1448,11 +1449,11 @@
               <w:tab w:val="right" w:leader="dot" w:pos="9962"/>
             </w:tabs>
             <w:rPr>
-              <w:rFonts w:asciiTheme="minorHAnsi" w:eastAsiaTheme="minorEastAsia" w:hAnsiTheme="minorHAnsi" w:cstheme="minorBidi"/>
+              <w:rFonts w:asciiTheme="minorHAnsi" w:hAnsiTheme="minorHAnsi" w:eastAsiaTheme="minorEastAsia" w:cstheme="minorBidi"/>
               <w:noProof/>
             </w:rPr>
           </w:pPr>
-          <w:hyperlink w:anchor="_Toc200804367" w:history="1">
+          <w:hyperlink w:history="1" w:anchor="_Toc200804367">
             <w:r>
               <w:rPr>
                 <w:rStyle w:val="Hipervnculo"/>
@@ -1529,11 +1530,11 @@
               <w:tab w:val="right" w:leader="dot" w:pos="9962"/>
             </w:tabs>
             <w:rPr>
-              <w:rFonts w:asciiTheme="minorHAnsi" w:eastAsiaTheme="minorEastAsia" w:hAnsiTheme="minorHAnsi" w:cstheme="minorBidi"/>
+              <w:rFonts w:asciiTheme="minorHAnsi" w:hAnsiTheme="minorHAnsi" w:eastAsiaTheme="minorEastAsia" w:cstheme="minorBidi"/>
               <w:noProof/>
             </w:rPr>
           </w:pPr>
-          <w:hyperlink w:anchor="_Toc200804369" w:history="1">
+          <w:hyperlink w:history="1" w:anchor="_Toc200804369">
             <w:r>
               <w:rPr>
                 <w:rStyle w:val="Hipervnculo"/>
@@ -1601,7 +1602,7 @@
               <w:tab w:val="right" w:leader="dot" w:pos="9962"/>
             </w:tabs>
             <w:rPr>
-              <w:rFonts w:asciiTheme="minorHAnsi" w:eastAsiaTheme="minorEastAsia" w:hAnsiTheme="minorHAnsi" w:cstheme="minorBidi"/>
+              <w:rFonts w:asciiTheme="minorHAnsi" w:hAnsiTheme="minorHAnsi" w:eastAsiaTheme="minorEastAsia" w:cstheme="minorBidi"/>
               <w:sz w:val="20"/>
               <w:szCs w:val="20"/>
               <w:lang w:val="es-ES_tradnl"/>
@@ -1869,7 +1870,6 @@
           <w:b/>
           <w:lang w:val="es-ES_tradnl"/>
         </w:rPr>
-        <w:lastRenderedPageBreak/>
         <w:t>INTRODUCCIÓN</w:t>
       </w:r>
     </w:p>
@@ -2127,9 +2127,9 @@
             </w:drawing>
           </mc:Choice>
           <mc:Fallback>
-            <w:pict>
-              <v:rect w14:anchorId="1A4C408E" id="Rectángulo 249" o:spid="_x0000_s1026" style="width:426.15pt;height:57.65pt;visibility:visible;mso-wrap-style:square;mso-left-percent:-10001;mso-top-percent:-10001;mso-position-horizontal:absolute;mso-position-horizontal-relative:char;mso-position-vertical:absolute;mso-position-vertical-relative:line;mso-left-percent:-10001;mso-top-percent:-10001;v-text-anchor:middle" o:gfxdata="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" fillcolor="#39a900" strokecolor="#42719b" strokeweight="1pt">
-                <v:stroke startarrowwidth="narrow" startarrowlength="short" endarrowwidth="narrow" endarrowlength="short" miterlimit="5243f"/>
+            <w:pict w14:anchorId="6C1BA6F0">
+              <v:rect id="Rectángulo 249" style="width:426.15pt;height:57.65pt;visibility:visible;mso-wrap-style:square;mso-left-percent:-10001;mso-top-percent:-10001;mso-position-horizontal:absolute;mso-position-horizontal-relative:char;mso-position-vertical:absolute;mso-position-vertical-relative:line;mso-left-percent:-10001;mso-top-percent:-10001;v-text-anchor:middle" o:spid="_x0000_s1026" fillcolor="#39a900" strokecolor="#42719b" strokeweight="1pt" w14:anchorId="1A4C408E" o:gfxdata="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">
+                <v:stroke miterlimit="5243f" startarrowwidth="narrow" startarrowlength="short" endarrowwidth="narrow" endarrowlength="short"/>
                 <v:textbox inset="2.53958mm,1.2694mm,2.53958mm,1.2694mm">
                   <w:txbxContent>
                     <w:p>
@@ -2382,7 +2382,6 @@
           <w:b/>
           <w:lang w:val="es-ES_tradnl"/>
         </w:rPr>
-        <w:lastRenderedPageBreak/>
         <w:t xml:space="preserve">DESARROLLO DE CONTENIDOS </w:t>
       </w:r>
     </w:p>
@@ -2397,7 +2396,7 @@
           <w:lang w:val="es-ES_tradnl"/>
         </w:rPr>
       </w:pPr>
-      <w:bookmarkStart w:id="2" w:name="_Toc200804354"/>
+      <w:bookmarkStart w:name="_Toc200804354" w:id="2"/>
       <w:r>
         <w:rPr>
           <w:b/>
@@ -2798,7 +2797,6 @@
           <w:rFonts w:eastAsia="Times New Roman"/>
           <w:lang w:val="es-ES_tradnl"/>
         </w:rPr>
-        <w:lastRenderedPageBreak/>
         <w:t>Por ello, es indispensable que su cálculo y análisis</w:t>
       </w:r>
       <w:r>
@@ -2929,13 +2927,13 @@
             </w:drawing>
           </mc:Choice>
           <mc:Fallback>
-            <w:pict>
-              <v:shapetype w14:anchorId="06CB913C" id="_x0000_t202" coordsize="21600,21600" o:spt="202" path="m,l,21600r21600,l21600,xe">
+            <w:pict w14:anchorId="5542ACDE">
+              <v:shapetype id="_x0000_t202" coordsize="21600,21600" o:spt="202" path="m,l,21600r21600,l21600,xe" w14:anchorId="06CB913C">
                 <v:stroke joinstyle="miter"/>
                 <v:path gradientshapeok="t" o:connecttype="rect"/>
               </v:shapetype>
-              <v:shape id="Cuadro de texto 4" o:spid="_x0000_s1027" type="#_x0000_t202" style="width:2in;height:2in;visibility:visible;mso-wrap-style:none;mso-left-percent:-10001;mso-top-percent:-10001;mso-position-horizontal:absolute;mso-position-horizontal-relative:char;mso-position-vertical:absolute;mso-position-vertical-relative:line;mso-left-percent:-10001;mso-top-percent:-10001;v-text-anchor:top" o:gfxdata="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" fillcolor="#4f81bd [3204]" strokecolor="white [3201]" strokeweight="3pt">
-                <v:shadow on="t" color="black" opacity="24903f" origin=",.5" offset="0,.55556mm"/>
+              <v:shape id="Cuadro de texto 4" style="width:2in;height:2in;visibility:visible;mso-wrap-style:none;mso-left-percent:-10001;mso-top-percent:-10001;mso-position-horizontal:absolute;mso-position-horizontal-relative:char;mso-position-vertical:absolute;mso-position-vertical-relative:line;mso-left-percent:-10001;mso-top-percent:-10001;v-text-anchor:top" o:spid="_x0000_s1027" fillcolor="#4f81bd [3204]" strokecolor="white [3201]" strokeweight="3pt" type="#_x0000_t202" o:gfxdata="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">
+                <v:shadow on="t" color="black" opacity="24903f" offset="0,.55556mm" origin=",.5"/>
                 <v:textbox style="mso-fit-shape-to-text:t">
                   <w:txbxContent>
                     <w:p>
@@ -3499,7 +3497,6 @@
           <w:bCs/>
           <w:lang w:val="es-ES_tradnl"/>
         </w:rPr>
-        <w:lastRenderedPageBreak/>
         <w:t>Indicadores de endeudamiento</w:t>
       </w:r>
       <w:r>
@@ -3881,7 +3878,7 @@
           <w:lang w:val="es-ES_tradnl"/>
         </w:rPr>
       </w:pPr>
-      <w:bookmarkStart w:id="8" w:name="_Toc200804355"/>
+      <w:bookmarkStart w:name="_Toc200804355" w:id="8"/>
       <w:r>
         <w:rPr>
           <w:b/>
@@ -4089,7 +4086,6 @@
           <w:bCs/>
           <w:lang w:val="es-ES_tradnl"/>
         </w:rPr>
-        <w:lastRenderedPageBreak/>
         <w:t>A</w:t>
       </w:r>
       <w:r>
@@ -4940,9 +4936,9 @@
             </w:drawing>
           </mc:Choice>
           <mc:Fallback>
-            <w:pict>
-              <v:shape w14:anchorId="271E3EE3" id="Cuadro de texto 10" o:spid="_x0000_s1028" type="#_x0000_t202" style="position:absolute;margin-left:0;margin-top:0;width:2in;height:2in;z-index:251661312;visibility:visible;mso-wrap-style:none;mso-wrap-distance-left:9pt;mso-wrap-distance-top:0;mso-wrap-distance-right:9pt;mso-wrap-distance-bottom:0;mso-position-horizontal:absolute;mso-position-horizontal-relative:text;mso-position-vertical:absolute;mso-position-vertical-relative:text;v-text-anchor:top" o:gfxdata="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" fillcolor="#c0504d [3205]" strokecolor="white [3201]" strokeweight="3pt">
-                <v:shadow on="t" color="black" opacity="24903f" origin=",.5" offset="0,.55556mm"/>
+            <w:pict w14:anchorId="3134ACAD">
+              <v:shape id="Cuadro de texto 10" style="position:absolute;margin-left:0;margin-top:0;width:2in;height:2in;z-index:251661312;visibility:visible;mso-wrap-style:none;mso-wrap-distance-left:9pt;mso-wrap-distance-top:0;mso-wrap-distance-right:9pt;mso-wrap-distance-bottom:0;mso-position-horizontal:absolute;mso-position-horizontal-relative:text;mso-position-vertical:absolute;mso-position-vertical-relative:text;v-text-anchor:top" o:spid="_x0000_s1028" fillcolor="#c0504d [3205]" strokecolor="white [3201]" strokeweight="3pt" type="#_x0000_t202" o:gfxdata="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" w14:anchorId="271E3EE3">
+                <v:shadow on="t" color="black" opacity="24903f" offset="0,.55556mm" origin=",.5"/>
                 <v:textbox style="mso-fit-shape-to-text:t">
                   <w:txbxContent>
                     <w:p>
@@ -5220,7 +5216,7 @@
           <w:lang w:val="es-ES_tradnl"/>
         </w:rPr>
       </w:pPr>
-      <w:bookmarkStart w:id="12" w:name="_Toc200804356"/>
+      <w:bookmarkStart w:name="_Toc200804356" w:id="12"/>
       <w:r>
         <w:rPr>
           <w:b/>
@@ -5306,6 +5302,12 @@
                                 <w:lang w:val="es-ES_tradnl"/>
                               </w:rPr>
                               <w:br/>
+                            </w:r>
+                            <w:r>
+                              <w:rPr>
+                                <w:rFonts w:eastAsia="Times New Roman"/>
+                                <w:lang w:val="es-ES_tradnl"/>
+                              </w:rPr>
                               <w:t>Prueba Ácida = (Activo Corriente – Inventarios) / Pasivo Corriente</w:t>
                             </w:r>
                           </w:p>
@@ -5324,9 +5326,9 @@
             </w:drawing>
           </mc:Choice>
           <mc:Fallback>
-            <w:pict>
-              <v:shape w14:anchorId="59FB909E" id="Cuadro de texto 6" o:spid="_x0000_s1029" type="#_x0000_t202" style="width:2in;height:2in;visibility:visible;mso-wrap-style:none;mso-left-percent:-10001;mso-top-percent:-10001;mso-position-horizontal:absolute;mso-position-horizontal-relative:char;mso-position-vertical:absolute;mso-position-vertical-relative:line;mso-left-percent:-10001;mso-top-percent:-10001;v-text-anchor:top" o:gfxdata="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" fillcolor="#c0504d [3205]" strokecolor="white [3201]" strokeweight="3pt">
-                <v:shadow on="t" color="black" opacity="24903f" origin=",.5" offset="0,.55556mm"/>
+            <w:pict w14:anchorId="7428813C">
+              <v:shape id="Cuadro de texto 6" style="width:2in;height:2in;visibility:visible;mso-wrap-style:none;mso-left-percent:-10001;mso-top-percent:-10001;mso-position-horizontal:absolute;mso-position-horizontal-relative:char;mso-position-vertical:absolute;mso-position-vertical-relative:line;mso-left-percent:-10001;mso-top-percent:-10001;v-text-anchor:top" o:spid="_x0000_s1029" fillcolor="#c0504d [3205]" strokecolor="white [3201]" strokeweight="3pt" type="#_x0000_t202" o:gfxdata="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" w14:anchorId="59FB909E">
+                <v:shadow on="t" color="black" opacity="24903f" offset="0,.55556mm" origin=",.5"/>
                 <v:textbox style="mso-fit-shape-to-text:t">
                   <w:txbxContent>
                     <w:p>
@@ -5355,6 +5357,12 @@
                           <w:lang w:val="es-ES_tradnl"/>
                         </w:rPr>
                         <w:br/>
+                      </w:r>
+                      <w:r>
+                        <w:rPr>
+                          <w:rFonts w:eastAsia="Times New Roman"/>
+                          <w:lang w:val="es-ES_tradnl"/>
+                        </w:rPr>
                         <w:t>Prueba Ácida = (Activo Corriente – Inventarios) / Pasivo Corriente</w:t>
                       </w:r>
                     </w:p>
@@ -5428,7 +5436,6 @@
           <w:rFonts w:eastAsia="Times New Roman"/>
           <w:lang w:val="es-ES_tradnl"/>
         </w:rPr>
-        <w:lastRenderedPageBreak/>
         <w:t xml:space="preserve">Este indicador busca responder: ¿qué tan solvente es la empresa si se eliminan los inventarios de la ecuación? En otras palabras, </w:t>
       </w:r>
       <w:r>
@@ -5520,6 +5527,12 @@
                                 <w:lang w:val="es-ES_tradnl"/>
                               </w:rPr>
                               <w:br/>
+                            </w:r>
+                            <w:r>
+                              <w:rPr>
+                                <w:rFonts w:eastAsia="Times New Roman"/>
+                                <w:lang w:val="es-ES_tradnl"/>
+                              </w:rPr>
                               <w:t>Si una empresa tiene un activo corriente de $80.000.000 y dentro de este tiene inventarios por $20.000.000, su activo corriente sin inventarios sería de $60.000.000. Si sus pasivos corrientes suman $40.000.000, entonces:</w:t>
                             </w:r>
                           </w:p>
@@ -5565,9 +5578,9 @@
             </w:drawing>
           </mc:Choice>
           <mc:Fallback>
-            <w:pict>
-              <v:shape w14:anchorId="091159D7" id="Cuadro de texto 7" o:spid="_x0000_s1030" type="#_x0000_t202" style="width:2in;height:2in;visibility:visible;mso-wrap-style:none;mso-left-percent:-10001;mso-top-percent:-10001;mso-position-horizontal:absolute;mso-position-horizontal-relative:char;mso-position-vertical:absolute;mso-position-vertical-relative:line;mso-left-percent:-10001;mso-top-percent:-10001;v-text-anchor:top" o:gfxdata="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" fillcolor="#c0504d [3205]" strokecolor="white [3201]" strokeweight="3pt">
-                <v:shadow on="t" color="black" opacity="24903f" origin=",.5" offset="0,.55556mm"/>
+            <w:pict w14:anchorId="6497B803">
+              <v:shape id="Cuadro de texto 7" style="width:2in;height:2in;visibility:visible;mso-wrap-style:none;mso-left-percent:-10001;mso-top-percent:-10001;mso-position-horizontal:absolute;mso-position-horizontal-relative:char;mso-position-vertical:absolute;mso-position-vertical-relative:line;mso-left-percent:-10001;mso-top-percent:-10001;v-text-anchor:top" o:spid="_x0000_s1030" fillcolor="#c0504d [3205]" strokecolor="white [3201]" strokeweight="3pt" type="#_x0000_t202" o:gfxdata="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" w14:anchorId="091159D7">
+                <v:shadow on="t" color="black" opacity="24903f" offset="0,.55556mm" origin=",.5"/>
                 <v:textbox style="mso-fit-shape-to-text:t">
                   <w:txbxContent>
                     <w:p>
@@ -5592,6 +5605,12 @@
                           <w:lang w:val="es-ES_tradnl"/>
                         </w:rPr>
                         <w:br/>
+                      </w:r>
+                      <w:r>
+                        <w:rPr>
+                          <w:rFonts w:eastAsia="Times New Roman"/>
+                          <w:lang w:val="es-ES_tradnl"/>
+                        </w:rPr>
                         <w:t>Si una empresa tiene un activo corriente de $80.000.000 y dentro de este tiene inventarios por $20.000.000, su activo corriente sin inventarios sería de $60.000.000. Si sus pasivos corrientes suman $40.000.000, entonces:</w:t>
                       </w:r>
                     </w:p>
@@ -5844,7 +5863,7 @@
           <w:lang w:val="es-ES_tradnl"/>
         </w:rPr>
       </w:pPr>
-      <w:bookmarkStart w:id="13" w:name="_Toc200804357"/>
+      <w:bookmarkStart w:name="_Toc200804357" w:id="13"/>
       <w:r>
         <w:rPr>
           <w:b/>
@@ -5930,6 +5949,12 @@
                                 <w:lang w:val="es-ES_tradnl"/>
                               </w:rPr>
                               <w:br/>
+                            </w:r>
+                            <w:r>
+                              <w:rPr>
+                                <w:rFonts w:eastAsia="Times New Roman"/>
+                                <w:lang w:val="es-ES_tradnl"/>
+                              </w:rPr>
                               <w:t>Capital de Trabajo = Activo Corriente – Pasivo Corriente</w:t>
                             </w:r>
                           </w:p>
@@ -5948,9 +5973,9 @@
             </w:drawing>
           </mc:Choice>
           <mc:Fallback>
-            <w:pict>
-              <v:shape w14:anchorId="1610179D" id="Cuadro de texto 8" o:spid="_x0000_s1031" type="#_x0000_t202" style="width:2in;height:2in;visibility:visible;mso-wrap-style:none;mso-left-percent:-10001;mso-top-percent:-10001;mso-position-horizontal:absolute;mso-position-horizontal-relative:char;mso-position-vertical:absolute;mso-position-vertical-relative:line;mso-left-percent:-10001;mso-top-percent:-10001;v-text-anchor:top" o:gfxdata="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" fillcolor="#c0504d [3205]" strokecolor="white [3201]" strokeweight="3pt">
-                <v:shadow on="t" color="black" opacity="24903f" origin=",.5" offset="0,.55556mm"/>
+            <w:pict w14:anchorId="1E5F3FC9">
+              <v:shape id="Cuadro de texto 8" style="width:2in;height:2in;visibility:visible;mso-wrap-style:none;mso-left-percent:-10001;mso-top-percent:-10001;mso-position-horizontal:absolute;mso-position-horizontal-relative:char;mso-position-vertical:absolute;mso-position-vertical-relative:line;mso-left-percent:-10001;mso-top-percent:-10001;v-text-anchor:top" o:spid="_x0000_s1031" fillcolor="#c0504d [3205]" strokecolor="white [3201]" strokeweight="3pt" type="#_x0000_t202" o:gfxdata="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" w14:anchorId="1610179D">
+                <v:shadow on="t" color="black" opacity="24903f" offset="0,.55556mm" origin=",.5"/>
                 <v:textbox style="mso-fit-shape-to-text:t">
                   <w:txbxContent>
                     <w:p>
@@ -5979,6 +6004,12 @@
                           <w:lang w:val="es-ES_tradnl"/>
                         </w:rPr>
                         <w:br/>
+                      </w:r>
+                      <w:r>
+                        <w:rPr>
+                          <w:rFonts w:eastAsia="Times New Roman"/>
+                          <w:lang w:val="es-ES_tradnl"/>
+                        </w:rPr>
                         <w:t>Capital de Trabajo = Activo Corriente – Pasivo Corriente</w:t>
                       </w:r>
                     </w:p>
@@ -6066,7 +6097,6 @@
           <w:rFonts w:eastAsia="Times New Roman"/>
           <w:lang w:val="es-ES_tradnl"/>
         </w:rPr>
-        <w:lastRenderedPageBreak/>
         <w:t xml:space="preserve">Este indicador se calcula simplemente restando los pasivos corrientes (deudas que vencen en menos de un año) de los activos corrientes (efectivo, cuentas por cobrar, inventarios, etc.). </w:t>
       </w:r>
     </w:p>
@@ -6178,9 +6208,9 @@
             </w:drawing>
           </mc:Choice>
           <mc:Fallback>
-            <w:pict>
-              <v:shape w14:anchorId="6E3AE7BB" id="Cuadro de texto 9" o:spid="_x0000_s1032" type="#_x0000_t202" style="width:2in;height:2in;visibility:visible;mso-wrap-style:none;mso-left-percent:-10001;mso-top-percent:-10001;mso-position-horizontal:absolute;mso-position-horizontal-relative:char;mso-position-vertical:absolute;mso-position-vertical-relative:line;mso-left-percent:-10001;mso-top-percent:-10001;v-text-anchor:top" o:gfxdata="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" fillcolor="#c0504d [3205]" strokecolor="white [3201]" strokeweight="3pt">
-                <v:shadow on="t" color="black" opacity="24903f" origin=",.5" offset="0,.55556mm"/>
+            <w:pict w14:anchorId="6727B7D9">
+              <v:shape id="Cuadro de texto 9" style="width:2in;height:2in;visibility:visible;mso-wrap-style:none;mso-left-percent:-10001;mso-top-percent:-10001;mso-position-horizontal:absolute;mso-position-horizontal-relative:char;mso-position-vertical:absolute;mso-position-vertical-relative:line;mso-left-percent:-10001;mso-top-percent:-10001;v-text-anchor:top" o:spid="_x0000_s1032" fillcolor="#c0504d [3205]" strokecolor="white [3201]" strokeweight="3pt" type="#_x0000_t202" o:gfxdata="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" w14:anchorId="6E3AE7BB">
+                <v:shadow on="t" color="black" opacity="24903f" offset="0,.55556mm" origin=",.5"/>
                 <v:textbox style="mso-fit-shape-to-text:t">
                   <w:txbxContent>
                     <w:p>
@@ -6478,7 +6508,6 @@
           <w:rFonts w:eastAsia="Times New Roman"/>
           <w:lang w:val="es-ES_tradnl"/>
         </w:rPr>
-        <w:lastRenderedPageBreak/>
         <w:t>las cuentas por pagar, de manera que se asegure un flujo de efectivo constante y sostenible a lo largo del tiempo.</w:t>
       </w:r>
     </w:p>
@@ -6495,7 +6524,7 @@
           <w:lang w:val="es-ES_tradnl"/>
         </w:rPr>
       </w:pPr>
-      <w:bookmarkStart w:id="15" w:name="_Toc200804358"/>
+      <w:bookmarkStart w:name="_Toc200804358" w:id="15"/>
       <w:r>
         <w:rPr>
           <w:rStyle w:val="Textoennegrita"/>
@@ -6634,8 +6663,8 @@
             </w:drawing>
           </mc:Choice>
           <mc:Fallback>
-            <w:pict>
-              <v:shape w14:anchorId="292EB861" id="Cuadro de texto 12" o:spid="_x0000_s1033" type="#_x0000_t202" style="width:2in;height:2in;visibility:visible;mso-wrap-style:none;mso-left-percent:-10001;mso-top-percent:-10001;mso-position-horizontal:absolute;mso-position-horizontal-relative:char;mso-position-vertical:absolute;mso-position-vertical-relative:line;mso-left-percent:-10001;mso-top-percent:-10001;v-text-anchor:top" o:gfxdata="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" fillcolor="white [3201]" strokecolor="#4f81bd [3204]" strokeweight="2pt">
+            <w:pict w14:anchorId="62F0A394">
+              <v:shape id="Cuadro de texto 12" style="width:2in;height:2in;visibility:visible;mso-wrap-style:none;mso-left-percent:-10001;mso-top-percent:-10001;mso-position-horizontal:absolute;mso-position-horizontal-relative:char;mso-position-vertical:absolute;mso-position-vertical-relative:line;mso-left-percent:-10001;mso-top-percent:-10001;v-text-anchor:top" o:spid="_x0000_s1033" fillcolor="white [3201]" strokecolor="#4f81bd [3204]" strokeweight="2pt" type="#_x0000_t202" o:gfxdata="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" w14:anchorId="292EB861">
                 <v:textbox style="mso-fit-shape-to-text:t">
                   <w:txbxContent>
                     <w:p>
@@ -6925,8 +6954,8 @@
             </w:drawing>
           </mc:Choice>
           <mc:Fallback>
-            <w:pict>
-              <v:shape w14:anchorId="678027E1" id="Cuadro de texto 13" o:spid="_x0000_s1034" type="#_x0000_t202" style="width:2in;height:2in;visibility:visible;mso-wrap-style:none;mso-left-percent:-10001;mso-top-percent:-10001;mso-position-horizontal:absolute;mso-position-horizontal-relative:char;mso-position-vertical:absolute;mso-position-vertical-relative:line;mso-left-percent:-10001;mso-top-percent:-10001;v-text-anchor:top" o:gfxdata="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" fillcolor="white [3201]" strokecolor="#4f81bd [3204]" strokeweight="2pt">
+            <w:pict w14:anchorId="38F18A6D">
+              <v:shape id="Cuadro de texto 13" style="width:2in;height:2in;visibility:visible;mso-wrap-style:none;mso-left-percent:-10001;mso-top-percent:-10001;mso-position-horizontal:absolute;mso-position-horizontal-relative:char;mso-position-vertical:absolute;mso-position-vertical-relative:line;mso-left-percent:-10001;mso-top-percent:-10001;v-text-anchor:top" o:spid="_x0000_s1034" fillcolor="white [3201]" strokecolor="#4f81bd [3204]" strokeweight="2pt" type="#_x0000_t202" o:gfxdata="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" w14:anchorId="678027E1">
                 <v:textbox style="mso-fit-shape-to-text:t">
                   <w:txbxContent>
                     <w:p>
@@ -7066,7 +7095,6 @@
         <w:rPr>
           <w:lang w:val="es-ES_tradnl"/>
         </w:rPr>
-        <w:lastRenderedPageBreak/>
         <w:t xml:space="preserve">Con respecto </w:t>
       </w:r>
       <w:commentRangeStart w:id="17"/>
@@ -7251,6 +7279,7 @@
         </w:rPr>
         <w:t xml:space="preserve">Este es el caso típico de grandes cadenas de </w:t>
       </w:r>
+      <w:proofErr w:type="spellStart"/>
       <w:r>
         <w:rPr>
           <w:i/>
@@ -7259,6 +7288,7 @@
         </w:rPr>
         <w:t>retail</w:t>
       </w:r>
+      <w:proofErr w:type="spellEnd"/>
       <w:r>
         <w:rPr>
           <w:lang w:val="es-ES"/>
@@ -7377,7 +7407,7 @@
           <w:lang w:val="es-ES_tradnl"/>
         </w:rPr>
       </w:pPr>
-      <w:bookmarkStart w:id="18" w:name="_Toc200804359"/>
+      <w:bookmarkStart w:name="_Toc200804359" w:id="18"/>
       <w:r>
         <w:rPr>
           <w:rStyle w:val="Textoennegrita"/>
@@ -7432,7 +7462,6 @@
         <w:rPr>
           <w:lang w:val="es-ES_tradnl"/>
         </w:rPr>
-        <w:lastRenderedPageBreak/>
         <w:t>recursos suficientes y con disponibilidad inmediata (o casi inmediata) para afrontar sus obligaciones dentro del ciclo operativo normal.</w:t>
       </w:r>
     </w:p>
@@ -7516,7 +7545,7 @@
           <w:noProof/>
         </w:rPr>
         <w:drawing>
-          <wp:anchor distT="0" distB="0" distL="114300" distR="114300" simplePos="0" relativeHeight="251662336" behindDoc="0" locked="0" layoutInCell="1" allowOverlap="1" wp14:anchorId="2D6B7131" wp14:editId="067DC6E8">
+          <wp:anchor distT="0" distB="0" distL="114300" distR="114300" simplePos="0" relativeHeight="251662336" behindDoc="0" locked="0" layoutInCell="1" allowOverlap="1" wp14:anchorId="2D6B7131" wp14:editId="11A9391A">
             <wp:simplePos x="0" y="0"/>
             <wp:positionH relativeFrom="margin">
               <wp:posOffset>3994785</wp:posOffset>
@@ -7843,7 +7872,6 @@
         <w:rPr>
           <w:lang w:val="es-ES_tradnl"/>
         </w:rPr>
-        <w:lastRenderedPageBreak/>
         <w:t>estar alineada con la rentabilidad y eficiencia para no convertirse en una barrera silenciosa al crecimiento.</w:t>
       </w:r>
     </w:p>
@@ -7857,7 +7885,7 @@
           <w:lang w:val="es-ES_tradnl"/>
         </w:rPr>
       </w:pPr>
-      <w:bookmarkStart w:id="21" w:name="_Toc200804360"/>
+      <w:bookmarkStart w:name="_Toc200804360" w:id="21"/>
       <w:r>
         <w:rPr>
           <w:b/>
@@ -8100,6 +8128,11 @@
           <w:lang w:val="es-ES_tradnl"/>
         </w:rPr>
         <w:br/>
+      </w:r>
+      <w:r>
+        <w:rPr>
+          <w:lang w:val="es-ES_tradnl"/>
+        </w:rPr>
         <w:t>Razón de Endeudamiento = Pasivo Total / Activo Total</w:t>
       </w:r>
     </w:p>
@@ -8123,6 +8156,11 @@
           <w:lang w:val="es-ES_tradnl"/>
         </w:rPr>
         <w:br/>
+      </w:r>
+      <w:r>
+        <w:rPr>
+          <w:lang w:val="es-ES_tradnl"/>
+        </w:rPr>
         <w:t>Pasivo total = $120.000.000</w:t>
       </w:r>
       <w:r>
@@ -8130,6 +8168,11 @@
           <w:lang w:val="es-ES_tradnl"/>
         </w:rPr>
         <w:br/>
+      </w:r>
+      <w:r>
+        <w:rPr>
+          <w:lang w:val="es-ES_tradnl"/>
+        </w:rPr>
         <w:t>Activo total = $300.000.000</w:t>
       </w:r>
       <w:r>
@@ -8166,6 +8209,11 @@
           <w:lang w:val="es-ES_tradnl"/>
         </w:rPr>
         <w:br/>
+      </w:r>
+      <w:r>
+        <w:rPr>
+          <w:lang w:val="es-ES_tradnl"/>
+        </w:rPr>
         <w:t>Esto indica que el 40</w:t>
       </w:r>
       <w:r>
@@ -8286,6 +8334,11 @@
           <w:lang w:val="es-ES_tradnl"/>
         </w:rPr>
         <w:br/>
+      </w:r>
+      <w:r>
+        <w:rPr>
+          <w:lang w:val="es-ES_tradnl"/>
+        </w:rPr>
         <w:t>Cobertura de Intereses = Utilidad Operacional / Gastos por Intereses</w:t>
       </w:r>
     </w:p>
@@ -8309,6 +8362,11 @@
           <w:lang w:val="es-ES_tradnl"/>
         </w:rPr>
         <w:br/>
+      </w:r>
+      <w:r>
+        <w:rPr>
+          <w:lang w:val="es-ES_tradnl"/>
+        </w:rPr>
         <w:t>Utilidad operacional = $80.000.000</w:t>
       </w:r>
       <w:r>
@@ -8321,7 +8379,6 @@
         <w:rPr>
           <w:lang w:val="es-ES_tradnl"/>
         </w:rPr>
-        <w:lastRenderedPageBreak/>
         <w:t>Gastos financieros = $20.000.000</w:t>
       </w:r>
       <w:r>
@@ -8358,6 +8415,11 @@
           <w:lang w:val="es-ES_tradnl"/>
         </w:rPr>
         <w:br/>
+      </w:r>
+      <w:r>
+        <w:rPr>
+          <w:lang w:val="es-ES_tradnl"/>
+        </w:rPr>
         <w:t>Esto significa que la empresa genera 4 veces más utilidad operativa de la necesaria para cubrir los intereses de su deuda. Un índice menor a 2 es preocupante, ya que indica dificultades para sostener el servicio de la deuda sin comprometer otras operaciones.</w:t>
       </w:r>
     </w:p>
@@ -8417,6 +8479,11 @@
           <w:lang w:val="es-ES_tradnl"/>
         </w:rPr>
         <w:br/>
+      </w:r>
+      <w:r>
+        <w:rPr>
+          <w:lang w:val="es-ES_tradnl"/>
+        </w:rPr>
         <w:t>Apalancamiento = Activos Totales / Patrimonio</w:t>
       </w:r>
     </w:p>
@@ -8440,6 +8507,11 @@
           <w:lang w:val="es-ES_tradnl"/>
         </w:rPr>
         <w:br/>
+      </w:r>
+      <w:r>
+        <w:rPr>
+          <w:lang w:val="es-ES_tradnl"/>
+        </w:rPr>
         <w:t>Activos = $300.000.000</w:t>
       </w:r>
       <w:r>
@@ -8447,6 +8519,11 @@
           <w:lang w:val="es-ES_tradnl"/>
         </w:rPr>
         <w:br/>
+      </w:r>
+      <w:r>
+        <w:rPr>
+          <w:lang w:val="es-ES_tradnl"/>
+        </w:rPr>
         <w:t>Patrimonio = $180.000.000</w:t>
       </w:r>
       <w:r>
@@ -8483,6 +8560,11 @@
           <w:lang w:val="es-ES_tradnl"/>
         </w:rPr>
         <w:br/>
+      </w:r>
+      <w:r>
+        <w:rPr>
+          <w:lang w:val="es-ES_tradnl"/>
+        </w:rPr>
         <w:t>Por cada peso invertido por los socios, la empresa ha financiado $1.67 en activos. Un apalancamiento moderado (entre 1.5 y 2.0) puede ser positivo si la rentabilidad de los activos supera el costo del financiamiento.</w:t>
       </w:r>
     </w:p>
@@ -8542,6 +8624,11 @@
           <w:lang w:val="es-ES_tradnl"/>
         </w:rPr>
         <w:br/>
+      </w:r>
+      <w:r>
+        <w:rPr>
+          <w:lang w:val="es-ES_tradnl"/>
+        </w:rPr>
         <w:t>Endeudamiento del Patrimonio = Pasivo Total / Patrimonio</w:t>
       </w:r>
     </w:p>
@@ -8565,6 +8652,11 @@
           <w:lang w:val="es-ES_tradnl"/>
         </w:rPr>
         <w:br/>
+      </w:r>
+      <w:r>
+        <w:rPr>
+          <w:lang w:val="es-ES_tradnl"/>
+        </w:rPr>
         <w:t>Pasivo = $120.000.000</w:t>
       </w:r>
       <w:r>
@@ -8572,6 +8664,11 @@
           <w:lang w:val="es-ES_tradnl"/>
         </w:rPr>
         <w:br/>
+      </w:r>
+      <w:r>
+        <w:rPr>
+          <w:lang w:val="es-ES_tradnl"/>
+        </w:rPr>
         <w:t>Patrimonio = $180.000.000</w:t>
       </w:r>
       <w:r>
@@ -8608,6 +8705,11 @@
           <w:lang w:val="es-ES_tradnl"/>
         </w:rPr>
         <w:br/>
+      </w:r>
+      <w:r>
+        <w:rPr>
+          <w:lang w:val="es-ES_tradnl"/>
+        </w:rPr>
         <w:t xml:space="preserve">Por cada peso de capital propio, la empresa tiene $0.67 en deudas. Este indicador es útil para evaluar la </w:t>
       </w:r>
       <w:r>
@@ -8672,6 +8774,11 @@
           <w:lang w:val="es-ES_tradnl"/>
         </w:rPr>
         <w:br/>
+      </w:r>
+      <w:r>
+        <w:rPr>
+          <w:lang w:val="es-ES_tradnl"/>
+        </w:rPr>
         <w:t>Pasivo Corriente / Pasivo Total</w:t>
       </w:r>
     </w:p>
@@ -8695,6 +8802,11 @@
           <w:lang w:val="es-ES_tradnl"/>
         </w:rPr>
         <w:br/>
+      </w:r>
+      <w:r>
+        <w:rPr>
+          <w:lang w:val="es-ES_tradnl"/>
+        </w:rPr>
         <w:t>Pasivo corriente = $70.000.000</w:t>
       </w:r>
       <w:r>
@@ -8707,7 +8819,6 @@
         <w:rPr>
           <w:lang w:val="es-ES_tradnl"/>
         </w:rPr>
-        <w:lastRenderedPageBreak/>
         <w:t>Pasivo total = $120.000.000</w:t>
       </w:r>
       <w:r>
@@ -8758,6 +8869,11 @@
           <w:lang w:val="es-ES_tradnl"/>
         </w:rPr>
         <w:br/>
+      </w:r>
+      <w:r>
+        <w:rPr>
+          <w:lang w:val="es-ES_tradnl"/>
+        </w:rPr>
         <w:t xml:space="preserve">Este indicador revela qué proporción de la deuda total debe ser pagada en el corto plazo. Si el valor es muy alto, puede representar </w:t>
       </w:r>
       <w:r>
@@ -8814,6 +8930,11 @@
           <w:lang w:val="es-ES_tradnl"/>
         </w:rPr>
         <w:br/>
+      </w:r>
+      <w:r>
+        <w:rPr>
+          <w:lang w:val="es-ES_tradnl"/>
+        </w:rPr>
         <w:t>Deuda financiera / Total Pasivo</w:t>
       </w:r>
     </w:p>
@@ -8837,6 +8958,11 @@
           <w:lang w:val="es-ES_tradnl"/>
         </w:rPr>
         <w:br/>
+      </w:r>
+      <w:r>
+        <w:rPr>
+          <w:lang w:val="es-ES_tradnl"/>
+        </w:rPr>
         <w:t>Deuda con bancos = $90.000.000</w:t>
       </w:r>
       <w:r>
@@ -8844,6 +8970,11 @@
           <w:lang w:val="es-ES_tradnl"/>
         </w:rPr>
         <w:br/>
+      </w:r>
+      <w:r>
+        <w:rPr>
+          <w:lang w:val="es-ES_tradnl"/>
+        </w:rPr>
         <w:t>Pasivo total = $150.000.000</w:t>
       </w:r>
       <w:r>
@@ -8894,6 +9025,11 @@
           <w:lang w:val="es-ES_tradnl"/>
         </w:rPr>
         <w:br/>
+      </w:r>
+      <w:r>
+        <w:rPr>
+          <w:lang w:val="es-ES_tradnl"/>
+        </w:rPr>
         <w:t xml:space="preserve">Este indicador muestra qué parte del pasivo está comprometido con entidades financieras, lo cual puede implicar </w:t>
       </w:r>
       <w:r>
@@ -8923,7 +9059,7 @@
           <w:lang w:val="es-ES_tradnl"/>
         </w:rPr>
       </w:pPr>
-      <w:bookmarkStart w:id="23" w:name="_Toc200804361"/>
+      <w:bookmarkStart w:name="_Toc200804361" w:id="23"/>
       <w:commentRangeStart w:id="24"/>
       <w:r>
         <w:rPr>
@@ -9152,7 +9288,6 @@
           <w:rFonts w:eastAsia="Times New Roman"/>
           <w:lang w:val="es-ES_tradnl"/>
         </w:rPr>
-        <w:lastRenderedPageBreak/>
         <w:t>cuando la deuda se convierte en una carga que consume buena parte de las utilidades, o cuando no se traduce en mejoras operativas o productivas.</w:t>
       </w:r>
     </w:p>
@@ -9547,7 +9682,7 @@
           <w:lang w:val="es-ES_tradnl"/>
         </w:rPr>
       </w:pPr>
-      <w:bookmarkStart w:id="27" w:name="_Toc200804362"/>
+      <w:bookmarkStart w:name="_Toc200804362" w:id="27"/>
       <w:r>
         <w:rPr>
           <w:rStyle w:val="Textoennegrita"/>
@@ -9671,7 +9806,6 @@
         <w:rPr>
           <w:lang w:val="es-ES_tradnl"/>
         </w:rPr>
-        <w:lastRenderedPageBreak/>
         <w:t>De igual manera, este tipo de indicadores tiene unas acciones que se presentan en sus diversos procesos</w:t>
       </w:r>
       <w:r>
@@ -9757,6 +9891,11 @@
           <w:lang w:val="es-ES_tradnl"/>
         </w:rPr>
         <w:br/>
+      </w:r>
+      <w:r>
+        <w:rPr>
+          <w:lang w:val="es-ES_tradnl"/>
+        </w:rPr>
         <w:t>Rotación de Inventarios = Costo de Ventas / Inventario Promedio</w:t>
       </w:r>
     </w:p>
@@ -9780,6 +9919,11 @@
           <w:lang w:val="es-ES_tradnl"/>
         </w:rPr>
         <w:br/>
+      </w:r>
+      <w:r>
+        <w:rPr>
+          <w:lang w:val="es-ES_tradnl"/>
+        </w:rPr>
         <w:t>Costo de ventas: $300.000.000</w:t>
       </w:r>
       <w:r>
@@ -9787,6 +9931,11 @@
           <w:lang w:val="es-ES_tradnl"/>
         </w:rPr>
         <w:br/>
+      </w:r>
+      <w:r>
+        <w:rPr>
+          <w:lang w:val="es-ES_tradnl"/>
+        </w:rPr>
         <w:t>Inventario promedio: $75.000.000</w:t>
       </w:r>
       <w:r>
@@ -9823,6 +9972,11 @@
           <w:lang w:val="es-ES_tradnl"/>
         </w:rPr>
         <w:br/>
+      </w:r>
+      <w:r>
+        <w:rPr>
+          <w:lang w:val="es-ES_tradnl"/>
+        </w:rPr>
         <w:t>Esto significa que los inventarios se renuevan completamente 4 veces durante el periodo analizado. Una mayor rotación indica una gestión eficiente del inventario, lo que reduce costos de</w:t>
       </w:r>
       <w:r>
@@ -9897,6 +10051,11 @@
           <w:lang w:val="es-ES_tradnl"/>
         </w:rPr>
         <w:br/>
+      </w:r>
+      <w:r>
+        <w:rPr>
+          <w:lang w:val="es-ES_tradnl"/>
+        </w:rPr>
         <w:t>La empresa tarda en promedio 90 días en vender todo su inventario.</w:t>
       </w:r>
     </w:p>
@@ -9948,6 +10107,11 @@
           <w:lang w:val="es-ES_tradnl"/>
         </w:rPr>
         <w:br/>
+      </w:r>
+      <w:r>
+        <w:rPr>
+          <w:lang w:val="es-ES_tradnl"/>
+        </w:rPr>
         <w:t>Rotación de Cuentas por Cobrar = Ventas Netas / Cuentas por Cobrar Promedio</w:t>
       </w:r>
     </w:p>
@@ -9971,6 +10135,11 @@
           <w:lang w:val="es-ES_tradnl"/>
         </w:rPr>
         <w:br/>
+      </w:r>
+      <w:r>
+        <w:rPr>
+          <w:lang w:val="es-ES_tradnl"/>
+        </w:rPr>
         <w:t>Ventas netas: $500.000.000</w:t>
       </w:r>
       <w:r>
@@ -9978,6 +10147,11 @@
           <w:lang w:val="es-ES_tradnl"/>
         </w:rPr>
         <w:br/>
+      </w:r>
+      <w:r>
+        <w:rPr>
+          <w:lang w:val="es-ES_tradnl"/>
+        </w:rPr>
         <w:t>Cuentas por cobrar: $100.000.000</w:t>
       </w:r>
       <w:r>
@@ -10014,6 +10188,11 @@
           <w:lang w:val="es-ES_tradnl"/>
         </w:rPr>
         <w:br/>
+      </w:r>
+      <w:r>
+        <w:rPr>
+          <w:lang w:val="es-ES_tradnl"/>
+        </w:rPr>
         <w:t xml:space="preserve">La empresa cobra sus cuentas 5 veces al año, o cada </w:t>
       </w:r>
       <w:r>
@@ -10089,7 +10268,6 @@
           <w:bCs w:val="0"/>
           <w:lang w:val="es-ES_tradnl"/>
         </w:rPr>
-        <w:lastRenderedPageBreak/>
         <w:t xml:space="preserve">Rotación de </w:t>
       </w:r>
       <w:r>
@@ -10121,6 +10299,11 @@
           <w:lang w:val="es-ES_tradnl"/>
         </w:rPr>
         <w:br/>
+      </w:r>
+      <w:r>
+        <w:rPr>
+          <w:lang w:val="es-ES_tradnl"/>
+        </w:rPr>
         <w:t>Rotación de Cuentas por Pagar = Compras / Cuentas por Pagar Promedio</w:t>
       </w:r>
     </w:p>
@@ -10204,6 +10387,11 @@
           <w:lang w:val="es-ES_tradnl"/>
         </w:rPr>
         <w:br/>
+      </w:r>
+      <w:r>
+        <w:rPr>
+          <w:lang w:val="es-ES_tradnl"/>
+        </w:rPr>
         <w:t xml:space="preserve">Este indicador revela cuántas veces al año la empresa paga a sus proveedores. Una rotación baja (más días para pagar) puede significar </w:t>
       </w:r>
       <w:r>
@@ -10260,6 +10448,11 @@
           <w:lang w:val="es-ES_tradnl"/>
         </w:rPr>
         <w:br/>
+      </w:r>
+      <w:r>
+        <w:rPr>
+          <w:lang w:val="es-ES_tradnl"/>
+        </w:rPr>
         <w:t>CCE = Días de inventario + Días de cuentas por cobrar – Días de cuentas por pagar</w:t>
       </w:r>
     </w:p>
@@ -10283,6 +10476,11 @@
           <w:lang w:val="es-ES_tradnl"/>
         </w:rPr>
         <w:br/>
+      </w:r>
+      <w:r>
+        <w:rPr>
+          <w:lang w:val="es-ES_tradnl"/>
+        </w:rPr>
         <w:t>Días de inventario: 90 días</w:t>
       </w:r>
       <w:r>
@@ -10290,13 +10488,31 @@
           <w:lang w:val="es-ES_tradnl"/>
         </w:rPr>
         <w:br/>
-        <w:t>Días de cartera (por cobrar): 72 días</w:t>
+      </w:r>
+      <w:proofErr w:type="spellStart"/>
+      <w:r>
+        <w:rPr>
+          <w:lang w:val="es-ES_tradnl"/>
+        </w:rPr>
+        <w:t>Días</w:t>
+      </w:r>
+      <w:proofErr w:type="spellEnd"/>
+      <w:r>
+        <w:rPr>
+          <w:lang w:val="es-ES_tradnl"/>
+        </w:rPr>
+        <w:t xml:space="preserve"> de cartera (por cobrar): 72 días</w:t>
       </w:r>
       <w:r>
         <w:rPr>
           <w:lang w:val="es-ES_tradnl"/>
         </w:rPr>
         <w:br/>
+      </w:r>
+      <w:r>
+        <w:rPr>
+          <w:lang w:val="es-ES_tradnl"/>
+        </w:rPr>
         <w:t>Días de cuentas por pagar: 60 días</w:t>
       </w:r>
       <w:r>
@@ -10333,6 +10549,11 @@
           <w:lang w:val="es-ES_tradnl"/>
         </w:rPr>
         <w:br/>
+      </w:r>
+      <w:r>
+        <w:rPr>
+          <w:lang w:val="es-ES_tradnl"/>
+        </w:rPr>
         <w:t xml:space="preserve">El CCE de 102 días indica que la empresa necesita </w:t>
       </w:r>
       <w:r>
@@ -10376,6 +10597,7 @@
         </w:rPr>
         <w:t xml:space="preserve">, mientras que un CCE más corto o incluso negativo (como sucede en algunos modelos de </w:t>
       </w:r>
+      <w:proofErr w:type="spellStart"/>
       <w:r>
         <w:rPr>
           <w:i/>
@@ -10384,6 +10606,7 @@
         </w:rPr>
         <w:t>retail</w:t>
       </w:r>
+      <w:proofErr w:type="spellEnd"/>
       <w:r>
         <w:rPr>
           <w:lang w:val="es-ES"/>
@@ -10413,7 +10636,7 @@
           <w:lang w:val="es-ES_tradnl"/>
         </w:rPr>
       </w:pPr>
-      <w:bookmarkStart w:id="29" w:name="_Toc200804363"/>
+      <w:bookmarkStart w:name="_Toc200804363" w:id="29"/>
       <w:r>
         <w:rPr>
           <w:rStyle w:val="Textoennegrita"/>
@@ -10503,7 +10726,6 @@
           <w:bCs/>
           <w:lang w:val="es-ES_tradnl"/>
         </w:rPr>
-        <w:lastRenderedPageBreak/>
         <w:t>líquido en menos tiempo</w:t>
       </w:r>
       <w:r>
@@ -11111,7 +11333,7 @@
           <w:lang w:val="es-ES_tradnl"/>
         </w:rPr>
       </w:pPr>
-      <w:bookmarkStart w:id="35" w:name="_Toc200804364"/>
+      <w:bookmarkStart w:name="_Toc200804364" w:id="35"/>
       <w:r>
         <w:rPr>
           <w:rStyle w:val="Textoennegrita"/>
@@ -11262,9 +11484,9 @@
             </w:drawing>
           </mc:Choice>
           <mc:Fallback>
-            <w:pict>
-              <v:shape w14:anchorId="581758CF" id="Cuadro de texto 21" o:spid="_x0000_s1035" type="#_x0000_t202" style="width:2in;height:2in;visibility:visible;mso-wrap-style:none;mso-left-percent:-10001;mso-top-percent:-10001;mso-position-horizontal:absolute;mso-position-horizontal-relative:char;mso-position-vertical:absolute;mso-position-vertical-relative:line;mso-left-percent:-10001;mso-top-percent:-10001;v-text-anchor:top" o:gfxdata="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" fillcolor="#4f81bd [3204]" strokecolor="white [3201]" strokeweight="3pt">
-                <v:shadow on="t" color="black" opacity="24903f" origin=",.5" offset="0,.55556mm"/>
+            <w:pict w14:anchorId="17479E40">
+              <v:shape id="Cuadro de texto 21" style="width:2in;height:2in;visibility:visible;mso-wrap-style:none;mso-left-percent:-10001;mso-top-percent:-10001;mso-position-horizontal:absolute;mso-position-horizontal-relative:char;mso-position-vertical:absolute;mso-position-vertical-relative:line;mso-left-percent:-10001;mso-top-percent:-10001;v-text-anchor:top" o:spid="_x0000_s1035" fillcolor="#4f81bd [3204]" strokecolor="white [3201]" strokeweight="3pt" type="#_x0000_t202" o:gfxdata="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" w14:anchorId="581758CF">
+                <v:shadow on="t" color="black" opacity="24903f" offset="0,.55556mm" origin=",.5"/>
                 <v:textbox style="mso-fit-shape-to-text:t">
                   <w:txbxContent>
                     <w:p>
@@ -11378,9 +11600,9 @@
             </w:drawing>
           </mc:Choice>
           <mc:Fallback>
-            <w:pict>
-              <v:shape w14:anchorId="55FCAFDF" id="Cuadro de texto 22" o:spid="_x0000_s1036" type="#_x0000_t202" style="width:2in;height:2in;visibility:visible;mso-wrap-style:none;mso-left-percent:-10001;mso-top-percent:-10001;mso-position-horizontal:absolute;mso-position-horizontal-relative:char;mso-position-vertical:absolute;mso-position-vertical-relative:line;mso-left-percent:-10001;mso-top-percent:-10001;v-text-anchor:top" o:gfxdata="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" fillcolor="#4f81bd [3204]" strokecolor="white [3201]" strokeweight="3pt">
-                <v:shadow on="t" color="black" opacity="24903f" origin=",.5" offset="0,.55556mm"/>
+            <w:pict w14:anchorId="5D6E227A">
+              <v:shape id="Cuadro de texto 22" style="width:2in;height:2in;visibility:visible;mso-wrap-style:none;mso-left-percent:-10001;mso-top-percent:-10001;mso-position-horizontal:absolute;mso-position-horizontal-relative:char;mso-position-vertical:absolute;mso-position-vertical-relative:line;mso-left-percent:-10001;mso-top-percent:-10001;v-text-anchor:top" o:spid="_x0000_s1036" fillcolor="#4f81bd [3204]" strokecolor="white [3201]" strokeweight="3pt" type="#_x0000_t202" o:gfxdata="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" w14:anchorId="55FCAFDF">
+                <v:shadow on="t" color="black" opacity="24903f" offset="0,.55556mm" origin=",.5"/>
                 <v:textbox style="mso-fit-shape-to-text:t">
                   <w:txbxContent>
                     <w:p>
@@ -11500,9 +11722,9 @@
             </w:drawing>
           </mc:Choice>
           <mc:Fallback>
-            <w:pict>
-              <v:shape w14:anchorId="6C2BA438" id="Cuadro de texto 24" o:spid="_x0000_s1037" type="#_x0000_t202" style="width:2in;height:2in;visibility:visible;mso-wrap-style:none;mso-left-percent:-10001;mso-top-percent:-10001;mso-position-horizontal:absolute;mso-position-horizontal-relative:char;mso-position-vertical:absolute;mso-position-vertical-relative:line;mso-left-percent:-10001;mso-top-percent:-10001;v-text-anchor:top" o:gfxdata="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" fillcolor="#4f81bd [3204]" strokecolor="white [3201]" strokeweight="3pt">
-                <v:shadow on="t" color="black" opacity="24903f" origin=",.5" offset="0,.55556mm"/>
+            <w:pict w14:anchorId="344E5A62">
+              <v:shape id="Cuadro de texto 24" style="width:2in;height:2in;visibility:visible;mso-wrap-style:none;mso-left-percent:-10001;mso-top-percent:-10001;mso-position-horizontal:absolute;mso-position-horizontal-relative:char;mso-position-vertical:absolute;mso-position-vertical-relative:line;mso-left-percent:-10001;mso-top-percent:-10001;v-text-anchor:top" o:spid="_x0000_s1037" fillcolor="#4f81bd [3204]" strokecolor="white [3201]" strokeweight="3pt" type="#_x0000_t202" o:gfxdata="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" w14:anchorId="6C2BA438">
+                <v:shadow on="t" color="black" opacity="24903f" offset="0,.55556mm" origin=",.5"/>
                 <v:textbox style="mso-fit-shape-to-text:t">
                   <w:txbxContent>
                     <w:p>
@@ -11625,7 +11847,7 @@
           <w:lang w:val="es-ES_tradnl"/>
         </w:rPr>
       </w:pPr>
-      <w:bookmarkStart w:id="36" w:name="_Toc200804365"/>
+      <w:bookmarkStart w:name="_Toc200804365" w:id="36"/>
       <w:r>
         <w:rPr>
           <w:rFonts w:eastAsia="Times New Roman"/>
@@ -11758,6 +11980,11 @@
           <w:lang w:val="es-ES_tradnl"/>
         </w:rPr>
         <w:br/>
+      </w:r>
+      <w:r>
+        <w:rPr>
+          <w:lang w:val="es-ES_tradnl"/>
+        </w:rPr>
         <w:t>Margen Bruto = (Ventas – Costo de Ventas) / Ventas</w:t>
       </w:r>
     </w:p>
@@ -11774,7 +12001,6 @@
           <w:rStyle w:val="Textoennegrita"/>
           <w:lang w:val="es-ES_tradnl"/>
         </w:rPr>
-        <w:lastRenderedPageBreak/>
         <w:t>Ejemplo:</w:t>
       </w:r>
       <w:r>
@@ -11782,6 +12008,11 @@
           <w:lang w:val="es-ES_tradnl"/>
         </w:rPr>
         <w:br/>
+      </w:r>
+      <w:r>
+        <w:rPr>
+          <w:lang w:val="es-ES_tradnl"/>
+        </w:rPr>
         <w:t>Ventas: $500.000.000</w:t>
       </w:r>
       <w:r>
@@ -11789,6 +12020,11 @@
           <w:lang w:val="es-ES_tradnl"/>
         </w:rPr>
         <w:br/>
+      </w:r>
+      <w:r>
+        <w:rPr>
+          <w:lang w:val="es-ES_tradnl"/>
+        </w:rPr>
         <w:t>Costo de ventas: $300.000.000</w:t>
       </w:r>
       <w:r>
@@ -11796,6 +12032,11 @@
           <w:lang w:val="es-ES_tradnl"/>
         </w:rPr>
         <w:br/>
+      </w:r>
+      <w:r>
+        <w:rPr>
+          <w:lang w:val="es-ES_tradnl"/>
+        </w:rPr>
         <w:t xml:space="preserve">Margen Bruto = (500.000.000 – 300.000.000) / 500.000.000 = </w:t>
       </w:r>
       <w:r>
@@ -11840,6 +12081,11 @@
           <w:lang w:val="es-ES_tradnl"/>
         </w:rPr>
         <w:br/>
+      </w:r>
+      <w:r>
+        <w:rPr>
+          <w:lang w:val="es-ES_tradnl"/>
+        </w:rPr>
         <w:t>Indica que</w:t>
       </w:r>
       <w:r>
@@ -11895,6 +12141,11 @@
           <w:lang w:val="es-ES_tradnl"/>
         </w:rPr>
         <w:br/>
+      </w:r>
+      <w:r>
+        <w:rPr>
+          <w:lang w:val="es-ES_tradnl"/>
+        </w:rPr>
         <w:t>Margen Operativo = Utilidad Operativa / Ventas</w:t>
       </w:r>
     </w:p>
@@ -11918,6 +12169,11 @@
           <w:lang w:val="es-ES_tradnl"/>
         </w:rPr>
         <w:br/>
+      </w:r>
+      <w:r>
+        <w:rPr>
+          <w:lang w:val="es-ES_tradnl"/>
+        </w:rPr>
         <w:t>Utilidad operativa = $80.000.000</w:t>
       </w:r>
       <w:r>
@@ -11925,6 +12181,11 @@
           <w:lang w:val="es-ES_tradnl"/>
         </w:rPr>
         <w:br/>
+      </w:r>
+      <w:r>
+        <w:rPr>
+          <w:lang w:val="es-ES_tradnl"/>
+        </w:rPr>
         <w:t>Ventas = $500.000.000</w:t>
       </w:r>
       <w:r>
@@ -11932,6 +12193,11 @@
           <w:lang w:val="es-ES_tradnl"/>
         </w:rPr>
         <w:br/>
+      </w:r>
+      <w:r>
+        <w:rPr>
+          <w:lang w:val="es-ES_tradnl"/>
+        </w:rPr>
         <w:t xml:space="preserve">Margen Operativo = 80.000.000 / 500.000.000 = </w:t>
       </w:r>
       <w:r>
@@ -11976,6 +12242,11 @@
           <w:lang w:val="es-ES_tradnl"/>
         </w:rPr>
         <w:br/>
+      </w:r>
+      <w:r>
+        <w:rPr>
+          <w:lang w:val="es-ES_tradnl"/>
+        </w:rPr>
         <w:t>Mide la eficiencia en la operación del negocio, excluyendo factores financieros y fiscales. Un margen alto indica buen control de gastos administrativos y operacionales.</w:t>
       </w:r>
     </w:p>
@@ -12019,6 +12290,11 @@
           <w:lang w:val="es-ES_tradnl"/>
         </w:rPr>
         <w:br/>
+      </w:r>
+      <w:r>
+        <w:rPr>
+          <w:lang w:val="es-ES_tradnl"/>
+        </w:rPr>
         <w:t>Margen Neto = Utilidad Neta / Ventas Netas</w:t>
       </w:r>
     </w:p>
@@ -12042,6 +12318,11 @@
           <w:lang w:val="es-ES_tradnl"/>
         </w:rPr>
         <w:br/>
+      </w:r>
+      <w:r>
+        <w:rPr>
+          <w:lang w:val="es-ES_tradnl"/>
+        </w:rPr>
         <w:t>Utilidad neta = $50.000.000</w:t>
       </w:r>
       <w:r>
@@ -12049,6 +12330,11 @@
           <w:lang w:val="es-ES_tradnl"/>
         </w:rPr>
         <w:br/>
+      </w:r>
+      <w:r>
+        <w:rPr>
+          <w:lang w:val="es-ES_tradnl"/>
+        </w:rPr>
         <w:t>Ventas netas = $500.000.000</w:t>
       </w:r>
       <w:r>
@@ -12056,6 +12342,11 @@
           <w:lang w:val="es-ES_tradnl"/>
         </w:rPr>
         <w:br/>
+      </w:r>
+      <w:r>
+        <w:rPr>
+          <w:lang w:val="es-ES_tradnl"/>
+        </w:rPr>
         <w:t xml:space="preserve">Margen Neto = 50.000.000 / 500.000.000 = </w:t>
       </w:r>
       <w:r>
@@ -12100,6 +12391,11 @@
           <w:lang w:val="es-ES_tradnl"/>
         </w:rPr>
         <w:br/>
+      </w:r>
+      <w:r>
+        <w:rPr>
+          <w:lang w:val="es-ES_tradnl"/>
+        </w:rPr>
         <w:t>Refleja la rentabilidad final del negocio, después de descontar todos los gastos, impuestos e intereses. Es uno de los indicadores más observados por inversionistas, ya que mide el beneficio “real” generado por cada peso vendido.</w:t>
       </w:r>
     </w:p>
@@ -12136,7 +12432,103 @@
           <w:rStyle w:val="Textoennegrita"/>
           <w:lang w:val="es-ES"/>
         </w:rPr>
-        <w:t>EBITDA (Earnings Before Interest, Taxes, Depreciation and Amortization)</w:t>
+        <w:t>EBITDA (</w:t>
+      </w:r>
+      <w:proofErr w:type="spellStart"/>
+      <w:r>
+        <w:rPr>
+          <w:rStyle w:val="Textoennegrita"/>
+          <w:lang w:val="es-ES"/>
+        </w:rPr>
+        <w:t>Earnings</w:t>
+      </w:r>
+      <w:proofErr w:type="spellEnd"/>
+      <w:r>
+        <w:rPr>
+          <w:rStyle w:val="Textoennegrita"/>
+          <w:lang w:val="es-ES"/>
+        </w:rPr>
+        <w:t xml:space="preserve"> </w:t>
+      </w:r>
+      <w:proofErr w:type="spellStart"/>
+      <w:r>
+        <w:rPr>
+          <w:rStyle w:val="Textoennegrita"/>
+          <w:lang w:val="es-ES"/>
+        </w:rPr>
+        <w:t>Before</w:t>
+      </w:r>
+      <w:proofErr w:type="spellEnd"/>
+      <w:r>
+        <w:rPr>
+          <w:rStyle w:val="Textoennegrita"/>
+          <w:lang w:val="es-ES"/>
+        </w:rPr>
+        <w:t xml:space="preserve"> </w:t>
+      </w:r>
+      <w:proofErr w:type="spellStart"/>
+      <w:r>
+        <w:rPr>
+          <w:rStyle w:val="Textoennegrita"/>
+          <w:lang w:val="es-ES"/>
+        </w:rPr>
+        <w:t>Interest</w:t>
+      </w:r>
+      <w:proofErr w:type="spellEnd"/>
+      <w:r>
+        <w:rPr>
+          <w:rStyle w:val="Textoennegrita"/>
+          <w:lang w:val="es-ES"/>
+        </w:rPr>
+        <w:t xml:space="preserve">, </w:t>
+      </w:r>
+      <w:proofErr w:type="spellStart"/>
+      <w:r>
+        <w:rPr>
+          <w:rStyle w:val="Textoennegrita"/>
+          <w:lang w:val="es-ES"/>
+        </w:rPr>
+        <w:t>Taxes</w:t>
+      </w:r>
+      <w:proofErr w:type="spellEnd"/>
+      <w:r>
+        <w:rPr>
+          <w:rStyle w:val="Textoennegrita"/>
+          <w:lang w:val="es-ES"/>
+        </w:rPr>
+        <w:t xml:space="preserve">, </w:t>
+      </w:r>
+      <w:proofErr w:type="spellStart"/>
+      <w:r>
+        <w:rPr>
+          <w:rStyle w:val="Textoennegrita"/>
+          <w:lang w:val="es-ES"/>
+        </w:rPr>
+        <w:t>Depreciation</w:t>
+      </w:r>
+      <w:proofErr w:type="spellEnd"/>
+      <w:r>
+        <w:rPr>
+          <w:rStyle w:val="Textoennegrita"/>
+          <w:lang w:val="es-ES"/>
+        </w:rPr>
+        <w:t xml:space="preserve"> and </w:t>
+      </w:r>
+      <w:proofErr w:type="spellStart"/>
+      <w:r>
+        <w:rPr>
+          <w:rStyle w:val="Textoennegrita"/>
+          <w:lang w:val="es-ES"/>
+        </w:rPr>
+        <w:t>Amortization</w:t>
+      </w:r>
+      <w:proofErr w:type="spellEnd"/>
+      <w:r>
+        <w:rPr>
+          <w:rStyle w:val="Textoennegrita"/>
+          <w:lang w:val="es-ES"/>
+        </w:rPr>
+        <w:t>)</w:t>
       </w:r>
       <w:r>
         <w:rPr>
@@ -12158,7 +12550,6 @@
           <w:rStyle w:val="Textoennegrita"/>
           <w:lang w:val="es-ES_tradnl"/>
         </w:rPr>
-        <w:lastRenderedPageBreak/>
         <w:t>Fórmula:</w:t>
       </w:r>
       <w:r>
@@ -12166,6 +12557,11 @@
           <w:lang w:val="es-ES_tradnl"/>
         </w:rPr>
         <w:br/>
+      </w:r>
+      <w:r>
+        <w:rPr>
+          <w:lang w:val="es-ES_tradnl"/>
+        </w:rPr>
         <w:t>EBITDA = Utilidad Operativa + Depreciaciones + Amortizaciones</w:t>
       </w:r>
     </w:p>
@@ -12189,6 +12585,11 @@
           <w:lang w:val="es-ES_tradnl"/>
         </w:rPr>
         <w:br/>
+      </w:r>
+      <w:r>
+        <w:rPr>
+          <w:lang w:val="es-ES_tradnl"/>
+        </w:rPr>
         <w:t>Utilidad operativa = $80.000.000</w:t>
       </w:r>
       <w:r>
@@ -12196,6 +12597,11 @@
           <w:lang w:val="es-ES_tradnl"/>
         </w:rPr>
         <w:br/>
+      </w:r>
+      <w:r>
+        <w:rPr>
+          <w:lang w:val="es-ES_tradnl"/>
+        </w:rPr>
         <w:t>Depreciación y amortización = $20.000.000</w:t>
       </w:r>
       <w:r>
@@ -12262,6 +12668,11 @@
           <w:lang w:val="es-ES_tradnl"/>
         </w:rPr>
         <w:br/>
+      </w:r>
+      <w:r>
+        <w:rPr>
+          <w:lang w:val="es-ES_tradnl"/>
+        </w:rPr>
         <w:t>El margen EBITDA muestra cuánto genera el negocio en flujo de caja operativo antes de obligaciones financieras y fiscales. Es útil para comparar empresas entre sí, ya que elimina factores externos al desempeño operativo.</w:t>
       </w:r>
     </w:p>
@@ -12298,7 +12709,55 @@
           <w:rStyle w:val="Textoennegrita"/>
           <w:lang w:val="es-ES_tradnl"/>
         </w:rPr>
-        <w:t>ROA (Return on Assets)</w:t>
+        <w:t>ROA (</w:t>
+      </w:r>
+      <w:proofErr w:type="spellStart"/>
+      <w:r>
+        <w:rPr>
+          <w:rStyle w:val="Textoennegrita"/>
+          <w:lang w:val="es-ES_tradnl"/>
+        </w:rPr>
+        <w:t>Return</w:t>
+      </w:r>
+      <w:proofErr w:type="spellEnd"/>
+      <w:r>
+        <w:rPr>
+          <w:rStyle w:val="Textoennegrita"/>
+          <w:lang w:val="es-ES_tradnl"/>
+        </w:rPr>
+        <w:t xml:space="preserve"> </w:t>
+      </w:r>
+      <w:proofErr w:type="spellStart"/>
+      <w:r>
+        <w:rPr>
+          <w:rStyle w:val="Textoennegrita"/>
+          <w:lang w:val="es-ES_tradnl"/>
+        </w:rPr>
+        <w:t>on</w:t>
+      </w:r>
+      <w:proofErr w:type="spellEnd"/>
+      <w:r>
+        <w:rPr>
+          <w:rStyle w:val="Textoennegrita"/>
+          <w:lang w:val="es-ES_tradnl"/>
+        </w:rPr>
+        <w:t xml:space="preserve"> </w:t>
+      </w:r>
+      <w:proofErr w:type="spellStart"/>
+      <w:r>
+        <w:rPr>
+          <w:rStyle w:val="Textoennegrita"/>
+          <w:lang w:val="es-ES_tradnl"/>
+        </w:rPr>
+        <w:t>Assets</w:t>
+      </w:r>
+      <w:proofErr w:type="spellEnd"/>
+      <w:r>
+        <w:rPr>
+          <w:rStyle w:val="Textoennegrita"/>
+          <w:lang w:val="es-ES_tradnl"/>
+        </w:rPr>
+        <w:t>)</w:t>
       </w:r>
       <w:r>
         <w:rPr>
@@ -12324,6 +12783,11 @@
           <w:lang w:val="es-ES_tradnl"/>
         </w:rPr>
         <w:br/>
+      </w:r>
+      <w:r>
+        <w:rPr>
+          <w:lang w:val="es-ES_tradnl"/>
+        </w:rPr>
         <w:t xml:space="preserve">Ejemplo: 50.000.000 / 300.000.000 = </w:t>
       </w:r>
       <w:r>
@@ -12361,7 +12825,55 @@
           <w:rStyle w:val="Textoennegrita"/>
           <w:lang w:val="es-ES_tradnl"/>
         </w:rPr>
-        <w:t>ROE (Return on Equity)</w:t>
+        <w:t>ROE (</w:t>
+      </w:r>
+      <w:proofErr w:type="spellStart"/>
+      <w:r>
+        <w:rPr>
+          <w:rStyle w:val="Textoennegrita"/>
+          <w:lang w:val="es-ES_tradnl"/>
+        </w:rPr>
+        <w:t>Return</w:t>
+      </w:r>
+      <w:proofErr w:type="spellEnd"/>
+      <w:r>
+        <w:rPr>
+          <w:rStyle w:val="Textoennegrita"/>
+          <w:lang w:val="es-ES_tradnl"/>
+        </w:rPr>
+        <w:t xml:space="preserve"> </w:t>
+      </w:r>
+      <w:proofErr w:type="spellStart"/>
+      <w:r>
+        <w:rPr>
+          <w:rStyle w:val="Textoennegrita"/>
+          <w:lang w:val="es-ES_tradnl"/>
+        </w:rPr>
+        <w:t>on</w:t>
+      </w:r>
+      <w:proofErr w:type="spellEnd"/>
+      <w:r>
+        <w:rPr>
+          <w:rStyle w:val="Textoennegrita"/>
+          <w:lang w:val="es-ES_tradnl"/>
+        </w:rPr>
+        <w:t xml:space="preserve"> </w:t>
+      </w:r>
+      <w:proofErr w:type="spellStart"/>
+      <w:r>
+        <w:rPr>
+          <w:rStyle w:val="Textoennegrita"/>
+          <w:lang w:val="es-ES_tradnl"/>
+        </w:rPr>
+        <w:t>Equity</w:t>
+      </w:r>
+      <w:proofErr w:type="spellEnd"/>
+      <w:r>
+        <w:rPr>
+          <w:rStyle w:val="Textoennegrita"/>
+          <w:lang w:val="es-ES_tradnl"/>
+        </w:rPr>
+        <w:t>)</w:t>
       </w:r>
       <w:r>
         <w:rPr>
@@ -12387,6 +12899,11 @@
           <w:lang w:val="es-ES_tradnl"/>
         </w:rPr>
         <w:br/>
+      </w:r>
+      <w:r>
+        <w:rPr>
+          <w:lang w:val="es-ES_tradnl"/>
+        </w:rPr>
         <w:t xml:space="preserve">Ejemplo: 50.000.000 / 180.000.000 = </w:t>
       </w:r>
       <w:r>
@@ -12431,6 +12948,11 @@
           <w:lang w:val="es-ES_tradnl"/>
         </w:rPr>
         <w:br/>
+      </w:r>
+      <w:r>
+        <w:rPr>
+          <w:lang w:val="es-ES_tradnl"/>
+        </w:rPr>
         <w:t xml:space="preserve">El ROA mide qué tan rentables son los activos de la empresa, sin importar cómo fueron financiados. El ROE, en cambio, mide el rendimiento obtenido por los socios o accionistas. Si el ROE es significativamente mayor al ROA, es señal de </w:t>
       </w:r>
       <w:r>
@@ -12541,6 +13063,11 @@
           <w:lang w:val="es-ES_tradnl"/>
         </w:rPr>
         <w:br/>
+      </w:r>
+      <w:r>
+        <w:rPr>
+          <w:lang w:val="es-ES_tradnl"/>
+        </w:rPr>
         <w:t>o</w:t>
       </w:r>
       <w:r>
@@ -12648,7 +13175,6 @@
         <w:rPr>
           <w:lang w:val="es-ES_tradnl"/>
         </w:rPr>
-        <w:lastRenderedPageBreak/>
         <w:t>Apalancamiento = 1.67 (Activos / Patrimonio)</w:t>
       </w:r>
     </w:p>
@@ -12716,6 +13242,11 @@
           <w:lang w:val="es-ES_tradnl"/>
         </w:rPr>
         <w:br/>
+      </w:r>
+      <w:r>
+        <w:rPr>
+          <w:lang w:val="es-ES_tradnl"/>
+        </w:rPr>
         <w:t>El sistema DuPont permite entender si el ROE alto es producto de una buena rentabilidad operativa (margen), de una alta eficiencia comercial (rotación) o de una estructura de capital agresiva (apalancamiento). Es ideal para tomar decisiones estratégicas.</w:t>
       </w:r>
     </w:p>
@@ -12732,7 +13263,7 @@
           <w:lang w:val="es-ES_tradnl"/>
         </w:rPr>
       </w:pPr>
-      <w:bookmarkStart w:id="38" w:name="_Toc200804366"/>
+      <w:bookmarkStart w:name="_Toc200804366" w:id="38"/>
       <w:r>
         <w:rPr>
           <w:rStyle w:val="Textoennegrita"/>
@@ -13198,7 +13729,67 @@
           <w:bCs/>
           <w:lang w:val="es-ES"/>
         </w:rPr>
-        <w:t>ROA (Return on Assets)</w:t>
+        <w:t>ROA (</w:t>
+      </w:r>
+      <w:proofErr w:type="spellStart"/>
+      <w:r>
+        <w:rPr>
+          <w:rFonts w:eastAsia="Times New Roman"/>
+          <w:b/>
+          <w:bCs/>
+          <w:lang w:val="es-ES"/>
+        </w:rPr>
+        <w:t>Return</w:t>
+      </w:r>
+      <w:proofErr w:type="spellEnd"/>
+      <w:r>
+        <w:rPr>
+          <w:rFonts w:eastAsia="Times New Roman"/>
+          <w:b/>
+          <w:bCs/>
+          <w:lang w:val="es-ES"/>
+        </w:rPr>
+        <w:t xml:space="preserve"> </w:t>
+      </w:r>
+      <w:proofErr w:type="spellStart"/>
+      <w:r>
+        <w:rPr>
+          <w:rFonts w:eastAsia="Times New Roman"/>
+          <w:b/>
+          <w:bCs/>
+          <w:lang w:val="es-ES"/>
+        </w:rPr>
+        <w:t>on</w:t>
+      </w:r>
+      <w:proofErr w:type="spellEnd"/>
+      <w:r>
+        <w:rPr>
+          <w:rFonts w:eastAsia="Times New Roman"/>
+          <w:b/>
+          <w:bCs/>
+          <w:lang w:val="es-ES"/>
+        </w:rPr>
+        <w:t xml:space="preserve"> </w:t>
+      </w:r>
+      <w:proofErr w:type="spellStart"/>
+      <w:r>
+        <w:rPr>
+          <w:rFonts w:eastAsia="Times New Roman"/>
+          <w:b/>
+          <w:bCs/>
+          <w:lang w:val="es-ES"/>
+        </w:rPr>
+        <w:t>Assets</w:t>
+      </w:r>
+      <w:proofErr w:type="spellEnd"/>
+      <w:r>
+        <w:rPr>
+          <w:rFonts w:eastAsia="Times New Roman"/>
+          <w:b/>
+          <w:bCs/>
+          <w:lang w:val="es-ES"/>
+        </w:rPr>
+        <w:t>)</w:t>
       </w:r>
     </w:p>
     <w:p>
@@ -13269,7 +13860,67 @@
           <w:bCs/>
           <w:lang w:val="es-ES"/>
         </w:rPr>
-        <w:t>ROE (Return on Equity)</w:t>
+        <w:t>ROE (</w:t>
+      </w:r>
+      <w:proofErr w:type="spellStart"/>
+      <w:r>
+        <w:rPr>
+          <w:rFonts w:eastAsia="Times New Roman"/>
+          <w:b/>
+          <w:bCs/>
+          <w:lang w:val="es-ES"/>
+        </w:rPr>
+        <w:t>Return</w:t>
+      </w:r>
+      <w:proofErr w:type="spellEnd"/>
+      <w:r>
+        <w:rPr>
+          <w:rFonts w:eastAsia="Times New Roman"/>
+          <w:b/>
+          <w:bCs/>
+          <w:lang w:val="es-ES"/>
+        </w:rPr>
+        <w:t xml:space="preserve"> </w:t>
+      </w:r>
+      <w:proofErr w:type="spellStart"/>
+      <w:r>
+        <w:rPr>
+          <w:rFonts w:eastAsia="Times New Roman"/>
+          <w:b/>
+          <w:bCs/>
+          <w:lang w:val="es-ES"/>
+        </w:rPr>
+        <w:t>on</w:t>
+      </w:r>
+      <w:proofErr w:type="spellEnd"/>
+      <w:r>
+        <w:rPr>
+          <w:rFonts w:eastAsia="Times New Roman"/>
+          <w:b/>
+          <w:bCs/>
+          <w:lang w:val="es-ES"/>
+        </w:rPr>
+        <w:t xml:space="preserve"> </w:t>
+      </w:r>
+      <w:proofErr w:type="spellStart"/>
+      <w:r>
+        <w:rPr>
+          <w:rFonts w:eastAsia="Times New Roman"/>
+          <w:b/>
+          <w:bCs/>
+          <w:lang w:val="es-ES"/>
+        </w:rPr>
+        <w:t>Equity</w:t>
+      </w:r>
+      <w:proofErr w:type="spellEnd"/>
+      <w:r>
+        <w:rPr>
+          <w:rFonts w:eastAsia="Times New Roman"/>
+          <w:b/>
+          <w:bCs/>
+          <w:lang w:val="es-ES"/>
+        </w:rPr>
+        <w:t>)</w:t>
       </w:r>
     </w:p>
     <w:p>
@@ -13364,7 +14015,6 @@
           <w:rFonts w:eastAsia="Times New Roman"/>
           <w:lang w:val="es-ES_tradnl"/>
         </w:rPr>
-        <w:lastRenderedPageBreak/>
         <w:t xml:space="preserve">se ha vuelto muy utilizado en análisis comparativos, ya que muestra la rentabilidad operativa antes de intereses, impuestos y depreciaciones. En conjunto, todos estos indicadores ofrecen una </w:t>
       </w:r>
       <w:r>
@@ -13400,7 +14050,7 @@
           <w:lang w:val="es-ES_tradnl"/>
         </w:rPr>
       </w:pPr>
-      <w:bookmarkStart w:id="42" w:name="_Toc200804367"/>
+      <w:bookmarkStart w:name="_Toc200804367" w:id="42"/>
       <w:r>
         <w:rPr>
           <w:b/>
@@ -13716,7 +14366,6 @@
           <w:bCs/>
           <w:lang w:val="es-ES_tradnl"/>
         </w:rPr>
-        <w:lastRenderedPageBreak/>
         <w:t>Estabilidad</w:t>
       </w:r>
     </w:p>
@@ -14057,7 +14706,39 @@
           <w:rFonts w:eastAsia="Times New Roman"/>
           <w:lang w:val="es-ES"/>
         </w:rPr>
-        <w:t xml:space="preserve"> ha transformado la forma en que se realiza el análisis financiero. Plataformas como Excel avanzado, Power BI, Tableau o </w:t>
+        <w:t xml:space="preserve"> ha transformado la forma en que se realiza el análisis financiero. Plataformas como Excel avanzado, </w:t>
+      </w:r>
+      <w:proofErr w:type="spellStart"/>
+      <w:r>
+        <w:rPr>
+          <w:rFonts w:eastAsia="Times New Roman"/>
+          <w:lang w:val="es-ES"/>
+        </w:rPr>
+        <w:t>Power</w:t>
+      </w:r>
+      <w:proofErr w:type="spellEnd"/>
+      <w:r>
+        <w:rPr>
+          <w:rFonts w:eastAsia="Times New Roman"/>
+          <w:lang w:val="es-ES"/>
+        </w:rPr>
+        <w:t xml:space="preserve"> BI, </w:t>
+      </w:r>
+      <w:proofErr w:type="spellStart"/>
+      <w:r>
+        <w:rPr>
+          <w:rFonts w:eastAsia="Times New Roman"/>
+          <w:lang w:val="es-ES"/>
+        </w:rPr>
+        <w:t>Tableau</w:t>
+      </w:r>
+      <w:proofErr w:type="spellEnd"/>
+      <w:r>
+        <w:rPr>
+          <w:rFonts w:eastAsia="Times New Roman"/>
+          <w:lang w:val="es-ES"/>
+        </w:rPr>
+        <w:t xml:space="preserve"> o </w:t>
       </w:r>
       <w:r>
         <w:rPr>
@@ -14228,14 +14909,13 @@
           <w:lang w:val="es-ES_tradnl"/>
         </w:rPr>
       </w:pPr>
-      <w:bookmarkStart w:id="46" w:name="_Toc200804368"/>
+      <w:bookmarkStart w:name="_Toc200804368" w:id="46"/>
       <w:r>
         <w:rPr>
           <w:b/>
           <w:bCs/>
           <w:lang w:val="es-ES_tradnl"/>
         </w:rPr>
-        <w:lastRenderedPageBreak/>
         <w:t>Análisis de indicadores financieros</w:t>
       </w:r>
       <w:bookmarkEnd w:id="46"/>
@@ -14622,9 +15302,9 @@
             </w:drawing>
           </mc:Choice>
           <mc:Fallback>
-            <w:pict>
-              <v:shape w14:anchorId="08184EB9" id="Cuadro de texto 26" o:spid="_x0000_s1038" type="#_x0000_t202" style="width:2in;height:2in;visibility:visible;mso-wrap-style:none;mso-left-percent:-10001;mso-top-percent:-10001;mso-position-horizontal:absolute;mso-position-horizontal-relative:char;mso-position-vertical:absolute;mso-position-vertical-relative:line;mso-left-percent:-10001;mso-top-percent:-10001;v-text-anchor:top" o:gfxdata="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" fillcolor="#4f81bd [3204]" strokecolor="white [3201]" strokeweight="3pt">
-                <v:shadow on="t" color="black" opacity="24903f" origin=",.5" offset="0,.55556mm"/>
+            <w:pict w14:anchorId="0E6FDAD5">
+              <v:shape id="Cuadro de texto 26" style="width:2in;height:2in;visibility:visible;mso-wrap-style:none;mso-left-percent:-10001;mso-top-percent:-10001;mso-position-horizontal:absolute;mso-position-horizontal-relative:char;mso-position-vertical:absolute;mso-position-vertical-relative:line;mso-left-percent:-10001;mso-top-percent:-10001;v-text-anchor:top" o:spid="_x0000_s1038" fillcolor="#4f81bd [3204]" strokecolor="white [3201]" strokeweight="3pt" type="#_x0000_t202" o:gfxdata="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" w14:anchorId="08184EB9">
+                <v:shadow on="t" color="black" opacity="24903f" offset="0,.55556mm" origin=",.5"/>
                 <v:textbox style="mso-fit-shape-to-text:t">
                   <w:txbxContent>
                     <w:p>
@@ -14689,7 +15369,23 @@
           <w:rFonts w:eastAsia="Times New Roman"/>
           <w:lang w:val="es-ES"/>
         </w:rPr>
-        <w:t>Hoy en día, el uso de herramientas digitales y sistemas de visualización financiera como Excel avanzado, Power BI o tableros de control</w:t>
+        <w:t xml:space="preserve">Hoy en día, el uso de herramientas digitales y sistemas de visualización financiera como Excel avanzado, </w:t>
+      </w:r>
+      <w:proofErr w:type="spellStart"/>
+      <w:r>
+        <w:rPr>
+          <w:rFonts w:eastAsia="Times New Roman"/>
+          <w:lang w:val="es-ES"/>
+        </w:rPr>
+        <w:t>Power</w:t>
+      </w:r>
+      <w:proofErr w:type="spellEnd"/>
+      <w:r>
+        <w:rPr>
+          <w:rFonts w:eastAsia="Times New Roman"/>
+          <w:lang w:val="es-ES"/>
+        </w:rPr>
+        <w:t xml:space="preserve"> BI o tableros de control</w:t>
       </w:r>
       <w:r>
         <w:rPr>
@@ -14790,8 +15486,8 @@
           <w:lang w:val="es-ES_tradnl"/>
         </w:rPr>
       </w:pPr>
-      <w:bookmarkStart w:id="48" w:name="_Toc199946102"/>
-      <w:bookmarkStart w:id="49" w:name="_Toc200804369"/>
+      <w:bookmarkStart w:name="_Toc199946102" w:id="48"/>
+      <w:bookmarkStart w:name="_Toc200804369" w:id="49"/>
       <w:r>
         <w:rPr>
           <w:b/>
@@ -14840,7 +15536,7 @@
           <w:highlight w:val="magenta"/>
         </w:rPr>
         <w:drawing>
-          <wp:inline distT="0" distB="0" distL="0" distR="0" wp14:anchorId="42841F2A" wp14:editId="2AB1EA7F">
+          <wp:inline distT="0" distB="0" distL="0" distR="0" wp14:anchorId="42841F2A" wp14:editId="61AC76B5">
             <wp:extent cx="2466975" cy="2466975"/>
             <wp:effectExtent l="0" t="0" r="9525" b="9525"/>
             <wp:docPr id="23" name="Imagen 23" descr="Concepto de estrategia empresarial dibujada a mano"/>
@@ -14915,9 +15611,9 @@
         <w:t>Son herramientas fundamentales, tanto cuantitativas como cualitativas, que permiten medir el desempeño de una organización en relación con sus objetivos estratégicos, tácticos y operativos. A través de estos indicadores, las empresas pueden monitorear y evaluar la eficacia de sus procesos internos, la eficiencia en la utilización de los recursos y la calidad de los resultados obtenidos. Los indicadores actúan como señales de alerta que orientan sobre el cumplimiento de las metas y permiten identificar de manera oportuna las desviaciones que pueden comprometer el logro de los objetivos organizacionales.</w:t>
       </w:r>
     </w:p>
-    <w:p>
-      <w:pPr>
-        <w:spacing w:before="100" w:beforeAutospacing="1" w:after="100" w:afterAutospacing="1" w:line="240" w:lineRule="auto"/>
+    <w:p w14:noSpellErr="1">
+      <w:pPr>
+        <w:spacing w:before="100" w:beforeAutospacing="on" w:after="100" w:afterAutospacing="on" w:line="240" w:lineRule="auto"/>
         <w:rPr>
           <w:rFonts w:eastAsia="Times New Roman"/>
           <w:highlight w:val="magenta"/>
@@ -14930,7 +15626,39 @@
           <w:highlight w:val="magenta"/>
           <w:lang w:val="es-ES"/>
         </w:rPr>
-        <w:t>El propósito principal de los indicadores de gestión, es facilitar la toma de decisiones informadas, basadas en datos objetivos y actualizados, en lugar de percepciones subjetivas. Un buen sistema de indicadores, permite a los directivos y responsables de áreas, realizar un seguimiento permanente de los avances, detectar oportunidades de mejora, implementar acciones correctivas de manera anticipada y, en general, fortalecer la gestión organizacional. Asimismo, su aplicación contribuye a fomentar una cultura de resultados dentro de la organización, donde el desempeño de cada área y de cada colaborador se mide de acuerdo con parámetros claros y consensuados.</w:t>
+        <w:t xml:space="preserve">El propósito principal de los indicadores de </w:t>
+      </w:r>
+      <w:r>
+        <w:rPr>
+          <w:rFonts w:eastAsia="Times New Roman"/>
+          <w:highlight w:val="magenta"/>
+          <w:lang w:val="es-ES"/>
+        </w:rPr>
+        <w:t>gestión,</w:t>
+      </w:r>
+      <w:r>
+        <w:rPr>
+          <w:rFonts w:eastAsia="Times New Roman"/>
+          <w:highlight w:val="magenta"/>
+          <w:lang w:val="es-ES"/>
+        </w:rPr>
+        <w:t xml:space="preserve"> es facilitar la toma de decisiones informadas, basadas en datos objetivos y actualizados, en lugar de percepciones subjetivas. Un buen sistema de </w:t>
+      </w:r>
+      <w:r>
+        <w:rPr>
+          <w:rFonts w:eastAsia="Times New Roman"/>
+          <w:highlight w:val="magenta"/>
+          <w:lang w:val="es-ES"/>
+        </w:rPr>
+        <w:t>indicadores,</w:t>
+      </w:r>
+      <w:r>
+        <w:rPr>
+          <w:rFonts w:eastAsia="Times New Roman"/>
+          <w:highlight w:val="magenta"/>
+          <w:lang w:val="es-ES"/>
+        </w:rPr>
+        <w:t xml:space="preserve"> permite a los directivos y responsables de áreas, realizar un seguimiento permanente de los avances, detectar oportunidades de mejora, implementar acciones correctivas de manera anticipada y, en general, fortalecer la gestión organizacional. Asimismo, su aplicación contribuye a fomentar una cultura de resultados dentro de la organización, donde el desempeño de cada área y de cada colaborador se mide de acuerdo con parámetros claros y consensuados.</w:t>
       </w:r>
     </w:p>
     <w:p>
@@ -15089,9 +15817,9 @@
         <w:t>Esta estructura garantiza que los indicadores no solo reflejen la situación actual, sino que también sirvan como base para la planificación futura y la mejora continua.</w:t>
       </w:r>
     </w:p>
-    <w:p>
-      <w:pPr>
-        <w:spacing w:before="100" w:beforeAutospacing="1" w:after="100" w:afterAutospacing="1" w:line="240" w:lineRule="auto"/>
+    <w:p w14:noSpellErr="1">
+      <w:pPr>
+        <w:spacing w:before="100" w:beforeAutospacing="on" w:after="100" w:afterAutospacing="on" w:line="240" w:lineRule="auto"/>
         <w:rPr>
           <w:rFonts w:eastAsia="Times New Roman"/>
           <w:highlight w:val="magenta"/>
@@ -15104,20 +15832,38 @@
           <w:highlight w:val="magenta"/>
           <w:lang w:val="es-ES"/>
         </w:rPr>
-        <w:lastRenderedPageBreak/>
-        <w:t xml:space="preserve">El diseño adecuado de los indicadores, debe abarcar todas las áreas críticas de la organización: producción, ventas, atención al cliente, gestión del talento humano, finanzas, entre otras. Por ejemplo, en las siguientes áreas puede </w:t>
-      </w:r>
-      <w:commentRangeStart w:id="53"/>
+        <w:t xml:space="preserve">El diseño adecuado de los </w:t>
+      </w:r>
       <w:r>
         <w:rPr>
           <w:rFonts w:eastAsia="Times New Roman"/>
           <w:highlight w:val="magenta"/>
           <w:lang w:val="es-ES"/>
         </w:rPr>
+        <w:t>indicadores,</w:t>
+      </w:r>
+      <w:r>
+        <w:rPr>
+          <w:rFonts w:eastAsia="Times New Roman"/>
+          <w:highlight w:val="magenta"/>
+          <w:lang w:val="es-ES"/>
+        </w:rPr>
+        <w:t xml:space="preserve"> debe abarcar todas las áreas críticas de la organización: producción, ventas, atención al cliente, gestión del talento humano, finanzas, entre otras. Por ejemplo, en las siguientes áreas puede </w:t>
+      </w:r>
+      <w:commentRangeStart w:id="53"/>
+      <w:r>
+        <w:rPr>
+          <w:rFonts w:eastAsia="Times New Roman"/>
+          <w:highlight w:val="magenta"/>
+          <w:lang w:val="es-ES"/>
+        </w:rPr>
         <w:t>realizarse lo siguiente:</w:t>
       </w:r>
       <w:commentRangeEnd w:id="53"/>
       <w:r>
+        <w:rPr>
+          <w:rStyle w:val="CommentReference"/>
+        </w:rPr>
         <w:commentReference w:id="53"/>
       </w:r>
     </w:p>
@@ -15253,9 +15999,9 @@
         <w:t>A través del monitoreo sistemático de estos indicadores, es posible identificar desviaciones respecto a los estándares esperados, corregir fallos en los procesos y ajustar planes de acción en tiempo real, optimizando así el desempeño global de la organización.</w:t>
       </w:r>
     </w:p>
-    <w:p>
-      <w:pPr>
-        <w:spacing w:before="100" w:beforeAutospacing="1" w:after="100" w:afterAutospacing="1" w:line="240" w:lineRule="auto"/>
+    <w:p w14:noSpellErr="1">
+      <w:pPr>
+        <w:spacing w:before="100" w:beforeAutospacing="on" w:after="100" w:afterAutospacing="on" w:line="240" w:lineRule="auto"/>
         <w:rPr>
           <w:rFonts w:eastAsia="Times New Roman"/>
           <w:highlight w:val="magenta"/>
@@ -15268,19 +16014,54 @@
           <w:highlight w:val="magenta"/>
           <w:lang w:val="es-ES"/>
         </w:rPr>
-        <w:t xml:space="preserve">Los indicadores de gestión, cumplen un rol esencial en la rendición de cuentas, al proporcionar información objetiva y verificable sobre los resultados alcanzados en comparación con los planes establecidos. Además, funcionan como herramientas de motivación y reconocimiento para los equipos de trabajo, al visibilizar los logros individuales y colectivos, reforzando el sentido de pertenencia y compromiso hacia la organización. Una gestión basada en indicadores, no solo mejora los resultados operativos, sino </w:t>
-      </w:r>
-      <w:commentRangeStart w:id="54"/>
+        <w:t xml:space="preserve">Los indicadores de </w:t>
+      </w:r>
       <w:r>
         <w:rPr>
           <w:rFonts w:eastAsia="Times New Roman"/>
           <w:highlight w:val="magenta"/>
           <w:lang w:val="es-ES"/>
         </w:rPr>
+        <w:t>gestión,</w:t>
+      </w:r>
+      <w:r>
+        <w:rPr>
+          <w:rFonts w:eastAsia="Times New Roman"/>
+          <w:highlight w:val="magenta"/>
+          <w:lang w:val="es-ES"/>
+        </w:rPr>
+        <w:t xml:space="preserve"> cumplen un rol esencial en la rendición de cuentas, al proporcionar información objetiva y verificable sobre los resultados alcanzados en comparación con los planes establecidos. Además, funcionan como herramientas de motivación y reconocimiento para los equipos de trabajo, al visibilizar los logros individuales y colectivos, reforzando el sentido de pertenencia y compromiso hacia la organización. Una gestión basada en </w:t>
+      </w:r>
+      <w:r>
+        <w:rPr>
+          <w:rFonts w:eastAsia="Times New Roman"/>
+          <w:highlight w:val="magenta"/>
+          <w:lang w:val="es-ES"/>
+        </w:rPr>
+        <w:t>indicadores,</w:t>
+      </w:r>
+      <w:r>
+        <w:rPr>
+          <w:rFonts w:eastAsia="Times New Roman"/>
+          <w:highlight w:val="magenta"/>
+          <w:lang w:val="es-ES"/>
+        </w:rPr>
+        <w:t xml:space="preserve"> no solo mejora los resultados operativos, sino </w:t>
+      </w:r>
+      <w:commentRangeStart w:id="54"/>
+      <w:r>
+        <w:rPr>
+          <w:rFonts w:eastAsia="Times New Roman"/>
+          <w:highlight w:val="magenta"/>
+          <w:lang w:val="es-ES"/>
+        </w:rPr>
         <w:t>que también:</w:t>
       </w:r>
       <w:commentRangeEnd w:id="54"/>
       <w:r>
+        <w:rPr>
+          <w:rStyle w:val="CommentReference"/>
+        </w:rPr>
         <w:commentReference w:id="54"/>
       </w:r>
     </w:p>
@@ -15340,8 +16121,8 @@
           <w:lang w:val="es-ES_tradnl"/>
         </w:rPr>
       </w:pPr>
-      <w:bookmarkStart w:id="55" w:name="_Toc199946103"/>
-      <w:bookmarkStart w:id="56" w:name="_Toc200804370"/>
+      <w:bookmarkStart w:name="_Toc199946103" w:id="55"/>
+      <w:bookmarkStart w:name="_Toc200804370" w:id="56"/>
       <w:r>
         <w:rPr>
           <w:b/>
@@ -15430,7 +16211,6 @@
           <w:highlight w:val="magenta"/>
           <w:lang w:val="es-ES_tradnl"/>
         </w:rPr>
-        <w:lastRenderedPageBreak/>
         <w:t>Indicadores de eficiencia</w:t>
       </w:r>
       <w:r>
@@ -15589,10 +16369,10 @@
         </w:rPr>
       </w:pPr>
     </w:p>
-    <w:p>
+    <w:p w14:noSpellErr="1">
       <w:pPr>
         <w:pStyle w:val="Prrafodelista"/>
-        <w:spacing w:before="100" w:beforeAutospacing="1" w:after="100" w:afterAutospacing="1" w:line="240" w:lineRule="auto"/>
+        <w:spacing w:before="100" w:beforeAutospacing="on" w:after="100" w:afterAutospacing="on" w:line="240" w:lineRule="auto"/>
         <w:rPr>
           <w:rFonts w:eastAsia="Times New Roman"/>
           <w:highlight w:val="magenta"/>
@@ -15605,7 +16385,23 @@
           <w:highlight w:val="magenta"/>
           <w:lang w:val="es-ES"/>
         </w:rPr>
-        <w:t xml:space="preserve">Un ejemplo de este tipo de indicador, sería el porcentaje de cumplimiento del plan de ventas o el número de proyectos finalizados dentro del plazo estipulado. </w:t>
+        <w:t xml:space="preserve">Un ejemplo de este tipo de </w:t>
+      </w:r>
+      <w:r>
+        <w:rPr>
+          <w:rFonts w:eastAsia="Times New Roman"/>
+          <w:highlight w:val="magenta"/>
+          <w:lang w:val="es-ES"/>
+        </w:rPr>
+        <w:t>indicador,</w:t>
+      </w:r>
+      <w:r>
+        <w:rPr>
+          <w:rFonts w:eastAsia="Times New Roman"/>
+          <w:highlight w:val="magenta"/>
+          <w:lang w:val="es-ES"/>
+        </w:rPr>
+        <w:t xml:space="preserve"> sería el porcentaje de cumplimiento del plan de ventas o el número de proyectos finalizados dentro del plazo estipulado. </w:t>
       </w:r>
     </w:p>
     <w:p>
@@ -15914,8 +16710,8 @@
           <w:lang w:val="es-ES_tradnl"/>
         </w:rPr>
       </w:pPr>
-      <w:bookmarkStart w:id="58" w:name="_Toc199946104"/>
-      <w:bookmarkStart w:id="59" w:name="_Toc200804371"/>
+      <w:bookmarkStart w:name="_Toc199946104" w:id="58"/>
+      <w:bookmarkStart w:name="_Toc200804371" w:id="59"/>
       <w:r>
         <w:rPr>
           <w:b/>
@@ -15927,9 +16723,9 @@
       <w:bookmarkEnd w:id="58"/>
       <w:bookmarkEnd w:id="59"/>
     </w:p>
-    <w:p>
-      <w:pPr>
-        <w:spacing w:before="100" w:beforeAutospacing="1" w:after="100" w:afterAutospacing="1" w:line="240" w:lineRule="auto"/>
+    <w:p w14:noSpellErr="1">
+      <w:pPr>
+        <w:spacing w:before="100" w:beforeAutospacing="on" w:after="100" w:afterAutospacing="on" w:line="240" w:lineRule="auto"/>
         <w:rPr>
           <w:rFonts w:eastAsia="Times New Roman"/>
           <w:highlight w:val="magenta"/>
@@ -15942,37 +16738,72 @@
           <w:highlight w:val="magenta"/>
           <w:lang w:val="es-ES"/>
         </w:rPr>
-        <w:t>La aplicación de los indicadores de gestión en la evaluación del desempeño empresarial, permite obtener una visión clara, objetiva y estructurada del funcionamiento interno de la organización. Estos indicadores actúan como herramientas de control y seguimiento, facilitando la identificación de avances, retrocesos o desviaciones frente a las metas establecidas. Al utilizarlos de manera sistemática, las empresas pueden medir no solo el cumplimiento de sus planes, sino también la efectividad de sus estrategias operativas y administrativas.</w:t>
-      </w:r>
-    </w:p>
-    <w:p>
-      <w:pPr>
-        <w:spacing w:before="100" w:beforeAutospacing="1" w:after="100" w:afterAutospacing="1" w:line="240" w:lineRule="auto"/>
+        <w:t xml:space="preserve">La aplicación de los indicadores de gestión en la evaluación del desempeño </w:t>
+      </w:r>
+      <w:r>
         <w:rPr>
           <w:rFonts w:eastAsia="Times New Roman"/>
           <w:highlight w:val="magenta"/>
           <w:lang w:val="es-ES"/>
         </w:rPr>
-      </w:pPr>
+        <w:t>empresarial,</w:t>
+      </w:r>
       <w:r>
         <w:rPr>
           <w:rFonts w:eastAsia="Times New Roman"/>
           <w:highlight w:val="magenta"/>
           <w:lang w:val="es-ES"/>
         </w:rPr>
-        <w:t xml:space="preserve">En la práctica, los indicadores de eficiencia, eficacia, productividad y calidad, permiten hacer un diagnóstico del rendimiento de las diferentes áreas de la organización. Por </w:t>
-      </w:r>
-      <w:commentRangeStart w:id="60"/>
-      <w:r>
+        <w:t xml:space="preserve"> permite obtener una visión clara, objetiva y estructurada del funcionamiento interno de la organización. Estos indicadores actúan como herramientas de control y seguimiento, facilitando la identificación de avances, retrocesos o desviaciones frente a las metas establecidas. Al utilizarlos de manera sistemática, las empresas pueden medir no solo el cumplimiento de sus planes, sino también la efectividad de sus estrategias operativas y administrativas.</w:t>
+      </w:r>
+    </w:p>
+    <w:p w14:noSpellErr="1">
+      <w:pPr>
+        <w:spacing w:before="100" w:beforeAutospacing="on" w:after="100" w:afterAutospacing="on" w:line="240" w:lineRule="auto"/>
         <w:rPr>
           <w:rFonts w:eastAsia="Times New Roman"/>
           <w:highlight w:val="magenta"/>
           <w:lang w:val="es-ES"/>
         </w:rPr>
+      </w:pPr>
+      <w:r>
+        <w:rPr>
+          <w:rFonts w:eastAsia="Times New Roman"/>
+          <w:highlight w:val="magenta"/>
+          <w:lang w:val="es-ES"/>
+        </w:rPr>
+        <w:t xml:space="preserve">En la práctica, los indicadores de eficiencia, eficacia, productividad y </w:t>
+      </w:r>
+      <w:r>
+        <w:rPr>
+          <w:rFonts w:eastAsia="Times New Roman"/>
+          <w:highlight w:val="magenta"/>
+          <w:lang w:val="es-ES"/>
+        </w:rPr>
+        <w:t>calidad,</w:t>
+      </w:r>
+      <w:r>
+        <w:rPr>
+          <w:rFonts w:eastAsia="Times New Roman"/>
+          <w:highlight w:val="magenta"/>
+          <w:lang w:val="es-ES"/>
+        </w:rPr>
+        <w:t xml:space="preserve"> permiten hacer un diagnóstico del rendimiento de las diferentes áreas de la organización. Por </w:t>
+      </w:r>
+      <w:commentRangeStart w:id="60"/>
+      <w:r>
+        <w:rPr>
+          <w:rFonts w:eastAsia="Times New Roman"/>
+          <w:highlight w:val="magenta"/>
+          <w:lang w:val="es-ES"/>
+        </w:rPr>
         <w:t>ejemplo:</w:t>
       </w:r>
       <w:commentRangeEnd w:id="60"/>
       <w:r>
+        <w:rPr>
+          <w:rStyle w:val="CommentReference"/>
+        </w:rPr>
         <w:commentReference w:id="60"/>
       </w:r>
     </w:p>
@@ -16000,7 +16831,6 @@
           <w:highlight w:val="magenta"/>
           <w:lang w:val="es-ES_tradnl"/>
         </w:rPr>
-        <w:lastRenderedPageBreak/>
         <w:t xml:space="preserve">Área de producción </w:t>
       </w:r>
     </w:p>
@@ -16210,9 +17040,9 @@
         <w:t>De esta manera, los indicadores se convierten en una guía para mejorar la competitividad y sostenibilidad de la empresa.</w:t>
       </w:r>
     </w:p>
-    <w:p>
-      <w:pPr>
-        <w:spacing w:before="100" w:beforeAutospacing="1" w:after="100" w:afterAutospacing="1" w:line="240" w:lineRule="auto"/>
+    <w:p w14:noSpellErr="1">
+      <w:pPr>
+        <w:spacing w:before="100" w:beforeAutospacing="on" w:after="100" w:afterAutospacing="on" w:line="240" w:lineRule="auto"/>
         <w:rPr>
           <w:rFonts w:eastAsia="Times New Roman"/>
           <w:highlight w:val="magenta"/>
@@ -16225,7 +17055,23 @@
           <w:highlight w:val="magenta"/>
           <w:lang w:val="es-ES"/>
         </w:rPr>
-        <w:t>Otro beneficio importante de su aplicación, es que fomentan la cultura de la medición y la gestión basada en resultados. Cuando los colaboradores conocen los indicadores con los que serán evaluados y comprenden cómo se calculan, es más fácil alinear los esfuerzos individuales y colectivos con los objetivos de la organización. Esto también fortalece la transparencia y la rendición de cuentas dentro del ambiente laboral.</w:t>
+        <w:t xml:space="preserve">Otro beneficio importante de su </w:t>
+      </w:r>
+      <w:r>
+        <w:rPr>
+          <w:rFonts w:eastAsia="Times New Roman"/>
+          <w:highlight w:val="magenta"/>
+          <w:lang w:val="es-ES"/>
+        </w:rPr>
+        <w:t>aplicación,</w:t>
+      </w:r>
+      <w:r>
+        <w:rPr>
+          <w:rFonts w:eastAsia="Times New Roman"/>
+          <w:highlight w:val="magenta"/>
+          <w:lang w:val="es-ES"/>
+        </w:rPr>
+        <w:t xml:space="preserve"> es que fomentan la cultura de la medición y la gestión basada en resultados. Cuando los colaboradores conocen los indicadores con los que serán evaluados y comprenden cómo se calculan, es más fácil alinear los esfuerzos individuales y colectivos con los objetivos de la organización. Esto también fortalece la transparencia y la rendición de cuentas dentro del ambiente laboral.</w:t>
       </w:r>
     </w:p>
     <w:p>
@@ -16484,7 +17330,6 @@
           <w:highlight w:val="magenta"/>
           <w:lang w:val="es-ES_tradnl"/>
         </w:rPr>
-        <w:lastRenderedPageBreak/>
         <w:t>Este es otro tipo de comparación útil realizado, ya que este análisis permite evaluar si la empresa está cumpliendo con sus objetivos, si existen desviaciones y cuáles son sus posibles causas.</w:t>
       </w:r>
     </w:p>
@@ -16652,9 +17497,9 @@
             </w:drawing>
           </mc:Choice>
           <mc:Fallback>
-            <w:pict>
-              <v:shape w14:anchorId="324C22B3" id="Cuadro de texto 33" o:spid="_x0000_s1039" type="#_x0000_t202" style="width:2in;height:2in;visibility:visible;mso-wrap-style:none;mso-left-percent:-10001;mso-top-percent:-10001;mso-position-horizontal:absolute;mso-position-horizontal-relative:char;mso-position-vertical:absolute;mso-position-vertical-relative:line;mso-left-percent:-10001;mso-top-percent:-10001;v-text-anchor:top" o:gfxdata="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" fillcolor="#4f81bd [3204]" strokecolor="white [3201]" strokeweight="3pt">
-                <v:shadow on="t" color="black" opacity="24903f" origin=",.5" offset="0,.55556mm"/>
+            <w:pict w14:anchorId="64338943">
+              <v:shape id="Cuadro de texto 33" style="width:2in;height:2in;visibility:visible;mso-wrap-style:none;mso-left-percent:-10001;mso-top-percent:-10001;mso-position-horizontal:absolute;mso-position-horizontal-relative:char;mso-position-vertical:absolute;mso-position-vertical-relative:line;mso-left-percent:-10001;mso-top-percent:-10001;v-text-anchor:top" o:spid="_x0000_s1039" fillcolor="#4f81bd [3204]" strokecolor="white [3201]" strokeweight="3pt" type="#_x0000_t202" o:gfxdata="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" w14:anchorId="324C22B3">
+                <v:shadow on="t" color="black" opacity="24903f" offset="0,.55556mm" origin=",.5"/>
                 <v:textbox style="mso-fit-shape-to-text:t">
                   <w:txbxContent>
                     <w:p>
@@ -16833,7 +17678,7 @@
           <w:lang w:val="es-ES_tradnl"/>
         </w:rPr>
       </w:pPr>
-      <w:bookmarkStart w:id="63" w:name="_Toc194865815"/>
+      <w:bookmarkStart w:name="_Toc194865815" w:id="63"/>
       <w:r>
         <w:rPr>
           <w:b/>
@@ -16970,8 +17815,8 @@
             </w:drawing>
           </mc:Choice>
           <mc:Fallback>
-            <w:pict>
-              <v:shape w14:anchorId="544B890E" id="Cuadro de texto 31" o:spid="_x0000_s1040" type="#_x0000_t202" style="position:absolute;margin-left:241.8pt;margin-top:193.2pt;width:60pt;height:24pt;z-index:251676672;visibility:visible;mso-wrap-style:square;mso-width-percent:0;mso-height-percent:0;mso-wrap-distance-left:9pt;mso-wrap-distance-top:0;mso-wrap-distance-right:9pt;mso-wrap-distance-bottom:0;mso-position-horizontal:absolute;mso-position-horizontal-relative:text;mso-position-vertical:absolute;mso-position-vertical-relative:text;mso-width-percent:0;mso-height-percent:0;mso-width-relative:margin;mso-height-relative:margin;v-text-anchor:top" o:gfxdata="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" fillcolor="white [3201]" stroked="f" strokeweight=".5pt">
+            <w:pict w14:anchorId="0C0F8BE3">
+              <v:shape id="Cuadro de texto 31" style="position:absolute;margin-left:241.8pt;margin-top:193.2pt;width:60pt;height:24pt;z-index:251676672;visibility:visible;mso-wrap-style:square;mso-width-percent:0;mso-height-percent:0;mso-wrap-distance-left:9pt;mso-wrap-distance-top:0;mso-wrap-distance-right:9pt;mso-wrap-distance-bottom:0;mso-position-horizontal:absolute;mso-position-horizontal-relative:text;mso-position-vertical:absolute;mso-position-vertical-relative:text;mso-width-percent:0;mso-height-percent:0;mso-width-relative:margin;mso-height-relative:margin;v-text-anchor:top" o:spid="_x0000_s1040" fillcolor="white [3201]" stroked="f" strokeweight=".5pt" type="#_x0000_t202" o:gfxdata="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" w14:anchorId="544B890E">
                 <v:textbox>
                   <w:txbxContent>
                     <w:p>
@@ -17084,8 +17929,8 @@
             </w:drawing>
           </mc:Choice>
           <mc:Fallback>
-            <w:pict>
-              <v:shape w14:anchorId="135EF2F1" id="Cuadro de texto 30" o:spid="_x0000_s1041" type="#_x0000_t202" style="position:absolute;margin-left:148.05pt;margin-top:269.7pt;width:60pt;height:24pt;z-index:251674624;visibility:visible;mso-wrap-style:square;mso-width-percent:0;mso-height-percent:0;mso-wrap-distance-left:9pt;mso-wrap-distance-top:0;mso-wrap-distance-right:9pt;mso-wrap-distance-bottom:0;mso-position-horizontal:absolute;mso-position-horizontal-relative:text;mso-position-vertical:absolute;mso-position-vertical-relative:text;mso-width-percent:0;mso-height-percent:0;mso-width-relative:margin;mso-height-relative:margin;v-text-anchor:top" o:gfxdata="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" fillcolor="white [3201]" stroked="f" strokeweight=".5pt">
+            <w:pict w14:anchorId="5C02FD9D">
+              <v:shape id="Cuadro de texto 30" style="position:absolute;margin-left:148.05pt;margin-top:269.7pt;width:60pt;height:24pt;z-index:251674624;visibility:visible;mso-wrap-style:square;mso-width-percent:0;mso-height-percent:0;mso-wrap-distance-left:9pt;mso-wrap-distance-top:0;mso-wrap-distance-right:9pt;mso-wrap-distance-bottom:0;mso-position-horizontal:absolute;mso-position-horizontal-relative:text;mso-position-vertical:absolute;mso-position-vertical-relative:text;mso-width-percent:0;mso-height-percent:0;mso-width-relative:margin;mso-height-relative:margin;v-text-anchor:top" o:spid="_x0000_s1041" fillcolor="white [3201]" stroked="f" strokeweight=".5pt" type="#_x0000_t202" o:gfxdata="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" w14:anchorId="135EF2F1">
                 <v:textbox>
                   <w:txbxContent>
                     <w:p>
@@ -17198,8 +18043,8 @@
             </w:drawing>
           </mc:Choice>
           <mc:Fallback>
-            <w:pict>
-              <v:shape w14:anchorId="168D7F4F" id="Cuadro de texto 29" o:spid="_x0000_s1042" type="#_x0000_t202" style="position:absolute;margin-left:51.3pt;margin-top:185.7pt;width:60pt;height:24pt;z-index:251672576;visibility:visible;mso-wrap-style:square;mso-width-percent:0;mso-height-percent:0;mso-wrap-distance-left:9pt;mso-wrap-distance-top:0;mso-wrap-distance-right:9pt;mso-wrap-distance-bottom:0;mso-position-horizontal:absolute;mso-position-horizontal-relative:text;mso-position-vertical:absolute;mso-position-vertical-relative:text;mso-width-percent:0;mso-height-percent:0;mso-width-relative:margin;mso-height-relative:margin;v-text-anchor:top" o:gfxdata="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" fillcolor="white [3201]" stroked="f" strokeweight=".5pt">
+            <w:pict w14:anchorId="1B4F53F2">
+              <v:shape id="Cuadro de texto 29" style="position:absolute;margin-left:51.3pt;margin-top:185.7pt;width:60pt;height:24pt;z-index:251672576;visibility:visible;mso-wrap-style:square;mso-width-percent:0;mso-height-percent:0;mso-wrap-distance-left:9pt;mso-wrap-distance-top:0;mso-wrap-distance-right:9pt;mso-wrap-distance-bottom:0;mso-position-horizontal:absolute;mso-position-horizontal-relative:text;mso-position-vertical:absolute;mso-position-vertical-relative:text;mso-width-percent:0;mso-height-percent:0;mso-width-relative:margin;mso-height-relative:margin;v-text-anchor:top" o:spid="_x0000_s1042" fillcolor="white [3201]" stroked="f" strokeweight=".5pt" type="#_x0000_t202" o:gfxdata="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" w14:anchorId="168D7F4F">
                 <v:textbox>
                   <w:txbxContent>
                     <w:p>
@@ -17312,8 +18157,8 @@
             </w:drawing>
           </mc:Choice>
           <mc:Fallback>
-            <w:pict>
-              <v:shape w14:anchorId="2E3B6F42" id="Cuadro de texto 28" o:spid="_x0000_s1043" type="#_x0000_t202" style="position:absolute;margin-left:-46.2pt;margin-top:188.7pt;width:60pt;height:24pt;z-index:251670528;visibility:visible;mso-wrap-style:square;mso-width-percent:0;mso-height-percent:0;mso-wrap-distance-left:9pt;mso-wrap-distance-top:0;mso-wrap-distance-right:9pt;mso-wrap-distance-bottom:0;mso-position-horizontal:absolute;mso-position-horizontal-relative:text;mso-position-vertical:absolute;mso-position-vertical-relative:text;mso-width-percent:0;mso-height-percent:0;mso-width-relative:margin;mso-height-relative:margin;v-text-anchor:top" o:gfxdata="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" fillcolor="white [3201]" stroked="f" strokeweight=".5pt">
+            <w:pict w14:anchorId="31A588ED">
+              <v:shape id="Cuadro de texto 28" style="position:absolute;margin-left:-46.2pt;margin-top:188.7pt;width:60pt;height:24pt;z-index:251670528;visibility:visible;mso-wrap-style:square;mso-width-percent:0;mso-height-percent:0;mso-wrap-distance-left:9pt;mso-wrap-distance-top:0;mso-wrap-distance-right:9pt;mso-wrap-distance-bottom:0;mso-position-horizontal:absolute;mso-position-horizontal-relative:text;mso-position-vertical:absolute;mso-position-vertical-relative:text;mso-width-percent:0;mso-height-percent:0;mso-width-relative:margin;mso-height-relative:margin;v-text-anchor:top" o:spid="_x0000_s1043" fillcolor="white [3201]" stroked="f" strokeweight=".5pt" type="#_x0000_t202" o:gfxdata="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" w14:anchorId="2E3B6F42">
                 <v:textbox>
                   <w:txbxContent>
                     <w:p>
@@ -17426,8 +18271,8 @@
             </w:drawing>
           </mc:Choice>
           <mc:Fallback>
-            <w:pict>
-              <v:shape w14:anchorId="39341336" id="Cuadro de texto 27" o:spid="_x0000_s1044" type="#_x0000_t202" style="position:absolute;margin-left:206.55pt;margin-top:97.2pt;width:46.5pt;height:24pt;z-index:251668480;visibility:visible;mso-wrap-style:square;mso-width-percent:0;mso-height-percent:0;mso-wrap-distance-left:9pt;mso-wrap-distance-top:0;mso-wrap-distance-right:9pt;mso-wrap-distance-bottom:0;mso-position-horizontal:absolute;mso-position-horizontal-relative:text;mso-position-vertical:absolute;mso-position-vertical-relative:text;mso-width-percent:0;mso-height-percent:0;mso-width-relative:margin;mso-height-relative:margin;v-text-anchor:top" o:gfxdata="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" fillcolor="white [3201]" stroked="f" strokeweight=".5pt">
+            <w:pict w14:anchorId="563CF3AD">
+              <v:shape id="Cuadro de texto 27" style="position:absolute;margin-left:206.55pt;margin-top:97.2pt;width:46.5pt;height:24pt;z-index:251668480;visibility:visible;mso-wrap-style:square;mso-width-percent:0;mso-height-percent:0;mso-wrap-distance-left:9pt;mso-wrap-distance-top:0;mso-wrap-distance-right:9pt;mso-wrap-distance-bottom:0;mso-position-horizontal:absolute;mso-position-horizontal-relative:text;mso-position-vertical:absolute;mso-position-vertical-relative:text;mso-width-percent:0;mso-height-percent:0;mso-width-relative:margin;mso-height-relative:margin;v-text-anchor:top" o:spid="_x0000_s1044" fillcolor="white [3201]" stroked="f" strokeweight=".5pt" type="#_x0000_t202" o:gfxdata="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" w14:anchorId="39341336">
                 <v:textbox>
                   <w:txbxContent>
                     <w:p>
@@ -17563,7 +18408,7 @@
           <w:lang w:val="es-ES_tradnl"/>
         </w:rPr>
       </w:pPr>
-      <w:bookmarkStart w:id="65" w:name="_Toc194865816"/>
+      <w:bookmarkStart w:name="_Toc194865816" w:id="65"/>
       <w:r>
         <w:rPr>
           <w:b/>
@@ -17627,12 +18472,12 @@
         <w:tblW w:w="0" w:type="auto"/>
         <w:tblInd w:w="421" w:type="dxa"/>
         <w:tblBorders>
-          <w:top w:val="single" w:sz="4" w:space="0" w:color="000000"/>
-          <w:left w:val="single" w:sz="4" w:space="0" w:color="000000"/>
-          <w:bottom w:val="single" w:sz="4" w:space="0" w:color="000000"/>
-          <w:right w:val="single" w:sz="4" w:space="0" w:color="000000"/>
-          <w:insideH w:val="single" w:sz="4" w:space="0" w:color="000000"/>
-          <w:insideV w:val="single" w:sz="4" w:space="0" w:color="000000"/>
+          <w:top w:val="single" w:color="000000" w:sz="4" w:space="0"/>
+          <w:left w:val="single" w:color="000000" w:sz="4" w:space="0"/>
+          <w:bottom w:val="single" w:color="000000" w:sz="4" w:space="0"/>
+          <w:right w:val="single" w:color="000000" w:sz="4" w:space="0"/>
+          <w:insideH w:val="single" w:color="000000" w:sz="4" w:space="0"/>
+          <w:insideV w:val="single" w:color="000000" w:sz="4" w:space="0"/>
         </w:tblBorders>
         <w:tblLook w:val="0400" w:firstRow="0" w:lastRow="0" w:firstColumn="0" w:lastColumn="0" w:noHBand="0" w:noVBand="1"/>
       </w:tblPr>
@@ -18206,7 +19051,7 @@
           <w:lang w:val="es-ES_tradnl"/>
         </w:rPr>
       </w:pPr>
-      <w:bookmarkStart w:id="66" w:name="_Toc194865817"/>
+      <w:bookmarkStart w:name="_Toc194865817" w:id="66"/>
       <w:r>
         <w:rPr>
           <w:b/>
@@ -18260,12 +19105,12 @@
         <w:tblW w:w="10072" w:type="dxa"/>
         <w:tblInd w:w="0" w:type="dxa"/>
         <w:tblBorders>
-          <w:top w:val="single" w:sz="4" w:space="0" w:color="000000"/>
-          <w:left w:val="single" w:sz="4" w:space="0" w:color="000000"/>
-          <w:bottom w:val="single" w:sz="4" w:space="0" w:color="000000"/>
-          <w:right w:val="single" w:sz="4" w:space="0" w:color="000000"/>
-          <w:insideH w:val="single" w:sz="4" w:space="0" w:color="000000"/>
-          <w:insideV w:val="single" w:sz="4" w:space="0" w:color="000000"/>
+          <w:top w:val="single" w:color="000000" w:sz="4" w:space="0"/>
+          <w:left w:val="single" w:color="000000" w:sz="4" w:space="0"/>
+          <w:bottom w:val="single" w:color="000000" w:sz="4" w:space="0"/>
+          <w:right w:val="single" w:color="000000" w:sz="4" w:space="0"/>
+          <w:insideH w:val="single" w:color="000000" w:sz="4" w:space="0"/>
+          <w:insideV w:val="single" w:color="000000" w:sz="4" w:space="0"/>
         </w:tblBorders>
         <w:tblLayout w:type="fixed"/>
         <w:tblLook w:val="0420" w:firstRow="1" w:lastRow="0" w:firstColumn="0" w:lastColumn="0" w:noHBand="0" w:noVBand="1"/>
@@ -18284,10 +19129,10 @@
           <w:tcPr>
             <w:tcW w:w="2517" w:type="dxa"/>
             <w:tcBorders>
-              <w:top w:val="single" w:sz="4" w:space="0" w:color="000000" w:themeColor="text1"/>
-              <w:left w:val="single" w:sz="4" w:space="0" w:color="000000" w:themeColor="text1"/>
-              <w:bottom w:val="single" w:sz="4" w:space="0" w:color="000000" w:themeColor="text1"/>
-              <w:right w:val="single" w:sz="4" w:space="0" w:color="000000" w:themeColor="text1"/>
+              <w:top w:val="single" w:color="000000" w:themeColor="text1" w:sz="4" w:space="0"/>
+              <w:left w:val="single" w:color="000000" w:themeColor="text1" w:sz="4" w:space="0"/>
+              <w:bottom w:val="single" w:color="000000" w:themeColor="text1" w:sz="4" w:space="0"/>
+              <w:right w:val="single" w:color="000000" w:themeColor="text1" w:sz="4" w:space="0"/>
             </w:tcBorders>
             <w:shd w:val="clear" w:color="auto" w:fill="000000" w:themeFill="text1"/>
             <w:tcMar>
@@ -18323,10 +19168,10 @@
           <w:tcPr>
             <w:tcW w:w="2517" w:type="dxa"/>
             <w:tcBorders>
-              <w:top w:val="single" w:sz="4" w:space="0" w:color="000000" w:themeColor="text1"/>
-              <w:left w:val="single" w:sz="4" w:space="0" w:color="000000" w:themeColor="text1"/>
-              <w:bottom w:val="single" w:sz="4" w:space="0" w:color="000000" w:themeColor="text1"/>
-              <w:right w:val="single" w:sz="4" w:space="0" w:color="000000" w:themeColor="text1"/>
+              <w:top w:val="single" w:color="000000" w:themeColor="text1" w:sz="4" w:space="0"/>
+              <w:left w:val="single" w:color="000000" w:themeColor="text1" w:sz="4" w:space="0"/>
+              <w:bottom w:val="single" w:color="000000" w:themeColor="text1" w:sz="4" w:space="0"/>
+              <w:right w:val="single" w:color="000000" w:themeColor="text1" w:sz="4" w:space="0"/>
             </w:tcBorders>
             <w:shd w:val="clear" w:color="auto" w:fill="000000" w:themeFill="text1"/>
             <w:tcMar>
@@ -18362,10 +19207,10 @@
           <w:tcPr>
             <w:tcW w:w="2519" w:type="dxa"/>
             <w:tcBorders>
-              <w:top w:val="single" w:sz="4" w:space="0" w:color="000000" w:themeColor="text1"/>
-              <w:left w:val="single" w:sz="4" w:space="0" w:color="000000" w:themeColor="text1"/>
-              <w:bottom w:val="single" w:sz="4" w:space="0" w:color="000000" w:themeColor="text1"/>
-              <w:right w:val="single" w:sz="4" w:space="0" w:color="000000" w:themeColor="text1"/>
+              <w:top w:val="single" w:color="000000" w:themeColor="text1" w:sz="4" w:space="0"/>
+              <w:left w:val="single" w:color="000000" w:themeColor="text1" w:sz="4" w:space="0"/>
+              <w:bottom w:val="single" w:color="000000" w:themeColor="text1" w:sz="4" w:space="0"/>
+              <w:right w:val="single" w:color="000000" w:themeColor="text1" w:sz="4" w:space="0"/>
             </w:tcBorders>
             <w:shd w:val="clear" w:color="auto" w:fill="000000" w:themeFill="text1"/>
             <w:tcMar>
@@ -18422,8 +19267,8 @@
             <w:tcW w:w="2519" w:type="dxa"/>
             <w:tcBorders>
               <w:top w:val="nil"/>
-              <w:left w:val="single" w:sz="4" w:space="0" w:color="000000" w:themeColor="text1"/>
-              <w:bottom w:val="single" w:sz="4" w:space="0" w:color="000000" w:themeColor="text1"/>
+              <w:left w:val="single" w:color="000000" w:themeColor="text1" w:sz="4" w:space="0"/>
+              <w:bottom w:val="single" w:color="000000" w:themeColor="text1" w:sz="4" w:space="0"/>
               <w:right w:val="nil"/>
             </w:tcBorders>
             <w:shd w:val="clear" w:color="auto" w:fill="000000" w:themeFill="text1"/>
@@ -18465,7 +19310,7 @@
           <w:tcPr>
             <w:tcW w:w="2517" w:type="dxa"/>
             <w:tcBorders>
-              <w:top w:val="single" w:sz="4" w:space="0" w:color="000000" w:themeColor="text1"/>
+              <w:top w:val="single" w:color="000000" w:themeColor="text1" w:sz="4" w:space="0"/>
             </w:tcBorders>
             <w:shd w:val="clear" w:color="auto" w:fill="auto"/>
             <w:tcMar>
@@ -18500,7 +19345,7 @@
           <w:tcPr>
             <w:tcW w:w="2517" w:type="dxa"/>
             <w:tcBorders>
-              <w:top w:val="single" w:sz="4" w:space="0" w:color="000000" w:themeColor="text1"/>
+              <w:top w:val="single" w:color="000000" w:themeColor="text1" w:sz="4" w:space="0"/>
             </w:tcBorders>
             <w:shd w:val="clear" w:color="auto" w:fill="auto"/>
             <w:tcMar>
@@ -18520,6 +19365,7 @@
                 <w:lang w:val="es-ES"/>
               </w:rPr>
             </w:pPr>
+            <w:proofErr w:type="spellStart"/>
             <w:r>
               <w:rPr>
                 <w:b w:val="0"/>
@@ -18527,7 +19373,17 @@
                 <w:szCs w:val="22"/>
                 <w:lang w:val="es-ES"/>
               </w:rPr>
-              <w:t xml:space="preserve">Toala Zavala, C. F. (2022). </w:t>
+              <w:t>Toala</w:t>
+            </w:r>
+            <w:proofErr w:type="spellEnd"/>
+            <w:r>
+              <w:rPr>
+                <w:b w:val="0"/>
+                <w:sz w:val="22"/>
+                <w:szCs w:val="22"/>
+                <w:lang w:val="es-ES"/>
+              </w:rPr>
+              <w:t xml:space="preserve"> Zavala, C. F. (2022). </w:t>
             </w:r>
             <w:r>
               <w:rPr>
@@ -18587,7 +19443,7 @@
           <w:tcPr>
             <w:tcW w:w="2519" w:type="dxa"/>
             <w:tcBorders>
-              <w:top w:val="single" w:sz="4" w:space="0" w:color="000000" w:themeColor="text1"/>
+              <w:top w:val="single" w:color="000000" w:themeColor="text1" w:sz="4" w:space="0"/>
             </w:tcBorders>
             <w:shd w:val="clear" w:color="auto" w:fill="auto"/>
             <w:tcMar>
@@ -18622,7 +19478,7 @@
           <w:tcPr>
             <w:tcW w:w="2519" w:type="dxa"/>
             <w:tcBorders>
-              <w:top w:val="single" w:sz="4" w:space="0" w:color="000000" w:themeColor="text1"/>
+              <w:top w:val="single" w:color="000000" w:themeColor="text1" w:sz="4" w:space="0"/>
             </w:tcBorders>
             <w:shd w:val="clear" w:color="auto" w:fill="auto"/>
             <w:tcMar>
@@ -18642,7 +19498,7 @@
                 <w:lang w:val="es-ES_tradnl"/>
               </w:rPr>
             </w:pPr>
-            <w:hyperlink r:id="rId48" w:history="1">
+            <w:hyperlink w:history="1" r:id="rId48">
               <w:r>
                 <w:rPr>
                   <w:rStyle w:val="Hipervnculo"/>
@@ -18722,7 +19578,37 @@
                 <w:highlight w:val="yellow"/>
                 <w:lang w:val="es-ES"/>
               </w:rPr>
-              <w:t>Marcillo Parrales, D. M. &amp; Chinga Flores, J.M</w:t>
+              <w:t>Marcillo Parrales</w:t>
+            </w:r>
+            <w:r>
+              <w:rPr>
+                <w:b w:val="0"/>
+                <w:sz w:val="22"/>
+                <w:szCs w:val="22"/>
+                <w:highlight w:val="yellow"/>
+                <w:lang w:val="es-ES"/>
+              </w:rPr>
+              <w:t xml:space="preserve">, D. M. &amp; </w:t>
+            </w:r>
+            <w:r>
+              <w:rPr>
+                <w:b w:val="0"/>
+                <w:sz w:val="22"/>
+                <w:szCs w:val="22"/>
+                <w:highlight w:val="yellow"/>
+                <w:lang w:val="es-ES"/>
+              </w:rPr>
+              <w:t>Chinga Flores</w:t>
+            </w:r>
+            <w:r>
+              <w:rPr>
+                <w:b w:val="0"/>
+                <w:sz w:val="22"/>
+                <w:szCs w:val="22"/>
+                <w:highlight w:val="yellow"/>
+                <w:lang w:val="es-ES"/>
+              </w:rPr>
+              <w:t>, J.M</w:t>
             </w:r>
             <w:r>
               <w:rPr>
@@ -18888,7 +19774,7 @@
                 <w:lang w:val="es-ES_tradnl"/>
               </w:rPr>
             </w:pPr>
-            <w:hyperlink r:id="rId49" w:history="1">
+            <w:hyperlink w:history="1" r:id="rId49">
               <w:r>
                 <w:rPr>
                   <w:rStyle w:val="Hipervnculo"/>
@@ -19042,8 +19928,8 @@
           <w:lang w:val="es-ES_tradnl"/>
         </w:rPr>
       </w:pPr>
-      <w:bookmarkStart w:id="67" w:name="_Toc194865818"/>
-      <w:bookmarkStart w:id="68" w:name="_Toc200804372"/>
+      <w:bookmarkStart w:name="_Toc194865818" w:id="67"/>
+      <w:bookmarkStart w:name="_Toc200804372" w:id="68"/>
       <w:r>
         <w:rPr>
           <w:b/>
@@ -19051,7 +19937,6 @@
           <w:szCs w:val="22"/>
           <w:lang w:val="es-ES_tradnl"/>
         </w:rPr>
-        <w:lastRenderedPageBreak/>
         <w:t xml:space="preserve">G. </w:t>
       </w:r>
       <w:r>
@@ -19116,12 +20001,12 @@
         <w:tblW w:w="9962" w:type="dxa"/>
         <w:tblInd w:w="0" w:type="dxa"/>
         <w:tblBorders>
-          <w:top w:val="single" w:sz="4" w:space="0" w:color="000000"/>
-          <w:left w:val="single" w:sz="4" w:space="0" w:color="000000"/>
-          <w:bottom w:val="single" w:sz="4" w:space="0" w:color="000000"/>
-          <w:right w:val="single" w:sz="4" w:space="0" w:color="000000"/>
-          <w:insideH w:val="single" w:sz="4" w:space="0" w:color="000000"/>
-          <w:insideV w:val="single" w:sz="4" w:space="0" w:color="000000"/>
+          <w:top w:val="single" w:color="000000" w:sz="4" w:space="0"/>
+          <w:left w:val="single" w:color="000000" w:sz="4" w:space="0"/>
+          <w:bottom w:val="single" w:color="000000" w:sz="4" w:space="0"/>
+          <w:right w:val="single" w:color="000000" w:sz="4" w:space="0"/>
+          <w:insideH w:val="single" w:color="000000" w:sz="4" w:space="0"/>
+          <w:insideV w:val="single" w:color="000000" w:sz="4" w:space="0"/>
         </w:tblBorders>
         <w:tblLayout w:type="fixed"/>
         <w:tblLook w:val="0420" w:firstRow="1" w:lastRow="0" w:firstColumn="0" w:lastColumn="0" w:noHBand="0" w:noVBand="1"/>
@@ -20285,7 +21170,6 @@
           <w:color w:val="000000"/>
           <w:lang w:val="es-ES_tradnl"/>
         </w:rPr>
-        <w:lastRenderedPageBreak/>
         <w:t xml:space="preserve">I. </w:t>
       </w:r>
       <w:r>
@@ -20312,12 +21196,12 @@
         <w:tblW w:w="9967" w:type="dxa"/>
         <w:tblInd w:w="0" w:type="dxa"/>
         <w:tblBorders>
-          <w:top w:val="single" w:sz="4" w:space="0" w:color="000000"/>
-          <w:left w:val="single" w:sz="4" w:space="0" w:color="000000"/>
-          <w:bottom w:val="single" w:sz="4" w:space="0" w:color="000000"/>
-          <w:right w:val="single" w:sz="4" w:space="0" w:color="000000"/>
-          <w:insideH w:val="single" w:sz="4" w:space="0" w:color="000000"/>
-          <w:insideV w:val="single" w:sz="4" w:space="0" w:color="000000"/>
+          <w:top w:val="single" w:color="000000" w:sz="4" w:space="0"/>
+          <w:left w:val="single" w:color="000000" w:sz="4" w:space="0"/>
+          <w:bottom w:val="single" w:color="000000" w:sz="4" w:space="0"/>
+          <w:right w:val="single" w:color="000000" w:sz="4" w:space="0"/>
+          <w:insideH w:val="single" w:color="000000" w:sz="4" w:space="0"/>
+          <w:insideV w:val="single" w:color="000000" w:sz="4" w:space="0"/>
         </w:tblBorders>
         <w:tblLayout w:type="fixed"/>
         <w:tblLook w:val="0420" w:firstRow="1" w:lastRow="0" w:firstColumn="0" w:lastColumn="0" w:noHBand="0" w:noVBand="1"/>
@@ -20875,12 +21759,12 @@
         <w:tblW w:w="9967" w:type="dxa"/>
         <w:tblInd w:w="0" w:type="dxa"/>
         <w:tblBorders>
-          <w:top w:val="single" w:sz="4" w:space="0" w:color="000000"/>
-          <w:left w:val="single" w:sz="4" w:space="0" w:color="000000"/>
-          <w:bottom w:val="single" w:sz="4" w:space="0" w:color="000000"/>
-          <w:right w:val="single" w:sz="4" w:space="0" w:color="000000"/>
-          <w:insideH w:val="single" w:sz="4" w:space="0" w:color="000000"/>
-          <w:insideV w:val="single" w:sz="4" w:space="0" w:color="000000"/>
+          <w:top w:val="single" w:color="000000" w:sz="4" w:space="0"/>
+          <w:left w:val="single" w:color="000000" w:sz="4" w:space="0"/>
+          <w:bottom w:val="single" w:color="000000" w:sz="4" w:space="0"/>
+          <w:right w:val="single" w:color="000000" w:sz="4" w:space="0"/>
+          <w:insideH w:val="single" w:color="000000" w:sz="4" w:space="0"/>
+          <w:insideV w:val="single" w:color="000000" w:sz="4" w:space="0"/>
         </w:tblBorders>
         <w:tblLayout w:type="fixed"/>
         <w:tblLook w:val="0420" w:firstRow="1" w:lastRow="0" w:firstColumn="0" w:lastColumn="0" w:noHBand="0" w:noVBand="1"/>
@@ -21179,7 +22063,7 @@
     <w:sectPr>
       <w:headerReference w:type="default" r:id="rId50"/>
       <w:footerReference w:type="default" r:id="rId51"/>
-      <w:pgSz w:w="12240" w:h="15840"/>
+      <w:pgSz w:w="12240" w:h="15840" w:orient="portrait"/>
       <w:pgMar w:top="1701" w:right="1134" w:bottom="1134" w:left="1134" w:header="720" w:footer="0" w:gutter="0"/>
       <w:pgNumType w:start="1"/>
       <w:cols w:space="720"/>
@@ -21189,8 +22073,8 @@
 </file>
 
 <file path=word/comments.xml><?xml version="1.0" encoding="utf-8"?>
-<w:comments xmlns:wpc="http://schemas.microsoft.com/office/word/2010/wordprocessingCanvas" xmlns:cx="http://schemas.microsoft.com/office/drawing/2014/chartex" xmlns:cx1="http://schemas.microsoft.com/office/drawing/2015/9/8/chartex" xmlns:cx2="http://schemas.microsoft.com/office/drawing/2015/10/21/chartex" xmlns:cx3="http://schemas.microsoft.com/office/drawing/2016/5/9/chartex" xmlns:cx4="http://schemas.microsoft.com/office/drawing/2016/5/10/chartex" xmlns:cx5="http://schemas.microsoft.com/office/drawing/2016/5/11/chartex" xmlns:cx6="http://schemas.microsoft.com/office/drawing/2016/5/12/chartex" xmlns:cx7="http://schemas.microsoft.com/office/drawing/2016/5/13/chartex" xmlns:cx8="http://schemas.microsoft.com/office/drawing/2016/5/14/chartex" xmlns:mc="http://schemas.openxmlformats.org/markup-compatibility/2006" xmlns:aink="http://schemas.microsoft.com/office/drawing/2016/ink" xmlns:am3d="http://schemas.microsoft.com/office/drawing/2017/model3d" xmlns:o="urn:schemas-microsoft-com:office:office" xmlns:oel="http://schemas.microsoft.com/office/2019/extlst" xmlns:r="http://schemas.openxmlformats.org/officeDocument/2006/relationships" xmlns:m="http://schemas.openxmlformats.org/officeDocument/2006/math" xmlns:v="urn:schemas-microsoft-com:vml" xmlns:wp14="http://schemas.microsoft.com/office/word/2010/wordprocessingDrawing" xmlns:wp="http://schemas.openxmlformats.org/drawingml/2006/wordprocessingDrawing" xmlns:w10="urn:schemas-microsoft-com:office:word" xmlns:w="http://schemas.openxmlformats.org/wordprocessingml/2006/main" xmlns:w14="http://schemas.microsoft.com/office/word/2010/wordml" xmlns:w15="http://schemas.microsoft.com/office/word/2012/wordml" xmlns:w16cex="http://schemas.microsoft.com/office/word/2018/wordml/cex" xmlns:w16cid="http://schemas.microsoft.com/office/word/2016/wordml/cid" xmlns:w16="http://schemas.microsoft.com/office/word/2018/wordml" xmlns:w16du="http://schemas.microsoft.com/office/word/2023/wordml/word16du" xmlns:w16sdtdh="http://schemas.microsoft.com/office/word/2020/wordml/sdtdatahash" xmlns:w16sdtfl="http://schemas.microsoft.com/office/word/2024/wordml/sdtformatlock" xmlns:w16se="http://schemas.microsoft.com/office/word/2015/wordml/symex" xmlns:wpg="http://schemas.microsoft.com/office/word/2010/wordprocessingGroup" xmlns:wpi="http://schemas.microsoft.com/office/word/2010/wordprocessingInk" xmlns:wne="http://schemas.microsoft.com/office/word/2006/wordml" xmlns:wps="http://schemas.microsoft.com/office/word/2010/wordprocessingShape" mc:Ignorable="w14 w15 w16se w16cid w16 w16cex w16sdtdh w16sdtfl w16du wp14">
-  <w:comment w:id="0" w:author="Andrés Felipe Velandia Espitia" w:date="2025-06-14T14:41:00Z" w:initials="AFVE">
+<w:comments xmlns:wpc="http://schemas.microsoft.com/office/word/2010/wordprocessingCanvas" xmlns:cx="http://schemas.microsoft.com/office/drawing/2014/chartex" xmlns:cx1="http://schemas.microsoft.com/office/drawing/2015/9/8/chartex" xmlns:cx2="http://schemas.microsoft.com/office/drawing/2015/10/21/chartex" xmlns:cx3="http://schemas.microsoft.com/office/drawing/2016/5/9/chartex" xmlns:cx4="http://schemas.microsoft.com/office/drawing/2016/5/10/chartex" xmlns:cx5="http://schemas.microsoft.com/office/drawing/2016/5/11/chartex" xmlns:cx6="http://schemas.microsoft.com/office/drawing/2016/5/12/chartex" xmlns:cx7="http://schemas.microsoft.com/office/drawing/2016/5/13/chartex" xmlns:cx8="http://schemas.microsoft.com/office/drawing/2016/5/14/chartex" xmlns:mc="http://schemas.openxmlformats.org/markup-compatibility/2006" xmlns:aink="http://schemas.microsoft.com/office/drawing/2016/ink" xmlns:am3d="http://schemas.microsoft.com/office/drawing/2017/model3d" xmlns:o="urn:schemas-microsoft-com:office:office" xmlns:r="http://schemas.openxmlformats.org/officeDocument/2006/relationships" xmlns:m="http://schemas.openxmlformats.org/officeDocument/2006/math" xmlns:v="urn:schemas-microsoft-com:vml" xmlns:wp14="http://schemas.microsoft.com/office/word/2010/wordprocessingDrawing" xmlns:wp="http://schemas.openxmlformats.org/drawingml/2006/wordprocessingDrawing" xmlns:w10="urn:schemas-microsoft-com:office:word" xmlns:w="http://schemas.openxmlformats.org/wordprocessingml/2006/main" xmlns:w14="http://schemas.microsoft.com/office/word/2010/wordml" xmlns:w15="http://schemas.microsoft.com/office/word/2012/wordml" xmlns:w16cex="http://schemas.microsoft.com/office/word/2018/wordml/cex" xmlns:w16cid="http://schemas.microsoft.com/office/word/2016/wordml/cid" xmlns:w16="http://schemas.microsoft.com/office/word/2018/wordml" xmlns:w16sdtdh="http://schemas.microsoft.com/office/word/2020/wordml/sdtdatahash" xmlns:w16se="http://schemas.microsoft.com/office/word/2015/wordml/symex" xmlns:wpg="http://schemas.microsoft.com/office/word/2010/wordprocessingGroup" xmlns:wpi="http://schemas.microsoft.com/office/word/2010/wordprocessingInk" xmlns:wne="http://schemas.microsoft.com/office/word/2006/wordml" xmlns:wps="http://schemas.microsoft.com/office/word/2010/wordprocessingShape" mc:Ignorable="w14 w15 w16se w16cid w16 w16cex w16sdtdh wp14">
+  <w:comment w:initials="AFVE" w:author="Andrés Felipe Velandia Espitia" w:date="2025-06-14T14:41:00Z" w:id="0">
     <w:p>
       <w:pPr>
         <w:pStyle w:val="Textocomentario"/>
@@ -21206,7 +22090,7 @@
       </w:r>
     </w:p>
   </w:comment>
-  <w:comment w:id="1" w:author="Andrés Felipe Velandia Espitia" w:date="2025-06-14T14:38:00Z" w:initials="AFVE">
+  <w:comment w:initials="AFVE" w:author="Andrés Felipe Velandia Espitia" w:date="2025-06-14T14:38:00Z" w:id="1">
     <w:p>
       <w:pPr>
         <w:pStyle w:val="Textocomentario"/>
@@ -21222,7 +22106,7 @@
       </w:r>
     </w:p>
   </w:comment>
-  <w:comment w:id="3" w:author="Usuario" w:date="2025-04-09T16:49:00Z" w:initials="U">
+  <w:comment w:initials="U" w:author="Usuario" w:date="2025-04-09T16:49:00Z" w:id="3">
     <w:p>
       <w:pPr>
         <w:pStyle w:val="Textocomentario"/>
@@ -21233,7 +22117,7 @@
         </w:rPr>
         <w:annotationRef/>
       </w:r>
-      <w:hyperlink r:id="rId1" w:anchor="fromView=search&amp;page=1&amp;position=4&amp;uuid=23db5cd7-cb50-416c-8de1-6070b2848d39&amp;query=indicadores+financieros" w:history="1">
+      <w:hyperlink w:history="1" w:anchor="fromView=search&amp;page=1&amp;position=4&amp;uuid=23db5cd7-cb50-416c-8de1-6070b2848d39&amp;query=indicadores+financieros" r:id="rId1">
         <w:r>
           <w:rPr>
             <w:rStyle w:val="Hipervnculo"/>
@@ -21246,7 +22130,7 @@
       </w:r>
     </w:p>
   </w:comment>
-  <w:comment w:id="4" w:author="Usuario" w:date="2025-04-09T16:55:00Z" w:initials="U">
+  <w:comment w:initials="U" w:author="Usuario" w:date="2025-04-09T16:55:00Z" w:id="4">
     <w:p>
       <w:pPr>
         <w:pStyle w:val="Textocomentario"/>
@@ -21270,7 +22154,7 @@
       </w:r>
     </w:p>
   </w:comment>
-  <w:comment w:id="5" w:author="Usuario" w:date="2025-04-09T17:06:00Z" w:initials="U">
+  <w:comment w:initials="U" w:author="Usuario" w:date="2025-04-09T17:06:00Z" w:id="5">
     <w:p>
       <w:pPr>
         <w:pStyle w:val="Textocomentario"/>
@@ -21294,7 +22178,7 @@
       </w:r>
     </w:p>
   </w:comment>
-  <w:comment w:id="6" w:author="Usuario" w:date="2025-04-09T17:08:00Z" w:initials="U">
+  <w:comment w:initials="U" w:author="Usuario" w:date="2025-04-09T17:08:00Z" w:id="6">
     <w:p>
       <w:pPr>
         <w:pStyle w:val="Textocomentario"/>
@@ -21337,7 +22221,7 @@
       <w:r>
         <w:t xml:space="preserve">Liquidez: </w:t>
       </w:r>
-      <w:hyperlink r:id="rId2" w:anchor="fromView=search&amp;page=1&amp;position=48&amp;uuid=f1a4d039-d355-4b21-ae50-5f2921204350&amp;query=calendario" w:history="1">
+      <w:hyperlink w:history="1" w:anchor="fromView=search&amp;page=1&amp;position=48&amp;uuid=f1a4d039-d355-4b21-ae50-5f2921204350&amp;query=calendario" r:id="rId2">
         <w:r>
           <w:rPr>
             <w:rStyle w:val="Hipervnculo"/>
@@ -21358,7 +22242,7 @@
       <w:r>
         <w:t xml:space="preserve">Endeudamiento: </w:t>
       </w:r>
-      <w:hyperlink r:id="rId3" w:anchor="fromView=search&amp;page=1&amp;position=12&amp;uuid=f2dff186-21c7-4cd6-8400-59623edcaab7&amp;query=deuda" w:history="1">
+      <w:hyperlink w:history="1" w:anchor="fromView=search&amp;page=1&amp;position=12&amp;uuid=f2dff186-21c7-4cd6-8400-59623edcaab7&amp;query=deuda" r:id="rId3">
         <w:r>
           <w:rPr>
             <w:rStyle w:val="Hipervnculo"/>
@@ -21379,7 +22263,7 @@
       <w:r>
         <w:t xml:space="preserve">Rentabilidad: </w:t>
       </w:r>
-      <w:hyperlink r:id="rId4" w:anchor="fromView=search&amp;page=1&amp;position=19&amp;uuid=e901f570-bbed-4a6e-b63c-228cb3277779&amp;query=rentabilidad" w:history="1">
+      <w:hyperlink w:history="1" w:anchor="fromView=search&amp;page=1&amp;position=19&amp;uuid=e901f570-bbed-4a6e-b63c-228cb3277779&amp;query=rentabilidad" r:id="rId4">
         <w:r>
           <w:rPr>
             <w:rStyle w:val="Hipervnculo"/>
@@ -21403,7 +22287,7 @@
       <w:r>
         <w:t xml:space="preserve">Eficiencia: </w:t>
       </w:r>
-      <w:hyperlink r:id="rId5" w:anchor="fromView=search&amp;page=1&amp;position=1&amp;uuid=4d681141-9ffe-488e-82b9-53f975c6f60e&amp;query=eficacia" w:history="1">
+      <w:hyperlink w:history="1" w:anchor="fromView=search&amp;page=1&amp;position=1&amp;uuid=4d681141-9ffe-488e-82b9-53f975c6f60e&amp;query=eficacia" r:id="rId5">
         <w:r>
           <w:rPr>
             <w:rStyle w:val="Hipervnculo"/>
@@ -21418,7 +22302,7 @@
       </w:pPr>
     </w:p>
   </w:comment>
-  <w:comment w:id="7" w:author="Usuario" w:date="2025-04-09T21:26:00Z" w:initials="U">
+  <w:comment w:initials="U" w:author="Usuario" w:date="2025-04-09T21:26:00Z" w:id="7">
     <w:p>
       <w:pPr>
         <w:pStyle w:val="Textocomentario"/>
@@ -21442,7 +22326,7 @@
       </w:r>
     </w:p>
   </w:comment>
-  <w:comment w:id="9" w:author="Usuario" w:date="2025-04-09T22:11:00Z" w:initials="U">
+  <w:comment w:initials="U" w:author="Usuario" w:date="2025-04-09T22:11:00Z" w:id="9">
     <w:p>
       <w:pPr>
         <w:pStyle w:val="Textocomentario"/>
@@ -21466,7 +22350,7 @@
       </w:r>
     </w:p>
   </w:comment>
-  <w:comment w:id="10" w:author="Usuario" w:date="2025-04-09T22:21:00Z" w:initials="U">
+  <w:comment w:initials="U" w:author="Usuario" w:date="2025-04-09T22:21:00Z" w:id="10">
     <w:p>
       <w:pPr>
         <w:pStyle w:val="Textocomentario"/>
@@ -21509,7 +22393,7 @@
       <w:r>
         <w:t xml:space="preserve">Razón: </w:t>
       </w:r>
-      <w:hyperlink r:id="rId6" w:history="1">
+      <w:hyperlink w:history="1" r:id="rId6">
         <w:r>
           <w:rPr>
             <w:rStyle w:val="Hipervnculo"/>
@@ -21530,7 +22414,7 @@
       <w:r>
         <w:t xml:space="preserve">Prueba: </w:t>
       </w:r>
-      <w:hyperlink r:id="rId7" w:history="1">
+      <w:hyperlink w:history="1" r:id="rId7">
         <w:r>
           <w:rPr>
             <w:rStyle w:val="Hipervnculo"/>
@@ -21551,7 +22435,7 @@
       <w:r>
         <w:t xml:space="preserve">Capital: </w:t>
       </w:r>
-      <w:hyperlink r:id="rId8" w:history="1">
+      <w:hyperlink w:history="1" r:id="rId8">
         <w:r>
           <w:rPr>
             <w:rStyle w:val="Hipervnculo"/>
@@ -21564,7 +22448,7 @@
       </w:r>
     </w:p>
   </w:comment>
-  <w:comment w:id="11" w:author="Usuario" w:date="2025-04-09T22:28:00Z" w:initials="U">
+  <w:comment w:initials="U" w:author="Usuario" w:date="2025-04-09T22:28:00Z" w:id="11">
     <w:p>
       <w:pPr>
         <w:pStyle w:val="Textocomentario"/>
@@ -21575,7 +22459,7 @@
         </w:rPr>
         <w:annotationRef/>
       </w:r>
-      <w:hyperlink r:id="rId9" w:anchor="fromView=search&amp;page=1&amp;position=9&amp;uuid=174bff1a-0216-4f67-98e0-a933f6f353dd&amp;query=icono+alerta" w:history="1">
+      <w:hyperlink w:history="1" w:anchor="fromView=search&amp;page=1&amp;position=9&amp;uuid=174bff1a-0216-4f67-98e0-a933f6f353dd&amp;query=icono+alerta" r:id="rId9">
         <w:r>
           <w:rPr>
             <w:rStyle w:val="Hipervnculo"/>
@@ -21588,7 +22472,7 @@
       </w:r>
     </w:p>
   </w:comment>
-  <w:comment w:id="14" w:author="Usuario" w:date="2025-04-09T22:39:00Z" w:initials="U">
+  <w:comment w:initials="U" w:author="Usuario" w:date="2025-04-09T22:39:00Z" w:id="14">
     <w:p>
       <w:pPr>
         <w:pStyle w:val="Textocomentario"/>
@@ -21612,7 +22496,7 @@
       </w:r>
     </w:p>
   </w:comment>
-  <w:comment w:id="16" w:author="Usuario" w:date="2025-04-09T22:43:00Z" w:initials="U">
+  <w:comment w:initials="U" w:author="Usuario" w:date="2025-04-09T22:43:00Z" w:id="16">
     <w:p>
       <w:pPr>
         <w:pStyle w:val="Textocomentario"/>
@@ -21636,7 +22520,7 @@
       </w:r>
     </w:p>
   </w:comment>
-  <w:comment w:id="17" w:author="Usuario" w:date="2025-04-09T22:46:00Z" w:initials="U">
+  <w:comment w:initials="U" w:author="Usuario" w:date="2025-04-09T22:46:00Z" w:id="17">
     <w:p>
       <w:pPr>
         <w:pStyle w:val="Textocomentario"/>
@@ -21681,7 +22565,7 @@
       <w:pPr>
         <w:pStyle w:val="Textocomentario"/>
       </w:pPr>
-      <w:hyperlink r:id="rId10" w:anchor="fromView=search&amp;page=1&amp;position=38&amp;uuid=f81fedb8-4fcc-4f15-b80f-33ccbc977d84&amp;query=positivo+y+negativo+empresa" w:history="1">
+      <w:hyperlink w:history="1" w:anchor="fromView=search&amp;page=1&amp;position=38&amp;uuid=f81fedb8-4fcc-4f15-b80f-33ccbc977d84&amp;query=positivo+y+negativo+empresa" r:id="rId10">
         <w:r>
           <w:rPr>
             <w:rStyle w:val="Hipervnculo"/>
@@ -21696,7 +22580,7 @@
       </w:pPr>
     </w:p>
   </w:comment>
-  <w:comment w:id="19" w:author="Usuario" w:date="2025-04-09T22:59:00Z" w:initials="U">
+  <w:comment w:initials="U" w:author="Usuario" w:date="2025-04-09T22:59:00Z" w:id="19">
     <w:p>
       <w:pPr>
         <w:pStyle w:val="Textocomentario"/>
@@ -21707,7 +22591,7 @@
         </w:rPr>
         <w:annotationRef/>
       </w:r>
-      <w:hyperlink r:id="rId11" w:anchor="fromView=search&amp;page=1&amp;position=0&amp;uuid=8d8aa482-b5f0-4ffb-ba56-a2efd3781662&amp;query=cr%C3%A9dito+ventas+mal+empresa" w:history="1">
+      <w:hyperlink w:history="1" w:anchor="fromView=search&amp;page=1&amp;position=0&amp;uuid=8d8aa482-b5f0-4ffb-ba56-a2efd3781662&amp;query=cr%C3%A9dito+ventas+mal+empresa" r:id="rId11">
         <w:r>
           <w:rPr>
             <w:rStyle w:val="Hipervnculo"/>
@@ -21720,7 +22604,7 @@
       </w:r>
     </w:p>
   </w:comment>
-  <w:comment w:id="20" w:author="Usuario" w:date="2025-04-09T23:01:00Z" w:initials="U">
+  <w:comment w:initials="U" w:author="Usuario" w:date="2025-04-09T23:01:00Z" w:id="20">
     <w:p>
       <w:pPr>
         <w:pStyle w:val="Textocomentario"/>
@@ -21731,7 +22615,7 @@
         </w:rPr>
         <w:annotationRef/>
       </w:r>
-      <w:hyperlink r:id="rId12" w:anchor="fromView=search&amp;page=1&amp;position=8&amp;uuid=d5a923cc-d07a-4425-b852-6c9529b9bd34&amp;query=equilibrio+finanzas" w:history="1">
+      <w:hyperlink w:history="1" w:anchor="fromView=search&amp;page=1&amp;position=8&amp;uuid=d5a923cc-d07a-4425-b852-6c9529b9bd34&amp;query=equilibrio+finanzas" r:id="rId12">
         <w:r>
           <w:rPr>
             <w:rStyle w:val="Hipervnculo"/>
@@ -21744,7 +22628,7 @@
       </w:r>
     </w:p>
   </w:comment>
-  <w:comment w:id="22" w:author="Usuario" w:date="2025-04-10T18:55:00Z" w:initials="U">
+  <w:comment w:initials="U" w:author="Usuario" w:date="2025-04-10T18:55:00Z" w:id="22">
     <w:p>
       <w:pPr>
         <w:pStyle w:val="Textocomentario"/>
@@ -21768,7 +22652,7 @@
       </w:r>
     </w:p>
   </w:comment>
-  <w:comment w:id="24" w:author="Usuario" w:date="2025-04-10T20:38:00Z" w:initials="U">
+  <w:comment w:initials="U" w:author="Usuario" w:date="2025-04-10T20:38:00Z" w:id="24">
     <w:p>
       <w:pPr>
         <w:pStyle w:val="Textocomentario"/>
@@ -21784,7 +22668,7 @@
       </w:r>
     </w:p>
   </w:comment>
-  <w:comment w:id="25" w:author="Usuario" w:date="2025-04-10T20:55:00Z" w:initials="U">
+  <w:comment w:initials="U" w:author="Usuario" w:date="2025-04-10T20:55:00Z" w:id="25">
     <w:p>
       <w:pPr>
         <w:pStyle w:val="Textocomentario"/>
@@ -21795,7 +22679,7 @@
         </w:rPr>
         <w:annotationRef/>
       </w:r>
-      <w:hyperlink r:id="rId13" w:anchor="fromView=search&amp;page=1&amp;position=3&amp;uuid=f1d5fa56-f7be-4cbe-908f-cdf595eefbea&amp;query=endeudamiento" w:history="1">
+      <w:hyperlink w:history="1" w:anchor="fromView=search&amp;page=1&amp;position=3&amp;uuid=f1d5fa56-f7be-4cbe-908f-cdf595eefbea&amp;query=endeudamiento" r:id="rId13">
         <w:r>
           <w:rPr>
             <w:rStyle w:val="Hipervnculo"/>
@@ -21808,7 +22692,7 @@
       </w:r>
     </w:p>
   </w:comment>
-  <w:comment w:id="26" w:author="Usuario" w:date="2025-04-10T21:08:00Z" w:initials="U">
+  <w:comment w:initials="U" w:author="Usuario" w:date="2025-04-10T21:08:00Z" w:id="26">
     <w:p>
       <w:pPr>
         <w:pStyle w:val="Textocomentario"/>
@@ -21832,7 +22716,7 @@
       </w:r>
     </w:p>
   </w:comment>
-  <w:comment w:id="28" w:author="Usuario" w:date="2025-04-10T22:55:00Z" w:initials="U">
+  <w:comment w:initials="U" w:author="Usuario" w:date="2025-04-10T22:55:00Z" w:id="28">
     <w:p>
       <w:pPr>
         <w:pStyle w:val="Textocomentario"/>
@@ -21869,7 +22753,7 @@
       </w:r>
     </w:p>
   </w:comment>
-  <w:comment w:id="30" w:author="Usuario" w:date="2025-04-10T23:01:00Z" w:initials="U">
+  <w:comment w:initials="U" w:author="Usuario" w:date="2025-04-10T23:01:00Z" w:id="30">
     <w:p>
       <w:pPr>
         <w:pStyle w:val="Textocomentario"/>
@@ -21885,7 +22769,7 @@
       </w:r>
     </w:p>
   </w:comment>
-  <w:comment w:id="31" w:author="Usuario" w:date="2025-04-10T23:06:00Z" w:initials="U">
+  <w:comment w:initials="U" w:author="Usuario" w:date="2025-04-10T23:06:00Z" w:id="31">
     <w:p>
       <w:pPr>
         <w:pStyle w:val="Textocomentario"/>
@@ -21896,7 +22780,7 @@
         </w:rPr>
         <w:annotationRef/>
       </w:r>
-      <w:hyperlink r:id="rId14" w:anchor="fromView=search&amp;page=1&amp;position=13&amp;uuid=9c6980a4-21e9-4b62-acc7-8c58bee8c8d7&amp;query=plazos+entrega" w:history="1">
+      <w:hyperlink w:history="1" w:anchor="fromView=search&amp;page=1&amp;position=13&amp;uuid=9c6980a4-21e9-4b62-acc7-8c58bee8c8d7&amp;query=plazos+entrega" r:id="rId14">
         <w:r>
           <w:rPr>
             <w:rStyle w:val="Hipervnculo"/>
@@ -21909,7 +22793,7 @@
       </w:r>
     </w:p>
   </w:comment>
-  <w:comment w:id="32" w:author="Usuario" w:date="2025-04-10T23:10:00Z" w:initials="U">
+  <w:comment w:initials="U" w:author="Usuario" w:date="2025-04-10T23:10:00Z" w:id="32">
     <w:p>
       <w:pPr>
         <w:pStyle w:val="Textocomentario"/>
@@ -21925,7 +22809,7 @@
       </w:r>
     </w:p>
   </w:comment>
-  <w:comment w:id="33" w:author="Usuario" w:date="2025-04-10T23:08:00Z" w:initials="U">
+  <w:comment w:initials="U" w:author="Usuario" w:date="2025-04-10T23:08:00Z" w:id="33">
     <w:p>
       <w:pPr>
         <w:pStyle w:val="Textocomentario"/>
@@ -21936,7 +22820,7 @@
         </w:rPr>
         <w:annotationRef/>
       </w:r>
-      <w:hyperlink r:id="rId15" w:anchor="fromView=search&amp;page=1&amp;position=18&amp;uuid=c4ef5420-8481-4f9e-bb8f-c970d5978307&amp;query=pagos+soga" w:history="1">
+      <w:hyperlink w:history="1" w:anchor="fromView=search&amp;page=1&amp;position=18&amp;uuid=c4ef5420-8481-4f9e-bb8f-c970d5978307&amp;query=pagos+soga" r:id="rId15">
         <w:r>
           <w:rPr>
             <w:rStyle w:val="Hipervnculo"/>
@@ -21949,7 +22833,7 @@
       </w:r>
     </w:p>
   </w:comment>
-  <w:comment w:id="34" w:author="Usuario" w:date="2025-04-10T23:10:00Z" w:initials="U">
+  <w:comment w:initials="U" w:author="Usuario" w:date="2025-04-10T23:10:00Z" w:id="34">
     <w:p>
       <w:pPr>
         <w:pStyle w:val="Textocomentario"/>
@@ -21960,7 +22844,7 @@
         </w:rPr>
         <w:annotationRef/>
       </w:r>
-      <w:hyperlink r:id="rId16" w:anchor="fromView=search&amp;page=1&amp;position=0&amp;uuid=e6e5f187-384d-41fd-9fa1-c5d0dcbdc584&amp;query=distribuci%C3%B3n+masiva" w:history="1">
+      <w:hyperlink w:history="1" w:anchor="fromView=search&amp;page=1&amp;position=0&amp;uuid=e6e5f187-384d-41fd-9fa1-c5d0dcbdc584&amp;query=distribuci%C3%B3n+masiva" r:id="rId16">
         <w:r>
           <w:rPr>
             <w:rStyle w:val="Hipervnculo"/>
@@ -21973,7 +22857,7 @@
       </w:r>
     </w:p>
   </w:comment>
-  <w:comment w:id="37" w:author="Usuario" w:date="2025-04-10T23:21:00Z" w:initials="U">
+  <w:comment w:initials="U" w:author="Usuario" w:date="2025-04-10T23:21:00Z" w:id="37">
     <w:p>
       <w:pPr>
         <w:pStyle w:val="Textocomentario"/>
@@ -21997,7 +22881,7 @@
       </w:r>
     </w:p>
   </w:comment>
-  <w:comment w:id="39" w:author="Usuario" w:date="2025-04-10T23:21:00Z" w:initials="U">
+  <w:comment w:initials="U" w:author="Usuario" w:date="2025-04-10T23:21:00Z" w:id="39">
     <w:p>
       <w:pPr>
         <w:pStyle w:val="Textocomentario"/>
@@ -22024,7 +22908,7 @@
       </w:pPr>
     </w:p>
   </w:comment>
-  <w:comment w:id="40" w:author="Usuario" w:date="2025-04-10T23:24:00Z" w:initials="U">
+  <w:comment w:initials="U" w:author="Usuario" w:date="2025-04-10T23:24:00Z" w:id="40">
     <w:p>
       <w:pPr>
         <w:pStyle w:val="Textocomentario"/>
@@ -22067,7 +22951,7 @@
       <w:r>
         <w:t xml:space="preserve">Utilidad: </w:t>
       </w:r>
-      <w:hyperlink r:id="rId17" w:history="1">
+      <w:hyperlink w:history="1" r:id="rId17">
         <w:r>
           <w:rPr>
             <w:rStyle w:val="Hipervnculo"/>
@@ -22088,7 +22972,7 @@
       <w:r>
         <w:t xml:space="preserve">Bruto: </w:t>
       </w:r>
-      <w:hyperlink r:id="rId18" w:history="1">
+      <w:hyperlink w:history="1" r:id="rId18">
         <w:r>
           <w:rPr>
             <w:rStyle w:val="Hipervnculo"/>
@@ -22109,7 +22993,7 @@
       <w:r>
         <w:t xml:space="preserve">Operativo: </w:t>
       </w:r>
-      <w:hyperlink r:id="rId19" w:history="1">
+      <w:hyperlink w:history="1" r:id="rId19">
         <w:r>
           <w:rPr>
             <w:rStyle w:val="Hipervnculo"/>
@@ -22130,7 +23014,7 @@
       <w:r>
         <w:t xml:space="preserve">Neto: </w:t>
       </w:r>
-      <w:hyperlink r:id="rId20" w:history="1">
+      <w:hyperlink w:history="1" r:id="rId20">
         <w:r>
           <w:rPr>
             <w:rStyle w:val="Hipervnculo"/>
@@ -22145,7 +23029,7 @@
       </w:pPr>
     </w:p>
   </w:comment>
-  <w:comment w:id="41" w:author="Usuario" w:date="2025-04-10T23:30:00Z" w:initials="U">
+  <w:comment w:initials="U" w:author="Usuario" w:date="2025-04-10T23:30:00Z" w:id="41">
     <w:p>
       <w:pPr>
         <w:pStyle w:val="Textocomentario"/>
@@ -22169,7 +23053,7 @@
       </w:r>
     </w:p>
   </w:comment>
-  <w:comment w:id="43" w:author="Usuario" w:date="2025-04-10T23:33:00Z" w:initials="U">
+  <w:comment w:initials="U" w:author="Usuario" w:date="2025-04-10T23:33:00Z" w:id="43">
     <w:p>
       <w:pPr>
         <w:pStyle w:val="Textocomentario"/>
@@ -22180,7 +23064,7 @@
         </w:rPr>
         <w:annotationRef/>
       </w:r>
-      <w:hyperlink r:id="rId21" w:anchor="fromView=search&amp;page=1&amp;position=11&amp;uuid=7a88430a-d15f-49b3-82d9-7c19a4769b40&amp;query=indicadores+decidir" w:history="1">
+      <w:hyperlink w:history="1" w:anchor="fromView=search&amp;page=1&amp;position=11&amp;uuid=7a88430a-d15f-49b3-82d9-7c19a4769b40&amp;query=indicadores+decidir" r:id="rId21">
         <w:r>
           <w:rPr>
             <w:rStyle w:val="Hipervnculo"/>
@@ -22193,7 +23077,7 @@
       </w:r>
     </w:p>
   </w:comment>
-  <w:comment w:id="44" w:author="Usuario" w:date="2025-04-10T23:35:00Z" w:initials="U">
+  <w:comment w:initials="U" w:author="Usuario" w:date="2025-04-10T23:35:00Z" w:id="44">
     <w:p>
       <w:pPr>
         <w:pStyle w:val="Textocomentario"/>
@@ -22236,7 +23120,7 @@
       <w:r>
         <w:t xml:space="preserve">Agresivo: </w:t>
       </w:r>
-      <w:hyperlink r:id="rId22" w:anchor="fromView=search&amp;page=1&amp;position=16&amp;uuid=d9e7c276-d8ee-45fc-a9cb-927da9d005a3&amp;query=crecimiento+finanzas" w:history="1">
+      <w:hyperlink w:history="1" w:anchor="fromView=search&amp;page=1&amp;position=16&amp;uuid=d9e7c276-d8ee-45fc-a9cb-927da9d005a3&amp;query=crecimiento+finanzas" r:id="rId22">
         <w:r>
           <w:rPr>
             <w:rStyle w:val="Hipervnculo"/>
@@ -22257,7 +23141,7 @@
       <w:r>
         <w:t xml:space="preserve">Estabilidad: </w:t>
       </w:r>
-      <w:hyperlink r:id="rId23" w:anchor="fromView=search&amp;page=1&amp;position=40&amp;uuid=a9a413ce-5ed3-4134-b11c-a004ae4c1dec&amp;query=estabilidad+finanzas" w:history="1">
+      <w:hyperlink w:history="1" w:anchor="fromView=search&amp;page=1&amp;position=40&amp;uuid=a9a413ce-5ed3-4134-b11c-a004ae4c1dec&amp;query=estabilidad+finanzas" r:id="rId23">
         <w:r>
           <w:rPr>
             <w:rStyle w:val="Hipervnculo"/>
@@ -22270,7 +23154,7 @@
       </w:r>
     </w:p>
   </w:comment>
-  <w:comment w:id="45" w:author="Usuario" w:date="2025-04-10T23:40:00Z" w:initials="U">
+  <w:comment w:initials="U" w:author="Usuario" w:date="2025-04-10T23:40:00Z" w:id="45">
     <w:p>
       <w:pPr>
         <w:pStyle w:val="Textocomentario"/>
@@ -22294,7 +23178,7 @@
       </w:r>
     </w:p>
   </w:comment>
-  <w:comment w:id="47" w:author="Usuario" w:date="2025-04-10T23:44:00Z" w:initials="U">
+  <w:comment w:initials="U" w:author="Usuario" w:date="2025-04-10T23:44:00Z" w:id="47">
     <w:p>
       <w:pPr>
         <w:pStyle w:val="Textocomentario"/>
@@ -22318,7 +23202,7 @@
       </w:r>
     </w:p>
   </w:comment>
-  <w:comment w:id="50" w:author="Andrés Felipe Velandia Espitia" w:date="2025-06-14T14:34:00Z" w:initials="AFVE">
+  <w:comment w:initials="AFVE" w:author="Andrés Felipe Velandia Espitia" w:date="2025-06-14T14:34:00Z" w:id="50">
     <w:p>
       <w:pPr>
         <w:pStyle w:val="Textocomentario"/>
@@ -22340,7 +23224,7 @@
       </w:r>
     </w:p>
   </w:comment>
-  <w:comment w:id="51" w:author="Usuario" w:date="2025-04-28T17:33:00Z" w:initials="U">
+  <w:comment w:initials="U" w:author="Usuario" w:date="2025-04-28T17:33:00Z" w:id="51">
     <w:p>
       <w:pPr>
         <w:pStyle w:val="Textocomentario"/>
@@ -22351,7 +23235,7 @@
         </w:rPr>
         <w:annotationRef/>
       </w:r>
-      <w:hyperlink r:id="rId24" w:anchor="fromView=search&amp;page=1&amp;position=5&amp;uuid=85f1b0b8-305e-4abb-8642-647fc4beadce&amp;query=indicadores+objetivos" w:history="1">
+      <w:hyperlink w:history="1" w:anchor="fromView=search&amp;page=1&amp;position=5&amp;uuid=85f1b0b8-305e-4abb-8642-647fc4beadce&amp;query=indicadores+objetivos" r:id="rId24">
         <w:r>
           <w:rPr>
             <w:rStyle w:val="Hipervnculo"/>
@@ -22364,7 +23248,7 @@
       </w:r>
     </w:p>
   </w:comment>
-  <w:comment w:id="52" w:author="Usuario" w:date="2025-04-28T16:22:00Z" w:initials="U">
+  <w:comment w:initials="U" w:author="Usuario" w:date="2025-04-28T16:22:00Z" w:id="52">
     <w:p>
       <w:pPr>
         <w:pStyle w:val="Textocomentario"/>
@@ -22388,7 +23272,7 @@
       </w:r>
     </w:p>
   </w:comment>
-  <w:comment w:id="53" w:author="Usuario" w:date="2025-04-28T16:42:00Z" w:initials="U">
+  <w:comment w:initials="U" w:author="Usuario" w:date="2025-04-28T16:42:00Z" w:id="53">
     <w:p>
       <w:pPr>
         <w:pStyle w:val="Textocomentario"/>
@@ -22431,7 +23315,7 @@
       <w:r>
         <w:t xml:space="preserve">Comercial: </w:t>
       </w:r>
-      <w:hyperlink r:id="rId25" w:history="1">
+      <w:hyperlink w:history="1" r:id="rId25">
         <w:r>
           <w:rPr>
             <w:rStyle w:val="Hipervnculo"/>
@@ -22455,7 +23339,7 @@
       <w:r>
         <w:t xml:space="preserve">Producción: </w:t>
       </w:r>
-      <w:hyperlink r:id="rId26" w:history="1">
+      <w:hyperlink w:history="1" r:id="rId26">
         <w:r>
           <w:rPr>
             <w:rStyle w:val="Hipervnculo"/>
@@ -22473,7 +23357,7 @@
       </w:pPr>
     </w:p>
   </w:comment>
-  <w:comment w:id="54" w:author="Usuario" w:date="2025-04-28T17:00:00Z" w:initials="U">
+  <w:comment w:initials="U" w:author="Usuario" w:date="2025-04-28T17:00:00Z" w:id="54">
     <w:p>
       <w:pPr>
         <w:pStyle w:val="Textocomentario"/>
@@ -22497,7 +23381,7 @@
       </w:r>
     </w:p>
   </w:comment>
-  <w:comment w:id="57" w:author="Usuario" w:date="2025-04-28T17:22:00Z" w:initials="U">
+  <w:comment w:initials="U" w:author="Usuario" w:date="2025-04-28T17:22:00Z" w:id="57">
     <w:p>
       <w:pPr>
         <w:pStyle w:val="Textocomentario"/>
@@ -22540,7 +23424,7 @@
       <w:r>
         <w:t xml:space="preserve">Eficiencia: </w:t>
       </w:r>
-      <w:hyperlink r:id="rId27" w:anchor="fromView=search&amp;page=1&amp;position=2&amp;uuid=8a49c2cb-bf49-47ef-ba16-5c0f4647dffd&amp;query=tiempo+y+dinero" w:history="1">
+      <w:hyperlink w:history="1" w:anchor="fromView=search&amp;page=1&amp;position=2&amp;uuid=8a49c2cb-bf49-47ef-ba16-5c0f4647dffd&amp;query=tiempo+y+dinero" r:id="rId27">
         <w:r>
           <w:rPr>
             <w:rStyle w:val="Hipervnculo"/>
@@ -22561,7 +23445,7 @@
       <w:r>
         <w:t xml:space="preserve">Eficacia: </w:t>
       </w:r>
-      <w:hyperlink r:id="rId28" w:anchor="fromView=search&amp;page=1&amp;position=1&amp;uuid=a50bcd0e-e231-4906-917e-e791549aac4c&amp;query=resultados+finanzas" w:history="1">
+      <w:hyperlink w:history="1" w:anchor="fromView=search&amp;page=1&amp;position=1&amp;uuid=a50bcd0e-e231-4906-917e-e791549aac4c&amp;query=resultados+finanzas" r:id="rId28">
         <w:r>
           <w:rPr>
             <w:rStyle w:val="Hipervnculo"/>
@@ -22582,7 +23466,7 @@
       <w:r>
         <w:t xml:space="preserve">Productividad: </w:t>
       </w:r>
-      <w:hyperlink r:id="rId29" w:anchor="fromView=search&amp;page=1&amp;position=10&amp;uuid=7efa2412-6894-4b61-90e1-948d4aaa3a62&amp;query=productividad" w:history="1">
+      <w:hyperlink w:history="1" w:anchor="fromView=search&amp;page=1&amp;position=10&amp;uuid=7efa2412-6894-4b61-90e1-948d4aaa3a62&amp;query=productividad" r:id="rId29">
         <w:r>
           <w:rPr>
             <w:rStyle w:val="Hipervnculo"/>
@@ -22603,7 +23487,7 @@
       <w:r>
         <w:t xml:space="preserve">Calidad: </w:t>
       </w:r>
-      <w:hyperlink r:id="rId30" w:anchor="fromView=search&amp;page=1&amp;position=3&amp;uuid=833c9fa6-ab0f-41a4-9d6c-16957a8e5bb8&amp;query=satisfacci%C3%B3n+cliente" w:history="1">
+      <w:hyperlink w:history="1" w:anchor="fromView=search&amp;page=1&amp;position=3&amp;uuid=833c9fa6-ab0f-41a4-9d6c-16957a8e5bb8&amp;query=satisfacci%C3%B3n+cliente" r:id="rId30">
         <w:r>
           <w:rPr>
             <w:rStyle w:val="Hipervnculo"/>
@@ -22616,7 +23500,7 @@
       </w:r>
     </w:p>
   </w:comment>
-  <w:comment w:id="60" w:author="Usuario" w:date="2025-04-28T17:37:00Z" w:initials="U">
+  <w:comment w:initials="U" w:author="Usuario" w:date="2025-04-28T17:37:00Z" w:id="60">
     <w:p>
       <w:pPr>
         <w:pStyle w:val="Textocomentario"/>
@@ -22659,7 +23543,7 @@
       <w:r>
         <w:t xml:space="preserve">Producción: </w:t>
       </w:r>
-      <w:hyperlink r:id="rId31" w:history="1">
+      <w:hyperlink w:history="1" r:id="rId31">
         <w:r>
           <w:rPr>
             <w:rStyle w:val="Hipervnculo"/>
@@ -22680,7 +23564,7 @@
       <w:r>
         <w:t xml:space="preserve">Comercial: </w:t>
       </w:r>
-      <w:hyperlink r:id="rId32" w:history="1">
+      <w:hyperlink w:history="1" r:id="rId32">
         <w:r>
           <w:rPr>
             <w:rStyle w:val="Hipervnculo"/>
@@ -22693,7 +23577,7 @@
       </w:r>
     </w:p>
   </w:comment>
-  <w:comment w:id="61" w:author="Usuario" w:date="2025-04-28T17:41:00Z" w:initials="U">
+  <w:comment w:initials="U" w:author="Usuario" w:date="2025-04-28T17:41:00Z" w:id="61">
     <w:p>
       <w:pPr>
         <w:pStyle w:val="Textocomentario"/>
@@ -22733,10 +23617,15 @@
       <w:pPr>
         <w:pStyle w:val="Textocomentario"/>
       </w:pPr>
-      <w:r>
-        <w:t xml:space="preserve">Slide 1: </w:t>
-      </w:r>
-      <w:hyperlink r:id="rId33" w:anchor="fromView=search&amp;page=1&amp;position=27&amp;uuid=f197468f-bcb8-4633-8ef9-f031565dad64&amp;query=comparaci%C3%B3n" w:history="1">
+      <w:proofErr w:type="spellStart"/>
+      <w:r>
+        <w:t>Slide</w:t>
+      </w:r>
+      <w:proofErr w:type="spellEnd"/>
+      <w:r>
+        <w:t xml:space="preserve"> 1: </w:t>
+      </w:r>
+      <w:hyperlink w:history="1" w:anchor="fromView=search&amp;page=1&amp;position=27&amp;uuid=f197468f-bcb8-4633-8ef9-f031565dad64&amp;query=comparaci%C3%B3n" r:id="rId33">
         <w:r>
           <w:rPr>
             <w:rStyle w:val="Hipervnculo"/>
@@ -22766,7 +23655,7 @@
         </w:rPr>
         <w:t xml:space="preserve">Slide 2: </w:t>
       </w:r>
-      <w:hyperlink r:id="rId34" w:anchor="fromView=search&amp;page=1&amp;position=0&amp;uuid=cdb2993e-fa43-4bc0-a16d-55b9ff8cf647&amp;query=objetivos" w:history="1">
+      <w:hyperlink w:history="1" w:anchor="fromView=search&amp;page=1&amp;position=0&amp;uuid=cdb2993e-fa43-4bc0-a16d-55b9ff8cf647&amp;query=objetivos" r:id="rId34">
         <w:r>
           <w:rPr>
             <w:rStyle w:val="Hipervnculo"/>
@@ -22797,24 +23686,47 @@
         </w:rPr>
         <w:t xml:space="preserve">Slide 3: </w:t>
       </w:r>
-      <w:hyperlink r:id="rId35" w:anchor="fromView=search&amp;page=1&amp;position=3&amp;uuid=6e066df3-6c50-4927-8b0d-44915e8e04dd&amp;query=indicadores+finanzas" w:history="1">
-        <w:r>
-          <w:rPr>
-            <w:rStyle w:val="Hipervnculo"/>
-            <w:lang w:val="en-US"/>
-          </w:rPr>
-          <w:t>https://www.freepik.es/foto-gratis/vista-superior-personas-negocios-que-trabajan-ipad_37127716.htm#fromView=search&amp;page=1&amp;position=3&amp;uuid=6e066df3-6c50-4927-8b0d-44915e8e04dd&amp;query=indicadores+finanzas</w:t>
-        </w:r>
-      </w:hyperlink>
+      <w:r>
+        <w:fldChar w:fldCharType="begin"/>
+      </w:r>
       <w:r>
         <w:rPr>
           <w:lang w:val="en-US"/>
         </w:rPr>
+        <w:instrText xml:space="preserve"> HYPERLINK "https://www.freepik.es/foto-gratis/vista-superior-personas-negocios-que-trabajan-ipad_37127716.htm" \l "fromVi</w:instrText>
+      </w:r>
+      <w:r>
+        <w:rPr>
+          <w:lang w:val="en-US"/>
+        </w:rPr>
+        <w:instrText xml:space="preserve">ew=search&amp;page=1&amp;position=3&amp;uuid=6e066df3-6c50-4927-8b0d-44915e8e04dd&amp;query=indicadores+finanzas" </w:instrText>
+      </w:r>
+      <w:r>
+        <w:fldChar w:fldCharType="separate"/>
+      </w:r>
+      <w:r>
+        <w:rPr>
+          <w:rStyle w:val="Hipervnculo"/>
+          <w:lang w:val="en-US"/>
+        </w:rPr>
+        <w:t>https://www.freepik.es/foto-gratis/vista-superior-personas-negocios-que-trabajan-ipad_37127716.htm#fromView=search&amp;page=1&amp;position=3&amp;uuid=6e066df3-6c50-4927-8b0d-44915e8e04dd&amp;query=indicadores+finanzas</w:t>
+      </w:r>
+      <w:r>
+        <w:rPr>
+          <w:rStyle w:val="Hipervnculo"/>
+          <w:lang w:val="en-US"/>
+        </w:rPr>
+        <w:fldChar w:fldCharType="end"/>
+      </w:r>
+      <w:r>
+        <w:rPr>
+          <w:lang w:val="en-US"/>
+        </w:rPr>
         <w:t xml:space="preserve"> </w:t>
       </w:r>
     </w:p>
   </w:comment>
-  <w:comment w:id="62" w:author="Usuario" w:date="2025-04-28T22:50:00Z" w:initials="U">
+  <w:comment w:initials="U" w:author="Usuario" w:date="2025-04-28T22:50:00Z" w:id="62">
     <w:p>
       <w:pPr>
         <w:pStyle w:val="Textocomentario"/>
@@ -22857,7 +23769,7 @@
       <w:r>
         <w:t xml:space="preserve">Interanual: </w:t>
       </w:r>
-      <w:hyperlink r:id="rId36" w:anchor="fromView=search&amp;page=1&amp;position=0&amp;uuid=86aa526d-9645-4386-aed4-206fccab69f8&amp;query=calendario+finanzas" w:history="1">
+      <w:hyperlink w:history="1" w:anchor="fromView=search&amp;page=1&amp;position=0&amp;uuid=86aa526d-9645-4386-aed4-206fccab69f8&amp;query=calendario+finanzas" r:id="rId35">
         <w:r>
           <w:rPr>
             <w:rStyle w:val="Hipervnculo"/>
@@ -22884,7 +23796,7 @@
         </w:rPr>
         <w:t xml:space="preserve">Benchmarking: </w:t>
       </w:r>
-      <w:hyperlink r:id="rId37" w:anchor="fromView=search&amp;page=1&amp;position=0&amp;uuid=a2a17287-67c8-430f-92d2-5fa295c6b44c&amp;query=Benchmarking" w:history="1">
+      <w:hyperlink w:history="1" w:anchor="fromView=search&amp;page=1&amp;position=0&amp;uuid=a2a17287-67c8-430f-92d2-5fa295c6b44c&amp;query=Benchmarking" r:id="rId36">
         <w:r>
           <w:rPr>
             <w:rStyle w:val="Hipervnculo"/>
@@ -22909,7 +23821,7 @@
       <w:r>
         <w:t xml:space="preserve">Metas: </w:t>
       </w:r>
-      <w:hyperlink r:id="rId38" w:anchor="fromView=search&amp;page=1&amp;position=9&amp;uuid=020f3303-b8e8-48ef-a0bb-5bcf9bbfb221&amp;query=objetivo+finanzas" w:history="1">
+      <w:hyperlink w:history="1" w:anchor="fromView=search&amp;page=1&amp;position=9&amp;uuid=020f3303-b8e8-48ef-a0bb-5bcf9bbfb221&amp;query=objetivo+finanzas" r:id="rId37">
         <w:r>
           <w:rPr>
             <w:rStyle w:val="Hipervnculo"/>
@@ -22922,7 +23834,7 @@
       </w:r>
     </w:p>
   </w:comment>
-  <w:comment w:id="64" w:author="Usuario" w:date="2025-04-11T00:02:00Z" w:initials="U">
+  <w:comment w:initials="U" w:author="Usuario" w:date="2025-04-11T00:02:00Z" w:id="64">
     <w:p>
       <w:pPr>
         <w:pStyle w:val="Textocomentario"/>
@@ -22974,7 +23886,7 @@
 </file>
 
 <file path=word/commentsExtended.xml><?xml version="1.0" encoding="utf-8"?>
-<w15:commentsEx xmlns:wpc="http://schemas.microsoft.com/office/word/2010/wordprocessingCanvas" xmlns:cx="http://schemas.microsoft.com/office/drawing/2014/chartex" xmlns:cx1="http://schemas.microsoft.com/office/drawing/2015/9/8/chartex" xmlns:cx2="http://schemas.microsoft.com/office/drawing/2015/10/21/chartex" xmlns:cx3="http://schemas.microsoft.com/office/drawing/2016/5/9/chartex" xmlns:cx4="http://schemas.microsoft.com/office/drawing/2016/5/10/chartex" xmlns:cx5="http://schemas.microsoft.com/office/drawing/2016/5/11/chartex" xmlns:cx6="http://schemas.microsoft.com/office/drawing/2016/5/12/chartex" xmlns:cx7="http://schemas.microsoft.com/office/drawing/2016/5/13/chartex" xmlns:cx8="http://schemas.microsoft.com/office/drawing/2016/5/14/chartex" xmlns:mc="http://schemas.openxmlformats.org/markup-compatibility/2006" xmlns:aink="http://schemas.microsoft.com/office/drawing/2016/ink" xmlns:am3d="http://schemas.microsoft.com/office/drawing/2017/model3d" xmlns:o="urn:schemas-microsoft-com:office:office" xmlns:oel="http://schemas.microsoft.com/office/2019/extlst" xmlns:r="http://schemas.openxmlformats.org/officeDocument/2006/relationships" xmlns:m="http://schemas.openxmlformats.org/officeDocument/2006/math" xmlns:v="urn:schemas-microsoft-com:vml" xmlns:wp14="http://schemas.microsoft.com/office/word/2010/wordprocessingDrawing" xmlns:wp="http://schemas.openxmlformats.org/drawingml/2006/wordprocessingDrawing" xmlns:w10="urn:schemas-microsoft-com:office:word" xmlns:w="http://schemas.openxmlformats.org/wordprocessingml/2006/main" xmlns:w14="http://schemas.microsoft.com/office/word/2010/wordml" xmlns:w15="http://schemas.microsoft.com/office/word/2012/wordml" xmlns:w16cex="http://schemas.microsoft.com/office/word/2018/wordml/cex" xmlns:w16cid="http://schemas.microsoft.com/office/word/2016/wordml/cid" xmlns:w16="http://schemas.microsoft.com/office/word/2018/wordml" xmlns:w16du="http://schemas.microsoft.com/office/word/2023/wordml/word16du" xmlns:w16sdtdh="http://schemas.microsoft.com/office/word/2020/wordml/sdtdatahash" xmlns:w16sdtfl="http://schemas.microsoft.com/office/word/2024/wordml/sdtformatlock" xmlns:w16se="http://schemas.microsoft.com/office/word/2015/wordml/symex" xmlns:wpg="http://schemas.microsoft.com/office/word/2010/wordprocessingGroup" xmlns:wpi="http://schemas.microsoft.com/office/word/2010/wordprocessingInk" xmlns:wne="http://schemas.microsoft.com/office/word/2006/wordml" xmlns:wps="http://schemas.microsoft.com/office/word/2010/wordprocessingShape" mc:Ignorable="w14 w15 w16se w16cid w16 w16cex w16sdtdh w16sdtfl w16du wp14">
+<w15:commentsEx xmlns:wpc="http://schemas.microsoft.com/office/word/2010/wordprocessingCanvas" xmlns:cx="http://schemas.microsoft.com/office/drawing/2014/chartex" xmlns:cx1="http://schemas.microsoft.com/office/drawing/2015/9/8/chartex" xmlns:cx2="http://schemas.microsoft.com/office/drawing/2015/10/21/chartex" xmlns:cx3="http://schemas.microsoft.com/office/drawing/2016/5/9/chartex" xmlns:cx4="http://schemas.microsoft.com/office/drawing/2016/5/10/chartex" xmlns:cx5="http://schemas.microsoft.com/office/drawing/2016/5/11/chartex" xmlns:cx6="http://schemas.microsoft.com/office/drawing/2016/5/12/chartex" xmlns:cx7="http://schemas.microsoft.com/office/drawing/2016/5/13/chartex" xmlns:cx8="http://schemas.microsoft.com/office/drawing/2016/5/14/chartex" xmlns:mc="http://schemas.openxmlformats.org/markup-compatibility/2006" xmlns:aink="http://schemas.microsoft.com/office/drawing/2016/ink" xmlns:am3d="http://schemas.microsoft.com/office/drawing/2017/model3d" xmlns:o="urn:schemas-microsoft-com:office:office" xmlns:r="http://schemas.openxmlformats.org/officeDocument/2006/relationships" xmlns:m="http://schemas.openxmlformats.org/officeDocument/2006/math" xmlns:v="urn:schemas-microsoft-com:vml" xmlns:wp14="http://schemas.microsoft.com/office/word/2010/wordprocessingDrawing" xmlns:wp="http://schemas.openxmlformats.org/drawingml/2006/wordprocessingDrawing" xmlns:w10="urn:schemas-microsoft-com:office:word" xmlns:w="http://schemas.openxmlformats.org/wordprocessingml/2006/main" xmlns:w14="http://schemas.microsoft.com/office/word/2010/wordml" xmlns:w15="http://schemas.microsoft.com/office/word/2012/wordml" xmlns:w16cex="http://schemas.microsoft.com/office/word/2018/wordml/cex" xmlns:w16cid="http://schemas.microsoft.com/office/word/2016/wordml/cid" xmlns:w16="http://schemas.microsoft.com/office/word/2018/wordml" xmlns:w16sdtdh="http://schemas.microsoft.com/office/word/2020/wordml/sdtdatahash" xmlns:w16se="http://schemas.microsoft.com/office/word/2015/wordml/symex" xmlns:wpg="http://schemas.microsoft.com/office/word/2010/wordprocessingGroup" xmlns:wpi="http://schemas.microsoft.com/office/word/2010/wordprocessingInk" xmlns:wne="http://schemas.microsoft.com/office/word/2006/wordml" xmlns:wps="http://schemas.microsoft.com/office/word/2010/wordprocessingShape" mc:Ignorable="w14 w15 w16se w16cid w16 w16cex w16sdtdh wp14">
   <w15:commentEx w15:paraId="7DAAE5BD" w15:done="0"/>
   <w15:commentEx w15:paraId="545689A2" w15:done="0"/>
   <w15:commentEx w15:paraId="35A961BD" w15:done="0"/>
@@ -23022,7 +23934,7 @@
 </file>
 
 <file path=word/commentsExtensible.xml><?xml version="1.0" encoding="utf-8"?>
-<w16cex:commentsExtensible xmlns:wpc="http://schemas.microsoft.com/office/word/2010/wordprocessingCanvas" xmlns:cx="http://schemas.microsoft.com/office/drawing/2014/chartex" xmlns:cx1="http://schemas.microsoft.com/office/drawing/2015/9/8/chartex" xmlns:cx2="http://schemas.microsoft.com/office/drawing/2015/10/21/chartex" xmlns:cx3="http://schemas.microsoft.com/office/drawing/2016/5/9/chartex" xmlns:cx4="http://schemas.microsoft.com/office/drawing/2016/5/10/chartex" xmlns:cx5="http://schemas.microsoft.com/office/drawing/2016/5/11/chartex" xmlns:cx6="http://schemas.microsoft.com/office/drawing/2016/5/12/chartex" xmlns:cx7="http://schemas.microsoft.com/office/drawing/2016/5/13/chartex" xmlns:cx8="http://schemas.microsoft.com/office/drawing/2016/5/14/chartex" xmlns:cr="http://schemas.microsoft.com/office/comments/2020/reactions" xmlns:mc="http://schemas.openxmlformats.org/markup-compatibility/2006" xmlns:aink="http://schemas.microsoft.com/office/drawing/2016/ink" xmlns:am3d="http://schemas.microsoft.com/office/drawing/2017/model3d" xmlns:o="urn:schemas-microsoft-com:office:office" xmlns:oel="http://schemas.microsoft.com/office/2019/extlst" xmlns:r="http://schemas.openxmlformats.org/officeDocument/2006/relationships" xmlns:m="http://schemas.openxmlformats.org/officeDocument/2006/math" xmlns:v="urn:schemas-microsoft-com:vml" xmlns:wp14="http://schemas.microsoft.com/office/word/2010/wordprocessingDrawing" xmlns:wp="http://schemas.openxmlformats.org/drawingml/2006/wordprocessingDrawing" xmlns:w10="urn:schemas-microsoft-com:office:word" xmlns:w="http://schemas.openxmlformats.org/wordprocessingml/2006/main" xmlns:w14="http://schemas.microsoft.com/office/word/2010/wordml" xmlns:w15="http://schemas.microsoft.com/office/word/2012/wordml" xmlns:w16cex="http://schemas.microsoft.com/office/word/2018/wordml/cex" xmlns:w16cid="http://schemas.microsoft.com/office/word/2016/wordml/cid" xmlns:w16="http://schemas.microsoft.com/office/word/2018/wordml" xmlns:w16du="http://schemas.microsoft.com/office/word/2023/wordml/word16du" xmlns:w16sdtdh="http://schemas.microsoft.com/office/word/2020/wordml/sdtdatahash" xmlns:w16sdtfl="http://schemas.microsoft.com/office/word/2024/wordml/sdtformatlock" xmlns:w16se="http://schemas.microsoft.com/office/word/2015/wordml/symex" xmlns:wpg="http://schemas.microsoft.com/office/word/2010/wordprocessingGroup" xmlns:wpi="http://schemas.microsoft.com/office/word/2010/wordprocessingInk" xmlns:wne="http://schemas.microsoft.com/office/word/2006/wordml" xmlns:wps="http://schemas.microsoft.com/office/word/2010/wordprocessingShape" mc:Ignorable="w14 w15 w16se w16cid w16 w16cex w16sdtdh w16sdtfl cr w16du wp14">
+<w16cex:commentsExtensible xmlns:wpc="http://schemas.microsoft.com/office/word/2010/wordprocessingCanvas" xmlns:cx="http://schemas.microsoft.com/office/drawing/2014/chartex" xmlns:cx1="http://schemas.microsoft.com/office/drawing/2015/9/8/chartex" xmlns:cx2="http://schemas.microsoft.com/office/drawing/2015/10/21/chartex" xmlns:cx3="http://schemas.microsoft.com/office/drawing/2016/5/9/chartex" xmlns:cx4="http://schemas.microsoft.com/office/drawing/2016/5/10/chartex" xmlns:cx5="http://schemas.microsoft.com/office/drawing/2016/5/11/chartex" xmlns:cx6="http://schemas.microsoft.com/office/drawing/2016/5/12/chartex" xmlns:cx7="http://schemas.microsoft.com/office/drawing/2016/5/13/chartex" xmlns:cx8="http://schemas.microsoft.com/office/drawing/2016/5/14/chartex" xmlns:mc="http://schemas.openxmlformats.org/markup-compatibility/2006" xmlns:aink="http://schemas.microsoft.com/office/drawing/2016/ink" xmlns:am3d="http://schemas.microsoft.com/office/drawing/2017/model3d" xmlns:o="urn:schemas-microsoft-com:office:office" xmlns:r="http://schemas.openxmlformats.org/officeDocument/2006/relationships" xmlns:m="http://schemas.openxmlformats.org/officeDocument/2006/math" xmlns:v="urn:schemas-microsoft-com:vml" xmlns:wp14="http://schemas.microsoft.com/office/word/2010/wordprocessingDrawing" xmlns:wp="http://schemas.openxmlformats.org/drawingml/2006/wordprocessingDrawing" xmlns:w10="urn:schemas-microsoft-com:office:word" xmlns:w="http://schemas.openxmlformats.org/wordprocessingml/2006/main" xmlns:w14="http://schemas.microsoft.com/office/word/2010/wordml" xmlns:w15="http://schemas.microsoft.com/office/word/2012/wordml" xmlns:w16cex="http://schemas.microsoft.com/office/word/2018/wordml/cex" xmlns:w16cid="http://schemas.microsoft.com/office/word/2016/wordml/cid" xmlns:w16="http://schemas.microsoft.com/office/word/2018/wordml" xmlns:w16sdtdh="http://schemas.microsoft.com/office/word/2020/wordml/sdtdatahash" xmlns:w16se="http://schemas.microsoft.com/office/word/2015/wordml/symex" xmlns:wpg="http://schemas.microsoft.com/office/word/2010/wordprocessingGroup" xmlns:wpi="http://schemas.microsoft.com/office/word/2010/wordprocessingInk" xmlns:wne="http://schemas.microsoft.com/office/word/2006/wordml" xmlns:wps="http://schemas.microsoft.com/office/word/2010/wordprocessingShape" mc:Ignorable="w14 w15 w16se w16cid w16 w16cex w16sdtdh wp14">
   <w16cex:commentExtensible w16cex:durableId="2BF808AB" w16cex:dateUtc="2025-06-14T19:41:00Z"/>
   <w16cex:commentExtensible w16cex:durableId="2BF807F3" w16cex:dateUtc="2025-06-14T19:38:00Z"/>
   <w16cex:commentExtensible w16cex:durableId="2BA12387" w16cex:dateUtc="2025-04-09T21:49:00Z"/>
@@ -23062,7 +23974,7 @@
 </file>
 
 <file path=word/commentsIds.xml><?xml version="1.0" encoding="utf-8"?>
-<w16cid:commentsIds xmlns:wpc="http://schemas.microsoft.com/office/word/2010/wordprocessingCanvas" xmlns:cx="http://schemas.microsoft.com/office/drawing/2014/chartex" xmlns:cx1="http://schemas.microsoft.com/office/drawing/2015/9/8/chartex" xmlns:cx2="http://schemas.microsoft.com/office/drawing/2015/10/21/chartex" xmlns:cx3="http://schemas.microsoft.com/office/drawing/2016/5/9/chartex" xmlns:cx4="http://schemas.microsoft.com/office/drawing/2016/5/10/chartex" xmlns:cx5="http://schemas.microsoft.com/office/drawing/2016/5/11/chartex" xmlns:cx6="http://schemas.microsoft.com/office/drawing/2016/5/12/chartex" xmlns:cx7="http://schemas.microsoft.com/office/drawing/2016/5/13/chartex" xmlns:cx8="http://schemas.microsoft.com/office/drawing/2016/5/14/chartex" xmlns:mc="http://schemas.openxmlformats.org/markup-compatibility/2006" xmlns:aink="http://schemas.microsoft.com/office/drawing/2016/ink" xmlns:am3d="http://schemas.microsoft.com/office/drawing/2017/model3d" xmlns:o="urn:schemas-microsoft-com:office:office" xmlns:oel="http://schemas.microsoft.com/office/2019/extlst" xmlns:r="http://schemas.openxmlformats.org/officeDocument/2006/relationships" xmlns:m="http://schemas.openxmlformats.org/officeDocument/2006/math" xmlns:v="urn:schemas-microsoft-com:vml" xmlns:wp14="http://schemas.microsoft.com/office/word/2010/wordprocessingDrawing" xmlns:wp="http://schemas.openxmlformats.org/drawingml/2006/wordprocessingDrawing" xmlns:w10="urn:schemas-microsoft-com:office:word" xmlns:w="http://schemas.openxmlformats.org/wordprocessingml/2006/main" xmlns:w14="http://schemas.microsoft.com/office/word/2010/wordml" xmlns:w15="http://schemas.microsoft.com/office/word/2012/wordml" xmlns:w16cex="http://schemas.microsoft.com/office/word/2018/wordml/cex" xmlns:w16cid="http://schemas.microsoft.com/office/word/2016/wordml/cid" xmlns:w16="http://schemas.microsoft.com/office/word/2018/wordml" xmlns:w16du="http://schemas.microsoft.com/office/word/2023/wordml/word16du" xmlns:w16sdtdh="http://schemas.microsoft.com/office/word/2020/wordml/sdtdatahash" xmlns:w16sdtfl="http://schemas.microsoft.com/office/word/2024/wordml/sdtformatlock" xmlns:w16se="http://schemas.microsoft.com/office/word/2015/wordml/symex" xmlns:wpg="http://schemas.microsoft.com/office/word/2010/wordprocessingGroup" xmlns:wpi="http://schemas.microsoft.com/office/word/2010/wordprocessingInk" xmlns:wne="http://schemas.microsoft.com/office/word/2006/wordml" xmlns:wps="http://schemas.microsoft.com/office/word/2010/wordprocessingShape" mc:Ignorable="w14 w15 w16se w16cid w16 w16cex w16sdtdh w16sdtfl w16du wp14">
+<w16cid:commentsIds xmlns:wpc="http://schemas.microsoft.com/office/word/2010/wordprocessingCanvas" xmlns:cx="http://schemas.microsoft.com/office/drawing/2014/chartex" xmlns:cx1="http://schemas.microsoft.com/office/drawing/2015/9/8/chartex" xmlns:cx2="http://schemas.microsoft.com/office/drawing/2015/10/21/chartex" xmlns:cx3="http://schemas.microsoft.com/office/drawing/2016/5/9/chartex" xmlns:cx4="http://schemas.microsoft.com/office/drawing/2016/5/10/chartex" xmlns:cx5="http://schemas.microsoft.com/office/drawing/2016/5/11/chartex" xmlns:cx6="http://schemas.microsoft.com/office/drawing/2016/5/12/chartex" xmlns:cx7="http://schemas.microsoft.com/office/drawing/2016/5/13/chartex" xmlns:cx8="http://schemas.microsoft.com/office/drawing/2016/5/14/chartex" xmlns:mc="http://schemas.openxmlformats.org/markup-compatibility/2006" xmlns:aink="http://schemas.microsoft.com/office/drawing/2016/ink" xmlns:am3d="http://schemas.microsoft.com/office/drawing/2017/model3d" xmlns:o="urn:schemas-microsoft-com:office:office" xmlns:r="http://schemas.openxmlformats.org/officeDocument/2006/relationships" xmlns:m="http://schemas.openxmlformats.org/officeDocument/2006/math" xmlns:v="urn:schemas-microsoft-com:vml" xmlns:wp14="http://schemas.microsoft.com/office/word/2010/wordprocessingDrawing" xmlns:wp="http://schemas.openxmlformats.org/drawingml/2006/wordprocessingDrawing" xmlns:w10="urn:schemas-microsoft-com:office:word" xmlns:w="http://schemas.openxmlformats.org/wordprocessingml/2006/main" xmlns:w14="http://schemas.microsoft.com/office/word/2010/wordml" xmlns:w15="http://schemas.microsoft.com/office/word/2012/wordml" xmlns:w16cex="http://schemas.microsoft.com/office/word/2018/wordml/cex" xmlns:w16cid="http://schemas.microsoft.com/office/word/2016/wordml/cid" xmlns:w16="http://schemas.microsoft.com/office/word/2018/wordml" xmlns:w16sdtdh="http://schemas.microsoft.com/office/word/2020/wordml/sdtdatahash" xmlns:w16se="http://schemas.microsoft.com/office/word/2015/wordml/symex" xmlns:wpg="http://schemas.microsoft.com/office/word/2010/wordprocessingGroup" xmlns:wpi="http://schemas.microsoft.com/office/word/2010/wordprocessingInk" xmlns:wne="http://schemas.microsoft.com/office/word/2006/wordml" xmlns:wps="http://schemas.microsoft.com/office/word/2010/wordprocessingShape" mc:Ignorable="w14 w15 w16se w16cid w16 w16cex w16sdtdh wp14">
   <w16cid:commentId w16cid:paraId="7DAAE5BD" w16cid:durableId="2BF808AB"/>
   <w16cid:commentId w16cid:paraId="545689A2" w16cid:durableId="2BF807F3"/>
   <w16cid:commentId w16cid:paraId="35A961BD" w16cid:durableId="2BA12387"/>
@@ -23110,7 +24022,7 @@
 </file>
 
 <file path=word/endnotes.xml><?xml version="1.0" encoding="utf-8"?>
-<w:endnotes xmlns:wpc="http://schemas.microsoft.com/office/word/2010/wordprocessingCanvas" xmlns:cx="http://schemas.microsoft.com/office/drawing/2014/chartex" xmlns:cx1="http://schemas.microsoft.com/office/drawing/2015/9/8/chartex" xmlns:cx2="http://schemas.microsoft.com/office/drawing/2015/10/21/chartex" xmlns:cx3="http://schemas.microsoft.com/office/drawing/2016/5/9/chartex" xmlns:cx4="http://schemas.microsoft.com/office/drawing/2016/5/10/chartex" xmlns:cx5="http://schemas.microsoft.com/office/drawing/2016/5/11/chartex" xmlns:cx6="http://schemas.microsoft.com/office/drawing/2016/5/12/chartex" xmlns:cx7="http://schemas.microsoft.com/office/drawing/2016/5/13/chartex" xmlns:cx8="http://schemas.microsoft.com/office/drawing/2016/5/14/chartex" xmlns:mc="http://schemas.openxmlformats.org/markup-compatibility/2006" xmlns:aink="http://schemas.microsoft.com/office/drawing/2016/ink" xmlns:am3d="http://schemas.microsoft.com/office/drawing/2017/model3d" xmlns:o="urn:schemas-microsoft-com:office:office" xmlns:oel="http://schemas.microsoft.com/office/2019/extlst" xmlns:r="http://schemas.openxmlformats.org/officeDocument/2006/relationships" xmlns:m="http://schemas.openxmlformats.org/officeDocument/2006/math" xmlns:v="urn:schemas-microsoft-com:vml" xmlns:wp14="http://schemas.microsoft.com/office/word/2010/wordprocessingDrawing" xmlns:wp="http://schemas.openxmlformats.org/drawingml/2006/wordprocessingDrawing" xmlns:w10="urn:schemas-microsoft-com:office:word" xmlns:w="http://schemas.openxmlformats.org/wordprocessingml/2006/main" xmlns:w14="http://schemas.microsoft.com/office/word/2010/wordml" xmlns:w15="http://schemas.microsoft.com/office/word/2012/wordml" xmlns:w16cex="http://schemas.microsoft.com/office/word/2018/wordml/cex" xmlns:w16cid="http://schemas.microsoft.com/office/word/2016/wordml/cid" xmlns:w16="http://schemas.microsoft.com/office/word/2018/wordml" xmlns:w16du="http://schemas.microsoft.com/office/word/2023/wordml/word16du" xmlns:w16sdtdh="http://schemas.microsoft.com/office/word/2020/wordml/sdtdatahash" xmlns:w16sdtfl="http://schemas.microsoft.com/office/word/2024/wordml/sdtformatlock" xmlns:w16se="http://schemas.microsoft.com/office/word/2015/wordml/symex" xmlns:wpg="http://schemas.microsoft.com/office/word/2010/wordprocessingGroup" xmlns:wpi="http://schemas.microsoft.com/office/word/2010/wordprocessingInk" xmlns:wne="http://schemas.microsoft.com/office/word/2006/wordml" xmlns:wps="http://schemas.microsoft.com/office/word/2010/wordprocessingShape" mc:Ignorable="w14 w15 w16se w16cid w16 w16cex w16sdtdh w16sdtfl w16du wp14">
+<w:endnotes xmlns:wpc="http://schemas.microsoft.com/office/word/2010/wordprocessingCanvas" xmlns:cx="http://schemas.microsoft.com/office/drawing/2014/chartex" xmlns:cx1="http://schemas.microsoft.com/office/drawing/2015/9/8/chartex" xmlns:cx2="http://schemas.microsoft.com/office/drawing/2015/10/21/chartex" xmlns:cx3="http://schemas.microsoft.com/office/drawing/2016/5/9/chartex" xmlns:cx4="http://schemas.microsoft.com/office/drawing/2016/5/10/chartex" xmlns:cx5="http://schemas.microsoft.com/office/drawing/2016/5/11/chartex" xmlns:cx6="http://schemas.microsoft.com/office/drawing/2016/5/12/chartex" xmlns:cx7="http://schemas.microsoft.com/office/drawing/2016/5/13/chartex" xmlns:cx8="http://schemas.microsoft.com/office/drawing/2016/5/14/chartex" xmlns:mc="http://schemas.openxmlformats.org/markup-compatibility/2006" xmlns:aink="http://schemas.microsoft.com/office/drawing/2016/ink" xmlns:am3d="http://schemas.microsoft.com/office/drawing/2017/model3d" xmlns:o="urn:schemas-microsoft-com:office:office" xmlns:r="http://schemas.openxmlformats.org/officeDocument/2006/relationships" xmlns:m="http://schemas.openxmlformats.org/officeDocument/2006/math" xmlns:v="urn:schemas-microsoft-com:vml" xmlns:wp14="http://schemas.microsoft.com/office/word/2010/wordprocessingDrawing" xmlns:wp="http://schemas.openxmlformats.org/drawingml/2006/wordprocessingDrawing" xmlns:w10="urn:schemas-microsoft-com:office:word" xmlns:w="http://schemas.openxmlformats.org/wordprocessingml/2006/main" xmlns:w14="http://schemas.microsoft.com/office/word/2010/wordml" xmlns:w15="http://schemas.microsoft.com/office/word/2012/wordml" xmlns:w16cex="http://schemas.microsoft.com/office/word/2018/wordml/cex" xmlns:w16cid="http://schemas.microsoft.com/office/word/2016/wordml/cid" xmlns:w16="http://schemas.microsoft.com/office/word/2018/wordml" xmlns:w16sdtdh="http://schemas.microsoft.com/office/word/2020/wordml/sdtdatahash" xmlns:w16se="http://schemas.microsoft.com/office/word/2015/wordml/symex" xmlns:wpg="http://schemas.microsoft.com/office/word/2010/wordprocessingGroup" xmlns:wpi="http://schemas.microsoft.com/office/word/2010/wordprocessingInk" xmlns:wne="http://schemas.microsoft.com/office/word/2006/wordml" xmlns:wps="http://schemas.microsoft.com/office/word/2010/wordprocessingShape" mc:Ignorable="w14 w15 w16se w16cid w16 w16cex w16sdtdh wp14">
   <w:endnote w:type="separator" w:id="-1">
     <w:p>
       <w:pPr>
@@ -23135,7 +24047,7 @@
 </file>
 
 <file path=word/footer1.xml><?xml version="1.0" encoding="utf-8"?>
-<w:ftr xmlns:wpc="http://schemas.microsoft.com/office/word/2010/wordprocessingCanvas" xmlns:cx="http://schemas.microsoft.com/office/drawing/2014/chartex" xmlns:cx1="http://schemas.microsoft.com/office/drawing/2015/9/8/chartex" xmlns:cx2="http://schemas.microsoft.com/office/drawing/2015/10/21/chartex" xmlns:cx3="http://schemas.microsoft.com/office/drawing/2016/5/9/chartex" xmlns:cx4="http://schemas.microsoft.com/office/drawing/2016/5/10/chartex" xmlns:cx5="http://schemas.microsoft.com/office/drawing/2016/5/11/chartex" xmlns:cx6="http://schemas.microsoft.com/office/drawing/2016/5/12/chartex" xmlns:cx7="http://schemas.microsoft.com/office/drawing/2016/5/13/chartex" xmlns:cx8="http://schemas.microsoft.com/office/drawing/2016/5/14/chartex" xmlns:mc="http://schemas.openxmlformats.org/markup-compatibility/2006" xmlns:aink="http://schemas.microsoft.com/office/drawing/2016/ink" xmlns:am3d="http://schemas.microsoft.com/office/drawing/2017/model3d" xmlns:o="urn:schemas-microsoft-com:office:office" xmlns:oel="http://schemas.microsoft.com/office/2019/extlst" xmlns:r="http://schemas.openxmlformats.org/officeDocument/2006/relationships" xmlns:m="http://schemas.openxmlformats.org/officeDocument/2006/math" xmlns:v="urn:schemas-microsoft-com:vml" xmlns:wp14="http://schemas.microsoft.com/office/word/2010/wordprocessingDrawing" xmlns:wp="http://schemas.openxmlformats.org/drawingml/2006/wordprocessingDrawing" xmlns:w10="urn:schemas-microsoft-com:office:word" xmlns:w="http://schemas.openxmlformats.org/wordprocessingml/2006/main" xmlns:w14="http://schemas.microsoft.com/office/word/2010/wordml" xmlns:w15="http://schemas.microsoft.com/office/word/2012/wordml" xmlns:w16cex="http://schemas.microsoft.com/office/word/2018/wordml/cex" xmlns:w16cid="http://schemas.microsoft.com/office/word/2016/wordml/cid" xmlns:w16="http://schemas.microsoft.com/office/word/2018/wordml" xmlns:w16du="http://schemas.microsoft.com/office/word/2023/wordml/word16du" xmlns:w16sdtdh="http://schemas.microsoft.com/office/word/2020/wordml/sdtdatahash" xmlns:w16sdtfl="http://schemas.microsoft.com/office/word/2024/wordml/sdtformatlock" xmlns:w16se="http://schemas.microsoft.com/office/word/2015/wordml/symex" xmlns:wpg="http://schemas.microsoft.com/office/word/2010/wordprocessingGroup" xmlns:wpi="http://schemas.microsoft.com/office/word/2010/wordprocessingInk" xmlns:wne="http://schemas.microsoft.com/office/word/2006/wordml" xmlns:wps="http://schemas.microsoft.com/office/word/2010/wordprocessingShape" mc:Ignorable="w14 w15 w16se w16cid w16 w16cex w16sdtdh w16sdtfl w16du wp14">
+<w:ftr xmlns:wpc="http://schemas.microsoft.com/office/word/2010/wordprocessingCanvas" xmlns:cx="http://schemas.microsoft.com/office/drawing/2014/chartex" xmlns:cx1="http://schemas.microsoft.com/office/drawing/2015/9/8/chartex" xmlns:cx2="http://schemas.microsoft.com/office/drawing/2015/10/21/chartex" xmlns:cx3="http://schemas.microsoft.com/office/drawing/2016/5/9/chartex" xmlns:cx4="http://schemas.microsoft.com/office/drawing/2016/5/10/chartex" xmlns:cx5="http://schemas.microsoft.com/office/drawing/2016/5/11/chartex" xmlns:cx6="http://schemas.microsoft.com/office/drawing/2016/5/12/chartex" xmlns:cx7="http://schemas.microsoft.com/office/drawing/2016/5/13/chartex" xmlns:cx8="http://schemas.microsoft.com/office/drawing/2016/5/14/chartex" xmlns:mc="http://schemas.openxmlformats.org/markup-compatibility/2006" xmlns:aink="http://schemas.microsoft.com/office/drawing/2016/ink" xmlns:am3d="http://schemas.microsoft.com/office/drawing/2017/model3d" xmlns:o="urn:schemas-microsoft-com:office:office" xmlns:r="http://schemas.openxmlformats.org/officeDocument/2006/relationships" xmlns:m="http://schemas.openxmlformats.org/officeDocument/2006/math" xmlns:v="urn:schemas-microsoft-com:vml" xmlns:wp14="http://schemas.microsoft.com/office/word/2010/wordprocessingDrawing" xmlns:wp="http://schemas.openxmlformats.org/drawingml/2006/wordprocessingDrawing" xmlns:w10="urn:schemas-microsoft-com:office:word" xmlns:w="http://schemas.openxmlformats.org/wordprocessingml/2006/main" xmlns:w14="http://schemas.microsoft.com/office/word/2010/wordml" xmlns:w15="http://schemas.microsoft.com/office/word/2012/wordml" xmlns:w16cex="http://schemas.microsoft.com/office/word/2018/wordml/cex" xmlns:w16cid="http://schemas.microsoft.com/office/word/2016/wordml/cid" xmlns:w16="http://schemas.microsoft.com/office/word/2018/wordml" xmlns:w16sdtdh="http://schemas.microsoft.com/office/word/2020/wordml/sdtdatahash" xmlns:w16se="http://schemas.microsoft.com/office/word/2015/wordml/symex" xmlns:wpg="http://schemas.microsoft.com/office/word/2010/wordprocessingGroup" xmlns:wpi="http://schemas.microsoft.com/office/word/2010/wordprocessingInk" xmlns:wne="http://schemas.microsoft.com/office/word/2006/wordml" xmlns:wps="http://schemas.microsoft.com/office/word/2010/wordprocessingShape" mc:Ignorable="w14 w15 w16se w16cid w16 w16cex w16sdtdh wp14">
   <w:p>
     <w:pPr>
       <w:pBdr>
@@ -23166,7 +24078,7 @@
       <w:ind w:left="-2" w:hanging="2"/>
       <w:jc w:val="right"/>
       <w:rPr>
-        <w:rFonts w:ascii="Times New Roman" w:eastAsia="Times New Roman" w:hAnsi="Times New Roman" w:cs="Times New Roman"/>
+        <w:rFonts w:ascii="Times New Roman" w:hAnsi="Times New Roman" w:eastAsia="Times New Roman" w:cs="Times New Roman"/>
         <w:sz w:val="24"/>
         <w:szCs w:val="24"/>
       </w:rPr>
@@ -23176,7 +24088,7 @@
     <w:pPr>
       <w:spacing w:line="240" w:lineRule="auto"/>
       <w:rPr>
-        <w:rFonts w:ascii="Times New Roman" w:eastAsia="Times New Roman" w:hAnsi="Times New Roman" w:cs="Times New Roman"/>
+        <w:rFonts w:ascii="Times New Roman" w:hAnsi="Times New Roman" w:eastAsia="Times New Roman" w:cs="Times New Roman"/>
         <w:sz w:val="24"/>
         <w:szCs w:val="24"/>
       </w:rPr>
@@ -23234,7 +24146,7 @@
 </file>
 
 <file path=word/footnotes.xml><?xml version="1.0" encoding="utf-8"?>
-<w:footnotes xmlns:wpc="http://schemas.microsoft.com/office/word/2010/wordprocessingCanvas" xmlns:cx="http://schemas.microsoft.com/office/drawing/2014/chartex" xmlns:cx1="http://schemas.microsoft.com/office/drawing/2015/9/8/chartex" xmlns:cx2="http://schemas.microsoft.com/office/drawing/2015/10/21/chartex" xmlns:cx3="http://schemas.microsoft.com/office/drawing/2016/5/9/chartex" xmlns:cx4="http://schemas.microsoft.com/office/drawing/2016/5/10/chartex" xmlns:cx5="http://schemas.microsoft.com/office/drawing/2016/5/11/chartex" xmlns:cx6="http://schemas.microsoft.com/office/drawing/2016/5/12/chartex" xmlns:cx7="http://schemas.microsoft.com/office/drawing/2016/5/13/chartex" xmlns:cx8="http://schemas.microsoft.com/office/drawing/2016/5/14/chartex" xmlns:mc="http://schemas.openxmlformats.org/markup-compatibility/2006" xmlns:aink="http://schemas.microsoft.com/office/drawing/2016/ink" xmlns:am3d="http://schemas.microsoft.com/office/drawing/2017/model3d" xmlns:o="urn:schemas-microsoft-com:office:office" xmlns:oel="http://schemas.microsoft.com/office/2019/extlst" xmlns:r="http://schemas.openxmlformats.org/officeDocument/2006/relationships" xmlns:m="http://schemas.openxmlformats.org/officeDocument/2006/math" xmlns:v="urn:schemas-microsoft-com:vml" xmlns:wp14="http://schemas.microsoft.com/office/word/2010/wordprocessingDrawing" xmlns:wp="http://schemas.openxmlformats.org/drawingml/2006/wordprocessingDrawing" xmlns:w10="urn:schemas-microsoft-com:office:word" xmlns:w="http://schemas.openxmlformats.org/wordprocessingml/2006/main" xmlns:w14="http://schemas.microsoft.com/office/word/2010/wordml" xmlns:w15="http://schemas.microsoft.com/office/word/2012/wordml" xmlns:w16cex="http://schemas.microsoft.com/office/word/2018/wordml/cex" xmlns:w16cid="http://schemas.microsoft.com/office/word/2016/wordml/cid" xmlns:w16="http://schemas.microsoft.com/office/word/2018/wordml" xmlns:w16du="http://schemas.microsoft.com/office/word/2023/wordml/word16du" xmlns:w16sdtdh="http://schemas.microsoft.com/office/word/2020/wordml/sdtdatahash" xmlns:w16sdtfl="http://schemas.microsoft.com/office/word/2024/wordml/sdtformatlock" xmlns:w16se="http://schemas.microsoft.com/office/word/2015/wordml/symex" xmlns:wpg="http://schemas.microsoft.com/office/word/2010/wordprocessingGroup" xmlns:wpi="http://schemas.microsoft.com/office/word/2010/wordprocessingInk" xmlns:wne="http://schemas.microsoft.com/office/word/2006/wordml" xmlns:wps="http://schemas.microsoft.com/office/word/2010/wordprocessingShape" mc:Ignorable="w14 w15 w16se w16cid w16 w16cex w16sdtdh w16sdtfl w16du wp14">
+<w:footnotes xmlns:wpc="http://schemas.microsoft.com/office/word/2010/wordprocessingCanvas" xmlns:cx="http://schemas.microsoft.com/office/drawing/2014/chartex" xmlns:cx1="http://schemas.microsoft.com/office/drawing/2015/9/8/chartex" xmlns:cx2="http://schemas.microsoft.com/office/drawing/2015/10/21/chartex" xmlns:cx3="http://schemas.microsoft.com/office/drawing/2016/5/9/chartex" xmlns:cx4="http://schemas.microsoft.com/office/drawing/2016/5/10/chartex" xmlns:cx5="http://schemas.microsoft.com/office/drawing/2016/5/11/chartex" xmlns:cx6="http://schemas.microsoft.com/office/drawing/2016/5/12/chartex" xmlns:cx7="http://schemas.microsoft.com/office/drawing/2016/5/13/chartex" xmlns:cx8="http://schemas.microsoft.com/office/drawing/2016/5/14/chartex" xmlns:mc="http://schemas.openxmlformats.org/markup-compatibility/2006" xmlns:aink="http://schemas.microsoft.com/office/drawing/2016/ink" xmlns:am3d="http://schemas.microsoft.com/office/drawing/2017/model3d" xmlns:o="urn:schemas-microsoft-com:office:office" xmlns:r="http://schemas.openxmlformats.org/officeDocument/2006/relationships" xmlns:m="http://schemas.openxmlformats.org/officeDocument/2006/math" xmlns:v="urn:schemas-microsoft-com:vml" xmlns:wp14="http://schemas.microsoft.com/office/word/2010/wordprocessingDrawing" xmlns:wp="http://schemas.openxmlformats.org/drawingml/2006/wordprocessingDrawing" xmlns:w10="urn:schemas-microsoft-com:office:word" xmlns:w="http://schemas.openxmlformats.org/wordprocessingml/2006/main" xmlns:w14="http://schemas.microsoft.com/office/word/2010/wordml" xmlns:w15="http://schemas.microsoft.com/office/word/2012/wordml" xmlns:w16cex="http://schemas.microsoft.com/office/word/2018/wordml/cex" xmlns:w16cid="http://schemas.microsoft.com/office/word/2016/wordml/cid" xmlns:w16="http://schemas.microsoft.com/office/word/2018/wordml" xmlns:w16sdtdh="http://schemas.microsoft.com/office/word/2020/wordml/sdtdatahash" xmlns:w16se="http://schemas.microsoft.com/office/word/2015/wordml/symex" xmlns:wpg="http://schemas.microsoft.com/office/word/2010/wordprocessingGroup" xmlns:wpi="http://schemas.microsoft.com/office/word/2010/wordprocessingInk" xmlns:wne="http://schemas.microsoft.com/office/word/2006/wordml" xmlns:wps="http://schemas.microsoft.com/office/word/2010/wordprocessingShape" mc:Ignorable="w14 w15 w16se w16cid w16 w16cex w16sdtdh wp14">
   <w:footnote w:type="separator" w:id="-1">
     <w:p>
       <w:pPr>
@@ -23259,7 +24171,7 @@
 </file>
 
 <file path=word/header1.xml><?xml version="1.0" encoding="utf-8"?>
-<w:hdr xmlns:wpc="http://schemas.microsoft.com/office/word/2010/wordprocessingCanvas" xmlns:cx="http://schemas.microsoft.com/office/drawing/2014/chartex" xmlns:cx1="http://schemas.microsoft.com/office/drawing/2015/9/8/chartex" xmlns:cx2="http://schemas.microsoft.com/office/drawing/2015/10/21/chartex" xmlns:cx3="http://schemas.microsoft.com/office/drawing/2016/5/9/chartex" xmlns:cx4="http://schemas.microsoft.com/office/drawing/2016/5/10/chartex" xmlns:cx5="http://schemas.microsoft.com/office/drawing/2016/5/11/chartex" xmlns:cx6="http://schemas.microsoft.com/office/drawing/2016/5/12/chartex" xmlns:cx7="http://schemas.microsoft.com/office/drawing/2016/5/13/chartex" xmlns:cx8="http://schemas.microsoft.com/office/drawing/2016/5/14/chartex" xmlns:mc="http://schemas.openxmlformats.org/markup-compatibility/2006" xmlns:aink="http://schemas.microsoft.com/office/drawing/2016/ink" xmlns:am3d="http://schemas.microsoft.com/office/drawing/2017/model3d" xmlns:o="urn:schemas-microsoft-com:office:office" xmlns:oel="http://schemas.microsoft.com/office/2019/extlst" xmlns:r="http://schemas.openxmlformats.org/officeDocument/2006/relationships" xmlns:m="http://schemas.openxmlformats.org/officeDocument/2006/math" xmlns:v="urn:schemas-microsoft-com:vml" xmlns:wp14="http://schemas.microsoft.com/office/word/2010/wordprocessingDrawing" xmlns:wp="http://schemas.openxmlformats.org/drawingml/2006/wordprocessingDrawing" xmlns:w10="urn:schemas-microsoft-com:office:word" xmlns:w="http://schemas.openxmlformats.org/wordprocessingml/2006/main" xmlns:w14="http://schemas.microsoft.com/office/word/2010/wordml" xmlns:w15="http://schemas.microsoft.com/office/word/2012/wordml" xmlns:w16cex="http://schemas.microsoft.com/office/word/2018/wordml/cex" xmlns:w16cid="http://schemas.microsoft.com/office/word/2016/wordml/cid" xmlns:w16="http://schemas.microsoft.com/office/word/2018/wordml" xmlns:w16du="http://schemas.microsoft.com/office/word/2023/wordml/word16du" xmlns:w16sdtdh="http://schemas.microsoft.com/office/word/2020/wordml/sdtdatahash" xmlns:w16sdtfl="http://schemas.microsoft.com/office/word/2024/wordml/sdtformatlock" xmlns:w16se="http://schemas.microsoft.com/office/word/2015/wordml/symex" xmlns:wpg="http://schemas.microsoft.com/office/word/2010/wordprocessingGroup" xmlns:wpi="http://schemas.microsoft.com/office/word/2010/wordprocessingInk" xmlns:wne="http://schemas.microsoft.com/office/word/2006/wordml" xmlns:wps="http://schemas.microsoft.com/office/word/2010/wordprocessingShape" mc:Ignorable="w14 w15 w16se w16cid w16 w16cex w16sdtdh w16sdtfl w16du wp14">
+<w:hdr xmlns:wpc="http://schemas.microsoft.com/office/word/2010/wordprocessingCanvas" xmlns:cx="http://schemas.microsoft.com/office/drawing/2014/chartex" xmlns:cx1="http://schemas.microsoft.com/office/drawing/2015/9/8/chartex" xmlns:cx2="http://schemas.microsoft.com/office/drawing/2015/10/21/chartex" xmlns:cx3="http://schemas.microsoft.com/office/drawing/2016/5/9/chartex" xmlns:cx4="http://schemas.microsoft.com/office/drawing/2016/5/10/chartex" xmlns:cx5="http://schemas.microsoft.com/office/drawing/2016/5/11/chartex" xmlns:cx6="http://schemas.microsoft.com/office/drawing/2016/5/12/chartex" xmlns:cx7="http://schemas.microsoft.com/office/drawing/2016/5/13/chartex" xmlns:cx8="http://schemas.microsoft.com/office/drawing/2016/5/14/chartex" xmlns:mc="http://schemas.openxmlformats.org/markup-compatibility/2006" xmlns:aink="http://schemas.microsoft.com/office/drawing/2016/ink" xmlns:am3d="http://schemas.microsoft.com/office/drawing/2017/model3d" xmlns:o="urn:schemas-microsoft-com:office:office" xmlns:r="http://schemas.openxmlformats.org/officeDocument/2006/relationships" xmlns:m="http://schemas.openxmlformats.org/officeDocument/2006/math" xmlns:v="urn:schemas-microsoft-com:vml" xmlns:wp14="http://schemas.microsoft.com/office/word/2010/wordprocessingDrawing" xmlns:wp="http://schemas.openxmlformats.org/drawingml/2006/wordprocessingDrawing" xmlns:w10="urn:schemas-microsoft-com:office:word" xmlns:w="http://schemas.openxmlformats.org/wordprocessingml/2006/main" xmlns:w14="http://schemas.microsoft.com/office/word/2010/wordml" xmlns:w15="http://schemas.microsoft.com/office/word/2012/wordml" xmlns:w16cex="http://schemas.microsoft.com/office/word/2018/wordml/cex" xmlns:w16cid="http://schemas.microsoft.com/office/word/2016/wordml/cid" xmlns:w16="http://schemas.microsoft.com/office/word/2018/wordml" xmlns:w16sdtdh="http://schemas.microsoft.com/office/word/2020/wordml/sdtdatahash" xmlns:w16se="http://schemas.microsoft.com/office/word/2015/wordml/symex" xmlns:wpg="http://schemas.microsoft.com/office/word/2010/wordprocessingGroup" xmlns:wpi="http://schemas.microsoft.com/office/word/2010/wordprocessingInk" xmlns:wne="http://schemas.microsoft.com/office/word/2006/wordml" xmlns:wps="http://schemas.microsoft.com/office/word/2010/wordprocessingShape" xmlns:a="http://schemas.openxmlformats.org/drawingml/2006/main" xmlns:adec="http://schemas.microsoft.com/office/drawing/2017/decorative" xmlns:pic="http://schemas.openxmlformats.org/drawingml/2006/picture" xmlns:a14="http://schemas.microsoft.com/office/drawing/2010/main" mc:Ignorable="w14 w15 w16se w16cid w16 w16cex w16sdtdh wp14">
   <w:p>
     <w:pPr>
       <w:pBdr>
@@ -23374,7 +24286,7 @@
 </file>
 
 <file path=word/numbering.xml><?xml version="1.0" encoding="utf-8"?>
-<w:numbering xmlns:wpc="http://schemas.microsoft.com/office/word/2010/wordprocessingCanvas" xmlns:cx="http://schemas.microsoft.com/office/drawing/2014/chartex" xmlns:cx1="http://schemas.microsoft.com/office/drawing/2015/9/8/chartex" xmlns:cx2="http://schemas.microsoft.com/office/drawing/2015/10/21/chartex" xmlns:cx3="http://schemas.microsoft.com/office/drawing/2016/5/9/chartex" xmlns:cx4="http://schemas.microsoft.com/office/drawing/2016/5/10/chartex" xmlns:cx5="http://schemas.microsoft.com/office/drawing/2016/5/11/chartex" xmlns:cx6="http://schemas.microsoft.com/office/drawing/2016/5/12/chartex" xmlns:cx7="http://schemas.microsoft.com/office/drawing/2016/5/13/chartex" xmlns:cx8="http://schemas.microsoft.com/office/drawing/2016/5/14/chartex" xmlns:mc="http://schemas.openxmlformats.org/markup-compatibility/2006" xmlns:aink="http://schemas.microsoft.com/office/drawing/2016/ink" xmlns:am3d="http://schemas.microsoft.com/office/drawing/2017/model3d" xmlns:o="urn:schemas-microsoft-com:office:office" xmlns:oel="http://schemas.microsoft.com/office/2019/extlst" xmlns:r="http://schemas.openxmlformats.org/officeDocument/2006/relationships" xmlns:m="http://schemas.openxmlformats.org/officeDocument/2006/math" xmlns:v="urn:schemas-microsoft-com:vml" xmlns:wp14="http://schemas.microsoft.com/office/word/2010/wordprocessingDrawing" xmlns:wp="http://schemas.openxmlformats.org/drawingml/2006/wordprocessingDrawing" xmlns:w10="urn:schemas-microsoft-com:office:word" xmlns:w="http://schemas.openxmlformats.org/wordprocessingml/2006/main" xmlns:w14="http://schemas.microsoft.com/office/word/2010/wordml" xmlns:w15="http://schemas.microsoft.com/office/word/2012/wordml" xmlns:w16cex="http://schemas.microsoft.com/office/word/2018/wordml/cex" xmlns:w16cid="http://schemas.microsoft.com/office/word/2016/wordml/cid" xmlns:w16="http://schemas.microsoft.com/office/word/2018/wordml" xmlns:w16du="http://schemas.microsoft.com/office/word/2023/wordml/word16du" xmlns:w16sdtdh="http://schemas.microsoft.com/office/word/2020/wordml/sdtdatahash" xmlns:w16sdtfl="http://schemas.microsoft.com/office/word/2024/wordml/sdtformatlock" xmlns:w16se="http://schemas.microsoft.com/office/word/2015/wordml/symex" xmlns:wpg="http://schemas.microsoft.com/office/word/2010/wordprocessingGroup" xmlns:wpi="http://schemas.microsoft.com/office/word/2010/wordprocessingInk" xmlns:wne="http://schemas.microsoft.com/office/word/2006/wordml" xmlns:wps="http://schemas.microsoft.com/office/word/2010/wordprocessingShape" mc:Ignorable="w14 w15 w16se w16cid w16 w16cex w16sdtdh w16sdtfl w16du wp14">
+<w:numbering xmlns:wpc="http://schemas.microsoft.com/office/word/2010/wordprocessingCanvas" xmlns:cx="http://schemas.microsoft.com/office/drawing/2014/chartex" xmlns:cx1="http://schemas.microsoft.com/office/drawing/2015/9/8/chartex" xmlns:cx2="http://schemas.microsoft.com/office/drawing/2015/10/21/chartex" xmlns:cx3="http://schemas.microsoft.com/office/drawing/2016/5/9/chartex" xmlns:cx4="http://schemas.microsoft.com/office/drawing/2016/5/10/chartex" xmlns:cx5="http://schemas.microsoft.com/office/drawing/2016/5/11/chartex" xmlns:cx6="http://schemas.microsoft.com/office/drawing/2016/5/12/chartex" xmlns:cx7="http://schemas.microsoft.com/office/drawing/2016/5/13/chartex" xmlns:cx8="http://schemas.microsoft.com/office/drawing/2016/5/14/chartex" xmlns:mc="http://schemas.openxmlformats.org/markup-compatibility/2006" xmlns:aink="http://schemas.microsoft.com/office/drawing/2016/ink" xmlns:am3d="http://schemas.microsoft.com/office/drawing/2017/model3d" xmlns:o="urn:schemas-microsoft-com:office:office" xmlns:r="http://schemas.openxmlformats.org/officeDocument/2006/relationships" xmlns:m="http://schemas.openxmlformats.org/officeDocument/2006/math" xmlns:v="urn:schemas-microsoft-com:vml" xmlns:wp14="http://schemas.microsoft.com/office/word/2010/wordprocessingDrawing" xmlns:wp="http://schemas.openxmlformats.org/drawingml/2006/wordprocessingDrawing" xmlns:w10="urn:schemas-microsoft-com:office:word" xmlns:w="http://schemas.openxmlformats.org/wordprocessingml/2006/main" xmlns:w14="http://schemas.microsoft.com/office/word/2010/wordml" xmlns:w15="http://schemas.microsoft.com/office/word/2012/wordml" xmlns:w16cex="http://schemas.microsoft.com/office/word/2018/wordml/cex" xmlns:w16cid="http://schemas.microsoft.com/office/word/2016/wordml/cid" xmlns:w16="http://schemas.microsoft.com/office/word/2018/wordml" xmlns:w16sdtdh="http://schemas.microsoft.com/office/word/2020/wordml/sdtdatahash" xmlns:w16se="http://schemas.microsoft.com/office/word/2015/wordml/symex" xmlns:wpg="http://schemas.microsoft.com/office/word/2010/wordprocessingGroup" xmlns:wpi="http://schemas.microsoft.com/office/word/2010/wordprocessingInk" xmlns:wne="http://schemas.microsoft.com/office/word/2006/wordml" xmlns:wps="http://schemas.microsoft.com/office/word/2010/wordprocessingShape" mc:Ignorable="w14 w15 w16se w16cid w16 w16cex w16sdtdh wp14">
   <w:abstractNum w:abstractNumId="0" w15:restartNumberingAfterBreak="0">
     <w:nsid w:val="0102491D"/>
     <w:multiLevelType w:val="hybridMultilevel"/>
@@ -23388,7 +24300,7 @@
         <w:ind w:left="720" w:hanging="360"/>
       </w:pPr>
       <w:rPr>
-        <w:rFonts w:ascii="Wingdings" w:hAnsi="Wingdings" w:hint="default"/>
+        <w:rFonts w:hint="default" w:ascii="Wingdings" w:hAnsi="Wingdings"/>
       </w:rPr>
     </w:lvl>
     <w:lvl w:ilvl="1" w:tplc="240A0003" w:tentative="1">
@@ -23400,7 +24312,7 @@
         <w:ind w:left="1440" w:hanging="360"/>
       </w:pPr>
       <w:rPr>
-        <w:rFonts w:ascii="Courier New" w:hAnsi="Courier New" w:cs="Courier New" w:hint="default"/>
+        <w:rFonts w:hint="default" w:ascii="Courier New" w:hAnsi="Courier New" w:cs="Courier New"/>
       </w:rPr>
     </w:lvl>
     <w:lvl w:ilvl="2" w:tplc="240A0005" w:tentative="1">
@@ -23412,7 +24324,7 @@
         <w:ind w:left="2160" w:hanging="360"/>
       </w:pPr>
       <w:rPr>
-        <w:rFonts w:ascii="Wingdings" w:hAnsi="Wingdings" w:hint="default"/>
+        <w:rFonts w:hint="default" w:ascii="Wingdings" w:hAnsi="Wingdings"/>
       </w:rPr>
     </w:lvl>
     <w:lvl w:ilvl="3" w:tplc="240A0001" w:tentative="1">
@@ -23424,7 +24336,7 @@
         <w:ind w:left="2880" w:hanging="360"/>
       </w:pPr>
       <w:rPr>
-        <w:rFonts w:ascii="Symbol" w:hAnsi="Symbol" w:hint="default"/>
+        <w:rFonts w:hint="default" w:ascii="Symbol" w:hAnsi="Symbol"/>
       </w:rPr>
     </w:lvl>
     <w:lvl w:ilvl="4" w:tplc="240A0003" w:tentative="1">
@@ -23436,7 +24348,7 @@
         <w:ind w:left="3600" w:hanging="360"/>
       </w:pPr>
       <w:rPr>
-        <w:rFonts w:ascii="Courier New" w:hAnsi="Courier New" w:cs="Courier New" w:hint="default"/>
+        <w:rFonts w:hint="default" w:ascii="Courier New" w:hAnsi="Courier New" w:cs="Courier New"/>
       </w:rPr>
     </w:lvl>
     <w:lvl w:ilvl="5" w:tplc="240A0005" w:tentative="1">
@@ -23448,7 +24360,7 @@
         <w:ind w:left="4320" w:hanging="360"/>
       </w:pPr>
       <w:rPr>
-        <w:rFonts w:ascii="Wingdings" w:hAnsi="Wingdings" w:hint="default"/>
+        <w:rFonts w:hint="default" w:ascii="Wingdings" w:hAnsi="Wingdings"/>
       </w:rPr>
     </w:lvl>
     <w:lvl w:ilvl="6" w:tplc="240A0001" w:tentative="1">
@@ -23460,7 +24372,7 @@
         <w:ind w:left="5040" w:hanging="360"/>
       </w:pPr>
       <w:rPr>
-        <w:rFonts w:ascii="Symbol" w:hAnsi="Symbol" w:hint="default"/>
+        <w:rFonts w:hint="default" w:ascii="Symbol" w:hAnsi="Symbol"/>
       </w:rPr>
     </w:lvl>
     <w:lvl w:ilvl="7" w:tplc="240A0003" w:tentative="1">
@@ -23472,7 +24384,7 @@
         <w:ind w:left="5760" w:hanging="360"/>
       </w:pPr>
       <w:rPr>
-        <w:rFonts w:ascii="Courier New" w:hAnsi="Courier New" w:cs="Courier New" w:hint="default"/>
+        <w:rFonts w:hint="default" w:ascii="Courier New" w:hAnsi="Courier New" w:cs="Courier New"/>
       </w:rPr>
     </w:lvl>
     <w:lvl w:ilvl="8" w:tplc="240A0005" w:tentative="1">
@@ -23484,7 +24396,7 @@
         <w:ind w:left="6480" w:hanging="360"/>
       </w:pPr>
       <w:rPr>
-        <w:rFonts w:ascii="Wingdings" w:hAnsi="Wingdings" w:hint="default"/>
+        <w:rFonts w:hint="default" w:ascii="Wingdings" w:hAnsi="Wingdings"/>
       </w:rPr>
     </w:lvl>
   </w:abstractNum>
@@ -23501,7 +24413,7 @@
         <w:ind w:left="720" w:hanging="360"/>
       </w:pPr>
       <w:rPr>
-        <w:rFonts w:ascii="Symbol" w:hAnsi="Symbol" w:hint="default"/>
+        <w:rFonts w:hint="default" w:ascii="Symbol" w:hAnsi="Symbol"/>
       </w:rPr>
     </w:lvl>
     <w:lvl w:ilvl="1" w:tplc="240A0003" w:tentative="1">
@@ -23513,7 +24425,7 @@
         <w:ind w:left="1440" w:hanging="360"/>
       </w:pPr>
       <w:rPr>
-        <w:rFonts w:ascii="Courier New" w:hAnsi="Courier New" w:cs="Courier New" w:hint="default"/>
+        <w:rFonts w:hint="default" w:ascii="Courier New" w:hAnsi="Courier New" w:cs="Courier New"/>
       </w:rPr>
     </w:lvl>
     <w:lvl w:ilvl="2" w:tplc="240A0005" w:tentative="1">
@@ -23525,7 +24437,7 @@
         <w:ind w:left="2160" w:hanging="360"/>
       </w:pPr>
       <w:rPr>
-        <w:rFonts w:ascii="Wingdings" w:hAnsi="Wingdings" w:hint="default"/>
+        <w:rFonts w:hint="default" w:ascii="Wingdings" w:hAnsi="Wingdings"/>
       </w:rPr>
     </w:lvl>
     <w:lvl w:ilvl="3" w:tplc="240A0001" w:tentative="1">
@@ -23537,7 +24449,7 @@
         <w:ind w:left="2880" w:hanging="360"/>
       </w:pPr>
       <w:rPr>
-        <w:rFonts w:ascii="Symbol" w:hAnsi="Symbol" w:hint="default"/>
+        <w:rFonts w:hint="default" w:ascii="Symbol" w:hAnsi="Symbol"/>
       </w:rPr>
     </w:lvl>
     <w:lvl w:ilvl="4" w:tplc="240A0003" w:tentative="1">
@@ -23549,7 +24461,7 @@
         <w:ind w:left="3600" w:hanging="360"/>
       </w:pPr>
       <w:rPr>
-        <w:rFonts w:ascii="Courier New" w:hAnsi="Courier New" w:cs="Courier New" w:hint="default"/>
+        <w:rFonts w:hint="default" w:ascii="Courier New" w:hAnsi="Courier New" w:cs="Courier New"/>
       </w:rPr>
     </w:lvl>
     <w:lvl w:ilvl="5" w:tplc="240A0005" w:tentative="1">
@@ -23561,7 +24473,7 @@
         <w:ind w:left="4320" w:hanging="360"/>
       </w:pPr>
       <w:rPr>
-        <w:rFonts w:ascii="Wingdings" w:hAnsi="Wingdings" w:hint="default"/>
+        <w:rFonts w:hint="default" w:ascii="Wingdings" w:hAnsi="Wingdings"/>
       </w:rPr>
     </w:lvl>
     <w:lvl w:ilvl="6" w:tplc="240A0001" w:tentative="1">
@@ -23573,7 +24485,7 @@
         <w:ind w:left="5040" w:hanging="360"/>
       </w:pPr>
       <w:rPr>
-        <w:rFonts w:ascii="Symbol" w:hAnsi="Symbol" w:hint="default"/>
+        <w:rFonts w:hint="default" w:ascii="Symbol" w:hAnsi="Symbol"/>
       </w:rPr>
     </w:lvl>
     <w:lvl w:ilvl="7" w:tplc="240A0003" w:tentative="1">
@@ -23585,7 +24497,7 @@
         <w:ind w:left="5760" w:hanging="360"/>
       </w:pPr>
       <w:rPr>
-        <w:rFonts w:ascii="Courier New" w:hAnsi="Courier New" w:cs="Courier New" w:hint="default"/>
+        <w:rFonts w:hint="default" w:ascii="Courier New" w:hAnsi="Courier New" w:cs="Courier New"/>
       </w:rPr>
     </w:lvl>
     <w:lvl w:ilvl="8" w:tplc="240A0005" w:tentative="1">
@@ -23597,7 +24509,7 @@
         <w:ind w:left="6480" w:hanging="360"/>
       </w:pPr>
       <w:rPr>
-        <w:rFonts w:ascii="Wingdings" w:hAnsi="Wingdings" w:hint="default"/>
+        <w:rFonts w:hint="default" w:ascii="Wingdings" w:hAnsi="Wingdings"/>
       </w:rPr>
     </w:lvl>
   </w:abstractNum>
@@ -23614,7 +24526,7 @@
         <w:ind w:left="720" w:hanging="360"/>
       </w:pPr>
       <w:rPr>
-        <w:rFonts w:ascii="Symbol" w:hAnsi="Symbol" w:hint="default"/>
+        <w:rFonts w:hint="default" w:ascii="Symbol" w:hAnsi="Symbol"/>
       </w:rPr>
     </w:lvl>
     <w:lvl w:ilvl="1" w:tplc="240A0003" w:tentative="1">
@@ -23626,7 +24538,7 @@
         <w:ind w:left="1440" w:hanging="360"/>
       </w:pPr>
       <w:rPr>
-        <w:rFonts w:ascii="Courier New" w:hAnsi="Courier New" w:cs="Courier New" w:hint="default"/>
+        <w:rFonts w:hint="default" w:ascii="Courier New" w:hAnsi="Courier New" w:cs="Courier New"/>
       </w:rPr>
     </w:lvl>
     <w:lvl w:ilvl="2" w:tplc="240A0005" w:tentative="1">
@@ -23638,7 +24550,7 @@
         <w:ind w:left="2160" w:hanging="360"/>
       </w:pPr>
       <w:rPr>
-        <w:rFonts w:ascii="Wingdings" w:hAnsi="Wingdings" w:hint="default"/>
+        <w:rFonts w:hint="default" w:ascii="Wingdings" w:hAnsi="Wingdings"/>
       </w:rPr>
     </w:lvl>
     <w:lvl w:ilvl="3" w:tplc="240A0001" w:tentative="1">
@@ -23650,7 +24562,7 @@
         <w:ind w:left="2880" w:hanging="360"/>
       </w:pPr>
       <w:rPr>
-        <w:rFonts w:ascii="Symbol" w:hAnsi="Symbol" w:hint="default"/>
+        <w:rFonts w:hint="default" w:ascii="Symbol" w:hAnsi="Symbol"/>
       </w:rPr>
     </w:lvl>
     <w:lvl w:ilvl="4" w:tplc="240A0003" w:tentative="1">
@@ -23662,7 +24574,7 @@
         <w:ind w:left="3600" w:hanging="360"/>
       </w:pPr>
       <w:rPr>
-        <w:rFonts w:ascii="Courier New" w:hAnsi="Courier New" w:cs="Courier New" w:hint="default"/>
+        <w:rFonts w:hint="default" w:ascii="Courier New" w:hAnsi="Courier New" w:cs="Courier New"/>
       </w:rPr>
     </w:lvl>
     <w:lvl w:ilvl="5" w:tplc="240A0005" w:tentative="1">
@@ -23674,7 +24586,7 @@
         <w:ind w:left="4320" w:hanging="360"/>
       </w:pPr>
       <w:rPr>
-        <w:rFonts w:ascii="Wingdings" w:hAnsi="Wingdings" w:hint="default"/>
+        <w:rFonts w:hint="default" w:ascii="Wingdings" w:hAnsi="Wingdings"/>
       </w:rPr>
     </w:lvl>
     <w:lvl w:ilvl="6" w:tplc="240A0001" w:tentative="1">
@@ -23686,7 +24598,7 @@
         <w:ind w:left="5040" w:hanging="360"/>
       </w:pPr>
       <w:rPr>
-        <w:rFonts w:ascii="Symbol" w:hAnsi="Symbol" w:hint="default"/>
+        <w:rFonts w:hint="default" w:ascii="Symbol" w:hAnsi="Symbol"/>
       </w:rPr>
     </w:lvl>
     <w:lvl w:ilvl="7" w:tplc="240A0003" w:tentative="1">
@@ -23698,7 +24610,7 @@
         <w:ind w:left="5760" w:hanging="360"/>
       </w:pPr>
       <w:rPr>
-        <w:rFonts w:ascii="Courier New" w:hAnsi="Courier New" w:cs="Courier New" w:hint="default"/>
+        <w:rFonts w:hint="default" w:ascii="Courier New" w:hAnsi="Courier New" w:cs="Courier New"/>
       </w:rPr>
     </w:lvl>
     <w:lvl w:ilvl="8" w:tplc="240A0005" w:tentative="1">
@@ -23710,7 +24622,7 @@
         <w:ind w:left="6480" w:hanging="360"/>
       </w:pPr>
       <w:rPr>
-        <w:rFonts w:ascii="Wingdings" w:hAnsi="Wingdings" w:hint="default"/>
+        <w:rFonts w:hint="default" w:ascii="Wingdings" w:hAnsi="Wingdings"/>
       </w:rPr>
     </w:lvl>
   </w:abstractNum>
@@ -23727,7 +24639,7 @@
         <w:ind w:left="720" w:hanging="360"/>
       </w:pPr>
       <w:rPr>
-        <w:rFonts w:ascii="Wingdings" w:hAnsi="Wingdings" w:hint="default"/>
+        <w:rFonts w:hint="default" w:ascii="Wingdings" w:hAnsi="Wingdings"/>
       </w:rPr>
     </w:lvl>
     <w:lvl w:ilvl="1" w:tplc="240A0003" w:tentative="1">
@@ -23739,7 +24651,7 @@
         <w:ind w:left="1440" w:hanging="360"/>
       </w:pPr>
       <w:rPr>
-        <w:rFonts w:ascii="Courier New" w:hAnsi="Courier New" w:cs="Courier New" w:hint="default"/>
+        <w:rFonts w:hint="default" w:ascii="Courier New" w:hAnsi="Courier New" w:cs="Courier New"/>
       </w:rPr>
     </w:lvl>
     <w:lvl w:ilvl="2" w:tplc="240A0005" w:tentative="1">
@@ -23751,7 +24663,7 @@
         <w:ind w:left="2160" w:hanging="360"/>
       </w:pPr>
       <w:rPr>
-        <w:rFonts w:ascii="Wingdings" w:hAnsi="Wingdings" w:hint="default"/>
+        <w:rFonts w:hint="default" w:ascii="Wingdings" w:hAnsi="Wingdings"/>
       </w:rPr>
     </w:lvl>
     <w:lvl w:ilvl="3" w:tplc="240A0001" w:tentative="1">
@@ -23763,7 +24675,7 @@
         <w:ind w:left="2880" w:hanging="360"/>
       </w:pPr>
       <w:rPr>
-        <w:rFonts w:ascii="Symbol" w:hAnsi="Symbol" w:hint="default"/>
+        <w:rFonts w:hint="default" w:ascii="Symbol" w:hAnsi="Symbol"/>
       </w:rPr>
     </w:lvl>
     <w:lvl w:ilvl="4" w:tplc="240A0003" w:tentative="1">
@@ -23775,7 +24687,7 @@
         <w:ind w:left="3600" w:hanging="360"/>
       </w:pPr>
       <w:rPr>
-        <w:rFonts w:ascii="Courier New" w:hAnsi="Courier New" w:cs="Courier New" w:hint="default"/>
+        <w:rFonts w:hint="default" w:ascii="Courier New" w:hAnsi="Courier New" w:cs="Courier New"/>
       </w:rPr>
     </w:lvl>
     <w:lvl w:ilvl="5" w:tplc="240A0005" w:tentative="1">
@@ -23787,7 +24699,7 @@
         <w:ind w:left="4320" w:hanging="360"/>
       </w:pPr>
       <w:rPr>
-        <w:rFonts w:ascii="Wingdings" w:hAnsi="Wingdings" w:hint="default"/>
+        <w:rFonts w:hint="default" w:ascii="Wingdings" w:hAnsi="Wingdings"/>
       </w:rPr>
     </w:lvl>
     <w:lvl w:ilvl="6" w:tplc="240A0001" w:tentative="1">
@@ -23799,7 +24711,7 @@
         <w:ind w:left="5040" w:hanging="360"/>
       </w:pPr>
       <w:rPr>
-        <w:rFonts w:ascii="Symbol" w:hAnsi="Symbol" w:hint="default"/>
+        <w:rFonts w:hint="default" w:ascii="Symbol" w:hAnsi="Symbol"/>
       </w:rPr>
     </w:lvl>
     <w:lvl w:ilvl="7" w:tplc="240A0003" w:tentative="1">
@@ -23811,7 +24723,7 @@
         <w:ind w:left="5760" w:hanging="360"/>
       </w:pPr>
       <w:rPr>
-        <w:rFonts w:ascii="Courier New" w:hAnsi="Courier New" w:cs="Courier New" w:hint="default"/>
+        <w:rFonts w:hint="default" w:ascii="Courier New" w:hAnsi="Courier New" w:cs="Courier New"/>
       </w:rPr>
     </w:lvl>
     <w:lvl w:ilvl="8" w:tplc="240A0005" w:tentative="1">
@@ -23823,7 +24735,7 @@
         <w:ind w:left="6480" w:hanging="360"/>
       </w:pPr>
       <w:rPr>
-        <w:rFonts w:ascii="Wingdings" w:hAnsi="Wingdings" w:hint="default"/>
+        <w:rFonts w:hint="default" w:ascii="Wingdings" w:hAnsi="Wingdings"/>
       </w:rPr>
     </w:lvl>
   </w:abstractNum>
@@ -23840,7 +24752,7 @@
         <w:ind w:left="720" w:hanging="360"/>
       </w:pPr>
       <w:rPr>
-        <w:rFonts w:ascii="Wingdings" w:hAnsi="Wingdings" w:hint="default"/>
+        <w:rFonts w:hint="default" w:ascii="Wingdings" w:hAnsi="Wingdings"/>
       </w:rPr>
     </w:lvl>
     <w:lvl w:ilvl="1" w:tplc="240A0003" w:tentative="1">
@@ -23852,7 +24764,7 @@
         <w:ind w:left="1440" w:hanging="360"/>
       </w:pPr>
       <w:rPr>
-        <w:rFonts w:ascii="Courier New" w:hAnsi="Courier New" w:cs="Courier New" w:hint="default"/>
+        <w:rFonts w:hint="default" w:ascii="Courier New" w:hAnsi="Courier New" w:cs="Courier New"/>
       </w:rPr>
     </w:lvl>
     <w:lvl w:ilvl="2" w:tplc="240A0005" w:tentative="1">
@@ -23864,7 +24776,7 @@
         <w:ind w:left="2160" w:hanging="360"/>
       </w:pPr>
       <w:rPr>
-        <w:rFonts w:ascii="Wingdings" w:hAnsi="Wingdings" w:hint="default"/>
+        <w:rFonts w:hint="default" w:ascii="Wingdings" w:hAnsi="Wingdings"/>
       </w:rPr>
     </w:lvl>
     <w:lvl w:ilvl="3" w:tplc="240A0001" w:tentative="1">
@@ -23876,7 +24788,7 @@
         <w:ind w:left="2880" w:hanging="360"/>
       </w:pPr>
       <w:rPr>
-        <w:rFonts w:ascii="Symbol" w:hAnsi="Symbol" w:hint="default"/>
+        <w:rFonts w:hint="default" w:ascii="Symbol" w:hAnsi="Symbol"/>
       </w:rPr>
     </w:lvl>
     <w:lvl w:ilvl="4" w:tplc="240A0003" w:tentative="1">
@@ -23888,7 +24800,7 @@
         <w:ind w:left="3600" w:hanging="360"/>
       </w:pPr>
       <w:rPr>
-        <w:rFonts w:ascii="Courier New" w:hAnsi="Courier New" w:cs="Courier New" w:hint="default"/>
+        <w:rFonts w:hint="default" w:ascii="Courier New" w:hAnsi="Courier New" w:cs="Courier New"/>
       </w:rPr>
     </w:lvl>
     <w:lvl w:ilvl="5" w:tplc="240A0005" w:tentative="1">
@@ -23900,7 +24812,7 @@
         <w:ind w:left="4320" w:hanging="360"/>
       </w:pPr>
       <w:rPr>
-        <w:rFonts w:ascii="Wingdings" w:hAnsi="Wingdings" w:hint="default"/>
+        <w:rFonts w:hint="default" w:ascii="Wingdings" w:hAnsi="Wingdings"/>
       </w:rPr>
     </w:lvl>
     <w:lvl w:ilvl="6" w:tplc="240A0001" w:tentative="1">
@@ -23912,7 +24824,7 @@
         <w:ind w:left="5040" w:hanging="360"/>
       </w:pPr>
       <w:rPr>
-        <w:rFonts w:ascii="Symbol" w:hAnsi="Symbol" w:hint="default"/>
+        <w:rFonts w:hint="default" w:ascii="Symbol" w:hAnsi="Symbol"/>
       </w:rPr>
     </w:lvl>
     <w:lvl w:ilvl="7" w:tplc="240A0003" w:tentative="1">
@@ -23924,7 +24836,7 @@
         <w:ind w:left="5760" w:hanging="360"/>
       </w:pPr>
       <w:rPr>
-        <w:rFonts w:ascii="Courier New" w:hAnsi="Courier New" w:cs="Courier New" w:hint="default"/>
+        <w:rFonts w:hint="default" w:ascii="Courier New" w:hAnsi="Courier New" w:cs="Courier New"/>
       </w:rPr>
     </w:lvl>
     <w:lvl w:ilvl="8" w:tplc="240A0005" w:tentative="1">
@@ -23936,7 +24848,7 @@
         <w:ind w:left="6480" w:hanging="360"/>
       </w:pPr>
       <w:rPr>
-        <w:rFonts w:ascii="Wingdings" w:hAnsi="Wingdings" w:hint="default"/>
+        <w:rFonts w:hint="default" w:ascii="Wingdings" w:hAnsi="Wingdings"/>
       </w:rPr>
     </w:lvl>
   </w:abstractNum>
@@ -23953,7 +24865,7 @@
         <w:ind w:left="720" w:hanging="360"/>
       </w:pPr>
       <w:rPr>
-        <w:rFonts w:ascii="Wingdings" w:hAnsi="Wingdings" w:hint="default"/>
+        <w:rFonts w:hint="default" w:ascii="Wingdings" w:hAnsi="Wingdings"/>
       </w:rPr>
     </w:lvl>
     <w:lvl w:ilvl="1" w:tplc="240A0003" w:tentative="1">
@@ -23965,7 +24877,7 @@
         <w:ind w:left="1440" w:hanging="360"/>
       </w:pPr>
       <w:rPr>
-        <w:rFonts w:ascii="Courier New" w:hAnsi="Courier New" w:cs="Courier New" w:hint="default"/>
+        <w:rFonts w:hint="default" w:ascii="Courier New" w:hAnsi="Courier New" w:cs="Courier New"/>
       </w:rPr>
     </w:lvl>
     <w:lvl w:ilvl="2" w:tplc="240A0005" w:tentative="1">
@@ -23977,7 +24889,7 @@
         <w:ind w:left="2160" w:hanging="360"/>
       </w:pPr>
       <w:rPr>
-        <w:rFonts w:ascii="Wingdings" w:hAnsi="Wingdings" w:hint="default"/>
+        <w:rFonts w:hint="default" w:ascii="Wingdings" w:hAnsi="Wingdings"/>
       </w:rPr>
     </w:lvl>
     <w:lvl w:ilvl="3" w:tplc="240A0001" w:tentative="1">
@@ -23989,7 +24901,7 @@
         <w:ind w:left="2880" w:hanging="360"/>
       </w:pPr>
       <w:rPr>
-        <w:rFonts w:ascii="Symbol" w:hAnsi="Symbol" w:hint="default"/>
+        <w:rFonts w:hint="default" w:ascii="Symbol" w:hAnsi="Symbol"/>
       </w:rPr>
     </w:lvl>
     <w:lvl w:ilvl="4" w:tplc="240A0003" w:tentative="1">
@@ -24001,7 +24913,7 @@
         <w:ind w:left="3600" w:hanging="360"/>
       </w:pPr>
       <w:rPr>
-        <w:rFonts w:ascii="Courier New" w:hAnsi="Courier New" w:cs="Courier New" w:hint="default"/>
+        <w:rFonts w:hint="default" w:ascii="Courier New" w:hAnsi="Courier New" w:cs="Courier New"/>
       </w:rPr>
     </w:lvl>
     <w:lvl w:ilvl="5" w:tplc="240A0005" w:tentative="1">
@@ -24013,7 +24925,7 @@
         <w:ind w:left="4320" w:hanging="360"/>
       </w:pPr>
       <w:rPr>
-        <w:rFonts w:ascii="Wingdings" w:hAnsi="Wingdings" w:hint="default"/>
+        <w:rFonts w:hint="default" w:ascii="Wingdings" w:hAnsi="Wingdings"/>
       </w:rPr>
     </w:lvl>
     <w:lvl w:ilvl="6" w:tplc="240A0001" w:tentative="1">
@@ -24025,7 +24937,7 @@
         <w:ind w:left="5040" w:hanging="360"/>
       </w:pPr>
       <w:rPr>
-        <w:rFonts w:ascii="Symbol" w:hAnsi="Symbol" w:hint="default"/>
+        <w:rFonts w:hint="default" w:ascii="Symbol" w:hAnsi="Symbol"/>
       </w:rPr>
     </w:lvl>
     <w:lvl w:ilvl="7" w:tplc="240A0003" w:tentative="1">
@@ -24037,7 +24949,7 @@
         <w:ind w:left="5760" w:hanging="360"/>
       </w:pPr>
       <w:rPr>
-        <w:rFonts w:ascii="Courier New" w:hAnsi="Courier New" w:cs="Courier New" w:hint="default"/>
+        <w:rFonts w:hint="default" w:ascii="Courier New" w:hAnsi="Courier New" w:cs="Courier New"/>
       </w:rPr>
     </w:lvl>
     <w:lvl w:ilvl="8" w:tplc="240A0005" w:tentative="1">
@@ -24049,7 +24961,7 @@
         <w:ind w:left="6480" w:hanging="360"/>
       </w:pPr>
       <w:rPr>
-        <w:rFonts w:ascii="Wingdings" w:hAnsi="Wingdings" w:hint="default"/>
+        <w:rFonts w:hint="default" w:ascii="Wingdings" w:hAnsi="Wingdings"/>
       </w:rPr>
     </w:lvl>
   </w:abstractNum>
@@ -24066,7 +24978,7 @@
         <w:ind w:left="720" w:hanging="360"/>
       </w:pPr>
       <w:rPr>
-        <w:rFonts w:ascii="Wingdings" w:hAnsi="Wingdings" w:hint="default"/>
+        <w:rFonts w:hint="default" w:ascii="Wingdings" w:hAnsi="Wingdings"/>
       </w:rPr>
     </w:lvl>
     <w:lvl w:ilvl="1" w:tplc="240A0003" w:tentative="1">
@@ -24078,7 +24990,7 @@
         <w:ind w:left="1440" w:hanging="360"/>
       </w:pPr>
       <w:rPr>
-        <w:rFonts w:ascii="Courier New" w:hAnsi="Courier New" w:cs="Courier New" w:hint="default"/>
+        <w:rFonts w:hint="default" w:ascii="Courier New" w:hAnsi="Courier New" w:cs="Courier New"/>
       </w:rPr>
     </w:lvl>
     <w:lvl w:ilvl="2" w:tplc="240A0005" w:tentative="1">
@@ -24090,7 +25002,7 @@
         <w:ind w:left="2160" w:hanging="360"/>
       </w:pPr>
       <w:rPr>
-        <w:rFonts w:ascii="Wingdings" w:hAnsi="Wingdings" w:hint="default"/>
+        <w:rFonts w:hint="default" w:ascii="Wingdings" w:hAnsi="Wingdings"/>
       </w:rPr>
     </w:lvl>
     <w:lvl w:ilvl="3" w:tplc="240A0001" w:tentative="1">
@@ -24102,7 +25014,7 @@
         <w:ind w:left="2880" w:hanging="360"/>
       </w:pPr>
       <w:rPr>
-        <w:rFonts w:ascii="Symbol" w:hAnsi="Symbol" w:hint="default"/>
+        <w:rFonts w:hint="default" w:ascii="Symbol" w:hAnsi="Symbol"/>
       </w:rPr>
     </w:lvl>
     <w:lvl w:ilvl="4" w:tplc="240A0003" w:tentative="1">
@@ -24114,7 +25026,7 @@
         <w:ind w:left="3600" w:hanging="360"/>
       </w:pPr>
       <w:rPr>
-        <w:rFonts w:ascii="Courier New" w:hAnsi="Courier New" w:cs="Courier New" w:hint="default"/>
+        <w:rFonts w:hint="default" w:ascii="Courier New" w:hAnsi="Courier New" w:cs="Courier New"/>
       </w:rPr>
     </w:lvl>
     <w:lvl w:ilvl="5" w:tplc="240A0005" w:tentative="1">
@@ -24126,7 +25038,7 @@
         <w:ind w:left="4320" w:hanging="360"/>
       </w:pPr>
       <w:rPr>
-        <w:rFonts w:ascii="Wingdings" w:hAnsi="Wingdings" w:hint="default"/>
+        <w:rFonts w:hint="default" w:ascii="Wingdings" w:hAnsi="Wingdings"/>
       </w:rPr>
     </w:lvl>
     <w:lvl w:ilvl="6" w:tplc="240A0001" w:tentative="1">
@@ -24138,7 +25050,7 @@
         <w:ind w:left="5040" w:hanging="360"/>
       </w:pPr>
       <w:rPr>
-        <w:rFonts w:ascii="Symbol" w:hAnsi="Symbol" w:hint="default"/>
+        <w:rFonts w:hint="default" w:ascii="Symbol" w:hAnsi="Symbol"/>
       </w:rPr>
     </w:lvl>
     <w:lvl w:ilvl="7" w:tplc="240A0003" w:tentative="1">
@@ -24150,7 +25062,7 @@
         <w:ind w:left="5760" w:hanging="360"/>
       </w:pPr>
       <w:rPr>
-        <w:rFonts w:ascii="Courier New" w:hAnsi="Courier New" w:cs="Courier New" w:hint="default"/>
+        <w:rFonts w:hint="default" w:ascii="Courier New" w:hAnsi="Courier New" w:cs="Courier New"/>
       </w:rPr>
     </w:lvl>
     <w:lvl w:ilvl="8" w:tplc="240A0005" w:tentative="1">
@@ -24162,7 +25074,7 @@
         <w:ind w:left="6480" w:hanging="360"/>
       </w:pPr>
       <w:rPr>
-        <w:rFonts w:ascii="Wingdings" w:hAnsi="Wingdings" w:hint="default"/>
+        <w:rFonts w:hint="default" w:ascii="Wingdings" w:hAnsi="Wingdings"/>
       </w:rPr>
     </w:lvl>
   </w:abstractNum>
@@ -24179,7 +25091,7 @@
         <w:ind w:left="720" w:hanging="360"/>
       </w:pPr>
       <w:rPr>
-        <w:rFonts w:ascii="Wingdings" w:hAnsi="Wingdings" w:hint="default"/>
+        <w:rFonts w:hint="default" w:ascii="Wingdings" w:hAnsi="Wingdings"/>
       </w:rPr>
     </w:lvl>
     <w:lvl w:ilvl="1" w:tplc="240A0003" w:tentative="1">
@@ -24191,7 +25103,7 @@
         <w:ind w:left="1440" w:hanging="360"/>
       </w:pPr>
       <w:rPr>
-        <w:rFonts w:ascii="Courier New" w:hAnsi="Courier New" w:cs="Courier New" w:hint="default"/>
+        <w:rFonts w:hint="default" w:ascii="Courier New" w:hAnsi="Courier New" w:cs="Courier New"/>
       </w:rPr>
     </w:lvl>
     <w:lvl w:ilvl="2" w:tplc="240A0005" w:tentative="1">
@@ -24203,7 +25115,7 @@
         <w:ind w:left="2160" w:hanging="360"/>
       </w:pPr>
       <w:rPr>
-        <w:rFonts w:ascii="Wingdings" w:hAnsi="Wingdings" w:hint="default"/>
+        <w:rFonts w:hint="default" w:ascii="Wingdings" w:hAnsi="Wingdings"/>
       </w:rPr>
     </w:lvl>
     <w:lvl w:ilvl="3" w:tplc="240A0001" w:tentative="1">
@@ -24215,7 +25127,7 @@
         <w:ind w:left="2880" w:hanging="360"/>
       </w:pPr>
       <w:rPr>
-        <w:rFonts w:ascii="Symbol" w:hAnsi="Symbol" w:hint="default"/>
+        <w:rFonts w:hint="default" w:ascii="Symbol" w:hAnsi="Symbol"/>
       </w:rPr>
     </w:lvl>
     <w:lvl w:ilvl="4" w:tplc="240A0003" w:tentative="1">
@@ -24227,7 +25139,7 @@
         <w:ind w:left="3600" w:hanging="360"/>
       </w:pPr>
       <w:rPr>
-        <w:rFonts w:ascii="Courier New" w:hAnsi="Courier New" w:cs="Courier New" w:hint="default"/>
+        <w:rFonts w:hint="default" w:ascii="Courier New" w:hAnsi="Courier New" w:cs="Courier New"/>
       </w:rPr>
     </w:lvl>
     <w:lvl w:ilvl="5" w:tplc="240A0005" w:tentative="1">
@@ -24239,7 +25151,7 @@
         <w:ind w:left="4320" w:hanging="360"/>
       </w:pPr>
       <w:rPr>
-        <w:rFonts w:ascii="Wingdings" w:hAnsi="Wingdings" w:hint="default"/>
+        <w:rFonts w:hint="default" w:ascii="Wingdings" w:hAnsi="Wingdings"/>
       </w:rPr>
     </w:lvl>
     <w:lvl w:ilvl="6" w:tplc="240A0001" w:tentative="1">
@@ -24251,7 +25163,7 @@
         <w:ind w:left="5040" w:hanging="360"/>
       </w:pPr>
       <w:rPr>
-        <w:rFonts w:ascii="Symbol" w:hAnsi="Symbol" w:hint="default"/>
+        <w:rFonts w:hint="default" w:ascii="Symbol" w:hAnsi="Symbol"/>
       </w:rPr>
     </w:lvl>
     <w:lvl w:ilvl="7" w:tplc="240A0003" w:tentative="1">
@@ -24263,7 +25175,7 @@
         <w:ind w:left="5760" w:hanging="360"/>
       </w:pPr>
       <w:rPr>
-        <w:rFonts w:ascii="Courier New" w:hAnsi="Courier New" w:cs="Courier New" w:hint="default"/>
+        <w:rFonts w:hint="default" w:ascii="Courier New" w:hAnsi="Courier New" w:cs="Courier New"/>
       </w:rPr>
     </w:lvl>
     <w:lvl w:ilvl="8" w:tplc="240A0005" w:tentative="1">
@@ -24275,7 +25187,7 @@
         <w:ind w:left="6480" w:hanging="360"/>
       </w:pPr>
       <w:rPr>
-        <w:rFonts w:ascii="Wingdings" w:hAnsi="Wingdings" w:hint="default"/>
+        <w:rFonts w:hint="default" w:ascii="Wingdings" w:hAnsi="Wingdings"/>
       </w:rPr>
     </w:lvl>
   </w:abstractNum>
@@ -24292,7 +25204,7 @@
         <w:ind w:left="720" w:hanging="360"/>
       </w:pPr>
       <w:rPr>
-        <w:rFonts w:ascii="Wingdings" w:hAnsi="Wingdings" w:hint="default"/>
+        <w:rFonts w:hint="default" w:ascii="Wingdings" w:hAnsi="Wingdings"/>
       </w:rPr>
     </w:lvl>
     <w:lvl w:ilvl="1" w:tplc="240A0003" w:tentative="1">
@@ -24304,7 +25216,7 @@
         <w:ind w:left="1440" w:hanging="360"/>
       </w:pPr>
       <w:rPr>
-        <w:rFonts w:ascii="Courier New" w:hAnsi="Courier New" w:cs="Courier New" w:hint="default"/>
+        <w:rFonts w:hint="default" w:ascii="Courier New" w:hAnsi="Courier New" w:cs="Courier New"/>
       </w:rPr>
     </w:lvl>
     <w:lvl w:ilvl="2" w:tplc="240A0005" w:tentative="1">
@@ -24316,7 +25228,7 @@
         <w:ind w:left="2160" w:hanging="360"/>
       </w:pPr>
       <w:rPr>
-        <w:rFonts w:ascii="Wingdings" w:hAnsi="Wingdings" w:hint="default"/>
+        <w:rFonts w:hint="default" w:ascii="Wingdings" w:hAnsi="Wingdings"/>
       </w:rPr>
     </w:lvl>
     <w:lvl w:ilvl="3" w:tplc="240A0001" w:tentative="1">
@@ -24328,7 +25240,7 @@
         <w:ind w:left="2880" w:hanging="360"/>
       </w:pPr>
       <w:rPr>
-        <w:rFonts w:ascii="Symbol" w:hAnsi="Symbol" w:hint="default"/>
+        <w:rFonts w:hint="default" w:ascii="Symbol" w:hAnsi="Symbol"/>
       </w:rPr>
     </w:lvl>
     <w:lvl w:ilvl="4" w:tplc="240A0003" w:tentative="1">
@@ -24340,7 +25252,7 @@
         <w:ind w:left="3600" w:hanging="360"/>
       </w:pPr>
       <w:rPr>
-        <w:rFonts w:ascii="Courier New" w:hAnsi="Courier New" w:cs="Courier New" w:hint="default"/>
+        <w:rFonts w:hint="default" w:ascii="Courier New" w:hAnsi="Courier New" w:cs="Courier New"/>
       </w:rPr>
     </w:lvl>
     <w:lvl w:ilvl="5" w:tplc="240A0005" w:tentative="1">
@@ -24352,7 +25264,7 @@
         <w:ind w:left="4320" w:hanging="360"/>
       </w:pPr>
       <w:rPr>
-        <w:rFonts w:ascii="Wingdings" w:hAnsi="Wingdings" w:hint="default"/>
+        <w:rFonts w:hint="default" w:ascii="Wingdings" w:hAnsi="Wingdings"/>
       </w:rPr>
     </w:lvl>
     <w:lvl w:ilvl="6" w:tplc="240A0001" w:tentative="1">
@@ -24364,7 +25276,7 @@
         <w:ind w:left="5040" w:hanging="360"/>
       </w:pPr>
       <w:rPr>
-        <w:rFonts w:ascii="Symbol" w:hAnsi="Symbol" w:hint="default"/>
+        <w:rFonts w:hint="default" w:ascii="Symbol" w:hAnsi="Symbol"/>
       </w:rPr>
     </w:lvl>
     <w:lvl w:ilvl="7" w:tplc="240A0003" w:tentative="1">
@@ -24376,7 +25288,7 @@
         <w:ind w:left="5760" w:hanging="360"/>
       </w:pPr>
       <w:rPr>
-        <w:rFonts w:ascii="Courier New" w:hAnsi="Courier New" w:cs="Courier New" w:hint="default"/>
+        <w:rFonts w:hint="default" w:ascii="Courier New" w:hAnsi="Courier New" w:cs="Courier New"/>
       </w:rPr>
     </w:lvl>
     <w:lvl w:ilvl="8" w:tplc="240A0005" w:tentative="1">
@@ -24388,7 +25300,7 @@
         <w:ind w:left="6480" w:hanging="360"/>
       </w:pPr>
       <w:rPr>
-        <w:rFonts w:ascii="Wingdings" w:hAnsi="Wingdings" w:hint="default"/>
+        <w:rFonts w:hint="default" w:ascii="Wingdings" w:hAnsi="Wingdings"/>
       </w:rPr>
     </w:lvl>
   </w:abstractNum>
@@ -24405,7 +25317,7 @@
         <w:ind w:left="720" w:hanging="360"/>
       </w:pPr>
       <w:rPr>
-        <w:rFonts w:ascii="Symbol" w:hAnsi="Symbol" w:hint="default"/>
+        <w:rFonts w:hint="default" w:ascii="Symbol" w:hAnsi="Symbol"/>
       </w:rPr>
     </w:lvl>
     <w:lvl w:ilvl="1" w:tplc="240A0003" w:tentative="1">
@@ -24417,7 +25329,7 @@
         <w:ind w:left="1440" w:hanging="360"/>
       </w:pPr>
       <w:rPr>
-        <w:rFonts w:ascii="Courier New" w:hAnsi="Courier New" w:cs="Courier New" w:hint="default"/>
+        <w:rFonts w:hint="default" w:ascii="Courier New" w:hAnsi="Courier New" w:cs="Courier New"/>
       </w:rPr>
     </w:lvl>
     <w:lvl w:ilvl="2" w:tplc="240A0005" w:tentative="1">
@@ -24429,7 +25341,7 @@
         <w:ind w:left="2160" w:hanging="360"/>
       </w:pPr>
       <w:rPr>
-        <w:rFonts w:ascii="Wingdings" w:hAnsi="Wingdings" w:hint="default"/>
+        <w:rFonts w:hint="default" w:ascii="Wingdings" w:hAnsi="Wingdings"/>
       </w:rPr>
     </w:lvl>
     <w:lvl w:ilvl="3" w:tplc="240A0001" w:tentative="1">
@@ -24441,7 +25353,7 @@
         <w:ind w:left="2880" w:hanging="360"/>
       </w:pPr>
       <w:rPr>
-        <w:rFonts w:ascii="Symbol" w:hAnsi="Symbol" w:hint="default"/>
+        <w:rFonts w:hint="default" w:ascii="Symbol" w:hAnsi="Symbol"/>
       </w:rPr>
     </w:lvl>
     <w:lvl w:ilvl="4" w:tplc="240A0003" w:tentative="1">
@@ -24453,7 +25365,7 @@
         <w:ind w:left="3600" w:hanging="360"/>
       </w:pPr>
       <w:rPr>
-        <w:rFonts w:ascii="Courier New" w:hAnsi="Courier New" w:cs="Courier New" w:hint="default"/>
+        <w:rFonts w:hint="default" w:ascii="Courier New" w:hAnsi="Courier New" w:cs="Courier New"/>
       </w:rPr>
     </w:lvl>
     <w:lvl w:ilvl="5" w:tplc="240A0005" w:tentative="1">
@@ -24465,7 +25377,7 @@
         <w:ind w:left="4320" w:hanging="360"/>
       </w:pPr>
       <w:rPr>
-        <w:rFonts w:ascii="Wingdings" w:hAnsi="Wingdings" w:hint="default"/>
+        <w:rFonts w:hint="default" w:ascii="Wingdings" w:hAnsi="Wingdings"/>
       </w:rPr>
     </w:lvl>
     <w:lvl w:ilvl="6" w:tplc="240A0001" w:tentative="1">
@@ -24477,7 +25389,7 @@
         <w:ind w:left="5040" w:hanging="360"/>
       </w:pPr>
       <w:rPr>
-        <w:rFonts w:ascii="Symbol" w:hAnsi="Symbol" w:hint="default"/>
+        <w:rFonts w:hint="default" w:ascii="Symbol" w:hAnsi="Symbol"/>
       </w:rPr>
     </w:lvl>
     <w:lvl w:ilvl="7" w:tplc="240A0003" w:tentative="1">
@@ -24489,7 +25401,7 @@
         <w:ind w:left="5760" w:hanging="360"/>
       </w:pPr>
       <w:rPr>
-        <w:rFonts w:ascii="Courier New" w:hAnsi="Courier New" w:cs="Courier New" w:hint="default"/>
+        <w:rFonts w:hint="default" w:ascii="Courier New" w:hAnsi="Courier New" w:cs="Courier New"/>
       </w:rPr>
     </w:lvl>
     <w:lvl w:ilvl="8" w:tplc="240A0005" w:tentative="1">
@@ -24501,7 +25413,7 @@
         <w:ind w:left="6480" w:hanging="360"/>
       </w:pPr>
       <w:rPr>
-        <w:rFonts w:ascii="Wingdings" w:hAnsi="Wingdings" w:hint="default"/>
+        <w:rFonts w:hint="default" w:ascii="Wingdings" w:hAnsi="Wingdings"/>
       </w:rPr>
     </w:lvl>
   </w:abstractNum>
@@ -24518,7 +25430,7 @@
         <w:ind w:left="720" w:hanging="360"/>
       </w:pPr>
       <w:rPr>
-        <w:rFonts w:ascii="Wingdings" w:hAnsi="Wingdings" w:hint="default"/>
+        <w:rFonts w:hint="default" w:ascii="Wingdings" w:hAnsi="Wingdings"/>
         <w:b w:val="0"/>
         <w:bCs w:val="0"/>
       </w:rPr>
@@ -24550,7 +25462,7 @@
         <w:ind w:left="2880" w:hanging="360"/>
       </w:pPr>
       <w:rPr>
-        <w:rFonts w:ascii="Arial" w:eastAsia="Times New Roman" w:hAnsi="Arial" w:cs="Arial"/>
+        <w:rFonts w:ascii="Arial" w:hAnsi="Arial" w:eastAsia="Times New Roman" w:cs="Arial"/>
       </w:rPr>
     </w:lvl>
     <w:lvl w:ilvl="4">
@@ -24612,7 +25524,7 @@
         <w:ind w:left="720" w:hanging="360"/>
       </w:pPr>
       <w:rPr>
-        <w:rFonts w:ascii="Wingdings" w:hAnsi="Wingdings" w:hint="default"/>
+        <w:rFonts w:hint="default" w:ascii="Wingdings" w:hAnsi="Wingdings"/>
       </w:rPr>
     </w:lvl>
     <w:lvl w:ilvl="1" w:tplc="240A0003" w:tentative="1">
@@ -24624,7 +25536,7 @@
         <w:ind w:left="1440" w:hanging="360"/>
       </w:pPr>
       <w:rPr>
-        <w:rFonts w:ascii="Courier New" w:hAnsi="Courier New" w:cs="Courier New" w:hint="default"/>
+        <w:rFonts w:hint="default" w:ascii="Courier New" w:hAnsi="Courier New" w:cs="Courier New"/>
       </w:rPr>
     </w:lvl>
     <w:lvl w:ilvl="2" w:tplc="240A0005" w:tentative="1">
@@ -24636,7 +25548,7 @@
         <w:ind w:left="2160" w:hanging="360"/>
       </w:pPr>
       <w:rPr>
-        <w:rFonts w:ascii="Wingdings" w:hAnsi="Wingdings" w:hint="default"/>
+        <w:rFonts w:hint="default" w:ascii="Wingdings" w:hAnsi="Wingdings"/>
       </w:rPr>
     </w:lvl>
     <w:lvl w:ilvl="3" w:tplc="240A0001" w:tentative="1">
@@ -24648,7 +25560,7 @@
         <w:ind w:left="2880" w:hanging="360"/>
       </w:pPr>
       <w:rPr>
-        <w:rFonts w:ascii="Symbol" w:hAnsi="Symbol" w:hint="default"/>
+        <w:rFonts w:hint="default" w:ascii="Symbol" w:hAnsi="Symbol"/>
       </w:rPr>
     </w:lvl>
     <w:lvl w:ilvl="4" w:tplc="240A0003" w:tentative="1">
@@ -24660,7 +25572,7 @@
         <w:ind w:left="3600" w:hanging="360"/>
       </w:pPr>
       <w:rPr>
-        <w:rFonts w:ascii="Courier New" w:hAnsi="Courier New" w:cs="Courier New" w:hint="default"/>
+        <w:rFonts w:hint="default" w:ascii="Courier New" w:hAnsi="Courier New" w:cs="Courier New"/>
       </w:rPr>
     </w:lvl>
     <w:lvl w:ilvl="5" w:tplc="240A0005" w:tentative="1">
@@ -24672,7 +25584,7 @@
         <w:ind w:left="4320" w:hanging="360"/>
       </w:pPr>
       <w:rPr>
-        <w:rFonts w:ascii="Wingdings" w:hAnsi="Wingdings" w:hint="default"/>
+        <w:rFonts w:hint="default" w:ascii="Wingdings" w:hAnsi="Wingdings"/>
       </w:rPr>
     </w:lvl>
     <w:lvl w:ilvl="6" w:tplc="240A0001" w:tentative="1">
@@ -24684,7 +25596,7 @@
         <w:ind w:left="5040" w:hanging="360"/>
       </w:pPr>
       <w:rPr>
-        <w:rFonts w:ascii="Symbol" w:hAnsi="Symbol" w:hint="default"/>
+        <w:rFonts w:hint="default" w:ascii="Symbol" w:hAnsi="Symbol"/>
       </w:rPr>
     </w:lvl>
     <w:lvl w:ilvl="7" w:tplc="240A0003" w:tentative="1">
@@ -24696,7 +25608,7 @@
         <w:ind w:left="5760" w:hanging="360"/>
       </w:pPr>
       <w:rPr>
-        <w:rFonts w:ascii="Courier New" w:hAnsi="Courier New" w:cs="Courier New" w:hint="default"/>
+        <w:rFonts w:hint="default" w:ascii="Courier New" w:hAnsi="Courier New" w:cs="Courier New"/>
       </w:rPr>
     </w:lvl>
     <w:lvl w:ilvl="8" w:tplc="240A0005" w:tentative="1">
@@ -24708,7 +25620,7 @@
         <w:ind w:left="6480" w:hanging="360"/>
       </w:pPr>
       <w:rPr>
-        <w:rFonts w:ascii="Wingdings" w:hAnsi="Wingdings" w:hint="default"/>
+        <w:rFonts w:hint="default" w:ascii="Wingdings" w:hAnsi="Wingdings"/>
       </w:rPr>
     </w:lvl>
   </w:abstractNum>
@@ -24841,7 +25753,7 @@
         <w:ind w:left="720" w:hanging="360"/>
       </w:pPr>
       <w:rPr>
-        <w:rFonts w:ascii="Wingdings" w:hAnsi="Wingdings" w:hint="default"/>
+        <w:rFonts w:hint="default" w:ascii="Wingdings" w:hAnsi="Wingdings"/>
         <w:sz w:val="20"/>
       </w:rPr>
     </w:lvl>
@@ -24857,7 +25769,7 @@
         <w:ind w:left="1440" w:hanging="360"/>
       </w:pPr>
       <w:rPr>
-        <w:rFonts w:ascii="Courier New" w:hAnsi="Courier New" w:hint="default"/>
+        <w:rFonts w:hint="default" w:ascii="Courier New" w:hAnsi="Courier New"/>
         <w:sz w:val="20"/>
       </w:rPr>
     </w:lvl>
@@ -24873,7 +25785,7 @@
         <w:ind w:left="2160" w:hanging="360"/>
       </w:pPr>
       <w:rPr>
-        <w:rFonts w:ascii="Wingdings" w:hAnsi="Wingdings" w:hint="default"/>
+        <w:rFonts w:hint="default" w:ascii="Wingdings" w:hAnsi="Wingdings"/>
         <w:sz w:val="20"/>
       </w:rPr>
     </w:lvl>
@@ -24889,7 +25801,7 @@
         <w:ind w:left="2880" w:hanging="360"/>
       </w:pPr>
       <w:rPr>
-        <w:rFonts w:ascii="Wingdings" w:hAnsi="Wingdings" w:hint="default"/>
+        <w:rFonts w:hint="default" w:ascii="Wingdings" w:hAnsi="Wingdings"/>
         <w:sz w:val="20"/>
       </w:rPr>
     </w:lvl>
@@ -24905,7 +25817,7 @@
         <w:ind w:left="3600" w:hanging="360"/>
       </w:pPr>
       <w:rPr>
-        <w:rFonts w:ascii="Wingdings" w:hAnsi="Wingdings" w:hint="default"/>
+        <w:rFonts w:hint="default" w:ascii="Wingdings" w:hAnsi="Wingdings"/>
         <w:sz w:val="20"/>
       </w:rPr>
     </w:lvl>
@@ -24921,7 +25833,7 @@
         <w:ind w:left="4320" w:hanging="360"/>
       </w:pPr>
       <w:rPr>
-        <w:rFonts w:ascii="Wingdings" w:hAnsi="Wingdings" w:hint="default"/>
+        <w:rFonts w:hint="default" w:ascii="Wingdings" w:hAnsi="Wingdings"/>
         <w:sz w:val="20"/>
       </w:rPr>
     </w:lvl>
@@ -24937,7 +25849,7 @@
         <w:ind w:left="5040" w:hanging="360"/>
       </w:pPr>
       <w:rPr>
-        <w:rFonts w:ascii="Wingdings" w:hAnsi="Wingdings" w:hint="default"/>
+        <w:rFonts w:hint="default" w:ascii="Wingdings" w:hAnsi="Wingdings"/>
         <w:sz w:val="20"/>
       </w:rPr>
     </w:lvl>
@@ -24953,7 +25865,7 @@
         <w:ind w:left="5760" w:hanging="360"/>
       </w:pPr>
       <w:rPr>
-        <w:rFonts w:ascii="Wingdings" w:hAnsi="Wingdings" w:hint="default"/>
+        <w:rFonts w:hint="default" w:ascii="Wingdings" w:hAnsi="Wingdings"/>
         <w:sz w:val="20"/>
       </w:rPr>
     </w:lvl>
@@ -24969,7 +25881,7 @@
         <w:ind w:left="6480" w:hanging="360"/>
       </w:pPr>
       <w:rPr>
-        <w:rFonts w:ascii="Wingdings" w:hAnsi="Wingdings" w:hint="default"/>
+        <w:rFonts w:hint="default" w:ascii="Wingdings" w:hAnsi="Wingdings"/>
         <w:sz w:val="20"/>
       </w:rPr>
     </w:lvl>
@@ -24990,7 +25902,7 @@
         <w:ind w:left="720" w:hanging="360"/>
       </w:pPr>
       <w:rPr>
-        <w:rFonts w:ascii="Symbol" w:hAnsi="Symbol" w:hint="default"/>
+        <w:rFonts w:hint="default" w:ascii="Symbol" w:hAnsi="Symbol"/>
         <w:sz w:val="20"/>
       </w:rPr>
     </w:lvl>
@@ -25006,7 +25918,7 @@
         <w:ind w:left="1440" w:hanging="360"/>
       </w:pPr>
       <w:rPr>
-        <w:rFonts w:ascii="Courier New" w:hAnsi="Courier New" w:hint="default"/>
+        <w:rFonts w:hint="default" w:ascii="Courier New" w:hAnsi="Courier New"/>
         <w:sz w:val="20"/>
       </w:rPr>
     </w:lvl>
@@ -25022,7 +25934,7 @@
         <w:ind w:left="2160" w:hanging="360"/>
       </w:pPr>
       <w:rPr>
-        <w:rFonts w:ascii="Wingdings" w:hAnsi="Wingdings" w:hint="default"/>
+        <w:rFonts w:hint="default" w:ascii="Wingdings" w:hAnsi="Wingdings"/>
         <w:sz w:val="20"/>
       </w:rPr>
     </w:lvl>
@@ -25038,7 +25950,7 @@
         <w:ind w:left="2880" w:hanging="360"/>
       </w:pPr>
       <w:rPr>
-        <w:rFonts w:ascii="Wingdings" w:hAnsi="Wingdings" w:hint="default"/>
+        <w:rFonts w:hint="default" w:ascii="Wingdings" w:hAnsi="Wingdings"/>
         <w:sz w:val="20"/>
       </w:rPr>
     </w:lvl>
@@ -25054,7 +25966,7 @@
         <w:ind w:left="3600" w:hanging="360"/>
       </w:pPr>
       <w:rPr>
-        <w:rFonts w:ascii="Wingdings" w:hAnsi="Wingdings" w:hint="default"/>
+        <w:rFonts w:hint="default" w:ascii="Wingdings" w:hAnsi="Wingdings"/>
         <w:sz w:val="20"/>
       </w:rPr>
     </w:lvl>
@@ -25070,7 +25982,7 @@
         <w:ind w:left="4320" w:hanging="360"/>
       </w:pPr>
       <w:rPr>
-        <w:rFonts w:ascii="Wingdings" w:hAnsi="Wingdings" w:hint="default"/>
+        <w:rFonts w:hint="default" w:ascii="Wingdings" w:hAnsi="Wingdings"/>
         <w:sz w:val="20"/>
       </w:rPr>
     </w:lvl>
@@ -25086,7 +25998,7 @@
         <w:ind w:left="5040" w:hanging="360"/>
       </w:pPr>
       <w:rPr>
-        <w:rFonts w:ascii="Wingdings" w:hAnsi="Wingdings" w:hint="default"/>
+        <w:rFonts w:hint="default" w:ascii="Wingdings" w:hAnsi="Wingdings"/>
         <w:sz w:val="20"/>
       </w:rPr>
     </w:lvl>
@@ -25102,7 +26014,7 @@
         <w:ind w:left="5760" w:hanging="360"/>
       </w:pPr>
       <w:rPr>
-        <w:rFonts w:ascii="Wingdings" w:hAnsi="Wingdings" w:hint="default"/>
+        <w:rFonts w:hint="default" w:ascii="Wingdings" w:hAnsi="Wingdings"/>
         <w:sz w:val="20"/>
       </w:rPr>
     </w:lvl>
@@ -25118,7 +26030,7 @@
         <w:ind w:left="6480" w:hanging="360"/>
       </w:pPr>
       <w:rPr>
-        <w:rFonts w:ascii="Wingdings" w:hAnsi="Wingdings" w:hint="default"/>
+        <w:rFonts w:hint="default" w:ascii="Wingdings" w:hAnsi="Wingdings"/>
         <w:sz w:val="20"/>
       </w:rPr>
     </w:lvl>
@@ -25136,7 +26048,7 @@
         <w:ind w:left="720" w:hanging="360"/>
       </w:pPr>
       <w:rPr>
-        <w:rFonts w:ascii="Wingdings" w:hAnsi="Wingdings" w:hint="default"/>
+        <w:rFonts w:hint="default" w:ascii="Wingdings" w:hAnsi="Wingdings"/>
       </w:rPr>
     </w:lvl>
     <w:lvl w:ilvl="1" w:tplc="240A0003" w:tentative="1">
@@ -25148,7 +26060,7 @@
         <w:ind w:left="1440" w:hanging="360"/>
       </w:pPr>
       <w:rPr>
-        <w:rFonts w:ascii="Courier New" w:hAnsi="Courier New" w:cs="Courier New" w:hint="default"/>
+        <w:rFonts w:hint="default" w:ascii="Courier New" w:hAnsi="Courier New" w:cs="Courier New"/>
       </w:rPr>
     </w:lvl>
     <w:lvl w:ilvl="2" w:tplc="240A0005" w:tentative="1">
@@ -25160,7 +26072,7 @@
         <w:ind w:left="2160" w:hanging="360"/>
       </w:pPr>
       <w:rPr>
-        <w:rFonts w:ascii="Wingdings" w:hAnsi="Wingdings" w:hint="default"/>
+        <w:rFonts w:hint="default" w:ascii="Wingdings" w:hAnsi="Wingdings"/>
       </w:rPr>
     </w:lvl>
     <w:lvl w:ilvl="3" w:tplc="240A0001" w:tentative="1">
@@ -25172,7 +26084,7 @@
         <w:ind w:left="2880" w:hanging="360"/>
       </w:pPr>
       <w:rPr>
-        <w:rFonts w:ascii="Symbol" w:hAnsi="Symbol" w:hint="default"/>
+        <w:rFonts w:hint="default" w:ascii="Symbol" w:hAnsi="Symbol"/>
       </w:rPr>
     </w:lvl>
     <w:lvl w:ilvl="4" w:tplc="240A0003" w:tentative="1">
@@ -25184,7 +26096,7 @@
         <w:ind w:left="3600" w:hanging="360"/>
       </w:pPr>
       <w:rPr>
-        <w:rFonts w:ascii="Courier New" w:hAnsi="Courier New" w:cs="Courier New" w:hint="default"/>
+        <w:rFonts w:hint="default" w:ascii="Courier New" w:hAnsi="Courier New" w:cs="Courier New"/>
       </w:rPr>
     </w:lvl>
     <w:lvl w:ilvl="5" w:tplc="240A0005" w:tentative="1">
@@ -25196,7 +26108,7 @@
         <w:ind w:left="4320" w:hanging="360"/>
       </w:pPr>
       <w:rPr>
-        <w:rFonts w:ascii="Wingdings" w:hAnsi="Wingdings" w:hint="default"/>
+        <w:rFonts w:hint="default" w:ascii="Wingdings" w:hAnsi="Wingdings"/>
       </w:rPr>
     </w:lvl>
     <w:lvl w:ilvl="6" w:tplc="240A0001" w:tentative="1">
@@ -25208,7 +26120,7 @@
         <w:ind w:left="5040" w:hanging="360"/>
       </w:pPr>
       <w:rPr>
-        <w:rFonts w:ascii="Symbol" w:hAnsi="Symbol" w:hint="default"/>
+        <w:rFonts w:hint="default" w:ascii="Symbol" w:hAnsi="Symbol"/>
       </w:rPr>
     </w:lvl>
     <w:lvl w:ilvl="7" w:tplc="240A0003" w:tentative="1">
@@ -25220,7 +26132,7 @@
         <w:ind w:left="5760" w:hanging="360"/>
       </w:pPr>
       <w:rPr>
-        <w:rFonts w:ascii="Courier New" w:hAnsi="Courier New" w:cs="Courier New" w:hint="default"/>
+        <w:rFonts w:hint="default" w:ascii="Courier New" w:hAnsi="Courier New" w:cs="Courier New"/>
       </w:rPr>
     </w:lvl>
     <w:lvl w:ilvl="8" w:tplc="240A0005" w:tentative="1">
@@ -25232,7 +26144,7 @@
         <w:ind w:left="6480" w:hanging="360"/>
       </w:pPr>
       <w:rPr>
-        <w:rFonts w:ascii="Wingdings" w:hAnsi="Wingdings" w:hint="default"/>
+        <w:rFonts w:hint="default" w:ascii="Wingdings" w:hAnsi="Wingdings"/>
       </w:rPr>
     </w:lvl>
   </w:abstractNum>
@@ -25249,7 +26161,7 @@
         <w:ind w:left="720" w:hanging="360"/>
       </w:pPr>
       <w:rPr>
-        <w:rFonts w:ascii="Wingdings" w:hAnsi="Wingdings" w:hint="default"/>
+        <w:rFonts w:hint="default" w:ascii="Wingdings" w:hAnsi="Wingdings"/>
       </w:rPr>
     </w:lvl>
     <w:lvl w:ilvl="1" w:tplc="240A0003" w:tentative="1">
@@ -25261,7 +26173,7 @@
         <w:ind w:left="1440" w:hanging="360"/>
       </w:pPr>
       <w:rPr>
-        <w:rFonts w:ascii="Courier New" w:hAnsi="Courier New" w:cs="Courier New" w:hint="default"/>
+        <w:rFonts w:hint="default" w:ascii="Courier New" w:hAnsi="Courier New" w:cs="Courier New"/>
       </w:rPr>
     </w:lvl>
     <w:lvl w:ilvl="2" w:tplc="240A0005" w:tentative="1">
@@ -25273,7 +26185,7 @@
         <w:ind w:left="2160" w:hanging="360"/>
       </w:pPr>
       <w:rPr>
-        <w:rFonts w:ascii="Wingdings" w:hAnsi="Wingdings" w:hint="default"/>
+        <w:rFonts w:hint="default" w:ascii="Wingdings" w:hAnsi="Wingdings"/>
       </w:rPr>
     </w:lvl>
     <w:lvl w:ilvl="3" w:tplc="240A0001" w:tentative="1">
@@ -25285,7 +26197,7 @@
         <w:ind w:left="2880" w:hanging="360"/>
       </w:pPr>
       <w:rPr>
-        <w:rFonts w:ascii="Symbol" w:hAnsi="Symbol" w:hint="default"/>
+        <w:rFonts w:hint="default" w:ascii="Symbol" w:hAnsi="Symbol"/>
       </w:rPr>
     </w:lvl>
     <w:lvl w:ilvl="4" w:tplc="240A0003" w:tentative="1">
@@ -25297,7 +26209,7 @@
         <w:ind w:left="3600" w:hanging="360"/>
       </w:pPr>
       <w:rPr>
-        <w:rFonts w:ascii="Courier New" w:hAnsi="Courier New" w:cs="Courier New" w:hint="default"/>
+        <w:rFonts w:hint="default" w:ascii="Courier New" w:hAnsi="Courier New" w:cs="Courier New"/>
       </w:rPr>
     </w:lvl>
     <w:lvl w:ilvl="5" w:tplc="240A0005" w:tentative="1">
@@ -25309,7 +26221,7 @@
         <w:ind w:left="4320" w:hanging="360"/>
       </w:pPr>
       <w:rPr>
-        <w:rFonts w:ascii="Wingdings" w:hAnsi="Wingdings" w:hint="default"/>
+        <w:rFonts w:hint="default" w:ascii="Wingdings" w:hAnsi="Wingdings"/>
       </w:rPr>
     </w:lvl>
     <w:lvl w:ilvl="6" w:tplc="240A0001" w:tentative="1">
@@ -25321,7 +26233,7 @@
         <w:ind w:left="5040" w:hanging="360"/>
       </w:pPr>
       <w:rPr>
-        <w:rFonts w:ascii="Symbol" w:hAnsi="Symbol" w:hint="default"/>
+        <w:rFonts w:hint="default" w:ascii="Symbol" w:hAnsi="Symbol"/>
       </w:rPr>
     </w:lvl>
     <w:lvl w:ilvl="7" w:tplc="240A0003" w:tentative="1">
@@ -25333,7 +26245,7 @@
         <w:ind w:left="5760" w:hanging="360"/>
       </w:pPr>
       <w:rPr>
-        <w:rFonts w:ascii="Courier New" w:hAnsi="Courier New" w:cs="Courier New" w:hint="default"/>
+        <w:rFonts w:hint="default" w:ascii="Courier New" w:hAnsi="Courier New" w:cs="Courier New"/>
       </w:rPr>
     </w:lvl>
     <w:lvl w:ilvl="8" w:tplc="240A0005" w:tentative="1">
@@ -25345,7 +26257,7 @@
         <w:ind w:left="6480" w:hanging="360"/>
       </w:pPr>
       <w:rPr>
-        <w:rFonts w:ascii="Wingdings" w:hAnsi="Wingdings" w:hint="default"/>
+        <w:rFonts w:hint="default" w:ascii="Wingdings" w:hAnsi="Wingdings"/>
       </w:rPr>
     </w:lvl>
   </w:abstractNum>
@@ -25362,7 +26274,7 @@
         <w:ind w:left="720" w:hanging="360"/>
       </w:pPr>
       <w:rPr>
-        <w:rFonts w:ascii="Symbol" w:hAnsi="Symbol" w:hint="default"/>
+        <w:rFonts w:hint="default" w:ascii="Symbol" w:hAnsi="Symbol"/>
       </w:rPr>
     </w:lvl>
     <w:lvl w:ilvl="1" w:tplc="240A0003" w:tentative="1">
@@ -25374,7 +26286,7 @@
         <w:ind w:left="1440" w:hanging="360"/>
       </w:pPr>
       <w:rPr>
-        <w:rFonts w:ascii="Courier New" w:hAnsi="Courier New" w:cs="Courier New" w:hint="default"/>
+        <w:rFonts w:hint="default" w:ascii="Courier New" w:hAnsi="Courier New" w:cs="Courier New"/>
       </w:rPr>
     </w:lvl>
     <w:lvl w:ilvl="2" w:tplc="240A0005" w:tentative="1">
@@ -25386,7 +26298,7 @@
         <w:ind w:left="2160" w:hanging="360"/>
       </w:pPr>
       <w:rPr>
-        <w:rFonts w:ascii="Wingdings" w:hAnsi="Wingdings" w:hint="default"/>
+        <w:rFonts w:hint="default" w:ascii="Wingdings" w:hAnsi="Wingdings"/>
       </w:rPr>
     </w:lvl>
     <w:lvl w:ilvl="3" w:tplc="240A0001" w:tentative="1">
@@ -25398,7 +26310,7 @@
         <w:ind w:left="2880" w:hanging="360"/>
       </w:pPr>
       <w:rPr>
-        <w:rFonts w:ascii="Symbol" w:hAnsi="Symbol" w:hint="default"/>
+        <w:rFonts w:hint="default" w:ascii="Symbol" w:hAnsi="Symbol"/>
       </w:rPr>
     </w:lvl>
     <w:lvl w:ilvl="4" w:tplc="240A0003" w:tentative="1">
@@ -25410,7 +26322,7 @@
         <w:ind w:left="3600" w:hanging="360"/>
       </w:pPr>
       <w:rPr>
-        <w:rFonts w:ascii="Courier New" w:hAnsi="Courier New" w:cs="Courier New" w:hint="default"/>
+        <w:rFonts w:hint="default" w:ascii="Courier New" w:hAnsi="Courier New" w:cs="Courier New"/>
       </w:rPr>
     </w:lvl>
     <w:lvl w:ilvl="5" w:tplc="240A0005" w:tentative="1">
@@ -25422,7 +26334,7 @@
         <w:ind w:left="4320" w:hanging="360"/>
       </w:pPr>
       <w:rPr>
-        <w:rFonts w:ascii="Wingdings" w:hAnsi="Wingdings" w:hint="default"/>
+        <w:rFonts w:hint="default" w:ascii="Wingdings" w:hAnsi="Wingdings"/>
       </w:rPr>
     </w:lvl>
     <w:lvl w:ilvl="6" w:tplc="240A0001" w:tentative="1">
@@ -25434,7 +26346,7 @@
         <w:ind w:left="5040" w:hanging="360"/>
       </w:pPr>
       <w:rPr>
-        <w:rFonts w:ascii="Symbol" w:hAnsi="Symbol" w:hint="default"/>
+        <w:rFonts w:hint="default" w:ascii="Symbol" w:hAnsi="Symbol"/>
       </w:rPr>
     </w:lvl>
     <w:lvl w:ilvl="7" w:tplc="240A0003" w:tentative="1">
@@ -25446,7 +26358,7 @@
         <w:ind w:left="5760" w:hanging="360"/>
       </w:pPr>
       <w:rPr>
-        <w:rFonts w:ascii="Courier New" w:hAnsi="Courier New" w:cs="Courier New" w:hint="default"/>
+        <w:rFonts w:hint="default" w:ascii="Courier New" w:hAnsi="Courier New" w:cs="Courier New"/>
       </w:rPr>
     </w:lvl>
     <w:lvl w:ilvl="8" w:tplc="240A0005" w:tentative="1">
@@ -25458,7 +26370,7 @@
         <w:ind w:left="6480" w:hanging="360"/>
       </w:pPr>
       <w:rPr>
-        <w:rFonts w:ascii="Wingdings" w:hAnsi="Wingdings" w:hint="default"/>
+        <w:rFonts w:hint="default" w:ascii="Wingdings" w:hAnsi="Wingdings"/>
       </w:rPr>
     </w:lvl>
   </w:abstractNum>
@@ -25478,7 +26390,7 @@
         <w:ind w:left="720" w:hanging="360"/>
       </w:pPr>
       <w:rPr>
-        <w:rFonts w:ascii="Wingdings" w:hAnsi="Wingdings" w:hint="default"/>
+        <w:rFonts w:hint="default" w:ascii="Wingdings" w:hAnsi="Wingdings"/>
         <w:sz w:val="20"/>
       </w:rPr>
     </w:lvl>
@@ -25494,7 +26406,7 @@
         <w:ind w:left="1440" w:hanging="360"/>
       </w:pPr>
       <w:rPr>
-        <w:rFonts w:ascii="Courier New" w:hAnsi="Courier New" w:hint="default"/>
+        <w:rFonts w:hint="default" w:ascii="Courier New" w:hAnsi="Courier New"/>
         <w:sz w:val="20"/>
       </w:rPr>
     </w:lvl>
@@ -25510,7 +26422,7 @@
         <w:ind w:left="2160" w:hanging="360"/>
       </w:pPr>
       <w:rPr>
-        <w:rFonts w:ascii="Wingdings" w:hAnsi="Wingdings" w:hint="default"/>
+        <w:rFonts w:hint="default" w:ascii="Wingdings" w:hAnsi="Wingdings"/>
         <w:sz w:val="20"/>
       </w:rPr>
     </w:lvl>
@@ -25526,7 +26438,7 @@
         <w:ind w:left="2880" w:hanging="360"/>
       </w:pPr>
       <w:rPr>
-        <w:rFonts w:ascii="Wingdings" w:hAnsi="Wingdings" w:hint="default"/>
+        <w:rFonts w:hint="default" w:ascii="Wingdings" w:hAnsi="Wingdings"/>
         <w:sz w:val="20"/>
       </w:rPr>
     </w:lvl>
@@ -25542,7 +26454,7 @@
         <w:ind w:left="3600" w:hanging="360"/>
       </w:pPr>
       <w:rPr>
-        <w:rFonts w:ascii="Wingdings" w:hAnsi="Wingdings" w:hint="default"/>
+        <w:rFonts w:hint="default" w:ascii="Wingdings" w:hAnsi="Wingdings"/>
         <w:sz w:val="20"/>
       </w:rPr>
     </w:lvl>
@@ -25558,7 +26470,7 @@
         <w:ind w:left="4320" w:hanging="360"/>
       </w:pPr>
       <w:rPr>
-        <w:rFonts w:ascii="Wingdings" w:hAnsi="Wingdings" w:hint="default"/>
+        <w:rFonts w:hint="default" w:ascii="Wingdings" w:hAnsi="Wingdings"/>
         <w:sz w:val="20"/>
       </w:rPr>
     </w:lvl>
@@ -25574,7 +26486,7 @@
         <w:ind w:left="5040" w:hanging="360"/>
       </w:pPr>
       <w:rPr>
-        <w:rFonts w:ascii="Wingdings" w:hAnsi="Wingdings" w:hint="default"/>
+        <w:rFonts w:hint="default" w:ascii="Wingdings" w:hAnsi="Wingdings"/>
         <w:sz w:val="20"/>
       </w:rPr>
     </w:lvl>
@@ -25590,7 +26502,7 @@
         <w:ind w:left="5760" w:hanging="360"/>
       </w:pPr>
       <w:rPr>
-        <w:rFonts w:ascii="Wingdings" w:hAnsi="Wingdings" w:hint="default"/>
+        <w:rFonts w:hint="default" w:ascii="Wingdings" w:hAnsi="Wingdings"/>
         <w:sz w:val="20"/>
       </w:rPr>
     </w:lvl>
@@ -25606,7 +26518,7 @@
         <w:ind w:left="6480" w:hanging="360"/>
       </w:pPr>
       <w:rPr>
-        <w:rFonts w:ascii="Wingdings" w:hAnsi="Wingdings" w:hint="default"/>
+        <w:rFonts w:hint="default" w:ascii="Wingdings" w:hAnsi="Wingdings"/>
         <w:sz w:val="20"/>
       </w:rPr>
     </w:lvl>
@@ -25624,7 +26536,7 @@
         <w:ind w:left="720" w:hanging="360"/>
       </w:pPr>
       <w:rPr>
-        <w:rFonts w:ascii="Wingdings" w:hAnsi="Wingdings" w:hint="default"/>
+        <w:rFonts w:hint="default" w:ascii="Wingdings" w:hAnsi="Wingdings"/>
       </w:rPr>
     </w:lvl>
     <w:lvl w:ilvl="1" w:tplc="240A0003" w:tentative="1">
@@ -25636,7 +26548,7 @@
         <w:ind w:left="1440" w:hanging="360"/>
       </w:pPr>
       <w:rPr>
-        <w:rFonts w:ascii="Courier New" w:hAnsi="Courier New" w:cs="Courier New" w:hint="default"/>
+        <w:rFonts w:hint="default" w:ascii="Courier New" w:hAnsi="Courier New" w:cs="Courier New"/>
       </w:rPr>
     </w:lvl>
     <w:lvl w:ilvl="2" w:tplc="240A0005" w:tentative="1">
@@ -25648,7 +26560,7 @@
         <w:ind w:left="2160" w:hanging="360"/>
       </w:pPr>
       <w:rPr>
-        <w:rFonts w:ascii="Wingdings" w:hAnsi="Wingdings" w:hint="default"/>
+        <w:rFonts w:hint="default" w:ascii="Wingdings" w:hAnsi="Wingdings"/>
       </w:rPr>
     </w:lvl>
     <w:lvl w:ilvl="3" w:tplc="240A0001" w:tentative="1">
@@ -25660,7 +26572,7 @@
         <w:ind w:left="2880" w:hanging="360"/>
       </w:pPr>
       <w:rPr>
-        <w:rFonts w:ascii="Symbol" w:hAnsi="Symbol" w:hint="default"/>
+        <w:rFonts w:hint="default" w:ascii="Symbol" w:hAnsi="Symbol"/>
       </w:rPr>
     </w:lvl>
     <w:lvl w:ilvl="4" w:tplc="240A0003" w:tentative="1">
@@ -25672,7 +26584,7 @@
         <w:ind w:left="3600" w:hanging="360"/>
       </w:pPr>
       <w:rPr>
-        <w:rFonts w:ascii="Courier New" w:hAnsi="Courier New" w:cs="Courier New" w:hint="default"/>
+        <w:rFonts w:hint="default" w:ascii="Courier New" w:hAnsi="Courier New" w:cs="Courier New"/>
       </w:rPr>
     </w:lvl>
     <w:lvl w:ilvl="5" w:tplc="240A0005" w:tentative="1">
@@ -25684,7 +26596,7 @@
         <w:ind w:left="4320" w:hanging="360"/>
       </w:pPr>
       <w:rPr>
-        <w:rFonts w:ascii="Wingdings" w:hAnsi="Wingdings" w:hint="default"/>
+        <w:rFonts w:hint="default" w:ascii="Wingdings" w:hAnsi="Wingdings"/>
       </w:rPr>
     </w:lvl>
     <w:lvl w:ilvl="6" w:tplc="240A0001" w:tentative="1">
@@ -25696,7 +26608,7 @@
         <w:ind w:left="5040" w:hanging="360"/>
       </w:pPr>
       <w:rPr>
-        <w:rFonts w:ascii="Symbol" w:hAnsi="Symbol" w:hint="default"/>
+        <w:rFonts w:hint="default" w:ascii="Symbol" w:hAnsi="Symbol"/>
       </w:rPr>
     </w:lvl>
     <w:lvl w:ilvl="7" w:tplc="240A0003" w:tentative="1">
@@ -25708,7 +26620,7 @@
         <w:ind w:left="5760" w:hanging="360"/>
       </w:pPr>
       <w:rPr>
-        <w:rFonts w:ascii="Courier New" w:hAnsi="Courier New" w:cs="Courier New" w:hint="default"/>
+        <w:rFonts w:hint="default" w:ascii="Courier New" w:hAnsi="Courier New" w:cs="Courier New"/>
       </w:rPr>
     </w:lvl>
     <w:lvl w:ilvl="8" w:tplc="240A0005" w:tentative="1">
@@ -25720,7 +26632,7 @@
         <w:ind w:left="6480" w:hanging="360"/>
       </w:pPr>
       <w:rPr>
-        <w:rFonts w:ascii="Wingdings" w:hAnsi="Wingdings" w:hint="default"/>
+        <w:rFonts w:hint="default" w:ascii="Wingdings" w:hAnsi="Wingdings"/>
       </w:rPr>
     </w:lvl>
   </w:abstractNum>
@@ -25737,7 +26649,7 @@
         <w:ind w:left="720" w:hanging="360"/>
       </w:pPr>
       <w:rPr>
-        <w:rFonts w:ascii="Wingdings" w:hAnsi="Wingdings" w:hint="default"/>
+        <w:rFonts w:hint="default" w:ascii="Wingdings" w:hAnsi="Wingdings"/>
       </w:rPr>
     </w:lvl>
     <w:lvl w:ilvl="1" w:tplc="240A0003" w:tentative="1">
@@ -25749,7 +26661,7 @@
         <w:ind w:left="1440" w:hanging="360"/>
       </w:pPr>
       <w:rPr>
-        <w:rFonts w:ascii="Courier New" w:hAnsi="Courier New" w:cs="Courier New" w:hint="default"/>
+        <w:rFonts w:hint="default" w:ascii="Courier New" w:hAnsi="Courier New" w:cs="Courier New"/>
       </w:rPr>
     </w:lvl>
     <w:lvl w:ilvl="2" w:tplc="240A0005" w:tentative="1">
@@ -25761,7 +26673,7 @@
         <w:ind w:left="2160" w:hanging="360"/>
       </w:pPr>
       <w:rPr>
-        <w:rFonts w:ascii="Wingdings" w:hAnsi="Wingdings" w:hint="default"/>
+        <w:rFonts w:hint="default" w:ascii="Wingdings" w:hAnsi="Wingdings"/>
       </w:rPr>
     </w:lvl>
     <w:lvl w:ilvl="3" w:tplc="240A0001" w:tentative="1">
@@ -25773,7 +26685,7 @@
         <w:ind w:left="2880" w:hanging="360"/>
       </w:pPr>
       <w:rPr>
-        <w:rFonts w:ascii="Symbol" w:hAnsi="Symbol" w:hint="default"/>
+        <w:rFonts w:hint="default" w:ascii="Symbol" w:hAnsi="Symbol"/>
       </w:rPr>
     </w:lvl>
     <w:lvl w:ilvl="4" w:tplc="240A0003" w:tentative="1">
@@ -25785,7 +26697,7 @@
         <w:ind w:left="3600" w:hanging="360"/>
       </w:pPr>
       <w:rPr>
-        <w:rFonts w:ascii="Courier New" w:hAnsi="Courier New" w:cs="Courier New" w:hint="default"/>
+        <w:rFonts w:hint="default" w:ascii="Courier New" w:hAnsi="Courier New" w:cs="Courier New"/>
       </w:rPr>
     </w:lvl>
     <w:lvl w:ilvl="5" w:tplc="240A0005" w:tentative="1">
@@ -25797,7 +26709,7 @@
         <w:ind w:left="4320" w:hanging="360"/>
       </w:pPr>
       <w:rPr>
-        <w:rFonts w:ascii="Wingdings" w:hAnsi="Wingdings" w:hint="default"/>
+        <w:rFonts w:hint="default" w:ascii="Wingdings" w:hAnsi="Wingdings"/>
       </w:rPr>
     </w:lvl>
     <w:lvl w:ilvl="6" w:tplc="240A0001" w:tentative="1">
@@ -25809,7 +26721,7 @@
         <w:ind w:left="5040" w:hanging="360"/>
       </w:pPr>
       <w:rPr>
-        <w:rFonts w:ascii="Symbol" w:hAnsi="Symbol" w:hint="default"/>
+        <w:rFonts w:hint="default" w:ascii="Symbol" w:hAnsi="Symbol"/>
       </w:rPr>
     </w:lvl>
     <w:lvl w:ilvl="7" w:tplc="240A0003" w:tentative="1">
@@ -25821,7 +26733,7 @@
         <w:ind w:left="5760" w:hanging="360"/>
       </w:pPr>
       <w:rPr>
-        <w:rFonts w:ascii="Courier New" w:hAnsi="Courier New" w:cs="Courier New" w:hint="default"/>
+        <w:rFonts w:hint="default" w:ascii="Courier New" w:hAnsi="Courier New" w:cs="Courier New"/>
       </w:rPr>
     </w:lvl>
     <w:lvl w:ilvl="8" w:tplc="240A0005" w:tentative="1">
@@ -25833,7 +26745,7 @@
         <w:ind w:left="6480" w:hanging="360"/>
       </w:pPr>
       <w:rPr>
-        <w:rFonts w:ascii="Wingdings" w:hAnsi="Wingdings" w:hint="default"/>
+        <w:rFonts w:hint="default" w:ascii="Wingdings" w:hAnsi="Wingdings"/>
       </w:rPr>
     </w:lvl>
   </w:abstractNum>
@@ -25853,7 +26765,7 @@
         <w:ind w:left="720" w:hanging="360"/>
       </w:pPr>
       <w:rPr>
-        <w:rFonts w:ascii="Symbol" w:hAnsi="Symbol" w:hint="default"/>
+        <w:rFonts w:hint="default" w:ascii="Symbol" w:hAnsi="Symbol"/>
         <w:sz w:val="20"/>
       </w:rPr>
     </w:lvl>
@@ -25869,7 +26781,7 @@
         <w:ind w:left="1440" w:hanging="360"/>
       </w:pPr>
       <w:rPr>
-        <w:rFonts w:ascii="Courier New" w:hAnsi="Courier New" w:hint="default"/>
+        <w:rFonts w:hint="default" w:ascii="Courier New" w:hAnsi="Courier New"/>
         <w:sz w:val="20"/>
       </w:rPr>
     </w:lvl>
@@ -25885,7 +26797,7 @@
         <w:ind w:left="2160" w:hanging="360"/>
       </w:pPr>
       <w:rPr>
-        <w:rFonts w:ascii="Wingdings" w:hAnsi="Wingdings" w:hint="default"/>
+        <w:rFonts w:hint="default" w:ascii="Wingdings" w:hAnsi="Wingdings"/>
         <w:sz w:val="20"/>
       </w:rPr>
     </w:lvl>
@@ -25901,7 +26813,7 @@
         <w:ind w:left="2880" w:hanging="360"/>
       </w:pPr>
       <w:rPr>
-        <w:rFonts w:ascii="Wingdings" w:hAnsi="Wingdings" w:hint="default"/>
+        <w:rFonts w:hint="default" w:ascii="Wingdings" w:hAnsi="Wingdings"/>
         <w:sz w:val="20"/>
       </w:rPr>
     </w:lvl>
@@ -25917,7 +26829,7 @@
         <w:ind w:left="3600" w:hanging="360"/>
       </w:pPr>
       <w:rPr>
-        <w:rFonts w:ascii="Wingdings" w:hAnsi="Wingdings" w:hint="default"/>
+        <w:rFonts w:hint="default" w:ascii="Wingdings" w:hAnsi="Wingdings"/>
         <w:sz w:val="20"/>
       </w:rPr>
     </w:lvl>
@@ -25933,7 +26845,7 @@
         <w:ind w:left="4320" w:hanging="360"/>
       </w:pPr>
       <w:rPr>
-        <w:rFonts w:ascii="Wingdings" w:hAnsi="Wingdings" w:hint="default"/>
+        <w:rFonts w:hint="default" w:ascii="Wingdings" w:hAnsi="Wingdings"/>
         <w:sz w:val="20"/>
       </w:rPr>
     </w:lvl>
@@ -25949,7 +26861,7 @@
         <w:ind w:left="5040" w:hanging="360"/>
       </w:pPr>
       <w:rPr>
-        <w:rFonts w:ascii="Wingdings" w:hAnsi="Wingdings" w:hint="default"/>
+        <w:rFonts w:hint="default" w:ascii="Wingdings" w:hAnsi="Wingdings"/>
         <w:sz w:val="20"/>
       </w:rPr>
     </w:lvl>
@@ -25965,7 +26877,7 @@
         <w:ind w:left="5760" w:hanging="360"/>
       </w:pPr>
       <w:rPr>
-        <w:rFonts w:ascii="Wingdings" w:hAnsi="Wingdings" w:hint="default"/>
+        <w:rFonts w:hint="default" w:ascii="Wingdings" w:hAnsi="Wingdings"/>
         <w:sz w:val="20"/>
       </w:rPr>
     </w:lvl>
@@ -25981,7 +26893,7 @@
         <w:ind w:left="6480" w:hanging="360"/>
       </w:pPr>
       <w:rPr>
-        <w:rFonts w:ascii="Wingdings" w:hAnsi="Wingdings" w:hint="default"/>
+        <w:rFonts w:hint="default" w:ascii="Wingdings" w:hAnsi="Wingdings"/>
         <w:sz w:val="20"/>
       </w:rPr>
     </w:lvl>
@@ -26112,7 +27024,7 @@
         <w:ind w:left="720" w:hanging="360"/>
       </w:pPr>
       <w:rPr>
-        <w:rFonts w:ascii="Wingdings" w:hAnsi="Wingdings" w:hint="default"/>
+        <w:rFonts w:hint="default" w:ascii="Wingdings" w:hAnsi="Wingdings"/>
       </w:rPr>
     </w:lvl>
     <w:lvl w:ilvl="1" w:tplc="240A0003" w:tentative="1">
@@ -26124,7 +27036,7 @@
         <w:ind w:left="1440" w:hanging="360"/>
       </w:pPr>
       <w:rPr>
-        <w:rFonts w:ascii="Courier New" w:hAnsi="Courier New" w:cs="Courier New" w:hint="default"/>
+        <w:rFonts w:hint="default" w:ascii="Courier New" w:hAnsi="Courier New" w:cs="Courier New"/>
       </w:rPr>
     </w:lvl>
     <w:lvl w:ilvl="2" w:tplc="240A0005" w:tentative="1">
@@ -26136,7 +27048,7 @@
         <w:ind w:left="2160" w:hanging="360"/>
       </w:pPr>
       <w:rPr>
-        <w:rFonts w:ascii="Wingdings" w:hAnsi="Wingdings" w:hint="default"/>
+        <w:rFonts w:hint="default" w:ascii="Wingdings" w:hAnsi="Wingdings"/>
       </w:rPr>
     </w:lvl>
     <w:lvl w:ilvl="3" w:tplc="240A0001" w:tentative="1">
@@ -26148,7 +27060,7 @@
         <w:ind w:left="2880" w:hanging="360"/>
       </w:pPr>
       <w:rPr>
-        <w:rFonts w:ascii="Symbol" w:hAnsi="Symbol" w:hint="default"/>
+        <w:rFonts w:hint="default" w:ascii="Symbol" w:hAnsi="Symbol"/>
       </w:rPr>
     </w:lvl>
     <w:lvl w:ilvl="4" w:tplc="240A0003" w:tentative="1">
@@ -26160,7 +27072,7 @@
         <w:ind w:left="3600" w:hanging="360"/>
       </w:pPr>
       <w:rPr>
-        <w:rFonts w:ascii="Courier New" w:hAnsi="Courier New" w:cs="Courier New" w:hint="default"/>
+        <w:rFonts w:hint="default" w:ascii="Courier New" w:hAnsi="Courier New" w:cs="Courier New"/>
       </w:rPr>
     </w:lvl>
     <w:lvl w:ilvl="5" w:tplc="240A0005" w:tentative="1">
@@ -26172,7 +27084,7 @@
         <w:ind w:left="4320" w:hanging="360"/>
       </w:pPr>
       <w:rPr>
-        <w:rFonts w:ascii="Wingdings" w:hAnsi="Wingdings" w:hint="default"/>
+        <w:rFonts w:hint="default" w:ascii="Wingdings" w:hAnsi="Wingdings"/>
       </w:rPr>
     </w:lvl>
     <w:lvl w:ilvl="6" w:tplc="240A0001" w:tentative="1">
@@ -26184,7 +27096,7 @@
         <w:ind w:left="5040" w:hanging="360"/>
       </w:pPr>
       <w:rPr>
-        <w:rFonts w:ascii="Symbol" w:hAnsi="Symbol" w:hint="default"/>
+        <w:rFonts w:hint="default" w:ascii="Symbol" w:hAnsi="Symbol"/>
       </w:rPr>
     </w:lvl>
     <w:lvl w:ilvl="7" w:tplc="240A0003" w:tentative="1">
@@ -26196,7 +27108,7 @@
         <w:ind w:left="5760" w:hanging="360"/>
       </w:pPr>
       <w:rPr>
-        <w:rFonts w:ascii="Courier New" w:hAnsi="Courier New" w:cs="Courier New" w:hint="default"/>
+        <w:rFonts w:hint="default" w:ascii="Courier New" w:hAnsi="Courier New" w:cs="Courier New"/>
       </w:rPr>
     </w:lvl>
     <w:lvl w:ilvl="8" w:tplc="240A0005" w:tentative="1">
@@ -26208,7 +27120,7 @@
         <w:ind w:left="6480" w:hanging="360"/>
       </w:pPr>
       <w:rPr>
-        <w:rFonts w:ascii="Wingdings" w:hAnsi="Wingdings" w:hint="default"/>
+        <w:rFonts w:hint="default" w:ascii="Wingdings" w:hAnsi="Wingdings"/>
       </w:rPr>
     </w:lvl>
   </w:abstractNum>
@@ -26338,7 +27250,7 @@
         <w:ind w:left="720" w:hanging="360"/>
       </w:pPr>
       <w:rPr>
-        <w:rFonts w:ascii="Wingdings" w:hAnsi="Wingdings" w:hint="default"/>
+        <w:rFonts w:hint="default" w:ascii="Wingdings" w:hAnsi="Wingdings"/>
       </w:rPr>
     </w:lvl>
     <w:lvl w:ilvl="1" w:tplc="240A0003" w:tentative="1">
@@ -26350,7 +27262,7 @@
         <w:ind w:left="1440" w:hanging="360"/>
       </w:pPr>
       <w:rPr>
-        <w:rFonts w:ascii="Courier New" w:hAnsi="Courier New" w:cs="Courier New" w:hint="default"/>
+        <w:rFonts w:hint="default" w:ascii="Courier New" w:hAnsi="Courier New" w:cs="Courier New"/>
       </w:rPr>
     </w:lvl>
     <w:lvl w:ilvl="2" w:tplc="240A0005" w:tentative="1">
@@ -26362,7 +27274,7 @@
         <w:ind w:left="2160" w:hanging="360"/>
       </w:pPr>
       <w:rPr>
-        <w:rFonts w:ascii="Wingdings" w:hAnsi="Wingdings" w:hint="default"/>
+        <w:rFonts w:hint="default" w:ascii="Wingdings" w:hAnsi="Wingdings"/>
       </w:rPr>
     </w:lvl>
     <w:lvl w:ilvl="3" w:tplc="240A0001" w:tentative="1">
@@ -26374,7 +27286,7 @@
         <w:ind w:left="2880" w:hanging="360"/>
       </w:pPr>
       <w:rPr>
-        <w:rFonts w:ascii="Symbol" w:hAnsi="Symbol" w:hint="default"/>
+        <w:rFonts w:hint="default" w:ascii="Symbol" w:hAnsi="Symbol"/>
       </w:rPr>
     </w:lvl>
     <w:lvl w:ilvl="4" w:tplc="240A0003" w:tentative="1">
@@ -26386,7 +27298,7 @@
         <w:ind w:left="3600" w:hanging="360"/>
       </w:pPr>
       <w:rPr>
-        <w:rFonts w:ascii="Courier New" w:hAnsi="Courier New" w:cs="Courier New" w:hint="default"/>
+        <w:rFonts w:hint="default" w:ascii="Courier New" w:hAnsi="Courier New" w:cs="Courier New"/>
       </w:rPr>
     </w:lvl>
     <w:lvl w:ilvl="5" w:tplc="240A0005" w:tentative="1">
@@ -26398,7 +27310,7 @@
         <w:ind w:left="4320" w:hanging="360"/>
       </w:pPr>
       <w:rPr>
-        <w:rFonts w:ascii="Wingdings" w:hAnsi="Wingdings" w:hint="default"/>
+        <w:rFonts w:hint="default" w:ascii="Wingdings" w:hAnsi="Wingdings"/>
       </w:rPr>
     </w:lvl>
     <w:lvl w:ilvl="6" w:tplc="240A0001" w:tentative="1">
@@ -26410,7 +27322,7 @@
         <w:ind w:left="5040" w:hanging="360"/>
       </w:pPr>
       <w:rPr>
-        <w:rFonts w:ascii="Symbol" w:hAnsi="Symbol" w:hint="default"/>
+        <w:rFonts w:hint="default" w:ascii="Symbol" w:hAnsi="Symbol"/>
       </w:rPr>
     </w:lvl>
     <w:lvl w:ilvl="7" w:tplc="240A0003" w:tentative="1">
@@ -26422,7 +27334,7 @@
         <w:ind w:left="5760" w:hanging="360"/>
       </w:pPr>
       <w:rPr>
-        <w:rFonts w:ascii="Courier New" w:hAnsi="Courier New" w:cs="Courier New" w:hint="default"/>
+        <w:rFonts w:hint="default" w:ascii="Courier New" w:hAnsi="Courier New" w:cs="Courier New"/>
       </w:rPr>
     </w:lvl>
     <w:lvl w:ilvl="8" w:tplc="240A0005" w:tentative="1">
@@ -26434,7 +27346,7 @@
         <w:ind w:left="6480" w:hanging="360"/>
       </w:pPr>
       <w:rPr>
-        <w:rFonts w:ascii="Wingdings" w:hAnsi="Wingdings" w:hint="default"/>
+        <w:rFonts w:hint="default" w:ascii="Wingdings" w:hAnsi="Wingdings"/>
       </w:rPr>
     </w:lvl>
   </w:abstractNum>
@@ -26451,7 +27363,7 @@
         <w:ind w:left="720" w:hanging="360"/>
       </w:pPr>
       <w:rPr>
-        <w:rFonts w:ascii="Wingdings" w:hAnsi="Wingdings" w:hint="default"/>
+        <w:rFonts w:hint="default" w:ascii="Wingdings" w:hAnsi="Wingdings"/>
       </w:rPr>
     </w:lvl>
     <w:lvl w:ilvl="1" w:tplc="240A0003" w:tentative="1">
@@ -26463,7 +27375,7 @@
         <w:ind w:left="1440" w:hanging="360"/>
       </w:pPr>
       <w:rPr>
-        <w:rFonts w:ascii="Courier New" w:hAnsi="Courier New" w:cs="Courier New" w:hint="default"/>
+        <w:rFonts w:hint="default" w:ascii="Courier New" w:hAnsi="Courier New" w:cs="Courier New"/>
       </w:rPr>
     </w:lvl>
     <w:lvl w:ilvl="2" w:tplc="240A0005" w:tentative="1">
@@ -26475,7 +27387,7 @@
         <w:ind w:left="2160" w:hanging="360"/>
       </w:pPr>
       <w:rPr>
-        <w:rFonts w:ascii="Wingdings" w:hAnsi="Wingdings" w:hint="default"/>
+        <w:rFonts w:hint="default" w:ascii="Wingdings" w:hAnsi="Wingdings"/>
       </w:rPr>
     </w:lvl>
     <w:lvl w:ilvl="3" w:tplc="240A0001" w:tentative="1">
@@ -26487,7 +27399,7 @@
         <w:ind w:left="2880" w:hanging="360"/>
       </w:pPr>
       <w:rPr>
-        <w:rFonts w:ascii="Symbol" w:hAnsi="Symbol" w:hint="default"/>
+        <w:rFonts w:hint="default" w:ascii="Symbol" w:hAnsi="Symbol"/>
       </w:rPr>
     </w:lvl>
     <w:lvl w:ilvl="4" w:tplc="240A0003" w:tentative="1">
@@ -26499,7 +27411,7 @@
         <w:ind w:left="3600" w:hanging="360"/>
       </w:pPr>
       <w:rPr>
-        <w:rFonts w:ascii="Courier New" w:hAnsi="Courier New" w:cs="Courier New" w:hint="default"/>
+        <w:rFonts w:hint="default" w:ascii="Courier New" w:hAnsi="Courier New" w:cs="Courier New"/>
       </w:rPr>
     </w:lvl>
     <w:lvl w:ilvl="5" w:tplc="240A0005" w:tentative="1">
@@ -26511,7 +27423,7 @@
         <w:ind w:left="4320" w:hanging="360"/>
       </w:pPr>
       <w:rPr>
-        <w:rFonts w:ascii="Wingdings" w:hAnsi="Wingdings" w:hint="default"/>
+        <w:rFonts w:hint="default" w:ascii="Wingdings" w:hAnsi="Wingdings"/>
       </w:rPr>
     </w:lvl>
     <w:lvl w:ilvl="6" w:tplc="240A0001" w:tentative="1">
@@ -26523,7 +27435,7 @@
         <w:ind w:left="5040" w:hanging="360"/>
       </w:pPr>
       <w:rPr>
-        <w:rFonts w:ascii="Symbol" w:hAnsi="Symbol" w:hint="default"/>
+        <w:rFonts w:hint="default" w:ascii="Symbol" w:hAnsi="Symbol"/>
       </w:rPr>
     </w:lvl>
     <w:lvl w:ilvl="7" w:tplc="240A0003" w:tentative="1">
@@ -26535,7 +27447,7 @@
         <w:ind w:left="5760" w:hanging="360"/>
       </w:pPr>
       <w:rPr>
-        <w:rFonts w:ascii="Courier New" w:hAnsi="Courier New" w:cs="Courier New" w:hint="default"/>
+        <w:rFonts w:hint="default" w:ascii="Courier New" w:hAnsi="Courier New" w:cs="Courier New"/>
       </w:rPr>
     </w:lvl>
     <w:lvl w:ilvl="8" w:tplc="240A0005" w:tentative="1">
@@ -26547,7 +27459,7 @@
         <w:ind w:left="6480" w:hanging="360"/>
       </w:pPr>
       <w:rPr>
-        <w:rFonts w:ascii="Wingdings" w:hAnsi="Wingdings" w:hint="default"/>
+        <w:rFonts w:hint="default" w:ascii="Wingdings" w:hAnsi="Wingdings"/>
       </w:rPr>
     </w:lvl>
   </w:abstractNum>
@@ -26564,7 +27476,7 @@
         <w:ind w:left="720" w:hanging="360"/>
       </w:pPr>
       <w:rPr>
-        <w:rFonts w:ascii="Wingdings" w:hAnsi="Wingdings" w:hint="default"/>
+        <w:rFonts w:hint="default" w:ascii="Wingdings" w:hAnsi="Wingdings"/>
       </w:rPr>
     </w:lvl>
     <w:lvl w:ilvl="1" w:tplc="240A0003" w:tentative="1">
@@ -26576,7 +27488,7 @@
         <w:ind w:left="1440" w:hanging="360"/>
       </w:pPr>
       <w:rPr>
-        <w:rFonts w:ascii="Courier New" w:hAnsi="Courier New" w:cs="Courier New" w:hint="default"/>
+        <w:rFonts w:hint="default" w:ascii="Courier New" w:hAnsi="Courier New" w:cs="Courier New"/>
       </w:rPr>
     </w:lvl>
     <w:lvl w:ilvl="2" w:tplc="240A0005" w:tentative="1">
@@ -26588,7 +27500,7 @@
         <w:ind w:left="2160" w:hanging="360"/>
       </w:pPr>
       <w:rPr>
-        <w:rFonts w:ascii="Wingdings" w:hAnsi="Wingdings" w:hint="default"/>
+        <w:rFonts w:hint="default" w:ascii="Wingdings" w:hAnsi="Wingdings"/>
       </w:rPr>
     </w:lvl>
     <w:lvl w:ilvl="3" w:tplc="240A0001" w:tentative="1">
@@ -26600,7 +27512,7 @@
         <w:ind w:left="2880" w:hanging="360"/>
       </w:pPr>
       <w:rPr>
-        <w:rFonts w:ascii="Symbol" w:hAnsi="Symbol" w:hint="default"/>
+        <w:rFonts w:hint="default" w:ascii="Symbol" w:hAnsi="Symbol"/>
       </w:rPr>
     </w:lvl>
     <w:lvl w:ilvl="4" w:tplc="240A0003" w:tentative="1">
@@ -26612,7 +27524,7 @@
         <w:ind w:left="3600" w:hanging="360"/>
       </w:pPr>
       <w:rPr>
-        <w:rFonts w:ascii="Courier New" w:hAnsi="Courier New" w:cs="Courier New" w:hint="default"/>
+        <w:rFonts w:hint="default" w:ascii="Courier New" w:hAnsi="Courier New" w:cs="Courier New"/>
       </w:rPr>
     </w:lvl>
     <w:lvl w:ilvl="5" w:tplc="240A0005" w:tentative="1">
@@ -26624,7 +27536,7 @@
         <w:ind w:left="4320" w:hanging="360"/>
       </w:pPr>
       <w:rPr>
-        <w:rFonts w:ascii="Wingdings" w:hAnsi="Wingdings" w:hint="default"/>
+        <w:rFonts w:hint="default" w:ascii="Wingdings" w:hAnsi="Wingdings"/>
       </w:rPr>
     </w:lvl>
     <w:lvl w:ilvl="6" w:tplc="240A0001" w:tentative="1">
@@ -26636,7 +27548,7 @@
         <w:ind w:left="5040" w:hanging="360"/>
       </w:pPr>
       <w:rPr>
-        <w:rFonts w:ascii="Symbol" w:hAnsi="Symbol" w:hint="default"/>
+        <w:rFonts w:hint="default" w:ascii="Symbol" w:hAnsi="Symbol"/>
       </w:rPr>
     </w:lvl>
     <w:lvl w:ilvl="7" w:tplc="240A0003" w:tentative="1">
@@ -26648,7 +27560,7 @@
         <w:ind w:left="5760" w:hanging="360"/>
       </w:pPr>
       <w:rPr>
-        <w:rFonts w:ascii="Courier New" w:hAnsi="Courier New" w:cs="Courier New" w:hint="default"/>
+        <w:rFonts w:hint="default" w:ascii="Courier New" w:hAnsi="Courier New" w:cs="Courier New"/>
       </w:rPr>
     </w:lvl>
     <w:lvl w:ilvl="8" w:tplc="240A0005" w:tentative="1">
@@ -26660,7 +27572,7 @@
         <w:ind w:left="6480" w:hanging="360"/>
       </w:pPr>
       <w:rPr>
-        <w:rFonts w:ascii="Wingdings" w:hAnsi="Wingdings" w:hint="default"/>
+        <w:rFonts w:hint="default" w:ascii="Wingdings" w:hAnsi="Wingdings"/>
       </w:rPr>
     </w:lvl>
   </w:abstractNum>
@@ -26677,7 +27589,7 @@
         <w:ind w:left="720" w:hanging="360"/>
       </w:pPr>
       <w:rPr>
-        <w:rFonts w:ascii="Wingdings" w:hAnsi="Wingdings" w:hint="default"/>
+        <w:rFonts w:hint="default" w:ascii="Wingdings" w:hAnsi="Wingdings"/>
       </w:rPr>
     </w:lvl>
     <w:lvl w:ilvl="1" w:tplc="240A0003" w:tentative="1">
@@ -26689,7 +27601,7 @@
         <w:ind w:left="1440" w:hanging="360"/>
       </w:pPr>
       <w:rPr>
-        <w:rFonts w:ascii="Courier New" w:hAnsi="Courier New" w:cs="Courier New" w:hint="default"/>
+        <w:rFonts w:hint="default" w:ascii="Courier New" w:hAnsi="Courier New" w:cs="Courier New"/>
       </w:rPr>
     </w:lvl>
     <w:lvl w:ilvl="2" w:tplc="240A0005" w:tentative="1">
@@ -26701,7 +27613,7 @@
         <w:ind w:left="2160" w:hanging="360"/>
       </w:pPr>
       <w:rPr>
-        <w:rFonts w:ascii="Wingdings" w:hAnsi="Wingdings" w:hint="default"/>
+        <w:rFonts w:hint="default" w:ascii="Wingdings" w:hAnsi="Wingdings"/>
       </w:rPr>
     </w:lvl>
     <w:lvl w:ilvl="3" w:tplc="240A0001" w:tentative="1">
@@ -26713,7 +27625,7 @@
         <w:ind w:left="2880" w:hanging="360"/>
       </w:pPr>
       <w:rPr>
-        <w:rFonts w:ascii="Symbol" w:hAnsi="Symbol" w:hint="default"/>
+        <w:rFonts w:hint="default" w:ascii="Symbol" w:hAnsi="Symbol"/>
       </w:rPr>
     </w:lvl>
     <w:lvl w:ilvl="4" w:tplc="240A0003" w:tentative="1">
@@ -26725,7 +27637,7 @@
         <w:ind w:left="3600" w:hanging="360"/>
       </w:pPr>
       <w:rPr>
-        <w:rFonts w:ascii="Courier New" w:hAnsi="Courier New" w:cs="Courier New" w:hint="default"/>
+        <w:rFonts w:hint="default" w:ascii="Courier New" w:hAnsi="Courier New" w:cs="Courier New"/>
       </w:rPr>
     </w:lvl>
     <w:lvl w:ilvl="5" w:tplc="240A0005" w:tentative="1">
@@ -26737,7 +27649,7 @@
         <w:ind w:left="4320" w:hanging="360"/>
       </w:pPr>
       <w:rPr>
-        <w:rFonts w:ascii="Wingdings" w:hAnsi="Wingdings" w:hint="default"/>
+        <w:rFonts w:hint="default" w:ascii="Wingdings" w:hAnsi="Wingdings"/>
       </w:rPr>
     </w:lvl>
     <w:lvl w:ilvl="6" w:tplc="240A0001" w:tentative="1">
@@ -26749,7 +27661,7 @@
         <w:ind w:left="5040" w:hanging="360"/>
       </w:pPr>
       <w:rPr>
-        <w:rFonts w:ascii="Symbol" w:hAnsi="Symbol" w:hint="default"/>
+        <w:rFonts w:hint="default" w:ascii="Symbol" w:hAnsi="Symbol"/>
       </w:rPr>
     </w:lvl>
     <w:lvl w:ilvl="7" w:tplc="240A0003" w:tentative="1">
@@ -26761,7 +27673,7 @@
         <w:ind w:left="5760" w:hanging="360"/>
       </w:pPr>
       <w:rPr>
-        <w:rFonts w:ascii="Courier New" w:hAnsi="Courier New" w:cs="Courier New" w:hint="default"/>
+        <w:rFonts w:hint="default" w:ascii="Courier New" w:hAnsi="Courier New" w:cs="Courier New"/>
       </w:rPr>
     </w:lvl>
     <w:lvl w:ilvl="8" w:tplc="240A0005" w:tentative="1">
@@ -26773,7 +27685,7 @@
         <w:ind w:left="6480" w:hanging="360"/>
       </w:pPr>
       <w:rPr>
-        <w:rFonts w:ascii="Wingdings" w:hAnsi="Wingdings" w:hint="default"/>
+        <w:rFonts w:hint="default" w:ascii="Wingdings" w:hAnsi="Wingdings"/>
       </w:rPr>
     </w:lvl>
   </w:abstractNum>
@@ -26790,7 +27702,7 @@
         <w:ind w:left="720" w:hanging="360"/>
       </w:pPr>
       <w:rPr>
-        <w:rFonts w:ascii="Symbol" w:hAnsi="Symbol" w:hint="default"/>
+        <w:rFonts w:hint="default" w:ascii="Symbol" w:hAnsi="Symbol"/>
       </w:rPr>
     </w:lvl>
     <w:lvl w:ilvl="1" w:tplc="240A0003" w:tentative="1">
@@ -26802,7 +27714,7 @@
         <w:ind w:left="1440" w:hanging="360"/>
       </w:pPr>
       <w:rPr>
-        <w:rFonts w:ascii="Courier New" w:hAnsi="Courier New" w:cs="Courier New" w:hint="default"/>
+        <w:rFonts w:hint="default" w:ascii="Courier New" w:hAnsi="Courier New" w:cs="Courier New"/>
       </w:rPr>
     </w:lvl>
     <w:lvl w:ilvl="2" w:tplc="240A0005" w:tentative="1">
@@ -26814,7 +27726,7 @@
         <w:ind w:left="2160" w:hanging="360"/>
       </w:pPr>
       <w:rPr>
-        <w:rFonts w:ascii="Wingdings" w:hAnsi="Wingdings" w:hint="default"/>
+        <w:rFonts w:hint="default" w:ascii="Wingdings" w:hAnsi="Wingdings"/>
       </w:rPr>
     </w:lvl>
     <w:lvl w:ilvl="3" w:tplc="240A0001" w:tentative="1">
@@ -26826,7 +27738,7 @@
         <w:ind w:left="2880" w:hanging="360"/>
       </w:pPr>
       <w:rPr>
-        <w:rFonts w:ascii="Symbol" w:hAnsi="Symbol" w:hint="default"/>
+        <w:rFonts w:hint="default" w:ascii="Symbol" w:hAnsi="Symbol"/>
       </w:rPr>
     </w:lvl>
     <w:lvl w:ilvl="4" w:tplc="240A0003" w:tentative="1">
@@ -26838,7 +27750,7 @@
         <w:ind w:left="3600" w:hanging="360"/>
       </w:pPr>
       <w:rPr>
-        <w:rFonts w:ascii="Courier New" w:hAnsi="Courier New" w:cs="Courier New" w:hint="default"/>
+        <w:rFonts w:hint="default" w:ascii="Courier New" w:hAnsi="Courier New" w:cs="Courier New"/>
       </w:rPr>
     </w:lvl>
     <w:lvl w:ilvl="5" w:tplc="240A0005" w:tentative="1">
@@ -26850,7 +27762,7 @@
         <w:ind w:left="4320" w:hanging="360"/>
       </w:pPr>
       <w:rPr>
-        <w:rFonts w:ascii="Wingdings" w:hAnsi="Wingdings" w:hint="default"/>
+        <w:rFonts w:hint="default" w:ascii="Wingdings" w:hAnsi="Wingdings"/>
       </w:rPr>
     </w:lvl>
     <w:lvl w:ilvl="6" w:tplc="240A0001" w:tentative="1">
@@ -26862,7 +27774,7 @@
         <w:ind w:left="5040" w:hanging="360"/>
       </w:pPr>
       <w:rPr>
-        <w:rFonts w:ascii="Symbol" w:hAnsi="Symbol" w:hint="default"/>
+        <w:rFonts w:hint="default" w:ascii="Symbol" w:hAnsi="Symbol"/>
       </w:rPr>
     </w:lvl>
     <w:lvl w:ilvl="7" w:tplc="240A0003" w:tentative="1">
@@ -26874,7 +27786,7 @@
         <w:ind w:left="5760" w:hanging="360"/>
       </w:pPr>
       <w:rPr>
-        <w:rFonts w:ascii="Courier New" w:hAnsi="Courier New" w:cs="Courier New" w:hint="default"/>
+        <w:rFonts w:hint="default" w:ascii="Courier New" w:hAnsi="Courier New" w:cs="Courier New"/>
       </w:rPr>
     </w:lvl>
     <w:lvl w:ilvl="8" w:tplc="240A0005" w:tentative="1">
@@ -26886,7 +27798,7 @@
         <w:ind w:left="6480" w:hanging="360"/>
       </w:pPr>
       <w:rPr>
-        <w:rFonts w:ascii="Wingdings" w:hAnsi="Wingdings" w:hint="default"/>
+        <w:rFonts w:hint="default" w:ascii="Wingdings" w:hAnsi="Wingdings"/>
       </w:rPr>
     </w:lvl>
   </w:abstractNum>
@@ -26903,7 +27815,7 @@
         <w:ind w:left="720" w:hanging="360"/>
       </w:pPr>
       <w:rPr>
-        <w:rFonts w:ascii="Wingdings" w:hAnsi="Wingdings" w:hint="default"/>
+        <w:rFonts w:hint="default" w:ascii="Wingdings" w:hAnsi="Wingdings"/>
       </w:rPr>
     </w:lvl>
     <w:lvl w:ilvl="1" w:tplc="240A0003" w:tentative="1">
@@ -26915,7 +27827,7 @@
         <w:ind w:left="1440" w:hanging="360"/>
       </w:pPr>
       <w:rPr>
-        <w:rFonts w:ascii="Courier New" w:hAnsi="Courier New" w:cs="Courier New" w:hint="default"/>
+        <w:rFonts w:hint="default" w:ascii="Courier New" w:hAnsi="Courier New" w:cs="Courier New"/>
       </w:rPr>
     </w:lvl>
     <w:lvl w:ilvl="2" w:tplc="240A0005" w:tentative="1">
@@ -26927,7 +27839,7 @@
         <w:ind w:left="2160" w:hanging="360"/>
       </w:pPr>
       <w:rPr>
-        <w:rFonts w:ascii="Wingdings" w:hAnsi="Wingdings" w:hint="default"/>
+        <w:rFonts w:hint="default" w:ascii="Wingdings" w:hAnsi="Wingdings"/>
       </w:rPr>
     </w:lvl>
     <w:lvl w:ilvl="3" w:tplc="240A0001" w:tentative="1">
@@ -26939,7 +27851,7 @@
         <w:ind w:left="2880" w:hanging="360"/>
       </w:pPr>
       <w:rPr>
-        <w:rFonts w:ascii="Symbol" w:hAnsi="Symbol" w:hint="default"/>
+        <w:rFonts w:hint="default" w:ascii="Symbol" w:hAnsi="Symbol"/>
       </w:rPr>
     </w:lvl>
     <w:lvl w:ilvl="4" w:tplc="240A0003" w:tentative="1">
@@ -26951,7 +27863,7 @@
         <w:ind w:left="3600" w:hanging="360"/>
       </w:pPr>
       <w:rPr>
-        <w:rFonts w:ascii="Courier New" w:hAnsi="Courier New" w:cs="Courier New" w:hint="default"/>
+        <w:rFonts w:hint="default" w:ascii="Courier New" w:hAnsi="Courier New" w:cs="Courier New"/>
       </w:rPr>
     </w:lvl>
     <w:lvl w:ilvl="5" w:tplc="240A0005" w:tentative="1">
@@ -26963,7 +27875,7 @@
         <w:ind w:left="4320" w:hanging="360"/>
       </w:pPr>
       <w:rPr>
-        <w:rFonts w:ascii="Wingdings" w:hAnsi="Wingdings" w:hint="default"/>
+        <w:rFonts w:hint="default" w:ascii="Wingdings" w:hAnsi="Wingdings"/>
       </w:rPr>
     </w:lvl>
     <w:lvl w:ilvl="6" w:tplc="240A0001" w:tentative="1">
@@ -26975,7 +27887,7 @@
         <w:ind w:left="5040" w:hanging="360"/>
       </w:pPr>
       <w:rPr>
-        <w:rFonts w:ascii="Symbol" w:hAnsi="Symbol" w:hint="default"/>
+        <w:rFonts w:hint="default" w:ascii="Symbol" w:hAnsi="Symbol"/>
       </w:rPr>
     </w:lvl>
     <w:lvl w:ilvl="7" w:tplc="240A0003" w:tentative="1">
@@ -26987,7 +27899,7 @@
         <w:ind w:left="5760" w:hanging="360"/>
       </w:pPr>
       <w:rPr>
-        <w:rFonts w:ascii="Courier New" w:hAnsi="Courier New" w:cs="Courier New" w:hint="default"/>
+        <w:rFonts w:hint="default" w:ascii="Courier New" w:hAnsi="Courier New" w:cs="Courier New"/>
       </w:rPr>
     </w:lvl>
     <w:lvl w:ilvl="8" w:tplc="240A0005" w:tentative="1">
@@ -26999,7 +27911,7 @@
         <w:ind w:left="6480" w:hanging="360"/>
       </w:pPr>
       <w:rPr>
-        <w:rFonts w:ascii="Wingdings" w:hAnsi="Wingdings" w:hint="default"/>
+        <w:rFonts w:hint="default" w:ascii="Wingdings" w:hAnsi="Wingdings"/>
       </w:rPr>
     </w:lvl>
   </w:abstractNum>
@@ -27016,7 +27928,7 @@
         <w:ind w:left="720" w:hanging="360"/>
       </w:pPr>
       <w:rPr>
-        <w:rFonts w:ascii="Wingdings" w:hAnsi="Wingdings" w:hint="default"/>
+        <w:rFonts w:hint="default" w:ascii="Wingdings" w:hAnsi="Wingdings"/>
         <w:b w:val="0"/>
         <w:bCs w:val="0"/>
       </w:rPr>
@@ -27048,7 +27960,7 @@
         <w:ind w:left="2880" w:hanging="360"/>
       </w:pPr>
       <w:rPr>
-        <w:rFonts w:ascii="Arial" w:eastAsia="Times New Roman" w:hAnsi="Arial" w:cs="Arial"/>
+        <w:rFonts w:ascii="Arial" w:hAnsi="Arial" w:eastAsia="Times New Roman" w:cs="Arial"/>
       </w:rPr>
     </w:lvl>
     <w:lvl w:ilvl="4">
@@ -27110,7 +28022,7 @@
         <w:ind w:left="720" w:hanging="360"/>
       </w:pPr>
       <w:rPr>
-        <w:rFonts w:ascii="Wingdings" w:hAnsi="Wingdings" w:hint="default"/>
+        <w:rFonts w:hint="default" w:ascii="Wingdings" w:hAnsi="Wingdings"/>
       </w:rPr>
     </w:lvl>
     <w:lvl w:ilvl="1" w:tplc="240A0003" w:tentative="1">
@@ -27122,7 +28034,7 @@
         <w:ind w:left="1440" w:hanging="360"/>
       </w:pPr>
       <w:rPr>
-        <w:rFonts w:ascii="Courier New" w:hAnsi="Courier New" w:cs="Courier New" w:hint="default"/>
+        <w:rFonts w:hint="default" w:ascii="Courier New" w:hAnsi="Courier New" w:cs="Courier New"/>
       </w:rPr>
     </w:lvl>
     <w:lvl w:ilvl="2" w:tplc="240A0005" w:tentative="1">
@@ -27134,7 +28046,7 @@
         <w:ind w:left="2160" w:hanging="360"/>
       </w:pPr>
       <w:rPr>
-        <w:rFonts w:ascii="Wingdings" w:hAnsi="Wingdings" w:hint="default"/>
+        <w:rFonts w:hint="default" w:ascii="Wingdings" w:hAnsi="Wingdings"/>
       </w:rPr>
     </w:lvl>
     <w:lvl w:ilvl="3" w:tplc="240A0001" w:tentative="1">
@@ -27146,7 +28058,7 @@
         <w:ind w:left="2880" w:hanging="360"/>
       </w:pPr>
       <w:rPr>
-        <w:rFonts w:ascii="Symbol" w:hAnsi="Symbol" w:hint="default"/>
+        <w:rFonts w:hint="default" w:ascii="Symbol" w:hAnsi="Symbol"/>
       </w:rPr>
     </w:lvl>
     <w:lvl w:ilvl="4" w:tplc="240A0003" w:tentative="1">
@@ -27158,7 +28070,7 @@
         <w:ind w:left="3600" w:hanging="360"/>
       </w:pPr>
       <w:rPr>
-        <w:rFonts w:ascii="Courier New" w:hAnsi="Courier New" w:cs="Courier New" w:hint="default"/>
+        <w:rFonts w:hint="default" w:ascii="Courier New" w:hAnsi="Courier New" w:cs="Courier New"/>
       </w:rPr>
     </w:lvl>
     <w:lvl w:ilvl="5" w:tplc="240A0005" w:tentative="1">
@@ -27170,7 +28082,7 @@
         <w:ind w:left="4320" w:hanging="360"/>
       </w:pPr>
       <w:rPr>
-        <w:rFonts w:ascii="Wingdings" w:hAnsi="Wingdings" w:hint="default"/>
+        <w:rFonts w:hint="default" w:ascii="Wingdings" w:hAnsi="Wingdings"/>
       </w:rPr>
     </w:lvl>
     <w:lvl w:ilvl="6" w:tplc="240A0001" w:tentative="1">
@@ -27182,7 +28094,7 @@
         <w:ind w:left="5040" w:hanging="360"/>
       </w:pPr>
       <w:rPr>
-        <w:rFonts w:ascii="Symbol" w:hAnsi="Symbol" w:hint="default"/>
+        <w:rFonts w:hint="default" w:ascii="Symbol" w:hAnsi="Symbol"/>
       </w:rPr>
     </w:lvl>
     <w:lvl w:ilvl="7" w:tplc="240A0003" w:tentative="1">
@@ -27194,7 +28106,7 @@
         <w:ind w:left="5760" w:hanging="360"/>
       </w:pPr>
       <w:rPr>
-        <w:rFonts w:ascii="Courier New" w:hAnsi="Courier New" w:cs="Courier New" w:hint="default"/>
+        <w:rFonts w:hint="default" w:ascii="Courier New" w:hAnsi="Courier New" w:cs="Courier New"/>
       </w:rPr>
     </w:lvl>
     <w:lvl w:ilvl="8" w:tplc="240A0005" w:tentative="1">
@@ -27206,7 +28118,7 @@
         <w:ind w:left="6480" w:hanging="360"/>
       </w:pPr>
       <w:rPr>
-        <w:rFonts w:ascii="Wingdings" w:hAnsi="Wingdings" w:hint="default"/>
+        <w:rFonts w:hint="default" w:ascii="Wingdings" w:hAnsi="Wingdings"/>
       </w:rPr>
     </w:lvl>
   </w:abstractNum>
@@ -27223,7 +28135,7 @@
         <w:ind w:left="720" w:hanging="360"/>
       </w:pPr>
       <w:rPr>
-        <w:rFonts w:ascii="Wingdings" w:hAnsi="Wingdings" w:hint="default"/>
+        <w:rFonts w:hint="default" w:ascii="Wingdings" w:hAnsi="Wingdings"/>
       </w:rPr>
     </w:lvl>
     <w:lvl w:ilvl="1" w:tplc="240A0003" w:tentative="1">
@@ -27235,7 +28147,7 @@
         <w:ind w:left="1440" w:hanging="360"/>
       </w:pPr>
       <w:rPr>
-        <w:rFonts w:ascii="Courier New" w:hAnsi="Courier New" w:cs="Courier New" w:hint="default"/>
+        <w:rFonts w:hint="default" w:ascii="Courier New" w:hAnsi="Courier New" w:cs="Courier New"/>
       </w:rPr>
     </w:lvl>
     <w:lvl w:ilvl="2" w:tplc="240A0005" w:tentative="1">
@@ -27247,7 +28159,7 @@
         <w:ind w:left="2160" w:hanging="360"/>
       </w:pPr>
       <w:rPr>
-        <w:rFonts w:ascii="Wingdings" w:hAnsi="Wingdings" w:hint="default"/>
+        <w:rFonts w:hint="default" w:ascii="Wingdings" w:hAnsi="Wingdings"/>
       </w:rPr>
     </w:lvl>
     <w:lvl w:ilvl="3" w:tplc="240A0001" w:tentative="1">
@@ -27259,7 +28171,7 @@
         <w:ind w:left="2880" w:hanging="360"/>
       </w:pPr>
       <w:rPr>
-        <w:rFonts w:ascii="Symbol" w:hAnsi="Symbol" w:hint="default"/>
+        <w:rFonts w:hint="default" w:ascii="Symbol" w:hAnsi="Symbol"/>
       </w:rPr>
     </w:lvl>
     <w:lvl w:ilvl="4" w:tplc="240A0003" w:tentative="1">
@@ -27271,7 +28183,7 @@
         <w:ind w:left="3600" w:hanging="360"/>
       </w:pPr>
       <w:rPr>
-        <w:rFonts w:ascii="Courier New" w:hAnsi="Courier New" w:cs="Courier New" w:hint="default"/>
+        <w:rFonts w:hint="default" w:ascii="Courier New" w:hAnsi="Courier New" w:cs="Courier New"/>
       </w:rPr>
     </w:lvl>
     <w:lvl w:ilvl="5" w:tplc="240A0005" w:tentative="1">
@@ -27283,7 +28195,7 @@
         <w:ind w:left="4320" w:hanging="360"/>
       </w:pPr>
       <w:rPr>
-        <w:rFonts w:ascii="Wingdings" w:hAnsi="Wingdings" w:hint="default"/>
+        <w:rFonts w:hint="default" w:ascii="Wingdings" w:hAnsi="Wingdings"/>
       </w:rPr>
     </w:lvl>
     <w:lvl w:ilvl="6" w:tplc="240A0001" w:tentative="1">
@@ -27295,7 +28207,7 @@
         <w:ind w:left="5040" w:hanging="360"/>
       </w:pPr>
       <w:rPr>
-        <w:rFonts w:ascii="Symbol" w:hAnsi="Symbol" w:hint="default"/>
+        <w:rFonts w:hint="default" w:ascii="Symbol" w:hAnsi="Symbol"/>
       </w:rPr>
     </w:lvl>
     <w:lvl w:ilvl="7" w:tplc="240A0003" w:tentative="1">
@@ -27307,7 +28219,7 @@
         <w:ind w:left="5760" w:hanging="360"/>
       </w:pPr>
       <w:rPr>
-        <w:rFonts w:ascii="Courier New" w:hAnsi="Courier New" w:cs="Courier New" w:hint="default"/>
+        <w:rFonts w:hint="default" w:ascii="Courier New" w:hAnsi="Courier New" w:cs="Courier New"/>
       </w:rPr>
     </w:lvl>
     <w:lvl w:ilvl="8" w:tplc="240A0005" w:tentative="1">
@@ -27319,7 +28231,7 @@
         <w:ind w:left="6480" w:hanging="360"/>
       </w:pPr>
       <w:rPr>
-        <w:rFonts w:ascii="Wingdings" w:hAnsi="Wingdings" w:hint="default"/>
+        <w:rFonts w:hint="default" w:ascii="Wingdings" w:hAnsi="Wingdings"/>
       </w:rPr>
     </w:lvl>
   </w:abstractNum>
@@ -27339,7 +28251,7 @@
         <w:ind w:left="720" w:hanging="360"/>
       </w:pPr>
       <w:rPr>
-        <w:rFonts w:ascii="Courier New" w:hAnsi="Courier New" w:cs="Courier New" w:hint="default"/>
+        <w:rFonts w:hint="default" w:ascii="Courier New" w:hAnsi="Courier New" w:cs="Courier New"/>
         <w:sz w:val="20"/>
       </w:rPr>
     </w:lvl>
@@ -27355,7 +28267,7 @@
         <w:ind w:left="1440" w:hanging="360"/>
       </w:pPr>
       <w:rPr>
-        <w:rFonts w:ascii="Courier New" w:hAnsi="Courier New" w:hint="default"/>
+        <w:rFonts w:hint="default" w:ascii="Courier New" w:hAnsi="Courier New"/>
         <w:sz w:val="20"/>
       </w:rPr>
     </w:lvl>
@@ -27371,7 +28283,7 @@
         <w:ind w:left="2160" w:hanging="360"/>
       </w:pPr>
       <w:rPr>
-        <w:rFonts w:ascii="Wingdings" w:hAnsi="Wingdings" w:hint="default"/>
+        <w:rFonts w:hint="default" w:ascii="Wingdings" w:hAnsi="Wingdings"/>
         <w:sz w:val="20"/>
       </w:rPr>
     </w:lvl>
@@ -27387,7 +28299,7 @@
         <w:ind w:left="2880" w:hanging="360"/>
       </w:pPr>
       <w:rPr>
-        <w:rFonts w:ascii="Wingdings" w:hAnsi="Wingdings" w:hint="default"/>
+        <w:rFonts w:hint="default" w:ascii="Wingdings" w:hAnsi="Wingdings"/>
         <w:sz w:val="20"/>
       </w:rPr>
     </w:lvl>
@@ -27403,7 +28315,7 @@
         <w:ind w:left="3600" w:hanging="360"/>
       </w:pPr>
       <w:rPr>
-        <w:rFonts w:ascii="Wingdings" w:hAnsi="Wingdings" w:hint="default"/>
+        <w:rFonts w:hint="default" w:ascii="Wingdings" w:hAnsi="Wingdings"/>
         <w:sz w:val="20"/>
       </w:rPr>
     </w:lvl>
@@ -27419,7 +28331,7 @@
         <w:ind w:left="4320" w:hanging="360"/>
       </w:pPr>
       <w:rPr>
-        <w:rFonts w:ascii="Wingdings" w:hAnsi="Wingdings" w:hint="default"/>
+        <w:rFonts w:hint="default" w:ascii="Wingdings" w:hAnsi="Wingdings"/>
         <w:sz w:val="20"/>
       </w:rPr>
     </w:lvl>
@@ -27435,7 +28347,7 @@
         <w:ind w:left="5040" w:hanging="360"/>
       </w:pPr>
       <w:rPr>
-        <w:rFonts w:ascii="Wingdings" w:hAnsi="Wingdings" w:hint="default"/>
+        <w:rFonts w:hint="default" w:ascii="Wingdings" w:hAnsi="Wingdings"/>
         <w:sz w:val="20"/>
       </w:rPr>
     </w:lvl>
@@ -27451,7 +28363,7 @@
         <w:ind w:left="5760" w:hanging="360"/>
       </w:pPr>
       <w:rPr>
-        <w:rFonts w:ascii="Wingdings" w:hAnsi="Wingdings" w:hint="default"/>
+        <w:rFonts w:hint="default" w:ascii="Wingdings" w:hAnsi="Wingdings"/>
         <w:sz w:val="20"/>
       </w:rPr>
     </w:lvl>
@@ -27467,7 +28379,7 @@
         <w:ind w:left="6480" w:hanging="360"/>
       </w:pPr>
       <w:rPr>
-        <w:rFonts w:ascii="Wingdings" w:hAnsi="Wingdings" w:hint="default"/>
+        <w:rFonts w:hint="default" w:ascii="Wingdings" w:hAnsi="Wingdings"/>
         <w:sz w:val="20"/>
       </w:rPr>
     </w:lvl>
@@ -27485,7 +28397,7 @@
         <w:ind w:left="720" w:hanging="360"/>
       </w:pPr>
       <w:rPr>
-        <w:rFonts w:ascii="Wingdings" w:hAnsi="Wingdings" w:hint="default"/>
+        <w:rFonts w:hint="default" w:ascii="Wingdings" w:hAnsi="Wingdings"/>
       </w:rPr>
     </w:lvl>
     <w:lvl w:ilvl="1" w:tplc="240A0003" w:tentative="1">
@@ -27497,7 +28409,7 @@
         <w:ind w:left="1440" w:hanging="360"/>
       </w:pPr>
       <w:rPr>
-        <w:rFonts w:ascii="Courier New" w:hAnsi="Courier New" w:cs="Courier New" w:hint="default"/>
+        <w:rFonts w:hint="default" w:ascii="Courier New" w:hAnsi="Courier New" w:cs="Courier New"/>
       </w:rPr>
     </w:lvl>
     <w:lvl w:ilvl="2" w:tplc="240A0005" w:tentative="1">
@@ -27509,7 +28421,7 @@
         <w:ind w:left="2160" w:hanging="360"/>
       </w:pPr>
       <w:rPr>
-        <w:rFonts w:ascii="Wingdings" w:hAnsi="Wingdings" w:hint="default"/>
+        <w:rFonts w:hint="default" w:ascii="Wingdings" w:hAnsi="Wingdings"/>
       </w:rPr>
     </w:lvl>
     <w:lvl w:ilvl="3" w:tplc="240A0001" w:tentative="1">
@@ -27521,7 +28433,7 @@
         <w:ind w:left="2880" w:hanging="360"/>
       </w:pPr>
       <w:rPr>
-        <w:rFonts w:ascii="Symbol" w:hAnsi="Symbol" w:hint="default"/>
+        <w:rFonts w:hint="default" w:ascii="Symbol" w:hAnsi="Symbol"/>
       </w:rPr>
     </w:lvl>
     <w:lvl w:ilvl="4" w:tplc="240A0003" w:tentative="1">
@@ -27533,7 +28445,7 @@
         <w:ind w:left="3600" w:hanging="360"/>
       </w:pPr>
       <w:rPr>
-        <w:rFonts w:ascii="Courier New" w:hAnsi="Courier New" w:cs="Courier New" w:hint="default"/>
+        <w:rFonts w:hint="default" w:ascii="Courier New" w:hAnsi="Courier New" w:cs="Courier New"/>
       </w:rPr>
     </w:lvl>
     <w:lvl w:ilvl="5" w:tplc="240A0005" w:tentative="1">
@@ -27545,7 +28457,7 @@
         <w:ind w:left="4320" w:hanging="360"/>
       </w:pPr>
       <w:rPr>
-        <w:rFonts w:ascii="Wingdings" w:hAnsi="Wingdings" w:hint="default"/>
+        <w:rFonts w:hint="default" w:ascii="Wingdings" w:hAnsi="Wingdings"/>
       </w:rPr>
     </w:lvl>
     <w:lvl w:ilvl="6" w:tplc="240A0001" w:tentative="1">
@@ -27557,7 +28469,7 @@
         <w:ind w:left="5040" w:hanging="360"/>
       </w:pPr>
       <w:rPr>
-        <w:rFonts w:ascii="Symbol" w:hAnsi="Symbol" w:hint="default"/>
+        <w:rFonts w:hint="default" w:ascii="Symbol" w:hAnsi="Symbol"/>
       </w:rPr>
     </w:lvl>
     <w:lvl w:ilvl="7" w:tplc="240A0003" w:tentative="1">
@@ -27569,7 +28481,7 @@
         <w:ind w:left="5760" w:hanging="360"/>
       </w:pPr>
       <w:rPr>
-        <w:rFonts w:ascii="Courier New" w:hAnsi="Courier New" w:cs="Courier New" w:hint="default"/>
+        <w:rFonts w:hint="default" w:ascii="Courier New" w:hAnsi="Courier New" w:cs="Courier New"/>
       </w:rPr>
     </w:lvl>
     <w:lvl w:ilvl="8" w:tplc="240A0005" w:tentative="1">
@@ -27581,7 +28493,7 @@
         <w:ind w:left="6480" w:hanging="360"/>
       </w:pPr>
       <w:rPr>
-        <w:rFonts w:ascii="Wingdings" w:hAnsi="Wingdings" w:hint="default"/>
+        <w:rFonts w:hint="default" w:ascii="Wingdings" w:hAnsi="Wingdings"/>
       </w:rPr>
     </w:lvl>
   </w:abstractNum>
@@ -27598,7 +28510,7 @@
         <w:ind w:left="720" w:hanging="360"/>
       </w:pPr>
       <w:rPr>
-        <w:rFonts w:ascii="Wingdings" w:hAnsi="Wingdings" w:hint="default"/>
+        <w:rFonts w:hint="default" w:ascii="Wingdings" w:hAnsi="Wingdings"/>
       </w:rPr>
     </w:lvl>
     <w:lvl w:ilvl="1" w:tplc="240A0003" w:tentative="1">
@@ -27610,7 +28522,7 @@
         <w:ind w:left="1440" w:hanging="360"/>
       </w:pPr>
       <w:rPr>
-        <w:rFonts w:ascii="Courier New" w:hAnsi="Courier New" w:cs="Courier New" w:hint="default"/>
+        <w:rFonts w:hint="default" w:ascii="Courier New" w:hAnsi="Courier New" w:cs="Courier New"/>
       </w:rPr>
     </w:lvl>
     <w:lvl w:ilvl="2" w:tplc="240A0005" w:tentative="1">
@@ -27622,7 +28534,7 @@
         <w:ind w:left="2160" w:hanging="360"/>
       </w:pPr>
       <w:rPr>
-        <w:rFonts w:ascii="Wingdings" w:hAnsi="Wingdings" w:hint="default"/>
+        <w:rFonts w:hint="default" w:ascii="Wingdings" w:hAnsi="Wingdings"/>
       </w:rPr>
     </w:lvl>
     <w:lvl w:ilvl="3" w:tplc="240A0001" w:tentative="1">
@@ -27634,7 +28546,7 @@
         <w:ind w:left="2880" w:hanging="360"/>
       </w:pPr>
       <w:rPr>
-        <w:rFonts w:ascii="Symbol" w:hAnsi="Symbol" w:hint="default"/>
+        <w:rFonts w:hint="default" w:ascii="Symbol" w:hAnsi="Symbol"/>
       </w:rPr>
     </w:lvl>
     <w:lvl w:ilvl="4" w:tplc="240A0003" w:tentative="1">
@@ -27646,7 +28558,7 @@
         <w:ind w:left="3600" w:hanging="360"/>
       </w:pPr>
       <w:rPr>
-        <w:rFonts w:ascii="Courier New" w:hAnsi="Courier New" w:cs="Courier New" w:hint="default"/>
+        <w:rFonts w:hint="default" w:ascii="Courier New" w:hAnsi="Courier New" w:cs="Courier New"/>
       </w:rPr>
     </w:lvl>
     <w:lvl w:ilvl="5" w:tplc="240A0005" w:tentative="1">
@@ -27658,7 +28570,7 @@
         <w:ind w:left="4320" w:hanging="360"/>
       </w:pPr>
       <w:rPr>
-        <w:rFonts w:ascii="Wingdings" w:hAnsi="Wingdings" w:hint="default"/>
+        <w:rFonts w:hint="default" w:ascii="Wingdings" w:hAnsi="Wingdings"/>
       </w:rPr>
     </w:lvl>
     <w:lvl w:ilvl="6" w:tplc="240A0001" w:tentative="1">
@@ -27670,7 +28582,7 @@
         <w:ind w:left="5040" w:hanging="360"/>
       </w:pPr>
       <w:rPr>
-        <w:rFonts w:ascii="Symbol" w:hAnsi="Symbol" w:hint="default"/>
+        <w:rFonts w:hint="default" w:ascii="Symbol" w:hAnsi="Symbol"/>
       </w:rPr>
     </w:lvl>
     <w:lvl w:ilvl="7" w:tplc="240A0003" w:tentative="1">
@@ -27682,7 +28594,7 @@
         <w:ind w:left="5760" w:hanging="360"/>
       </w:pPr>
       <w:rPr>
-        <w:rFonts w:ascii="Courier New" w:hAnsi="Courier New" w:cs="Courier New" w:hint="default"/>
+        <w:rFonts w:hint="default" w:ascii="Courier New" w:hAnsi="Courier New" w:cs="Courier New"/>
       </w:rPr>
     </w:lvl>
     <w:lvl w:ilvl="8" w:tplc="240A0005" w:tentative="1">
@@ -27694,7 +28606,7 @@
         <w:ind w:left="6480" w:hanging="360"/>
       </w:pPr>
       <w:rPr>
-        <w:rFonts w:ascii="Wingdings" w:hAnsi="Wingdings" w:hint="default"/>
+        <w:rFonts w:hint="default" w:ascii="Wingdings" w:hAnsi="Wingdings"/>
       </w:rPr>
     </w:lvl>
   </w:abstractNum>
@@ -27711,7 +28623,7 @@
         <w:ind w:left="720" w:hanging="360"/>
       </w:pPr>
       <w:rPr>
-        <w:rFonts w:ascii="Wingdings" w:hAnsi="Wingdings" w:hint="default"/>
+        <w:rFonts w:hint="default" w:ascii="Wingdings" w:hAnsi="Wingdings"/>
       </w:rPr>
     </w:lvl>
     <w:lvl w:ilvl="1" w:tplc="240A0003" w:tentative="1">
@@ -27723,7 +28635,7 @@
         <w:ind w:left="1440" w:hanging="360"/>
       </w:pPr>
       <w:rPr>
-        <w:rFonts w:ascii="Courier New" w:hAnsi="Courier New" w:cs="Courier New" w:hint="default"/>
+        <w:rFonts w:hint="default" w:ascii="Courier New" w:hAnsi="Courier New" w:cs="Courier New"/>
       </w:rPr>
     </w:lvl>
     <w:lvl w:ilvl="2" w:tplc="240A0005" w:tentative="1">
@@ -27735,7 +28647,7 @@
         <w:ind w:left="2160" w:hanging="360"/>
       </w:pPr>
       <w:rPr>
-        <w:rFonts w:ascii="Wingdings" w:hAnsi="Wingdings" w:hint="default"/>
+        <w:rFonts w:hint="default" w:ascii="Wingdings" w:hAnsi="Wingdings"/>
       </w:rPr>
     </w:lvl>
     <w:lvl w:ilvl="3" w:tplc="240A0001" w:tentative="1">
@@ -27747,7 +28659,7 @@
         <w:ind w:left="2880" w:hanging="360"/>
       </w:pPr>
       <w:rPr>
-        <w:rFonts w:ascii="Symbol" w:hAnsi="Symbol" w:hint="default"/>
+        <w:rFonts w:hint="default" w:ascii="Symbol" w:hAnsi="Symbol"/>
       </w:rPr>
     </w:lvl>
     <w:lvl w:ilvl="4" w:tplc="240A0003" w:tentative="1">
@@ -27759,7 +28671,7 @@
         <w:ind w:left="3600" w:hanging="360"/>
       </w:pPr>
       <w:rPr>
-        <w:rFonts w:ascii="Courier New" w:hAnsi="Courier New" w:cs="Courier New" w:hint="default"/>
+        <w:rFonts w:hint="default" w:ascii="Courier New" w:hAnsi="Courier New" w:cs="Courier New"/>
       </w:rPr>
     </w:lvl>
     <w:lvl w:ilvl="5" w:tplc="240A0005" w:tentative="1">
@@ -27771,7 +28683,7 @@
         <w:ind w:left="4320" w:hanging="360"/>
       </w:pPr>
       <w:rPr>
-        <w:rFonts w:ascii="Wingdings" w:hAnsi="Wingdings" w:hint="default"/>
+        <w:rFonts w:hint="default" w:ascii="Wingdings" w:hAnsi="Wingdings"/>
       </w:rPr>
     </w:lvl>
     <w:lvl w:ilvl="6" w:tplc="240A0001" w:tentative="1">
@@ -27783,7 +28695,7 @@
         <w:ind w:left="5040" w:hanging="360"/>
       </w:pPr>
       <w:rPr>
-        <w:rFonts w:ascii="Symbol" w:hAnsi="Symbol" w:hint="default"/>
+        <w:rFonts w:hint="default" w:ascii="Symbol" w:hAnsi="Symbol"/>
       </w:rPr>
     </w:lvl>
     <w:lvl w:ilvl="7" w:tplc="240A0003" w:tentative="1">
@@ -27795,7 +28707,7 @@
         <w:ind w:left="5760" w:hanging="360"/>
       </w:pPr>
       <w:rPr>
-        <w:rFonts w:ascii="Courier New" w:hAnsi="Courier New" w:cs="Courier New" w:hint="default"/>
+        <w:rFonts w:hint="default" w:ascii="Courier New" w:hAnsi="Courier New" w:cs="Courier New"/>
       </w:rPr>
     </w:lvl>
     <w:lvl w:ilvl="8" w:tplc="240A0005" w:tentative="1">
@@ -27807,7 +28719,7 @@
         <w:ind w:left="6480" w:hanging="360"/>
       </w:pPr>
       <w:rPr>
-        <w:rFonts w:ascii="Wingdings" w:hAnsi="Wingdings" w:hint="default"/>
+        <w:rFonts w:hint="default" w:ascii="Wingdings" w:hAnsi="Wingdings"/>
       </w:rPr>
     </w:lvl>
   </w:abstractNum>
@@ -27824,7 +28736,7 @@
         <w:ind w:left="720" w:hanging="360"/>
       </w:pPr>
       <w:rPr>
-        <w:rFonts w:ascii="Wingdings" w:hAnsi="Wingdings" w:hint="default"/>
+        <w:rFonts w:hint="default" w:ascii="Wingdings" w:hAnsi="Wingdings"/>
       </w:rPr>
     </w:lvl>
     <w:lvl w:ilvl="1" w:tplc="240A0003" w:tentative="1">
@@ -27836,7 +28748,7 @@
         <w:ind w:left="1440" w:hanging="360"/>
       </w:pPr>
       <w:rPr>
-        <w:rFonts w:ascii="Courier New" w:hAnsi="Courier New" w:cs="Courier New" w:hint="default"/>
+        <w:rFonts w:hint="default" w:ascii="Courier New" w:hAnsi="Courier New" w:cs="Courier New"/>
       </w:rPr>
     </w:lvl>
     <w:lvl w:ilvl="2" w:tplc="240A0005" w:tentative="1">
@@ -27848,7 +28760,7 @@
         <w:ind w:left="2160" w:hanging="360"/>
       </w:pPr>
       <w:rPr>
-        <w:rFonts w:ascii="Wingdings" w:hAnsi="Wingdings" w:hint="default"/>
+        <w:rFonts w:hint="default" w:ascii="Wingdings" w:hAnsi="Wingdings"/>
       </w:rPr>
     </w:lvl>
     <w:lvl w:ilvl="3" w:tplc="240A0001" w:tentative="1">
@@ -27860,7 +28772,7 @@
         <w:ind w:left="2880" w:hanging="360"/>
       </w:pPr>
       <w:rPr>
-        <w:rFonts w:ascii="Symbol" w:hAnsi="Symbol" w:hint="default"/>
+        <w:rFonts w:hint="default" w:ascii="Symbol" w:hAnsi="Symbol"/>
       </w:rPr>
     </w:lvl>
     <w:lvl w:ilvl="4" w:tplc="240A0003" w:tentative="1">
@@ -27872,7 +28784,7 @@
         <w:ind w:left="3600" w:hanging="360"/>
       </w:pPr>
       <w:rPr>
-        <w:rFonts w:ascii="Courier New" w:hAnsi="Courier New" w:cs="Courier New" w:hint="default"/>
+        <w:rFonts w:hint="default" w:ascii="Courier New" w:hAnsi="Courier New" w:cs="Courier New"/>
       </w:rPr>
     </w:lvl>
     <w:lvl w:ilvl="5" w:tplc="240A0005" w:tentative="1">
@@ -27884,7 +28796,7 @@
         <w:ind w:left="4320" w:hanging="360"/>
       </w:pPr>
       <w:rPr>
-        <w:rFonts w:ascii="Wingdings" w:hAnsi="Wingdings" w:hint="default"/>
+        <w:rFonts w:hint="default" w:ascii="Wingdings" w:hAnsi="Wingdings"/>
       </w:rPr>
     </w:lvl>
     <w:lvl w:ilvl="6" w:tplc="240A0001" w:tentative="1">
@@ -27896,7 +28808,7 @@
         <w:ind w:left="5040" w:hanging="360"/>
       </w:pPr>
       <w:rPr>
-        <w:rFonts w:ascii="Symbol" w:hAnsi="Symbol" w:hint="default"/>
+        <w:rFonts w:hint="default" w:ascii="Symbol" w:hAnsi="Symbol"/>
       </w:rPr>
     </w:lvl>
     <w:lvl w:ilvl="7" w:tplc="240A0003" w:tentative="1">
@@ -27908,7 +28820,7 @@
         <w:ind w:left="5760" w:hanging="360"/>
       </w:pPr>
       <w:rPr>
-        <w:rFonts w:ascii="Courier New" w:hAnsi="Courier New" w:cs="Courier New" w:hint="default"/>
+        <w:rFonts w:hint="default" w:ascii="Courier New" w:hAnsi="Courier New" w:cs="Courier New"/>
       </w:rPr>
     </w:lvl>
     <w:lvl w:ilvl="8" w:tplc="240A0005" w:tentative="1">
@@ -27920,7 +28832,7 @@
         <w:ind w:left="6480" w:hanging="360"/>
       </w:pPr>
       <w:rPr>
-        <w:rFonts w:ascii="Wingdings" w:hAnsi="Wingdings" w:hint="default"/>
+        <w:rFonts w:hint="default" w:ascii="Wingdings" w:hAnsi="Wingdings"/>
       </w:rPr>
     </w:lvl>
   </w:abstractNum>
@@ -27964,7 +28876,7 @@
         <w:ind w:left="2880" w:hanging="360"/>
       </w:pPr>
       <w:rPr>
-        <w:rFonts w:ascii="Arial" w:eastAsia="Times New Roman" w:hAnsi="Arial" w:cs="Arial"/>
+        <w:rFonts w:ascii="Arial" w:hAnsi="Arial" w:eastAsia="Times New Roman" w:cs="Arial"/>
       </w:rPr>
     </w:lvl>
     <w:lvl w:ilvl="4">
@@ -28026,7 +28938,7 @@
         <w:ind w:left="1440" w:hanging="360"/>
       </w:pPr>
       <w:rPr>
-        <w:rFonts w:ascii="Wingdings" w:hAnsi="Wingdings" w:hint="default"/>
+        <w:rFonts w:hint="default" w:ascii="Wingdings" w:hAnsi="Wingdings"/>
       </w:rPr>
     </w:lvl>
     <w:lvl w:ilvl="1" w:tplc="240A0003" w:tentative="1">
@@ -28038,7 +28950,7 @@
         <w:ind w:left="2160" w:hanging="360"/>
       </w:pPr>
       <w:rPr>
-        <w:rFonts w:ascii="Courier New" w:hAnsi="Courier New" w:cs="Courier New" w:hint="default"/>
+        <w:rFonts w:hint="default" w:ascii="Courier New" w:hAnsi="Courier New" w:cs="Courier New"/>
       </w:rPr>
     </w:lvl>
     <w:lvl w:ilvl="2" w:tplc="240A0005" w:tentative="1">
@@ -28050,7 +28962,7 @@
         <w:ind w:left="2880" w:hanging="360"/>
       </w:pPr>
       <w:rPr>
-        <w:rFonts w:ascii="Wingdings" w:hAnsi="Wingdings" w:hint="default"/>
+        <w:rFonts w:hint="default" w:ascii="Wingdings" w:hAnsi="Wingdings"/>
       </w:rPr>
     </w:lvl>
     <w:lvl w:ilvl="3" w:tplc="240A0001" w:tentative="1">
@@ -28062,7 +28974,7 @@
         <w:ind w:left="3600" w:hanging="360"/>
       </w:pPr>
       <w:rPr>
-        <w:rFonts w:ascii="Symbol" w:hAnsi="Symbol" w:hint="default"/>
+        <w:rFonts w:hint="default" w:ascii="Symbol" w:hAnsi="Symbol"/>
       </w:rPr>
     </w:lvl>
     <w:lvl w:ilvl="4" w:tplc="240A0003" w:tentative="1">
@@ -28074,7 +28986,7 @@
         <w:ind w:left="4320" w:hanging="360"/>
       </w:pPr>
       <w:rPr>
-        <w:rFonts w:ascii="Courier New" w:hAnsi="Courier New" w:cs="Courier New" w:hint="default"/>
+        <w:rFonts w:hint="default" w:ascii="Courier New" w:hAnsi="Courier New" w:cs="Courier New"/>
       </w:rPr>
     </w:lvl>
     <w:lvl w:ilvl="5" w:tplc="240A0005" w:tentative="1">
@@ -28086,7 +28998,7 @@
         <w:ind w:left="5040" w:hanging="360"/>
       </w:pPr>
       <w:rPr>
-        <w:rFonts w:ascii="Wingdings" w:hAnsi="Wingdings" w:hint="default"/>
+        <w:rFonts w:hint="default" w:ascii="Wingdings" w:hAnsi="Wingdings"/>
       </w:rPr>
     </w:lvl>
     <w:lvl w:ilvl="6" w:tplc="240A0001" w:tentative="1">
@@ -28098,7 +29010,7 @@
         <w:ind w:left="5760" w:hanging="360"/>
       </w:pPr>
       <w:rPr>
-        <w:rFonts w:ascii="Symbol" w:hAnsi="Symbol" w:hint="default"/>
+        <w:rFonts w:hint="default" w:ascii="Symbol" w:hAnsi="Symbol"/>
       </w:rPr>
     </w:lvl>
     <w:lvl w:ilvl="7" w:tplc="240A0003" w:tentative="1">
@@ -28110,7 +29022,7 @@
         <w:ind w:left="6480" w:hanging="360"/>
       </w:pPr>
       <w:rPr>
-        <w:rFonts w:ascii="Courier New" w:hAnsi="Courier New" w:cs="Courier New" w:hint="default"/>
+        <w:rFonts w:hint="default" w:ascii="Courier New" w:hAnsi="Courier New" w:cs="Courier New"/>
       </w:rPr>
     </w:lvl>
     <w:lvl w:ilvl="8" w:tplc="240A0005" w:tentative="1">
@@ -28122,7 +29034,7 @@
         <w:ind w:left="7200" w:hanging="360"/>
       </w:pPr>
       <w:rPr>
-        <w:rFonts w:ascii="Wingdings" w:hAnsi="Wingdings" w:hint="default"/>
+        <w:rFonts w:hint="default" w:ascii="Wingdings" w:hAnsi="Wingdings"/>
       </w:rPr>
     </w:lvl>
   </w:abstractNum>
@@ -28139,7 +29051,7 @@
         <w:ind w:left="720" w:hanging="360"/>
       </w:pPr>
       <w:rPr>
-        <w:rFonts w:ascii="Wingdings" w:hAnsi="Wingdings" w:hint="default"/>
+        <w:rFonts w:hint="default" w:ascii="Wingdings" w:hAnsi="Wingdings"/>
       </w:rPr>
     </w:lvl>
     <w:lvl w:ilvl="1" w:tplc="240A0003" w:tentative="1">
@@ -28151,7 +29063,7 @@
         <w:ind w:left="1440" w:hanging="360"/>
       </w:pPr>
       <w:rPr>
-        <w:rFonts w:ascii="Courier New" w:hAnsi="Courier New" w:cs="Courier New" w:hint="default"/>
+        <w:rFonts w:hint="default" w:ascii="Courier New" w:hAnsi="Courier New" w:cs="Courier New"/>
       </w:rPr>
     </w:lvl>
     <w:lvl w:ilvl="2" w:tplc="240A0005" w:tentative="1">
@@ -28163,7 +29075,7 @@
         <w:ind w:left="2160" w:hanging="360"/>
       </w:pPr>
       <w:rPr>
-        <w:rFonts w:ascii="Wingdings" w:hAnsi="Wingdings" w:hint="default"/>
+        <w:rFonts w:hint="default" w:ascii="Wingdings" w:hAnsi="Wingdings"/>
       </w:rPr>
     </w:lvl>
     <w:lvl w:ilvl="3" w:tplc="240A0001" w:tentative="1">
@@ -28175,7 +29087,7 @@
         <w:ind w:left="2880" w:hanging="360"/>
       </w:pPr>
       <w:rPr>
-        <w:rFonts w:ascii="Symbol" w:hAnsi="Symbol" w:hint="default"/>
+        <w:rFonts w:hint="default" w:ascii="Symbol" w:hAnsi="Symbol"/>
       </w:rPr>
     </w:lvl>
     <w:lvl w:ilvl="4" w:tplc="240A0003" w:tentative="1">
@@ -28187,7 +29099,7 @@
         <w:ind w:left="3600" w:hanging="360"/>
       </w:pPr>
       <w:rPr>
-        <w:rFonts w:ascii="Courier New" w:hAnsi="Courier New" w:cs="Courier New" w:hint="default"/>
+        <w:rFonts w:hint="default" w:ascii="Courier New" w:hAnsi="Courier New" w:cs="Courier New"/>
       </w:rPr>
     </w:lvl>
     <w:lvl w:ilvl="5" w:tplc="240A0005" w:tentative="1">
@@ -28199,7 +29111,7 @@
         <w:ind w:left="4320" w:hanging="360"/>
       </w:pPr>
       <w:rPr>
-        <w:rFonts w:ascii="Wingdings" w:hAnsi="Wingdings" w:hint="default"/>
+        <w:rFonts w:hint="default" w:ascii="Wingdings" w:hAnsi="Wingdings"/>
       </w:rPr>
     </w:lvl>
     <w:lvl w:ilvl="6" w:tplc="240A0001" w:tentative="1">
@@ -28211,7 +29123,7 @@
         <w:ind w:left="5040" w:hanging="360"/>
       </w:pPr>
       <w:rPr>
-        <w:rFonts w:ascii="Symbol" w:hAnsi="Symbol" w:hint="default"/>
+        <w:rFonts w:hint="default" w:ascii="Symbol" w:hAnsi="Symbol"/>
       </w:rPr>
     </w:lvl>
     <w:lvl w:ilvl="7" w:tplc="240A0003" w:tentative="1">
@@ -28223,7 +29135,7 @@
         <w:ind w:left="5760" w:hanging="360"/>
       </w:pPr>
       <w:rPr>
-        <w:rFonts w:ascii="Courier New" w:hAnsi="Courier New" w:cs="Courier New" w:hint="default"/>
+        <w:rFonts w:hint="default" w:ascii="Courier New" w:hAnsi="Courier New" w:cs="Courier New"/>
       </w:rPr>
     </w:lvl>
     <w:lvl w:ilvl="8" w:tplc="240A0005" w:tentative="1">
@@ -28235,7 +29147,7 @@
         <w:ind w:left="6480" w:hanging="360"/>
       </w:pPr>
       <w:rPr>
-        <w:rFonts w:ascii="Wingdings" w:hAnsi="Wingdings" w:hint="default"/>
+        <w:rFonts w:hint="default" w:ascii="Wingdings" w:hAnsi="Wingdings"/>
       </w:rPr>
     </w:lvl>
   </w:abstractNum>
@@ -28252,7 +29164,7 @@
         <w:ind w:left="720" w:hanging="360"/>
       </w:pPr>
       <w:rPr>
-        <w:rFonts w:ascii="Wingdings" w:hAnsi="Wingdings" w:hint="default"/>
+        <w:rFonts w:hint="default" w:ascii="Wingdings" w:hAnsi="Wingdings"/>
       </w:rPr>
     </w:lvl>
     <w:lvl w:ilvl="1" w:tplc="240A0003" w:tentative="1">
@@ -28264,7 +29176,7 @@
         <w:ind w:left="1440" w:hanging="360"/>
       </w:pPr>
       <w:rPr>
-        <w:rFonts w:ascii="Courier New" w:hAnsi="Courier New" w:cs="Courier New" w:hint="default"/>
+        <w:rFonts w:hint="default" w:ascii="Courier New" w:hAnsi="Courier New" w:cs="Courier New"/>
       </w:rPr>
     </w:lvl>
     <w:lvl w:ilvl="2" w:tplc="240A0005" w:tentative="1">
@@ -28276,7 +29188,7 @@
         <w:ind w:left="2160" w:hanging="360"/>
       </w:pPr>
       <w:rPr>
-        <w:rFonts w:ascii="Wingdings" w:hAnsi="Wingdings" w:hint="default"/>
+        <w:rFonts w:hint="default" w:ascii="Wingdings" w:hAnsi="Wingdings"/>
       </w:rPr>
     </w:lvl>
     <w:lvl w:ilvl="3" w:tplc="240A0001" w:tentative="1">
@@ -28288,7 +29200,7 @@
         <w:ind w:left="2880" w:hanging="360"/>
       </w:pPr>
       <w:rPr>
-        <w:rFonts w:ascii="Symbol" w:hAnsi="Symbol" w:hint="default"/>
+        <w:rFonts w:hint="default" w:ascii="Symbol" w:hAnsi="Symbol"/>
       </w:rPr>
     </w:lvl>
     <w:lvl w:ilvl="4" w:tplc="240A0003" w:tentative="1">
@@ -28300,7 +29212,7 @@
         <w:ind w:left="3600" w:hanging="360"/>
       </w:pPr>
       <w:rPr>
-        <w:rFonts w:ascii="Courier New" w:hAnsi="Courier New" w:cs="Courier New" w:hint="default"/>
+        <w:rFonts w:hint="default" w:ascii="Courier New" w:hAnsi="Courier New" w:cs="Courier New"/>
       </w:rPr>
     </w:lvl>
     <w:lvl w:ilvl="5" w:tplc="240A0005" w:tentative="1">
@@ -28312,7 +29224,7 @@
         <w:ind w:left="4320" w:hanging="360"/>
       </w:pPr>
       <w:rPr>
-        <w:rFonts w:ascii="Wingdings" w:hAnsi="Wingdings" w:hint="default"/>
+        <w:rFonts w:hint="default" w:ascii="Wingdings" w:hAnsi="Wingdings"/>
       </w:rPr>
     </w:lvl>
     <w:lvl w:ilvl="6" w:tplc="240A0001" w:tentative="1">
@@ -28324,7 +29236,7 @@
         <w:ind w:left="5040" w:hanging="360"/>
       </w:pPr>
       <w:rPr>
-        <w:rFonts w:ascii="Symbol" w:hAnsi="Symbol" w:hint="default"/>
+        <w:rFonts w:hint="default" w:ascii="Symbol" w:hAnsi="Symbol"/>
       </w:rPr>
     </w:lvl>
     <w:lvl w:ilvl="7" w:tplc="240A0003" w:tentative="1">
@@ -28336,7 +29248,7 @@
         <w:ind w:left="5760" w:hanging="360"/>
       </w:pPr>
       <w:rPr>
-        <w:rFonts w:ascii="Courier New" w:hAnsi="Courier New" w:cs="Courier New" w:hint="default"/>
+        <w:rFonts w:hint="default" w:ascii="Courier New" w:hAnsi="Courier New" w:cs="Courier New"/>
       </w:rPr>
     </w:lvl>
     <w:lvl w:ilvl="8" w:tplc="240A0005" w:tentative="1">
@@ -28348,7 +29260,7 @@
         <w:ind w:left="6480" w:hanging="360"/>
       </w:pPr>
       <w:rPr>
-        <w:rFonts w:ascii="Wingdings" w:hAnsi="Wingdings" w:hint="default"/>
+        <w:rFonts w:hint="default" w:ascii="Wingdings" w:hAnsi="Wingdings"/>
       </w:rPr>
     </w:lvl>
   </w:abstractNum>
@@ -28365,7 +29277,7 @@
         <w:ind w:left="720" w:hanging="360"/>
       </w:pPr>
       <w:rPr>
-        <w:rFonts w:ascii="Wingdings" w:hAnsi="Wingdings" w:hint="default"/>
+        <w:rFonts w:hint="default" w:ascii="Wingdings" w:hAnsi="Wingdings"/>
       </w:rPr>
     </w:lvl>
     <w:lvl w:ilvl="1" w:tplc="240A0003" w:tentative="1">
@@ -28377,7 +29289,7 @@
         <w:ind w:left="1440" w:hanging="360"/>
       </w:pPr>
       <w:rPr>
-        <w:rFonts w:ascii="Courier New" w:hAnsi="Courier New" w:cs="Courier New" w:hint="default"/>
+        <w:rFonts w:hint="default" w:ascii="Courier New" w:hAnsi="Courier New" w:cs="Courier New"/>
       </w:rPr>
     </w:lvl>
     <w:lvl w:ilvl="2" w:tplc="240A0005" w:tentative="1">
@@ -28389,7 +29301,7 @@
         <w:ind w:left="2160" w:hanging="360"/>
       </w:pPr>
       <w:rPr>
-        <w:rFonts w:ascii="Wingdings" w:hAnsi="Wingdings" w:hint="default"/>
+        <w:rFonts w:hint="default" w:ascii="Wingdings" w:hAnsi="Wingdings"/>
       </w:rPr>
     </w:lvl>
     <w:lvl w:ilvl="3" w:tplc="240A0001" w:tentative="1">
@@ -28401,7 +29313,7 @@
         <w:ind w:left="2880" w:hanging="360"/>
       </w:pPr>
       <w:rPr>
-        <w:rFonts w:ascii="Symbol" w:hAnsi="Symbol" w:hint="default"/>
+        <w:rFonts w:hint="default" w:ascii="Symbol" w:hAnsi="Symbol"/>
       </w:rPr>
     </w:lvl>
     <w:lvl w:ilvl="4" w:tplc="240A0003" w:tentative="1">
@@ -28413,7 +29325,7 @@
         <w:ind w:left="3600" w:hanging="360"/>
       </w:pPr>
       <w:rPr>
-        <w:rFonts w:ascii="Courier New" w:hAnsi="Courier New" w:cs="Courier New" w:hint="default"/>
+        <w:rFonts w:hint="default" w:ascii="Courier New" w:hAnsi="Courier New" w:cs="Courier New"/>
       </w:rPr>
     </w:lvl>
     <w:lvl w:ilvl="5" w:tplc="240A0005" w:tentative="1">
@@ -28425,7 +29337,7 @@
         <w:ind w:left="4320" w:hanging="360"/>
       </w:pPr>
       <w:rPr>
-        <w:rFonts w:ascii="Wingdings" w:hAnsi="Wingdings" w:hint="default"/>
+        <w:rFonts w:hint="default" w:ascii="Wingdings" w:hAnsi="Wingdings"/>
       </w:rPr>
     </w:lvl>
     <w:lvl w:ilvl="6" w:tplc="240A0001" w:tentative="1">
@@ -28437,7 +29349,7 @@
         <w:ind w:left="5040" w:hanging="360"/>
       </w:pPr>
       <w:rPr>
-        <w:rFonts w:ascii="Symbol" w:hAnsi="Symbol" w:hint="default"/>
+        <w:rFonts w:hint="default" w:ascii="Symbol" w:hAnsi="Symbol"/>
       </w:rPr>
     </w:lvl>
     <w:lvl w:ilvl="7" w:tplc="240A0003" w:tentative="1">
@@ -28449,7 +29361,7 @@
         <w:ind w:left="5760" w:hanging="360"/>
       </w:pPr>
       <w:rPr>
-        <w:rFonts w:ascii="Courier New" w:hAnsi="Courier New" w:cs="Courier New" w:hint="default"/>
+        <w:rFonts w:hint="default" w:ascii="Courier New" w:hAnsi="Courier New" w:cs="Courier New"/>
       </w:rPr>
     </w:lvl>
     <w:lvl w:ilvl="8" w:tplc="240A0005" w:tentative="1">
@@ -28461,7 +29373,7 @@
         <w:ind w:left="6480" w:hanging="360"/>
       </w:pPr>
       <w:rPr>
-        <w:rFonts w:ascii="Wingdings" w:hAnsi="Wingdings" w:hint="default"/>
+        <w:rFonts w:hint="default" w:ascii="Wingdings" w:hAnsi="Wingdings"/>
       </w:rPr>
     </w:lvl>
   </w:abstractNum>
@@ -28478,7 +29390,7 @@
         <w:ind w:left="720" w:hanging="360"/>
       </w:pPr>
       <w:rPr>
-        <w:rFonts w:ascii="Wingdings" w:hAnsi="Wingdings" w:hint="default"/>
+        <w:rFonts w:hint="default" w:ascii="Wingdings" w:hAnsi="Wingdings"/>
       </w:rPr>
     </w:lvl>
     <w:lvl w:ilvl="1" w:tplc="240A0003" w:tentative="1">
@@ -28490,7 +29402,7 @@
         <w:ind w:left="1440" w:hanging="360"/>
       </w:pPr>
       <w:rPr>
-        <w:rFonts w:ascii="Courier New" w:hAnsi="Courier New" w:cs="Courier New" w:hint="default"/>
+        <w:rFonts w:hint="default" w:ascii="Courier New" w:hAnsi="Courier New" w:cs="Courier New"/>
       </w:rPr>
     </w:lvl>
     <w:lvl w:ilvl="2" w:tplc="240A0005" w:tentative="1">
@@ -28502,7 +29414,7 @@
         <w:ind w:left="2160" w:hanging="360"/>
       </w:pPr>
       <w:rPr>
-        <w:rFonts w:ascii="Wingdings" w:hAnsi="Wingdings" w:hint="default"/>
+        <w:rFonts w:hint="default" w:ascii="Wingdings" w:hAnsi="Wingdings"/>
       </w:rPr>
     </w:lvl>
     <w:lvl w:ilvl="3" w:tplc="240A0001" w:tentative="1">
@@ -28514,7 +29426,7 @@
         <w:ind w:left="2880" w:hanging="360"/>
       </w:pPr>
       <w:rPr>
-        <w:rFonts w:ascii="Symbol" w:hAnsi="Symbol" w:hint="default"/>
+        <w:rFonts w:hint="default" w:ascii="Symbol" w:hAnsi="Symbol"/>
       </w:rPr>
     </w:lvl>
     <w:lvl w:ilvl="4" w:tplc="240A0003" w:tentative="1">
@@ -28526,7 +29438,7 @@
         <w:ind w:left="3600" w:hanging="360"/>
       </w:pPr>
       <w:rPr>
-        <w:rFonts w:ascii="Courier New" w:hAnsi="Courier New" w:cs="Courier New" w:hint="default"/>
+        <w:rFonts w:hint="default" w:ascii="Courier New" w:hAnsi="Courier New" w:cs="Courier New"/>
       </w:rPr>
     </w:lvl>
     <w:lvl w:ilvl="5" w:tplc="240A0005" w:tentative="1">
@@ -28538,7 +29450,7 @@
         <w:ind w:left="4320" w:hanging="360"/>
       </w:pPr>
       <w:rPr>
-        <w:rFonts w:ascii="Wingdings" w:hAnsi="Wingdings" w:hint="default"/>
+        <w:rFonts w:hint="default" w:ascii="Wingdings" w:hAnsi="Wingdings"/>
       </w:rPr>
     </w:lvl>
     <w:lvl w:ilvl="6" w:tplc="240A0001" w:tentative="1">
@@ -28550,7 +29462,7 @@
         <w:ind w:left="5040" w:hanging="360"/>
       </w:pPr>
       <w:rPr>
-        <w:rFonts w:ascii="Symbol" w:hAnsi="Symbol" w:hint="default"/>
+        <w:rFonts w:hint="default" w:ascii="Symbol" w:hAnsi="Symbol"/>
       </w:rPr>
     </w:lvl>
     <w:lvl w:ilvl="7" w:tplc="240A0003" w:tentative="1">
@@ -28562,7 +29474,7 @@
         <w:ind w:left="5760" w:hanging="360"/>
       </w:pPr>
       <w:rPr>
-        <w:rFonts w:ascii="Courier New" w:hAnsi="Courier New" w:cs="Courier New" w:hint="default"/>
+        <w:rFonts w:hint="default" w:ascii="Courier New" w:hAnsi="Courier New" w:cs="Courier New"/>
       </w:rPr>
     </w:lvl>
     <w:lvl w:ilvl="8" w:tplc="240A0005" w:tentative="1">
@@ -28574,143 +29486,143 @@
         <w:ind w:left="6480" w:hanging="360"/>
       </w:pPr>
       <w:rPr>
-        <w:rFonts w:ascii="Wingdings" w:hAnsi="Wingdings" w:hint="default"/>
+        <w:rFonts w:hint="default" w:ascii="Wingdings" w:hAnsi="Wingdings"/>
       </w:rPr>
     </w:lvl>
   </w:abstractNum>
-  <w:num w:numId="1" w16cid:durableId="942616098">
+  <w:num w:numId="1">
     <w:abstractNumId w:val="39"/>
   </w:num>
-  <w:num w:numId="2" w16cid:durableId="721175315">
+  <w:num w:numId="2">
     <w:abstractNumId w:val="24"/>
   </w:num>
-  <w:num w:numId="3" w16cid:durableId="910306637">
+  <w:num w:numId="3">
     <w:abstractNumId w:val="11"/>
   </w:num>
-  <w:num w:numId="4" w16cid:durableId="770317256">
+  <w:num w:numId="4">
     <w:abstractNumId w:val="26"/>
   </w:num>
-  <w:num w:numId="5" w16cid:durableId="123811266">
+  <w:num w:numId="5">
     <w:abstractNumId w:val="35"/>
   </w:num>
-  <w:num w:numId="6" w16cid:durableId="1193111276">
+  <w:num w:numId="6">
     <w:abstractNumId w:val="38"/>
   </w:num>
-  <w:num w:numId="7" w16cid:durableId="1684890387">
+  <w:num w:numId="7">
     <w:abstractNumId w:val="27"/>
   </w:num>
-  <w:num w:numId="8" w16cid:durableId="1089888001">
+  <w:num w:numId="8">
     <w:abstractNumId w:val="23"/>
   </w:num>
-  <w:num w:numId="9" w16cid:durableId="1334263597">
+  <w:num w:numId="9">
     <w:abstractNumId w:val="31"/>
   </w:num>
-  <w:num w:numId="10" w16cid:durableId="360857648">
+  <w:num w:numId="10">
     <w:abstractNumId w:val="10"/>
   </w:num>
-  <w:num w:numId="11" w16cid:durableId="1025328858">
+  <w:num w:numId="11">
     <w:abstractNumId w:val="6"/>
   </w:num>
-  <w:num w:numId="12" w16cid:durableId="576478553">
+  <w:num w:numId="12">
     <w:abstractNumId w:val="30"/>
   </w:num>
-  <w:num w:numId="13" w16cid:durableId="1244602841">
+  <w:num w:numId="13">
     <w:abstractNumId w:val="25"/>
   </w:num>
-  <w:num w:numId="14" w16cid:durableId="407920664">
+  <w:num w:numId="14">
     <w:abstractNumId w:val="41"/>
   </w:num>
-  <w:num w:numId="15" w16cid:durableId="875578065">
+  <w:num w:numId="15">
     <w:abstractNumId w:val="0"/>
   </w:num>
-  <w:num w:numId="16" w16cid:durableId="1053311305">
+  <w:num w:numId="16">
     <w:abstractNumId w:val="20"/>
   </w:num>
-  <w:num w:numId="17" w16cid:durableId="1147160865">
+  <w:num w:numId="17">
     <w:abstractNumId w:val="44"/>
   </w:num>
-  <w:num w:numId="18" w16cid:durableId="2125733338">
+  <w:num w:numId="18">
     <w:abstractNumId w:val="43"/>
   </w:num>
-  <w:num w:numId="19" w16cid:durableId="97919357">
+  <w:num w:numId="19">
     <w:abstractNumId w:val="8"/>
   </w:num>
-  <w:num w:numId="20" w16cid:durableId="244388569">
+  <w:num w:numId="20">
     <w:abstractNumId w:val="40"/>
   </w:num>
-  <w:num w:numId="21" w16cid:durableId="2099211812">
+  <w:num w:numId="21">
     <w:abstractNumId w:val="16"/>
   </w:num>
-  <w:num w:numId="22" w16cid:durableId="1481650478">
+  <w:num w:numId="22">
     <w:abstractNumId w:val="21"/>
   </w:num>
-  <w:num w:numId="23" w16cid:durableId="1597012620">
+  <w:num w:numId="23">
     <w:abstractNumId w:val="14"/>
   </w:num>
-  <w:num w:numId="24" w16cid:durableId="1220702873">
+  <w:num w:numId="24">
     <w:abstractNumId w:val="12"/>
   </w:num>
-  <w:num w:numId="25" w16cid:durableId="1546257870">
+  <w:num w:numId="25">
     <w:abstractNumId w:val="22"/>
   </w:num>
-  <w:num w:numId="26" w16cid:durableId="1885824170">
+  <w:num w:numId="26">
     <w:abstractNumId w:val="36"/>
   </w:num>
-  <w:num w:numId="27" w16cid:durableId="896208850">
+  <w:num w:numId="27">
     <w:abstractNumId w:val="37"/>
   </w:num>
-  <w:num w:numId="28" w16cid:durableId="869799369">
+  <w:num w:numId="28">
     <w:abstractNumId w:val="7"/>
   </w:num>
-  <w:num w:numId="29" w16cid:durableId="1352612968">
+  <w:num w:numId="29">
     <w:abstractNumId w:val="1"/>
   </w:num>
-  <w:num w:numId="30" w16cid:durableId="1942688805">
+  <w:num w:numId="30">
     <w:abstractNumId w:val="9"/>
   </w:num>
-  <w:num w:numId="31" w16cid:durableId="1457328669">
+  <w:num w:numId="31">
     <w:abstractNumId w:val="13"/>
   </w:num>
-  <w:num w:numId="32" w16cid:durableId="1823542301">
+  <w:num w:numId="32">
     <w:abstractNumId w:val="33"/>
   </w:num>
-  <w:num w:numId="33" w16cid:durableId="1041369093">
+  <w:num w:numId="33">
     <w:abstractNumId w:val="15"/>
   </w:num>
-  <w:num w:numId="34" w16cid:durableId="543757185">
+  <w:num w:numId="34">
     <w:abstractNumId w:val="18"/>
   </w:num>
-  <w:num w:numId="35" w16cid:durableId="884297403">
+  <w:num w:numId="35">
     <w:abstractNumId w:val="34"/>
   </w:num>
-  <w:num w:numId="36" w16cid:durableId="1115641371">
+  <w:num w:numId="36">
     <w:abstractNumId w:val="19"/>
   </w:num>
-  <w:num w:numId="37" w16cid:durableId="216362538">
+  <w:num w:numId="37">
     <w:abstractNumId w:val="42"/>
   </w:num>
-  <w:num w:numId="38" w16cid:durableId="99767334">
+  <w:num w:numId="38">
     <w:abstractNumId w:val="32"/>
   </w:num>
-  <w:num w:numId="39" w16cid:durableId="1943224207">
+  <w:num w:numId="39">
     <w:abstractNumId w:val="5"/>
   </w:num>
-  <w:num w:numId="40" w16cid:durableId="561791019">
+  <w:num w:numId="40">
     <w:abstractNumId w:val="29"/>
   </w:num>
-  <w:num w:numId="41" w16cid:durableId="13046316">
+  <w:num w:numId="41">
     <w:abstractNumId w:val="17"/>
   </w:num>
-  <w:num w:numId="42" w16cid:durableId="818575672">
+  <w:num w:numId="42">
     <w:abstractNumId w:val="4"/>
   </w:num>
-  <w:num w:numId="43" w16cid:durableId="973825325">
+  <w:num w:numId="43">
     <w:abstractNumId w:val="2"/>
   </w:num>
-  <w:num w:numId="44" w16cid:durableId="821241997">
+  <w:num w:numId="44">
     <w:abstractNumId w:val="3"/>
   </w:num>
-  <w:num w:numId="45" w16cid:durableId="1911039647">
+  <w:num w:numId="45">
     <w:abstractNumId w:val="28"/>
   </w:num>
   <w:numIdMacAtCleanup w:val="21"/>
@@ -28718,7 +29630,7 @@
 </file>
 
 <file path=word/people.xml><?xml version="1.0" encoding="utf-8"?>
-<w15:people xmlns:wpc="http://schemas.microsoft.com/office/word/2010/wordprocessingCanvas" xmlns:cx="http://schemas.microsoft.com/office/drawing/2014/chartex" xmlns:cx1="http://schemas.microsoft.com/office/drawing/2015/9/8/chartex" xmlns:cx2="http://schemas.microsoft.com/office/drawing/2015/10/21/chartex" xmlns:cx3="http://schemas.microsoft.com/office/drawing/2016/5/9/chartex" xmlns:cx4="http://schemas.microsoft.com/office/drawing/2016/5/10/chartex" xmlns:cx5="http://schemas.microsoft.com/office/drawing/2016/5/11/chartex" xmlns:cx6="http://schemas.microsoft.com/office/drawing/2016/5/12/chartex" xmlns:cx7="http://schemas.microsoft.com/office/drawing/2016/5/13/chartex" xmlns:cx8="http://schemas.microsoft.com/office/drawing/2016/5/14/chartex" xmlns:mc="http://schemas.openxmlformats.org/markup-compatibility/2006" xmlns:aink="http://schemas.microsoft.com/office/drawing/2016/ink" xmlns:am3d="http://schemas.microsoft.com/office/drawing/2017/model3d" xmlns:o="urn:schemas-microsoft-com:office:office" xmlns:oel="http://schemas.microsoft.com/office/2019/extlst" xmlns:r="http://schemas.openxmlformats.org/officeDocument/2006/relationships" xmlns:m="http://schemas.openxmlformats.org/officeDocument/2006/math" xmlns:v="urn:schemas-microsoft-com:vml" xmlns:wp14="http://schemas.microsoft.com/office/word/2010/wordprocessingDrawing" xmlns:wp="http://schemas.openxmlformats.org/drawingml/2006/wordprocessingDrawing" xmlns:w10="urn:schemas-microsoft-com:office:word" xmlns:w="http://schemas.openxmlformats.org/wordprocessingml/2006/main" xmlns:w14="http://schemas.microsoft.com/office/word/2010/wordml" xmlns:w15="http://schemas.microsoft.com/office/word/2012/wordml" xmlns:w16cex="http://schemas.microsoft.com/office/word/2018/wordml/cex" xmlns:w16cid="http://schemas.microsoft.com/office/word/2016/wordml/cid" xmlns:w16="http://schemas.microsoft.com/office/word/2018/wordml" xmlns:w16du="http://schemas.microsoft.com/office/word/2023/wordml/word16du" xmlns:w16sdtdh="http://schemas.microsoft.com/office/word/2020/wordml/sdtdatahash" xmlns:w16sdtfl="http://schemas.microsoft.com/office/word/2024/wordml/sdtformatlock" xmlns:w16se="http://schemas.microsoft.com/office/word/2015/wordml/symex" xmlns:wpg="http://schemas.microsoft.com/office/word/2010/wordprocessingGroup" xmlns:wpi="http://schemas.microsoft.com/office/word/2010/wordprocessingInk" xmlns:wne="http://schemas.microsoft.com/office/word/2006/wordml" xmlns:wps="http://schemas.microsoft.com/office/word/2010/wordprocessingShape" mc:Ignorable="w14 w15 w16se w16cid w16 w16cex w16sdtdh w16sdtfl w16du wp14">
+<w15:people xmlns:wpc="http://schemas.microsoft.com/office/word/2010/wordprocessingCanvas" xmlns:cx="http://schemas.microsoft.com/office/drawing/2014/chartex" xmlns:cx1="http://schemas.microsoft.com/office/drawing/2015/9/8/chartex" xmlns:cx2="http://schemas.microsoft.com/office/drawing/2015/10/21/chartex" xmlns:cx3="http://schemas.microsoft.com/office/drawing/2016/5/9/chartex" xmlns:cx4="http://schemas.microsoft.com/office/drawing/2016/5/10/chartex" xmlns:cx5="http://schemas.microsoft.com/office/drawing/2016/5/11/chartex" xmlns:cx6="http://schemas.microsoft.com/office/drawing/2016/5/12/chartex" xmlns:cx7="http://schemas.microsoft.com/office/drawing/2016/5/13/chartex" xmlns:cx8="http://schemas.microsoft.com/office/drawing/2016/5/14/chartex" xmlns:mc="http://schemas.openxmlformats.org/markup-compatibility/2006" xmlns:aink="http://schemas.microsoft.com/office/drawing/2016/ink" xmlns:am3d="http://schemas.microsoft.com/office/drawing/2017/model3d" xmlns:o="urn:schemas-microsoft-com:office:office" xmlns:r="http://schemas.openxmlformats.org/officeDocument/2006/relationships" xmlns:m="http://schemas.openxmlformats.org/officeDocument/2006/math" xmlns:v="urn:schemas-microsoft-com:vml" xmlns:wp14="http://schemas.microsoft.com/office/word/2010/wordprocessingDrawing" xmlns:wp="http://schemas.openxmlformats.org/drawingml/2006/wordprocessingDrawing" xmlns:w10="urn:schemas-microsoft-com:office:word" xmlns:w="http://schemas.openxmlformats.org/wordprocessingml/2006/main" xmlns:w14="http://schemas.microsoft.com/office/word/2010/wordml" xmlns:w15="http://schemas.microsoft.com/office/word/2012/wordml" xmlns:w16cex="http://schemas.microsoft.com/office/word/2018/wordml/cex" xmlns:w16cid="http://schemas.microsoft.com/office/word/2016/wordml/cid" xmlns:w16="http://schemas.microsoft.com/office/word/2018/wordml" xmlns:w16sdtdh="http://schemas.microsoft.com/office/word/2020/wordml/sdtdatahash" xmlns:w16se="http://schemas.microsoft.com/office/word/2015/wordml/symex" xmlns:wpg="http://schemas.microsoft.com/office/word/2010/wordprocessingGroup" xmlns:wpi="http://schemas.microsoft.com/office/word/2010/wordprocessingInk" xmlns:wne="http://schemas.microsoft.com/office/word/2006/wordml" xmlns:wps="http://schemas.microsoft.com/office/word/2010/wordprocessingShape" mc:Ignorable="w14 w15 w16se w16cid w16 w16cex w16sdtdh wp14">
   <w15:person w15:author="Andrés Felipe Velandia Espitia">
     <w15:presenceInfo w15:providerId="Windows Live" w15:userId="c7056c470dc3b715"/>
   </w15:person>
@@ -28729,11 +29641,11 @@
 </file>
 
 <file path=word/styles.xml><?xml version="1.0" encoding="utf-8"?>
-<w:styles xmlns:mc="http://schemas.openxmlformats.org/markup-compatibility/2006" xmlns:r="http://schemas.openxmlformats.org/officeDocument/2006/relationships" xmlns:w="http://schemas.openxmlformats.org/wordprocessingml/2006/main" xmlns:w14="http://schemas.microsoft.com/office/word/2010/wordml" xmlns:w15="http://schemas.microsoft.com/office/word/2012/wordml" xmlns:w16cex="http://schemas.microsoft.com/office/word/2018/wordml/cex" xmlns:w16cid="http://schemas.microsoft.com/office/word/2016/wordml/cid" xmlns:w16="http://schemas.microsoft.com/office/word/2018/wordml" xmlns:w16du="http://schemas.microsoft.com/office/word/2023/wordml/word16du" xmlns:w16sdtdh="http://schemas.microsoft.com/office/word/2020/wordml/sdtdatahash" xmlns:w16sdtfl="http://schemas.microsoft.com/office/word/2024/wordml/sdtformatlock" xmlns:w16se="http://schemas.microsoft.com/office/word/2015/wordml/symex" mc:Ignorable="w14 w15 w16se w16cid w16 w16cex w16sdtdh w16sdtfl w16du">
+<w:styles xmlns:wp14="http://schemas.microsoft.com/office/word/2010/wordprocessingDrawing" xmlns:mc="http://schemas.openxmlformats.org/markup-compatibility/2006" xmlns:r="http://schemas.openxmlformats.org/officeDocument/2006/relationships" xmlns:w="http://schemas.openxmlformats.org/wordprocessingml/2006/main" xmlns:w14="http://schemas.microsoft.com/office/word/2010/wordml" xmlns:w15="http://schemas.microsoft.com/office/word/2012/wordml" xmlns:w16cex="http://schemas.microsoft.com/office/word/2018/wordml/cex" xmlns:w16cid="http://schemas.microsoft.com/office/word/2016/wordml/cid" xmlns:w16="http://schemas.microsoft.com/office/word/2018/wordml" xmlns:w16sdtdh="http://schemas.microsoft.com/office/word/2020/wordml/sdtdatahash" xmlns:w16se="http://schemas.microsoft.com/office/word/2015/wordml/symex" mc:Ignorable="w14 w15 w16se w16cid w16 w16cex w16sdtdh wp14">
   <w:docDefaults>
     <w:rPrDefault>
       <w:rPr>
-        <w:rFonts w:ascii="Arial" w:eastAsia="Arial" w:hAnsi="Arial" w:cs="Arial"/>
+        <w:rFonts w:ascii="Arial" w:hAnsi="Arial" w:eastAsia="Arial" w:cs="Arial"/>
         <w:sz w:val="22"/>
         <w:szCs w:val="22"/>
         <w:lang w:val="es-CO" w:eastAsia="es-CO" w:bidi="ar-SA"/>
@@ -28748,14 +29660,14 @@
   <w:latentStyles w:defLockedState="0" w:defUIPriority="99" w:defSemiHidden="0" w:defUnhideWhenUsed="0" w:defQFormat="0" w:count="376">
     <w:lsdException w:name="Normal" w:uiPriority="0" w:qFormat="1"/>
     <w:lsdException w:name="heading 1" w:uiPriority="9" w:qFormat="1"/>
-    <w:lsdException w:name="heading 2" w:semiHidden="1" w:uiPriority="9" w:unhideWhenUsed="1" w:qFormat="1"/>
-    <w:lsdException w:name="heading 3" w:semiHidden="1" w:uiPriority="9" w:unhideWhenUsed="1" w:qFormat="1"/>
-    <w:lsdException w:name="heading 4" w:semiHidden="1" w:uiPriority="9" w:unhideWhenUsed="1" w:qFormat="1"/>
-    <w:lsdException w:name="heading 5" w:semiHidden="1" w:uiPriority="9" w:unhideWhenUsed="1" w:qFormat="1"/>
-    <w:lsdException w:name="heading 6" w:semiHidden="1" w:uiPriority="9" w:unhideWhenUsed="1" w:qFormat="1"/>
-    <w:lsdException w:name="heading 7" w:semiHidden="1" w:uiPriority="9" w:unhideWhenUsed="1" w:qFormat="1"/>
-    <w:lsdException w:name="heading 8" w:semiHidden="1" w:uiPriority="9" w:unhideWhenUsed="1" w:qFormat="1"/>
-    <w:lsdException w:name="heading 9" w:semiHidden="1" w:uiPriority="9" w:unhideWhenUsed="1" w:qFormat="1"/>
+    <w:lsdException w:name="heading 2" w:uiPriority="9" w:semiHidden="1" w:unhideWhenUsed="1" w:qFormat="1"/>
+    <w:lsdException w:name="heading 3" w:uiPriority="9" w:semiHidden="1" w:unhideWhenUsed="1" w:qFormat="1"/>
+    <w:lsdException w:name="heading 4" w:uiPriority="9" w:semiHidden="1" w:unhideWhenUsed="1" w:qFormat="1"/>
+    <w:lsdException w:name="heading 5" w:uiPriority="9" w:semiHidden="1" w:unhideWhenUsed="1" w:qFormat="1"/>
+    <w:lsdException w:name="heading 6" w:uiPriority="9" w:semiHidden="1" w:unhideWhenUsed="1" w:qFormat="1"/>
+    <w:lsdException w:name="heading 7" w:uiPriority="9" w:semiHidden="1" w:unhideWhenUsed="1" w:qFormat="1"/>
+    <w:lsdException w:name="heading 8" w:uiPriority="9" w:semiHidden="1" w:unhideWhenUsed="1" w:qFormat="1"/>
+    <w:lsdException w:name="heading 9" w:uiPriority="9" w:semiHidden="1" w:unhideWhenUsed="1" w:qFormat="1"/>
     <w:lsdException w:name="index 1" w:semiHidden="1" w:unhideWhenUsed="1"/>
     <w:lsdException w:name="index 2" w:semiHidden="1" w:unhideWhenUsed="1"/>
     <w:lsdException w:name="index 3" w:semiHidden="1" w:unhideWhenUsed="1"/>
@@ -28765,22 +29677,22 @@
     <w:lsdException w:name="index 7" w:semiHidden="1" w:unhideWhenUsed="1"/>
     <w:lsdException w:name="index 8" w:semiHidden="1" w:unhideWhenUsed="1"/>
     <w:lsdException w:name="index 9" w:semiHidden="1" w:unhideWhenUsed="1"/>
-    <w:lsdException w:name="toc 1" w:semiHidden="1" w:uiPriority="39" w:unhideWhenUsed="1"/>
-    <w:lsdException w:name="toc 2" w:semiHidden="1" w:uiPriority="39" w:unhideWhenUsed="1"/>
-    <w:lsdException w:name="toc 3" w:semiHidden="1" w:uiPriority="39" w:unhideWhenUsed="1"/>
-    <w:lsdException w:name="toc 4" w:semiHidden="1" w:uiPriority="39" w:unhideWhenUsed="1"/>
-    <w:lsdException w:name="toc 5" w:semiHidden="1" w:uiPriority="39" w:unhideWhenUsed="1"/>
-    <w:lsdException w:name="toc 6" w:semiHidden="1" w:uiPriority="39" w:unhideWhenUsed="1"/>
-    <w:lsdException w:name="toc 7" w:semiHidden="1" w:uiPriority="39" w:unhideWhenUsed="1"/>
-    <w:lsdException w:name="toc 8" w:semiHidden="1" w:uiPriority="39" w:unhideWhenUsed="1"/>
-    <w:lsdException w:name="toc 9" w:semiHidden="1" w:uiPriority="39" w:unhideWhenUsed="1"/>
+    <w:lsdException w:name="toc 1" w:uiPriority="39" w:semiHidden="1" w:unhideWhenUsed="1"/>
+    <w:lsdException w:name="toc 2" w:uiPriority="39" w:semiHidden="1" w:unhideWhenUsed="1"/>
+    <w:lsdException w:name="toc 3" w:uiPriority="39" w:semiHidden="1" w:unhideWhenUsed="1"/>
+    <w:lsdException w:name="toc 4" w:uiPriority="39" w:semiHidden="1" w:unhideWhenUsed="1"/>
+    <w:lsdException w:name="toc 5" w:uiPriority="39" w:semiHidden="1" w:unhideWhenUsed="1"/>
+    <w:lsdException w:name="toc 6" w:uiPriority="39" w:semiHidden="1" w:unhideWhenUsed="1"/>
+    <w:lsdException w:name="toc 7" w:uiPriority="39" w:semiHidden="1" w:unhideWhenUsed="1"/>
+    <w:lsdException w:name="toc 8" w:uiPriority="39" w:semiHidden="1" w:unhideWhenUsed="1"/>
+    <w:lsdException w:name="toc 9" w:uiPriority="39" w:semiHidden="1" w:unhideWhenUsed="1"/>
     <w:lsdException w:name="Normal Indent" w:semiHidden="1" w:unhideWhenUsed="1"/>
     <w:lsdException w:name="footnote text" w:semiHidden="1" w:unhideWhenUsed="1"/>
     <w:lsdException w:name="annotation text" w:semiHidden="1" w:unhideWhenUsed="1"/>
     <w:lsdException w:name="header" w:semiHidden="1" w:unhideWhenUsed="1"/>
     <w:lsdException w:name="footer" w:semiHidden="1" w:unhideWhenUsed="1"/>
     <w:lsdException w:name="index heading" w:semiHidden="1" w:unhideWhenUsed="1"/>
-    <w:lsdException w:name="caption" w:semiHidden="1" w:uiPriority="35" w:unhideWhenUsed="1" w:qFormat="1"/>
+    <w:lsdException w:name="caption" w:uiPriority="35" w:semiHidden="1" w:unhideWhenUsed="1" w:qFormat="1"/>
     <w:lsdException w:name="table of figures" w:semiHidden="1" w:unhideWhenUsed="1"/>
     <w:lsdException w:name="envelope address" w:semiHidden="1" w:unhideWhenUsed="1"/>
     <w:lsdException w:name="envelope return" w:semiHidden="1" w:unhideWhenUsed="1"/>
@@ -28811,8 +29723,8 @@
     <w:lsdException w:name="Title" w:uiPriority="10" w:qFormat="1"/>
     <w:lsdException w:name="Closing" w:semiHidden="1" w:unhideWhenUsed="1"/>
     <w:lsdException w:name="Signature" w:semiHidden="1" w:unhideWhenUsed="1"/>
-    <w:lsdException w:name="Default Paragraph Font" w:semiHidden="1" w:uiPriority="1" w:unhideWhenUsed="1"/>
-    <w:lsdException w:name="Body Text" w:semiHidden="1" w:uiPriority="1" w:unhideWhenUsed="1" w:qFormat="1"/>
+    <w:lsdException w:name="Default Paragraph Font" w:uiPriority="1" w:semiHidden="1" w:unhideWhenUsed="1"/>
+    <w:lsdException w:name="Body Text" w:uiPriority="1" w:semiHidden="1" w:unhideWhenUsed="1" w:qFormat="1"/>
     <w:lsdException w:name="Body Text Indent" w:semiHidden="1" w:unhideWhenUsed="1"/>
     <w:lsdException w:name="List Continue" w:semiHidden="1" w:unhideWhenUsed="1"/>
     <w:lsdException w:name="List Continue 2" w:semiHidden="1" w:unhideWhenUsed="1"/>
@@ -29011,8 +29923,8 @@
     <w:lsdException w:name="Subtle Reference" w:uiPriority="31" w:qFormat="1"/>
     <w:lsdException w:name="Intense Reference" w:uiPriority="32" w:qFormat="1"/>
     <w:lsdException w:name="Book Title" w:uiPriority="33" w:qFormat="1"/>
-    <w:lsdException w:name="Bibliography" w:semiHidden="1" w:uiPriority="37" w:unhideWhenUsed="1"/>
-    <w:lsdException w:name="TOC Heading" w:semiHidden="1" w:uiPriority="39" w:unhideWhenUsed="1" w:qFormat="1"/>
+    <w:lsdException w:name="Bibliography" w:uiPriority="37" w:semiHidden="1" w:unhideWhenUsed="1"/>
+    <w:lsdException w:name="TOC Heading" w:uiPriority="39" w:semiHidden="1" w:unhideWhenUsed="1" w:qFormat="1"/>
     <w:lsdException w:name="Plain Table 1" w:uiPriority="41"/>
     <w:lsdException w:name="Plain Table 2" w:uiPriority="42"/>
     <w:lsdException w:name="Plain Table 3" w:uiPriority="43"/>
@@ -29123,7 +30035,7 @@
     <w:lsdException w:name="Unresolved Mention" w:semiHidden="1" w:unhideWhenUsed="1"/>
     <w:lsdException w:name="Smart Link" w:semiHidden="1" w:unhideWhenUsed="1"/>
   </w:latentStyles>
-  <w:style w:type="paragraph" w:default="1" w:styleId="Normal">
+  <w:style w:type="paragraph" w:styleId="Normal" w:default="1">
     <w:name w:val="Normal"/>
     <w:qFormat/>
     <w:rsid w:val="00280F84"/>
@@ -29240,13 +30152,13 @@
       <w:color w:val="666666"/>
     </w:rPr>
   </w:style>
-  <w:style w:type="character" w:default="1" w:styleId="Fuentedeprrafopredeter">
+  <w:style w:type="character" w:styleId="Fuentedeprrafopredeter" w:default="1">
     <w:name w:val="Default Paragraph Font"/>
     <w:uiPriority w:val="1"/>
     <w:semiHidden/>
     <w:unhideWhenUsed/>
   </w:style>
-  <w:style w:type="table" w:default="1" w:styleId="Tablanormal">
+  <w:style w:type="table" w:styleId="Tablanormal" w:default="1">
     <w:name w:val="Normal Table"/>
     <w:uiPriority w:val="99"/>
     <w:semiHidden/>
@@ -29261,13 +30173,13 @@
       </w:tblCellMar>
     </w:tblPr>
   </w:style>
-  <w:style w:type="numbering" w:default="1" w:styleId="Sinlista">
+  <w:style w:type="numbering" w:styleId="Sinlista" w:default="1">
     <w:name w:val="No List"/>
     <w:uiPriority w:val="99"/>
     <w:semiHidden/>
     <w:unhideWhenUsed/>
   </w:style>
-  <w:style w:type="table" w:customStyle="1" w:styleId="TableNormal1">
+  <w:style w:type="table" w:styleId="TableNormal1" w:customStyle="1">
     <w:name w:val="Table Normal1"/>
     <w:tblPr>
       <w:tblCellMar>
@@ -29294,7 +30206,7 @@
       <w:szCs w:val="52"/>
     </w:rPr>
   </w:style>
-  <w:style w:type="table" w:customStyle="1" w:styleId="TableNormal2">
+  <w:style w:type="table" w:styleId="TableNormal2" w:customStyle="1">
     <w:name w:val="Table Normal2"/>
     <w:tblPr>
       <w:tblCellMar>
@@ -29322,7 +30234,7 @@
       <w:szCs w:val="30"/>
     </w:rPr>
   </w:style>
-  <w:style w:type="table" w:customStyle="1" w:styleId="a">
+  <w:style w:type="table" w:styleId="a" w:customStyle="1">
     <w:basedOn w:val="Tablanormal"/>
     <w:tblPr>
       <w:tblStyleRowBandSize w:val="1"/>
@@ -29335,7 +30247,7 @@
       </w:tblCellMar>
     </w:tblPr>
   </w:style>
-  <w:style w:type="table" w:customStyle="1" w:styleId="a0">
+  <w:style w:type="table" w:styleId="a0" w:customStyle="1">
     <w:basedOn w:val="Tablanormal"/>
     <w:tblPr>
       <w:tblStyleRowBandSize w:val="1"/>
@@ -29348,7 +30260,7 @@
       </w:tblCellMar>
     </w:tblPr>
   </w:style>
-  <w:style w:type="table" w:customStyle="1" w:styleId="a1">
+  <w:style w:type="table" w:styleId="a1" w:customStyle="1">
     <w:basedOn w:val="Tablanormal"/>
     <w:tblPr>
       <w:tblStyleRowBandSize w:val="1"/>
@@ -29371,12 +30283,12 @@
     </w:pPr>
     <w:tblPr>
       <w:tblBorders>
-        <w:top w:val="single" w:sz="4" w:space="0" w:color="auto"/>
-        <w:left w:val="single" w:sz="4" w:space="0" w:color="auto"/>
-        <w:bottom w:val="single" w:sz="4" w:space="0" w:color="auto"/>
-        <w:right w:val="single" w:sz="4" w:space="0" w:color="auto"/>
-        <w:insideH w:val="single" w:sz="4" w:space="0" w:color="auto"/>
-        <w:insideV w:val="single" w:sz="4" w:space="0" w:color="auto"/>
+        <w:top w:val="single" w:color="auto" w:sz="4" w:space="0"/>
+        <w:left w:val="single" w:color="auto" w:sz="4" w:space="0"/>
+        <w:bottom w:val="single" w:color="auto" w:sz="4" w:space="0"/>
+        <w:right w:val="single" w:color="auto" w:sz="4" w:space="0"/>
+        <w:insideH w:val="single" w:color="auto" w:sz="4" w:space="0"/>
+        <w:insideV w:val="single" w:color="auto" w:sz="4" w:space="0"/>
       </w:tblBorders>
     </w:tblPr>
   </w:style>
@@ -29395,7 +30307,7 @@
       <w:spacing w:line="240" w:lineRule="auto"/>
     </w:pPr>
   </w:style>
-  <w:style w:type="character" w:customStyle="1" w:styleId="EncabezadoCar">
+  <w:style w:type="character" w:styleId="EncabezadoCar" w:customStyle="1">
     <w:name w:val="Encabezado Car"/>
     <w:basedOn w:val="Fuentedeprrafopredeter"/>
     <w:link w:val="Encabezado"/>
@@ -29417,7 +30329,7 @@
       <w:spacing w:line="240" w:lineRule="auto"/>
     </w:pPr>
   </w:style>
-  <w:style w:type="character" w:customStyle="1" w:styleId="PiedepginaCar">
+  <w:style w:type="character" w:styleId="PiedepginaCar" w:customStyle="1">
     <w:name w:val="Pie de página Car"/>
     <w:basedOn w:val="Fuentedeprrafopredeter"/>
     <w:link w:val="Piedepgina"/>
@@ -29434,12 +30346,12 @@
       <w:spacing w:before="100" w:beforeAutospacing="1" w:after="100" w:afterAutospacing="1" w:line="240" w:lineRule="auto"/>
     </w:pPr>
     <w:rPr>
-      <w:rFonts w:ascii="Times New Roman" w:eastAsia="Times New Roman" w:hAnsi="Times New Roman" w:cs="Times New Roman"/>
+      <w:rFonts w:ascii="Times New Roman" w:hAnsi="Times New Roman" w:eastAsia="Times New Roman" w:cs="Times New Roman"/>
       <w:sz w:val="24"/>
       <w:szCs w:val="24"/>
     </w:rPr>
   </w:style>
-  <w:style w:type="character" w:customStyle="1" w:styleId="Listavistosa-nfasis1Car">
+  <w:style w:type="character" w:styleId="Listavistosa-nfasis1Car" w:customStyle="1">
     <w:name w:val="Lista vistosa - Énfasis 1 Car"/>
     <w:link w:val="Listavistosa-nfasis1"/>
     <w:uiPriority w:val="34"/>
@@ -29480,7 +30392,7 @@
       <w:tblPr/>
       <w:tcPr>
         <w:tcBorders>
-          <w:bottom w:val="single" w:sz="12" w:space="0" w:color="FFFFFF" w:themeColor="background1"/>
+          <w:bottom w:val="single" w:color="FFFFFF" w:themeColor="background1" w:sz="12" w:space="0"/>
         </w:tcBorders>
         <w:shd w:val="clear" w:color="auto" w:fill="9E3A38" w:themeFill="accent2" w:themeFillShade="CC"/>
       </w:tcPr>
@@ -29489,7 +30401,7 @@
       <w:tblPr/>
       <w:tcPr>
         <w:tcBorders>
-          <w:top w:val="single" w:sz="12" w:space="0" w:color="000000" w:themeColor="text1"/>
+          <w:top w:val="single" w:color="000000" w:themeColor="text1" w:sz="12" w:space="0"/>
         </w:tcBorders>
         <w:shd w:val="clear" w:color="auto" w:fill="FFFFFF" w:themeFill="background1"/>
       </w:tcPr>
@@ -29537,7 +30449,7 @@
       <w:u w:val="single"/>
     </w:rPr>
   </w:style>
-  <w:style w:type="character" w:customStyle="1" w:styleId="Mencinsinresolver1">
+  <w:style w:type="character" w:styleId="Mencinsinresolver1" w:customStyle="1">
     <w:name w:val="Mención sin resolver1"/>
     <w:basedOn w:val="Fuentedeprrafopredeter"/>
     <w:uiPriority w:val="99"/>
@@ -29578,7 +30490,7 @@
       <w:szCs w:val="18"/>
     </w:rPr>
   </w:style>
-  <w:style w:type="character" w:customStyle="1" w:styleId="TextodegloboCar">
+  <w:style w:type="character" w:styleId="TextodegloboCar" w:customStyle="1">
     <w:name w:val="Texto de globo Car"/>
     <w:basedOn w:val="Fuentedeprrafopredeter"/>
     <w:link w:val="Textodeglobo"/>
@@ -29619,7 +30531,7 @@
       <w:szCs w:val="20"/>
     </w:rPr>
   </w:style>
-  <w:style w:type="character" w:customStyle="1" w:styleId="TextocomentarioCar">
+  <w:style w:type="character" w:styleId="TextocomentarioCar" w:customStyle="1">
     <w:name w:val="Texto comentario Car"/>
     <w:basedOn w:val="Fuentedeprrafopredeter"/>
     <w:link w:val="Textocomentario"/>
@@ -29645,7 +30557,7 @@
       <w:bCs/>
     </w:rPr>
   </w:style>
-  <w:style w:type="character" w:customStyle="1" w:styleId="AsuntodelcomentarioCar">
+  <w:style w:type="character" w:styleId="AsuntodelcomentarioCar" w:customStyle="1">
     <w:name w:val="Asunto del comentario Car"/>
     <w:basedOn w:val="TextocomentarioCar"/>
     <w:link w:val="Asuntodelcomentario"/>
@@ -29659,7 +30571,7 @@
       <w:szCs w:val="20"/>
     </w:rPr>
   </w:style>
-  <w:style w:type="table" w:customStyle="1" w:styleId="a2">
+  <w:style w:type="table" w:styleId="a2" w:customStyle="1">
     <w:basedOn w:val="TableNormal2"/>
     <w:pPr>
       <w:spacing w:line="240" w:lineRule="auto"/>
@@ -29681,7 +30593,7 @@
       <w:shd w:val="clear" w:color="auto" w:fill="EDF2F8"/>
     </w:tcPr>
   </w:style>
-  <w:style w:type="table" w:customStyle="1" w:styleId="a3">
+  <w:style w:type="table" w:styleId="a3" w:customStyle="1">
     <w:basedOn w:val="TableNormal2"/>
     <w:pPr>
       <w:spacing w:line="240" w:lineRule="auto"/>
@@ -29703,7 +30615,7 @@
       <w:shd w:val="clear" w:color="auto" w:fill="EDF2F8"/>
     </w:tcPr>
   </w:style>
-  <w:style w:type="table" w:customStyle="1" w:styleId="a4">
+  <w:style w:type="table" w:styleId="a4" w:customStyle="1">
     <w:basedOn w:val="TableNormal2"/>
     <w:pPr>
       <w:spacing w:line="240" w:lineRule="auto"/>
@@ -29725,7 +30637,7 @@
       <w:shd w:val="clear" w:color="auto" w:fill="EDF2F8"/>
     </w:tcPr>
   </w:style>
-  <w:style w:type="table" w:customStyle="1" w:styleId="a5">
+  <w:style w:type="table" w:styleId="a5" w:customStyle="1">
     <w:basedOn w:val="TableNormal2"/>
     <w:pPr>
       <w:spacing w:line="240" w:lineRule="auto"/>
@@ -29747,7 +30659,7 @@
       <w:shd w:val="clear" w:color="auto" w:fill="EDF2F8"/>
     </w:tcPr>
   </w:style>
-  <w:style w:type="table" w:customStyle="1" w:styleId="a6">
+  <w:style w:type="table" w:styleId="a6" w:customStyle="1">
     <w:basedOn w:val="TableNormal2"/>
     <w:tblPr>
       <w:tblStyleRowBandSize w:val="1"/>
@@ -29758,7 +30670,7 @@
       </w:tblCellMar>
     </w:tblPr>
   </w:style>
-  <w:style w:type="table" w:customStyle="1" w:styleId="a7">
+  <w:style w:type="table" w:styleId="a7" w:customStyle="1">
     <w:basedOn w:val="TableNormal2"/>
     <w:tblPr>
       <w:tblStyleRowBandSize w:val="1"/>
@@ -29771,7 +30683,7 @@
       </w:tblCellMar>
     </w:tblPr>
   </w:style>
-  <w:style w:type="table" w:customStyle="1" w:styleId="a8">
+  <w:style w:type="table" w:styleId="a8" w:customStyle="1">
     <w:basedOn w:val="TableNormal2"/>
     <w:tblPr>
       <w:tblStyleRowBandSize w:val="1"/>
@@ -29784,7 +30696,7 @@
       </w:tblCellMar>
     </w:tblPr>
   </w:style>
-  <w:style w:type="table" w:customStyle="1" w:styleId="a9">
+  <w:style w:type="table" w:styleId="a9" w:customStyle="1">
     <w:basedOn w:val="TableNormal2"/>
     <w:tblPr>
       <w:tblStyleRowBandSize w:val="1"/>
@@ -29795,7 +30707,7 @@
       </w:tblCellMar>
     </w:tblPr>
   </w:style>
-  <w:style w:type="table" w:customStyle="1" w:styleId="aa">
+  <w:style w:type="table" w:styleId="aa" w:customStyle="1">
     <w:basedOn w:val="TableNormal2"/>
     <w:tblPr>
       <w:tblStyleRowBandSize w:val="1"/>
@@ -29806,7 +30718,7 @@
       </w:tblCellMar>
     </w:tblPr>
   </w:style>
-  <w:style w:type="table" w:customStyle="1" w:styleId="ab">
+  <w:style w:type="table" w:styleId="ab" w:customStyle="1">
     <w:basedOn w:val="TableNormal2"/>
     <w:pPr>
       <w:spacing w:line="240" w:lineRule="auto"/>
@@ -29828,7 +30740,7 @@
       <w:shd w:val="clear" w:color="auto" w:fill="EDF2F8"/>
     </w:tcPr>
   </w:style>
-  <w:style w:type="table" w:customStyle="1" w:styleId="ac">
+  <w:style w:type="table" w:styleId="ac" w:customStyle="1">
     <w:basedOn w:val="TableNormal2"/>
     <w:pPr>
       <w:spacing w:line="240" w:lineRule="auto"/>
@@ -29850,7 +30762,7 @@
       <w:shd w:val="clear" w:color="auto" w:fill="EDF2F8"/>
     </w:tcPr>
   </w:style>
-  <w:style w:type="table" w:customStyle="1" w:styleId="ad">
+  <w:style w:type="table" w:styleId="ad" w:customStyle="1">
     <w:basedOn w:val="TableNormal2"/>
     <w:pPr>
       <w:spacing w:line="240" w:lineRule="auto"/>
@@ -29872,7 +30784,7 @@
       <w:shd w:val="clear" w:color="auto" w:fill="EDF2F8"/>
     </w:tcPr>
   </w:style>
-  <w:style w:type="table" w:customStyle="1" w:styleId="ae">
+  <w:style w:type="table" w:styleId="ae" w:customStyle="1">
     <w:basedOn w:val="TableNormal2"/>
     <w:pPr>
       <w:spacing w:line="240" w:lineRule="auto"/>
@@ -29894,7 +30806,7 @@
       <w:shd w:val="clear" w:color="auto" w:fill="EDF2F8"/>
     </w:tcPr>
   </w:style>
-  <w:style w:type="table" w:customStyle="1" w:styleId="af">
+  <w:style w:type="table" w:styleId="af" w:customStyle="1">
     <w:basedOn w:val="TableNormal2"/>
     <w:pPr>
       <w:spacing w:line="240" w:lineRule="auto"/>
@@ -29916,7 +30828,7 @@
       <w:shd w:val="clear" w:color="auto" w:fill="EDF2F8"/>
     </w:tcPr>
   </w:style>
-  <w:style w:type="table" w:customStyle="1" w:styleId="af0">
+  <w:style w:type="table" w:styleId="af0" w:customStyle="1">
     <w:basedOn w:val="TableNormal2"/>
     <w:pPr>
       <w:spacing w:line="240" w:lineRule="auto"/>
@@ -29938,7 +30850,7 @@
       <w:shd w:val="clear" w:color="auto" w:fill="EDF2F8"/>
     </w:tcPr>
   </w:style>
-  <w:style w:type="table" w:customStyle="1" w:styleId="af1">
+  <w:style w:type="table" w:styleId="af1" w:customStyle="1">
     <w:basedOn w:val="TableNormal2"/>
     <w:pPr>
       <w:spacing w:line="240" w:lineRule="auto"/>
@@ -29960,7 +30872,7 @@
       <w:shd w:val="clear" w:color="auto" w:fill="EDF2F8"/>
     </w:tcPr>
   </w:style>
-  <w:style w:type="table" w:customStyle="1" w:styleId="af2">
+  <w:style w:type="table" w:styleId="af2" w:customStyle="1">
     <w:basedOn w:val="TableNormal2"/>
     <w:pPr>
       <w:spacing w:line="240" w:lineRule="auto"/>
@@ -29982,7 +30894,7 @@
       <w:shd w:val="clear" w:color="auto" w:fill="EDF2F8"/>
     </w:tcPr>
   </w:style>
-  <w:style w:type="table" w:customStyle="1" w:styleId="af3">
+  <w:style w:type="table" w:styleId="af3" w:customStyle="1">
     <w:basedOn w:val="TableNormal2"/>
     <w:pPr>
       <w:spacing w:line="240" w:lineRule="auto"/>
@@ -30027,42 +30939,42 @@
       <w:bCs/>
     </w:rPr>
   </w:style>
-  <w:style w:type="character" w:customStyle="1" w:styleId="katex-mathml">
+  <w:style w:type="character" w:styleId="katex-mathml" w:customStyle="1">
     <w:name w:val="katex-mathml"/>
     <w:basedOn w:val="Fuentedeprrafopredeter"/>
     <w:rsid w:val="00DB7053"/>
   </w:style>
-  <w:style w:type="character" w:customStyle="1" w:styleId="mord">
+  <w:style w:type="character" w:styleId="mord" w:customStyle="1">
     <w:name w:val="mord"/>
     <w:basedOn w:val="Fuentedeprrafopredeter"/>
     <w:rsid w:val="00DB7053"/>
   </w:style>
-  <w:style w:type="character" w:customStyle="1" w:styleId="mrel">
+  <w:style w:type="character" w:styleId="mrel" w:customStyle="1">
     <w:name w:val="mrel"/>
     <w:basedOn w:val="Fuentedeprrafopredeter"/>
     <w:rsid w:val="00DB7053"/>
   </w:style>
-  <w:style w:type="character" w:customStyle="1" w:styleId="mbin">
+  <w:style w:type="character" w:styleId="mbin" w:customStyle="1">
     <w:name w:val="mbin"/>
     <w:basedOn w:val="Fuentedeprrafopredeter"/>
     <w:rsid w:val="00DB7053"/>
   </w:style>
-  <w:style w:type="character" w:customStyle="1" w:styleId="mopen">
+  <w:style w:type="character" w:styleId="mopen" w:customStyle="1">
     <w:name w:val="mopen"/>
     <w:basedOn w:val="Fuentedeprrafopredeter"/>
     <w:rsid w:val="00DB7053"/>
   </w:style>
-  <w:style w:type="character" w:customStyle="1" w:styleId="mpunct">
+  <w:style w:type="character" w:styleId="mpunct" w:customStyle="1">
     <w:name w:val="mpunct"/>
     <w:basedOn w:val="Fuentedeprrafopredeter"/>
     <w:rsid w:val="00DB7053"/>
   </w:style>
-  <w:style w:type="character" w:customStyle="1" w:styleId="mclose">
+  <w:style w:type="character" w:styleId="mclose" w:customStyle="1">
     <w:name w:val="mclose"/>
     <w:basedOn w:val="Fuentedeprrafopredeter"/>
     <w:rsid w:val="00DB7053"/>
   </w:style>
-  <w:style w:type="paragraph" w:customStyle="1" w:styleId="Normal0">
+  <w:style w:type="paragraph" w:styleId="Normal0" w:customStyle="1">
     <w:name w:val="Normal0"/>
     <w:qFormat/>
     <w:rsid w:val="00BA7132"/>
@@ -30084,18 +30996,18 @@
       <w:spacing w:line="240" w:lineRule="auto"/>
     </w:pPr>
     <w:rPr>
-      <w:rFonts w:ascii="Arial MT" w:eastAsia="Arial MT" w:hAnsi="Arial MT" w:cs="Arial MT"/>
+      <w:rFonts w:ascii="Arial MT" w:hAnsi="Arial MT" w:eastAsia="Arial MT" w:cs="Arial MT"/>
       <w:lang w:val="es-ES" w:eastAsia="en-US"/>
     </w:rPr>
   </w:style>
-  <w:style w:type="character" w:customStyle="1" w:styleId="TextoindependienteCar">
+  <w:style w:type="character" w:styleId="TextoindependienteCar" w:customStyle="1">
     <w:name w:val="Texto independiente Car"/>
     <w:basedOn w:val="Fuentedeprrafopredeter"/>
     <w:link w:val="Textoindependiente"/>
     <w:uiPriority w:val="1"/>
     <w:rsid w:val="00167E35"/>
     <w:rPr>
-      <w:rFonts w:ascii="Arial MT" w:eastAsia="Arial MT" w:hAnsi="Arial MT" w:cs="Arial MT"/>
+      <w:rFonts w:ascii="Arial MT" w:hAnsi="Arial MT" w:eastAsia="Arial MT" w:cs="Arial MT"/>
       <w:lang w:val="es-ES" w:eastAsia="en-US"/>
     </w:rPr>
   </w:style>
@@ -30112,7 +31024,7 @@
       <w:outlineLvl w:val="9"/>
     </w:pPr>
     <w:rPr>
-      <w:rFonts w:asciiTheme="majorHAnsi" w:eastAsiaTheme="majorEastAsia" w:hAnsiTheme="majorHAnsi" w:cstheme="majorBidi"/>
+      <w:rFonts w:asciiTheme="majorHAnsi" w:hAnsiTheme="majorHAnsi" w:eastAsiaTheme="majorEastAsia" w:cstheme="majorBidi"/>
       <w:color w:val="365F91" w:themeColor="accent1" w:themeShade="BF"/>
       <w:sz w:val="32"/>
       <w:szCs w:val="32"/>
@@ -30154,22 +31066,22 @@
       <w:iCs/>
     </w:rPr>
   </w:style>
-  <w:style w:type="character" w:customStyle="1" w:styleId="normaltextrun">
+  <w:style w:type="character" w:styleId="normaltextrun" w:customStyle="1">
     <w:name w:val="normaltextrun"/>
     <w:basedOn w:val="Fuentedeprrafopredeter"/>
     <w:rsid w:val="00C95BB6"/>
   </w:style>
-  <w:style w:type="character" w:customStyle="1" w:styleId="eop">
+  <w:style w:type="character" w:styleId="eop" w:customStyle="1">
     <w:name w:val="eop"/>
     <w:basedOn w:val="Fuentedeprrafopredeter"/>
     <w:rsid w:val="00C95BB6"/>
   </w:style>
-  <w:style w:type="character" w:customStyle="1" w:styleId="delimsizing">
+  <w:style w:type="character" w:styleId="delimsizing" w:customStyle="1">
     <w:name w:val="delimsizing"/>
     <w:basedOn w:val="Fuentedeprrafopredeter"/>
     <w:rsid w:val="007C5C5D"/>
   </w:style>
-  <w:style w:type="character" w:customStyle="1" w:styleId="vlist-s">
+  <w:style w:type="character" w:styleId="vlist-s" w:customStyle="1">
     <w:name w:val="vlist-s"/>
     <w:basedOn w:val="Fuentedeprrafopredeter"/>
     <w:rsid w:val="007C5C5D"/>
@@ -43181,10 +44093,32 @@
 </file>
 
 <file path=customXml/item1.xml><?xml version="1.0" encoding="utf-8"?>
-<b:Sources xmlns:b="http://schemas.openxmlformats.org/officeDocument/2006/bibliography" xmlns="http://schemas.openxmlformats.org/officeDocument/2006/bibliography" SelectedStyle="\APASixthEditionOfficeOnline.xsl" StyleName="APA" Version="6"/>
+<go:gDocsCustomXmlDataStorage xmlns:go="http://customooxmlschemas.google.com/" xmlns:r="http://schemas.openxmlformats.org/officeDocument/2006/relationships">
+  <go:docsCustomData xmlns:go="http://customooxmlschemas.google.com/" roundtripDataSignature="AMtx7mgVwfTnThMJ3osM2v0+q+LoagmeAQ==">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</go:docsCustomData>
+</go:gDocsCustomXmlDataStorage>
 </file>
 
 <file path=customXml/item2.xml><?xml version="1.0" encoding="utf-8"?>
+<p:properties xmlns:p="http://schemas.microsoft.com/office/2006/metadata/properties" xmlns:xsi="http://www.w3.org/2001/XMLSchema-instance" xmlns:pc="http://schemas.microsoft.com/office/infopath/2007/PartnerControls">
+  <documentManagement>
+    <TaxCatchAll xmlns="cb45339b-ced9-4d0d-8f64-77573914d53b" xsi:nil="true"/>
+    <lcf76f155ced4ddcb4097134ff3c332f xmlns="43a3ca16-9c26-4813-b83f-4aec9927b43f">
+      <Terms xmlns="http://schemas.microsoft.com/office/infopath/2007/PartnerControls"/>
+    </lcf76f155ced4ddcb4097134ff3c332f>
+  </documentManagement>
+</p:properties>
+</file>
+
+<file path=customXml/item3.xml><?xml version="1.0" encoding="utf-8"?>
+<?mso-contentType ?>
+<FormTemplates xmlns="http://schemas.microsoft.com/sharepoint/v3/contenttype/forms">
+  <Display>DocumentLibraryForm</Display>
+  <Edit>DocumentLibraryForm</Edit>
+  <New>DocumentLibraryForm</New>
+</FormTemplates>
+</file>
+
+<file path=customXml/item4.xml><?xml version="1.0" encoding="utf-8"?>
 <ct:contentTypeSchema xmlns:ct="http://schemas.microsoft.com/office/2006/metadata/contentType" xmlns:ma="http://schemas.microsoft.com/office/2006/metadata/properties/metaAttributes" ct:_="" ma:_="" ma:contentTypeName="Documento" ma:contentTypeID="0x01010049282E1EDBE9234EA9E6D38F720E265F" ma:contentTypeVersion="15" ma:contentTypeDescription="Crear nuevo documento." ma:contentTypeScope="" ma:versionID="b31c7aa9eaf043a08b87120b3c4916e3">
   <xsd:schema xmlns:xsd="http://www.w3.org/2001/XMLSchema" xmlns:xs="http://www.w3.org/2001/XMLSchema" xmlns:p="http://schemas.microsoft.com/office/2006/metadata/properties" xmlns:ns2="cb45339b-ced9-4d0d-8f64-77573914d53b" xmlns:ns3="43a3ca16-9c26-4813-b83f-4aec9927b43f" targetNamespace="http://schemas.microsoft.com/office/2006/metadata/properties" ma:root="true" ma:fieldsID="3533d065b04d75c457075bc55f1f5315" ns2:_="" ns3:_="">
     <xsd:import namespace="cb45339b-ced9-4d0d-8f64-77573914d53b"/>
@@ -43419,41 +44353,39 @@
 </ct:contentTypeSchema>
 </file>
 
-<file path=customXml/item3.xml><?xml version="1.0" encoding="utf-8"?>
-<?mso-contentType ?>
-<FormTemplates xmlns="http://schemas.microsoft.com/sharepoint/v3/contenttype/forms">
-  <Display>DocumentLibraryForm</Display>
-  <Edit>DocumentLibraryForm</Edit>
-  <New>DocumentLibraryForm</New>
-</FormTemplates>
-</file>
-
-<file path=customXml/item4.xml><?xml version="1.0" encoding="utf-8"?>
-<go:gDocsCustomXmlDataStorage xmlns:go="http://customooxmlschemas.google.com/" xmlns:r="http://schemas.openxmlformats.org/officeDocument/2006/relationships">
-  <go:docsCustomData xmlns:go="http://customooxmlschemas.google.com/" roundtripDataSignature="AMtx7mgVwfTnThMJ3osM2v0+q+LoagmeAQ==">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</go:docsCustomData>
-</go:gDocsCustomXmlDataStorage>
-</file>
-
 <file path=customXml/item5.xml><?xml version="1.0" encoding="utf-8"?>
-<p:properties xmlns:p="http://schemas.microsoft.com/office/2006/metadata/properties" xmlns:xsi="http://www.w3.org/2001/XMLSchema-instance" xmlns:pc="http://schemas.microsoft.com/office/infopath/2007/PartnerControls">
-  <documentManagement>
-    <TaxCatchAll xmlns="cb45339b-ced9-4d0d-8f64-77573914d53b" xsi:nil="true"/>
-    <lcf76f155ced4ddcb4097134ff3c332f xmlns="43a3ca16-9c26-4813-b83f-4aec9927b43f">
-      <Terms xmlns="http://schemas.microsoft.com/office/infopath/2007/PartnerControls"/>
-    </lcf76f155ced4ddcb4097134ff3c332f>
-  </documentManagement>
-</p:properties>
+<b:Sources xmlns:b="http://schemas.openxmlformats.org/officeDocument/2006/bibliography" xmlns="http://schemas.openxmlformats.org/officeDocument/2006/bibliography" SelectedStyle="\APASixthEditionOfficeOnline.xsl" StyleName="APA" Version="6"/>
 </file>
 
 <file path=customXml/itemProps1.xml><?xml version="1.0" encoding="utf-8"?>
-<ds:datastoreItem xmlns:ds="http://schemas.openxmlformats.org/officeDocument/2006/customXml" ds:itemID="{9F3693CE-B689-4060-8303-31F97C894614}">
+<ds:datastoreItem xmlns:ds="http://schemas.openxmlformats.org/officeDocument/2006/customXml" ds:itemID="{11111111-1234-1234-1234-123412341234}">
   <ds:schemaRefs>
-    <ds:schemaRef ds:uri="http://schemas.openxmlformats.org/officeDocument/2006/bibliography"/>
+    <ds:schemaRef ds:uri="http://customooxmlschemas.google.com/"/>
+    <ds:schemaRef ds:uri="http://schemas.openxmlformats.org/officeDocument/2006/relationships"/>
   </ds:schemaRefs>
 </ds:datastoreItem>
 </file>
 
 <file path=customXml/itemProps2.xml><?xml version="1.0" encoding="utf-8"?>
+<ds:datastoreItem xmlns:ds="http://schemas.openxmlformats.org/officeDocument/2006/customXml" ds:itemID="{F37F9110-465B-45DF-8B3C-CE0F643F750C}">
+  <ds:schemaRefs>
+    <ds:schemaRef ds:uri="http://schemas.microsoft.com/office/2006/metadata/properties"/>
+    <ds:schemaRef ds:uri="http://schemas.microsoft.com/office/infopath/2007/PartnerControls"/>
+    <ds:schemaRef ds:uri="cb45339b-ced9-4d0d-8f64-77573914d53b"/>
+    <ds:schemaRef ds:uri="43a3ca16-9c26-4813-b83f-4aec9927b43f"/>
+  </ds:schemaRefs>
+</ds:datastoreItem>
+</file>
+
+<file path=customXml/itemProps3.xml><?xml version="1.0" encoding="utf-8"?>
+<ds:datastoreItem xmlns:ds="http://schemas.openxmlformats.org/officeDocument/2006/customXml" ds:itemID="{7E446165-1B4B-4805-A1B6-93D4094688E3}">
+  <ds:schemaRefs>
+    <ds:schemaRef ds:uri="http://schemas.microsoft.com/sharepoint/v3/contenttype/forms"/>
+  </ds:schemaRefs>
+</ds:datastoreItem>
+</file>
+
+<file path=customXml/itemProps4.xml><?xml version="1.0" encoding="utf-8"?>
 <ds:datastoreItem xmlns:ds="http://schemas.openxmlformats.org/officeDocument/2006/customXml" ds:itemID="{ED6437D9-A551-4381-A4D8-61C9A3C28C16}">
   <ds:schemaRefs>
     <ds:schemaRef ds:uri="http://schemas.microsoft.com/office/2006/metadata/contentType"/>
@@ -43472,30 +44404,10 @@
 </ds:datastoreItem>
 </file>
 
-<file path=customXml/itemProps3.xml><?xml version="1.0" encoding="utf-8"?>
-<ds:datastoreItem xmlns:ds="http://schemas.openxmlformats.org/officeDocument/2006/customXml" ds:itemID="{7E446165-1B4B-4805-A1B6-93D4094688E3}">
+<file path=customXml/itemProps5.xml><?xml version="1.0" encoding="utf-8"?>
+<ds:datastoreItem xmlns:ds="http://schemas.openxmlformats.org/officeDocument/2006/customXml" ds:itemID="{9F3693CE-B689-4060-8303-31F97C894614}">
   <ds:schemaRefs>
-    <ds:schemaRef ds:uri="http://schemas.microsoft.com/sharepoint/v3/contenttype/forms"/>
-  </ds:schemaRefs>
-</ds:datastoreItem>
-</file>
-
-<file path=customXml/itemProps4.xml><?xml version="1.0" encoding="utf-8"?>
-<ds:datastoreItem xmlns:ds="http://schemas.openxmlformats.org/officeDocument/2006/customXml" ds:itemID="{11111111-1234-1234-1234-123412341234}">
-  <ds:schemaRefs>
-    <ds:schemaRef ds:uri="http://customooxmlschemas.google.com/"/>
-    <ds:schemaRef ds:uri="http://schemas.openxmlformats.org/officeDocument/2006/relationships"/>
-  </ds:schemaRefs>
-</ds:datastoreItem>
-</file>
-
-<file path=customXml/itemProps5.xml><?xml version="1.0" encoding="utf-8"?>
-<ds:datastoreItem xmlns:ds="http://schemas.openxmlformats.org/officeDocument/2006/customXml" ds:itemID="{F37F9110-465B-45DF-8B3C-CE0F643F750C}">
-  <ds:schemaRefs>
-    <ds:schemaRef ds:uri="http://schemas.microsoft.com/office/2006/metadata/properties"/>
-    <ds:schemaRef ds:uri="http://schemas.microsoft.com/office/infopath/2007/PartnerControls"/>
-    <ds:schemaRef ds:uri="cb45339b-ced9-4d0d-8f64-77573914d53b"/>
-    <ds:schemaRef ds:uri="43a3ca16-9c26-4813-b83f-4aec9927b43f"/>
+    <ds:schemaRef ds:uri="http://schemas.openxmlformats.org/officeDocument/2006/bibliography"/>
   </ds:schemaRefs>
 </ds:datastoreItem>
 </file>